--- a/lecNote/03_javaScript/0810.ch10_문서객체모델.docx
+++ b/lecNote/03_javaScript/0810.ch10_문서객체모델.docx
@@ -12,6 +12,7 @@
           <w:szCs w:val="36"/>
         </w:rPr>
       </w:pPr>
+      <w:proofErr w:type="spellStart"/>
       <w:r>
         <w:rPr>
           <w:rFonts w:ascii="HY헤드라인M" w:eastAsia="HY헤드라인M" w:hAnsi="HY헤드라인M"/>
@@ -28,8 +29,9 @@
           <w:sz w:val="36"/>
           <w:szCs w:val="36"/>
         </w:rPr>
-        <w:t xml:space="preserve">h </w:t>
-      </w:r>
+        <w:t>h</w:t>
+      </w:r>
+      <w:proofErr w:type="spellEnd"/>
       <w:r>
         <w:rPr>
           <w:rFonts w:ascii="HY헤드라인M" w:eastAsia="HY헤드라인M" w:hAnsi="HY헤드라인M" w:hint="eastAsia"/>
@@ -37,7 +39,7 @@
           <w:sz w:val="36"/>
           <w:szCs w:val="36"/>
         </w:rPr>
-        <w:t>10</w:t>
+        <w:t xml:space="preserve"> </w:t>
       </w:r>
       <w:r>
         <w:rPr>
@@ -46,7 +48,7 @@
           <w:sz w:val="36"/>
           <w:szCs w:val="36"/>
         </w:rPr>
-        <w:t xml:space="preserve"> </w:t>
+        <w:t>10</w:t>
       </w:r>
       <w:r>
         <w:rPr>
@@ -55,7 +57,7 @@
           <w:sz w:val="36"/>
           <w:szCs w:val="36"/>
         </w:rPr>
-        <w:t>문서</w:t>
+        <w:t xml:space="preserve"> </w:t>
       </w:r>
       <w:r>
         <w:rPr>
@@ -64,7 +66,7 @@
           <w:sz w:val="36"/>
           <w:szCs w:val="36"/>
         </w:rPr>
-        <w:t xml:space="preserve"> </w:t>
+        <w:t>문서</w:t>
       </w:r>
       <w:r>
         <w:rPr>
@@ -73,7 +75,7 @@
           <w:sz w:val="36"/>
           <w:szCs w:val="36"/>
         </w:rPr>
-        <w:t>객체</w:t>
+        <w:t xml:space="preserve"> </w:t>
       </w:r>
       <w:r>
         <w:rPr>
@@ -82,7 +84,7 @@
           <w:sz w:val="36"/>
           <w:szCs w:val="36"/>
         </w:rPr>
-        <w:t xml:space="preserve"> 모델</w:t>
+        <w:t>객체</w:t>
       </w:r>
       <w:r>
         <w:rPr>
@@ -91,7 +93,36 @@
           <w:sz w:val="36"/>
           <w:szCs w:val="36"/>
         </w:rPr>
-        <w:t>(Document Object Model : DOM)</w:t>
+        <w:t xml:space="preserve"> 모델</w:t>
+      </w:r>
+      <w:r>
+        <w:rPr>
+          <w:rFonts w:ascii="HY헤드라인M" w:eastAsia="HY헤드라인M" w:hAnsi="HY헤드라인M" w:hint="eastAsia"/>
+          <w:b/>
+          <w:sz w:val="36"/>
+          <w:szCs w:val="36"/>
+        </w:rPr>
+        <w:t xml:space="preserve">(Document Object </w:t>
+      </w:r>
+      <w:proofErr w:type="gramStart"/>
+      <w:r>
+        <w:rPr>
+          <w:rFonts w:ascii="HY헤드라인M" w:eastAsia="HY헤드라인M" w:hAnsi="HY헤드라인M" w:hint="eastAsia"/>
+          <w:b/>
+          <w:sz w:val="36"/>
+          <w:szCs w:val="36"/>
+        </w:rPr>
+        <w:t>Model :</w:t>
+      </w:r>
+      <w:proofErr w:type="gramEnd"/>
+      <w:r>
+        <w:rPr>
+          <w:rFonts w:ascii="HY헤드라인M" w:eastAsia="HY헤드라인M" w:hAnsi="HY헤드라인M" w:hint="eastAsia"/>
+          <w:b/>
+          <w:sz w:val="36"/>
+          <w:szCs w:val="36"/>
+        </w:rPr>
+        <w:t xml:space="preserve"> DOM)</w:t>
       </w:r>
     </w:p>
     <w:p>
@@ -153,15 +184,51 @@
           <w:b/>
           <w:szCs w:val="20"/>
         </w:rPr>
-        <w:t>문서 객체 모델과 관련된 용어 정리</w:t>
-      </w:r>
+        <w:t xml:space="preserve">문서 객체 모델과 관련된 용어 </w:t>
+      </w:r>
+      <w:proofErr w:type="gramStart"/>
       <w:r>
         <w:rPr>
           <w:rFonts w:hint="eastAsia"/>
-          <w:sz w:val="19"/>
-          <w:szCs w:val="19"/>
-        </w:rPr>
-        <w:t xml:space="preserve"> ; 태그, 문서객체, 노드</w:t>
+          <w:b/>
+          <w:szCs w:val="20"/>
+        </w:rPr>
+        <w:t>정리</w:t>
+      </w:r>
+      <w:r>
+        <w:rPr>
+          <w:rFonts w:hint="eastAsia"/>
+          <w:sz w:val="19"/>
+          <w:szCs w:val="19"/>
+        </w:rPr>
+        <w:t xml:space="preserve"> ;</w:t>
+      </w:r>
+      <w:proofErr w:type="gramEnd"/>
+      <w:r>
+        <w:rPr>
+          <w:rFonts w:hint="eastAsia"/>
+          <w:sz w:val="19"/>
+          <w:szCs w:val="19"/>
+        </w:rPr>
+        <w:t xml:space="preserve"> 태그, </w:t>
+      </w:r>
+      <w:proofErr w:type="spellStart"/>
+      <w:r>
+        <w:rPr>
+          <w:rFonts w:hint="eastAsia"/>
+          <w:sz w:val="19"/>
+          <w:szCs w:val="19"/>
+        </w:rPr>
+        <w:t>문서객체</w:t>
+      </w:r>
+      <w:proofErr w:type="spellEnd"/>
+      <w:r>
+        <w:rPr>
+          <w:rFonts w:hint="eastAsia"/>
+          <w:sz w:val="19"/>
+          <w:szCs w:val="19"/>
+        </w:rPr>
+        <w:t>, 노드</w:t>
       </w:r>
     </w:p>
     <w:p>
@@ -195,17 +262,17 @@
         <w:ind w:leftChars="400" w:left="800"/>
         <w:jc w:val="left"/>
         <w:rPr>
-          <w:rFonts w:ascii="돋움체" w:hAnsi="돋움체" w:cs="돋움체"/>
-          <w:color w:val="000000"/>
-          <w:kern w:val="0"/>
-          <w:sz w:val="19"/>
-          <w:szCs w:val="19"/>
-          <w:highlight w:val="white"/>
-        </w:rPr>
-      </w:pPr>
-      <w:r>
-        <w:rPr>
-          <w:rFonts w:ascii="돋움체" w:hAnsi="돋움체" w:cs="돋움체"/>
+          <w:rFonts w:ascii="돋움체" w:eastAsia="돋움체" w:hAnsi="돋움체" w:cs="돋움체"/>
+          <w:color w:val="000000"/>
+          <w:kern w:val="0"/>
+          <w:sz w:val="19"/>
+          <w:szCs w:val="19"/>
+          <w:highlight w:val="white"/>
+        </w:rPr>
+      </w:pPr>
+      <w:r>
+        <w:rPr>
+          <w:rFonts w:ascii="돋움체" w:eastAsia="돋움체" w:hAnsi="돋움체" w:cs="돋움체"/>
           <w:color w:val="0000FF"/>
           <w:kern w:val="0"/>
           <w:sz w:val="19"/>
@@ -216,7 +283,7 @@
       </w:r>
       <w:r>
         <w:rPr>
-          <w:rFonts w:ascii="돋움체" w:hAnsi="돋움체" w:cs="돋움체"/>
+          <w:rFonts w:ascii="돋움체" w:eastAsia="돋움체" w:hAnsi="돋움체" w:cs="돋움체"/>
           <w:color w:val="800000"/>
           <w:kern w:val="0"/>
           <w:sz w:val="19"/>
@@ -227,7 +294,7 @@
       </w:r>
       <w:r>
         <w:rPr>
-          <w:rFonts w:ascii="돋움체" w:hAnsi="돋움체" w:cs="돋움체"/>
+          <w:rFonts w:ascii="돋움체" w:eastAsia="돋움체" w:hAnsi="돋움체" w:cs="돋움체"/>
           <w:color w:val="000000"/>
           <w:kern w:val="0"/>
           <w:sz w:val="19"/>
@@ -236,9 +303,10 @@
         </w:rPr>
         <w:t xml:space="preserve"> </w:t>
       </w:r>
-      <w:r>
-        <w:rPr>
-          <w:rFonts w:ascii="돋움체" w:hAnsi="돋움체" w:cs="돋움체"/>
+      <w:proofErr w:type="spellStart"/>
+      <w:r>
+        <w:rPr>
+          <w:rFonts w:ascii="돋움체" w:eastAsia="돋움체" w:hAnsi="돋움체" w:cs="돋움체"/>
           <w:color w:val="FF0000"/>
           <w:kern w:val="0"/>
           <w:sz w:val="19"/>
@@ -247,20 +315,45 @@
         </w:rPr>
         <w:t>lang</w:t>
       </w:r>
-      <w:r>
-        <w:rPr>
-          <w:rFonts w:ascii="돋움체" w:hAnsi="돋움체" w:cs="돋움체"/>
-          <w:color w:val="0000FF"/>
-          <w:kern w:val="0"/>
-          <w:sz w:val="19"/>
-          <w:szCs w:val="19"/>
-          <w:highlight w:val="white"/>
-        </w:rPr>
-        <w:t>="en"</w:t>
-      </w:r>
-      <w:r>
-        <w:rPr>
-          <w:rFonts w:ascii="돋움체" w:hAnsi="돋움체" w:cs="돋움체"/>
+      <w:proofErr w:type="spellEnd"/>
+      <w:r>
+        <w:rPr>
+          <w:rFonts w:ascii="돋움체" w:eastAsia="돋움체" w:hAnsi="돋움체" w:cs="돋움체"/>
+          <w:color w:val="0000FF"/>
+          <w:kern w:val="0"/>
+          <w:sz w:val="19"/>
+          <w:szCs w:val="19"/>
+          <w:highlight w:val="white"/>
+        </w:rPr>
+        <w:t>="</w:t>
+      </w:r>
+      <w:proofErr w:type="spellStart"/>
+      <w:r>
+        <w:rPr>
+          <w:rFonts w:ascii="돋움체" w:eastAsia="돋움체" w:hAnsi="돋움체" w:cs="돋움체"/>
+          <w:color w:val="0000FF"/>
+          <w:kern w:val="0"/>
+          <w:sz w:val="19"/>
+          <w:szCs w:val="19"/>
+          <w:highlight w:val="white"/>
+        </w:rPr>
+        <w:t>en</w:t>
+      </w:r>
+      <w:proofErr w:type="spellEnd"/>
+      <w:r>
+        <w:rPr>
+          <w:rFonts w:ascii="돋움체" w:eastAsia="돋움체" w:hAnsi="돋움체" w:cs="돋움체"/>
+          <w:color w:val="0000FF"/>
+          <w:kern w:val="0"/>
+          <w:sz w:val="19"/>
+          <w:szCs w:val="19"/>
+          <w:highlight w:val="white"/>
+        </w:rPr>
+        <w:t>"</w:t>
+      </w:r>
+      <w:r>
+        <w:rPr>
+          <w:rFonts w:ascii="돋움체" w:eastAsia="돋움체" w:hAnsi="돋움체" w:cs="돋움체"/>
           <w:color w:val="000000"/>
           <w:kern w:val="0"/>
           <w:sz w:val="19"/>
@@ -269,9 +362,10 @@
         </w:rPr>
         <w:t xml:space="preserve"> </w:t>
       </w:r>
-      <w:r>
-        <w:rPr>
-          <w:rFonts w:ascii="돋움체" w:hAnsi="돋움체" w:cs="돋움체"/>
+      <w:proofErr w:type="spellStart"/>
+      <w:r>
+        <w:rPr>
+          <w:rFonts w:ascii="돋움체" w:eastAsia="돋움체" w:hAnsi="돋움체" w:cs="돋움체"/>
           <w:color w:val="FF0000"/>
           <w:kern w:val="0"/>
           <w:sz w:val="19"/>
@@ -280,9 +374,10 @@
         </w:rPr>
         <w:t>xmlns</w:t>
       </w:r>
-      <w:r>
-        <w:rPr>
-          <w:rFonts w:ascii="돋움체" w:hAnsi="돋움체" w:cs="돋움체"/>
+      <w:proofErr w:type="spellEnd"/>
+      <w:r>
+        <w:rPr>
+          <w:rFonts w:ascii="돋움체" w:eastAsia="돋움체" w:hAnsi="돋움체" w:cs="돋움체"/>
           <w:color w:val="0000FF"/>
           <w:kern w:val="0"/>
           <w:sz w:val="19"/>
@@ -300,17 +395,17 @@
         <w:ind w:leftChars="400" w:left="800"/>
         <w:jc w:val="left"/>
         <w:rPr>
-          <w:rFonts w:ascii="돋움체" w:hAnsi="돋움체" w:cs="돋움체"/>
-          <w:color w:val="000000"/>
-          <w:kern w:val="0"/>
-          <w:sz w:val="19"/>
-          <w:szCs w:val="19"/>
-          <w:highlight w:val="white"/>
-        </w:rPr>
-      </w:pPr>
-      <w:r>
-        <w:rPr>
-          <w:rFonts w:ascii="돋움체" w:hAnsi="돋움체" w:cs="돋움체"/>
+          <w:rFonts w:ascii="돋움체" w:eastAsia="돋움체" w:hAnsi="돋움체" w:cs="돋움체"/>
+          <w:color w:val="0000FF"/>
+          <w:kern w:val="0"/>
+          <w:sz w:val="19"/>
+          <w:szCs w:val="19"/>
+          <w:highlight w:val="white"/>
+        </w:rPr>
+      </w:pPr>
+      <w:r>
+        <w:rPr>
+          <w:rFonts w:ascii="돋움체" w:eastAsia="돋움체" w:hAnsi="돋움체" w:cs="돋움체"/>
           <w:color w:val="0000FF"/>
           <w:kern w:val="0"/>
           <w:sz w:val="19"/>
@@ -321,7 +416,7 @@
       </w:r>
       <w:r>
         <w:rPr>
-          <w:rFonts w:ascii="돋움체" w:hAnsi="돋움체" w:cs="돋움체"/>
+          <w:rFonts w:ascii="돋움체" w:eastAsia="돋움체" w:hAnsi="돋움체" w:cs="돋움체"/>
           <w:color w:val="800000"/>
           <w:kern w:val="0"/>
           <w:sz w:val="19"/>
@@ -332,7 +427,108 @@
       </w:r>
       <w:r>
         <w:rPr>
-          <w:rFonts w:ascii="돋움체" w:hAnsi="돋움체" w:cs="돋움체"/>
+          <w:rFonts w:ascii="돋움체" w:eastAsia="돋움체" w:hAnsi="돋움체" w:cs="돋움체"/>
+          <w:color w:val="0000FF"/>
+          <w:kern w:val="0"/>
+          <w:sz w:val="19"/>
+          <w:szCs w:val="19"/>
+          <w:highlight w:val="white"/>
+        </w:rPr>
+        <w:t>&gt;</w:t>
+      </w:r>
+    </w:p>
+    <w:p>
+      <w:pPr>
+        <w:wordWrap/>
+        <w:adjustRightInd w:val="0"/>
+        <w:spacing w:after="0" w:line="240" w:lineRule="auto"/>
+        <w:ind w:leftChars="400" w:left="800" w:firstLineChars="200" w:firstLine="380"/>
+        <w:jc w:val="left"/>
+        <w:rPr>
+          <w:rFonts w:ascii="돋움체" w:eastAsia="돋움체" w:hAnsi="돋움체" w:cs="돋움체" w:hint="eastAsia"/>
+          <w:color w:val="000000"/>
+          <w:kern w:val="0"/>
+          <w:sz w:val="19"/>
+          <w:szCs w:val="19"/>
+          <w:highlight w:val="white"/>
+        </w:rPr>
+      </w:pPr>
+      <w:bookmarkStart w:id="0" w:name="_GoBack"/>
+      <w:bookmarkEnd w:id="0"/>
+      <w:r>
+        <w:rPr>
+          <w:rFonts w:ascii="돋움체" w:eastAsia="돋움체" w:hAnsi="돋움체" w:cs="돋움체"/>
+          <w:color w:val="0000FF"/>
+          <w:kern w:val="0"/>
+          <w:sz w:val="19"/>
+          <w:szCs w:val="19"/>
+          <w:highlight w:val="white"/>
+        </w:rPr>
+        <w:t>&lt;</w:t>
+      </w:r>
+      <w:r>
+        <w:rPr>
+          <w:rFonts w:ascii="돋움체" w:eastAsia="돋움체" w:hAnsi="돋움체" w:cs="굴림"/>
+          <w:color w:val="116329"/>
+          <w:kern w:val="0"/>
+          <w:sz w:val="19"/>
+          <w:szCs w:val="19"/>
+        </w:rPr>
+        <w:t>met</w:t>
+      </w:r>
+      <w:r>
+        <w:rPr>
+          <w:rFonts w:ascii="돋움체" w:eastAsia="돋움체" w:hAnsi="돋움체" w:cs="굴림"/>
+          <w:color w:val="116329"/>
+          <w:kern w:val="0"/>
+          <w:sz w:val="19"/>
+          <w:szCs w:val="19"/>
+        </w:rPr>
+        <w:t>a</w:t>
+      </w:r>
+      <w:r>
+        <w:rPr>
+          <w:rFonts w:ascii="돋움체" w:eastAsia="돋움체" w:hAnsi="돋움체" w:cs="굴림"/>
+          <w:color w:val="202020"/>
+          <w:kern w:val="0"/>
+          <w:sz w:val="19"/>
+          <w:szCs w:val="19"/>
+        </w:rPr>
+        <w:t xml:space="preserve"> </w:t>
+      </w:r>
+      <w:r>
+        <w:rPr>
+          <w:rFonts w:ascii="돋움체" w:eastAsia="돋움체" w:hAnsi="돋움체" w:cs="굴림"/>
+          <w:color w:val="E50000"/>
+          <w:kern w:val="0"/>
+          <w:sz w:val="19"/>
+          <w:szCs w:val="19"/>
+        </w:rPr>
+        <w:t>charset</w:t>
+      </w:r>
+      <w:r>
+        <w:rPr>
+          <w:rFonts w:ascii="돋움체" w:eastAsia="돋움체" w:hAnsi="돋움체" w:cs="굴림"/>
+          <w:color w:val="202020"/>
+          <w:kern w:val="0"/>
+          <w:sz w:val="19"/>
+          <w:szCs w:val="19"/>
+        </w:rPr>
+        <w:t>=</w:t>
+      </w:r>
+      <w:r>
+        <w:rPr>
+          <w:rFonts w:ascii="돋움체" w:eastAsia="돋움체" w:hAnsi="돋움체" w:cs="굴림"/>
+          <w:color w:val="0000FF"/>
+          <w:kern w:val="0"/>
+          <w:sz w:val="19"/>
+          <w:szCs w:val="19"/>
+        </w:rPr>
+        <w:t>"utf-8"</w:t>
+      </w:r>
+      <w:r>
+        <w:rPr>
+          <w:rFonts w:ascii="돋움체" w:eastAsia="돋움체" w:hAnsi="돋움체" w:cs="돋움체"/>
           <w:color w:val="0000FF"/>
           <w:kern w:val="0"/>
           <w:sz w:val="19"/>
@@ -350,17 +546,17 @@
         <w:ind w:leftChars="400" w:left="800"/>
         <w:jc w:val="left"/>
         <w:rPr>
-          <w:rFonts w:ascii="돋움체" w:hAnsi="돋움체" w:cs="돋움체"/>
-          <w:color w:val="000000"/>
-          <w:kern w:val="0"/>
-          <w:sz w:val="19"/>
-          <w:szCs w:val="19"/>
-          <w:highlight w:val="white"/>
-        </w:rPr>
-      </w:pPr>
-      <w:r>
-        <w:rPr>
-          <w:rFonts w:ascii="돋움체" w:hAnsi="돋움체" w:cs="돋움체"/>
+          <w:rFonts w:ascii="돋움체" w:eastAsia="돋움체" w:hAnsi="돋움체" w:cs="돋움체"/>
+          <w:color w:val="000000"/>
+          <w:kern w:val="0"/>
+          <w:sz w:val="19"/>
+          <w:szCs w:val="19"/>
+          <w:highlight w:val="white"/>
+        </w:rPr>
+      </w:pPr>
+      <w:r>
+        <w:rPr>
+          <w:rFonts w:ascii="돋움체" w:eastAsia="돋움체" w:hAnsi="돋움체" w:cs="돋움체"/>
           <w:color w:val="000000"/>
           <w:kern w:val="0"/>
           <w:sz w:val="19"/>
@@ -371,7 +567,7 @@
       </w:r>
       <w:r>
         <w:rPr>
-          <w:rFonts w:ascii="돋움체" w:hAnsi="돋움체" w:cs="돋움체"/>
+          <w:rFonts w:ascii="돋움체" w:eastAsia="돋움체" w:hAnsi="돋움체" w:cs="돋움체"/>
           <w:color w:val="0000FF"/>
           <w:kern w:val="0"/>
           <w:sz w:val="19"/>
@@ -382,7 +578,7 @@
       </w:r>
       <w:r>
         <w:rPr>
-          <w:rFonts w:ascii="돋움체" w:hAnsi="돋움체" w:cs="돋움체"/>
+          <w:rFonts w:ascii="돋움체" w:eastAsia="돋움체" w:hAnsi="돋움체" w:cs="돋움체"/>
           <w:color w:val="800000"/>
           <w:kern w:val="0"/>
           <w:sz w:val="19"/>
@@ -393,7 +589,7 @@
       </w:r>
       <w:r>
         <w:rPr>
-          <w:rFonts w:ascii="돋움체" w:hAnsi="돋움체" w:cs="돋움체"/>
+          <w:rFonts w:ascii="돋움체" w:eastAsia="돋움체" w:hAnsi="돋움체" w:cs="돋움체"/>
           <w:color w:val="0000FF"/>
           <w:kern w:val="0"/>
           <w:sz w:val="19"/>
@@ -404,7 +600,7 @@
       </w:r>
       <w:r>
         <w:rPr>
-          <w:rFonts w:ascii="돋움체" w:hAnsi="돋움체" w:cs="돋움체"/>
+          <w:rFonts w:ascii="돋움체" w:eastAsia="돋움체" w:hAnsi="돋움체" w:cs="돋움체"/>
           <w:color w:val="000000"/>
           <w:kern w:val="0"/>
           <w:sz w:val="19"/>
@@ -415,7 +611,7 @@
       </w:r>
       <w:r>
         <w:rPr>
-          <w:rFonts w:ascii="돋움체" w:hAnsi="돋움체" w:cs="돋움체"/>
+          <w:rFonts w:ascii="돋움체" w:eastAsia="돋움체" w:hAnsi="돋움체" w:cs="돋움체"/>
           <w:color w:val="0000FF"/>
           <w:kern w:val="0"/>
           <w:sz w:val="19"/>
@@ -426,7 +622,7 @@
       </w:r>
       <w:r>
         <w:rPr>
-          <w:rFonts w:ascii="돋움체" w:hAnsi="돋움체" w:cs="돋움체"/>
+          <w:rFonts w:ascii="돋움체" w:eastAsia="돋움체" w:hAnsi="돋움체" w:cs="돋움체"/>
           <w:color w:val="800000"/>
           <w:kern w:val="0"/>
           <w:sz w:val="19"/>
@@ -437,7 +633,7 @@
       </w:r>
       <w:r>
         <w:rPr>
-          <w:rFonts w:ascii="돋움체" w:hAnsi="돋움체" w:cs="돋움체"/>
+          <w:rFonts w:ascii="돋움체" w:eastAsia="돋움체" w:hAnsi="돋움체" w:cs="돋움체"/>
           <w:color w:val="0000FF"/>
           <w:kern w:val="0"/>
           <w:sz w:val="19"/>
@@ -455,17 +651,17 @@
         <w:ind w:leftChars="400" w:left="800"/>
         <w:jc w:val="left"/>
         <w:rPr>
-          <w:rFonts w:ascii="돋움체" w:hAnsi="돋움체" w:cs="돋움체"/>
-          <w:color w:val="000000"/>
-          <w:kern w:val="0"/>
-          <w:sz w:val="19"/>
-          <w:szCs w:val="19"/>
-          <w:highlight w:val="white"/>
-        </w:rPr>
-      </w:pPr>
-      <w:r>
-        <w:rPr>
-          <w:rFonts w:ascii="돋움체" w:hAnsi="돋움체" w:cs="돋움체"/>
+          <w:rFonts w:ascii="돋움체" w:eastAsia="돋움체" w:hAnsi="돋움체" w:cs="돋움체"/>
+          <w:color w:val="000000"/>
+          <w:kern w:val="0"/>
+          <w:sz w:val="19"/>
+          <w:szCs w:val="19"/>
+          <w:highlight w:val="white"/>
+        </w:rPr>
+      </w:pPr>
+      <w:r>
+        <w:rPr>
+          <w:rFonts w:ascii="돋움체" w:eastAsia="돋움체" w:hAnsi="돋움체" w:cs="돋움체"/>
           <w:color w:val="0000FF"/>
           <w:kern w:val="0"/>
           <w:sz w:val="19"/>
@@ -476,7 +672,7 @@
       </w:r>
       <w:r>
         <w:rPr>
-          <w:rFonts w:ascii="돋움체" w:hAnsi="돋움체" w:cs="돋움체"/>
+          <w:rFonts w:ascii="돋움체" w:eastAsia="돋움체" w:hAnsi="돋움체" w:cs="돋움체"/>
           <w:color w:val="800000"/>
           <w:kern w:val="0"/>
           <w:sz w:val="19"/>
@@ -487,7 +683,7 @@
       </w:r>
       <w:r>
         <w:rPr>
-          <w:rFonts w:ascii="돋움체" w:hAnsi="돋움체" w:cs="돋움체"/>
+          <w:rFonts w:ascii="돋움체" w:eastAsia="돋움체" w:hAnsi="돋움체" w:cs="돋움체"/>
           <w:color w:val="0000FF"/>
           <w:kern w:val="0"/>
           <w:sz w:val="19"/>
@@ -505,17 +701,17 @@
         <w:ind w:leftChars="400" w:left="800"/>
         <w:jc w:val="left"/>
         <w:rPr>
-          <w:rFonts w:ascii="돋움체" w:hAnsi="돋움체" w:cs="돋움체"/>
-          <w:color w:val="000000"/>
-          <w:kern w:val="0"/>
-          <w:sz w:val="19"/>
-          <w:szCs w:val="19"/>
-          <w:highlight w:val="white"/>
-        </w:rPr>
-      </w:pPr>
-      <w:r>
-        <w:rPr>
-          <w:rFonts w:ascii="돋움체" w:hAnsi="돋움체" w:cs="돋움체"/>
+          <w:rFonts w:ascii="돋움체" w:eastAsia="돋움체" w:hAnsi="돋움체" w:cs="돋움체"/>
+          <w:color w:val="000000"/>
+          <w:kern w:val="0"/>
+          <w:sz w:val="19"/>
+          <w:szCs w:val="19"/>
+          <w:highlight w:val="white"/>
+        </w:rPr>
+      </w:pPr>
+      <w:r>
+        <w:rPr>
+          <w:rFonts w:ascii="돋움체" w:eastAsia="돋움체" w:hAnsi="돋움체" w:cs="돋움체"/>
           <w:color w:val="0000FF"/>
           <w:kern w:val="0"/>
           <w:sz w:val="19"/>
@@ -526,7 +722,7 @@
       </w:r>
       <w:r>
         <w:rPr>
-          <w:rFonts w:ascii="돋움체" w:hAnsi="돋움체" w:cs="돋움체"/>
+          <w:rFonts w:ascii="돋움체" w:eastAsia="돋움체" w:hAnsi="돋움체" w:cs="돋움체"/>
           <w:color w:val="800000"/>
           <w:kern w:val="0"/>
           <w:sz w:val="19"/>
@@ -537,7 +733,7 @@
       </w:r>
       <w:r>
         <w:rPr>
-          <w:rFonts w:ascii="돋움체" w:hAnsi="돋움체" w:cs="돋움체"/>
+          <w:rFonts w:ascii="돋움체" w:eastAsia="돋움체" w:hAnsi="돋움체" w:cs="돋움체"/>
           <w:color w:val="0000FF"/>
           <w:kern w:val="0"/>
           <w:sz w:val="19"/>
@@ -555,17 +751,17 @@
         <w:ind w:leftChars="400" w:left="800"/>
         <w:jc w:val="left"/>
         <w:rPr>
-          <w:rFonts w:ascii="돋움체" w:hAnsi="돋움체" w:cs="돋움체"/>
-          <w:color w:val="000000"/>
-          <w:kern w:val="0"/>
-          <w:sz w:val="19"/>
-          <w:szCs w:val="19"/>
-          <w:highlight w:val="white"/>
-        </w:rPr>
-      </w:pPr>
-      <w:r>
-        <w:rPr>
-          <w:rFonts w:ascii="돋움체" w:hAnsi="돋움체" w:cs="돋움체"/>
+          <w:rFonts w:ascii="돋움체" w:eastAsia="돋움체" w:hAnsi="돋움체" w:cs="돋움체"/>
+          <w:color w:val="000000"/>
+          <w:kern w:val="0"/>
+          <w:sz w:val="19"/>
+          <w:szCs w:val="19"/>
+          <w:highlight w:val="white"/>
+        </w:rPr>
+      </w:pPr>
+      <w:r>
+        <w:rPr>
+          <w:rFonts w:ascii="돋움체" w:eastAsia="돋움체" w:hAnsi="돋움체" w:cs="돋움체"/>
           <w:color w:val="000000"/>
           <w:kern w:val="0"/>
           <w:sz w:val="19"/>
@@ -576,7 +772,7 @@
       </w:r>
       <w:r>
         <w:rPr>
-          <w:rFonts w:ascii="돋움체" w:hAnsi="돋움체" w:cs="돋움체"/>
+          <w:rFonts w:ascii="돋움체" w:eastAsia="돋움체" w:hAnsi="돋움체" w:cs="돋움체"/>
           <w:color w:val="0000FF"/>
           <w:kern w:val="0"/>
           <w:sz w:val="19"/>
@@ -587,7 +783,7 @@
       </w:r>
       <w:r>
         <w:rPr>
-          <w:rFonts w:ascii="돋움체" w:hAnsi="돋움체" w:cs="돋움체"/>
+          <w:rFonts w:ascii="돋움체" w:eastAsia="돋움체" w:hAnsi="돋움체" w:cs="돋움체"/>
           <w:color w:val="800000"/>
           <w:kern w:val="0"/>
           <w:sz w:val="19"/>
@@ -598,7 +794,7 @@
       </w:r>
       <w:r>
         <w:rPr>
-          <w:rFonts w:ascii="돋움체" w:hAnsi="돋움체" w:cs="돋움체"/>
+          <w:rFonts w:ascii="돋움체" w:eastAsia="돋움체" w:hAnsi="돋움체" w:cs="돋움체"/>
           <w:color w:val="0000FF"/>
           <w:kern w:val="0"/>
           <w:sz w:val="19"/>
@@ -609,7 +805,7 @@
       </w:r>
       <w:r>
         <w:rPr>
-          <w:rFonts w:ascii="돋움체" w:hAnsi="돋움체" w:cs="돋움체"/>
+          <w:rFonts w:ascii="돋움체" w:eastAsia="돋움체" w:hAnsi="돋움체" w:cs="돋움체"/>
           <w:color w:val="000000"/>
           <w:kern w:val="0"/>
           <w:sz w:val="19"/>
@@ -620,7 +816,7 @@
       </w:r>
       <w:r>
         <w:rPr>
-          <w:rFonts w:ascii="돋움체" w:hAnsi="돋움체" w:cs="돋움체"/>
+          <w:rFonts w:ascii="돋움체" w:eastAsia="돋움체" w:hAnsi="돋움체" w:cs="돋움체"/>
           <w:color w:val="0000FF"/>
           <w:kern w:val="0"/>
           <w:sz w:val="19"/>
@@ -631,7 +827,7 @@
       </w:r>
       <w:r>
         <w:rPr>
-          <w:rFonts w:ascii="돋움체" w:hAnsi="돋움체" w:cs="돋움체"/>
+          <w:rFonts w:ascii="돋움체" w:eastAsia="돋움체" w:hAnsi="돋움체" w:cs="돋움체"/>
           <w:color w:val="800000"/>
           <w:kern w:val="0"/>
           <w:sz w:val="19"/>
@@ -642,7 +838,7 @@
       </w:r>
       <w:r>
         <w:rPr>
-          <w:rFonts w:ascii="돋움체" w:hAnsi="돋움체" w:cs="돋움체"/>
+          <w:rFonts w:ascii="돋움체" w:eastAsia="돋움체" w:hAnsi="돋움체" w:cs="돋움체"/>
           <w:color w:val="0000FF"/>
           <w:kern w:val="0"/>
           <w:sz w:val="19"/>
@@ -660,17 +856,17 @@
         <w:ind w:leftChars="400" w:left="800"/>
         <w:jc w:val="left"/>
         <w:rPr>
-          <w:rFonts w:ascii="돋움체" w:hAnsi="돋움체" w:cs="돋움체"/>
-          <w:color w:val="000000"/>
-          <w:kern w:val="0"/>
-          <w:sz w:val="19"/>
-          <w:szCs w:val="19"/>
-          <w:highlight w:val="white"/>
-        </w:rPr>
-      </w:pPr>
-      <w:r>
-        <w:rPr>
-          <w:rFonts w:ascii="돋움체" w:hAnsi="돋움체" w:cs="돋움체"/>
+          <w:rFonts w:ascii="돋움체" w:eastAsia="돋움체" w:hAnsi="돋움체" w:cs="돋움체"/>
+          <w:color w:val="000000"/>
+          <w:kern w:val="0"/>
+          <w:sz w:val="19"/>
+          <w:szCs w:val="19"/>
+          <w:highlight w:val="white"/>
+        </w:rPr>
+      </w:pPr>
+      <w:r>
+        <w:rPr>
+          <w:rFonts w:ascii="돋움체" w:eastAsia="돋움체" w:hAnsi="돋움체" w:cs="돋움체"/>
           <w:color w:val="000000"/>
           <w:kern w:val="0"/>
           <w:sz w:val="19"/>
@@ -681,7 +877,7 @@
       </w:r>
       <w:r>
         <w:rPr>
-          <w:rFonts w:ascii="돋움체" w:hAnsi="돋움체" w:cs="돋움체"/>
+          <w:rFonts w:ascii="돋움체" w:eastAsia="돋움체" w:hAnsi="돋움체" w:cs="돋움체"/>
           <w:color w:val="0000FF"/>
           <w:kern w:val="0"/>
           <w:sz w:val="19"/>
@@ -690,9 +886,10 @@
         </w:rPr>
         <w:t>&lt;</w:t>
       </w:r>
-      <w:r>
-        <w:rPr>
-          <w:rFonts w:ascii="돋움체" w:hAnsi="돋움체" w:cs="돋움체"/>
+      <w:proofErr w:type="spellStart"/>
+      <w:r>
+        <w:rPr>
+          <w:rFonts w:ascii="돋움체" w:eastAsia="돋움체" w:hAnsi="돋움체" w:cs="돋움체"/>
           <w:color w:val="800000"/>
           <w:kern w:val="0"/>
           <w:sz w:val="19"/>
@@ -701,9 +898,10 @@
         </w:rPr>
         <w:t>img</w:t>
       </w:r>
-      <w:r>
-        <w:rPr>
-          <w:rFonts w:ascii="돋움체" w:hAnsi="돋움체" w:cs="돋움체"/>
+      <w:proofErr w:type="spellEnd"/>
+      <w:r>
+        <w:rPr>
+          <w:rFonts w:ascii="돋움체" w:eastAsia="돋움체" w:hAnsi="돋움체" w:cs="돋움체"/>
           <w:color w:val="000000"/>
           <w:kern w:val="0"/>
           <w:sz w:val="19"/>
@@ -712,9 +910,10 @@
         </w:rPr>
         <w:t xml:space="preserve"> </w:t>
       </w:r>
-      <w:r>
-        <w:rPr>
-          <w:rFonts w:ascii="돋움체" w:hAnsi="돋움체" w:cs="돋움체"/>
+      <w:proofErr w:type="spellStart"/>
+      <w:r>
+        <w:rPr>
+          <w:rFonts w:ascii="돋움체" w:eastAsia="돋움체" w:hAnsi="돋움체" w:cs="돋움체"/>
           <w:color w:val="FF0000"/>
           <w:kern w:val="0"/>
           <w:sz w:val="19"/>
@@ -723,9 +922,10 @@
         </w:rPr>
         <w:t>src</w:t>
       </w:r>
-      <w:r>
-        <w:rPr>
-          <w:rFonts w:ascii="돋움체" w:hAnsi="돋움체" w:cs="돋움체"/>
+      <w:proofErr w:type="spellEnd"/>
+      <w:r>
+        <w:rPr>
+          <w:rFonts w:ascii="돋움체" w:eastAsia="돋움체" w:hAnsi="돋움체" w:cs="돋움체"/>
           <w:color w:val="0000FF"/>
           <w:kern w:val="0"/>
           <w:sz w:val="19"/>
@@ -734,20 +934,33 @@
         </w:rPr>
         <w:t>="</w:t>
       </w:r>
-      <w:r>
-        <w:rPr>
-          <w:rFonts w:ascii="돋움체" w:hAnsi="돋움체" w:cs="돋움체"/>
-          <w:color w:val="0000FF"/>
-          <w:kern w:val="0"/>
-          <w:sz w:val="19"/>
-          <w:szCs w:val="19"/>
-          <w:highlight w:val="white"/>
-        </w:rPr>
-        <w:t>img/orange.jpg"</w:t>
-      </w:r>
-      <w:r>
-        <w:rPr>
-          <w:rFonts w:ascii="돋움체" w:hAnsi="돋움체" w:cs="돋움체"/>
+      <w:proofErr w:type="spellStart"/>
+      <w:r>
+        <w:rPr>
+          <w:rFonts w:ascii="돋움체" w:eastAsia="돋움체" w:hAnsi="돋움체" w:cs="돋움체"/>
+          <w:color w:val="0000FF"/>
+          <w:kern w:val="0"/>
+          <w:sz w:val="19"/>
+          <w:szCs w:val="19"/>
+          <w:highlight w:val="white"/>
+        </w:rPr>
+        <w:t>img</w:t>
+      </w:r>
+      <w:proofErr w:type="spellEnd"/>
+      <w:r>
+        <w:rPr>
+          <w:rFonts w:ascii="돋움체" w:eastAsia="돋움체" w:hAnsi="돋움체" w:cs="돋움체"/>
+          <w:color w:val="0000FF"/>
+          <w:kern w:val="0"/>
+          <w:sz w:val="19"/>
+          <w:szCs w:val="19"/>
+          <w:highlight w:val="white"/>
+        </w:rPr>
+        <w:t>/orange.jpg"</w:t>
+      </w:r>
+      <w:r>
+        <w:rPr>
+          <w:rFonts w:ascii="돋움체" w:eastAsia="돋움체" w:hAnsi="돋움체" w:cs="돋움체"/>
           <w:color w:val="000000"/>
           <w:kern w:val="0"/>
           <w:sz w:val="19"/>
@@ -758,7 +971,7 @@
       </w:r>
       <w:r>
         <w:rPr>
-          <w:rFonts w:ascii="돋움체" w:hAnsi="돋움체" w:cs="돋움체"/>
+          <w:rFonts w:ascii="돋움체" w:eastAsia="돋움체" w:hAnsi="돋움체" w:cs="돋움체"/>
           <w:color w:val="FF0000"/>
           <w:kern w:val="0"/>
           <w:sz w:val="19"/>
@@ -769,40 +982,18 @@
       </w:r>
       <w:r>
         <w:rPr>
-          <w:rFonts w:ascii="돋움체" w:hAnsi="돋움체" w:cs="돋움체"/>
-          <w:color w:val="0000FF"/>
-          <w:kern w:val="0"/>
-          <w:sz w:val="19"/>
-          <w:szCs w:val="19"/>
-          <w:highlight w:val="white"/>
-        </w:rPr>
-        <w:t>="</w:t>
-      </w:r>
-      <w:r>
-        <w:rPr>
-          <w:rFonts w:ascii="돋움체" w:hAnsi="돋움체" w:cs="돋움체"/>
-          <w:color w:val="0000FF"/>
-          <w:kern w:val="0"/>
-          <w:sz w:val="19"/>
-          <w:szCs w:val="19"/>
-          <w:highlight w:val="white"/>
-        </w:rPr>
-        <w:t>오렌지</w:t>
-      </w:r>
-      <w:r>
-        <w:rPr>
-          <w:rFonts w:ascii="돋움체" w:hAnsi="돋움체" w:cs="돋움체"/>
-          <w:color w:val="0000FF"/>
-          <w:kern w:val="0"/>
-          <w:sz w:val="19"/>
-          <w:szCs w:val="19"/>
-          <w:highlight w:val="white"/>
-        </w:rPr>
-        <w:t>"</w:t>
-      </w:r>
-      <w:r>
-        <w:rPr>
-          <w:rFonts w:ascii="돋움체" w:hAnsi="돋움체" w:cs="돋움체"/>
+          <w:rFonts w:ascii="돋움체" w:eastAsia="돋움체" w:hAnsi="돋움체" w:cs="돋움체"/>
+          <w:color w:val="0000FF"/>
+          <w:kern w:val="0"/>
+          <w:sz w:val="19"/>
+          <w:szCs w:val="19"/>
+          <w:highlight w:val="white"/>
+        </w:rPr>
+        <w:t>="오렌지"</w:t>
+      </w:r>
+      <w:r>
+        <w:rPr>
+          <w:rFonts w:ascii="돋움체" w:eastAsia="돋움체" w:hAnsi="돋움체" w:cs="돋움체"/>
           <w:color w:val="000000"/>
           <w:kern w:val="0"/>
           <w:sz w:val="19"/>
@@ -813,7 +1004,7 @@
       </w:r>
       <w:r>
         <w:rPr>
-          <w:rFonts w:ascii="돋움체" w:hAnsi="돋움체" w:cs="돋움체"/>
+          <w:rFonts w:ascii="돋움체" w:eastAsia="돋움체" w:hAnsi="돋움체" w:cs="돋움체"/>
           <w:color w:val="0000FF"/>
           <w:kern w:val="0"/>
           <w:sz w:val="19"/>
@@ -831,17 +1022,17 @@
         <w:ind w:leftChars="400" w:left="800"/>
         <w:jc w:val="left"/>
         <w:rPr>
-          <w:rFonts w:ascii="돋움체" w:hAnsi="돋움체" w:cs="돋움체"/>
-          <w:color w:val="000000"/>
-          <w:kern w:val="0"/>
-          <w:sz w:val="19"/>
-          <w:szCs w:val="19"/>
-          <w:highlight w:val="white"/>
-        </w:rPr>
-      </w:pPr>
-      <w:r>
-        <w:rPr>
-          <w:rFonts w:ascii="돋움체" w:hAnsi="돋움체" w:cs="돋움체"/>
+          <w:rFonts w:ascii="돋움체" w:eastAsia="돋움체" w:hAnsi="돋움체" w:cs="돋움체"/>
+          <w:color w:val="000000"/>
+          <w:kern w:val="0"/>
+          <w:sz w:val="19"/>
+          <w:szCs w:val="19"/>
+          <w:highlight w:val="white"/>
+        </w:rPr>
+      </w:pPr>
+      <w:r>
+        <w:rPr>
+          <w:rFonts w:ascii="돋움체" w:eastAsia="돋움체" w:hAnsi="돋움체" w:cs="돋움체"/>
           <w:color w:val="0000FF"/>
           <w:kern w:val="0"/>
           <w:sz w:val="19"/>
@@ -852,7 +1043,7 @@
       </w:r>
       <w:r>
         <w:rPr>
-          <w:rFonts w:ascii="돋움체" w:hAnsi="돋움체" w:cs="돋움체"/>
+          <w:rFonts w:ascii="돋움체" w:eastAsia="돋움체" w:hAnsi="돋움체" w:cs="돋움체"/>
           <w:color w:val="800000"/>
           <w:kern w:val="0"/>
           <w:sz w:val="19"/>
@@ -863,7 +1054,7 @@
       </w:r>
       <w:r>
         <w:rPr>
-          <w:rFonts w:ascii="돋움체" w:hAnsi="돋움체" w:cs="돋움체"/>
+          <w:rFonts w:ascii="돋움체" w:eastAsia="돋움체" w:hAnsi="돋움체" w:cs="돋움체"/>
           <w:color w:val="0000FF"/>
           <w:kern w:val="0"/>
           <w:sz w:val="19"/>
@@ -875,19 +1066,19 @@
     </w:p>
     <w:p>
       <w:pPr>
-        <w:spacing w:after="0"/>
+        <w:spacing w:after="0" w:line="240" w:lineRule="auto"/>
         <w:ind w:leftChars="400" w:left="800"/>
         <w:rPr>
-          <w:rFonts w:ascii="돋움체" w:hAnsi="돋움체" w:cs="돋움체"/>
-          <w:color w:val="0000FF"/>
-          <w:kern w:val="0"/>
-          <w:sz w:val="19"/>
-          <w:szCs w:val="19"/>
-        </w:rPr>
-      </w:pPr>
-      <w:r>
-        <w:rPr>
-          <w:rFonts w:ascii="돋움체" w:hAnsi="돋움체" w:cs="돋움체"/>
+          <w:rFonts w:ascii="돋움체" w:eastAsia="돋움체" w:hAnsi="돋움체" w:cs="돋움체"/>
+          <w:color w:val="0000FF"/>
+          <w:kern w:val="0"/>
+          <w:sz w:val="19"/>
+          <w:szCs w:val="19"/>
+        </w:rPr>
+      </w:pPr>
+      <w:r>
+        <w:rPr>
+          <w:rFonts w:ascii="돋움체" w:eastAsia="돋움체" w:hAnsi="돋움체" w:cs="돋움체"/>
           <w:color w:val="0000FF"/>
           <w:kern w:val="0"/>
           <w:sz w:val="19"/>
@@ -898,7 +1089,7 @@
       </w:r>
       <w:r>
         <w:rPr>
-          <w:rFonts w:ascii="돋움체" w:hAnsi="돋움체" w:cs="돋움체"/>
+          <w:rFonts w:ascii="돋움체" w:eastAsia="돋움체" w:hAnsi="돋움체" w:cs="돋움체"/>
           <w:color w:val="800000"/>
           <w:kern w:val="0"/>
           <w:sz w:val="19"/>
@@ -909,7 +1100,7 @@
       </w:r>
       <w:r>
         <w:rPr>
-          <w:rFonts w:ascii="돋움체" w:hAnsi="돋움체" w:cs="돋움체"/>
+          <w:rFonts w:ascii="돋움체" w:eastAsia="돋움체" w:hAnsi="돋움체" w:cs="돋움체"/>
           <w:color w:val="0000FF"/>
           <w:kern w:val="0"/>
           <w:sz w:val="19"/>
@@ -946,7 +1137,25 @@
           <w:sz w:val="19"/>
           <w:szCs w:val="19"/>
         </w:rPr>
-        <w:t xml:space="preserve"> HTML 페이지를 아래와 같이 트리 모양의 문서 객체 모델로 나타낼 수 있고 각 요소를 노드라 부른다.</w:t>
+        <w:t xml:space="preserve"> HTML 페이지를 아래와 같이 트리 모양의 문서 객체 모델로 나타낼 수 있고 각 요소를 </w:t>
+      </w:r>
+      <w:proofErr w:type="spellStart"/>
+      <w:r>
+        <w:rPr>
+          <w:rFonts w:hint="eastAsia"/>
+          <w:sz w:val="19"/>
+          <w:szCs w:val="19"/>
+        </w:rPr>
+        <w:t>노드라</w:t>
+      </w:r>
+      <w:proofErr w:type="spellEnd"/>
+      <w:r>
+        <w:rPr>
+          <w:rFonts w:hint="eastAsia"/>
+          <w:sz w:val="19"/>
+          <w:szCs w:val="19"/>
+        </w:rPr>
+        <w:t xml:space="preserve"> 부른다.</w:t>
       </w:r>
     </w:p>
     <w:p>
@@ -1072,15 +1281,33 @@
           <w:sz w:val="19"/>
           <w:szCs w:val="19"/>
         </w:rPr>
-        <w:t>10.2 문서 객체 만들기(1)</w:t>
-      </w:r>
+        <w:t>10.2 문서 객체 만들기(1</w:t>
+      </w:r>
+      <w:proofErr w:type="gramStart"/>
       <w:r>
         <w:rPr>
           <w:rFonts w:hint="eastAsia"/>
           <w:sz w:val="19"/>
           <w:szCs w:val="19"/>
         </w:rPr>
-        <w:t xml:space="preserve"> ; 텍스트 노드를 갖는 문서 객체 만들기</w:t>
+        <w:t>)</w:t>
+      </w:r>
+      <w:r>
+        <w:rPr>
+          <w:rFonts w:hint="eastAsia"/>
+          <w:sz w:val="19"/>
+          <w:szCs w:val="19"/>
+        </w:rPr>
+        <w:t xml:space="preserve"> ;</w:t>
+      </w:r>
+      <w:proofErr w:type="gramEnd"/>
+      <w:r>
+        <w:rPr>
+          <w:rFonts w:hint="eastAsia"/>
+          <w:sz w:val="19"/>
+          <w:szCs w:val="19"/>
+        </w:rPr>
+        <w:t xml:space="preserve"> 텍스트 노드를 갖는 문서 객체 만들기</w:t>
       </w:r>
     </w:p>
     <w:p>
@@ -1367,7 +1594,33 @@
           <w:szCs w:val="19"/>
           <w:highlight w:val="white"/>
         </w:rPr>
-        <w:t xml:space="preserve">        window.onload = </w:t>
+        <w:t xml:space="preserve">        </w:t>
+      </w:r>
+      <w:proofErr w:type="spellStart"/>
+      <w:proofErr w:type="gramStart"/>
+      <w:r>
+        <w:rPr>
+          <w:rFonts w:ascii="돋움체" w:hAnsi="돋움체" w:cs="돋움체"/>
+          <w:color w:val="000000"/>
+          <w:kern w:val="0"/>
+          <w:sz w:val="19"/>
+          <w:szCs w:val="19"/>
+          <w:highlight w:val="white"/>
+        </w:rPr>
+        <w:t>window.onload</w:t>
+      </w:r>
+      <w:proofErr w:type="spellEnd"/>
+      <w:proofErr w:type="gramEnd"/>
+      <w:r>
+        <w:rPr>
+          <w:rFonts w:ascii="돋움체" w:hAnsi="돋움체" w:cs="돋움체"/>
+          <w:color w:val="000000"/>
+          <w:kern w:val="0"/>
+          <w:sz w:val="19"/>
+          <w:szCs w:val="19"/>
+          <w:highlight w:val="white"/>
+        </w:rPr>
+        <w:t xml:space="preserve"> = </w:t>
       </w:r>
       <w:r>
         <w:rPr>
@@ -1489,6 +1742,7 @@
         </w:rPr>
         <w:t xml:space="preserve">            </w:t>
       </w:r>
+      <w:proofErr w:type="spellStart"/>
       <w:r>
         <w:rPr>
           <w:rFonts w:ascii="돋움체" w:hAnsi="돋움체" w:cs="돋움체"/>
@@ -1500,16 +1754,43 @@
         </w:rPr>
         <w:t>var</w:t>
       </w:r>
-      <w:r>
-        <w:rPr>
-          <w:rFonts w:ascii="돋움체" w:hAnsi="돋움체" w:cs="돋움체"/>
-          <w:color w:val="000000"/>
-          <w:kern w:val="0"/>
-          <w:sz w:val="19"/>
-          <w:szCs w:val="19"/>
-          <w:highlight w:val="white"/>
-        </w:rPr>
-        <w:t xml:space="preserve"> header = document.createElement(</w:t>
+      <w:proofErr w:type="spellEnd"/>
+      <w:r>
+        <w:rPr>
+          <w:rFonts w:ascii="돋움체" w:hAnsi="돋움체" w:cs="돋움체"/>
+          <w:color w:val="000000"/>
+          <w:kern w:val="0"/>
+          <w:sz w:val="19"/>
+          <w:szCs w:val="19"/>
+          <w:highlight w:val="white"/>
+        </w:rPr>
+        <w:t xml:space="preserve"> header = </w:t>
+      </w:r>
+      <w:proofErr w:type="spellStart"/>
+      <w:proofErr w:type="gramStart"/>
+      <w:r>
+        <w:rPr>
+          <w:rFonts w:ascii="돋움체" w:hAnsi="돋움체" w:cs="돋움체"/>
+          <w:color w:val="000000"/>
+          <w:kern w:val="0"/>
+          <w:sz w:val="19"/>
+          <w:szCs w:val="19"/>
+          <w:highlight w:val="white"/>
+        </w:rPr>
+        <w:t>document.createElement</w:t>
+      </w:r>
+      <w:proofErr w:type="spellEnd"/>
+      <w:proofErr w:type="gramEnd"/>
+      <w:r>
+        <w:rPr>
+          <w:rFonts w:ascii="돋움체" w:hAnsi="돋움체" w:cs="돋움체"/>
+          <w:color w:val="000000"/>
+          <w:kern w:val="0"/>
+          <w:sz w:val="19"/>
+          <w:szCs w:val="19"/>
+          <w:highlight w:val="white"/>
+        </w:rPr>
+        <w:t>(</w:t>
       </w:r>
       <w:r>
         <w:rPr>
@@ -1560,6 +1841,7 @@
         </w:rPr>
         <w:t xml:space="preserve">            </w:t>
       </w:r>
+      <w:proofErr w:type="spellStart"/>
       <w:r>
         <w:rPr>
           <w:rFonts w:ascii="돋움체" w:hAnsi="돋움체" w:cs="돋움체"/>
@@ -1571,16 +1853,67 @@
         </w:rPr>
         <w:t>var</w:t>
       </w:r>
-      <w:r>
-        <w:rPr>
-          <w:rFonts w:ascii="돋움체" w:hAnsi="돋움체" w:cs="돋움체"/>
-          <w:color w:val="000000"/>
-          <w:kern w:val="0"/>
-          <w:sz w:val="19"/>
-          <w:szCs w:val="19"/>
-          <w:highlight w:val="white"/>
-        </w:rPr>
-        <w:t xml:space="preserve"> textNode = document.createTextNode(</w:t>
+      <w:proofErr w:type="spellEnd"/>
+      <w:r>
+        <w:rPr>
+          <w:rFonts w:ascii="돋움체" w:hAnsi="돋움체" w:cs="돋움체"/>
+          <w:color w:val="000000"/>
+          <w:kern w:val="0"/>
+          <w:sz w:val="19"/>
+          <w:szCs w:val="19"/>
+          <w:highlight w:val="white"/>
+        </w:rPr>
+        <w:t xml:space="preserve"> </w:t>
+      </w:r>
+      <w:proofErr w:type="spellStart"/>
+      <w:r>
+        <w:rPr>
+          <w:rFonts w:ascii="돋움체" w:hAnsi="돋움체" w:cs="돋움체"/>
+          <w:color w:val="000000"/>
+          <w:kern w:val="0"/>
+          <w:sz w:val="19"/>
+          <w:szCs w:val="19"/>
+          <w:highlight w:val="white"/>
+        </w:rPr>
+        <w:t>textNode</w:t>
+      </w:r>
+      <w:proofErr w:type="spellEnd"/>
+      <w:r>
+        <w:rPr>
+          <w:rFonts w:ascii="돋움체" w:hAnsi="돋움체" w:cs="돋움체"/>
+          <w:color w:val="000000"/>
+          <w:kern w:val="0"/>
+          <w:sz w:val="19"/>
+          <w:szCs w:val="19"/>
+          <w:highlight w:val="white"/>
+        </w:rPr>
+        <w:t xml:space="preserve"> = </w:t>
+      </w:r>
+      <w:proofErr w:type="spellStart"/>
+      <w:proofErr w:type="gramStart"/>
+      <w:r>
+        <w:rPr>
+          <w:rFonts w:ascii="돋움체" w:hAnsi="돋움체" w:cs="돋움체"/>
+          <w:color w:val="000000"/>
+          <w:kern w:val="0"/>
+          <w:sz w:val="19"/>
+          <w:szCs w:val="19"/>
+          <w:highlight w:val="white"/>
+        </w:rPr>
+        <w:t>document.createTextNode</w:t>
+      </w:r>
+      <w:proofErr w:type="spellEnd"/>
+      <w:proofErr w:type="gramEnd"/>
+      <w:r>
+        <w:rPr>
+          <w:rFonts w:ascii="돋움체" w:hAnsi="돋움체" w:cs="돋움체"/>
+          <w:color w:val="000000"/>
+          <w:kern w:val="0"/>
+          <w:sz w:val="19"/>
+          <w:szCs w:val="19"/>
+          <w:highlight w:val="white"/>
+        </w:rPr>
+        <w:t>(</w:t>
       </w:r>
       <w:r>
         <w:rPr>
@@ -1701,7 +2034,57 @@
           <w:highlight w:val="white"/>
         </w:rPr>
         <w:lastRenderedPageBreak/>
-        <w:t xml:space="preserve">            header.appendChild(textNode);</w:t>
+        <w:t xml:space="preserve">            </w:t>
+      </w:r>
+      <w:proofErr w:type="spellStart"/>
+      <w:proofErr w:type="gramStart"/>
+      <w:r>
+        <w:rPr>
+          <w:rFonts w:ascii="돋움체" w:hAnsi="돋움체" w:cs="돋움체"/>
+          <w:color w:val="000000"/>
+          <w:kern w:val="0"/>
+          <w:sz w:val="19"/>
+          <w:szCs w:val="19"/>
+          <w:highlight w:val="white"/>
+        </w:rPr>
+        <w:t>header.appendChild</w:t>
+      </w:r>
+      <w:proofErr w:type="spellEnd"/>
+      <w:proofErr w:type="gramEnd"/>
+      <w:r>
+        <w:rPr>
+          <w:rFonts w:ascii="돋움체" w:hAnsi="돋움체" w:cs="돋움체"/>
+          <w:color w:val="000000"/>
+          <w:kern w:val="0"/>
+          <w:sz w:val="19"/>
+          <w:szCs w:val="19"/>
+          <w:highlight w:val="white"/>
+        </w:rPr>
+        <w:t>(</w:t>
+      </w:r>
+      <w:proofErr w:type="spellStart"/>
+      <w:r>
+        <w:rPr>
+          <w:rFonts w:ascii="돋움체" w:hAnsi="돋움체" w:cs="돋움체"/>
+          <w:color w:val="000000"/>
+          <w:kern w:val="0"/>
+          <w:sz w:val="19"/>
+          <w:szCs w:val="19"/>
+          <w:highlight w:val="white"/>
+        </w:rPr>
+        <w:t>textNode</w:t>
+      </w:r>
+      <w:proofErr w:type="spellEnd"/>
+      <w:r>
+        <w:rPr>
+          <w:rFonts w:ascii="돋움체" w:hAnsi="돋움체" w:cs="돋움체"/>
+          <w:color w:val="000000"/>
+          <w:kern w:val="0"/>
+          <w:sz w:val="19"/>
+          <w:szCs w:val="19"/>
+          <w:highlight w:val="white"/>
+        </w:rPr>
+        <w:t>);</w:t>
       </w:r>
     </w:p>
     <w:p>
@@ -1728,7 +2111,44 @@
           <w:szCs w:val="19"/>
           <w:highlight w:val="white"/>
         </w:rPr>
-        <w:t xml:space="preserve">            document.body.appendChild(header);</w:t>
+        <w:t xml:space="preserve">            </w:t>
+      </w:r>
+      <w:proofErr w:type="spellStart"/>
+      <w:proofErr w:type="gramStart"/>
+      <w:r>
+        <w:rPr>
+          <w:rFonts w:ascii="돋움체" w:hAnsi="돋움체" w:cs="돋움체"/>
+          <w:color w:val="000000"/>
+          <w:kern w:val="0"/>
+          <w:sz w:val="19"/>
+          <w:szCs w:val="19"/>
+          <w:highlight w:val="white"/>
+        </w:rPr>
+        <w:t>document.body</w:t>
+      </w:r>
+      <w:proofErr w:type="gramEnd"/>
+      <w:r>
+        <w:rPr>
+          <w:rFonts w:ascii="돋움체" w:hAnsi="돋움체" w:cs="돋움체"/>
+          <w:color w:val="000000"/>
+          <w:kern w:val="0"/>
+          <w:sz w:val="19"/>
+          <w:szCs w:val="19"/>
+          <w:highlight w:val="white"/>
+        </w:rPr>
+        <w:t>.appendChild</w:t>
+      </w:r>
+      <w:proofErr w:type="spellEnd"/>
+      <w:r>
+        <w:rPr>
+          <w:rFonts w:ascii="돋움체" w:hAnsi="돋움체" w:cs="돋움체"/>
+          <w:color w:val="000000"/>
+          <w:kern w:val="0"/>
+          <w:sz w:val="19"/>
+          <w:szCs w:val="19"/>
+          <w:highlight w:val="white"/>
+        </w:rPr>
+        <w:t>(header);</w:t>
       </w:r>
     </w:p>
     <w:p>
@@ -1825,15 +2245,33 @@
           <w:sz w:val="19"/>
           <w:szCs w:val="19"/>
         </w:rPr>
-        <w:t>10.3 문서 객체 만들기(2)</w:t>
-      </w:r>
+        <w:t>10.3 문서 객체 만들기(2</w:t>
+      </w:r>
+      <w:proofErr w:type="gramStart"/>
       <w:r>
         <w:rPr>
           <w:rFonts w:hint="eastAsia"/>
           <w:sz w:val="19"/>
           <w:szCs w:val="19"/>
         </w:rPr>
-        <w:t xml:space="preserve"> ; 텍스트 노드를 갖지 않는 문서 객체 만들기</w:t>
+        <w:t>)</w:t>
+      </w:r>
+      <w:r>
+        <w:rPr>
+          <w:rFonts w:hint="eastAsia"/>
+          <w:sz w:val="19"/>
+          <w:szCs w:val="19"/>
+        </w:rPr>
+        <w:t xml:space="preserve"> ;</w:t>
+      </w:r>
+      <w:proofErr w:type="gramEnd"/>
+      <w:r>
+        <w:rPr>
+          <w:rFonts w:hint="eastAsia"/>
+          <w:sz w:val="19"/>
+          <w:szCs w:val="19"/>
+        </w:rPr>
+        <w:t xml:space="preserve"> 텍스트 노드를 갖지 않는 문서 객체 만들기</w:t>
       </w:r>
     </w:p>
     <w:p>
@@ -1910,7 +2348,33 @@
           <w:szCs w:val="19"/>
           <w:highlight w:val="white"/>
         </w:rPr>
-        <w:t xml:space="preserve">        window.onload = </w:t>
+        <w:t xml:space="preserve">        </w:t>
+      </w:r>
+      <w:proofErr w:type="spellStart"/>
+      <w:proofErr w:type="gramStart"/>
+      <w:r>
+        <w:rPr>
+          <w:rFonts w:ascii="돋움체" w:hAnsi="돋움체" w:cs="돋움체"/>
+          <w:color w:val="000000"/>
+          <w:kern w:val="0"/>
+          <w:sz w:val="19"/>
+          <w:szCs w:val="19"/>
+          <w:highlight w:val="white"/>
+        </w:rPr>
+        <w:t>window.onload</w:t>
+      </w:r>
+      <w:proofErr w:type="spellEnd"/>
+      <w:proofErr w:type="gramEnd"/>
+      <w:r>
+        <w:rPr>
+          <w:rFonts w:ascii="돋움체" w:hAnsi="돋움체" w:cs="돋움체"/>
+          <w:color w:val="000000"/>
+          <w:kern w:val="0"/>
+          <w:sz w:val="19"/>
+          <w:szCs w:val="19"/>
+          <w:highlight w:val="white"/>
+        </w:rPr>
+        <w:t xml:space="preserve"> = </w:t>
       </w:r>
       <w:r>
         <w:rPr>
@@ -2032,6 +2496,7 @@
         </w:rPr>
         <w:t xml:space="preserve">            </w:t>
       </w:r>
+      <w:proofErr w:type="spellStart"/>
       <w:r>
         <w:rPr>
           <w:rFonts w:ascii="돋움체" w:hAnsi="돋움체" w:cs="돋움체"/>
@@ -2043,16 +2508,67 @@
         </w:rPr>
         <w:t>var</w:t>
       </w:r>
-      <w:r>
-        <w:rPr>
-          <w:rFonts w:ascii="돋움체" w:hAnsi="돋움체" w:cs="돋움체"/>
-          <w:color w:val="000000"/>
-          <w:kern w:val="0"/>
-          <w:sz w:val="19"/>
-          <w:szCs w:val="19"/>
-          <w:highlight w:val="white"/>
-        </w:rPr>
-        <w:t xml:space="preserve"> img = document.createElement(</w:t>
+      <w:proofErr w:type="spellEnd"/>
+      <w:r>
+        <w:rPr>
+          <w:rFonts w:ascii="돋움체" w:hAnsi="돋움체" w:cs="돋움체"/>
+          <w:color w:val="000000"/>
+          <w:kern w:val="0"/>
+          <w:sz w:val="19"/>
+          <w:szCs w:val="19"/>
+          <w:highlight w:val="white"/>
+        </w:rPr>
+        <w:t xml:space="preserve"> </w:t>
+      </w:r>
+      <w:proofErr w:type="spellStart"/>
+      <w:r>
+        <w:rPr>
+          <w:rFonts w:ascii="돋움체" w:hAnsi="돋움체" w:cs="돋움체"/>
+          <w:color w:val="000000"/>
+          <w:kern w:val="0"/>
+          <w:sz w:val="19"/>
+          <w:szCs w:val="19"/>
+          <w:highlight w:val="white"/>
+        </w:rPr>
+        <w:t>img</w:t>
+      </w:r>
+      <w:proofErr w:type="spellEnd"/>
+      <w:r>
+        <w:rPr>
+          <w:rFonts w:ascii="돋움체" w:hAnsi="돋움체" w:cs="돋움체"/>
+          <w:color w:val="000000"/>
+          <w:kern w:val="0"/>
+          <w:sz w:val="19"/>
+          <w:szCs w:val="19"/>
+          <w:highlight w:val="white"/>
+        </w:rPr>
+        <w:t xml:space="preserve"> = </w:t>
+      </w:r>
+      <w:proofErr w:type="spellStart"/>
+      <w:proofErr w:type="gramStart"/>
+      <w:r>
+        <w:rPr>
+          <w:rFonts w:ascii="돋움체" w:hAnsi="돋움체" w:cs="돋움체"/>
+          <w:color w:val="000000"/>
+          <w:kern w:val="0"/>
+          <w:sz w:val="19"/>
+          <w:szCs w:val="19"/>
+          <w:highlight w:val="white"/>
+        </w:rPr>
+        <w:t>document.createElement</w:t>
+      </w:r>
+      <w:proofErr w:type="spellEnd"/>
+      <w:proofErr w:type="gramEnd"/>
+      <w:r>
+        <w:rPr>
+          <w:rFonts w:ascii="돋움체" w:hAnsi="돋움체" w:cs="돋움체"/>
+          <w:color w:val="000000"/>
+          <w:kern w:val="0"/>
+          <w:sz w:val="19"/>
+          <w:szCs w:val="19"/>
+          <w:highlight w:val="white"/>
+        </w:rPr>
+        <w:t>(</w:t>
       </w:r>
       <w:r>
         <w:rPr>
@@ -2063,7 +2579,31 @@
           <w:szCs w:val="19"/>
           <w:highlight w:val="white"/>
         </w:rPr>
-        <w:t>'img'</w:t>
+        <w:t>'</w:t>
+      </w:r>
+      <w:proofErr w:type="spellStart"/>
+      <w:r>
+        <w:rPr>
+          <w:rFonts w:ascii="돋움체" w:hAnsi="돋움체" w:cs="돋움체"/>
+          <w:color w:val="A31515"/>
+          <w:kern w:val="0"/>
+          <w:sz w:val="19"/>
+          <w:szCs w:val="19"/>
+          <w:highlight w:val="white"/>
+        </w:rPr>
+        <w:t>img</w:t>
+      </w:r>
+      <w:proofErr w:type="spellEnd"/>
+      <w:r>
+        <w:rPr>
+          <w:rFonts w:ascii="돋움체" w:hAnsi="돋움체" w:cs="돋움체"/>
+          <w:color w:val="A31515"/>
+          <w:kern w:val="0"/>
+          <w:sz w:val="19"/>
+          <w:szCs w:val="19"/>
+          <w:highlight w:val="white"/>
+        </w:rPr>
+        <w:t>'</w:t>
       </w:r>
       <w:r>
         <w:rPr>
@@ -2112,7 +2652,55 @@
           <w:szCs w:val="19"/>
           <w:highlight w:val="white"/>
         </w:rPr>
-        <w:t>//img.src = 'img/orange.jpg';</w:t>
+        <w:t>//</w:t>
+      </w:r>
+      <w:proofErr w:type="spellStart"/>
+      <w:r>
+        <w:rPr>
+          <w:rFonts w:ascii="돋움체" w:hAnsi="돋움체" w:cs="돋움체"/>
+          <w:color w:val="008000"/>
+          <w:kern w:val="0"/>
+          <w:sz w:val="19"/>
+          <w:szCs w:val="19"/>
+          <w:highlight w:val="white"/>
+        </w:rPr>
+        <w:t>img.src</w:t>
+      </w:r>
+      <w:proofErr w:type="spellEnd"/>
+      <w:r>
+        <w:rPr>
+          <w:rFonts w:ascii="돋움체" w:hAnsi="돋움체" w:cs="돋움체"/>
+          <w:color w:val="008000"/>
+          <w:kern w:val="0"/>
+          <w:sz w:val="19"/>
+          <w:szCs w:val="19"/>
+          <w:highlight w:val="white"/>
+        </w:rPr>
+        <w:t xml:space="preserve"> = '</w:t>
+      </w:r>
+      <w:proofErr w:type="spellStart"/>
+      <w:r>
+        <w:rPr>
+          <w:rFonts w:ascii="돋움체" w:hAnsi="돋움체" w:cs="돋움체"/>
+          <w:color w:val="008000"/>
+          <w:kern w:val="0"/>
+          <w:sz w:val="19"/>
+          <w:szCs w:val="19"/>
+          <w:highlight w:val="white"/>
+        </w:rPr>
+        <w:t>img</w:t>
+      </w:r>
+      <w:proofErr w:type="spellEnd"/>
+      <w:r>
+        <w:rPr>
+          <w:rFonts w:ascii="돋움체" w:hAnsi="돋움체" w:cs="돋움체"/>
+          <w:color w:val="008000"/>
+          <w:kern w:val="0"/>
+          <w:sz w:val="19"/>
+          <w:szCs w:val="19"/>
+          <w:highlight w:val="white"/>
+        </w:rPr>
+        <w:t>/orange.jpg';</w:t>
       </w:r>
     </w:p>
     <w:p>
@@ -2150,7 +2738,31 @@
           <w:szCs w:val="19"/>
           <w:highlight w:val="white"/>
         </w:rPr>
-        <w:t>//img.alt = '</w:t>
+        <w:t>//</w:t>
+      </w:r>
+      <w:proofErr w:type="spellStart"/>
+      <w:r>
+        <w:rPr>
+          <w:rFonts w:ascii="돋움체" w:hAnsi="돋움체" w:cs="돋움체"/>
+          <w:color w:val="008000"/>
+          <w:kern w:val="0"/>
+          <w:sz w:val="19"/>
+          <w:szCs w:val="19"/>
+          <w:highlight w:val="white"/>
+        </w:rPr>
+        <w:t>img.alt</w:t>
+      </w:r>
+      <w:proofErr w:type="spellEnd"/>
+      <w:r>
+        <w:rPr>
+          <w:rFonts w:ascii="돋움체" w:hAnsi="돋움체" w:cs="돋움체"/>
+          <w:color w:val="008000"/>
+          <w:kern w:val="0"/>
+          <w:sz w:val="19"/>
+          <w:szCs w:val="19"/>
+          <w:highlight w:val="white"/>
+        </w:rPr>
+        <w:t xml:space="preserve"> = '</w:t>
       </w:r>
       <w:r>
         <w:rPr>
@@ -2210,7 +2822,33 @@
           <w:szCs w:val="19"/>
           <w:highlight w:val="white"/>
         </w:rPr>
-        <w:t>//img.width = 300;</w:t>
+        <w:t>//</w:t>
+      </w:r>
+      <w:proofErr w:type="spellStart"/>
+      <w:proofErr w:type="gramStart"/>
+      <w:r>
+        <w:rPr>
+          <w:rFonts w:ascii="돋움체" w:hAnsi="돋움체" w:cs="돋움체"/>
+          <w:color w:val="008000"/>
+          <w:kern w:val="0"/>
+          <w:sz w:val="19"/>
+          <w:szCs w:val="19"/>
+          <w:highlight w:val="white"/>
+        </w:rPr>
+        <w:t>img.width</w:t>
+      </w:r>
+      <w:proofErr w:type="spellEnd"/>
+      <w:proofErr w:type="gramEnd"/>
+      <w:r>
+        <w:rPr>
+          <w:rFonts w:ascii="돋움체" w:hAnsi="돋움체" w:cs="돋움체"/>
+          <w:color w:val="008000"/>
+          <w:kern w:val="0"/>
+          <w:sz w:val="19"/>
+          <w:szCs w:val="19"/>
+          <w:highlight w:val="white"/>
+        </w:rPr>
+        <w:t xml:space="preserve"> = 300;</w:t>
       </w:r>
     </w:p>
     <w:p>
@@ -2237,7 +2875,33 @@
           <w:szCs w:val="19"/>
           <w:highlight w:val="white"/>
         </w:rPr>
-        <w:t xml:space="preserve">            img.setAttribute(</w:t>
+        <w:t xml:space="preserve">            </w:t>
+      </w:r>
+      <w:proofErr w:type="spellStart"/>
+      <w:proofErr w:type="gramStart"/>
+      <w:r>
+        <w:rPr>
+          <w:rFonts w:ascii="돋움체" w:hAnsi="돋움체" w:cs="돋움체"/>
+          <w:color w:val="000000"/>
+          <w:kern w:val="0"/>
+          <w:sz w:val="19"/>
+          <w:szCs w:val="19"/>
+          <w:highlight w:val="white"/>
+        </w:rPr>
+        <w:t>img.setAttribute</w:t>
+      </w:r>
+      <w:proofErr w:type="spellEnd"/>
+      <w:proofErr w:type="gramEnd"/>
+      <w:r>
+        <w:rPr>
+          <w:rFonts w:ascii="돋움체" w:hAnsi="돋움체" w:cs="돋움체"/>
+          <w:color w:val="000000"/>
+          <w:kern w:val="0"/>
+          <w:sz w:val="19"/>
+          <w:szCs w:val="19"/>
+          <w:highlight w:val="white"/>
+        </w:rPr>
+        <w:t>(</w:t>
       </w:r>
       <w:r>
         <w:rPr>
@@ -2248,7 +2912,31 @@
           <w:szCs w:val="19"/>
           <w:highlight w:val="white"/>
         </w:rPr>
-        <w:t>'src'</w:t>
+        <w:t>'</w:t>
+      </w:r>
+      <w:proofErr w:type="spellStart"/>
+      <w:r>
+        <w:rPr>
+          <w:rFonts w:ascii="돋움체" w:hAnsi="돋움체" w:cs="돋움체"/>
+          <w:color w:val="A31515"/>
+          <w:kern w:val="0"/>
+          <w:sz w:val="19"/>
+          <w:szCs w:val="19"/>
+          <w:highlight w:val="white"/>
+        </w:rPr>
+        <w:t>src</w:t>
+      </w:r>
+      <w:proofErr w:type="spellEnd"/>
+      <w:r>
+        <w:rPr>
+          <w:rFonts w:ascii="돋움체" w:hAnsi="돋움체" w:cs="돋움체"/>
+          <w:color w:val="A31515"/>
+          <w:kern w:val="0"/>
+          <w:sz w:val="19"/>
+          <w:szCs w:val="19"/>
+          <w:highlight w:val="white"/>
+        </w:rPr>
+        <w:t>'</w:t>
       </w:r>
       <w:r>
         <w:rPr>
@@ -2270,7 +2958,31 @@
           <w:szCs w:val="19"/>
           <w:highlight w:val="white"/>
         </w:rPr>
-        <w:t>'img/orange.jpg'</w:t>
+        <w:t>'</w:t>
+      </w:r>
+      <w:proofErr w:type="spellStart"/>
+      <w:r>
+        <w:rPr>
+          <w:rFonts w:ascii="돋움체" w:hAnsi="돋움체" w:cs="돋움체"/>
+          <w:color w:val="A31515"/>
+          <w:kern w:val="0"/>
+          <w:sz w:val="19"/>
+          <w:szCs w:val="19"/>
+          <w:highlight w:val="white"/>
+        </w:rPr>
+        <w:t>img</w:t>
+      </w:r>
+      <w:proofErr w:type="spellEnd"/>
+      <w:r>
+        <w:rPr>
+          <w:rFonts w:ascii="돋움체" w:hAnsi="돋움체" w:cs="돋움체"/>
+          <w:color w:val="A31515"/>
+          <w:kern w:val="0"/>
+          <w:sz w:val="19"/>
+          <w:szCs w:val="19"/>
+          <w:highlight w:val="white"/>
+        </w:rPr>
+        <w:t>/orange.jpg'</w:t>
       </w:r>
       <w:r>
         <w:rPr>
@@ -2308,7 +3020,31 @@
           <w:szCs w:val="19"/>
           <w:highlight w:val="white"/>
         </w:rPr>
-        <w:t xml:space="preserve">            img.setAttribute(</w:t>
+        <w:t xml:space="preserve">            </w:t>
+      </w:r>
+      <w:proofErr w:type="spellStart"/>
+      <w:r>
+        <w:rPr>
+          <w:rFonts w:ascii="돋움체" w:hAnsi="돋움체" w:cs="돋움체"/>
+          <w:color w:val="000000"/>
+          <w:kern w:val="0"/>
+          <w:sz w:val="19"/>
+          <w:szCs w:val="19"/>
+          <w:highlight w:val="white"/>
+        </w:rPr>
+        <w:t>img.setAttribute</w:t>
+      </w:r>
+      <w:proofErr w:type="spellEnd"/>
+      <w:r>
+        <w:rPr>
+          <w:rFonts w:ascii="돋움체" w:hAnsi="돋움체" w:cs="돋움체"/>
+          <w:color w:val="000000"/>
+          <w:kern w:val="0"/>
+          <w:sz w:val="19"/>
+          <w:szCs w:val="19"/>
+          <w:highlight w:val="white"/>
+        </w:rPr>
+        <w:t>(</w:t>
       </w:r>
       <w:r>
         <w:rPr>
@@ -2401,7 +3137,33 @@
           <w:szCs w:val="19"/>
           <w:highlight w:val="white"/>
         </w:rPr>
-        <w:t xml:space="preserve">            img.setAttribute(</w:t>
+        <w:t xml:space="preserve">            </w:t>
+      </w:r>
+      <w:proofErr w:type="spellStart"/>
+      <w:proofErr w:type="gramStart"/>
+      <w:r>
+        <w:rPr>
+          <w:rFonts w:ascii="돋움체" w:hAnsi="돋움체" w:cs="돋움체"/>
+          <w:color w:val="000000"/>
+          <w:kern w:val="0"/>
+          <w:sz w:val="19"/>
+          <w:szCs w:val="19"/>
+          <w:highlight w:val="white"/>
+        </w:rPr>
+        <w:t>img.setAttribute</w:t>
+      </w:r>
+      <w:proofErr w:type="spellEnd"/>
+      <w:proofErr w:type="gramEnd"/>
+      <w:r>
+        <w:rPr>
+          <w:rFonts w:ascii="돋움체" w:hAnsi="돋움체" w:cs="돋움체"/>
+          <w:color w:val="000000"/>
+          <w:kern w:val="0"/>
+          <w:sz w:val="19"/>
+          <w:szCs w:val="19"/>
+          <w:highlight w:val="white"/>
+        </w:rPr>
+        <w:t>(</w:t>
       </w:r>
       <w:r>
         <w:rPr>
@@ -2450,7 +3212,68 @@
           <w:szCs w:val="19"/>
           <w:highlight w:val="white"/>
         </w:rPr>
-        <w:t xml:space="preserve">            document.body.appendChild(img);</w:t>
+        <w:t xml:space="preserve">            </w:t>
+      </w:r>
+      <w:proofErr w:type="spellStart"/>
+      <w:proofErr w:type="gramStart"/>
+      <w:r>
+        <w:rPr>
+          <w:rFonts w:ascii="돋움체" w:hAnsi="돋움체" w:cs="돋움체"/>
+          <w:color w:val="000000"/>
+          <w:kern w:val="0"/>
+          <w:sz w:val="19"/>
+          <w:szCs w:val="19"/>
+          <w:highlight w:val="white"/>
+        </w:rPr>
+        <w:t>document.body</w:t>
+      </w:r>
+      <w:proofErr w:type="gramEnd"/>
+      <w:r>
+        <w:rPr>
+          <w:rFonts w:ascii="돋움체" w:hAnsi="돋움체" w:cs="돋움체"/>
+          <w:color w:val="000000"/>
+          <w:kern w:val="0"/>
+          <w:sz w:val="19"/>
+          <w:szCs w:val="19"/>
+          <w:highlight w:val="white"/>
+        </w:rPr>
+        <w:t>.appendChild</w:t>
+      </w:r>
+      <w:proofErr w:type="spellEnd"/>
+      <w:r>
+        <w:rPr>
+          <w:rFonts w:ascii="돋움체" w:hAnsi="돋움체" w:cs="돋움체"/>
+          <w:color w:val="000000"/>
+          <w:kern w:val="0"/>
+          <w:sz w:val="19"/>
+          <w:szCs w:val="19"/>
+          <w:highlight w:val="white"/>
+        </w:rPr>
+        <w:t>(</w:t>
+      </w:r>
+      <w:proofErr w:type="spellStart"/>
+      <w:r>
+        <w:rPr>
+          <w:rFonts w:ascii="돋움체" w:hAnsi="돋움체" w:cs="돋움체"/>
+          <w:color w:val="000000"/>
+          <w:kern w:val="0"/>
+          <w:sz w:val="19"/>
+          <w:szCs w:val="19"/>
+          <w:highlight w:val="white"/>
+        </w:rPr>
+        <w:t>img</w:t>
+      </w:r>
+      <w:proofErr w:type="spellEnd"/>
+      <w:r>
+        <w:rPr>
+          <w:rFonts w:ascii="돋움체" w:hAnsi="돋움체" w:cs="돋움체"/>
+          <w:color w:val="000000"/>
+          <w:kern w:val="0"/>
+          <w:sz w:val="19"/>
+          <w:szCs w:val="19"/>
+          <w:highlight w:val="white"/>
+        </w:rPr>
+        <w:t>);</w:t>
       </w:r>
     </w:p>
     <w:p>
@@ -2624,7 +3447,33 @@
           <w:szCs w:val="19"/>
           <w:highlight w:val="white"/>
         </w:rPr>
-        <w:t xml:space="preserve">        window.onload = </w:t>
+        <w:t xml:space="preserve">        </w:t>
+      </w:r>
+      <w:proofErr w:type="spellStart"/>
+      <w:proofErr w:type="gramStart"/>
+      <w:r>
+        <w:rPr>
+          <w:rFonts w:ascii="돋움체" w:hAnsi="돋움체" w:cs="돋움체"/>
+          <w:color w:val="000000"/>
+          <w:kern w:val="0"/>
+          <w:sz w:val="19"/>
+          <w:szCs w:val="19"/>
+          <w:highlight w:val="white"/>
+        </w:rPr>
+        <w:t>window.onload</w:t>
+      </w:r>
+      <w:proofErr w:type="spellEnd"/>
+      <w:proofErr w:type="gramEnd"/>
+      <w:r>
+        <w:rPr>
+          <w:rFonts w:ascii="돋움체" w:hAnsi="돋움체" w:cs="돋움체"/>
+          <w:color w:val="000000"/>
+          <w:kern w:val="0"/>
+          <w:sz w:val="19"/>
+          <w:szCs w:val="19"/>
+          <w:highlight w:val="white"/>
+        </w:rPr>
+        <w:t xml:space="preserve"> = </w:t>
       </w:r>
       <w:r>
         <w:rPr>
@@ -2675,6 +3524,7 @@
         </w:rPr>
         <w:t xml:space="preserve">            </w:t>
       </w:r>
+      <w:proofErr w:type="spellStart"/>
       <w:r>
         <w:rPr>
           <w:rFonts w:ascii="돋움체" w:hAnsi="돋움체" w:cs="돋움체"/>
@@ -2686,6 +3536,7 @@
         </w:rPr>
         <w:t>var</w:t>
       </w:r>
+      <w:proofErr w:type="spellEnd"/>
       <w:r>
         <w:rPr>
           <w:rFonts w:ascii="돋움체" w:hAnsi="돋움체" w:cs="돋움체"/>
@@ -2755,7 +3606,31 @@
           <w:szCs w:val="19"/>
           <w:highlight w:val="white"/>
         </w:rPr>
-        <w:t>'&lt;ul&gt;'</w:t>
+        <w:t>'&lt;</w:t>
+      </w:r>
+      <w:proofErr w:type="spellStart"/>
+      <w:r>
+        <w:rPr>
+          <w:rFonts w:ascii="돋움체" w:hAnsi="돋움체" w:cs="돋움체"/>
+          <w:color w:val="A31515"/>
+          <w:kern w:val="0"/>
+          <w:sz w:val="19"/>
+          <w:szCs w:val="19"/>
+          <w:highlight w:val="white"/>
+        </w:rPr>
+        <w:t>ul</w:t>
+      </w:r>
+      <w:proofErr w:type="spellEnd"/>
+      <w:r>
+        <w:rPr>
+          <w:rFonts w:ascii="돋움체" w:hAnsi="돋움체" w:cs="돋움체"/>
+          <w:color w:val="A31515"/>
+          <w:kern w:val="0"/>
+          <w:sz w:val="19"/>
+          <w:szCs w:val="19"/>
+          <w:highlight w:val="white"/>
+        </w:rPr>
+        <w:t>&gt;'</w:t>
       </w:r>
       <w:r>
         <w:rPr>
@@ -2902,7 +3777,31 @@
           <w:szCs w:val="19"/>
           <w:highlight w:val="white"/>
         </w:rPr>
-        <w:t>'&lt;/ul&gt;'</w:t>
+        <w:t>'&lt;/</w:t>
+      </w:r>
+      <w:proofErr w:type="spellStart"/>
+      <w:r>
+        <w:rPr>
+          <w:rFonts w:ascii="돋움체" w:hAnsi="돋움체" w:cs="돋움체"/>
+          <w:color w:val="A31515"/>
+          <w:kern w:val="0"/>
+          <w:sz w:val="19"/>
+          <w:szCs w:val="19"/>
+          <w:highlight w:val="white"/>
+        </w:rPr>
+        <w:t>ul</w:t>
+      </w:r>
+      <w:proofErr w:type="spellEnd"/>
+      <w:r>
+        <w:rPr>
+          <w:rFonts w:ascii="돋움체" w:hAnsi="돋움체" w:cs="돋움체"/>
+          <w:color w:val="A31515"/>
+          <w:kern w:val="0"/>
+          <w:sz w:val="19"/>
+          <w:szCs w:val="19"/>
+          <w:highlight w:val="white"/>
+        </w:rPr>
+        <w:t>&gt;'</w:t>
       </w:r>
       <w:r>
         <w:rPr>
@@ -2951,7 +3850,31 @@
           <w:szCs w:val="19"/>
           <w:highlight w:val="white"/>
         </w:rPr>
-        <w:t xml:space="preserve">//innerHTML </w:t>
+        <w:t>//</w:t>
+      </w:r>
+      <w:proofErr w:type="spellStart"/>
+      <w:r>
+        <w:rPr>
+          <w:rFonts w:ascii="돋움체" w:hAnsi="돋움체" w:cs="돋움체"/>
+          <w:color w:val="008000"/>
+          <w:kern w:val="0"/>
+          <w:sz w:val="19"/>
+          <w:szCs w:val="19"/>
+          <w:highlight w:val="white"/>
+        </w:rPr>
+        <w:t>innerHTML</w:t>
+      </w:r>
+      <w:proofErr w:type="spellEnd"/>
+      <w:r>
+        <w:rPr>
+          <w:rFonts w:ascii="돋움체" w:hAnsi="돋움체" w:cs="돋움체"/>
+          <w:color w:val="008000"/>
+          <w:kern w:val="0"/>
+          <w:sz w:val="19"/>
+          <w:szCs w:val="19"/>
+          <w:highlight w:val="white"/>
+        </w:rPr>
+        <w:t xml:space="preserve"> </w:t>
       </w:r>
       <w:r>
         <w:rPr>
@@ -3033,7 +3956,32 @@
           <w:szCs w:val="19"/>
           <w:highlight w:val="white"/>
         </w:rPr>
-        <w:t xml:space="preserve">            document.body.</w:t>
+        <w:t xml:space="preserve">            </w:t>
+      </w:r>
+      <w:proofErr w:type="spellStart"/>
+      <w:proofErr w:type="gramStart"/>
+      <w:r>
+        <w:rPr>
+          <w:rFonts w:ascii="돋움체" w:hAnsi="돋움체" w:cs="돋움체"/>
+          <w:color w:val="000000"/>
+          <w:kern w:val="0"/>
+          <w:sz w:val="19"/>
+          <w:szCs w:val="19"/>
+          <w:highlight w:val="white"/>
+        </w:rPr>
+        <w:t>document.body</w:t>
+      </w:r>
+      <w:proofErr w:type="gramEnd"/>
+      <w:r>
+        <w:rPr>
+          <w:rFonts w:ascii="돋움체" w:hAnsi="돋움체" w:cs="돋움체"/>
+          <w:color w:val="000000"/>
+          <w:kern w:val="0"/>
+          <w:sz w:val="19"/>
+          <w:szCs w:val="19"/>
+          <w:highlight w:val="white"/>
+        </w:rPr>
+        <w:t>.</w:t>
       </w:r>
       <w:r>
         <w:rPr>
@@ -3047,6 +3995,7 @@
         </w:rPr>
         <w:t>innerHTML</w:t>
       </w:r>
+      <w:proofErr w:type="spellEnd"/>
       <w:r>
         <w:rPr>
           <w:rFonts w:ascii="돋움체" w:hAnsi="돋움체" w:cs="돋움체"/>
@@ -3083,7 +4032,44 @@
           <w:szCs w:val="19"/>
           <w:highlight w:val="white"/>
         </w:rPr>
-        <w:t xml:space="preserve">            document.body.innerHTML += </w:t>
+        <w:t xml:space="preserve">            </w:t>
+      </w:r>
+      <w:proofErr w:type="spellStart"/>
+      <w:proofErr w:type="gramStart"/>
+      <w:r>
+        <w:rPr>
+          <w:rFonts w:ascii="돋움체" w:hAnsi="돋움체" w:cs="돋움체"/>
+          <w:color w:val="000000"/>
+          <w:kern w:val="0"/>
+          <w:sz w:val="19"/>
+          <w:szCs w:val="19"/>
+          <w:highlight w:val="white"/>
+        </w:rPr>
+        <w:t>document.body</w:t>
+      </w:r>
+      <w:proofErr w:type="gramEnd"/>
+      <w:r>
+        <w:rPr>
+          <w:rFonts w:ascii="돋움체" w:hAnsi="돋움체" w:cs="돋움체"/>
+          <w:color w:val="000000"/>
+          <w:kern w:val="0"/>
+          <w:sz w:val="19"/>
+          <w:szCs w:val="19"/>
+          <w:highlight w:val="white"/>
+        </w:rPr>
+        <w:t>.innerHTML</w:t>
+      </w:r>
+      <w:proofErr w:type="spellEnd"/>
+      <w:r>
+        <w:rPr>
+          <w:rFonts w:ascii="돋움체" w:hAnsi="돋움체" w:cs="돋움체"/>
+          <w:color w:val="000000"/>
+          <w:kern w:val="0"/>
+          <w:sz w:val="19"/>
+          <w:szCs w:val="19"/>
+          <w:highlight w:val="white"/>
+        </w:rPr>
+        <w:t xml:space="preserve"> += </w:t>
       </w:r>
       <w:r>
         <w:rPr>
@@ -3205,15 +4191,33 @@
           <w:sz w:val="19"/>
           <w:szCs w:val="19"/>
         </w:rPr>
-        <w:t>10.5 문서 객체 가져오기(1)</w:t>
-      </w:r>
+        <w:t>10.5 문서 객체 가져오기(1</w:t>
+      </w:r>
+      <w:proofErr w:type="gramStart"/>
       <w:r>
         <w:rPr>
           <w:rFonts w:hint="eastAsia"/>
           <w:sz w:val="19"/>
           <w:szCs w:val="19"/>
         </w:rPr>
-        <w:t xml:space="preserve"> ; 이미 존재하는 HTML 태그를 자바스크립트로 가져오는 방법 중 </w:t>
+        <w:t>)</w:t>
+      </w:r>
+      <w:r>
+        <w:rPr>
+          <w:rFonts w:hint="eastAsia"/>
+          <w:sz w:val="19"/>
+          <w:szCs w:val="19"/>
+        </w:rPr>
+        <w:t xml:space="preserve"> ;</w:t>
+      </w:r>
+      <w:proofErr w:type="gramEnd"/>
+      <w:r>
+        <w:rPr>
+          <w:rFonts w:hint="eastAsia"/>
+          <w:sz w:val="19"/>
+          <w:szCs w:val="19"/>
+        </w:rPr>
+        <w:t xml:space="preserve"> 이미 존재하는 HTML 태그를 자바스크립트로 가져오는 방법 중 </w:t>
       </w:r>
       <w:r>
         <w:rPr>
@@ -3245,13 +4249,23 @@
           <w:szCs w:val="19"/>
         </w:rPr>
       </w:pPr>
+      <w:proofErr w:type="spellStart"/>
       <w:r>
         <w:rPr>
           <w:rFonts w:hint="eastAsia"/>
           <w:sz w:val="19"/>
           <w:szCs w:val="19"/>
         </w:rPr>
-        <w:t>getElementById(id) 태그의 id속성이 id와 일치하는 문서 객체를 가져 옵니다.</w:t>
+        <w:t>getElementById</w:t>
+      </w:r>
+      <w:proofErr w:type="spellEnd"/>
+      <w:r>
+        <w:rPr>
+          <w:rFonts w:hint="eastAsia"/>
+          <w:sz w:val="19"/>
+          <w:szCs w:val="19"/>
+        </w:rPr>
+        <w:t>(id) 태그의 id속성이 id와 일치하는 문서 객체를 가져 옵니다.</w:t>
       </w:r>
     </w:p>
     <w:p>
@@ -3578,7 +4592,33 @@
           <w:szCs w:val="19"/>
           <w:highlight w:val="white"/>
         </w:rPr>
-        <w:t xml:space="preserve">        window.onload = </w:t>
+        <w:t xml:space="preserve">        </w:t>
+      </w:r>
+      <w:proofErr w:type="spellStart"/>
+      <w:proofErr w:type="gramStart"/>
+      <w:r>
+        <w:rPr>
+          <w:rFonts w:ascii="돋움체" w:hAnsi="돋움체" w:cs="돋움체"/>
+          <w:color w:val="000000"/>
+          <w:kern w:val="0"/>
+          <w:sz w:val="19"/>
+          <w:szCs w:val="19"/>
+          <w:highlight w:val="white"/>
+        </w:rPr>
+        <w:t>window.onload</w:t>
+      </w:r>
+      <w:proofErr w:type="spellEnd"/>
+      <w:proofErr w:type="gramEnd"/>
+      <w:r>
+        <w:rPr>
+          <w:rFonts w:ascii="돋움체" w:hAnsi="돋움체" w:cs="돋움체"/>
+          <w:color w:val="000000"/>
+          <w:kern w:val="0"/>
+          <w:sz w:val="19"/>
+          <w:szCs w:val="19"/>
+          <w:highlight w:val="white"/>
+        </w:rPr>
+        <w:t xml:space="preserve"> = </w:t>
       </w:r>
       <w:r>
         <w:rPr>
@@ -3630,6 +4670,7 @@
         </w:rPr>
         <w:t xml:space="preserve">            </w:t>
       </w:r>
+      <w:proofErr w:type="spellStart"/>
       <w:r>
         <w:rPr>
           <w:rFonts w:ascii="돋움체" w:hAnsi="돋움체" w:cs="돋움체"/>
@@ -3641,16 +4682,43 @@
         </w:rPr>
         <w:t>var</w:t>
       </w:r>
-      <w:r>
-        <w:rPr>
-          <w:rFonts w:ascii="돋움체" w:hAnsi="돋움체" w:cs="돋움체"/>
-          <w:color w:val="000000"/>
-          <w:kern w:val="0"/>
-          <w:sz w:val="19"/>
-          <w:szCs w:val="19"/>
-          <w:highlight w:val="white"/>
-        </w:rPr>
-        <w:t xml:space="preserve"> header1 = document.getElementById(</w:t>
+      <w:proofErr w:type="spellEnd"/>
+      <w:r>
+        <w:rPr>
+          <w:rFonts w:ascii="돋움체" w:hAnsi="돋움체" w:cs="돋움체"/>
+          <w:color w:val="000000"/>
+          <w:kern w:val="0"/>
+          <w:sz w:val="19"/>
+          <w:szCs w:val="19"/>
+          <w:highlight w:val="white"/>
+        </w:rPr>
+        <w:t xml:space="preserve"> header1 = </w:t>
+      </w:r>
+      <w:proofErr w:type="spellStart"/>
+      <w:proofErr w:type="gramStart"/>
+      <w:r>
+        <w:rPr>
+          <w:rFonts w:ascii="돋움체" w:hAnsi="돋움체" w:cs="돋움체"/>
+          <w:color w:val="000000"/>
+          <w:kern w:val="0"/>
+          <w:sz w:val="19"/>
+          <w:szCs w:val="19"/>
+          <w:highlight w:val="white"/>
+        </w:rPr>
+        <w:t>document.getElementById</w:t>
+      </w:r>
+      <w:proofErr w:type="spellEnd"/>
+      <w:proofErr w:type="gramEnd"/>
+      <w:r>
+        <w:rPr>
+          <w:rFonts w:ascii="돋움체" w:hAnsi="돋움체" w:cs="돋움체"/>
+          <w:color w:val="000000"/>
+          <w:kern w:val="0"/>
+          <w:sz w:val="19"/>
+          <w:szCs w:val="19"/>
+          <w:highlight w:val="white"/>
+        </w:rPr>
+        <w:t>(</w:t>
       </w:r>
       <w:r>
         <w:rPr>
@@ -3702,6 +4770,7 @@
         </w:rPr>
         <w:t xml:space="preserve">            </w:t>
       </w:r>
+      <w:proofErr w:type="spellStart"/>
       <w:r>
         <w:rPr>
           <w:rFonts w:ascii="돋움체" w:hAnsi="돋움체" w:cs="돋움체"/>
@@ -3713,16 +4782,43 @@
         </w:rPr>
         <w:t>var</w:t>
       </w:r>
-      <w:r>
-        <w:rPr>
-          <w:rFonts w:ascii="돋움체" w:hAnsi="돋움체" w:cs="돋움체"/>
-          <w:color w:val="000000"/>
-          <w:kern w:val="0"/>
-          <w:sz w:val="19"/>
-          <w:szCs w:val="19"/>
-          <w:highlight w:val="white"/>
-        </w:rPr>
-        <w:t xml:space="preserve"> header2 = document.getElementById(</w:t>
+      <w:proofErr w:type="spellEnd"/>
+      <w:r>
+        <w:rPr>
+          <w:rFonts w:ascii="돋움체" w:hAnsi="돋움체" w:cs="돋움체"/>
+          <w:color w:val="000000"/>
+          <w:kern w:val="0"/>
+          <w:sz w:val="19"/>
+          <w:szCs w:val="19"/>
+          <w:highlight w:val="white"/>
+        </w:rPr>
+        <w:t xml:space="preserve"> header2 = </w:t>
+      </w:r>
+      <w:proofErr w:type="spellStart"/>
+      <w:proofErr w:type="gramStart"/>
+      <w:r>
+        <w:rPr>
+          <w:rFonts w:ascii="돋움체" w:hAnsi="돋움체" w:cs="돋움체"/>
+          <w:color w:val="000000"/>
+          <w:kern w:val="0"/>
+          <w:sz w:val="19"/>
+          <w:szCs w:val="19"/>
+          <w:highlight w:val="white"/>
+        </w:rPr>
+        <w:t>document.getElementById</w:t>
+      </w:r>
+      <w:proofErr w:type="spellEnd"/>
+      <w:proofErr w:type="gramEnd"/>
+      <w:r>
+        <w:rPr>
+          <w:rFonts w:ascii="돋움체" w:hAnsi="돋움체" w:cs="돋움체"/>
+          <w:color w:val="000000"/>
+          <w:kern w:val="0"/>
+          <w:sz w:val="19"/>
+          <w:szCs w:val="19"/>
+          <w:highlight w:val="white"/>
+        </w:rPr>
+        <w:t>(</w:t>
       </w:r>
       <w:r>
         <w:rPr>
@@ -3783,7 +4879,44 @@
           <w:szCs w:val="19"/>
           <w:highlight w:val="white"/>
         </w:rPr>
-        <w:t>'getElementById()'</w:t>
+        <w:t>'</w:t>
+      </w:r>
+      <w:proofErr w:type="spellStart"/>
+      <w:proofErr w:type="gramStart"/>
+      <w:r>
+        <w:rPr>
+          <w:rFonts w:ascii="돋움체" w:hAnsi="돋움체" w:cs="돋움체"/>
+          <w:color w:val="A31515"/>
+          <w:kern w:val="0"/>
+          <w:sz w:val="19"/>
+          <w:szCs w:val="19"/>
+          <w:highlight w:val="white"/>
+        </w:rPr>
+        <w:t>getElementById</w:t>
+      </w:r>
+      <w:proofErr w:type="spellEnd"/>
+      <w:r>
+        <w:rPr>
+          <w:rFonts w:ascii="돋움체" w:hAnsi="돋움체" w:cs="돋움체"/>
+          <w:color w:val="A31515"/>
+          <w:kern w:val="0"/>
+          <w:sz w:val="19"/>
+          <w:szCs w:val="19"/>
+          <w:highlight w:val="white"/>
+        </w:rPr>
+        <w:t>(</w:t>
+      </w:r>
+      <w:proofErr w:type="gramEnd"/>
+      <w:r>
+        <w:rPr>
+          <w:rFonts w:ascii="돋움체" w:hAnsi="돋움체" w:cs="돋움체"/>
+          <w:color w:val="A31515"/>
+          <w:kern w:val="0"/>
+          <w:sz w:val="19"/>
+          <w:szCs w:val="19"/>
+          <w:highlight w:val="white"/>
+        </w:rPr>
+        <w:t>)'</w:t>
       </w:r>
       <w:r>
         <w:rPr>
@@ -3833,7 +4966,44 @@
           <w:szCs w:val="19"/>
           <w:highlight w:val="white"/>
         </w:rPr>
-        <w:t>'getElementById()'</w:t>
+        <w:t>'</w:t>
+      </w:r>
+      <w:proofErr w:type="spellStart"/>
+      <w:proofErr w:type="gramStart"/>
+      <w:r>
+        <w:rPr>
+          <w:rFonts w:ascii="돋움체" w:hAnsi="돋움체" w:cs="돋움체"/>
+          <w:color w:val="A31515"/>
+          <w:kern w:val="0"/>
+          <w:sz w:val="19"/>
+          <w:szCs w:val="19"/>
+          <w:highlight w:val="white"/>
+        </w:rPr>
+        <w:t>getElementById</w:t>
+      </w:r>
+      <w:proofErr w:type="spellEnd"/>
+      <w:r>
+        <w:rPr>
+          <w:rFonts w:ascii="돋움체" w:hAnsi="돋움체" w:cs="돋움체"/>
+          <w:color w:val="A31515"/>
+          <w:kern w:val="0"/>
+          <w:sz w:val="19"/>
+          <w:szCs w:val="19"/>
+          <w:highlight w:val="white"/>
+        </w:rPr>
+        <w:t>(</w:t>
+      </w:r>
+      <w:proofErr w:type="gramEnd"/>
+      <w:r>
+        <w:rPr>
+          <w:rFonts w:ascii="돋움체" w:hAnsi="돋움체" w:cs="돋움체"/>
+          <w:color w:val="A31515"/>
+          <w:kern w:val="0"/>
+          <w:sz w:val="19"/>
+          <w:szCs w:val="19"/>
+          <w:highlight w:val="white"/>
+        </w:rPr>
+        <w:t>)'</w:t>
       </w:r>
       <w:r>
         <w:rPr>
@@ -4350,13 +5520,23 @@
           <w:szCs w:val="19"/>
         </w:rPr>
       </w:pPr>
+      <w:proofErr w:type="spellStart"/>
       <w:r>
         <w:rPr>
           <w:rFonts w:hint="eastAsia"/>
           <w:sz w:val="19"/>
           <w:szCs w:val="19"/>
         </w:rPr>
-        <w:t>getElementsByClassName(</w:t>
+        <w:t>getElementsByClassName</w:t>
+      </w:r>
+      <w:proofErr w:type="spellEnd"/>
+      <w:r>
+        <w:rPr>
+          <w:rFonts w:hint="eastAsia"/>
+          <w:sz w:val="19"/>
+          <w:szCs w:val="19"/>
+        </w:rPr>
+        <w:t>(</w:t>
       </w:r>
       <w:r>
         <w:rPr>
@@ -4380,6 +5560,7 @@
         </w:rPr>
         <w:t>”</w:t>
       </w:r>
+      <w:proofErr w:type="gramStart"/>
       <w:r>
         <w:rPr>
           <w:rFonts w:hint="eastAsia"/>
@@ -4394,7 +5575,16 @@
           <w:sz w:val="19"/>
           <w:szCs w:val="19"/>
         </w:rPr>
-        <w:t xml:space="preserve"> : </w:t>
+        <w:t xml:space="preserve"> :</w:t>
+      </w:r>
+      <w:proofErr w:type="gramEnd"/>
+      <w:r>
+        <w:rPr>
+          <w:rFonts w:hint="eastAsia"/>
+          <w:sz w:val="19"/>
+          <w:szCs w:val="19"/>
+        </w:rPr>
+        <w:t xml:space="preserve"> </w:t>
       </w:r>
       <w:r>
         <w:rPr>
@@ -4427,6 +5617,7 @@
           <w:szCs w:val="19"/>
         </w:rPr>
       </w:pPr>
+      <w:proofErr w:type="gramStart"/>
       <w:r>
         <w:rPr>
           <w:rFonts w:ascii="돋움체" w:hAnsi="돋움체" w:cs="돋움체"/>
@@ -4447,6 +5638,7 @@
         </w:rPr>
         <w:t>!DOCTYPE</w:t>
       </w:r>
+      <w:proofErr w:type="gramEnd"/>
       <w:r>
         <w:rPr>
           <w:rFonts w:ascii="돋움체" w:hAnsi="돋움체" w:cs="돋움체"/>
@@ -4523,6 +5715,7 @@
         </w:rPr>
         <w:t xml:space="preserve"> </w:t>
       </w:r>
+      <w:proofErr w:type="spellStart"/>
       <w:r>
         <w:rPr>
           <w:rFonts w:ascii="돋움체" w:hAnsi="돋움체" w:cs="돋움체"/>
@@ -4533,15 +5726,38 @@
         </w:rPr>
         <w:t>lang</w:t>
       </w:r>
-      <w:r>
-        <w:rPr>
-          <w:rFonts w:ascii="돋움체" w:hAnsi="돋움체" w:cs="돋움체"/>
-          <w:color w:val="0000FF"/>
-          <w:kern w:val="0"/>
-          <w:sz w:val="19"/>
-          <w:szCs w:val="19"/>
-        </w:rPr>
-        <w:t>="en"</w:t>
+      <w:proofErr w:type="spellEnd"/>
+      <w:r>
+        <w:rPr>
+          <w:rFonts w:ascii="돋움체" w:hAnsi="돋움체" w:cs="돋움체"/>
+          <w:color w:val="0000FF"/>
+          <w:kern w:val="0"/>
+          <w:sz w:val="19"/>
+          <w:szCs w:val="19"/>
+        </w:rPr>
+        <w:t>="</w:t>
+      </w:r>
+      <w:proofErr w:type="spellStart"/>
+      <w:r>
+        <w:rPr>
+          <w:rFonts w:ascii="돋움체" w:hAnsi="돋움체" w:cs="돋움체"/>
+          <w:color w:val="0000FF"/>
+          <w:kern w:val="0"/>
+          <w:sz w:val="19"/>
+          <w:szCs w:val="19"/>
+        </w:rPr>
+        <w:t>en</w:t>
+      </w:r>
+      <w:proofErr w:type="spellEnd"/>
+      <w:r>
+        <w:rPr>
+          <w:rFonts w:ascii="돋움체" w:hAnsi="돋움체" w:cs="돋움체"/>
+          <w:color w:val="0000FF"/>
+          <w:kern w:val="0"/>
+          <w:sz w:val="19"/>
+          <w:szCs w:val="19"/>
+        </w:rPr>
+        <w:t>"</w:t>
       </w:r>
       <w:r>
         <w:rPr>
@@ -4553,6 +5769,7 @@
         </w:rPr>
         <w:t xml:space="preserve"> </w:t>
       </w:r>
+      <w:proofErr w:type="spellStart"/>
       <w:r>
         <w:rPr>
           <w:rFonts w:ascii="돋움체" w:hAnsi="돋움체" w:cs="돋움체"/>
@@ -4563,6 +5780,7 @@
         </w:rPr>
         <w:t>xmlns</w:t>
       </w:r>
+      <w:proofErr w:type="spellEnd"/>
       <w:r>
         <w:rPr>
           <w:rFonts w:ascii="돋움체" w:hAnsi="돋움체" w:cs="돋움체"/>
@@ -4872,7 +6090,31 @@
           <w:sz w:val="19"/>
           <w:szCs w:val="19"/>
         </w:rPr>
-        <w:t xml:space="preserve">    window.onload = </w:t>
+        <w:t xml:space="preserve">    </w:t>
+      </w:r>
+      <w:proofErr w:type="spellStart"/>
+      <w:proofErr w:type="gramStart"/>
+      <w:r>
+        <w:rPr>
+          <w:rFonts w:ascii="돋움체" w:hAnsi="돋움체" w:cs="돋움체"/>
+          <w:color w:val="000000"/>
+          <w:kern w:val="0"/>
+          <w:sz w:val="19"/>
+          <w:szCs w:val="19"/>
+        </w:rPr>
+        <w:t>window.onload</w:t>
+      </w:r>
+      <w:proofErr w:type="spellEnd"/>
+      <w:proofErr w:type="gramEnd"/>
+      <w:r>
+        <w:rPr>
+          <w:rFonts w:ascii="돋움체" w:hAnsi="돋움체" w:cs="돋움체"/>
+          <w:color w:val="000000"/>
+          <w:kern w:val="0"/>
+          <w:sz w:val="19"/>
+          <w:szCs w:val="19"/>
+        </w:rPr>
+        <w:t xml:space="preserve"> = </w:t>
       </w:r>
       <w:r>
         <w:rPr>
@@ -4920,6 +6162,7 @@
         </w:rPr>
         <w:t xml:space="preserve">      </w:t>
       </w:r>
+      <w:proofErr w:type="spellStart"/>
       <w:r>
         <w:rPr>
           <w:rFonts w:ascii="돋움체" w:hAnsi="돋움체" w:cs="돋움체"/>
@@ -4930,6 +6173,7 @@
         </w:rPr>
         <w:t>var</w:t>
       </w:r>
+      <w:proofErr w:type="spellEnd"/>
       <w:r>
         <w:rPr>
           <w:rFonts w:ascii="돋움체" w:hAnsi="돋움체" w:cs="돋움체"/>
@@ -4964,7 +6208,31 @@
           <w:sz w:val="19"/>
           <w:szCs w:val="19"/>
         </w:rPr>
-        <w:t xml:space="preserve">        document.getElementsByClassName(</w:t>
+        <w:t xml:space="preserve">        </w:t>
+      </w:r>
+      <w:proofErr w:type="spellStart"/>
+      <w:proofErr w:type="gramStart"/>
+      <w:r>
+        <w:rPr>
+          <w:rFonts w:ascii="돋움체" w:hAnsi="돋움체" w:cs="돋움체"/>
+          <w:color w:val="000000"/>
+          <w:kern w:val="0"/>
+          <w:sz w:val="19"/>
+          <w:szCs w:val="19"/>
+        </w:rPr>
+        <w:t>document.getElementsByClassName</w:t>
+      </w:r>
+      <w:proofErr w:type="spellEnd"/>
+      <w:proofErr w:type="gramEnd"/>
+      <w:r>
+        <w:rPr>
+          <w:rFonts w:ascii="돋움체" w:hAnsi="돋움체" w:cs="돋움체"/>
+          <w:color w:val="000000"/>
+          <w:kern w:val="0"/>
+          <w:sz w:val="19"/>
+          <w:szCs w:val="19"/>
+        </w:rPr>
+        <w:t>(</w:t>
       </w:r>
       <w:r>
         <w:rPr>
@@ -5010,8 +6278,32 @@
           <w:sz w:val="19"/>
           <w:szCs w:val="19"/>
         </w:rPr>
-        <w:t xml:space="preserve">      setInterval(</w:t>
-      </w:r>
+        <w:t xml:space="preserve">      </w:t>
+      </w:r>
+      <w:proofErr w:type="spellStart"/>
+      <w:proofErr w:type="gramStart"/>
+      <w:r>
+        <w:rPr>
+          <w:rFonts w:ascii="돋움체" w:hAnsi="돋움체" w:cs="돋움체"/>
+          <w:color w:val="000000"/>
+          <w:kern w:val="0"/>
+          <w:sz w:val="19"/>
+          <w:szCs w:val="19"/>
+        </w:rPr>
+        <w:t>setInterval</w:t>
+      </w:r>
+      <w:proofErr w:type="spellEnd"/>
+      <w:r>
+        <w:rPr>
+          <w:rFonts w:ascii="돋움체" w:hAnsi="돋움체" w:cs="돋움체"/>
+          <w:color w:val="000000"/>
+          <w:kern w:val="0"/>
+          <w:sz w:val="19"/>
+          <w:szCs w:val="19"/>
+        </w:rPr>
+        <w:t>(</w:t>
+      </w:r>
+      <w:proofErr w:type="gramEnd"/>
       <w:r>
         <w:rPr>
           <w:rFonts w:ascii="돋움체" w:hAnsi="돋움체" w:cs="돋움체"/>
@@ -5056,8 +6348,42 @@
           <w:sz w:val="19"/>
           <w:szCs w:val="19"/>
         </w:rPr>
-        <w:t xml:space="preserve">        clock[0].innerHTML</w:t>
-      </w:r>
+        <w:t xml:space="preserve">        </w:t>
+      </w:r>
+      <w:proofErr w:type="gramStart"/>
+      <w:r>
+        <w:rPr>
+          <w:rFonts w:ascii="돋움체" w:hAnsi="돋움체" w:cs="돋움체"/>
+          <w:color w:val="000000"/>
+          <w:kern w:val="0"/>
+          <w:sz w:val="19"/>
+          <w:szCs w:val="19"/>
+        </w:rPr>
+        <w:t>clock[</w:t>
+      </w:r>
+      <w:proofErr w:type="gramEnd"/>
+      <w:r>
+        <w:rPr>
+          <w:rFonts w:ascii="돋움체" w:hAnsi="돋움체" w:cs="돋움체"/>
+          <w:color w:val="000000"/>
+          <w:kern w:val="0"/>
+          <w:sz w:val="19"/>
+          <w:szCs w:val="19"/>
+        </w:rPr>
+        <w:t>0].</w:t>
+      </w:r>
+      <w:proofErr w:type="spellStart"/>
+      <w:r>
+        <w:rPr>
+          <w:rFonts w:ascii="돋움체" w:hAnsi="돋움체" w:cs="돋움체"/>
+          <w:color w:val="000000"/>
+          <w:kern w:val="0"/>
+          <w:sz w:val="19"/>
+          <w:szCs w:val="19"/>
+        </w:rPr>
+        <w:t>innerHTML</w:t>
+      </w:r>
+      <w:proofErr w:type="spellEnd"/>
     </w:p>
     <w:p>
       <w:pPr>
@@ -5102,7 +6428,29 @@
           <w:sz w:val="19"/>
           <w:szCs w:val="19"/>
         </w:rPr>
-        <w:t xml:space="preserve"> Date().toLocale</w:t>
+        <w:t xml:space="preserve"> Date(</w:t>
+      </w:r>
+      <w:proofErr w:type="gramStart"/>
+      <w:r>
+        <w:rPr>
+          <w:rFonts w:ascii="돋움체" w:hAnsi="돋움체" w:cs="돋움체"/>
+          <w:color w:val="000000"/>
+          <w:kern w:val="0"/>
+          <w:sz w:val="19"/>
+          <w:szCs w:val="19"/>
+        </w:rPr>
+        <w:t>).</w:t>
+      </w:r>
+      <w:proofErr w:type="spellStart"/>
+      <w:r>
+        <w:rPr>
+          <w:rFonts w:ascii="돋움체" w:hAnsi="돋움체" w:cs="돋움체"/>
+          <w:color w:val="000000"/>
+          <w:kern w:val="0"/>
+          <w:sz w:val="19"/>
+          <w:szCs w:val="19"/>
+        </w:rPr>
+        <w:t>toLocale</w:t>
       </w:r>
       <w:r>
         <w:rPr>
@@ -5132,7 +6480,19 @@
           <w:sz w:val="19"/>
           <w:szCs w:val="19"/>
         </w:rPr>
-        <w:t>String()</w:t>
+        <w:t>String</w:t>
+      </w:r>
+      <w:proofErr w:type="spellEnd"/>
+      <w:proofErr w:type="gramEnd"/>
+      <w:r>
+        <w:rPr>
+          <w:rFonts w:ascii="돋움체" w:hAnsi="돋움체" w:cs="돋움체"/>
+          <w:color w:val="000000"/>
+          <w:kern w:val="0"/>
+          <w:sz w:val="19"/>
+          <w:szCs w:val="19"/>
+        </w:rPr>
+        <w:t>()</w:t>
       </w:r>
     </w:p>
     <w:p>
@@ -5158,7 +6518,29 @@
           <w:sz w:val="19"/>
           <w:szCs w:val="19"/>
         </w:rPr>
-        <w:t xml:space="preserve">        clock[1].value</w:t>
+        <w:t xml:space="preserve">        </w:t>
+      </w:r>
+      <w:proofErr w:type="gramStart"/>
+      <w:r>
+        <w:rPr>
+          <w:rFonts w:ascii="돋움체" w:hAnsi="돋움체" w:cs="돋움체"/>
+          <w:color w:val="000000"/>
+          <w:kern w:val="0"/>
+          <w:sz w:val="19"/>
+          <w:szCs w:val="19"/>
+        </w:rPr>
+        <w:t>clock[</w:t>
+      </w:r>
+      <w:proofErr w:type="gramEnd"/>
+      <w:r>
+        <w:rPr>
+          <w:rFonts w:ascii="돋움체" w:hAnsi="돋움체" w:cs="돋움체"/>
+          <w:color w:val="000000"/>
+          <w:kern w:val="0"/>
+          <w:sz w:val="19"/>
+          <w:szCs w:val="19"/>
+        </w:rPr>
+        <w:t>1].value</w:t>
       </w:r>
     </w:p>
     <w:p>
@@ -5204,7 +6586,41 @@
           <w:sz w:val="19"/>
           <w:szCs w:val="19"/>
         </w:rPr>
-        <w:t xml:space="preserve"> Date().toLocaleTimeString();</w:t>
+        <w:t xml:space="preserve"> Date(</w:t>
+      </w:r>
+      <w:proofErr w:type="gramStart"/>
+      <w:r>
+        <w:rPr>
+          <w:rFonts w:ascii="돋움체" w:hAnsi="돋움체" w:cs="돋움체"/>
+          <w:color w:val="000000"/>
+          <w:kern w:val="0"/>
+          <w:sz w:val="19"/>
+          <w:szCs w:val="19"/>
+        </w:rPr>
+        <w:t>).</w:t>
+      </w:r>
+      <w:proofErr w:type="spellStart"/>
+      <w:r>
+        <w:rPr>
+          <w:rFonts w:ascii="돋움체" w:hAnsi="돋움체" w:cs="돋움체"/>
+          <w:color w:val="000000"/>
+          <w:kern w:val="0"/>
+          <w:sz w:val="19"/>
+          <w:szCs w:val="19"/>
+        </w:rPr>
+        <w:t>toLocaleTimeString</w:t>
+      </w:r>
+      <w:proofErr w:type="spellEnd"/>
+      <w:proofErr w:type="gramEnd"/>
+      <w:r>
+        <w:rPr>
+          <w:rFonts w:ascii="돋움체" w:hAnsi="돋움체" w:cs="돋움체"/>
+          <w:color w:val="000000"/>
+          <w:kern w:val="0"/>
+          <w:sz w:val="19"/>
+          <w:szCs w:val="19"/>
+        </w:rPr>
+        <w:t>();</w:t>
       </w:r>
     </w:p>
     <w:p>
@@ -5713,6 +7129,7 @@
           <w:szCs w:val="19"/>
         </w:rPr>
       </w:pPr>
+      <w:proofErr w:type="gramStart"/>
       <w:r>
         <w:rPr>
           <w:rFonts w:ascii="돋움체" w:hAnsi="돋움체" w:cs="돋움체" w:hint="eastAsia"/>
@@ -5743,6 +7160,7 @@
         </w:rPr>
         <w:t>위의</w:t>
       </w:r>
+      <w:proofErr w:type="gramEnd"/>
       <w:r>
         <w:rPr>
           <w:rFonts w:ascii="돋움체" w:hAnsi="돋움체" w:cs="돋움체" w:hint="eastAsia"/>
@@ -5933,6 +7351,7 @@
         </w:rPr>
         <w:t xml:space="preserve"> </w:t>
       </w:r>
+      <w:proofErr w:type="spellStart"/>
       <w:r>
         <w:rPr>
           <w:rFonts w:ascii="돋움체" w:hAnsi="돋움체" w:cs="돋움체" w:hint="eastAsia"/>
@@ -5953,6 +7372,7 @@
         </w:rPr>
         <w:t>로</w:t>
       </w:r>
+      <w:proofErr w:type="spellEnd"/>
       <w:r>
         <w:rPr>
           <w:rFonts w:ascii="돋움체" w:hAnsi="돋움체" w:cs="돋움체" w:hint="eastAsia"/>
@@ -6123,6 +7543,7 @@
         </w:rPr>
         <w:t xml:space="preserve"> </w:t>
       </w:r>
+      <w:proofErr w:type="spellStart"/>
       <w:r>
         <w:rPr>
           <w:rFonts w:ascii="돋움체" w:hAnsi="돋움체" w:cs="돋움체" w:hint="eastAsia"/>
@@ -6133,6 +7554,7 @@
         </w:rPr>
         <w:t>구현하시오</w:t>
       </w:r>
+      <w:proofErr w:type="spellEnd"/>
       <w:r>
         <w:rPr>
           <w:rFonts w:ascii="돋움체" w:hAnsi="돋움체" w:cs="돋움체" w:hint="eastAsia"/>
@@ -6233,15 +7655,33 @@
           <w:sz w:val="19"/>
           <w:szCs w:val="19"/>
         </w:rPr>
-        <w:t>10.6 문서 객체 가져오기(2)</w:t>
-      </w:r>
+        <w:t>10.6 문서 객체 가져오기(2</w:t>
+      </w:r>
+      <w:proofErr w:type="gramStart"/>
       <w:r>
         <w:rPr>
           <w:rFonts w:hint="eastAsia"/>
           <w:sz w:val="19"/>
           <w:szCs w:val="19"/>
         </w:rPr>
-        <w:t xml:space="preserve"> ; 태그</w:t>
+        <w:t>)</w:t>
+      </w:r>
+      <w:r>
+        <w:rPr>
+          <w:rFonts w:hint="eastAsia"/>
+          <w:sz w:val="19"/>
+          <w:szCs w:val="19"/>
+        </w:rPr>
+        <w:t xml:space="preserve"> ;</w:t>
+      </w:r>
+      <w:proofErr w:type="gramEnd"/>
+      <w:r>
+        <w:rPr>
+          <w:rFonts w:hint="eastAsia"/>
+          <w:sz w:val="19"/>
+          <w:szCs w:val="19"/>
+        </w:rPr>
+        <w:t xml:space="preserve"> 태그</w:t>
       </w:r>
       <w:r>
         <w:rPr>
@@ -6274,13 +7714,23 @@
           <w:szCs w:val="19"/>
         </w:rPr>
       </w:pPr>
+      <w:proofErr w:type="spellStart"/>
       <w:r>
         <w:rPr>
           <w:rFonts w:hint="eastAsia"/>
           <w:sz w:val="19"/>
           <w:szCs w:val="19"/>
         </w:rPr>
-        <w:t>getElementsByName(name); 태그의 name 속성이 name과 일치하는 문서 객체를 배열로 가져온다.</w:t>
+        <w:t>getElementsByName</w:t>
+      </w:r>
+      <w:proofErr w:type="spellEnd"/>
+      <w:r>
+        <w:rPr>
+          <w:rFonts w:hint="eastAsia"/>
+          <w:sz w:val="19"/>
+          <w:szCs w:val="19"/>
+        </w:rPr>
+        <w:t>(name); 태그의 name 속성이 name과 일치하는 문서 객체를 배열로 가져온다.</w:t>
       </w:r>
     </w:p>
     <w:p>
@@ -6570,7 +8020,29 @@
           <w:sz w:val="19"/>
           <w:szCs w:val="19"/>
         </w:rPr>
-        <w:t xml:space="preserve"> login() {</w:t>
+        <w:t xml:space="preserve"> </w:t>
+      </w:r>
+      <w:proofErr w:type="gramStart"/>
+      <w:r>
+        <w:rPr>
+          <w:rFonts w:ascii="돋움체" w:eastAsia="돋움체" w:cs="돋움체"/>
+          <w:color w:val="000000"/>
+          <w:kern w:val="0"/>
+          <w:sz w:val="19"/>
+          <w:szCs w:val="19"/>
+        </w:rPr>
+        <w:t>login(</w:t>
+      </w:r>
+      <w:proofErr w:type="gramEnd"/>
+      <w:r>
+        <w:rPr>
+          <w:rFonts w:ascii="돋움체" w:eastAsia="돋움체" w:cs="돋움체"/>
+          <w:color w:val="000000"/>
+          <w:kern w:val="0"/>
+          <w:sz w:val="19"/>
+          <w:szCs w:val="19"/>
+        </w:rPr>
+        <w:t>) {</w:t>
       </w:r>
     </w:p>
     <w:p>
@@ -6598,6 +8070,7 @@
         </w:rPr>
         <w:t xml:space="preserve">      </w:t>
       </w:r>
+      <w:proofErr w:type="spellStart"/>
       <w:r>
         <w:rPr>
           <w:rFonts w:ascii="돋움체" w:eastAsia="돋움체" w:cs="돋움체"/>
@@ -6608,6 +8081,7 @@
         </w:rPr>
         <w:t>var</w:t>
       </w:r>
+      <w:proofErr w:type="spellEnd"/>
       <w:r>
         <w:rPr>
           <w:rFonts w:ascii="돋움체" w:eastAsia="돋움체" w:cs="돋움체"/>
@@ -6616,7 +8090,31 @@
           <w:sz w:val="19"/>
           <w:szCs w:val="19"/>
         </w:rPr>
-        <w:t xml:space="preserve"> id = document.getElementsByName(</w:t>
+        <w:t xml:space="preserve"> id = </w:t>
+      </w:r>
+      <w:proofErr w:type="spellStart"/>
+      <w:proofErr w:type="gramStart"/>
+      <w:r>
+        <w:rPr>
+          <w:rFonts w:ascii="돋움체" w:eastAsia="돋움체" w:cs="돋움체"/>
+          <w:color w:val="000000"/>
+          <w:kern w:val="0"/>
+          <w:sz w:val="19"/>
+          <w:szCs w:val="19"/>
+        </w:rPr>
+        <w:t>document.getElementsByName</w:t>
+      </w:r>
+      <w:proofErr w:type="spellEnd"/>
+      <w:proofErr w:type="gramEnd"/>
+      <w:r>
+        <w:rPr>
+          <w:rFonts w:ascii="돋움체" w:eastAsia="돋움체" w:cs="돋움체"/>
+          <w:color w:val="000000"/>
+          <w:kern w:val="0"/>
+          <w:sz w:val="19"/>
+          <w:szCs w:val="19"/>
+        </w:rPr>
+        <w:t>(</w:t>
       </w:r>
       <w:r>
         <w:rPr>
@@ -6664,6 +8162,7 @@
         </w:rPr>
         <w:t xml:space="preserve">      </w:t>
       </w:r>
+      <w:proofErr w:type="spellStart"/>
       <w:r>
         <w:rPr>
           <w:rFonts w:ascii="돋움체" w:eastAsia="돋움체" w:cs="돋움체"/>
@@ -6674,6 +8173,7 @@
         </w:rPr>
         <w:t>var</w:t>
       </w:r>
+      <w:proofErr w:type="spellEnd"/>
       <w:r>
         <w:rPr>
           <w:rFonts w:ascii="돋움체" w:eastAsia="돋움체" w:cs="돋움체"/>
@@ -6682,7 +8182,31 @@
           <w:sz w:val="19"/>
           <w:szCs w:val="19"/>
         </w:rPr>
-        <w:t xml:space="preserve"> pw = document.getElementsByName(</w:t>
+        <w:t xml:space="preserve"> pw = </w:t>
+      </w:r>
+      <w:proofErr w:type="spellStart"/>
+      <w:proofErr w:type="gramStart"/>
+      <w:r>
+        <w:rPr>
+          <w:rFonts w:ascii="돋움체" w:eastAsia="돋움체" w:cs="돋움체"/>
+          <w:color w:val="000000"/>
+          <w:kern w:val="0"/>
+          <w:sz w:val="19"/>
+          <w:szCs w:val="19"/>
+        </w:rPr>
+        <w:t>document.getElementsByName</w:t>
+      </w:r>
+      <w:proofErr w:type="spellEnd"/>
+      <w:proofErr w:type="gramEnd"/>
+      <w:r>
+        <w:rPr>
+          <w:rFonts w:ascii="돋움체" w:eastAsia="돋움체" w:cs="돋움체"/>
+          <w:color w:val="000000"/>
+          <w:kern w:val="0"/>
+          <w:sz w:val="19"/>
+          <w:szCs w:val="19"/>
+        </w:rPr>
+        <w:t>(</w:t>
       </w:r>
       <w:r>
         <w:rPr>
@@ -6730,6 +8254,7 @@
         </w:rPr>
         <w:t xml:space="preserve">      </w:t>
       </w:r>
+      <w:proofErr w:type="spellStart"/>
       <w:r>
         <w:rPr>
           <w:rFonts w:ascii="돋움체" w:eastAsia="돋움체" w:cs="돋움체"/>
@@ -6740,6 +8265,7 @@
         </w:rPr>
         <w:t>var</w:t>
       </w:r>
+      <w:proofErr w:type="spellEnd"/>
       <w:r>
         <w:rPr>
           <w:rFonts w:ascii="돋움체" w:eastAsia="돋움체" w:cs="돋움체"/>
@@ -6748,7 +8274,31 @@
           <w:sz w:val="19"/>
           <w:szCs w:val="19"/>
         </w:rPr>
-        <w:t xml:space="preserve"> m = document.getElementsByName(</w:t>
+        <w:t xml:space="preserve"> m = </w:t>
+      </w:r>
+      <w:proofErr w:type="spellStart"/>
+      <w:proofErr w:type="gramStart"/>
+      <w:r>
+        <w:rPr>
+          <w:rFonts w:ascii="돋움체" w:eastAsia="돋움체" w:cs="돋움체"/>
+          <w:color w:val="000000"/>
+          <w:kern w:val="0"/>
+          <w:sz w:val="19"/>
+          <w:szCs w:val="19"/>
+        </w:rPr>
+        <w:t>document.getElementsByName</w:t>
+      </w:r>
+      <w:proofErr w:type="spellEnd"/>
+      <w:proofErr w:type="gramEnd"/>
+      <w:r>
+        <w:rPr>
+          <w:rFonts w:ascii="돋움체" w:eastAsia="돋움체" w:cs="돋움체"/>
+          <w:color w:val="000000"/>
+          <w:kern w:val="0"/>
+          <w:sz w:val="19"/>
+          <w:szCs w:val="19"/>
+        </w:rPr>
+        <w:t>(</w:t>
       </w:r>
       <w:r>
         <w:rPr>
@@ -6796,6 +8346,7 @@
         </w:rPr>
         <w:t xml:space="preserve">      </w:t>
       </w:r>
+      <w:proofErr w:type="spellStart"/>
       <w:r>
         <w:rPr>
           <w:rFonts w:ascii="돋움체" w:eastAsia="돋움체" w:cs="돋움체"/>
@@ -6806,6 +8357,7 @@
         </w:rPr>
         <w:t>var</w:t>
       </w:r>
+      <w:proofErr w:type="spellEnd"/>
       <w:r>
         <w:rPr>
           <w:rFonts w:ascii="돋움체" w:eastAsia="돋움체" w:cs="돋움체"/>
@@ -6814,7 +8366,31 @@
           <w:sz w:val="19"/>
           <w:szCs w:val="19"/>
         </w:rPr>
-        <w:t xml:space="preserve"> f = document.getElementsByName(</w:t>
+        <w:t xml:space="preserve"> f = </w:t>
+      </w:r>
+      <w:proofErr w:type="spellStart"/>
+      <w:proofErr w:type="gramStart"/>
+      <w:r>
+        <w:rPr>
+          <w:rFonts w:ascii="돋움체" w:eastAsia="돋움체" w:cs="돋움체"/>
+          <w:color w:val="000000"/>
+          <w:kern w:val="0"/>
+          <w:sz w:val="19"/>
+          <w:szCs w:val="19"/>
+        </w:rPr>
+        <w:t>document.getElementsByName</w:t>
+      </w:r>
+      <w:proofErr w:type="spellEnd"/>
+      <w:proofErr w:type="gramEnd"/>
+      <w:r>
+        <w:rPr>
+          <w:rFonts w:ascii="돋움체" w:eastAsia="돋움체" w:cs="돋움체"/>
+          <w:color w:val="000000"/>
+          <w:kern w:val="0"/>
+          <w:sz w:val="19"/>
+          <w:szCs w:val="19"/>
+        </w:rPr>
+        <w:t>(</w:t>
       </w:r>
       <w:r>
         <w:rPr>
@@ -6880,7 +8456,31 @@
           <w:sz w:val="19"/>
           <w:szCs w:val="19"/>
         </w:rPr>
-        <w:t xml:space="preserve"> (m.checked) {</w:t>
+        <w:t xml:space="preserve"> (</w:t>
+      </w:r>
+      <w:proofErr w:type="spellStart"/>
+      <w:proofErr w:type="gramStart"/>
+      <w:r>
+        <w:rPr>
+          <w:rFonts w:ascii="돋움체" w:eastAsia="돋움체" w:cs="돋움체"/>
+          <w:color w:val="000000"/>
+          <w:kern w:val="0"/>
+          <w:sz w:val="19"/>
+          <w:szCs w:val="19"/>
+        </w:rPr>
+        <w:t>m.checked</w:t>
+      </w:r>
+      <w:proofErr w:type="spellEnd"/>
+      <w:proofErr w:type="gramEnd"/>
+      <w:r>
+        <w:rPr>
+          <w:rFonts w:ascii="돋움체" w:eastAsia="돋움체" w:cs="돋움체"/>
+          <w:color w:val="000000"/>
+          <w:kern w:val="0"/>
+          <w:sz w:val="19"/>
+          <w:szCs w:val="19"/>
+        </w:rPr>
+        <w:t>) {</w:t>
       </w:r>
     </w:p>
     <w:p>
@@ -7058,7 +8658,31 @@
           <w:sz w:val="19"/>
           <w:szCs w:val="19"/>
         </w:rPr>
-        <w:t xml:space="preserve"> (f.checked) {</w:t>
+        <w:t xml:space="preserve"> (</w:t>
+      </w:r>
+      <w:proofErr w:type="spellStart"/>
+      <w:proofErr w:type="gramStart"/>
+      <w:r>
+        <w:rPr>
+          <w:rFonts w:ascii="돋움체" w:eastAsia="돋움체" w:cs="돋움체"/>
+          <w:color w:val="000000"/>
+          <w:kern w:val="0"/>
+          <w:sz w:val="19"/>
+          <w:szCs w:val="19"/>
+        </w:rPr>
+        <w:t>f.checked</w:t>
+      </w:r>
+      <w:proofErr w:type="spellEnd"/>
+      <w:proofErr w:type="gramEnd"/>
+      <w:r>
+        <w:rPr>
+          <w:rFonts w:ascii="돋움체" w:eastAsia="돋움체" w:cs="돋움체"/>
+          <w:color w:val="000000"/>
+          <w:kern w:val="0"/>
+          <w:sz w:val="19"/>
+          <w:szCs w:val="19"/>
+        </w:rPr>
+        <w:t>) {</w:t>
       </w:r>
     </w:p>
     <w:p>
@@ -8414,6 +10038,7 @@
         </w:rPr>
         <w:t xml:space="preserve"> </w:t>
       </w:r>
+      <w:proofErr w:type="spellStart"/>
       <w:r>
         <w:rPr>
           <w:rFonts w:ascii="돋움체" w:eastAsia="돋움체" w:cs="돋움체"/>
@@ -8424,6 +10049,7 @@
         </w:rPr>
         <w:t>onclick</w:t>
       </w:r>
+      <w:proofErr w:type="spellEnd"/>
       <w:r>
         <w:rPr>
           <w:rFonts w:ascii="돋움체" w:eastAsia="돋움체" w:cs="돋움체"/>
@@ -8616,13 +10242,23 @@
           <w:szCs w:val="19"/>
         </w:rPr>
       </w:pPr>
+      <w:proofErr w:type="spellStart"/>
       <w:r>
         <w:rPr>
           <w:rFonts w:hint="eastAsia"/>
           <w:sz w:val="19"/>
           <w:szCs w:val="19"/>
         </w:rPr>
-        <w:t>getElementsByTagName(</w:t>
+        <w:t>getElementsByTagName</w:t>
+      </w:r>
+      <w:proofErr w:type="spellEnd"/>
+      <w:r>
+        <w:rPr>
+          <w:rFonts w:hint="eastAsia"/>
+          <w:sz w:val="19"/>
+          <w:szCs w:val="19"/>
+        </w:rPr>
+        <w:t>(</w:t>
       </w:r>
       <w:r>
         <w:rPr>
@@ -8631,6 +10267,7 @@
         </w:rPr>
         <w:t>‘</w:t>
       </w:r>
+      <w:proofErr w:type="spellStart"/>
       <w:r>
         <w:rPr>
           <w:rFonts w:hint="eastAsia"/>
@@ -8647,6 +10284,7 @@
         </w:rPr>
         <w:t>명</w:t>
       </w:r>
+      <w:proofErr w:type="spellEnd"/>
       <w:r>
         <w:rPr>
           <w:sz w:val="19"/>
@@ -8720,6 +10358,7 @@
         </w:rPr>
         <w:t xml:space="preserve"> </w:t>
       </w:r>
+      <w:proofErr w:type="spellStart"/>
       <w:r>
         <w:rPr>
           <w:rFonts w:ascii="돋움체" w:hAnsi="돋움체" w:cs="돋움체"/>
@@ -8731,16 +10370,41 @@
         </w:rPr>
         <w:t>lang</w:t>
       </w:r>
-      <w:r>
-        <w:rPr>
-          <w:rFonts w:ascii="돋움체" w:hAnsi="돋움체" w:cs="돋움체"/>
-          <w:color w:val="0000FF"/>
-          <w:kern w:val="0"/>
-          <w:sz w:val="19"/>
-          <w:szCs w:val="19"/>
-          <w:highlight w:val="white"/>
-        </w:rPr>
-        <w:t>="en"</w:t>
+      <w:proofErr w:type="spellEnd"/>
+      <w:r>
+        <w:rPr>
+          <w:rFonts w:ascii="돋움체" w:hAnsi="돋움체" w:cs="돋움체"/>
+          <w:color w:val="0000FF"/>
+          <w:kern w:val="0"/>
+          <w:sz w:val="19"/>
+          <w:szCs w:val="19"/>
+          <w:highlight w:val="white"/>
+        </w:rPr>
+        <w:t>="</w:t>
+      </w:r>
+      <w:proofErr w:type="spellStart"/>
+      <w:r>
+        <w:rPr>
+          <w:rFonts w:ascii="돋움체" w:hAnsi="돋움체" w:cs="돋움체"/>
+          <w:color w:val="0000FF"/>
+          <w:kern w:val="0"/>
+          <w:sz w:val="19"/>
+          <w:szCs w:val="19"/>
+          <w:highlight w:val="white"/>
+        </w:rPr>
+        <w:t>en</w:t>
+      </w:r>
+      <w:proofErr w:type="spellEnd"/>
+      <w:r>
+        <w:rPr>
+          <w:rFonts w:ascii="돋움체" w:hAnsi="돋움체" w:cs="돋움체"/>
+          <w:color w:val="0000FF"/>
+          <w:kern w:val="0"/>
+          <w:sz w:val="19"/>
+          <w:szCs w:val="19"/>
+          <w:highlight w:val="white"/>
+        </w:rPr>
+        <w:t>"</w:t>
       </w:r>
       <w:r>
         <w:rPr>
@@ -8753,6 +10417,7 @@
         </w:rPr>
         <w:t xml:space="preserve"> </w:t>
       </w:r>
+      <w:proofErr w:type="spellStart"/>
       <w:r>
         <w:rPr>
           <w:rFonts w:ascii="돋움체" w:hAnsi="돋움체" w:cs="돋움체"/>
@@ -8764,6 +10429,7 @@
         </w:rPr>
         <w:t>xmlns</w:t>
       </w:r>
+      <w:proofErr w:type="spellEnd"/>
       <w:r>
         <w:rPr>
           <w:rFonts w:ascii="돋움체" w:hAnsi="돋움체" w:cs="돋움체"/>
@@ -9100,7 +10766,33 @@
           <w:szCs w:val="19"/>
           <w:highlight w:val="white"/>
         </w:rPr>
-        <w:t xml:space="preserve">        window.onload = </w:t>
+        <w:t xml:space="preserve">        </w:t>
+      </w:r>
+      <w:proofErr w:type="spellStart"/>
+      <w:proofErr w:type="gramStart"/>
+      <w:r>
+        <w:rPr>
+          <w:rFonts w:ascii="돋움체" w:hAnsi="돋움체" w:cs="돋움체"/>
+          <w:color w:val="000000"/>
+          <w:kern w:val="0"/>
+          <w:sz w:val="19"/>
+          <w:szCs w:val="19"/>
+          <w:highlight w:val="white"/>
+        </w:rPr>
+        <w:t>window.onload</w:t>
+      </w:r>
+      <w:proofErr w:type="spellEnd"/>
+      <w:proofErr w:type="gramEnd"/>
+      <w:r>
+        <w:rPr>
+          <w:rFonts w:ascii="돋움체" w:hAnsi="돋움체" w:cs="돋움체"/>
+          <w:color w:val="000000"/>
+          <w:kern w:val="0"/>
+          <w:sz w:val="19"/>
+          <w:szCs w:val="19"/>
+          <w:highlight w:val="white"/>
+        </w:rPr>
+        <w:t xml:space="preserve"> = </w:t>
       </w:r>
       <w:r>
         <w:rPr>
@@ -9152,6 +10844,7 @@
         </w:rPr>
         <w:t xml:space="preserve">            </w:t>
       </w:r>
+      <w:proofErr w:type="spellStart"/>
       <w:r>
         <w:rPr>
           <w:rFonts w:ascii="돋움체" w:hAnsi="돋움체" w:cs="돋움체"/>
@@ -9163,16 +10856,43 @@
         </w:rPr>
         <w:t>var</w:t>
       </w:r>
-      <w:r>
-        <w:rPr>
-          <w:rFonts w:ascii="돋움체" w:hAnsi="돋움체" w:cs="돋움체"/>
-          <w:color w:val="000000"/>
-          <w:kern w:val="0"/>
-          <w:sz w:val="19"/>
-          <w:szCs w:val="19"/>
-          <w:highlight w:val="white"/>
-        </w:rPr>
-        <w:t xml:space="preserve"> headers = document.getElementsByTagName(</w:t>
+      <w:proofErr w:type="spellEnd"/>
+      <w:r>
+        <w:rPr>
+          <w:rFonts w:ascii="돋움체" w:hAnsi="돋움체" w:cs="돋움체"/>
+          <w:color w:val="000000"/>
+          <w:kern w:val="0"/>
+          <w:sz w:val="19"/>
+          <w:szCs w:val="19"/>
+          <w:highlight w:val="white"/>
+        </w:rPr>
+        <w:t xml:space="preserve"> headers = </w:t>
+      </w:r>
+      <w:proofErr w:type="spellStart"/>
+      <w:proofErr w:type="gramStart"/>
+      <w:r>
+        <w:rPr>
+          <w:rFonts w:ascii="돋움체" w:hAnsi="돋움체" w:cs="돋움체"/>
+          <w:color w:val="000000"/>
+          <w:kern w:val="0"/>
+          <w:sz w:val="19"/>
+          <w:szCs w:val="19"/>
+          <w:highlight w:val="white"/>
+        </w:rPr>
+        <w:t>document.getElementsByTagName</w:t>
+      </w:r>
+      <w:proofErr w:type="spellEnd"/>
+      <w:proofErr w:type="gramEnd"/>
+      <w:r>
+        <w:rPr>
+          <w:rFonts w:ascii="돋움체" w:hAnsi="돋움체" w:cs="돋움체"/>
+          <w:color w:val="000000"/>
+          <w:kern w:val="0"/>
+          <w:sz w:val="19"/>
+          <w:szCs w:val="19"/>
+          <w:highlight w:val="white"/>
+        </w:rPr>
+        <w:t>(</w:t>
       </w:r>
       <w:r>
         <w:rPr>
@@ -9246,6 +10966,7 @@
         </w:rPr>
         <w:t xml:space="preserve"> (</w:t>
       </w:r>
+      <w:proofErr w:type="spellStart"/>
       <w:r>
         <w:rPr>
           <w:rFonts w:ascii="돋움체" w:hAnsi="돋움체" w:cs="돋움체" w:hint="eastAsia"/>
@@ -9255,7 +10976,19 @@
           <w:szCs w:val="19"/>
           <w:highlight w:val="white"/>
         </w:rPr>
-        <w:t xml:space="preserve">var </w:t>
+        <w:t>var</w:t>
+      </w:r>
+      <w:proofErr w:type="spellEnd"/>
+      <w:r>
+        <w:rPr>
+          <w:rFonts w:ascii="돋움체" w:hAnsi="돋움체" w:cs="돋움체" w:hint="eastAsia"/>
+          <w:color w:val="0000FF"/>
+          <w:kern w:val="0"/>
+          <w:sz w:val="19"/>
+          <w:szCs w:val="19"/>
+          <w:highlight w:val="white"/>
+        </w:rPr>
+        <w:t xml:space="preserve"> </w:t>
       </w:r>
       <w:r>
         <w:rPr>
@@ -9277,7 +11010,103 @@
           <w:szCs w:val="19"/>
           <w:highlight w:val="white"/>
         </w:rPr>
-        <w:t xml:space="preserve"> = 0 ; i&lt;headers.length ; i++</w:t>
+        <w:t xml:space="preserve"> = </w:t>
+      </w:r>
+      <w:proofErr w:type="gramStart"/>
+      <w:r>
+        <w:rPr>
+          <w:rFonts w:ascii="돋움체" w:hAnsi="돋움체" w:cs="돋움체" w:hint="eastAsia"/>
+          <w:color w:val="0000FF"/>
+          <w:kern w:val="0"/>
+          <w:sz w:val="19"/>
+          <w:szCs w:val="19"/>
+          <w:highlight w:val="white"/>
+        </w:rPr>
+        <w:t>0 ;</w:t>
+      </w:r>
+      <w:proofErr w:type="gramEnd"/>
+      <w:r>
+        <w:rPr>
+          <w:rFonts w:ascii="돋움체" w:hAnsi="돋움체" w:cs="돋움체" w:hint="eastAsia"/>
+          <w:color w:val="0000FF"/>
+          <w:kern w:val="0"/>
+          <w:sz w:val="19"/>
+          <w:szCs w:val="19"/>
+          <w:highlight w:val="white"/>
+        </w:rPr>
+        <w:t xml:space="preserve"> </w:t>
+      </w:r>
+      <w:proofErr w:type="spellStart"/>
+      <w:r>
+        <w:rPr>
+          <w:rFonts w:ascii="돋움체" w:hAnsi="돋움체" w:cs="돋움체" w:hint="eastAsia"/>
+          <w:color w:val="0000FF"/>
+          <w:kern w:val="0"/>
+          <w:sz w:val="19"/>
+          <w:szCs w:val="19"/>
+          <w:highlight w:val="white"/>
+        </w:rPr>
+        <w:t>i</w:t>
+      </w:r>
+      <w:proofErr w:type="spellEnd"/>
+      <w:r>
+        <w:rPr>
+          <w:rFonts w:ascii="돋움체" w:hAnsi="돋움체" w:cs="돋움체" w:hint="eastAsia"/>
+          <w:color w:val="0000FF"/>
+          <w:kern w:val="0"/>
+          <w:sz w:val="19"/>
+          <w:szCs w:val="19"/>
+          <w:highlight w:val="white"/>
+        </w:rPr>
+        <w:t>&lt;</w:t>
+      </w:r>
+      <w:proofErr w:type="spellStart"/>
+      <w:r>
+        <w:rPr>
+          <w:rFonts w:ascii="돋움체" w:hAnsi="돋움체" w:cs="돋움체" w:hint="eastAsia"/>
+          <w:color w:val="0000FF"/>
+          <w:kern w:val="0"/>
+          <w:sz w:val="19"/>
+          <w:szCs w:val="19"/>
+          <w:highlight w:val="white"/>
+        </w:rPr>
+        <w:t>headers.length</w:t>
+      </w:r>
+      <w:proofErr w:type="spellEnd"/>
+      <w:r>
+        <w:rPr>
+          <w:rFonts w:ascii="돋움체" w:hAnsi="돋움체" w:cs="돋움체" w:hint="eastAsia"/>
+          <w:color w:val="0000FF"/>
+          <w:kern w:val="0"/>
+          <w:sz w:val="19"/>
+          <w:szCs w:val="19"/>
+          <w:highlight w:val="white"/>
+        </w:rPr>
+        <w:t xml:space="preserve"> ; </w:t>
+      </w:r>
+      <w:proofErr w:type="spellStart"/>
+      <w:r>
+        <w:rPr>
+          <w:rFonts w:ascii="돋움체" w:hAnsi="돋움체" w:cs="돋움체" w:hint="eastAsia"/>
+          <w:color w:val="0000FF"/>
+          <w:kern w:val="0"/>
+          <w:sz w:val="19"/>
+          <w:szCs w:val="19"/>
+          <w:highlight w:val="white"/>
+        </w:rPr>
+        <w:t>i</w:t>
+      </w:r>
+      <w:proofErr w:type="spellEnd"/>
+      <w:r>
+        <w:rPr>
+          <w:rFonts w:ascii="돋움체" w:hAnsi="돋움체" w:cs="돋움체" w:hint="eastAsia"/>
+          <w:color w:val="0000FF"/>
+          <w:kern w:val="0"/>
+          <w:sz w:val="19"/>
+          <w:szCs w:val="19"/>
+          <w:highlight w:val="white"/>
+        </w:rPr>
+        <w:t>++</w:t>
       </w:r>
       <w:r>
         <w:rPr>
@@ -9316,7 +11145,57 @@
           <w:szCs w:val="19"/>
           <w:highlight w:val="white"/>
         </w:rPr>
-        <w:t xml:space="preserve">                headers[i].innerHTML = </w:t>
+        <w:t xml:space="preserve">                headers[</w:t>
+      </w:r>
+      <w:proofErr w:type="spellStart"/>
+      <w:r>
+        <w:rPr>
+          <w:rFonts w:ascii="돋움체" w:hAnsi="돋움체" w:cs="돋움체"/>
+          <w:color w:val="000000"/>
+          <w:kern w:val="0"/>
+          <w:sz w:val="19"/>
+          <w:szCs w:val="19"/>
+          <w:highlight w:val="white"/>
+        </w:rPr>
+        <w:t>i</w:t>
+      </w:r>
+      <w:proofErr w:type="spellEnd"/>
+      <w:proofErr w:type="gramStart"/>
+      <w:r>
+        <w:rPr>
+          <w:rFonts w:ascii="돋움체" w:hAnsi="돋움체" w:cs="돋움체"/>
+          <w:color w:val="000000"/>
+          <w:kern w:val="0"/>
+          <w:sz w:val="19"/>
+          <w:szCs w:val="19"/>
+          <w:highlight w:val="white"/>
+        </w:rPr>
+        <w:t>].</w:t>
+      </w:r>
+      <w:proofErr w:type="spellStart"/>
+      <w:r>
+        <w:rPr>
+          <w:rFonts w:ascii="돋움체" w:hAnsi="돋움체" w:cs="돋움체"/>
+          <w:color w:val="000000"/>
+          <w:kern w:val="0"/>
+          <w:sz w:val="19"/>
+          <w:szCs w:val="19"/>
+          <w:highlight w:val="white"/>
+        </w:rPr>
+        <w:t>innerHTML</w:t>
+      </w:r>
+      <w:proofErr w:type="spellEnd"/>
+      <w:proofErr w:type="gramEnd"/>
+      <w:r>
+        <w:rPr>
+          <w:rFonts w:ascii="돋움체" w:hAnsi="돋움체" w:cs="돋움체"/>
+          <w:color w:val="000000"/>
+          <w:kern w:val="0"/>
+          <w:sz w:val="19"/>
+          <w:szCs w:val="19"/>
+          <w:highlight w:val="white"/>
+        </w:rPr>
+        <w:t xml:space="preserve"> = </w:t>
       </w:r>
       <w:r>
         <w:rPr>
@@ -9327,7 +11206,31 @@
           <w:szCs w:val="19"/>
           <w:highlight w:val="white"/>
         </w:rPr>
-        <w:t>'getElementById()'</w:t>
+        <w:t>'</w:t>
+      </w:r>
+      <w:proofErr w:type="spellStart"/>
+      <w:r>
+        <w:rPr>
+          <w:rFonts w:ascii="돋움체" w:hAnsi="돋움체" w:cs="돋움체"/>
+          <w:color w:val="A31515"/>
+          <w:kern w:val="0"/>
+          <w:sz w:val="19"/>
+          <w:szCs w:val="19"/>
+          <w:highlight w:val="white"/>
+        </w:rPr>
+        <w:t>getElementById</w:t>
+      </w:r>
+      <w:proofErr w:type="spellEnd"/>
+      <w:r>
+        <w:rPr>
+          <w:rFonts w:ascii="돋움체" w:hAnsi="돋움체" w:cs="돋움체"/>
+          <w:color w:val="A31515"/>
+          <w:kern w:val="0"/>
+          <w:sz w:val="19"/>
+          <w:szCs w:val="19"/>
+          <w:highlight w:val="white"/>
+        </w:rPr>
+        <w:t>()'</w:t>
       </w:r>
       <w:r>
         <w:rPr>
@@ -9953,6 +11856,7 @@
         </w:rPr>
         <w:t xml:space="preserve"> </w:t>
       </w:r>
+      <w:proofErr w:type="spellStart"/>
       <w:r>
         <w:rPr>
           <w:rFonts w:ascii="돋움체" w:hAnsi="돋움체" w:cs="돋움체"/>
@@ -9963,15 +11867,38 @@
         </w:rPr>
         <w:t>lang</w:t>
       </w:r>
-      <w:r>
-        <w:rPr>
-          <w:rFonts w:ascii="돋움체" w:hAnsi="돋움체" w:cs="돋움체"/>
-          <w:color w:val="0000FF"/>
-          <w:kern w:val="0"/>
-          <w:sz w:val="19"/>
-          <w:szCs w:val="19"/>
-        </w:rPr>
-        <w:t>="en"</w:t>
+      <w:proofErr w:type="spellEnd"/>
+      <w:r>
+        <w:rPr>
+          <w:rFonts w:ascii="돋움체" w:hAnsi="돋움체" w:cs="돋움체"/>
+          <w:color w:val="0000FF"/>
+          <w:kern w:val="0"/>
+          <w:sz w:val="19"/>
+          <w:szCs w:val="19"/>
+        </w:rPr>
+        <w:t>="</w:t>
+      </w:r>
+      <w:proofErr w:type="spellStart"/>
+      <w:r>
+        <w:rPr>
+          <w:rFonts w:ascii="돋움체" w:hAnsi="돋움체" w:cs="돋움체"/>
+          <w:color w:val="0000FF"/>
+          <w:kern w:val="0"/>
+          <w:sz w:val="19"/>
+          <w:szCs w:val="19"/>
+        </w:rPr>
+        <w:t>en</w:t>
+      </w:r>
+      <w:proofErr w:type="spellEnd"/>
+      <w:r>
+        <w:rPr>
+          <w:rFonts w:ascii="돋움체" w:hAnsi="돋움체" w:cs="돋움체"/>
+          <w:color w:val="0000FF"/>
+          <w:kern w:val="0"/>
+          <w:sz w:val="19"/>
+          <w:szCs w:val="19"/>
+        </w:rPr>
+        <w:t>"</w:t>
       </w:r>
       <w:r>
         <w:rPr>
@@ -9983,6 +11910,7 @@
         </w:rPr>
         <w:t xml:space="preserve"> </w:t>
       </w:r>
+      <w:proofErr w:type="spellStart"/>
       <w:r>
         <w:rPr>
           <w:rFonts w:ascii="돋움체" w:hAnsi="돋움체" w:cs="돋움체"/>
@@ -9993,6 +11921,7 @@
         </w:rPr>
         <w:t>xmlns</w:t>
       </w:r>
+      <w:proofErr w:type="spellEnd"/>
       <w:r>
         <w:rPr>
           <w:rFonts w:ascii="돋움체" w:hAnsi="돋움체" w:cs="돋움체"/>
@@ -10321,7 +12250,29 @@
           <w:sz w:val="19"/>
           <w:szCs w:val="19"/>
         </w:rPr>
-        <w:t xml:space="preserve"> change() {</w:t>
+        <w:t xml:space="preserve"> </w:t>
+      </w:r>
+      <w:proofErr w:type="gramStart"/>
+      <w:r>
+        <w:rPr>
+          <w:rFonts w:ascii="돋움체" w:hAnsi="돋움체" w:cs="돋움체"/>
+          <w:color w:val="000000"/>
+          <w:kern w:val="0"/>
+          <w:sz w:val="19"/>
+          <w:szCs w:val="19"/>
+        </w:rPr>
+        <w:t>change(</w:t>
+      </w:r>
+      <w:proofErr w:type="gramEnd"/>
+      <w:r>
+        <w:rPr>
+          <w:rFonts w:ascii="돋움체" w:hAnsi="돋움체" w:cs="돋움체"/>
+          <w:color w:val="000000"/>
+          <w:kern w:val="0"/>
+          <w:sz w:val="19"/>
+          <w:szCs w:val="19"/>
+        </w:rPr>
+        <w:t>) {</w:t>
       </w:r>
     </w:p>
     <w:p>
@@ -10349,6 +12300,7 @@
         </w:rPr>
         <w:t xml:space="preserve">      </w:t>
       </w:r>
+      <w:proofErr w:type="spellStart"/>
       <w:r>
         <w:rPr>
           <w:rFonts w:ascii="돋움체" w:hAnsi="돋움체" w:cs="돋움체"/>
@@ -10359,15 +12311,40 @@
         </w:rPr>
         <w:t>var</w:t>
       </w:r>
-      <w:r>
-        <w:rPr>
-          <w:rFonts w:ascii="돋움체" w:hAnsi="돋움체" w:cs="돋움체"/>
-          <w:color w:val="000000"/>
-          <w:kern w:val="0"/>
-          <w:sz w:val="19"/>
-          <w:szCs w:val="19"/>
-        </w:rPr>
-        <w:t xml:space="preserve"> h1 = document.getElementsByTagName(</w:t>
+      <w:proofErr w:type="spellEnd"/>
+      <w:r>
+        <w:rPr>
+          <w:rFonts w:ascii="돋움체" w:hAnsi="돋움체" w:cs="돋움체"/>
+          <w:color w:val="000000"/>
+          <w:kern w:val="0"/>
+          <w:sz w:val="19"/>
+          <w:szCs w:val="19"/>
+        </w:rPr>
+        <w:t xml:space="preserve"> h1 = </w:t>
+      </w:r>
+      <w:proofErr w:type="spellStart"/>
+      <w:proofErr w:type="gramStart"/>
+      <w:r>
+        <w:rPr>
+          <w:rFonts w:ascii="돋움체" w:hAnsi="돋움체" w:cs="돋움체"/>
+          <w:color w:val="000000"/>
+          <w:kern w:val="0"/>
+          <w:sz w:val="19"/>
+          <w:szCs w:val="19"/>
+        </w:rPr>
+        <w:t>document.getElementsByTagName</w:t>
+      </w:r>
+      <w:proofErr w:type="spellEnd"/>
+      <w:proofErr w:type="gramEnd"/>
+      <w:r>
+        <w:rPr>
+          <w:rFonts w:ascii="돋움체" w:hAnsi="돋움체" w:cs="돋움체"/>
+          <w:color w:val="000000"/>
+          <w:kern w:val="0"/>
+          <w:sz w:val="19"/>
+          <w:szCs w:val="19"/>
+        </w:rPr>
+        <w:t>(</w:t>
       </w:r>
       <w:r>
         <w:rPr>
@@ -10435,6 +12412,7 @@
         </w:rPr>
         <w:t xml:space="preserve"> (</w:t>
       </w:r>
+      <w:proofErr w:type="spellStart"/>
       <w:r>
         <w:rPr>
           <w:rFonts w:ascii="돋움체" w:hAnsi="돋움체" w:cs="돋움체"/>
@@ -10445,15 +12423,38 @@
         </w:rPr>
         <w:t>var</w:t>
       </w:r>
-      <w:r>
-        <w:rPr>
-          <w:rFonts w:ascii="돋움체" w:hAnsi="돋움체" w:cs="돋움체"/>
-          <w:color w:val="000000"/>
-          <w:kern w:val="0"/>
-          <w:sz w:val="19"/>
-          <w:szCs w:val="19"/>
-        </w:rPr>
-        <w:t xml:space="preserve"> i </w:t>
+      <w:proofErr w:type="spellEnd"/>
+      <w:r>
+        <w:rPr>
+          <w:rFonts w:ascii="돋움체" w:hAnsi="돋움체" w:cs="돋움체"/>
+          <w:color w:val="000000"/>
+          <w:kern w:val="0"/>
+          <w:sz w:val="19"/>
+          <w:szCs w:val="19"/>
+        </w:rPr>
+        <w:t xml:space="preserve"> </w:t>
+      </w:r>
+      <w:proofErr w:type="spellStart"/>
+      <w:r>
+        <w:rPr>
+          <w:rFonts w:ascii="돋움체" w:hAnsi="돋움체" w:cs="돋움체"/>
+          <w:color w:val="000000"/>
+          <w:kern w:val="0"/>
+          <w:sz w:val="19"/>
+          <w:szCs w:val="19"/>
+        </w:rPr>
+        <w:t>i</w:t>
+      </w:r>
+      <w:proofErr w:type="spellEnd"/>
+      <w:r>
+        <w:rPr>
+          <w:rFonts w:ascii="돋움체" w:hAnsi="돋움체" w:cs="돋움체"/>
+          <w:color w:val="000000"/>
+          <w:kern w:val="0"/>
+          <w:sz w:val="19"/>
+          <w:szCs w:val="19"/>
+        </w:rPr>
+        <w:t xml:space="preserve"> </w:t>
       </w:r>
       <w:r>
         <w:rPr>
@@ -10499,7 +12500,63 @@
           <w:sz w:val="19"/>
           <w:szCs w:val="19"/>
         </w:rPr>
-        <w:t xml:space="preserve">        h1[i].innerHTML = </w:t>
+        <w:t xml:space="preserve">        h1[</w:t>
+      </w:r>
+      <w:proofErr w:type="spellStart"/>
+      <w:r>
+        <w:rPr>
+          <w:rFonts w:ascii="돋움체" w:hAnsi="돋움체" w:cs="돋움체"/>
+          <w:color w:val="000000"/>
+          <w:kern w:val="0"/>
+          <w:sz w:val="19"/>
+          <w:szCs w:val="19"/>
+        </w:rPr>
+        <w:t>i</w:t>
+      </w:r>
+      <w:proofErr w:type="spellEnd"/>
+      <w:r>
+        <w:rPr>
+          <w:rFonts w:ascii="돋움체" w:hAnsi="돋움체" w:cs="돋움체"/>
+          <w:color w:val="000000"/>
+          <w:kern w:val="0"/>
+          <w:sz w:val="19"/>
+          <w:szCs w:val="19"/>
+        </w:rPr>
+        <w:t>]</w:t>
+      </w:r>
+      <w:proofErr w:type="gramStart"/>
+      <w:r>
+        <w:rPr>
+          <w:rFonts w:ascii="돋움체" w:hAnsi="돋움체" w:cs="돋움체"/>
+          <w:color w:val="000000"/>
+          <w:kern w:val="0"/>
+          <w:sz w:val="19"/>
+          <w:szCs w:val="19"/>
+        </w:rPr>
+        <w:t>.</w:t>
+      </w:r>
+      <w:proofErr w:type="spellStart"/>
+      <w:r>
+        <w:rPr>
+          <w:rFonts w:ascii="돋움체" w:hAnsi="돋움체" w:cs="돋움체"/>
+          <w:color w:val="000000"/>
+          <w:kern w:val="0"/>
+          <w:sz w:val="19"/>
+          <w:szCs w:val="19"/>
+        </w:rPr>
+        <w:t>innerHTML</w:t>
+      </w:r>
+      <w:proofErr w:type="spellEnd"/>
+      <w:proofErr w:type="gramEnd"/>
+      <w:r>
+        <w:rPr>
+          <w:rFonts w:ascii="돋움체" w:hAnsi="돋움체" w:cs="돋움체"/>
+          <w:color w:val="000000"/>
+          <w:kern w:val="0"/>
+          <w:sz w:val="19"/>
+          <w:szCs w:val="19"/>
+        </w:rPr>
+        <w:t xml:space="preserve"> = </w:t>
       </w:r>
       <w:r>
         <w:rPr>
@@ -10989,6 +13046,7 @@
         </w:rPr>
         <w:t xml:space="preserve"> </w:t>
       </w:r>
+      <w:proofErr w:type="spellStart"/>
       <w:r>
         <w:rPr>
           <w:rFonts w:ascii="돋움체" w:hAnsi="돋움체" w:cs="돋움체"/>
@@ -10999,6 +13057,7 @@
         </w:rPr>
         <w:t>onclick</w:t>
       </w:r>
+      <w:proofErr w:type="spellEnd"/>
       <w:r>
         <w:rPr>
           <w:rFonts w:ascii="돋움체" w:hAnsi="돋움체" w:cs="돋움체"/>
@@ -11029,6 +13088,7 @@
         </w:rPr>
         <w:t>"&gt;</w:t>
       </w:r>
+      <w:proofErr w:type="spellStart"/>
       <w:r>
         <w:rPr>
           <w:rFonts w:ascii="돋움체" w:hAnsi="돋움체" w:cs="돋움체"/>
@@ -11039,6 +13099,7 @@
         </w:rPr>
         <w:t>한번바꿔</w:t>
       </w:r>
+      <w:proofErr w:type="spellEnd"/>
       <w:r>
         <w:rPr>
           <w:rFonts w:ascii="돋움체" w:hAnsi="돋움체" w:cs="돋움체"/>
@@ -11187,6 +13248,7 @@
           <w:szCs w:val="19"/>
         </w:rPr>
       </w:pPr>
+      <w:proofErr w:type="spellStart"/>
       <w:r>
         <w:rPr>
           <w:rFonts w:hint="eastAsia"/>
@@ -11209,8 +13271,46 @@
           <w:sz w:val="19"/>
           <w:szCs w:val="19"/>
         </w:rPr>
-        <w:t xml:space="preserve">ctor(선택자) ; </w:t>
-      </w:r>
+        <w:t>ctor</w:t>
+      </w:r>
+      <w:proofErr w:type="spellEnd"/>
+      <w:r>
+        <w:rPr>
+          <w:rFonts w:hint="eastAsia"/>
+          <w:sz w:val="19"/>
+          <w:szCs w:val="19"/>
+        </w:rPr>
+        <w:t>(</w:t>
+      </w:r>
+      <w:proofErr w:type="spellStart"/>
+      <w:r>
+        <w:rPr>
+          <w:rFonts w:hint="eastAsia"/>
+          <w:sz w:val="19"/>
+          <w:szCs w:val="19"/>
+        </w:rPr>
+        <w:t>선택자</w:t>
+      </w:r>
+      <w:proofErr w:type="spellEnd"/>
+      <w:proofErr w:type="gramStart"/>
+      <w:r>
+        <w:rPr>
+          <w:rFonts w:hint="eastAsia"/>
+          <w:sz w:val="19"/>
+          <w:szCs w:val="19"/>
+        </w:rPr>
+        <w:t>) ;</w:t>
+      </w:r>
+      <w:proofErr w:type="gramEnd"/>
+      <w:r>
+        <w:rPr>
+          <w:rFonts w:hint="eastAsia"/>
+          <w:sz w:val="19"/>
+          <w:szCs w:val="19"/>
+        </w:rPr>
+        <w:t xml:space="preserve"> </w:t>
+      </w:r>
+      <w:proofErr w:type="spellStart"/>
       <w:r>
         <w:rPr>
           <w:sz w:val="19"/>
@@ -11224,7 +13324,16 @@
           <w:sz w:val="19"/>
           <w:szCs w:val="19"/>
         </w:rPr>
-        <w:t>자로 가장 처음 선택되는 문서 객체를 가져온다</w:t>
+        <w:t>자로</w:t>
+      </w:r>
+      <w:proofErr w:type="spellEnd"/>
+      <w:r>
+        <w:rPr>
+          <w:rFonts w:hint="eastAsia"/>
+          <w:sz w:val="19"/>
+          <w:szCs w:val="19"/>
+        </w:rPr>
+        <w:t xml:space="preserve"> 가장 처음 선택되는 문서 객체를 가져온다</w:t>
       </w:r>
     </w:p>
     <w:p>
@@ -11241,14 +13350,43 @@
           <w:szCs w:val="19"/>
         </w:rPr>
       </w:pPr>
+      <w:proofErr w:type="spellStart"/>
       <w:r>
         <w:rPr>
           <w:rFonts w:hint="eastAsia"/>
           <w:sz w:val="19"/>
           <w:szCs w:val="19"/>
         </w:rPr>
-        <w:t xml:space="preserve">document.querySelectorAll(선택자); </w:t>
-      </w:r>
+        <w:t>document.querySelectorAll</w:t>
+      </w:r>
+      <w:proofErr w:type="spellEnd"/>
+      <w:r>
+        <w:rPr>
+          <w:rFonts w:hint="eastAsia"/>
+          <w:sz w:val="19"/>
+          <w:szCs w:val="19"/>
+        </w:rPr>
+        <w:t>(</w:t>
+      </w:r>
+      <w:proofErr w:type="spellStart"/>
+      <w:r>
+        <w:rPr>
+          <w:rFonts w:hint="eastAsia"/>
+          <w:sz w:val="19"/>
+          <w:szCs w:val="19"/>
+        </w:rPr>
+        <w:t>선택자</w:t>
+      </w:r>
+      <w:proofErr w:type="spellEnd"/>
+      <w:r>
+        <w:rPr>
+          <w:rFonts w:hint="eastAsia"/>
+          <w:sz w:val="19"/>
+          <w:szCs w:val="19"/>
+        </w:rPr>
+        <w:t xml:space="preserve">); </w:t>
+      </w:r>
+      <w:proofErr w:type="spellStart"/>
       <w:r>
         <w:rPr>
           <w:sz w:val="19"/>
@@ -11256,6 +13394,7 @@
         </w:rPr>
         <w:t>선택자로</w:t>
       </w:r>
+      <w:proofErr w:type="spellEnd"/>
       <w:r>
         <w:rPr>
           <w:rFonts w:hint="eastAsia"/>
@@ -11314,6 +13453,7 @@
         </w:rPr>
         <w:t xml:space="preserve"> </w:t>
       </w:r>
+      <w:proofErr w:type="spellStart"/>
       <w:r>
         <w:rPr>
           <w:rFonts w:ascii="돋움체" w:hAnsi="돋움체" w:cs="돋움체"/>
@@ -11325,16 +13465,41 @@
         </w:rPr>
         <w:t>lang</w:t>
       </w:r>
-      <w:r>
-        <w:rPr>
-          <w:rFonts w:ascii="돋움체" w:hAnsi="돋움체" w:cs="돋움체"/>
-          <w:color w:val="0000FF"/>
-          <w:kern w:val="0"/>
-          <w:sz w:val="19"/>
-          <w:szCs w:val="19"/>
-          <w:highlight w:val="white"/>
-        </w:rPr>
-        <w:t>="en"</w:t>
+      <w:proofErr w:type="spellEnd"/>
+      <w:r>
+        <w:rPr>
+          <w:rFonts w:ascii="돋움체" w:hAnsi="돋움체" w:cs="돋움체"/>
+          <w:color w:val="0000FF"/>
+          <w:kern w:val="0"/>
+          <w:sz w:val="19"/>
+          <w:szCs w:val="19"/>
+          <w:highlight w:val="white"/>
+        </w:rPr>
+        <w:t>="</w:t>
+      </w:r>
+      <w:proofErr w:type="spellStart"/>
+      <w:r>
+        <w:rPr>
+          <w:rFonts w:ascii="돋움체" w:hAnsi="돋움체" w:cs="돋움체"/>
+          <w:color w:val="0000FF"/>
+          <w:kern w:val="0"/>
+          <w:sz w:val="19"/>
+          <w:szCs w:val="19"/>
+          <w:highlight w:val="white"/>
+        </w:rPr>
+        <w:t>en</w:t>
+      </w:r>
+      <w:proofErr w:type="spellEnd"/>
+      <w:r>
+        <w:rPr>
+          <w:rFonts w:ascii="돋움체" w:hAnsi="돋움체" w:cs="돋움체"/>
+          <w:color w:val="0000FF"/>
+          <w:kern w:val="0"/>
+          <w:sz w:val="19"/>
+          <w:szCs w:val="19"/>
+          <w:highlight w:val="white"/>
+        </w:rPr>
+        <w:t>"</w:t>
       </w:r>
       <w:r>
         <w:rPr>
@@ -11347,6 +13512,7 @@
         </w:rPr>
         <w:t xml:space="preserve"> </w:t>
       </w:r>
+      <w:proofErr w:type="spellStart"/>
       <w:r>
         <w:rPr>
           <w:rFonts w:ascii="돋움체" w:hAnsi="돋움체" w:cs="돋움체"/>
@@ -11358,6 +13524,7 @@
         </w:rPr>
         <w:t>xmlns</w:t>
       </w:r>
+      <w:proofErr w:type="spellEnd"/>
       <w:r>
         <w:rPr>
           <w:rFonts w:ascii="돋움체" w:hAnsi="돋움체" w:cs="돋움체"/>
@@ -11694,7 +13861,33 @@
           <w:szCs w:val="19"/>
           <w:highlight w:val="white"/>
         </w:rPr>
-        <w:t xml:space="preserve">        window.onload = </w:t>
+        <w:t xml:space="preserve">        </w:t>
+      </w:r>
+      <w:proofErr w:type="spellStart"/>
+      <w:proofErr w:type="gramStart"/>
+      <w:r>
+        <w:rPr>
+          <w:rFonts w:ascii="돋움체" w:hAnsi="돋움체" w:cs="돋움체"/>
+          <w:color w:val="000000"/>
+          <w:kern w:val="0"/>
+          <w:sz w:val="19"/>
+          <w:szCs w:val="19"/>
+          <w:highlight w:val="white"/>
+        </w:rPr>
+        <w:t>window.onload</w:t>
+      </w:r>
+      <w:proofErr w:type="spellEnd"/>
+      <w:proofErr w:type="gramEnd"/>
+      <w:r>
+        <w:rPr>
+          <w:rFonts w:ascii="돋움체" w:hAnsi="돋움체" w:cs="돋움체"/>
+          <w:color w:val="000000"/>
+          <w:kern w:val="0"/>
+          <w:sz w:val="19"/>
+          <w:szCs w:val="19"/>
+          <w:highlight w:val="white"/>
+        </w:rPr>
+        <w:t xml:space="preserve"> = </w:t>
       </w:r>
       <w:r>
         <w:rPr>
@@ -11746,6 +13939,7 @@
         </w:rPr>
         <w:t xml:space="preserve">            </w:t>
       </w:r>
+      <w:proofErr w:type="spellStart"/>
       <w:r>
         <w:rPr>
           <w:rFonts w:ascii="돋움체" w:hAnsi="돋움체" w:cs="돋움체"/>
@@ -11757,16 +13951,43 @@
         </w:rPr>
         <w:t>var</w:t>
       </w:r>
-      <w:r>
-        <w:rPr>
-          <w:rFonts w:ascii="돋움체" w:hAnsi="돋움체" w:cs="돋움체"/>
-          <w:color w:val="000000"/>
-          <w:kern w:val="0"/>
-          <w:sz w:val="19"/>
-          <w:szCs w:val="19"/>
-          <w:highlight w:val="white"/>
-        </w:rPr>
-        <w:t xml:space="preserve"> header1 = document.querySelector(</w:t>
+      <w:proofErr w:type="spellEnd"/>
+      <w:r>
+        <w:rPr>
+          <w:rFonts w:ascii="돋움체" w:hAnsi="돋움체" w:cs="돋움체"/>
+          <w:color w:val="000000"/>
+          <w:kern w:val="0"/>
+          <w:sz w:val="19"/>
+          <w:szCs w:val="19"/>
+          <w:highlight w:val="white"/>
+        </w:rPr>
+        <w:t xml:space="preserve"> header1 = </w:t>
+      </w:r>
+      <w:proofErr w:type="spellStart"/>
+      <w:proofErr w:type="gramStart"/>
+      <w:r>
+        <w:rPr>
+          <w:rFonts w:ascii="돋움체" w:hAnsi="돋움체" w:cs="돋움체"/>
+          <w:color w:val="000000"/>
+          <w:kern w:val="0"/>
+          <w:sz w:val="19"/>
+          <w:szCs w:val="19"/>
+          <w:highlight w:val="white"/>
+        </w:rPr>
+        <w:t>document.querySelector</w:t>
+      </w:r>
+      <w:proofErr w:type="spellEnd"/>
+      <w:proofErr w:type="gramEnd"/>
+      <w:r>
+        <w:rPr>
+          <w:rFonts w:ascii="돋움체" w:hAnsi="돋움체" w:cs="돋움체"/>
+          <w:color w:val="000000"/>
+          <w:kern w:val="0"/>
+          <w:sz w:val="19"/>
+          <w:szCs w:val="19"/>
+          <w:highlight w:val="white"/>
+        </w:rPr>
+        <w:t>(</w:t>
       </w:r>
       <w:r>
         <w:rPr>
@@ -11818,6 +14039,7 @@
         </w:rPr>
         <w:t xml:space="preserve">            </w:t>
       </w:r>
+      <w:proofErr w:type="spellStart"/>
       <w:r>
         <w:rPr>
           <w:rFonts w:ascii="돋움체" w:hAnsi="돋움체" w:cs="돋움체"/>
@@ -11829,16 +14051,43 @@
         </w:rPr>
         <w:t>var</w:t>
       </w:r>
-      <w:r>
-        <w:rPr>
-          <w:rFonts w:ascii="돋움체" w:hAnsi="돋움체" w:cs="돋움체"/>
-          <w:color w:val="000000"/>
-          <w:kern w:val="0"/>
-          <w:sz w:val="19"/>
-          <w:szCs w:val="19"/>
-          <w:highlight w:val="white"/>
-        </w:rPr>
-        <w:t xml:space="preserve"> header2 = document.querySelector(</w:t>
+      <w:proofErr w:type="spellEnd"/>
+      <w:r>
+        <w:rPr>
+          <w:rFonts w:ascii="돋움체" w:hAnsi="돋움체" w:cs="돋움체"/>
+          <w:color w:val="000000"/>
+          <w:kern w:val="0"/>
+          <w:sz w:val="19"/>
+          <w:szCs w:val="19"/>
+          <w:highlight w:val="white"/>
+        </w:rPr>
+        <w:t xml:space="preserve"> header2 = </w:t>
+      </w:r>
+      <w:proofErr w:type="spellStart"/>
+      <w:proofErr w:type="gramStart"/>
+      <w:r>
+        <w:rPr>
+          <w:rFonts w:ascii="돋움체" w:hAnsi="돋움체" w:cs="돋움체"/>
+          <w:color w:val="000000"/>
+          <w:kern w:val="0"/>
+          <w:sz w:val="19"/>
+          <w:szCs w:val="19"/>
+          <w:highlight w:val="white"/>
+        </w:rPr>
+        <w:t>document.querySelector</w:t>
+      </w:r>
+      <w:proofErr w:type="spellEnd"/>
+      <w:proofErr w:type="gramEnd"/>
+      <w:r>
+        <w:rPr>
+          <w:rFonts w:ascii="돋움체" w:hAnsi="돋움체" w:cs="돋움체"/>
+          <w:color w:val="000000"/>
+          <w:kern w:val="0"/>
+          <w:sz w:val="19"/>
+          <w:szCs w:val="19"/>
+          <w:highlight w:val="white"/>
+        </w:rPr>
+        <w:t>(</w:t>
       </w:r>
       <w:r>
         <w:rPr>
@@ -11899,7 +14148,31 @@
           <w:szCs w:val="19"/>
           <w:highlight w:val="white"/>
         </w:rPr>
-        <w:t>'getElementById'</w:t>
+        <w:t>'</w:t>
+      </w:r>
+      <w:proofErr w:type="spellStart"/>
+      <w:r>
+        <w:rPr>
+          <w:rFonts w:ascii="돋움체" w:hAnsi="돋움체" w:cs="돋움체"/>
+          <w:color w:val="A31515"/>
+          <w:kern w:val="0"/>
+          <w:sz w:val="19"/>
+          <w:szCs w:val="19"/>
+          <w:highlight w:val="white"/>
+        </w:rPr>
+        <w:t>getElementById</w:t>
+      </w:r>
+      <w:proofErr w:type="spellEnd"/>
+      <w:r>
+        <w:rPr>
+          <w:rFonts w:ascii="돋움체" w:hAnsi="돋움체" w:cs="돋움체"/>
+          <w:color w:val="A31515"/>
+          <w:kern w:val="0"/>
+          <w:sz w:val="19"/>
+          <w:szCs w:val="19"/>
+          <w:highlight w:val="white"/>
+        </w:rPr>
+        <w:t>'</w:t>
       </w:r>
       <w:r>
         <w:rPr>
@@ -11949,7 +14222,31 @@
           <w:szCs w:val="19"/>
           <w:highlight w:val="white"/>
         </w:rPr>
-        <w:t>'getElementById'</w:t>
+        <w:t>'</w:t>
+      </w:r>
+      <w:proofErr w:type="spellStart"/>
+      <w:r>
+        <w:rPr>
+          <w:rFonts w:ascii="돋움체" w:hAnsi="돋움체" w:cs="돋움체"/>
+          <w:color w:val="A31515"/>
+          <w:kern w:val="0"/>
+          <w:sz w:val="19"/>
+          <w:szCs w:val="19"/>
+          <w:highlight w:val="white"/>
+        </w:rPr>
+        <w:t>getElementById</w:t>
+      </w:r>
+      <w:proofErr w:type="spellEnd"/>
+      <w:r>
+        <w:rPr>
+          <w:rFonts w:ascii="돋움체" w:hAnsi="돋움체" w:cs="돋움체"/>
+          <w:color w:val="A31515"/>
+          <w:kern w:val="0"/>
+          <w:sz w:val="19"/>
+          <w:szCs w:val="19"/>
+          <w:highlight w:val="white"/>
+        </w:rPr>
+        <w:t>'</w:t>
       </w:r>
       <w:r>
         <w:rPr>
@@ -12000,8 +14297,9 @@
           <w:highlight w:val="white"/>
         </w:rPr>
         <w:tab/>
-        <w:t xml:space="preserve">  var h1 = document.querySelector</w:t>
-      </w:r>
+        <w:t xml:space="preserve">  </w:t>
+      </w:r>
+      <w:proofErr w:type="spellStart"/>
       <w:r>
         <w:rPr>
           <w:rFonts w:ascii="돋움체" w:hAnsi="돋움체" w:cs="돋움체" w:hint="eastAsia"/>
@@ -12011,8 +14309,44 @@
           <w:szCs w:val="19"/>
           <w:highlight w:val="white"/>
         </w:rPr>
+        <w:t>var</w:t>
+      </w:r>
+      <w:proofErr w:type="spellEnd"/>
+      <w:r>
+        <w:rPr>
+          <w:rFonts w:ascii="돋움체" w:hAnsi="돋움체" w:cs="돋움체" w:hint="eastAsia"/>
+          <w:color w:val="000000"/>
+          <w:kern w:val="0"/>
+          <w:sz w:val="19"/>
+          <w:szCs w:val="19"/>
+          <w:highlight w:val="white"/>
+        </w:rPr>
+        <w:t xml:space="preserve"> h1 = </w:t>
+      </w:r>
+      <w:proofErr w:type="spellStart"/>
+      <w:r>
+        <w:rPr>
+          <w:rFonts w:ascii="돋움체" w:hAnsi="돋움체" w:cs="돋움체" w:hint="eastAsia"/>
+          <w:color w:val="000000"/>
+          <w:kern w:val="0"/>
+          <w:sz w:val="19"/>
+          <w:szCs w:val="19"/>
+          <w:highlight w:val="white"/>
+        </w:rPr>
+        <w:t>document.querySelector</w:t>
+      </w:r>
+      <w:r>
+        <w:rPr>
+          <w:rFonts w:ascii="돋움체" w:hAnsi="돋움체" w:cs="돋움체" w:hint="eastAsia"/>
+          <w:color w:val="000000"/>
+          <w:kern w:val="0"/>
+          <w:sz w:val="19"/>
+          <w:szCs w:val="19"/>
+          <w:highlight w:val="white"/>
+        </w:rPr>
         <w:t>All</w:t>
       </w:r>
+      <w:proofErr w:type="spellEnd"/>
       <w:r>
         <w:rPr>
           <w:rFonts w:ascii="돋움체" w:hAnsi="돋움체" w:cs="돋움체" w:hint="eastAsia"/>
@@ -12139,7 +14473,55 @@
           <w:highlight w:val="white"/>
         </w:rPr>
         <w:tab/>
-        <w:t xml:space="preserve">  var h = document.querySelector(</w:t>
+        <w:t xml:space="preserve">  </w:t>
+      </w:r>
+      <w:proofErr w:type="spellStart"/>
+      <w:r>
+        <w:rPr>
+          <w:rFonts w:ascii="돋움체" w:hAnsi="돋움체" w:cs="돋움체" w:hint="eastAsia"/>
+          <w:color w:val="000000"/>
+          <w:kern w:val="0"/>
+          <w:sz w:val="19"/>
+          <w:szCs w:val="19"/>
+          <w:highlight w:val="white"/>
+        </w:rPr>
+        <w:t>var</w:t>
+      </w:r>
+      <w:proofErr w:type="spellEnd"/>
+      <w:r>
+        <w:rPr>
+          <w:rFonts w:ascii="돋움체" w:hAnsi="돋움체" w:cs="돋움체" w:hint="eastAsia"/>
+          <w:color w:val="000000"/>
+          <w:kern w:val="0"/>
+          <w:sz w:val="19"/>
+          <w:szCs w:val="19"/>
+          <w:highlight w:val="white"/>
+        </w:rPr>
+        <w:t xml:space="preserve"> h = </w:t>
+      </w:r>
+      <w:proofErr w:type="spellStart"/>
+      <w:r>
+        <w:rPr>
+          <w:rFonts w:ascii="돋움체" w:hAnsi="돋움체" w:cs="돋움체" w:hint="eastAsia"/>
+          <w:color w:val="000000"/>
+          <w:kern w:val="0"/>
+          <w:sz w:val="19"/>
+          <w:szCs w:val="19"/>
+          <w:highlight w:val="white"/>
+        </w:rPr>
+        <w:t>document.querySelector</w:t>
+      </w:r>
+      <w:proofErr w:type="spellEnd"/>
+      <w:r>
+        <w:rPr>
+          <w:rFonts w:ascii="돋움체" w:hAnsi="돋움체" w:cs="돋움체" w:hint="eastAsia"/>
+          <w:color w:val="000000"/>
+          <w:kern w:val="0"/>
+          <w:sz w:val="19"/>
+          <w:szCs w:val="19"/>
+          <w:highlight w:val="white"/>
+        </w:rPr>
+        <w:t>(</w:t>
       </w:r>
       <w:r>
         <w:rPr>
@@ -12185,6 +14567,7 @@
         </w:rPr>
         <w:t xml:space="preserve">); // </w:t>
       </w:r>
+      <w:proofErr w:type="spellStart"/>
       <w:r>
         <w:rPr>
           <w:rFonts w:ascii="돋움체" w:hAnsi="돋움체" w:cs="돋움체" w:hint="eastAsia"/>
@@ -12196,6 +14579,7 @@
         </w:rPr>
         <w:t>처음것만</w:t>
       </w:r>
+      <w:proofErr w:type="spellEnd"/>
       <w:r>
         <w:rPr>
           <w:rFonts w:ascii="돋움체" w:hAnsi="돋움체" w:cs="돋움체" w:hint="eastAsia"/>
@@ -12264,7 +14648,29 @@
           <w:sz w:val="19"/>
           <w:szCs w:val="19"/>
         </w:rPr>
-        <w:t>//h1.style.color = 'red';</w:t>
+        <w:t>//h</w:t>
+      </w:r>
+      <w:proofErr w:type="gramStart"/>
+      <w:r>
+        <w:rPr>
+          <w:rFonts w:ascii="돋움체" w:eastAsia="돋움체" w:cs="돋움체" w:hint="eastAsia"/>
+          <w:color w:val="008000"/>
+          <w:kern w:val="0"/>
+          <w:sz w:val="19"/>
+          <w:szCs w:val="19"/>
+        </w:rPr>
+        <w:t>1.style</w:t>
+      </w:r>
+      <w:proofErr w:type="gramEnd"/>
+      <w:r>
+        <w:rPr>
+          <w:rFonts w:ascii="돋움체" w:eastAsia="돋움체" w:cs="돋움체" w:hint="eastAsia"/>
+          <w:color w:val="008000"/>
+          <w:kern w:val="0"/>
+          <w:sz w:val="19"/>
+          <w:szCs w:val="19"/>
+        </w:rPr>
+        <w:t>.color = 'red';</w:t>
       </w:r>
     </w:p>
     <w:p>
@@ -12292,7 +14698,29 @@
           <w:szCs w:val="19"/>
         </w:rPr>
         <w:lastRenderedPageBreak/>
-        <w:t xml:space="preserve">             h1.style.cssText = </w:t>
+        <w:t xml:space="preserve">             h</w:t>
+      </w:r>
+      <w:proofErr w:type="gramStart"/>
+      <w:r>
+        <w:rPr>
+          <w:rFonts w:ascii="돋움체" w:eastAsia="돋움체" w:cs="돋움체" w:hint="eastAsia"/>
+          <w:color w:val="000000"/>
+          <w:kern w:val="0"/>
+          <w:sz w:val="19"/>
+          <w:szCs w:val="19"/>
+        </w:rPr>
+        <w:t>1.style</w:t>
+      </w:r>
+      <w:proofErr w:type="gramEnd"/>
+      <w:r>
+        <w:rPr>
+          <w:rFonts w:ascii="돋움체" w:eastAsia="돋움체" w:cs="돋움체" w:hint="eastAsia"/>
+          <w:color w:val="000000"/>
+          <w:kern w:val="0"/>
+          <w:sz w:val="19"/>
+          <w:szCs w:val="19"/>
+        </w:rPr>
+        <w:t xml:space="preserve">.cssText = </w:t>
       </w:r>
       <w:r>
         <w:rPr>
@@ -12302,7 +14730,29 @@
           <w:sz w:val="19"/>
           <w:szCs w:val="19"/>
         </w:rPr>
-        <w:t>'color:red;'</w:t>
+        <w:t>'</w:t>
+      </w:r>
+      <w:proofErr w:type="spellStart"/>
+      <w:r>
+        <w:rPr>
+          <w:rFonts w:ascii="돋움체" w:eastAsia="돋움체" w:cs="돋움체" w:hint="eastAsia"/>
+          <w:color w:val="A31515"/>
+          <w:kern w:val="0"/>
+          <w:sz w:val="19"/>
+          <w:szCs w:val="19"/>
+        </w:rPr>
+        <w:t>color:red</w:t>
+      </w:r>
+      <w:proofErr w:type="spellEnd"/>
+      <w:r>
+        <w:rPr>
+          <w:rFonts w:ascii="돋움체" w:eastAsia="돋움체" w:cs="돋움체" w:hint="eastAsia"/>
+          <w:color w:val="A31515"/>
+          <w:kern w:val="0"/>
+          <w:sz w:val="19"/>
+          <w:szCs w:val="19"/>
+        </w:rPr>
+        <w:t>;'</w:t>
       </w:r>
       <w:r>
         <w:rPr>
@@ -12354,6 +14804,7 @@
         <w:tab/>
         <w:t xml:space="preserve">  </w:t>
       </w:r>
+      <w:proofErr w:type="gramStart"/>
       <w:r>
         <w:rPr>
           <w:rFonts w:ascii="돋움체" w:hAnsi="돋움체" w:cs="돋움체" w:hint="eastAsia"/>
@@ -12365,6 +14816,8 @@
         </w:rPr>
         <w:t>for(</w:t>
       </w:r>
+      <w:proofErr w:type="spellStart"/>
+      <w:proofErr w:type="gramEnd"/>
       <w:r>
         <w:rPr>
           <w:rFonts w:ascii="돋움체" w:hAnsi="돋움체" w:cs="돋움체"/>
@@ -12376,6 +14829,7 @@
         </w:rPr>
         <w:t>var</w:t>
       </w:r>
+      <w:proofErr w:type="spellEnd"/>
       <w:r>
         <w:rPr>
           <w:rFonts w:ascii="돋움체" w:hAnsi="돋움체" w:cs="돋움체" w:hint="eastAsia"/>
@@ -12387,6 +14841,7 @@
         </w:rPr>
         <w:t xml:space="preserve"> </w:t>
       </w:r>
+      <w:proofErr w:type="spellStart"/>
       <w:r>
         <w:rPr>
           <w:rFonts w:ascii="돋움체" w:hAnsi="돋움체" w:cs="돋움체" w:hint="eastAsia"/>
@@ -12398,6 +14853,7 @@
         </w:rPr>
         <w:t>i</w:t>
       </w:r>
+      <w:proofErr w:type="spellEnd"/>
       <w:r>
         <w:rPr>
           <w:rFonts w:ascii="돋움체" w:hAnsi="돋움체" w:cs="돋움체" w:hint="eastAsia"/>
@@ -12458,7 +14914,57 @@
           <w:highlight w:val="white"/>
         </w:rPr>
         <w:tab/>
-        <w:t xml:space="preserve">h1[i].innerHTML = </w:t>
+        <w:t>h1[</w:t>
+      </w:r>
+      <w:proofErr w:type="spellStart"/>
+      <w:r>
+        <w:rPr>
+          <w:rFonts w:ascii="돋움체" w:hAnsi="돋움체" w:cs="돋움체" w:hint="eastAsia"/>
+          <w:color w:val="000000"/>
+          <w:kern w:val="0"/>
+          <w:sz w:val="19"/>
+          <w:szCs w:val="19"/>
+          <w:highlight w:val="white"/>
+        </w:rPr>
+        <w:t>i</w:t>
+      </w:r>
+      <w:proofErr w:type="spellEnd"/>
+      <w:proofErr w:type="gramStart"/>
+      <w:r>
+        <w:rPr>
+          <w:rFonts w:ascii="돋움체" w:hAnsi="돋움체" w:cs="돋움체" w:hint="eastAsia"/>
+          <w:color w:val="000000"/>
+          <w:kern w:val="0"/>
+          <w:sz w:val="19"/>
+          <w:szCs w:val="19"/>
+          <w:highlight w:val="white"/>
+        </w:rPr>
+        <w:t>].</w:t>
+      </w:r>
+      <w:proofErr w:type="spellStart"/>
+      <w:r>
+        <w:rPr>
+          <w:rFonts w:ascii="돋움체" w:hAnsi="돋움체" w:cs="돋움체" w:hint="eastAsia"/>
+          <w:color w:val="000000"/>
+          <w:kern w:val="0"/>
+          <w:sz w:val="19"/>
+          <w:szCs w:val="19"/>
+          <w:highlight w:val="white"/>
+        </w:rPr>
+        <w:t>innerHTML</w:t>
+      </w:r>
+      <w:proofErr w:type="spellEnd"/>
+      <w:proofErr w:type="gramEnd"/>
+      <w:r>
+        <w:rPr>
+          <w:rFonts w:ascii="돋움체" w:hAnsi="돋움체" w:cs="돋움체" w:hint="eastAsia"/>
+          <w:color w:val="000000"/>
+          <w:kern w:val="0"/>
+          <w:sz w:val="19"/>
+          <w:szCs w:val="19"/>
+          <w:highlight w:val="white"/>
+        </w:rPr>
+        <w:t xml:space="preserve"> = </w:t>
       </w:r>
       <w:r>
         <w:rPr>
@@ -12469,7 +14975,31 @@
           <w:szCs w:val="19"/>
           <w:highlight w:val="white"/>
         </w:rPr>
-        <w:t>'getElementById'</w:t>
+        <w:t>'</w:t>
+      </w:r>
+      <w:proofErr w:type="spellStart"/>
+      <w:r>
+        <w:rPr>
+          <w:rFonts w:ascii="돋움체" w:hAnsi="돋움체" w:cs="돋움체"/>
+          <w:color w:val="A31515"/>
+          <w:kern w:val="0"/>
+          <w:sz w:val="19"/>
+          <w:szCs w:val="19"/>
+          <w:highlight w:val="white"/>
+        </w:rPr>
+        <w:t>getElementById</w:t>
+      </w:r>
+      <w:proofErr w:type="spellEnd"/>
+      <w:r>
+        <w:rPr>
+          <w:rFonts w:ascii="돋움체" w:hAnsi="돋움체" w:cs="돋움체"/>
+          <w:color w:val="A31515"/>
+          <w:kern w:val="0"/>
+          <w:sz w:val="19"/>
+          <w:szCs w:val="19"/>
+          <w:highlight w:val="white"/>
+        </w:rPr>
+        <w:t>'</w:t>
       </w:r>
       <w:r>
         <w:rPr>
@@ -13092,6 +15622,7 @@
         </w:rPr>
         <w:t xml:space="preserve"> </w:t>
       </w:r>
+      <w:proofErr w:type="spellStart"/>
       <w:r>
         <w:rPr>
           <w:rFonts w:ascii="돋움체" w:hAnsi="돋움체" w:cs="돋움체"/>
@@ -13102,15 +15633,38 @@
         </w:rPr>
         <w:t>lang</w:t>
       </w:r>
-      <w:r>
-        <w:rPr>
-          <w:rFonts w:ascii="돋움체" w:hAnsi="돋움체" w:cs="돋움체"/>
-          <w:color w:val="0000FF"/>
-          <w:kern w:val="0"/>
-          <w:sz w:val="19"/>
-          <w:szCs w:val="19"/>
-        </w:rPr>
-        <w:t>="en"</w:t>
+      <w:proofErr w:type="spellEnd"/>
+      <w:r>
+        <w:rPr>
+          <w:rFonts w:ascii="돋움체" w:hAnsi="돋움체" w:cs="돋움체"/>
+          <w:color w:val="0000FF"/>
+          <w:kern w:val="0"/>
+          <w:sz w:val="19"/>
+          <w:szCs w:val="19"/>
+        </w:rPr>
+        <w:t>="</w:t>
+      </w:r>
+      <w:proofErr w:type="spellStart"/>
+      <w:r>
+        <w:rPr>
+          <w:rFonts w:ascii="돋움체" w:hAnsi="돋움체" w:cs="돋움체"/>
+          <w:color w:val="0000FF"/>
+          <w:kern w:val="0"/>
+          <w:sz w:val="19"/>
+          <w:szCs w:val="19"/>
+        </w:rPr>
+        <w:t>en</w:t>
+      </w:r>
+      <w:proofErr w:type="spellEnd"/>
+      <w:r>
+        <w:rPr>
+          <w:rFonts w:ascii="돋움체" w:hAnsi="돋움체" w:cs="돋움체"/>
+          <w:color w:val="0000FF"/>
+          <w:kern w:val="0"/>
+          <w:sz w:val="19"/>
+          <w:szCs w:val="19"/>
+        </w:rPr>
+        <w:t>"</w:t>
       </w:r>
       <w:r>
         <w:rPr>
@@ -13122,6 +15676,7 @@
         </w:rPr>
         <w:t xml:space="preserve"> </w:t>
       </w:r>
+      <w:proofErr w:type="spellStart"/>
       <w:r>
         <w:rPr>
           <w:rFonts w:ascii="돋움체" w:hAnsi="돋움체" w:cs="돋움체"/>
@@ -13132,6 +15687,7 @@
         </w:rPr>
         <w:t>xmlns</w:t>
       </w:r>
+      <w:proofErr w:type="spellEnd"/>
       <w:r>
         <w:rPr>
           <w:rFonts w:ascii="돋움체" w:hAnsi="돋움체" w:cs="돋움체"/>
@@ -13412,6 +15968,7 @@
         </w:rPr>
         <w:t xml:space="preserve"> </w:t>
       </w:r>
+      <w:proofErr w:type="spellStart"/>
       <w:r>
         <w:rPr>
           <w:rFonts w:ascii="돋움체" w:hAnsi="돋움체" w:cs="돋움체"/>
@@ -13422,15 +15979,62 @@
         </w:rPr>
         <w:t>href</w:t>
       </w:r>
-      <w:r>
-        <w:rPr>
-          <w:rFonts w:ascii="돋움체" w:hAnsi="돋움체" w:cs="돋움체"/>
-          <w:color w:val="0000FF"/>
-          <w:kern w:val="0"/>
-          <w:sz w:val="19"/>
-          <w:szCs w:val="19"/>
-        </w:rPr>
-        <w:t>="https://fonts.googleapis.com/css?family=Indie+Flower"</w:t>
+      <w:proofErr w:type="spellEnd"/>
+      <w:r>
+        <w:rPr>
+          <w:rFonts w:ascii="돋움체" w:hAnsi="돋움체" w:cs="돋움체"/>
+          <w:color w:val="0000FF"/>
+          <w:kern w:val="0"/>
+          <w:sz w:val="19"/>
+          <w:szCs w:val="19"/>
+        </w:rPr>
+        <w:t>="https://fonts.googleapis.com/</w:t>
+      </w:r>
+      <w:proofErr w:type="spellStart"/>
+      <w:proofErr w:type="gramStart"/>
+      <w:r>
+        <w:rPr>
+          <w:rFonts w:ascii="돋움체" w:hAnsi="돋움체" w:cs="돋움체"/>
+          <w:color w:val="0000FF"/>
+          <w:kern w:val="0"/>
+          <w:sz w:val="19"/>
+          <w:szCs w:val="19"/>
+        </w:rPr>
+        <w:t>css?family</w:t>
+      </w:r>
+      <w:proofErr w:type="spellEnd"/>
+      <w:proofErr w:type="gramEnd"/>
+      <w:r>
+        <w:rPr>
+          <w:rFonts w:ascii="돋움체" w:hAnsi="돋움체" w:cs="돋움체"/>
+          <w:color w:val="0000FF"/>
+          <w:kern w:val="0"/>
+          <w:sz w:val="19"/>
+          <w:szCs w:val="19"/>
+        </w:rPr>
+        <w:t>=</w:t>
+      </w:r>
+      <w:proofErr w:type="spellStart"/>
+      <w:r>
+        <w:rPr>
+          <w:rFonts w:ascii="돋움체" w:hAnsi="돋움체" w:cs="돋움체"/>
+          <w:color w:val="0000FF"/>
+          <w:kern w:val="0"/>
+          <w:sz w:val="19"/>
+          <w:szCs w:val="19"/>
+        </w:rPr>
+        <w:t>Indie+Flower</w:t>
+      </w:r>
+      <w:proofErr w:type="spellEnd"/>
+      <w:r>
+        <w:rPr>
+          <w:rFonts w:ascii="돋움체" w:hAnsi="돋움체" w:cs="돋움체"/>
+          <w:color w:val="0000FF"/>
+          <w:kern w:val="0"/>
+          <w:sz w:val="19"/>
+          <w:szCs w:val="19"/>
+        </w:rPr>
+        <w:t>"</w:t>
       </w:r>
       <w:r>
         <w:rPr>
@@ -13442,6 +16046,7 @@
         </w:rPr>
         <w:t xml:space="preserve"> </w:t>
       </w:r>
+      <w:proofErr w:type="spellStart"/>
       <w:r>
         <w:rPr>
           <w:rFonts w:ascii="돋움체" w:hAnsi="돋움체" w:cs="돋움체"/>
@@ -13452,6 +16057,7 @@
         </w:rPr>
         <w:t>rel</w:t>
       </w:r>
+      <w:proofErr w:type="spellEnd"/>
       <w:r>
         <w:rPr>
           <w:rFonts w:ascii="돋움체" w:hAnsi="돋움체" w:cs="돋움체"/>
@@ -13570,7 +16176,29 @@
           <w:sz w:val="19"/>
           <w:szCs w:val="19"/>
         </w:rPr>
-        <w:t xml:space="preserve"> header(i) {</w:t>
+        <w:t xml:space="preserve"> header(</w:t>
+      </w:r>
+      <w:proofErr w:type="spellStart"/>
+      <w:r>
+        <w:rPr>
+          <w:rFonts w:ascii="돋움체" w:hAnsi="돋움체" w:cs="돋움체"/>
+          <w:color w:val="000000"/>
+          <w:kern w:val="0"/>
+          <w:sz w:val="19"/>
+          <w:szCs w:val="19"/>
+        </w:rPr>
+        <w:t>i</w:t>
+      </w:r>
+      <w:proofErr w:type="spellEnd"/>
+      <w:r>
+        <w:rPr>
+          <w:rFonts w:ascii="돋움체" w:hAnsi="돋움체" w:cs="돋움체"/>
+          <w:color w:val="000000"/>
+          <w:kern w:val="0"/>
+          <w:sz w:val="19"/>
+          <w:szCs w:val="19"/>
+        </w:rPr>
+        <w:t>) {</w:t>
       </w:r>
     </w:p>
     <w:p>
@@ -13635,7 +16263,29 @@
           <w:sz w:val="19"/>
           <w:szCs w:val="19"/>
         </w:rPr>
-        <w:t xml:space="preserve"> (i == 1) {</w:t>
+        <w:t xml:space="preserve"> (</w:t>
+      </w:r>
+      <w:proofErr w:type="spellStart"/>
+      <w:r>
+        <w:rPr>
+          <w:rFonts w:ascii="돋움체" w:hAnsi="돋움체" w:cs="돋움체"/>
+          <w:color w:val="000000"/>
+          <w:kern w:val="0"/>
+          <w:sz w:val="19"/>
+          <w:szCs w:val="19"/>
+        </w:rPr>
+        <w:t>i</w:t>
+      </w:r>
+      <w:proofErr w:type="spellEnd"/>
+      <w:r>
+        <w:rPr>
+          <w:rFonts w:ascii="돋움체" w:hAnsi="돋움체" w:cs="돋움체"/>
+          <w:color w:val="000000"/>
+          <w:kern w:val="0"/>
+          <w:sz w:val="19"/>
+          <w:szCs w:val="19"/>
+        </w:rPr>
+        <w:t xml:space="preserve"> == 1) {</w:t>
       </w:r>
     </w:p>
     <w:p>
@@ -13692,6 +16342,7 @@
         </w:rPr>
         <w:tab/>
       </w:r>
+      <w:proofErr w:type="spellStart"/>
       <w:r>
         <w:rPr>
           <w:rFonts w:ascii="돋움체" w:hAnsi="돋움체" w:cs="돋움체"/>
@@ -13702,15 +16353,40 @@
         </w:rPr>
         <w:t>var</w:t>
       </w:r>
-      <w:r>
-        <w:rPr>
-          <w:rFonts w:ascii="돋움체" w:hAnsi="돋움체" w:cs="돋움체"/>
-          <w:color w:val="000000"/>
-          <w:kern w:val="0"/>
-          <w:sz w:val="19"/>
-          <w:szCs w:val="19"/>
-        </w:rPr>
-        <w:t xml:space="preserve"> header1 = document.querySelector(</w:t>
+      <w:proofErr w:type="spellEnd"/>
+      <w:r>
+        <w:rPr>
+          <w:rFonts w:ascii="돋움체" w:hAnsi="돋움체" w:cs="돋움체"/>
+          <w:color w:val="000000"/>
+          <w:kern w:val="0"/>
+          <w:sz w:val="19"/>
+          <w:szCs w:val="19"/>
+        </w:rPr>
+        <w:t xml:space="preserve"> header1 = </w:t>
+      </w:r>
+      <w:proofErr w:type="spellStart"/>
+      <w:proofErr w:type="gramStart"/>
+      <w:r>
+        <w:rPr>
+          <w:rFonts w:ascii="돋움체" w:hAnsi="돋움체" w:cs="돋움체"/>
+          <w:color w:val="000000"/>
+          <w:kern w:val="0"/>
+          <w:sz w:val="19"/>
+          <w:szCs w:val="19"/>
+        </w:rPr>
+        <w:t>document.querySelector</w:t>
+      </w:r>
+      <w:proofErr w:type="spellEnd"/>
+      <w:proofErr w:type="gramEnd"/>
+      <w:r>
+        <w:rPr>
+          <w:rFonts w:ascii="돋움체" w:hAnsi="돋움체" w:cs="돋움체"/>
+          <w:color w:val="000000"/>
+          <w:kern w:val="0"/>
+          <w:sz w:val="19"/>
+          <w:szCs w:val="19"/>
+        </w:rPr>
+        <w:t>(</w:t>
       </w:r>
       <w:r>
         <w:rPr>
@@ -13786,7 +16462,28 @@
           <w:szCs w:val="19"/>
         </w:rPr>
         <w:tab/>
-        <w:t xml:space="preserve">header1.style.border = </w:t>
+      </w:r>
+      <w:proofErr w:type="gramStart"/>
+      <w:r>
+        <w:rPr>
+          <w:rFonts w:ascii="돋움체" w:hAnsi="돋움체" w:cs="돋움체"/>
+          <w:color w:val="000000"/>
+          <w:kern w:val="0"/>
+          <w:sz w:val="19"/>
+          <w:szCs w:val="19"/>
+        </w:rPr>
+        <w:t>header1.style.border</w:t>
+      </w:r>
+      <w:proofErr w:type="gramEnd"/>
+      <w:r>
+        <w:rPr>
+          <w:rFonts w:ascii="돋움체" w:hAnsi="돋움체" w:cs="돋움체"/>
+          <w:color w:val="000000"/>
+          <w:kern w:val="0"/>
+          <w:sz w:val="19"/>
+          <w:szCs w:val="19"/>
+        </w:rPr>
+        <w:t xml:space="preserve"> = </w:t>
       </w:r>
       <w:r>
         <w:rPr>
@@ -13892,7 +16589,29 @@
           <w:sz w:val="19"/>
           <w:szCs w:val="19"/>
         </w:rPr>
-        <w:t xml:space="preserve"> (i == 2) {</w:t>
+        <w:t xml:space="preserve"> (</w:t>
+      </w:r>
+      <w:proofErr w:type="spellStart"/>
+      <w:r>
+        <w:rPr>
+          <w:rFonts w:ascii="돋움체" w:hAnsi="돋움체" w:cs="돋움체"/>
+          <w:color w:val="000000"/>
+          <w:kern w:val="0"/>
+          <w:sz w:val="19"/>
+          <w:szCs w:val="19"/>
+        </w:rPr>
+        <w:t>i</w:t>
+      </w:r>
+      <w:proofErr w:type="spellEnd"/>
+      <w:r>
+        <w:rPr>
+          <w:rFonts w:ascii="돋움체" w:hAnsi="돋움체" w:cs="돋움체"/>
+          <w:color w:val="000000"/>
+          <w:kern w:val="0"/>
+          <w:sz w:val="19"/>
+          <w:szCs w:val="19"/>
+        </w:rPr>
+        <w:t xml:space="preserve"> == 2) {</w:t>
       </w:r>
     </w:p>
     <w:p>
@@ -13949,6 +16668,7 @@
         </w:rPr>
         <w:tab/>
       </w:r>
+      <w:proofErr w:type="spellStart"/>
       <w:r>
         <w:rPr>
           <w:rFonts w:ascii="돋움체" w:hAnsi="돋움체" w:cs="돋움체"/>
@@ -13959,15 +16679,40 @@
         </w:rPr>
         <w:t>var</w:t>
       </w:r>
-      <w:r>
-        <w:rPr>
-          <w:rFonts w:ascii="돋움체" w:hAnsi="돋움체" w:cs="돋움체"/>
-          <w:color w:val="000000"/>
-          <w:kern w:val="0"/>
-          <w:sz w:val="19"/>
-          <w:szCs w:val="19"/>
-        </w:rPr>
-        <w:t xml:space="preserve"> header2 = document.querySelector(</w:t>
+      <w:proofErr w:type="spellEnd"/>
+      <w:r>
+        <w:rPr>
+          <w:rFonts w:ascii="돋움체" w:hAnsi="돋움체" w:cs="돋움체"/>
+          <w:color w:val="000000"/>
+          <w:kern w:val="0"/>
+          <w:sz w:val="19"/>
+          <w:szCs w:val="19"/>
+        </w:rPr>
+        <w:t xml:space="preserve"> header2 = </w:t>
+      </w:r>
+      <w:proofErr w:type="spellStart"/>
+      <w:proofErr w:type="gramStart"/>
+      <w:r>
+        <w:rPr>
+          <w:rFonts w:ascii="돋움체" w:hAnsi="돋움체" w:cs="돋움체"/>
+          <w:color w:val="000000"/>
+          <w:kern w:val="0"/>
+          <w:sz w:val="19"/>
+          <w:szCs w:val="19"/>
+        </w:rPr>
+        <w:t>document.querySelector</w:t>
+      </w:r>
+      <w:proofErr w:type="spellEnd"/>
+      <w:proofErr w:type="gramEnd"/>
+      <w:r>
+        <w:rPr>
+          <w:rFonts w:ascii="돋움체" w:hAnsi="돋움체" w:cs="돋움체"/>
+          <w:color w:val="000000"/>
+          <w:kern w:val="0"/>
+          <w:sz w:val="19"/>
+          <w:szCs w:val="19"/>
+        </w:rPr>
+        <w:t>(</w:t>
       </w:r>
       <w:r>
         <w:rPr>
@@ -14043,7 +16788,28 @@
           <w:szCs w:val="19"/>
         </w:rPr>
         <w:tab/>
-        <w:t xml:space="preserve">header2.style.color = </w:t>
+      </w:r>
+      <w:proofErr w:type="gramStart"/>
+      <w:r>
+        <w:rPr>
+          <w:rFonts w:ascii="돋움체" w:hAnsi="돋움체" w:cs="돋움체"/>
+          <w:color w:val="000000"/>
+          <w:kern w:val="0"/>
+          <w:sz w:val="19"/>
+          <w:szCs w:val="19"/>
+        </w:rPr>
+        <w:t>header2.style.color</w:t>
+      </w:r>
+      <w:proofErr w:type="gramEnd"/>
+      <w:r>
+        <w:rPr>
+          <w:rFonts w:ascii="돋움체" w:hAnsi="돋움체" w:cs="돋움체"/>
+          <w:color w:val="000000"/>
+          <w:kern w:val="0"/>
+          <w:sz w:val="19"/>
+          <w:szCs w:val="19"/>
+        </w:rPr>
+        <w:t xml:space="preserve"> = </w:t>
       </w:r>
       <w:r>
         <w:rPr>
@@ -14493,6 +17259,7 @@
         </w:rPr>
         <w:t xml:space="preserve"> </w:t>
       </w:r>
+      <w:proofErr w:type="spellStart"/>
       <w:r>
         <w:rPr>
           <w:rFonts w:ascii="돋움체" w:hAnsi="돋움체" w:cs="돋움체"/>
@@ -14503,6 +17270,7 @@
         </w:rPr>
         <w:t>onclick</w:t>
       </w:r>
+      <w:proofErr w:type="spellEnd"/>
       <w:r>
         <w:rPr>
           <w:rFonts w:ascii="돋움체" w:hAnsi="돋움체" w:cs="돋움체"/>
@@ -14658,6 +17426,7 @@
         </w:rPr>
         <w:t xml:space="preserve"> </w:t>
       </w:r>
+      <w:proofErr w:type="spellStart"/>
       <w:r>
         <w:rPr>
           <w:rFonts w:ascii="돋움체" w:hAnsi="돋움체" w:cs="돋움체"/>
@@ -14668,6 +17437,7 @@
         </w:rPr>
         <w:t>onclick</w:t>
       </w:r>
+      <w:proofErr w:type="spellEnd"/>
       <w:r>
         <w:rPr>
           <w:rFonts w:ascii="돋움체" w:hAnsi="돋움체" w:cs="돋움체"/>
@@ -14865,13 +17635,23 @@
           <w:szCs w:val="19"/>
         </w:rPr>
       </w:pPr>
+      <w:proofErr w:type="spellStart"/>
       <w:r>
         <w:rPr>
           <w:rFonts w:hint="eastAsia"/>
           <w:sz w:val="19"/>
           <w:szCs w:val="19"/>
         </w:rPr>
-        <w:t>removeChild(child)</w:t>
+        <w:t>removeChild</w:t>
+      </w:r>
+      <w:proofErr w:type="spellEnd"/>
+      <w:r>
+        <w:rPr>
+          <w:rFonts w:hint="eastAsia"/>
+          <w:sz w:val="19"/>
+          <w:szCs w:val="19"/>
+        </w:rPr>
+        <w:t>(child)</w:t>
       </w:r>
     </w:p>
     <w:p>
@@ -14889,6 +17669,7 @@
           <w:szCs w:val="19"/>
         </w:rPr>
       </w:pPr>
+      <w:proofErr w:type="gramStart"/>
       <w:r>
         <w:rPr>
           <w:rFonts w:ascii="돋움체" w:hAnsi="돋움체" w:cs="돋움체"/>
@@ -14909,6 +17690,7 @@
         </w:rPr>
         <w:t>!DOCTYPE</w:t>
       </w:r>
+      <w:proofErr w:type="gramEnd"/>
       <w:r>
         <w:rPr>
           <w:rFonts w:ascii="돋움체" w:hAnsi="돋움체" w:cs="돋움체"/>
@@ -14985,6 +17767,7 @@
         </w:rPr>
         <w:t xml:space="preserve"> </w:t>
       </w:r>
+      <w:proofErr w:type="spellStart"/>
       <w:r>
         <w:rPr>
           <w:rFonts w:ascii="돋움체" w:hAnsi="돋움체" w:cs="돋움체"/>
@@ -14995,15 +17778,38 @@
         </w:rPr>
         <w:t>lang</w:t>
       </w:r>
-      <w:r>
-        <w:rPr>
-          <w:rFonts w:ascii="돋움체" w:hAnsi="돋움체" w:cs="돋움체"/>
-          <w:color w:val="0000FF"/>
-          <w:kern w:val="0"/>
-          <w:sz w:val="19"/>
-          <w:szCs w:val="19"/>
-        </w:rPr>
-        <w:t>="en"</w:t>
+      <w:proofErr w:type="spellEnd"/>
+      <w:r>
+        <w:rPr>
+          <w:rFonts w:ascii="돋움체" w:hAnsi="돋움체" w:cs="돋움체"/>
+          <w:color w:val="0000FF"/>
+          <w:kern w:val="0"/>
+          <w:sz w:val="19"/>
+          <w:szCs w:val="19"/>
+        </w:rPr>
+        <w:t>="</w:t>
+      </w:r>
+      <w:proofErr w:type="spellStart"/>
+      <w:r>
+        <w:rPr>
+          <w:rFonts w:ascii="돋움체" w:hAnsi="돋움체" w:cs="돋움체"/>
+          <w:color w:val="0000FF"/>
+          <w:kern w:val="0"/>
+          <w:sz w:val="19"/>
+          <w:szCs w:val="19"/>
+        </w:rPr>
+        <w:t>en</w:t>
+      </w:r>
+      <w:proofErr w:type="spellEnd"/>
+      <w:r>
+        <w:rPr>
+          <w:rFonts w:ascii="돋움체" w:hAnsi="돋움체" w:cs="돋움체"/>
+          <w:color w:val="0000FF"/>
+          <w:kern w:val="0"/>
+          <w:sz w:val="19"/>
+          <w:szCs w:val="19"/>
+        </w:rPr>
+        <w:t>"</w:t>
       </w:r>
       <w:r>
         <w:rPr>
@@ -15015,6 +17821,7 @@
         </w:rPr>
         <w:t xml:space="preserve"> </w:t>
       </w:r>
+      <w:proofErr w:type="spellStart"/>
       <w:r>
         <w:rPr>
           <w:rFonts w:ascii="돋움체" w:hAnsi="돋움체" w:cs="돋움체"/>
@@ -15025,6 +17832,7 @@
         </w:rPr>
         <w:t>xmlns</w:t>
       </w:r>
+      <w:proofErr w:type="spellEnd"/>
       <w:r>
         <w:rPr>
           <w:rFonts w:ascii="돋움체" w:hAnsi="돋움체" w:cs="돋움체"/>
@@ -15353,7 +18161,18 @@
           <w:sz w:val="19"/>
           <w:szCs w:val="19"/>
         </w:rPr>
-        <w:t xml:space="preserve"> remove() { </w:t>
+        <w:t xml:space="preserve"> remove() </w:t>
+      </w:r>
+      <w:proofErr w:type="gramStart"/>
+      <w:r>
+        <w:rPr>
+          <w:rFonts w:ascii="돋움체" w:hAnsi="돋움체" w:cs="돋움체"/>
+          <w:color w:val="000000"/>
+          <w:kern w:val="0"/>
+          <w:sz w:val="19"/>
+          <w:szCs w:val="19"/>
+        </w:rPr>
+        <w:t xml:space="preserve">{ </w:t>
       </w:r>
       <w:r>
         <w:rPr>
@@ -15363,7 +18182,18 @@
           <w:sz w:val="19"/>
           <w:szCs w:val="19"/>
         </w:rPr>
-        <w:t>// h1</w:t>
+        <w:t>/</w:t>
+      </w:r>
+      <w:proofErr w:type="gramEnd"/>
+      <w:r>
+        <w:rPr>
+          <w:rFonts w:ascii="돋움체" w:hAnsi="돋움체" w:cs="돋움체"/>
+          <w:color w:val="008000"/>
+          <w:kern w:val="0"/>
+          <w:sz w:val="19"/>
+          <w:szCs w:val="19"/>
+        </w:rPr>
+        <w:t>/ h1</w:t>
       </w:r>
       <w:r>
         <w:rPr>
@@ -15441,6 +18271,7 @@
         </w:rPr>
         <w:t xml:space="preserve">            </w:t>
       </w:r>
+      <w:proofErr w:type="spellStart"/>
       <w:r>
         <w:rPr>
           <w:rFonts w:ascii="돋움체" w:hAnsi="돋움체" w:cs="돋움체"/>
@@ -15451,15 +18282,40 @@
         </w:rPr>
         <w:t>var</w:t>
       </w:r>
-      <w:r>
-        <w:rPr>
-          <w:rFonts w:ascii="돋움체" w:hAnsi="돋움체" w:cs="돋움체"/>
-          <w:color w:val="000000"/>
-          <w:kern w:val="0"/>
-          <w:sz w:val="19"/>
-          <w:szCs w:val="19"/>
-        </w:rPr>
-        <w:t xml:space="preserve"> header = document.getElementById(</w:t>
+      <w:proofErr w:type="spellEnd"/>
+      <w:r>
+        <w:rPr>
+          <w:rFonts w:ascii="돋움체" w:hAnsi="돋움체" w:cs="돋움체"/>
+          <w:color w:val="000000"/>
+          <w:kern w:val="0"/>
+          <w:sz w:val="19"/>
+          <w:szCs w:val="19"/>
+        </w:rPr>
+        <w:t xml:space="preserve"> header = </w:t>
+      </w:r>
+      <w:proofErr w:type="spellStart"/>
+      <w:proofErr w:type="gramStart"/>
+      <w:r>
+        <w:rPr>
+          <w:rFonts w:ascii="돋움체" w:hAnsi="돋움체" w:cs="돋움체"/>
+          <w:color w:val="000000"/>
+          <w:kern w:val="0"/>
+          <w:sz w:val="19"/>
+          <w:szCs w:val="19"/>
+        </w:rPr>
+        <w:t>document.getElementById</w:t>
+      </w:r>
+      <w:proofErr w:type="spellEnd"/>
+      <w:proofErr w:type="gramEnd"/>
+      <w:r>
+        <w:rPr>
+          <w:rFonts w:ascii="돋움체" w:hAnsi="돋움체" w:cs="돋움체"/>
+          <w:color w:val="000000"/>
+          <w:kern w:val="0"/>
+          <w:sz w:val="19"/>
+          <w:szCs w:val="19"/>
+        </w:rPr>
+        <w:t>(</w:t>
       </w:r>
       <w:r>
         <w:rPr>
@@ -15505,7 +18361,41 @@
           <w:sz w:val="19"/>
           <w:szCs w:val="19"/>
         </w:rPr>
-        <w:t xml:space="preserve">            document.body.removeChild(header);</w:t>
+        <w:t xml:space="preserve">            </w:t>
+      </w:r>
+      <w:proofErr w:type="spellStart"/>
+      <w:proofErr w:type="gramStart"/>
+      <w:r>
+        <w:rPr>
+          <w:rFonts w:ascii="돋움체" w:hAnsi="돋움체" w:cs="돋움체"/>
+          <w:color w:val="000000"/>
+          <w:kern w:val="0"/>
+          <w:sz w:val="19"/>
+          <w:szCs w:val="19"/>
+        </w:rPr>
+        <w:t>document.body</w:t>
+      </w:r>
+      <w:proofErr w:type="gramEnd"/>
+      <w:r>
+        <w:rPr>
+          <w:rFonts w:ascii="돋움체" w:hAnsi="돋움체" w:cs="돋움체"/>
+          <w:color w:val="000000"/>
+          <w:kern w:val="0"/>
+          <w:sz w:val="19"/>
+          <w:szCs w:val="19"/>
+        </w:rPr>
+        <w:t>.removeChild</w:t>
+      </w:r>
+      <w:proofErr w:type="spellEnd"/>
+      <w:r>
+        <w:rPr>
+          <w:rFonts w:ascii="돋움체" w:hAnsi="돋움체" w:cs="돋움체"/>
+          <w:color w:val="000000"/>
+          <w:kern w:val="0"/>
+          <w:sz w:val="19"/>
+          <w:szCs w:val="19"/>
+        </w:rPr>
+        <w:t>(header);</w:t>
       </w:r>
     </w:p>
     <w:p>
@@ -15737,6 +18627,7 @@
         </w:rPr>
         <w:t xml:space="preserve"> </w:t>
       </w:r>
+      <w:proofErr w:type="spellStart"/>
       <w:r>
         <w:rPr>
           <w:rFonts w:ascii="돋움체" w:hAnsi="돋움체" w:cs="돋움체"/>
@@ -15747,6 +18638,7 @@
         </w:rPr>
         <w:t>onclick</w:t>
       </w:r>
+      <w:proofErr w:type="spellEnd"/>
       <w:r>
         <w:rPr>
           <w:rFonts w:ascii="돋움체" w:hAnsi="돋움체" w:cs="돋움체"/>
@@ -16101,6 +18993,7 @@
           <w:szCs w:val="19"/>
         </w:rPr>
       </w:pPr>
+      <w:proofErr w:type="gramStart"/>
       <w:r>
         <w:rPr>
           <w:rFonts w:ascii="돋움체" w:hAnsi="돋움체" w:cs="돋움체"/>
@@ -16121,6 +19014,7 @@
         </w:rPr>
         <w:t>!DOCTYPE</w:t>
       </w:r>
+      <w:proofErr w:type="gramEnd"/>
       <w:r>
         <w:rPr>
           <w:rFonts w:ascii="돋움체" w:hAnsi="돋움체" w:cs="돋움체"/>
@@ -16197,6 +19091,7 @@
         </w:rPr>
         <w:t xml:space="preserve"> </w:t>
       </w:r>
+      <w:proofErr w:type="spellStart"/>
       <w:r>
         <w:rPr>
           <w:rFonts w:ascii="돋움체" w:hAnsi="돋움체" w:cs="돋움체"/>
@@ -16207,15 +19102,38 @@
         </w:rPr>
         <w:t>lang</w:t>
       </w:r>
-      <w:r>
-        <w:rPr>
-          <w:rFonts w:ascii="돋움체" w:hAnsi="돋움체" w:cs="돋움체"/>
-          <w:color w:val="0000FF"/>
-          <w:kern w:val="0"/>
-          <w:sz w:val="19"/>
-          <w:szCs w:val="19"/>
-        </w:rPr>
-        <w:t>="en"</w:t>
+      <w:proofErr w:type="spellEnd"/>
+      <w:r>
+        <w:rPr>
+          <w:rFonts w:ascii="돋움체" w:hAnsi="돋움체" w:cs="돋움체"/>
+          <w:color w:val="0000FF"/>
+          <w:kern w:val="0"/>
+          <w:sz w:val="19"/>
+          <w:szCs w:val="19"/>
+        </w:rPr>
+        <w:t>="</w:t>
+      </w:r>
+      <w:proofErr w:type="spellStart"/>
+      <w:r>
+        <w:rPr>
+          <w:rFonts w:ascii="돋움체" w:hAnsi="돋움체" w:cs="돋움체"/>
+          <w:color w:val="0000FF"/>
+          <w:kern w:val="0"/>
+          <w:sz w:val="19"/>
+          <w:szCs w:val="19"/>
+        </w:rPr>
+        <w:t>en</w:t>
+      </w:r>
+      <w:proofErr w:type="spellEnd"/>
+      <w:r>
+        <w:rPr>
+          <w:rFonts w:ascii="돋움체" w:hAnsi="돋움체" w:cs="돋움체"/>
+          <w:color w:val="0000FF"/>
+          <w:kern w:val="0"/>
+          <w:sz w:val="19"/>
+          <w:szCs w:val="19"/>
+        </w:rPr>
+        <w:t>"</w:t>
       </w:r>
       <w:r>
         <w:rPr>
@@ -16227,6 +19145,7 @@
         </w:rPr>
         <w:t xml:space="preserve"> </w:t>
       </w:r>
+      <w:proofErr w:type="spellStart"/>
       <w:r>
         <w:rPr>
           <w:rFonts w:ascii="돋움체" w:hAnsi="돋움체" w:cs="돋움체"/>
@@ -16237,6 +19156,7 @@
         </w:rPr>
         <w:t>xmlns</w:t>
       </w:r>
+      <w:proofErr w:type="spellEnd"/>
       <w:r>
         <w:rPr>
           <w:rFonts w:ascii="돋움체" w:hAnsi="돋움체" w:cs="돋움체"/>
@@ -16565,7 +19485,18 @@
           <w:sz w:val="19"/>
           <w:szCs w:val="19"/>
         </w:rPr>
-        <w:t xml:space="preserve"> remove() { </w:t>
+        <w:t xml:space="preserve"> remove() </w:t>
+      </w:r>
+      <w:proofErr w:type="gramStart"/>
+      <w:r>
+        <w:rPr>
+          <w:rFonts w:ascii="돋움체" w:hAnsi="돋움체" w:cs="돋움체"/>
+          <w:color w:val="000000"/>
+          <w:kern w:val="0"/>
+          <w:sz w:val="19"/>
+          <w:szCs w:val="19"/>
+        </w:rPr>
+        <w:t xml:space="preserve">{ </w:t>
       </w:r>
       <w:r>
         <w:rPr>
@@ -16575,7 +19506,18 @@
           <w:sz w:val="19"/>
           <w:szCs w:val="19"/>
         </w:rPr>
-        <w:t>// h1</w:t>
+        <w:t>/</w:t>
+      </w:r>
+      <w:proofErr w:type="gramEnd"/>
+      <w:r>
+        <w:rPr>
+          <w:rFonts w:ascii="돋움체" w:hAnsi="돋움체" w:cs="돋움체"/>
+          <w:color w:val="008000"/>
+          <w:kern w:val="0"/>
+          <w:sz w:val="19"/>
+          <w:szCs w:val="19"/>
+        </w:rPr>
+        <w:t>/ h1</w:t>
       </w:r>
       <w:r>
         <w:rPr>
@@ -16653,6 +19595,7 @@
         </w:rPr>
         <w:t xml:space="preserve">            </w:t>
       </w:r>
+      <w:proofErr w:type="spellStart"/>
       <w:r>
         <w:rPr>
           <w:rFonts w:ascii="돋움체" w:hAnsi="돋움체" w:cs="돋움체"/>
@@ -16663,15 +19606,40 @@
         </w:rPr>
         <w:t>var</w:t>
       </w:r>
-      <w:r>
-        <w:rPr>
-          <w:rFonts w:ascii="돋움체" w:hAnsi="돋움체" w:cs="돋움체"/>
-          <w:color w:val="000000"/>
-          <w:kern w:val="0"/>
-          <w:sz w:val="19"/>
-          <w:szCs w:val="19"/>
-        </w:rPr>
-        <w:t xml:space="preserve"> h1s = document.getElementsByTagName(</w:t>
+      <w:proofErr w:type="spellEnd"/>
+      <w:r>
+        <w:rPr>
+          <w:rFonts w:ascii="돋움체" w:hAnsi="돋움체" w:cs="돋움체"/>
+          <w:color w:val="000000"/>
+          <w:kern w:val="0"/>
+          <w:sz w:val="19"/>
+          <w:szCs w:val="19"/>
+        </w:rPr>
+        <w:t xml:space="preserve"> h1s = </w:t>
+      </w:r>
+      <w:proofErr w:type="spellStart"/>
+      <w:proofErr w:type="gramStart"/>
+      <w:r>
+        <w:rPr>
+          <w:rFonts w:ascii="돋움체" w:hAnsi="돋움체" w:cs="돋움체"/>
+          <w:color w:val="000000"/>
+          <w:kern w:val="0"/>
+          <w:sz w:val="19"/>
+          <w:szCs w:val="19"/>
+        </w:rPr>
+        <w:t>document.getElementsByTagName</w:t>
+      </w:r>
+      <w:proofErr w:type="spellEnd"/>
+      <w:proofErr w:type="gramEnd"/>
+      <w:r>
+        <w:rPr>
+          <w:rFonts w:ascii="돋움체" w:hAnsi="돋움체" w:cs="돋움체"/>
+          <w:color w:val="000000"/>
+          <w:kern w:val="0"/>
+          <w:sz w:val="19"/>
+          <w:szCs w:val="19"/>
+        </w:rPr>
+        <w:t>(</w:t>
       </w:r>
       <w:r>
         <w:rPr>
@@ -16739,6 +19707,7 @@
         </w:rPr>
         <w:t xml:space="preserve"> (</w:t>
       </w:r>
+      <w:proofErr w:type="spellStart"/>
       <w:r>
         <w:rPr>
           <w:rFonts w:ascii="돋움체" w:hAnsi="돋움체" w:cs="돋움체"/>
@@ -16749,15 +19718,104 @@
         </w:rPr>
         <w:t>var</w:t>
       </w:r>
-      <w:r>
-        <w:rPr>
-          <w:rFonts w:ascii="돋움체" w:hAnsi="돋움체" w:cs="돋움체"/>
-          <w:color w:val="000000"/>
-          <w:kern w:val="0"/>
-          <w:sz w:val="19"/>
-          <w:szCs w:val="19"/>
-        </w:rPr>
-        <w:t xml:space="preserve"> i = h1s.length-1 ; i &gt;=0 ; i--) {</w:t>
+      <w:proofErr w:type="spellEnd"/>
+      <w:r>
+        <w:rPr>
+          <w:rFonts w:ascii="돋움체" w:hAnsi="돋움체" w:cs="돋움체"/>
+          <w:color w:val="000000"/>
+          <w:kern w:val="0"/>
+          <w:sz w:val="19"/>
+          <w:szCs w:val="19"/>
+        </w:rPr>
+        <w:t xml:space="preserve"> </w:t>
+      </w:r>
+      <w:proofErr w:type="spellStart"/>
+      <w:r>
+        <w:rPr>
+          <w:rFonts w:ascii="돋움체" w:hAnsi="돋움체" w:cs="돋움체"/>
+          <w:color w:val="000000"/>
+          <w:kern w:val="0"/>
+          <w:sz w:val="19"/>
+          <w:szCs w:val="19"/>
+        </w:rPr>
+        <w:t>i</w:t>
+      </w:r>
+      <w:proofErr w:type="spellEnd"/>
+      <w:r>
+        <w:rPr>
+          <w:rFonts w:ascii="돋움체" w:hAnsi="돋움체" w:cs="돋움체"/>
+          <w:color w:val="000000"/>
+          <w:kern w:val="0"/>
+          <w:sz w:val="19"/>
+          <w:szCs w:val="19"/>
+        </w:rPr>
+        <w:t xml:space="preserve"> = h1s.length-</w:t>
+      </w:r>
+      <w:proofErr w:type="gramStart"/>
+      <w:r>
+        <w:rPr>
+          <w:rFonts w:ascii="돋움체" w:hAnsi="돋움체" w:cs="돋움체"/>
+          <w:color w:val="000000"/>
+          <w:kern w:val="0"/>
+          <w:sz w:val="19"/>
+          <w:szCs w:val="19"/>
+        </w:rPr>
+        <w:t>1 ;</w:t>
+      </w:r>
+      <w:proofErr w:type="gramEnd"/>
+      <w:r>
+        <w:rPr>
+          <w:rFonts w:ascii="돋움체" w:hAnsi="돋움체" w:cs="돋움체"/>
+          <w:color w:val="000000"/>
+          <w:kern w:val="0"/>
+          <w:sz w:val="19"/>
+          <w:szCs w:val="19"/>
+        </w:rPr>
+        <w:t xml:space="preserve"> </w:t>
+      </w:r>
+      <w:proofErr w:type="spellStart"/>
+      <w:r>
+        <w:rPr>
+          <w:rFonts w:ascii="돋움체" w:hAnsi="돋움체" w:cs="돋움체"/>
+          <w:color w:val="000000"/>
+          <w:kern w:val="0"/>
+          <w:sz w:val="19"/>
+          <w:szCs w:val="19"/>
+        </w:rPr>
+        <w:t>i</w:t>
+      </w:r>
+      <w:proofErr w:type="spellEnd"/>
+      <w:r>
+        <w:rPr>
+          <w:rFonts w:ascii="돋움체" w:hAnsi="돋움체" w:cs="돋움체"/>
+          <w:color w:val="000000"/>
+          <w:kern w:val="0"/>
+          <w:sz w:val="19"/>
+          <w:szCs w:val="19"/>
+        </w:rPr>
+        <w:t xml:space="preserve"> &gt;=0 ; </w:t>
+      </w:r>
+      <w:proofErr w:type="spellStart"/>
+      <w:r>
+        <w:rPr>
+          <w:rFonts w:ascii="돋움체" w:hAnsi="돋움체" w:cs="돋움체"/>
+          <w:color w:val="000000"/>
+          <w:kern w:val="0"/>
+          <w:sz w:val="19"/>
+          <w:szCs w:val="19"/>
+        </w:rPr>
+        <w:t>i</w:t>
+      </w:r>
+      <w:proofErr w:type="spellEnd"/>
+      <w:r>
+        <w:rPr>
+          <w:rFonts w:ascii="돋움체" w:hAnsi="돋움체" w:cs="돋움체"/>
+          <w:color w:val="000000"/>
+          <w:kern w:val="0"/>
+          <w:sz w:val="19"/>
+          <w:szCs w:val="19"/>
+        </w:rPr>
+        <w:t>--) {</w:t>
       </w:r>
     </w:p>
     <w:p>
@@ -16783,7 +19841,63 @@
           <w:sz w:val="19"/>
           <w:szCs w:val="19"/>
         </w:rPr>
-        <w:t xml:space="preserve">                document.body.removeChild(h1s[i]);</w:t>
+        <w:t xml:space="preserve">                </w:t>
+      </w:r>
+      <w:proofErr w:type="spellStart"/>
+      <w:proofErr w:type="gramStart"/>
+      <w:r>
+        <w:rPr>
+          <w:rFonts w:ascii="돋움체" w:hAnsi="돋움체" w:cs="돋움체"/>
+          <w:color w:val="000000"/>
+          <w:kern w:val="0"/>
+          <w:sz w:val="19"/>
+          <w:szCs w:val="19"/>
+        </w:rPr>
+        <w:t>document.body</w:t>
+      </w:r>
+      <w:proofErr w:type="gramEnd"/>
+      <w:r>
+        <w:rPr>
+          <w:rFonts w:ascii="돋움체" w:hAnsi="돋움체" w:cs="돋움체"/>
+          <w:color w:val="000000"/>
+          <w:kern w:val="0"/>
+          <w:sz w:val="19"/>
+          <w:szCs w:val="19"/>
+        </w:rPr>
+        <w:t>.removeChild</w:t>
+      </w:r>
+      <w:proofErr w:type="spellEnd"/>
+      <w:r>
+        <w:rPr>
+          <w:rFonts w:ascii="돋움체" w:hAnsi="돋움체" w:cs="돋움체"/>
+          <w:color w:val="000000"/>
+          <w:kern w:val="0"/>
+          <w:sz w:val="19"/>
+          <w:szCs w:val="19"/>
+        </w:rPr>
+        <w:t>(h1s[</w:t>
+      </w:r>
+      <w:proofErr w:type="spellStart"/>
+      <w:r>
+        <w:rPr>
+          <w:rFonts w:ascii="돋움체" w:hAnsi="돋움체" w:cs="돋움체"/>
+          <w:color w:val="000000"/>
+          <w:kern w:val="0"/>
+          <w:sz w:val="19"/>
+          <w:szCs w:val="19"/>
+        </w:rPr>
+        <w:t>i</w:t>
+      </w:r>
+      <w:proofErr w:type="spellEnd"/>
+      <w:r>
+        <w:rPr>
+          <w:rFonts w:ascii="돋움체" w:hAnsi="돋움체" w:cs="돋움체"/>
+          <w:color w:val="000000"/>
+          <w:kern w:val="0"/>
+          <w:sz w:val="19"/>
+          <w:szCs w:val="19"/>
+        </w:rPr>
+        <w:t>]);</w:t>
       </w:r>
     </w:p>
     <w:p>
@@ -16881,7 +19995,18 @@
           <w:sz w:val="19"/>
           <w:szCs w:val="19"/>
         </w:rPr>
-        <w:t xml:space="preserve"> append() { </w:t>
+        <w:t xml:space="preserve"> append() </w:t>
+      </w:r>
+      <w:proofErr w:type="gramStart"/>
+      <w:r>
+        <w:rPr>
+          <w:rFonts w:ascii="돋움체" w:hAnsi="돋움체" w:cs="돋움체"/>
+          <w:color w:val="000000"/>
+          <w:kern w:val="0"/>
+          <w:sz w:val="19"/>
+          <w:szCs w:val="19"/>
+        </w:rPr>
+        <w:t xml:space="preserve">{ </w:t>
       </w:r>
       <w:r>
         <w:rPr>
@@ -16891,7 +20016,18 @@
           <w:sz w:val="19"/>
           <w:szCs w:val="19"/>
         </w:rPr>
-        <w:t>// h1</w:t>
+        <w:t>/</w:t>
+      </w:r>
+      <w:proofErr w:type="gramEnd"/>
+      <w:r>
+        <w:rPr>
+          <w:rFonts w:ascii="돋움체" w:hAnsi="돋움체" w:cs="돋움체"/>
+          <w:color w:val="008000"/>
+          <w:kern w:val="0"/>
+          <w:sz w:val="19"/>
+          <w:szCs w:val="19"/>
+        </w:rPr>
+        <w:t>/ h1</w:t>
       </w:r>
       <w:r>
         <w:rPr>
@@ -16977,7 +20113,53 @@
           <w:sz w:val="19"/>
           <w:szCs w:val="19"/>
         </w:rPr>
-        <w:t>//var h1 = document.createElement('h1');</w:t>
+        <w:t>//</w:t>
+      </w:r>
+      <w:proofErr w:type="spellStart"/>
+      <w:r>
+        <w:rPr>
+          <w:rFonts w:ascii="돋움체" w:hAnsi="돋움체" w:cs="돋움체"/>
+          <w:color w:val="008000"/>
+          <w:kern w:val="0"/>
+          <w:sz w:val="19"/>
+          <w:szCs w:val="19"/>
+        </w:rPr>
+        <w:t>var</w:t>
+      </w:r>
+      <w:proofErr w:type="spellEnd"/>
+      <w:r>
+        <w:rPr>
+          <w:rFonts w:ascii="돋움체" w:hAnsi="돋움체" w:cs="돋움체"/>
+          <w:color w:val="008000"/>
+          <w:kern w:val="0"/>
+          <w:sz w:val="19"/>
+          <w:szCs w:val="19"/>
+        </w:rPr>
+        <w:t xml:space="preserve"> h1 = </w:t>
+      </w:r>
+      <w:proofErr w:type="spellStart"/>
+      <w:proofErr w:type="gramStart"/>
+      <w:r>
+        <w:rPr>
+          <w:rFonts w:ascii="돋움체" w:hAnsi="돋움체" w:cs="돋움체"/>
+          <w:color w:val="008000"/>
+          <w:kern w:val="0"/>
+          <w:sz w:val="19"/>
+          <w:szCs w:val="19"/>
+        </w:rPr>
+        <w:t>document.createElement</w:t>
+      </w:r>
+      <w:proofErr w:type="spellEnd"/>
+      <w:proofErr w:type="gramEnd"/>
+      <w:r>
+        <w:rPr>
+          <w:rFonts w:ascii="돋움체" w:hAnsi="돋움체" w:cs="돋움체"/>
+          <w:color w:val="008000"/>
+          <w:kern w:val="0"/>
+          <w:sz w:val="19"/>
+          <w:szCs w:val="19"/>
+        </w:rPr>
+        <w:t>('h1');</w:t>
       </w:r>
     </w:p>
     <w:p>
@@ -17013,7 +20195,75 @@
           <w:sz w:val="19"/>
           <w:szCs w:val="19"/>
         </w:rPr>
-        <w:t>//var textNode = document.createTextNode('HEADER');</w:t>
+        <w:t>//</w:t>
+      </w:r>
+      <w:proofErr w:type="spellStart"/>
+      <w:r>
+        <w:rPr>
+          <w:rFonts w:ascii="돋움체" w:hAnsi="돋움체" w:cs="돋움체"/>
+          <w:color w:val="008000"/>
+          <w:kern w:val="0"/>
+          <w:sz w:val="19"/>
+          <w:szCs w:val="19"/>
+        </w:rPr>
+        <w:t>var</w:t>
+      </w:r>
+      <w:proofErr w:type="spellEnd"/>
+      <w:r>
+        <w:rPr>
+          <w:rFonts w:ascii="돋움체" w:hAnsi="돋움체" w:cs="돋움체"/>
+          <w:color w:val="008000"/>
+          <w:kern w:val="0"/>
+          <w:sz w:val="19"/>
+          <w:szCs w:val="19"/>
+        </w:rPr>
+        <w:t xml:space="preserve"> </w:t>
+      </w:r>
+      <w:proofErr w:type="spellStart"/>
+      <w:r>
+        <w:rPr>
+          <w:rFonts w:ascii="돋움체" w:hAnsi="돋움체" w:cs="돋움체"/>
+          <w:color w:val="008000"/>
+          <w:kern w:val="0"/>
+          <w:sz w:val="19"/>
+          <w:szCs w:val="19"/>
+        </w:rPr>
+        <w:t>textNode</w:t>
+      </w:r>
+      <w:proofErr w:type="spellEnd"/>
+      <w:r>
+        <w:rPr>
+          <w:rFonts w:ascii="돋움체" w:hAnsi="돋움체" w:cs="돋움체"/>
+          <w:color w:val="008000"/>
+          <w:kern w:val="0"/>
+          <w:sz w:val="19"/>
+          <w:szCs w:val="19"/>
+        </w:rPr>
+        <w:t xml:space="preserve"> = </w:t>
+      </w:r>
+      <w:proofErr w:type="spellStart"/>
+      <w:proofErr w:type="gramStart"/>
+      <w:r>
+        <w:rPr>
+          <w:rFonts w:ascii="돋움체" w:hAnsi="돋움체" w:cs="돋움체"/>
+          <w:color w:val="008000"/>
+          <w:kern w:val="0"/>
+          <w:sz w:val="19"/>
+          <w:szCs w:val="19"/>
+        </w:rPr>
+        <w:t>document.createTextNode</w:t>
+      </w:r>
+      <w:proofErr w:type="spellEnd"/>
+      <w:proofErr w:type="gramEnd"/>
+      <w:r>
+        <w:rPr>
+          <w:rFonts w:ascii="돋움체" w:hAnsi="돋움체" w:cs="돋움체"/>
+          <w:color w:val="008000"/>
+          <w:kern w:val="0"/>
+          <w:sz w:val="19"/>
+          <w:szCs w:val="19"/>
+        </w:rPr>
+        <w:t>('HEADER');</w:t>
       </w:r>
     </w:p>
     <w:p>
@@ -17049,7 +20299,51 @@
           <w:sz w:val="19"/>
           <w:szCs w:val="19"/>
         </w:rPr>
-        <w:t>//h1.appendChild(textNode);</w:t>
+        <w:t>//h</w:t>
+      </w:r>
+      <w:proofErr w:type="gramStart"/>
+      <w:r>
+        <w:rPr>
+          <w:rFonts w:ascii="돋움체" w:hAnsi="돋움체" w:cs="돋움체"/>
+          <w:color w:val="008000"/>
+          <w:kern w:val="0"/>
+          <w:sz w:val="19"/>
+          <w:szCs w:val="19"/>
+        </w:rPr>
+        <w:t>1.appendChild</w:t>
+      </w:r>
+      <w:proofErr w:type="gramEnd"/>
+      <w:r>
+        <w:rPr>
+          <w:rFonts w:ascii="돋움체" w:hAnsi="돋움체" w:cs="돋움체"/>
+          <w:color w:val="008000"/>
+          <w:kern w:val="0"/>
+          <w:sz w:val="19"/>
+          <w:szCs w:val="19"/>
+        </w:rPr>
+        <w:t>(</w:t>
+      </w:r>
+      <w:proofErr w:type="spellStart"/>
+      <w:r>
+        <w:rPr>
+          <w:rFonts w:ascii="돋움체" w:hAnsi="돋움체" w:cs="돋움체"/>
+          <w:color w:val="008000"/>
+          <w:kern w:val="0"/>
+          <w:sz w:val="19"/>
+          <w:szCs w:val="19"/>
+        </w:rPr>
+        <w:t>textNode</w:t>
+      </w:r>
+      <w:proofErr w:type="spellEnd"/>
+      <w:r>
+        <w:rPr>
+          <w:rFonts w:ascii="돋움체" w:hAnsi="돋움체" w:cs="돋움체"/>
+          <w:color w:val="008000"/>
+          <w:kern w:val="0"/>
+          <w:sz w:val="19"/>
+          <w:szCs w:val="19"/>
+        </w:rPr>
+        <w:t>);</w:t>
       </w:r>
     </w:p>
     <w:p>
@@ -17085,7 +20379,41 @@
           <w:sz w:val="19"/>
           <w:szCs w:val="19"/>
         </w:rPr>
-        <w:t>//document.body.appendChild(h1);</w:t>
+        <w:t>//</w:t>
+      </w:r>
+      <w:proofErr w:type="spellStart"/>
+      <w:proofErr w:type="gramStart"/>
+      <w:r>
+        <w:rPr>
+          <w:rFonts w:ascii="돋움체" w:hAnsi="돋움체" w:cs="돋움체"/>
+          <w:color w:val="008000"/>
+          <w:kern w:val="0"/>
+          <w:sz w:val="19"/>
+          <w:szCs w:val="19"/>
+        </w:rPr>
+        <w:t>document.body</w:t>
+      </w:r>
+      <w:proofErr w:type="gramEnd"/>
+      <w:r>
+        <w:rPr>
+          <w:rFonts w:ascii="돋움체" w:hAnsi="돋움체" w:cs="돋움체"/>
+          <w:color w:val="008000"/>
+          <w:kern w:val="0"/>
+          <w:sz w:val="19"/>
+          <w:szCs w:val="19"/>
+        </w:rPr>
+        <w:t>.appendChild</w:t>
+      </w:r>
+      <w:proofErr w:type="spellEnd"/>
+      <w:r>
+        <w:rPr>
+          <w:rFonts w:ascii="돋움체" w:hAnsi="돋움체" w:cs="돋움체"/>
+          <w:color w:val="008000"/>
+          <w:kern w:val="0"/>
+          <w:sz w:val="19"/>
+          <w:szCs w:val="19"/>
+        </w:rPr>
+        <w:t>(h1);</w:t>
       </w:r>
     </w:p>
     <w:p>
@@ -17111,7 +20439,41 @@
           <w:sz w:val="19"/>
           <w:szCs w:val="19"/>
         </w:rPr>
-        <w:t xml:space="preserve">            document.body.innerHTML += </w:t>
+        <w:t xml:space="preserve">            </w:t>
+      </w:r>
+      <w:proofErr w:type="spellStart"/>
+      <w:proofErr w:type="gramStart"/>
+      <w:r>
+        <w:rPr>
+          <w:rFonts w:ascii="돋움체" w:hAnsi="돋움체" w:cs="돋움체"/>
+          <w:color w:val="000000"/>
+          <w:kern w:val="0"/>
+          <w:sz w:val="19"/>
+          <w:szCs w:val="19"/>
+        </w:rPr>
+        <w:t>document.body</w:t>
+      </w:r>
+      <w:proofErr w:type="gramEnd"/>
+      <w:r>
+        <w:rPr>
+          <w:rFonts w:ascii="돋움체" w:hAnsi="돋움체" w:cs="돋움체"/>
+          <w:color w:val="000000"/>
+          <w:kern w:val="0"/>
+          <w:sz w:val="19"/>
+          <w:szCs w:val="19"/>
+        </w:rPr>
+        <w:t>.innerHTML</w:t>
+      </w:r>
+      <w:proofErr w:type="spellEnd"/>
+      <w:r>
+        <w:rPr>
+          <w:rFonts w:ascii="돋움체" w:hAnsi="돋움체" w:cs="돋움체"/>
+          <w:color w:val="000000"/>
+          <w:kern w:val="0"/>
+          <w:sz w:val="19"/>
+          <w:szCs w:val="19"/>
+        </w:rPr>
+        <w:t xml:space="preserve"> += </w:t>
       </w:r>
       <w:r>
         <w:rPr>
@@ -17363,6 +20725,7 @@
         </w:rPr>
         <w:t xml:space="preserve"> </w:t>
       </w:r>
+      <w:proofErr w:type="spellStart"/>
       <w:r>
         <w:rPr>
           <w:rFonts w:ascii="돋움체" w:hAnsi="돋움체" w:cs="돋움체"/>
@@ -17373,6 +20736,7 @@
         </w:rPr>
         <w:t>onclick</w:t>
       </w:r>
+      <w:proofErr w:type="spellEnd"/>
       <w:r>
         <w:rPr>
           <w:rFonts w:ascii="돋움체" w:hAnsi="돋움체" w:cs="돋움체"/>
@@ -17529,6 +20893,7 @@
         </w:rPr>
         <w:t xml:space="preserve"> </w:t>
       </w:r>
+      <w:proofErr w:type="spellStart"/>
       <w:r>
         <w:rPr>
           <w:rFonts w:ascii="돋움체" w:hAnsi="돋움체" w:cs="돋움체"/>
@@ -17539,6 +20904,7 @@
         </w:rPr>
         <w:t>onclick</w:t>
       </w:r>
+      <w:proofErr w:type="spellEnd"/>
       <w:r>
         <w:rPr>
           <w:rFonts w:ascii="돋움체" w:hAnsi="돋움체" w:cs="돋움체"/>
@@ -17887,6 +21253,7 @@
           <w:szCs w:val="19"/>
         </w:rPr>
       </w:pPr>
+      <w:proofErr w:type="gramStart"/>
       <w:r>
         <w:rPr>
           <w:rFonts w:ascii="돋움체" w:hAnsi="돋움체" w:cs="돋움체"/>
@@ -17907,6 +21274,7 @@
         </w:rPr>
         <w:t>!DOCTYPE</w:t>
       </w:r>
+      <w:proofErr w:type="gramEnd"/>
       <w:r>
         <w:rPr>
           <w:rFonts w:ascii="돋움체" w:hAnsi="돋움체" w:cs="돋움체"/>
@@ -17983,6 +21351,7 @@
         </w:rPr>
         <w:t xml:space="preserve"> </w:t>
       </w:r>
+      <w:proofErr w:type="spellStart"/>
       <w:r>
         <w:rPr>
           <w:rFonts w:ascii="돋움체" w:hAnsi="돋움체" w:cs="돋움체"/>
@@ -17993,15 +21362,38 @@
         </w:rPr>
         <w:t>lang</w:t>
       </w:r>
-      <w:r>
-        <w:rPr>
-          <w:rFonts w:ascii="돋움체" w:hAnsi="돋움체" w:cs="돋움체"/>
-          <w:color w:val="0000FF"/>
-          <w:kern w:val="0"/>
-          <w:sz w:val="19"/>
-          <w:szCs w:val="19"/>
-        </w:rPr>
-        <w:t>="en"</w:t>
+      <w:proofErr w:type="spellEnd"/>
+      <w:r>
+        <w:rPr>
+          <w:rFonts w:ascii="돋움체" w:hAnsi="돋움체" w:cs="돋움체"/>
+          <w:color w:val="0000FF"/>
+          <w:kern w:val="0"/>
+          <w:sz w:val="19"/>
+          <w:szCs w:val="19"/>
+        </w:rPr>
+        <w:t>="</w:t>
+      </w:r>
+      <w:proofErr w:type="spellStart"/>
+      <w:r>
+        <w:rPr>
+          <w:rFonts w:ascii="돋움체" w:hAnsi="돋움체" w:cs="돋움체"/>
+          <w:color w:val="0000FF"/>
+          <w:kern w:val="0"/>
+          <w:sz w:val="19"/>
+          <w:szCs w:val="19"/>
+        </w:rPr>
+        <w:t>en</w:t>
+      </w:r>
+      <w:proofErr w:type="spellEnd"/>
+      <w:r>
+        <w:rPr>
+          <w:rFonts w:ascii="돋움체" w:hAnsi="돋움체" w:cs="돋움체"/>
+          <w:color w:val="0000FF"/>
+          <w:kern w:val="0"/>
+          <w:sz w:val="19"/>
+          <w:szCs w:val="19"/>
+        </w:rPr>
+        <w:t>"</w:t>
       </w:r>
       <w:r>
         <w:rPr>
@@ -18013,6 +21405,7 @@
         </w:rPr>
         <w:t xml:space="preserve"> </w:t>
       </w:r>
+      <w:proofErr w:type="spellStart"/>
       <w:r>
         <w:rPr>
           <w:rFonts w:ascii="돋움체" w:hAnsi="돋움체" w:cs="돋움체"/>
@@ -18023,6 +21416,7 @@
         </w:rPr>
         <w:t>xmlns</w:t>
       </w:r>
+      <w:proofErr w:type="spellEnd"/>
       <w:r>
         <w:rPr>
           <w:rFonts w:ascii="돋움체" w:hAnsi="돋움체" w:cs="돋움체"/>
@@ -18333,6 +21727,7 @@
         </w:rPr>
         <w:t xml:space="preserve">        </w:t>
       </w:r>
+      <w:proofErr w:type="spellStart"/>
       <w:r>
         <w:rPr>
           <w:rFonts w:ascii="돋움체" w:hAnsi="돋움체" w:cs="돋움체"/>
@@ -18343,6 +21738,7 @@
         </w:rPr>
         <w:t>var</w:t>
       </w:r>
+      <w:proofErr w:type="spellEnd"/>
       <w:r>
         <w:rPr>
           <w:rFonts w:ascii="돋움체" w:hAnsi="돋움체" w:cs="돋움체"/>
@@ -18519,6 +21915,7 @@
         </w:rPr>
         <w:t xml:space="preserve">        </w:t>
       </w:r>
+      <w:proofErr w:type="spellStart"/>
       <w:r>
         <w:rPr>
           <w:rFonts w:ascii="돋움체" w:hAnsi="돋움체" w:cs="돋움체"/>
@@ -18529,15 +21926,38 @@
         </w:rPr>
         <w:t>var</w:t>
       </w:r>
-      <w:r>
-        <w:rPr>
-          <w:rFonts w:ascii="돋움체" w:hAnsi="돋움체" w:cs="돋움체"/>
-          <w:color w:val="000000"/>
-          <w:kern w:val="0"/>
-          <w:sz w:val="19"/>
-          <w:szCs w:val="19"/>
-        </w:rPr>
-        <w:t xml:space="preserve"> cnt = 0;</w:t>
+      <w:proofErr w:type="spellEnd"/>
+      <w:r>
+        <w:rPr>
+          <w:rFonts w:ascii="돋움체" w:hAnsi="돋움체" w:cs="돋움체"/>
+          <w:color w:val="000000"/>
+          <w:kern w:val="0"/>
+          <w:sz w:val="19"/>
+          <w:szCs w:val="19"/>
+        </w:rPr>
+        <w:t xml:space="preserve"> </w:t>
+      </w:r>
+      <w:proofErr w:type="spellStart"/>
+      <w:r>
+        <w:rPr>
+          <w:rFonts w:ascii="돋움체" w:hAnsi="돋움체" w:cs="돋움체"/>
+          <w:color w:val="000000"/>
+          <w:kern w:val="0"/>
+          <w:sz w:val="19"/>
+          <w:szCs w:val="19"/>
+        </w:rPr>
+        <w:t>cnt</w:t>
+      </w:r>
+      <w:proofErr w:type="spellEnd"/>
+      <w:r>
+        <w:rPr>
+          <w:rFonts w:ascii="돋움체" w:hAnsi="돋움체" w:cs="돋움체"/>
+          <w:color w:val="000000"/>
+          <w:kern w:val="0"/>
+          <w:sz w:val="19"/>
+          <w:szCs w:val="19"/>
+        </w:rPr>
+        <w:t xml:space="preserve"> = 0;</w:t>
       </w:r>
     </w:p>
     <w:p>
@@ -18563,7 +21983,31 @@
           <w:sz w:val="19"/>
           <w:szCs w:val="19"/>
         </w:rPr>
-        <w:t xml:space="preserve">        window.onload = </w:t>
+        <w:t xml:space="preserve">        </w:t>
+      </w:r>
+      <w:proofErr w:type="spellStart"/>
+      <w:proofErr w:type="gramStart"/>
+      <w:r>
+        <w:rPr>
+          <w:rFonts w:ascii="돋움체" w:hAnsi="돋움체" w:cs="돋움체"/>
+          <w:color w:val="000000"/>
+          <w:kern w:val="0"/>
+          <w:sz w:val="19"/>
+          <w:szCs w:val="19"/>
+        </w:rPr>
+        <w:t>window.onload</w:t>
+      </w:r>
+      <w:proofErr w:type="spellEnd"/>
+      <w:proofErr w:type="gramEnd"/>
+      <w:r>
+        <w:rPr>
+          <w:rFonts w:ascii="돋움체" w:hAnsi="돋움체" w:cs="돋움체"/>
+          <w:color w:val="000000"/>
+          <w:kern w:val="0"/>
+          <w:sz w:val="19"/>
+          <w:szCs w:val="19"/>
+        </w:rPr>
+        <w:t xml:space="preserve"> = </w:t>
       </w:r>
       <w:r>
         <w:rPr>
@@ -18611,6 +22055,7 @@
         </w:rPr>
         <w:t xml:space="preserve">            </w:t>
       </w:r>
+      <w:proofErr w:type="spellStart"/>
       <w:r>
         <w:rPr>
           <w:rFonts w:ascii="돋움체" w:hAnsi="돋움체" w:cs="돋움체"/>
@@ -18621,15 +22066,40 @@
         </w:rPr>
         <w:t>var</w:t>
       </w:r>
-      <w:r>
-        <w:rPr>
-          <w:rFonts w:ascii="돋움체" w:hAnsi="돋움체" w:cs="돋움체"/>
-          <w:color w:val="000000"/>
-          <w:kern w:val="0"/>
-          <w:sz w:val="19"/>
-          <w:szCs w:val="19"/>
-        </w:rPr>
-        <w:t xml:space="preserve"> date = document.getElementById(</w:t>
+      <w:proofErr w:type="spellEnd"/>
+      <w:r>
+        <w:rPr>
+          <w:rFonts w:ascii="돋움체" w:hAnsi="돋움체" w:cs="돋움체"/>
+          <w:color w:val="000000"/>
+          <w:kern w:val="0"/>
+          <w:sz w:val="19"/>
+          <w:szCs w:val="19"/>
+        </w:rPr>
+        <w:t xml:space="preserve"> date = </w:t>
+      </w:r>
+      <w:proofErr w:type="spellStart"/>
+      <w:proofErr w:type="gramStart"/>
+      <w:r>
+        <w:rPr>
+          <w:rFonts w:ascii="돋움체" w:hAnsi="돋움체" w:cs="돋움체"/>
+          <w:color w:val="000000"/>
+          <w:kern w:val="0"/>
+          <w:sz w:val="19"/>
+          <w:szCs w:val="19"/>
+        </w:rPr>
+        <w:t>document.getElementById</w:t>
+      </w:r>
+      <w:proofErr w:type="spellEnd"/>
+      <w:proofErr w:type="gramEnd"/>
+      <w:r>
+        <w:rPr>
+          <w:rFonts w:ascii="돋움체" w:hAnsi="돋움체" w:cs="돋움체"/>
+          <w:color w:val="000000"/>
+          <w:kern w:val="0"/>
+          <w:sz w:val="19"/>
+          <w:szCs w:val="19"/>
+        </w:rPr>
+        <w:t>(</w:t>
       </w:r>
       <w:r>
         <w:rPr>
@@ -18677,6 +22147,7 @@
         </w:rPr>
         <w:t xml:space="preserve">            </w:t>
       </w:r>
+      <w:proofErr w:type="spellStart"/>
       <w:r>
         <w:rPr>
           <w:rFonts w:ascii="돋움체" w:hAnsi="돋움체" w:cs="돋움체"/>
@@ -18687,15 +22158,40 @@
         </w:rPr>
         <w:t>var</w:t>
       </w:r>
-      <w:r>
-        <w:rPr>
-          <w:rFonts w:ascii="돋움체" w:hAnsi="돋움체" w:cs="돋움체"/>
-          <w:color w:val="000000"/>
-          <w:kern w:val="0"/>
-          <w:sz w:val="19"/>
-          <w:szCs w:val="19"/>
-        </w:rPr>
-        <w:t xml:space="preserve"> time = document.getElementById(</w:t>
+      <w:proofErr w:type="spellEnd"/>
+      <w:r>
+        <w:rPr>
+          <w:rFonts w:ascii="돋움체" w:hAnsi="돋움체" w:cs="돋움체"/>
+          <w:color w:val="000000"/>
+          <w:kern w:val="0"/>
+          <w:sz w:val="19"/>
+          <w:szCs w:val="19"/>
+        </w:rPr>
+        <w:t xml:space="preserve"> time = </w:t>
+      </w:r>
+      <w:proofErr w:type="spellStart"/>
+      <w:proofErr w:type="gramStart"/>
+      <w:r>
+        <w:rPr>
+          <w:rFonts w:ascii="돋움체" w:hAnsi="돋움체" w:cs="돋움체"/>
+          <w:color w:val="000000"/>
+          <w:kern w:val="0"/>
+          <w:sz w:val="19"/>
+          <w:szCs w:val="19"/>
+        </w:rPr>
+        <w:t>document.getElementById</w:t>
+      </w:r>
+      <w:proofErr w:type="spellEnd"/>
+      <w:proofErr w:type="gramEnd"/>
+      <w:r>
+        <w:rPr>
+          <w:rFonts w:ascii="돋움체" w:hAnsi="돋움체" w:cs="돋움체"/>
+          <w:color w:val="000000"/>
+          <w:kern w:val="0"/>
+          <w:sz w:val="19"/>
+          <w:szCs w:val="19"/>
+        </w:rPr>
+        <w:t>(</w:t>
       </w:r>
       <w:r>
         <w:rPr>
@@ -18741,7 +22237,31 @@
           <w:sz w:val="19"/>
           <w:szCs w:val="19"/>
         </w:rPr>
-        <w:t xml:space="preserve">            date.innerHTML = </w:t>
+        <w:t xml:space="preserve">            </w:t>
+      </w:r>
+      <w:proofErr w:type="spellStart"/>
+      <w:proofErr w:type="gramStart"/>
+      <w:r>
+        <w:rPr>
+          <w:rFonts w:ascii="돋움체" w:hAnsi="돋움체" w:cs="돋움체"/>
+          <w:color w:val="000000"/>
+          <w:kern w:val="0"/>
+          <w:sz w:val="19"/>
+          <w:szCs w:val="19"/>
+        </w:rPr>
+        <w:t>date.innerHTML</w:t>
+      </w:r>
+      <w:proofErr w:type="spellEnd"/>
+      <w:proofErr w:type="gramEnd"/>
+      <w:r>
+        <w:rPr>
+          <w:rFonts w:ascii="돋움체" w:hAnsi="돋움체" w:cs="돋움체"/>
+          <w:color w:val="000000"/>
+          <w:kern w:val="0"/>
+          <w:sz w:val="19"/>
+          <w:szCs w:val="19"/>
+        </w:rPr>
+        <w:t xml:space="preserve"> = </w:t>
       </w:r>
       <w:r>
         <w:rPr>
@@ -18761,7 +22281,29 @@
           <w:sz w:val="19"/>
           <w:szCs w:val="19"/>
         </w:rPr>
-        <w:t xml:space="preserve"> Date().toLocaleDateString();</w:t>
+        <w:t xml:space="preserve"> Date().</w:t>
+      </w:r>
+      <w:proofErr w:type="spellStart"/>
+      <w:r>
+        <w:rPr>
+          <w:rFonts w:ascii="돋움체" w:hAnsi="돋움체" w:cs="돋움체"/>
+          <w:color w:val="000000"/>
+          <w:kern w:val="0"/>
+          <w:sz w:val="19"/>
+          <w:szCs w:val="19"/>
+        </w:rPr>
+        <w:t>toLocaleDateString</w:t>
+      </w:r>
+      <w:proofErr w:type="spellEnd"/>
+      <w:r>
+        <w:rPr>
+          <w:rFonts w:ascii="돋움체" w:hAnsi="돋움체" w:cs="돋움체"/>
+          <w:color w:val="000000"/>
+          <w:kern w:val="0"/>
+          <w:sz w:val="19"/>
+          <w:szCs w:val="19"/>
+        </w:rPr>
+        <w:t>();</w:t>
       </w:r>
     </w:p>
     <w:p>
@@ -18787,7 +22329,31 @@
           <w:sz w:val="19"/>
           <w:szCs w:val="19"/>
         </w:rPr>
-        <w:t xml:space="preserve">            time.innerHTML = </w:t>
+        <w:t xml:space="preserve">            </w:t>
+      </w:r>
+      <w:proofErr w:type="spellStart"/>
+      <w:proofErr w:type="gramStart"/>
+      <w:r>
+        <w:rPr>
+          <w:rFonts w:ascii="돋움체" w:hAnsi="돋움체" w:cs="돋움체"/>
+          <w:color w:val="000000"/>
+          <w:kern w:val="0"/>
+          <w:sz w:val="19"/>
+          <w:szCs w:val="19"/>
+        </w:rPr>
+        <w:t>time.innerHTML</w:t>
+      </w:r>
+      <w:proofErr w:type="spellEnd"/>
+      <w:proofErr w:type="gramEnd"/>
+      <w:r>
+        <w:rPr>
+          <w:rFonts w:ascii="돋움체" w:hAnsi="돋움체" w:cs="돋움체"/>
+          <w:color w:val="000000"/>
+          <w:kern w:val="0"/>
+          <w:sz w:val="19"/>
+          <w:szCs w:val="19"/>
+        </w:rPr>
+        <w:t xml:space="preserve"> = </w:t>
       </w:r>
       <w:r>
         <w:rPr>
@@ -18807,7 +22373,29 @@
           <w:sz w:val="19"/>
           <w:szCs w:val="19"/>
         </w:rPr>
-        <w:t xml:space="preserve"> Date().toLocaleTimeString();</w:t>
+        <w:t xml:space="preserve"> Date().</w:t>
+      </w:r>
+      <w:proofErr w:type="spellStart"/>
+      <w:r>
+        <w:rPr>
+          <w:rFonts w:ascii="돋움체" w:hAnsi="돋움체" w:cs="돋움체"/>
+          <w:color w:val="000000"/>
+          <w:kern w:val="0"/>
+          <w:sz w:val="19"/>
+          <w:szCs w:val="19"/>
+        </w:rPr>
+        <w:t>toLocaleTimeString</w:t>
+      </w:r>
+      <w:proofErr w:type="spellEnd"/>
+      <w:r>
+        <w:rPr>
+          <w:rFonts w:ascii="돋움체" w:hAnsi="돋움체" w:cs="돋움체"/>
+          <w:color w:val="000000"/>
+          <w:kern w:val="0"/>
+          <w:sz w:val="19"/>
+          <w:szCs w:val="19"/>
+        </w:rPr>
+        <w:t>();</w:t>
       </w:r>
     </w:p>
     <w:p>
@@ -18833,8 +22421,32 @@
           <w:sz w:val="19"/>
           <w:szCs w:val="19"/>
         </w:rPr>
-        <w:t xml:space="preserve">            setInterval(</w:t>
-      </w:r>
+        <w:t xml:space="preserve">            </w:t>
+      </w:r>
+      <w:proofErr w:type="spellStart"/>
+      <w:proofErr w:type="gramStart"/>
+      <w:r>
+        <w:rPr>
+          <w:rFonts w:ascii="돋움체" w:hAnsi="돋움체" w:cs="돋움체"/>
+          <w:color w:val="000000"/>
+          <w:kern w:val="0"/>
+          <w:sz w:val="19"/>
+          <w:szCs w:val="19"/>
+        </w:rPr>
+        <w:t>setInterval</w:t>
+      </w:r>
+      <w:proofErr w:type="spellEnd"/>
+      <w:r>
+        <w:rPr>
+          <w:rFonts w:ascii="돋움체" w:hAnsi="돋움체" w:cs="돋움체"/>
+          <w:color w:val="000000"/>
+          <w:kern w:val="0"/>
+          <w:sz w:val="19"/>
+          <w:szCs w:val="19"/>
+        </w:rPr>
+        <w:t>(</w:t>
+      </w:r>
+      <w:proofErr w:type="gramEnd"/>
       <w:r>
         <w:rPr>
           <w:rFonts w:ascii="돋움체" w:hAnsi="돋움체" w:cs="돋움체"/>
@@ -18879,7 +22491,31 @@
           <w:sz w:val="19"/>
           <w:szCs w:val="19"/>
         </w:rPr>
-        <w:t xml:space="preserve">                time.innerHTML = </w:t>
+        <w:t xml:space="preserve">                </w:t>
+      </w:r>
+      <w:proofErr w:type="spellStart"/>
+      <w:proofErr w:type="gramStart"/>
+      <w:r>
+        <w:rPr>
+          <w:rFonts w:ascii="돋움체" w:hAnsi="돋움체" w:cs="돋움체"/>
+          <w:color w:val="000000"/>
+          <w:kern w:val="0"/>
+          <w:sz w:val="19"/>
+          <w:szCs w:val="19"/>
+        </w:rPr>
+        <w:t>time.innerHTML</w:t>
+      </w:r>
+      <w:proofErr w:type="spellEnd"/>
+      <w:proofErr w:type="gramEnd"/>
+      <w:r>
+        <w:rPr>
+          <w:rFonts w:ascii="돋움체" w:hAnsi="돋움체" w:cs="돋움체"/>
+          <w:color w:val="000000"/>
+          <w:kern w:val="0"/>
+          <w:sz w:val="19"/>
+          <w:szCs w:val="19"/>
+        </w:rPr>
+        <w:t xml:space="preserve"> = </w:t>
       </w:r>
       <w:r>
         <w:rPr>
@@ -18899,7 +22535,29 @@
           <w:sz w:val="19"/>
           <w:szCs w:val="19"/>
         </w:rPr>
-        <w:t xml:space="preserve"> Date().toLocaleTimeString();</w:t>
+        <w:t xml:space="preserve"> Date().</w:t>
+      </w:r>
+      <w:proofErr w:type="spellStart"/>
+      <w:r>
+        <w:rPr>
+          <w:rFonts w:ascii="돋움체" w:hAnsi="돋움체" w:cs="돋움체"/>
+          <w:color w:val="000000"/>
+          <w:kern w:val="0"/>
+          <w:sz w:val="19"/>
+          <w:szCs w:val="19"/>
+        </w:rPr>
+        <w:t>toLocaleTimeString</w:t>
+      </w:r>
+      <w:proofErr w:type="spellEnd"/>
+      <w:r>
+        <w:rPr>
+          <w:rFonts w:ascii="돋움체" w:hAnsi="돋움체" w:cs="돋움체"/>
+          <w:color w:val="000000"/>
+          <w:kern w:val="0"/>
+          <w:sz w:val="19"/>
+          <w:szCs w:val="19"/>
+        </w:rPr>
+        <w:t>();</w:t>
       </w:r>
     </w:p>
     <w:p>
@@ -18925,7 +22583,63 @@
           <w:sz w:val="19"/>
           <w:szCs w:val="19"/>
         </w:rPr>
-        <w:t xml:space="preserve">                time.style.color = color[cnt % 7];</w:t>
+        <w:t xml:space="preserve">                </w:t>
+      </w:r>
+      <w:proofErr w:type="spellStart"/>
+      <w:proofErr w:type="gramStart"/>
+      <w:r>
+        <w:rPr>
+          <w:rFonts w:ascii="돋움체" w:hAnsi="돋움체" w:cs="돋움체"/>
+          <w:color w:val="000000"/>
+          <w:kern w:val="0"/>
+          <w:sz w:val="19"/>
+          <w:szCs w:val="19"/>
+        </w:rPr>
+        <w:t>time.style</w:t>
+      </w:r>
+      <w:proofErr w:type="gramEnd"/>
+      <w:r>
+        <w:rPr>
+          <w:rFonts w:ascii="돋움체" w:hAnsi="돋움체" w:cs="돋움체"/>
+          <w:color w:val="000000"/>
+          <w:kern w:val="0"/>
+          <w:sz w:val="19"/>
+          <w:szCs w:val="19"/>
+        </w:rPr>
+        <w:t>.color</w:t>
+      </w:r>
+      <w:proofErr w:type="spellEnd"/>
+      <w:r>
+        <w:rPr>
+          <w:rFonts w:ascii="돋움체" w:hAnsi="돋움체" w:cs="돋움체"/>
+          <w:color w:val="000000"/>
+          <w:kern w:val="0"/>
+          <w:sz w:val="19"/>
+          <w:szCs w:val="19"/>
+        </w:rPr>
+        <w:t xml:space="preserve"> = color[</w:t>
+      </w:r>
+      <w:proofErr w:type="spellStart"/>
+      <w:r>
+        <w:rPr>
+          <w:rFonts w:ascii="돋움체" w:hAnsi="돋움체" w:cs="돋움체"/>
+          <w:color w:val="000000"/>
+          <w:kern w:val="0"/>
+          <w:sz w:val="19"/>
+          <w:szCs w:val="19"/>
+        </w:rPr>
+        <w:t>cnt</w:t>
+      </w:r>
+      <w:proofErr w:type="spellEnd"/>
+      <w:r>
+        <w:rPr>
+          <w:rFonts w:ascii="돋움체" w:hAnsi="돋움체" w:cs="돋움체"/>
+          <w:color w:val="000000"/>
+          <w:kern w:val="0"/>
+          <w:sz w:val="19"/>
+          <w:szCs w:val="19"/>
+        </w:rPr>
+        <w:t xml:space="preserve"> % 7];</w:t>
       </w:r>
     </w:p>
     <w:p>
@@ -18951,7 +22665,29 @@
           <w:sz w:val="19"/>
           <w:szCs w:val="19"/>
         </w:rPr>
-        <w:t xml:space="preserve">                cnt++;</w:t>
+        <w:t xml:space="preserve">                </w:t>
+      </w:r>
+      <w:proofErr w:type="spellStart"/>
+      <w:r>
+        <w:rPr>
+          <w:rFonts w:ascii="돋움체" w:hAnsi="돋움체" w:cs="돋움체"/>
+          <w:color w:val="000000"/>
+          <w:kern w:val="0"/>
+          <w:sz w:val="19"/>
+          <w:szCs w:val="19"/>
+        </w:rPr>
+        <w:t>cnt</w:t>
+      </w:r>
+      <w:proofErr w:type="spellEnd"/>
+      <w:r>
+        <w:rPr>
+          <w:rFonts w:ascii="돋움체" w:hAnsi="돋움체" w:cs="돋움체"/>
+          <w:color w:val="000000"/>
+          <w:kern w:val="0"/>
+          <w:sz w:val="19"/>
+          <w:szCs w:val="19"/>
+        </w:rPr>
+        <w:t>++;</w:t>
       </w:r>
     </w:p>
     <w:p>
@@ -19180,6 +22916,7 @@
         <w:lastRenderedPageBreak/>
         <w:t xml:space="preserve">    </w:t>
       </w:r>
+      <w:proofErr w:type="gramStart"/>
       <w:r>
         <w:rPr>
           <w:rFonts w:ascii="돋움체" w:hAnsi="돋움체" w:cs="돋움체"/>
@@ -19198,7 +22935,18 @@
           <w:sz w:val="19"/>
           <w:szCs w:val="19"/>
         </w:rPr>
-        <w:t xml:space="preserve"> : </w:t>
+        <w:t xml:space="preserve"> :</w:t>
+      </w:r>
+      <w:proofErr w:type="gramEnd"/>
+      <w:r>
+        <w:rPr>
+          <w:rFonts w:ascii="돋움체" w:hAnsi="돋움체" w:cs="돋움체"/>
+          <w:color w:val="000000"/>
+          <w:kern w:val="0"/>
+          <w:sz w:val="19"/>
+          <w:szCs w:val="19"/>
+        </w:rPr>
+        <w:t xml:space="preserve"> </w:t>
       </w:r>
       <w:r>
         <w:rPr>
@@ -19296,6 +23044,7 @@
         </w:rPr>
         <w:t xml:space="preserve">    </w:t>
       </w:r>
+      <w:proofErr w:type="gramStart"/>
       <w:r>
         <w:rPr>
           <w:rFonts w:ascii="돋움체" w:hAnsi="돋움체" w:cs="돋움체"/>
@@ -19314,7 +23063,18 @@
           <w:sz w:val="19"/>
           <w:szCs w:val="19"/>
         </w:rPr>
-        <w:t xml:space="preserve"> : </w:t>
+        <w:t xml:space="preserve"> :</w:t>
+      </w:r>
+      <w:proofErr w:type="gramEnd"/>
+      <w:r>
+        <w:rPr>
+          <w:rFonts w:ascii="돋움체" w:hAnsi="돋움체" w:cs="돋움체"/>
+          <w:color w:val="000000"/>
+          <w:kern w:val="0"/>
+          <w:sz w:val="19"/>
+          <w:szCs w:val="19"/>
+        </w:rPr>
+        <w:t xml:space="preserve"> </w:t>
       </w:r>
       <w:r>
         <w:rPr>
@@ -19497,6 +23257,7 @@
         </w:rPr>
         <w:t xml:space="preserve">※ </w:t>
       </w:r>
+      <w:proofErr w:type="gramStart"/>
       <w:r>
         <w:rPr>
           <w:rFonts w:ascii="돋움체" w:hAnsi="돋움체" w:cs="돋움체" w:hint="eastAsia"/>
@@ -19537,6 +23298,7 @@
         </w:rPr>
         <w:t xml:space="preserve"> :</w:t>
       </w:r>
+      <w:proofErr w:type="gramEnd"/>
       <w:r>
         <w:rPr>
           <w:rFonts w:ascii="돋움체" w:hAnsi="돋움체" w:cs="돋움체" w:hint="eastAsia"/>
@@ -19825,8 +23587,9 @@
           <w:sz w:val="19"/>
           <w:szCs w:val="19"/>
         </w:rPr>
-        <w:t xml:space="preserve">(onmouseover) </w:t>
-      </w:r>
+        <w:t>(</w:t>
+      </w:r>
+      <w:proofErr w:type="spellStart"/>
       <w:r>
         <w:rPr>
           <w:rFonts w:ascii="돋움체" w:hAnsi="돋움체" w:cs="돋움체" w:hint="eastAsia"/>
@@ -19835,8 +23598,9 @@
           <w:sz w:val="19"/>
           <w:szCs w:val="19"/>
         </w:rPr>
-        <w:t>바탕화면도</w:t>
-      </w:r>
+        <w:t>onmouseover</w:t>
+      </w:r>
+      <w:proofErr w:type="spellEnd"/>
       <w:r>
         <w:rPr>
           <w:rFonts w:ascii="돋움체" w:hAnsi="돋움체" w:cs="돋움체" w:hint="eastAsia"/>
@@ -19845,7 +23609,7 @@
           <w:sz w:val="19"/>
           <w:szCs w:val="19"/>
         </w:rPr>
-        <w:t xml:space="preserve"> </w:t>
+        <w:t xml:space="preserve">) </w:t>
       </w:r>
       <w:r>
         <w:rPr>
@@ -19855,7 +23619,7 @@
           <w:sz w:val="19"/>
           <w:szCs w:val="19"/>
         </w:rPr>
-        <w:t>마우스위의</w:t>
+        <w:t>바탕화면도</w:t>
       </w:r>
       <w:r>
         <w:rPr>
@@ -19867,6 +23631,7 @@
         </w:rPr>
         <w:t xml:space="preserve"> </w:t>
       </w:r>
+      <w:proofErr w:type="spellStart"/>
       <w:r>
         <w:rPr>
           <w:rFonts w:ascii="돋움체" w:hAnsi="돋움체" w:cs="돋움체" w:hint="eastAsia"/>
@@ -19875,8 +23640,9 @@
           <w:sz w:val="19"/>
           <w:szCs w:val="19"/>
         </w:rPr>
-        <w:t>색상으로</w:t>
-      </w:r>
+        <w:t>마우스위의</w:t>
+      </w:r>
+      <w:proofErr w:type="spellEnd"/>
       <w:r>
         <w:rPr>
           <w:rFonts w:ascii="돋움체" w:hAnsi="돋움체" w:cs="돋움체" w:hint="eastAsia"/>
@@ -19895,7 +23661,7 @@
           <w:sz w:val="19"/>
           <w:szCs w:val="19"/>
         </w:rPr>
-        <w:t>바뀌고</w:t>
+        <w:t>색상으로</w:t>
       </w:r>
       <w:r>
         <w:rPr>
@@ -19915,7 +23681,7 @@
           <w:sz w:val="19"/>
           <w:szCs w:val="19"/>
         </w:rPr>
-        <w:t>마우스를</w:t>
+        <w:t>바뀌고</w:t>
       </w:r>
       <w:r>
         <w:rPr>
@@ -19935,7 +23701,7 @@
           <w:sz w:val="19"/>
           <w:szCs w:val="19"/>
         </w:rPr>
-        <w:t>테이블에서</w:t>
+        <w:t>마우스를</w:t>
       </w:r>
       <w:r>
         <w:rPr>
@@ -19955,7 +23721,7 @@
           <w:sz w:val="19"/>
           <w:szCs w:val="19"/>
         </w:rPr>
-        <w:t>빼면</w:t>
+        <w:t>테이블에서</w:t>
       </w:r>
       <w:r>
         <w:rPr>
@@ -19965,7 +23731,7 @@
           <w:sz w:val="19"/>
           <w:szCs w:val="19"/>
         </w:rPr>
-        <w:t xml:space="preserve">(onmouseout) </w:t>
+        <w:t xml:space="preserve"> </w:t>
       </w:r>
       <w:r>
         <w:rPr>
@@ -19975,7 +23741,7 @@
           <w:sz w:val="19"/>
           <w:szCs w:val="19"/>
         </w:rPr>
-        <w:t>바탕화면이</w:t>
+        <w:t>빼면</w:t>
       </w:r>
       <w:r>
         <w:rPr>
@@ -19985,18 +23751,9 @@
           <w:sz w:val="19"/>
           <w:szCs w:val="19"/>
         </w:rPr>
-        <w:t xml:space="preserve"> </w:t>
-      </w:r>
-      <w:r>
-        <w:rPr>
-          <w:rFonts w:ascii="돋움체" w:hAnsi="돋움체" w:cs="돋움체"/>
-          <w:b/>
-          <w:kern w:val="0"/>
-          <w:sz w:val="19"/>
-          <w:szCs w:val="19"/>
-        </w:rPr>
-        <w:t>white</w:t>
-      </w:r>
+        <w:t>(</w:t>
+      </w:r>
+      <w:proofErr w:type="spellStart"/>
       <w:r>
         <w:rPr>
           <w:rFonts w:ascii="돋움체" w:hAnsi="돋움체" w:cs="돋움체" w:hint="eastAsia"/>
@@ -20005,8 +23762,9 @@
           <w:sz w:val="19"/>
           <w:szCs w:val="19"/>
         </w:rPr>
-        <w:t>로</w:t>
-      </w:r>
+        <w:t>onmouseout</w:t>
+      </w:r>
+      <w:proofErr w:type="spellEnd"/>
       <w:r>
         <w:rPr>
           <w:rFonts w:ascii="돋움체" w:hAnsi="돋움체" w:cs="돋움체" w:hint="eastAsia"/>
@@ -20015,7 +23773,7 @@
           <w:sz w:val="19"/>
           <w:szCs w:val="19"/>
         </w:rPr>
-        <w:t xml:space="preserve"> </w:t>
+        <w:t xml:space="preserve">) </w:t>
       </w:r>
       <w:r>
         <w:rPr>
@@ -20025,7 +23783,7 @@
           <w:sz w:val="19"/>
           <w:szCs w:val="19"/>
         </w:rPr>
-        <w:t>원상복귀하는</w:t>
+        <w:t>바탕화면이</w:t>
       </w:r>
       <w:r>
         <w:rPr>
@@ -20039,13 +23797,23 @@
       </w:r>
       <w:r>
         <w:rPr>
+          <w:rFonts w:ascii="돋움체" w:hAnsi="돋움체" w:cs="돋움체"/>
+          <w:b/>
+          <w:kern w:val="0"/>
+          <w:sz w:val="19"/>
+          <w:szCs w:val="19"/>
+        </w:rPr>
+        <w:t>white</w:t>
+      </w:r>
+      <w:r>
+        <w:rPr>
           <w:rFonts w:ascii="돋움체" w:hAnsi="돋움체" w:cs="돋움체" w:hint="eastAsia"/>
           <w:b/>
           <w:kern w:val="0"/>
           <w:sz w:val="19"/>
           <w:szCs w:val="19"/>
         </w:rPr>
-        <w:t>페이지를</w:t>
+        <w:t>로</w:t>
       </w:r>
       <w:r>
         <w:rPr>
@@ -20065,7 +23833,7 @@
           <w:sz w:val="19"/>
           <w:szCs w:val="19"/>
         </w:rPr>
-        <w:t>구현하시오</w:t>
+        <w:t>원상복귀하는</w:t>
       </w:r>
       <w:r>
         <w:rPr>
@@ -20075,20 +23843,8 @@
           <w:sz w:val="19"/>
           <w:szCs w:val="19"/>
         </w:rPr>
-        <w:t>.</w:t>
-      </w:r>
-    </w:p>
-    <w:p>
-      <w:pPr>
-        <w:spacing w:after="0"/>
-        <w:rPr>
-          <w:rFonts w:ascii="돋움체" w:hAnsi="돋움체" w:cs="돋움체"/>
-          <w:b/>
-          <w:kern w:val="0"/>
-          <w:sz w:val="19"/>
-          <w:szCs w:val="19"/>
-        </w:rPr>
-      </w:pPr>
+        <w:t xml:space="preserve"> </w:t>
+      </w:r>
       <w:r>
         <w:rPr>
           <w:rFonts w:ascii="돋움체" w:hAnsi="돋움체" w:cs="돋움체" w:hint="eastAsia"/>
@@ -20097,7 +23853,7 @@
           <w:sz w:val="19"/>
           <w:szCs w:val="19"/>
         </w:rPr>
-        <w:t xml:space="preserve"> </w:t>
+        <w:t>페이지를</w:t>
       </w:r>
       <w:r>
         <w:rPr>
@@ -20107,12 +23863,67 @@
           <w:sz w:val="19"/>
           <w:szCs w:val="19"/>
         </w:rPr>
+        <w:t xml:space="preserve"> </w:t>
+      </w:r>
+      <w:proofErr w:type="spellStart"/>
+      <w:r>
+        <w:rPr>
+          <w:rFonts w:ascii="돋움체" w:hAnsi="돋움체" w:cs="돋움체" w:hint="eastAsia"/>
+          <w:b/>
+          <w:kern w:val="0"/>
+          <w:sz w:val="19"/>
+          <w:szCs w:val="19"/>
+        </w:rPr>
+        <w:t>구현하시오</w:t>
+      </w:r>
+      <w:proofErr w:type="spellEnd"/>
+      <w:r>
+        <w:rPr>
+          <w:rFonts w:ascii="돋움체" w:hAnsi="돋움체" w:cs="돋움체" w:hint="eastAsia"/>
+          <w:b/>
+          <w:kern w:val="0"/>
+          <w:sz w:val="19"/>
+          <w:szCs w:val="19"/>
+        </w:rPr>
+        <w:t>.</w:t>
+      </w:r>
+    </w:p>
+    <w:p>
+      <w:pPr>
+        <w:spacing w:after="0"/>
+        <w:rPr>
+          <w:rFonts w:ascii="돋움체" w:hAnsi="돋움체" w:cs="돋움체"/>
+          <w:b/>
+          <w:kern w:val="0"/>
+          <w:sz w:val="19"/>
+          <w:szCs w:val="19"/>
+        </w:rPr>
+      </w:pPr>
+      <w:r>
+        <w:rPr>
+          <w:rFonts w:ascii="돋움체" w:hAnsi="돋움체" w:cs="돋움체" w:hint="eastAsia"/>
+          <w:b/>
+          <w:kern w:val="0"/>
+          <w:sz w:val="19"/>
+          <w:szCs w:val="19"/>
+        </w:rPr>
+        <w:t xml:space="preserve"> </w:t>
+      </w:r>
+      <w:r>
+        <w:rPr>
+          <w:rFonts w:ascii="돋움체" w:hAnsi="돋움체" w:cs="돋움체" w:hint="eastAsia"/>
+          <w:b/>
+          <w:kern w:val="0"/>
+          <w:sz w:val="19"/>
+          <w:szCs w:val="19"/>
+        </w:rPr>
         <w:t xml:space="preserve">   </w:t>
       </w:r>
       <w:r>
         <w:rPr>
           <w:rFonts w:ascii="돋움체" w:hAnsi="돋움체" w:cs="돋움체"/>
           <w:b/>
+          <w:noProof/>
           <w:kern w:val="0"/>
           <w:sz w:val="19"/>
           <w:szCs w:val="19"/>
@@ -20282,7 +24093,32 @@
           <w:sz w:val="19"/>
           <w:szCs w:val="19"/>
         </w:rPr>
-        <w:t>{text-align:center;}</w:t>
+        <w:t>{</w:t>
+      </w:r>
+      <w:proofErr w:type="spellStart"/>
+      <w:r>
+        <w:rPr>
+          <w:sz w:val="19"/>
+          <w:szCs w:val="19"/>
+        </w:rPr>
+        <w:t>text-</w:t>
+      </w:r>
+      <w:proofErr w:type="gramStart"/>
+      <w:r>
+        <w:rPr>
+          <w:sz w:val="19"/>
+          <w:szCs w:val="19"/>
+        </w:rPr>
+        <w:t>align:center</w:t>
+      </w:r>
+      <w:proofErr w:type="spellEnd"/>
+      <w:proofErr w:type="gramEnd"/>
+      <w:r>
+        <w:rPr>
+          <w:sz w:val="19"/>
+          <w:szCs w:val="19"/>
+        </w:rPr>
+        <w:t>;}</w:t>
       </w:r>
     </w:p>
     <w:p>
@@ -20319,8 +24155,6 @@
         </w:rPr>
         <w:t>body안엔 1행7열짜리 table</w:t>
       </w:r>
-      <w:bookmarkStart w:id="0" w:name="_GoBack"/>
-      <w:bookmarkEnd w:id="0"/>
     </w:p>
     <w:sectPr>
       <w:footerReference w:type="default" r:id="rId15"/>
@@ -22886,7 +26720,7 @@
 </file>
 
 <file path=customXml/itemProps1.xml><?xml version="1.0" encoding="utf-8"?>
-<ds:datastoreItem xmlns:ds="http://schemas.openxmlformats.org/officeDocument/2006/customXml" ds:itemID="{BCDE24C1-43BC-4106-BFDC-C21A98C1BDBB}">
+<ds:datastoreItem xmlns:ds="http://schemas.openxmlformats.org/officeDocument/2006/customXml" ds:itemID="{5488D296-1169-4358-8AB9-A28BB2F1894E}">
   <ds:schemaRefs>
     <ds:schemaRef ds:uri="http://schemas.openxmlformats.org/officeDocument/2006/bibliography"/>
   </ds:schemaRefs>

--- a/lecNote/03_javaScript/0810.ch10_문서객체모델.docx
+++ b/lecNote/03_javaScript/0810.ch10_문서객체모델.docx
@@ -445,16 +445,14 @@
         <w:ind w:leftChars="400" w:left="800" w:firstLineChars="200" w:firstLine="380"/>
         <w:jc w:val="left"/>
         <w:rPr>
-          <w:rFonts w:ascii="돋움체" w:eastAsia="돋움체" w:hAnsi="돋움체" w:cs="돋움체" w:hint="eastAsia"/>
-          <w:color w:val="000000"/>
-          <w:kern w:val="0"/>
-          <w:sz w:val="19"/>
-          <w:szCs w:val="19"/>
-          <w:highlight w:val="white"/>
-        </w:rPr>
-      </w:pPr>
-      <w:bookmarkStart w:id="0" w:name="_GoBack"/>
-      <w:bookmarkEnd w:id="0"/>
+          <w:rFonts w:ascii="돋움체" w:eastAsia="돋움체" w:hAnsi="돋움체" w:cs="돋움체"/>
+          <w:color w:val="000000"/>
+          <w:kern w:val="0"/>
+          <w:sz w:val="19"/>
+          <w:szCs w:val="19"/>
+          <w:highlight w:val="white"/>
+        </w:rPr>
+      </w:pPr>
       <w:r>
         <w:rPr>
           <w:rFonts w:ascii="돋움체" w:eastAsia="돋움체" w:hAnsi="돋움체" w:cs="돋움체"/>
@@ -474,17 +472,7 @@
           <w:sz w:val="19"/>
           <w:szCs w:val="19"/>
         </w:rPr>
-        <w:t>met</w:t>
-      </w:r>
-      <w:r>
-        <w:rPr>
-          <w:rFonts w:ascii="돋움체" w:eastAsia="돋움체" w:hAnsi="돋움체" w:cs="굴림"/>
-          <w:color w:val="116329"/>
-          <w:kern w:val="0"/>
-          <w:sz w:val="19"/>
-          <w:szCs w:val="19"/>
-        </w:rPr>
-        <w:t>a</w:t>
+        <w:t>meta</w:t>
       </w:r>
       <w:r>
         <w:rPr>
@@ -21212,2029 +21200,13 @@
       <w:pPr>
         <w:spacing w:after="0"/>
         <w:rPr>
-          <w:sz w:val="19"/>
-          <w:szCs w:val="19"/>
-        </w:rPr>
-      </w:pPr>
-      <w:r>
-        <w:rPr>
-          <w:rFonts w:hint="eastAsia"/>
-          <w:sz w:val="19"/>
-          <w:szCs w:val="19"/>
-        </w:rPr>
-        <w:t>10.10 문서 객체를 사용한 시계</w:t>
-      </w:r>
-    </w:p>
-    <w:p>
-      <w:pPr>
-        <w:spacing w:after="0"/>
-        <w:ind w:leftChars="200" w:left="400"/>
-        <w:rPr>
-          <w:rFonts w:ascii="돋움체" w:hAnsi="돋움체" w:cs="돋움체"/>
-          <w:color w:val="0000FF"/>
-          <w:kern w:val="0"/>
-          <w:sz w:val="19"/>
-          <w:szCs w:val="19"/>
-        </w:rPr>
-      </w:pPr>
-    </w:p>
-    <w:p>
-      <w:pPr>
-        <w:wordWrap/>
-        <w:adjustRightInd w:val="0"/>
-        <w:spacing w:after="0" w:line="240" w:lineRule="auto"/>
-        <w:ind w:leftChars="200" w:left="400"/>
-        <w:jc w:val="left"/>
-        <w:rPr>
-          <w:rFonts w:ascii="돋움체" w:hAnsi="돋움체" w:cs="돋움체"/>
-          <w:color w:val="000000"/>
-          <w:kern w:val="0"/>
-          <w:sz w:val="19"/>
-          <w:szCs w:val="19"/>
-        </w:rPr>
-      </w:pPr>
-      <w:proofErr w:type="gramStart"/>
-      <w:r>
-        <w:rPr>
-          <w:rFonts w:ascii="돋움체" w:hAnsi="돋움체" w:cs="돋움체"/>
-          <w:color w:val="0000FF"/>
-          <w:kern w:val="0"/>
-          <w:sz w:val="19"/>
-          <w:szCs w:val="19"/>
-        </w:rPr>
-        <w:t>&lt;</w:t>
-      </w:r>
-      <w:r>
-        <w:rPr>
-          <w:rFonts w:ascii="돋움체" w:hAnsi="돋움체" w:cs="돋움체"/>
-          <w:color w:val="800000"/>
-          <w:kern w:val="0"/>
-          <w:sz w:val="19"/>
-          <w:szCs w:val="19"/>
-        </w:rPr>
-        <w:t>!DOCTYPE</w:t>
-      </w:r>
-      <w:proofErr w:type="gramEnd"/>
-      <w:r>
-        <w:rPr>
-          <w:rFonts w:ascii="돋움체" w:hAnsi="돋움체" w:cs="돋움체"/>
-          <w:color w:val="000000"/>
-          <w:kern w:val="0"/>
-          <w:sz w:val="19"/>
-          <w:szCs w:val="19"/>
-        </w:rPr>
-        <w:t xml:space="preserve"> </w:t>
-      </w:r>
-      <w:r>
-        <w:rPr>
-          <w:rFonts w:ascii="돋움체" w:hAnsi="돋움체" w:cs="돋움체"/>
-          <w:color w:val="FF0000"/>
-          <w:kern w:val="0"/>
-          <w:sz w:val="19"/>
-          <w:szCs w:val="19"/>
-        </w:rPr>
-        <w:t>html</w:t>
-      </w:r>
-      <w:r>
-        <w:rPr>
-          <w:rFonts w:ascii="돋움체" w:hAnsi="돋움체" w:cs="돋움체"/>
-          <w:color w:val="0000FF"/>
-          <w:kern w:val="0"/>
-          <w:sz w:val="19"/>
-          <w:szCs w:val="19"/>
-        </w:rPr>
-        <w:t>&gt;</w:t>
-      </w:r>
-    </w:p>
-    <w:p>
-      <w:pPr>
-        <w:wordWrap/>
-        <w:adjustRightInd w:val="0"/>
-        <w:spacing w:after="0" w:line="240" w:lineRule="auto"/>
-        <w:ind w:leftChars="200" w:left="400"/>
-        <w:jc w:val="left"/>
-        <w:rPr>
-          <w:rFonts w:ascii="돋움체" w:hAnsi="돋움체" w:cs="돋움체"/>
-          <w:color w:val="000000"/>
-          <w:kern w:val="0"/>
-          <w:sz w:val="19"/>
-          <w:szCs w:val="19"/>
-        </w:rPr>
-      </w:pPr>
-      <w:r>
-        <w:rPr>
-          <w:rFonts w:ascii="돋움체" w:hAnsi="돋움체" w:cs="돋움체"/>
-          <w:color w:val="0000FF"/>
-          <w:kern w:val="0"/>
-          <w:sz w:val="19"/>
-          <w:szCs w:val="19"/>
-        </w:rPr>
-        <w:t>&lt;</w:t>
-      </w:r>
-      <w:r>
-        <w:rPr>
-          <w:rFonts w:ascii="돋움체" w:hAnsi="돋움체" w:cs="돋움체"/>
-          <w:color w:val="800000"/>
-          <w:kern w:val="0"/>
-          <w:sz w:val="19"/>
-          <w:szCs w:val="19"/>
-        </w:rPr>
-        <w:t>html</w:t>
-      </w:r>
-      <w:r>
-        <w:rPr>
-          <w:rFonts w:ascii="돋움체" w:hAnsi="돋움체" w:cs="돋움체"/>
-          <w:color w:val="000000"/>
-          <w:kern w:val="0"/>
-          <w:sz w:val="19"/>
-          <w:szCs w:val="19"/>
-        </w:rPr>
-        <w:t xml:space="preserve"> </w:t>
-      </w:r>
-      <w:proofErr w:type="spellStart"/>
-      <w:r>
-        <w:rPr>
-          <w:rFonts w:ascii="돋움체" w:hAnsi="돋움체" w:cs="돋움체"/>
-          <w:color w:val="FF0000"/>
-          <w:kern w:val="0"/>
-          <w:sz w:val="19"/>
-          <w:szCs w:val="19"/>
-        </w:rPr>
-        <w:t>lang</w:t>
-      </w:r>
-      <w:proofErr w:type="spellEnd"/>
-      <w:r>
-        <w:rPr>
-          <w:rFonts w:ascii="돋움체" w:hAnsi="돋움체" w:cs="돋움체"/>
-          <w:color w:val="0000FF"/>
-          <w:kern w:val="0"/>
-          <w:sz w:val="19"/>
-          <w:szCs w:val="19"/>
-        </w:rPr>
-        <w:t>="</w:t>
-      </w:r>
-      <w:proofErr w:type="spellStart"/>
-      <w:r>
-        <w:rPr>
-          <w:rFonts w:ascii="돋움체" w:hAnsi="돋움체" w:cs="돋움체"/>
-          <w:color w:val="0000FF"/>
-          <w:kern w:val="0"/>
-          <w:sz w:val="19"/>
-          <w:szCs w:val="19"/>
-        </w:rPr>
-        <w:t>en</w:t>
-      </w:r>
-      <w:proofErr w:type="spellEnd"/>
-      <w:r>
-        <w:rPr>
-          <w:rFonts w:ascii="돋움체" w:hAnsi="돋움체" w:cs="돋움체"/>
-          <w:color w:val="0000FF"/>
-          <w:kern w:val="0"/>
-          <w:sz w:val="19"/>
-          <w:szCs w:val="19"/>
-        </w:rPr>
-        <w:t>"</w:t>
-      </w:r>
-      <w:r>
-        <w:rPr>
-          <w:rFonts w:ascii="돋움체" w:hAnsi="돋움체" w:cs="돋움체"/>
-          <w:color w:val="000000"/>
-          <w:kern w:val="0"/>
-          <w:sz w:val="19"/>
-          <w:szCs w:val="19"/>
-        </w:rPr>
-        <w:t xml:space="preserve"> </w:t>
-      </w:r>
-      <w:proofErr w:type="spellStart"/>
-      <w:r>
-        <w:rPr>
-          <w:rFonts w:ascii="돋움체" w:hAnsi="돋움체" w:cs="돋움체"/>
-          <w:color w:val="FF0000"/>
-          <w:kern w:val="0"/>
-          <w:sz w:val="19"/>
-          <w:szCs w:val="19"/>
-        </w:rPr>
-        <w:t>xmlns</w:t>
-      </w:r>
-      <w:proofErr w:type="spellEnd"/>
-      <w:r>
-        <w:rPr>
-          <w:rFonts w:ascii="돋움체" w:hAnsi="돋움체" w:cs="돋움체"/>
-          <w:color w:val="0000FF"/>
-          <w:kern w:val="0"/>
-          <w:sz w:val="19"/>
-          <w:szCs w:val="19"/>
-        </w:rPr>
-        <w:t>="http://www.w3.org/1999/xhtml"&gt;</w:t>
-      </w:r>
-    </w:p>
-    <w:p>
-      <w:pPr>
-        <w:wordWrap/>
-        <w:adjustRightInd w:val="0"/>
-        <w:spacing w:after="0" w:line="240" w:lineRule="auto"/>
-        <w:ind w:leftChars="200" w:left="400"/>
-        <w:jc w:val="left"/>
-        <w:rPr>
-          <w:rFonts w:ascii="돋움체" w:hAnsi="돋움체" w:cs="돋움체"/>
-          <w:color w:val="000000"/>
-          <w:kern w:val="0"/>
-          <w:sz w:val="19"/>
-          <w:szCs w:val="19"/>
-        </w:rPr>
-      </w:pPr>
-      <w:r>
-        <w:rPr>
-          <w:rFonts w:ascii="돋움체" w:hAnsi="돋움체" w:cs="돋움체"/>
-          <w:color w:val="0000FF"/>
-          <w:kern w:val="0"/>
-          <w:sz w:val="19"/>
-          <w:szCs w:val="19"/>
-        </w:rPr>
-        <w:t>&lt;</w:t>
-      </w:r>
-      <w:r>
-        <w:rPr>
-          <w:rFonts w:ascii="돋움체" w:hAnsi="돋움체" w:cs="돋움체"/>
-          <w:color w:val="800000"/>
-          <w:kern w:val="0"/>
-          <w:sz w:val="19"/>
-          <w:szCs w:val="19"/>
-        </w:rPr>
-        <w:t>head</w:t>
-      </w:r>
-      <w:r>
-        <w:rPr>
-          <w:rFonts w:ascii="돋움체" w:hAnsi="돋움체" w:cs="돋움체"/>
-          <w:color w:val="0000FF"/>
-          <w:kern w:val="0"/>
-          <w:sz w:val="19"/>
-          <w:szCs w:val="19"/>
-        </w:rPr>
-        <w:t>&gt;</w:t>
-      </w:r>
-    </w:p>
-    <w:p>
-      <w:pPr>
-        <w:wordWrap/>
-        <w:adjustRightInd w:val="0"/>
-        <w:spacing w:after="0" w:line="240" w:lineRule="auto"/>
-        <w:ind w:leftChars="200" w:left="400"/>
-        <w:jc w:val="left"/>
-        <w:rPr>
-          <w:rFonts w:ascii="돋움체" w:hAnsi="돋움체" w:cs="돋움체"/>
-          <w:color w:val="000000"/>
-          <w:kern w:val="0"/>
-          <w:sz w:val="19"/>
-          <w:szCs w:val="19"/>
-        </w:rPr>
-      </w:pPr>
-      <w:r>
-        <w:rPr>
-          <w:rFonts w:ascii="돋움체" w:hAnsi="돋움체" w:cs="돋움체"/>
-          <w:color w:val="000000"/>
-          <w:kern w:val="0"/>
-          <w:sz w:val="19"/>
-          <w:szCs w:val="19"/>
-        </w:rPr>
-        <w:t xml:space="preserve">    </w:t>
-      </w:r>
-      <w:r>
-        <w:rPr>
-          <w:rFonts w:ascii="돋움체" w:hAnsi="돋움체" w:cs="돋움체"/>
-          <w:color w:val="0000FF"/>
-          <w:kern w:val="0"/>
-          <w:sz w:val="19"/>
-          <w:szCs w:val="19"/>
-        </w:rPr>
-        <w:t>&lt;</w:t>
-      </w:r>
-      <w:r>
-        <w:rPr>
-          <w:rFonts w:ascii="돋움체" w:hAnsi="돋움체" w:cs="돋움체"/>
-          <w:color w:val="800000"/>
-          <w:kern w:val="0"/>
-          <w:sz w:val="19"/>
-          <w:szCs w:val="19"/>
-        </w:rPr>
-        <w:t>meta</w:t>
-      </w:r>
-      <w:r>
-        <w:rPr>
-          <w:rFonts w:ascii="돋움체" w:hAnsi="돋움체" w:cs="돋움체"/>
-          <w:color w:val="000000"/>
-          <w:kern w:val="0"/>
-          <w:sz w:val="19"/>
-          <w:szCs w:val="19"/>
-        </w:rPr>
-        <w:t xml:space="preserve"> </w:t>
-      </w:r>
-      <w:r>
-        <w:rPr>
-          <w:rFonts w:ascii="돋움체" w:hAnsi="돋움체" w:cs="돋움체"/>
-          <w:color w:val="FF0000"/>
-          <w:kern w:val="0"/>
-          <w:sz w:val="19"/>
-          <w:szCs w:val="19"/>
-        </w:rPr>
-        <w:t>charset</w:t>
-      </w:r>
-      <w:r>
-        <w:rPr>
-          <w:rFonts w:ascii="돋움체" w:hAnsi="돋움체" w:cs="돋움체"/>
-          <w:color w:val="0000FF"/>
-          <w:kern w:val="0"/>
-          <w:sz w:val="19"/>
-          <w:szCs w:val="19"/>
-        </w:rPr>
-        <w:t>="utf-8"</w:t>
-      </w:r>
-      <w:r>
-        <w:rPr>
-          <w:rFonts w:ascii="돋움체" w:hAnsi="돋움체" w:cs="돋움체"/>
-          <w:color w:val="000000"/>
-          <w:kern w:val="0"/>
-          <w:sz w:val="19"/>
-          <w:szCs w:val="19"/>
-        </w:rPr>
-        <w:t xml:space="preserve"> </w:t>
-      </w:r>
-      <w:r>
-        <w:rPr>
-          <w:rFonts w:ascii="돋움체" w:hAnsi="돋움체" w:cs="돋움체"/>
-          <w:color w:val="0000FF"/>
-          <w:kern w:val="0"/>
-          <w:sz w:val="19"/>
-          <w:szCs w:val="19"/>
-        </w:rPr>
-        <w:t>/&gt;</w:t>
-      </w:r>
-    </w:p>
-    <w:p>
-      <w:pPr>
-        <w:wordWrap/>
-        <w:adjustRightInd w:val="0"/>
-        <w:spacing w:after="0" w:line="240" w:lineRule="auto"/>
-        <w:ind w:leftChars="200" w:left="400"/>
-        <w:jc w:val="left"/>
-        <w:rPr>
-          <w:rFonts w:ascii="돋움체" w:hAnsi="돋움체" w:cs="돋움체"/>
-          <w:color w:val="000000"/>
-          <w:kern w:val="0"/>
-          <w:sz w:val="19"/>
-          <w:szCs w:val="19"/>
-        </w:rPr>
-      </w:pPr>
-      <w:r>
-        <w:rPr>
-          <w:rFonts w:ascii="돋움체" w:hAnsi="돋움체" w:cs="돋움체"/>
-          <w:color w:val="000000"/>
-          <w:kern w:val="0"/>
-          <w:sz w:val="19"/>
-          <w:szCs w:val="19"/>
-        </w:rPr>
-        <w:t xml:space="preserve">    </w:t>
-      </w:r>
-      <w:r>
-        <w:rPr>
-          <w:rFonts w:ascii="돋움체" w:hAnsi="돋움체" w:cs="돋움체"/>
-          <w:color w:val="0000FF"/>
-          <w:kern w:val="0"/>
-          <w:sz w:val="19"/>
-          <w:szCs w:val="19"/>
-        </w:rPr>
-        <w:t>&lt;</w:t>
-      </w:r>
-      <w:r>
-        <w:rPr>
-          <w:rFonts w:ascii="돋움체" w:hAnsi="돋움체" w:cs="돋움체"/>
-          <w:color w:val="800000"/>
-          <w:kern w:val="0"/>
-          <w:sz w:val="19"/>
-          <w:szCs w:val="19"/>
-        </w:rPr>
-        <w:t>title</w:t>
-      </w:r>
-      <w:r>
-        <w:rPr>
-          <w:rFonts w:ascii="돋움체" w:hAnsi="돋움체" w:cs="돋움체"/>
-          <w:color w:val="0000FF"/>
-          <w:kern w:val="0"/>
-          <w:sz w:val="19"/>
-          <w:szCs w:val="19"/>
-        </w:rPr>
-        <w:t>&gt;&lt;/</w:t>
-      </w:r>
-      <w:r>
-        <w:rPr>
-          <w:rFonts w:ascii="돋움체" w:hAnsi="돋움체" w:cs="돋움체"/>
-          <w:color w:val="800000"/>
-          <w:kern w:val="0"/>
-          <w:sz w:val="19"/>
-          <w:szCs w:val="19"/>
-        </w:rPr>
-        <w:t>title</w:t>
-      </w:r>
-      <w:r>
-        <w:rPr>
-          <w:rFonts w:ascii="돋움체" w:hAnsi="돋움체" w:cs="돋움체"/>
-          <w:color w:val="0000FF"/>
-          <w:kern w:val="0"/>
-          <w:sz w:val="19"/>
-          <w:szCs w:val="19"/>
-        </w:rPr>
-        <w:t>&gt;</w:t>
-      </w:r>
-    </w:p>
-    <w:p>
-      <w:pPr>
-        <w:wordWrap/>
-        <w:adjustRightInd w:val="0"/>
-        <w:spacing w:after="0" w:line="240" w:lineRule="auto"/>
-        <w:ind w:leftChars="200" w:left="400"/>
-        <w:jc w:val="left"/>
-        <w:rPr>
-          <w:rFonts w:ascii="돋움체" w:hAnsi="돋움체" w:cs="돋움체"/>
-          <w:color w:val="000000"/>
-          <w:kern w:val="0"/>
-          <w:sz w:val="19"/>
-          <w:szCs w:val="19"/>
-        </w:rPr>
-      </w:pPr>
-      <w:r>
-        <w:rPr>
-          <w:rFonts w:ascii="돋움체" w:hAnsi="돋움체" w:cs="돋움체"/>
-          <w:color w:val="000000"/>
-          <w:kern w:val="0"/>
-          <w:sz w:val="19"/>
-          <w:szCs w:val="19"/>
-        </w:rPr>
-        <w:t xml:space="preserve">    </w:t>
-      </w:r>
-      <w:r>
-        <w:rPr>
-          <w:rFonts w:ascii="돋움체" w:hAnsi="돋움체" w:cs="돋움체"/>
-          <w:color w:val="0000FF"/>
-          <w:kern w:val="0"/>
-          <w:sz w:val="19"/>
-          <w:szCs w:val="19"/>
-        </w:rPr>
-        <w:t>&lt;</w:t>
-      </w:r>
-      <w:r>
-        <w:rPr>
-          <w:rFonts w:ascii="돋움체" w:hAnsi="돋움체" w:cs="돋움체"/>
-          <w:color w:val="800000"/>
-          <w:kern w:val="0"/>
-          <w:sz w:val="19"/>
-          <w:szCs w:val="19"/>
-        </w:rPr>
-        <w:t>script</w:t>
-      </w:r>
-      <w:r>
-        <w:rPr>
-          <w:rFonts w:ascii="돋움체" w:hAnsi="돋움체" w:cs="돋움체"/>
-          <w:color w:val="0000FF"/>
-          <w:kern w:val="0"/>
-          <w:sz w:val="19"/>
-          <w:szCs w:val="19"/>
-        </w:rPr>
-        <w:t>&gt;</w:t>
-      </w:r>
-    </w:p>
-    <w:p>
-      <w:pPr>
-        <w:wordWrap/>
-        <w:adjustRightInd w:val="0"/>
-        <w:spacing w:after="0" w:line="240" w:lineRule="auto"/>
-        <w:ind w:leftChars="200" w:left="400"/>
-        <w:jc w:val="left"/>
-        <w:rPr>
-          <w:rFonts w:ascii="돋움체" w:hAnsi="돋움체" w:cs="돋움체"/>
-          <w:color w:val="000000"/>
-          <w:kern w:val="0"/>
-          <w:sz w:val="19"/>
-          <w:szCs w:val="19"/>
-        </w:rPr>
-      </w:pPr>
-      <w:r>
-        <w:rPr>
-          <w:rFonts w:ascii="돋움체" w:hAnsi="돋움체" w:cs="돋움체"/>
-          <w:color w:val="000000"/>
-          <w:kern w:val="0"/>
-          <w:sz w:val="19"/>
-          <w:szCs w:val="19"/>
-        </w:rPr>
-        <w:t xml:space="preserve">        </w:t>
-      </w:r>
-      <w:proofErr w:type="spellStart"/>
-      <w:r>
-        <w:rPr>
-          <w:rFonts w:ascii="돋움체" w:hAnsi="돋움체" w:cs="돋움체"/>
-          <w:color w:val="0000FF"/>
-          <w:kern w:val="0"/>
-          <w:sz w:val="19"/>
-          <w:szCs w:val="19"/>
-        </w:rPr>
-        <w:t>var</w:t>
-      </w:r>
-      <w:proofErr w:type="spellEnd"/>
-      <w:r>
-        <w:rPr>
-          <w:rFonts w:ascii="돋움체" w:hAnsi="돋움체" w:cs="돋움체"/>
-          <w:color w:val="000000"/>
-          <w:kern w:val="0"/>
-          <w:sz w:val="19"/>
-          <w:szCs w:val="19"/>
-        </w:rPr>
-        <w:t xml:space="preserve"> color = [</w:t>
-      </w:r>
-      <w:r>
-        <w:rPr>
-          <w:rFonts w:ascii="돋움체" w:hAnsi="돋움체" w:cs="돋움체"/>
-          <w:color w:val="A31515"/>
-          <w:kern w:val="0"/>
-          <w:sz w:val="19"/>
-          <w:szCs w:val="19"/>
-        </w:rPr>
-        <w:t>'red'</w:t>
-      </w:r>
-      <w:r>
-        <w:rPr>
-          <w:rFonts w:ascii="돋움체" w:hAnsi="돋움체" w:cs="돋움체"/>
-          <w:color w:val="000000"/>
-          <w:kern w:val="0"/>
-          <w:sz w:val="19"/>
-          <w:szCs w:val="19"/>
-        </w:rPr>
-        <w:t xml:space="preserve">, </w:t>
-      </w:r>
-      <w:r>
-        <w:rPr>
-          <w:rFonts w:ascii="돋움체" w:hAnsi="돋움체" w:cs="돋움체"/>
-          <w:color w:val="A31515"/>
-          <w:kern w:val="0"/>
-          <w:sz w:val="19"/>
-          <w:szCs w:val="19"/>
-        </w:rPr>
-        <w:t>'orange'</w:t>
-      </w:r>
-      <w:r>
-        <w:rPr>
-          <w:rFonts w:ascii="돋움체" w:hAnsi="돋움체" w:cs="돋움체"/>
-          <w:color w:val="000000"/>
-          <w:kern w:val="0"/>
-          <w:sz w:val="19"/>
-          <w:szCs w:val="19"/>
-        </w:rPr>
-        <w:t xml:space="preserve">, </w:t>
-      </w:r>
-      <w:r>
-        <w:rPr>
-          <w:rFonts w:ascii="돋움체" w:hAnsi="돋움체" w:cs="돋움체"/>
-          <w:color w:val="A31515"/>
-          <w:kern w:val="0"/>
-          <w:sz w:val="19"/>
-          <w:szCs w:val="19"/>
-        </w:rPr>
-        <w:t>'yellow'</w:t>
-      </w:r>
-      <w:r>
-        <w:rPr>
-          <w:rFonts w:ascii="돋움체" w:hAnsi="돋움체" w:cs="돋움체"/>
-          <w:color w:val="000000"/>
-          <w:kern w:val="0"/>
-          <w:sz w:val="19"/>
-          <w:szCs w:val="19"/>
-        </w:rPr>
-        <w:t xml:space="preserve">, </w:t>
-      </w:r>
-      <w:r>
-        <w:rPr>
-          <w:rFonts w:ascii="돋움체" w:hAnsi="돋움체" w:cs="돋움체"/>
-          <w:color w:val="A31515"/>
-          <w:kern w:val="0"/>
-          <w:sz w:val="19"/>
-          <w:szCs w:val="19"/>
-        </w:rPr>
-        <w:t>'green'</w:t>
-      </w:r>
-      <w:r>
-        <w:rPr>
-          <w:rFonts w:ascii="돋움체" w:hAnsi="돋움체" w:cs="돋움체"/>
-          <w:color w:val="000000"/>
-          <w:kern w:val="0"/>
-          <w:sz w:val="19"/>
-          <w:szCs w:val="19"/>
-        </w:rPr>
-        <w:t xml:space="preserve">, </w:t>
-      </w:r>
-      <w:r>
-        <w:rPr>
-          <w:rFonts w:ascii="돋움체" w:hAnsi="돋움체" w:cs="돋움체"/>
-          <w:color w:val="A31515"/>
-          <w:kern w:val="0"/>
-          <w:sz w:val="19"/>
-          <w:szCs w:val="19"/>
-        </w:rPr>
-        <w:t>'blue'</w:t>
-      </w:r>
-      <w:r>
-        <w:rPr>
-          <w:rFonts w:ascii="돋움체" w:hAnsi="돋움체" w:cs="돋움체"/>
-          <w:color w:val="000000"/>
-          <w:kern w:val="0"/>
-          <w:sz w:val="19"/>
-          <w:szCs w:val="19"/>
-        </w:rPr>
-        <w:t xml:space="preserve">, </w:t>
-      </w:r>
-      <w:r>
-        <w:rPr>
-          <w:rFonts w:ascii="돋움체" w:hAnsi="돋움체" w:cs="돋움체"/>
-          <w:color w:val="A31515"/>
-          <w:kern w:val="0"/>
-          <w:sz w:val="19"/>
-          <w:szCs w:val="19"/>
-        </w:rPr>
-        <w:t>'navy'</w:t>
-      </w:r>
-      <w:r>
-        <w:rPr>
-          <w:rFonts w:ascii="돋움체" w:hAnsi="돋움체" w:cs="돋움체"/>
-          <w:color w:val="000000"/>
-          <w:kern w:val="0"/>
-          <w:sz w:val="19"/>
-          <w:szCs w:val="19"/>
-        </w:rPr>
-        <w:t xml:space="preserve">, </w:t>
-      </w:r>
-      <w:r>
-        <w:rPr>
-          <w:rFonts w:ascii="돋움체" w:hAnsi="돋움체" w:cs="돋움체"/>
-          <w:color w:val="A31515"/>
-          <w:kern w:val="0"/>
-          <w:sz w:val="19"/>
-          <w:szCs w:val="19"/>
-        </w:rPr>
-        <w:t>'violet'</w:t>
-      </w:r>
-      <w:r>
-        <w:rPr>
-          <w:rFonts w:ascii="돋움체" w:hAnsi="돋움체" w:cs="돋움체"/>
-          <w:color w:val="000000"/>
-          <w:kern w:val="0"/>
-          <w:sz w:val="19"/>
-          <w:szCs w:val="19"/>
-        </w:rPr>
-        <w:t>];</w:t>
-      </w:r>
-    </w:p>
-    <w:p>
-      <w:pPr>
-        <w:wordWrap/>
-        <w:adjustRightInd w:val="0"/>
-        <w:spacing w:after="0" w:line="240" w:lineRule="auto"/>
-        <w:ind w:leftChars="200" w:left="400"/>
-        <w:jc w:val="left"/>
-        <w:rPr>
-          <w:rFonts w:ascii="돋움체" w:hAnsi="돋움체" w:cs="돋움체"/>
-          <w:color w:val="000000"/>
-          <w:kern w:val="0"/>
-          <w:sz w:val="19"/>
-          <w:szCs w:val="19"/>
-        </w:rPr>
-      </w:pPr>
-      <w:r>
-        <w:rPr>
-          <w:rFonts w:ascii="돋움체" w:hAnsi="돋움체" w:cs="돋움체"/>
-          <w:color w:val="000000"/>
-          <w:kern w:val="0"/>
-          <w:sz w:val="19"/>
-          <w:szCs w:val="19"/>
-        </w:rPr>
-        <w:t xml:space="preserve">        </w:t>
-      </w:r>
-      <w:proofErr w:type="spellStart"/>
-      <w:r>
-        <w:rPr>
-          <w:rFonts w:ascii="돋움체" w:hAnsi="돋움체" w:cs="돋움체"/>
-          <w:color w:val="0000FF"/>
-          <w:kern w:val="0"/>
-          <w:sz w:val="19"/>
-          <w:szCs w:val="19"/>
-        </w:rPr>
-        <w:t>var</w:t>
-      </w:r>
-      <w:proofErr w:type="spellEnd"/>
-      <w:r>
-        <w:rPr>
-          <w:rFonts w:ascii="돋움체" w:hAnsi="돋움체" w:cs="돋움체"/>
-          <w:color w:val="000000"/>
-          <w:kern w:val="0"/>
-          <w:sz w:val="19"/>
-          <w:szCs w:val="19"/>
-        </w:rPr>
-        <w:t xml:space="preserve"> </w:t>
-      </w:r>
-      <w:proofErr w:type="spellStart"/>
-      <w:r>
-        <w:rPr>
-          <w:rFonts w:ascii="돋움체" w:hAnsi="돋움체" w:cs="돋움체"/>
-          <w:color w:val="000000"/>
-          <w:kern w:val="0"/>
-          <w:sz w:val="19"/>
-          <w:szCs w:val="19"/>
-        </w:rPr>
-        <w:t>cnt</w:t>
-      </w:r>
-      <w:proofErr w:type="spellEnd"/>
-      <w:r>
-        <w:rPr>
-          <w:rFonts w:ascii="돋움체" w:hAnsi="돋움체" w:cs="돋움체"/>
-          <w:color w:val="000000"/>
-          <w:kern w:val="0"/>
-          <w:sz w:val="19"/>
-          <w:szCs w:val="19"/>
-        </w:rPr>
-        <w:t xml:space="preserve"> = 0;</w:t>
-      </w:r>
-    </w:p>
-    <w:p>
-      <w:pPr>
-        <w:wordWrap/>
-        <w:adjustRightInd w:val="0"/>
-        <w:spacing w:after="0" w:line="240" w:lineRule="auto"/>
-        <w:ind w:leftChars="200" w:left="400"/>
-        <w:jc w:val="left"/>
-        <w:rPr>
-          <w:rFonts w:ascii="돋움체" w:hAnsi="돋움체" w:cs="돋움체"/>
-          <w:color w:val="000000"/>
-          <w:kern w:val="0"/>
-          <w:sz w:val="19"/>
-          <w:szCs w:val="19"/>
-        </w:rPr>
-      </w:pPr>
-      <w:r>
-        <w:rPr>
-          <w:rFonts w:ascii="돋움체" w:hAnsi="돋움체" w:cs="돋움체"/>
-          <w:color w:val="000000"/>
-          <w:kern w:val="0"/>
-          <w:sz w:val="19"/>
-          <w:szCs w:val="19"/>
-        </w:rPr>
-        <w:t xml:space="preserve">        </w:t>
-      </w:r>
-      <w:proofErr w:type="spellStart"/>
-      <w:proofErr w:type="gramStart"/>
-      <w:r>
-        <w:rPr>
-          <w:rFonts w:ascii="돋움체" w:hAnsi="돋움체" w:cs="돋움체"/>
-          <w:color w:val="000000"/>
-          <w:kern w:val="0"/>
-          <w:sz w:val="19"/>
-          <w:szCs w:val="19"/>
-        </w:rPr>
-        <w:t>window.onload</w:t>
-      </w:r>
-      <w:proofErr w:type="spellEnd"/>
-      <w:proofErr w:type="gramEnd"/>
-      <w:r>
-        <w:rPr>
-          <w:rFonts w:ascii="돋움체" w:hAnsi="돋움체" w:cs="돋움체"/>
-          <w:color w:val="000000"/>
-          <w:kern w:val="0"/>
-          <w:sz w:val="19"/>
-          <w:szCs w:val="19"/>
-        </w:rPr>
-        <w:t xml:space="preserve"> = </w:t>
-      </w:r>
-      <w:r>
-        <w:rPr>
-          <w:rFonts w:ascii="돋움체" w:hAnsi="돋움체" w:cs="돋움체"/>
-          <w:color w:val="0000FF"/>
-          <w:kern w:val="0"/>
-          <w:sz w:val="19"/>
-          <w:szCs w:val="19"/>
-        </w:rPr>
-        <w:t>function</w:t>
-      </w:r>
-      <w:r>
-        <w:rPr>
-          <w:rFonts w:ascii="돋움체" w:hAnsi="돋움체" w:cs="돋움체"/>
-          <w:color w:val="000000"/>
-          <w:kern w:val="0"/>
-          <w:sz w:val="19"/>
-          <w:szCs w:val="19"/>
-        </w:rPr>
-        <w:t xml:space="preserve"> () {</w:t>
-      </w:r>
-    </w:p>
-    <w:p>
-      <w:pPr>
-        <w:wordWrap/>
-        <w:adjustRightInd w:val="0"/>
-        <w:spacing w:after="0" w:line="240" w:lineRule="auto"/>
-        <w:ind w:leftChars="200" w:left="400"/>
-        <w:jc w:val="left"/>
-        <w:rPr>
-          <w:rFonts w:ascii="돋움체" w:hAnsi="돋움체" w:cs="돋움체"/>
-          <w:color w:val="000000"/>
-          <w:kern w:val="0"/>
-          <w:sz w:val="19"/>
-          <w:szCs w:val="19"/>
-        </w:rPr>
-      </w:pPr>
-      <w:r>
-        <w:rPr>
-          <w:rFonts w:ascii="돋움체" w:hAnsi="돋움체" w:cs="돋움체"/>
-          <w:color w:val="000000"/>
-          <w:kern w:val="0"/>
-          <w:sz w:val="19"/>
-          <w:szCs w:val="19"/>
-        </w:rPr>
-        <w:t xml:space="preserve">            </w:t>
-      </w:r>
-      <w:proofErr w:type="spellStart"/>
-      <w:r>
-        <w:rPr>
-          <w:rFonts w:ascii="돋움체" w:hAnsi="돋움체" w:cs="돋움체"/>
-          <w:color w:val="0000FF"/>
-          <w:kern w:val="0"/>
-          <w:sz w:val="19"/>
-          <w:szCs w:val="19"/>
-        </w:rPr>
-        <w:t>var</w:t>
-      </w:r>
-      <w:proofErr w:type="spellEnd"/>
-      <w:r>
-        <w:rPr>
-          <w:rFonts w:ascii="돋움체" w:hAnsi="돋움체" w:cs="돋움체"/>
-          <w:color w:val="000000"/>
-          <w:kern w:val="0"/>
-          <w:sz w:val="19"/>
-          <w:szCs w:val="19"/>
-        </w:rPr>
-        <w:t xml:space="preserve"> date = </w:t>
-      </w:r>
-      <w:proofErr w:type="spellStart"/>
-      <w:proofErr w:type="gramStart"/>
-      <w:r>
-        <w:rPr>
-          <w:rFonts w:ascii="돋움체" w:hAnsi="돋움체" w:cs="돋움체"/>
-          <w:color w:val="000000"/>
-          <w:kern w:val="0"/>
-          <w:sz w:val="19"/>
-          <w:szCs w:val="19"/>
-        </w:rPr>
-        <w:t>document.getElementById</w:t>
-      </w:r>
-      <w:proofErr w:type="spellEnd"/>
-      <w:proofErr w:type="gramEnd"/>
-      <w:r>
-        <w:rPr>
-          <w:rFonts w:ascii="돋움체" w:hAnsi="돋움체" w:cs="돋움체"/>
-          <w:color w:val="000000"/>
-          <w:kern w:val="0"/>
-          <w:sz w:val="19"/>
-          <w:szCs w:val="19"/>
-        </w:rPr>
-        <w:t>(</w:t>
-      </w:r>
-      <w:r>
-        <w:rPr>
-          <w:rFonts w:ascii="돋움체" w:hAnsi="돋움체" w:cs="돋움체"/>
-          <w:color w:val="A31515"/>
-          <w:kern w:val="0"/>
-          <w:sz w:val="19"/>
-          <w:szCs w:val="19"/>
-        </w:rPr>
-        <w:t>'date'</w:t>
-      </w:r>
-      <w:r>
-        <w:rPr>
-          <w:rFonts w:ascii="돋움체" w:hAnsi="돋움체" w:cs="돋움체"/>
-          <w:color w:val="000000"/>
-          <w:kern w:val="0"/>
-          <w:sz w:val="19"/>
-          <w:szCs w:val="19"/>
-        </w:rPr>
-        <w:t>);</w:t>
-      </w:r>
-    </w:p>
-    <w:p>
-      <w:pPr>
-        <w:wordWrap/>
-        <w:adjustRightInd w:val="0"/>
-        <w:spacing w:after="0" w:line="240" w:lineRule="auto"/>
-        <w:ind w:leftChars="200" w:left="400"/>
-        <w:jc w:val="left"/>
-        <w:rPr>
-          <w:rFonts w:ascii="돋움체" w:hAnsi="돋움체" w:cs="돋움체"/>
-          <w:color w:val="000000"/>
-          <w:kern w:val="0"/>
-          <w:sz w:val="19"/>
-          <w:szCs w:val="19"/>
-        </w:rPr>
-      </w:pPr>
-      <w:r>
-        <w:rPr>
-          <w:rFonts w:ascii="돋움체" w:hAnsi="돋움체" w:cs="돋움체"/>
-          <w:color w:val="000000"/>
-          <w:kern w:val="0"/>
-          <w:sz w:val="19"/>
-          <w:szCs w:val="19"/>
-        </w:rPr>
-        <w:t xml:space="preserve">            </w:t>
-      </w:r>
-      <w:proofErr w:type="spellStart"/>
-      <w:r>
-        <w:rPr>
-          <w:rFonts w:ascii="돋움체" w:hAnsi="돋움체" w:cs="돋움체"/>
-          <w:color w:val="0000FF"/>
-          <w:kern w:val="0"/>
-          <w:sz w:val="19"/>
-          <w:szCs w:val="19"/>
-        </w:rPr>
-        <w:t>var</w:t>
-      </w:r>
-      <w:proofErr w:type="spellEnd"/>
-      <w:r>
-        <w:rPr>
-          <w:rFonts w:ascii="돋움체" w:hAnsi="돋움체" w:cs="돋움체"/>
-          <w:color w:val="000000"/>
-          <w:kern w:val="0"/>
-          <w:sz w:val="19"/>
-          <w:szCs w:val="19"/>
-        </w:rPr>
-        <w:t xml:space="preserve"> time = </w:t>
-      </w:r>
-      <w:proofErr w:type="spellStart"/>
-      <w:proofErr w:type="gramStart"/>
-      <w:r>
-        <w:rPr>
-          <w:rFonts w:ascii="돋움체" w:hAnsi="돋움체" w:cs="돋움체"/>
-          <w:color w:val="000000"/>
-          <w:kern w:val="0"/>
-          <w:sz w:val="19"/>
-          <w:szCs w:val="19"/>
-        </w:rPr>
-        <w:t>document.getElementById</w:t>
-      </w:r>
-      <w:proofErr w:type="spellEnd"/>
-      <w:proofErr w:type="gramEnd"/>
-      <w:r>
-        <w:rPr>
-          <w:rFonts w:ascii="돋움체" w:hAnsi="돋움체" w:cs="돋움체"/>
-          <w:color w:val="000000"/>
-          <w:kern w:val="0"/>
-          <w:sz w:val="19"/>
-          <w:szCs w:val="19"/>
-        </w:rPr>
-        <w:t>(</w:t>
-      </w:r>
-      <w:r>
-        <w:rPr>
-          <w:rFonts w:ascii="돋움체" w:hAnsi="돋움체" w:cs="돋움체"/>
-          <w:color w:val="A31515"/>
-          <w:kern w:val="0"/>
-          <w:sz w:val="19"/>
-          <w:szCs w:val="19"/>
-        </w:rPr>
-        <w:t>'time'</w:t>
-      </w:r>
-      <w:r>
-        <w:rPr>
-          <w:rFonts w:ascii="돋움체" w:hAnsi="돋움체" w:cs="돋움체"/>
-          <w:color w:val="000000"/>
-          <w:kern w:val="0"/>
-          <w:sz w:val="19"/>
-          <w:szCs w:val="19"/>
-        </w:rPr>
-        <w:t>);</w:t>
-      </w:r>
-    </w:p>
-    <w:p>
-      <w:pPr>
-        <w:wordWrap/>
-        <w:adjustRightInd w:val="0"/>
-        <w:spacing w:after="0" w:line="240" w:lineRule="auto"/>
-        <w:ind w:leftChars="200" w:left="400"/>
-        <w:jc w:val="left"/>
-        <w:rPr>
-          <w:rFonts w:ascii="돋움체" w:hAnsi="돋움체" w:cs="돋움체"/>
-          <w:color w:val="000000"/>
-          <w:kern w:val="0"/>
-          <w:sz w:val="19"/>
-          <w:szCs w:val="19"/>
-        </w:rPr>
-      </w:pPr>
-      <w:r>
-        <w:rPr>
-          <w:rFonts w:ascii="돋움체" w:hAnsi="돋움체" w:cs="돋움체"/>
-          <w:color w:val="000000"/>
-          <w:kern w:val="0"/>
-          <w:sz w:val="19"/>
-          <w:szCs w:val="19"/>
-        </w:rPr>
-        <w:t xml:space="preserve">            </w:t>
-      </w:r>
-      <w:proofErr w:type="spellStart"/>
-      <w:proofErr w:type="gramStart"/>
-      <w:r>
-        <w:rPr>
-          <w:rFonts w:ascii="돋움체" w:hAnsi="돋움체" w:cs="돋움체"/>
-          <w:color w:val="000000"/>
-          <w:kern w:val="0"/>
-          <w:sz w:val="19"/>
-          <w:szCs w:val="19"/>
-        </w:rPr>
-        <w:t>date.innerHTML</w:t>
-      </w:r>
-      <w:proofErr w:type="spellEnd"/>
-      <w:proofErr w:type="gramEnd"/>
-      <w:r>
-        <w:rPr>
-          <w:rFonts w:ascii="돋움체" w:hAnsi="돋움체" w:cs="돋움체"/>
-          <w:color w:val="000000"/>
-          <w:kern w:val="0"/>
-          <w:sz w:val="19"/>
-          <w:szCs w:val="19"/>
-        </w:rPr>
-        <w:t xml:space="preserve"> = </w:t>
-      </w:r>
-      <w:r>
-        <w:rPr>
-          <w:rFonts w:ascii="돋움체" w:hAnsi="돋움체" w:cs="돋움체"/>
-          <w:color w:val="0000FF"/>
-          <w:kern w:val="0"/>
-          <w:sz w:val="19"/>
-          <w:szCs w:val="19"/>
-        </w:rPr>
-        <w:t>new</w:t>
-      </w:r>
-      <w:r>
-        <w:rPr>
-          <w:rFonts w:ascii="돋움체" w:hAnsi="돋움체" w:cs="돋움체"/>
-          <w:color w:val="000000"/>
-          <w:kern w:val="0"/>
-          <w:sz w:val="19"/>
-          <w:szCs w:val="19"/>
-        </w:rPr>
-        <w:t xml:space="preserve"> Date().</w:t>
-      </w:r>
-      <w:proofErr w:type="spellStart"/>
-      <w:r>
-        <w:rPr>
-          <w:rFonts w:ascii="돋움체" w:hAnsi="돋움체" w:cs="돋움체"/>
-          <w:color w:val="000000"/>
-          <w:kern w:val="0"/>
-          <w:sz w:val="19"/>
-          <w:szCs w:val="19"/>
-        </w:rPr>
-        <w:t>toLocaleDateString</w:t>
-      </w:r>
-      <w:proofErr w:type="spellEnd"/>
-      <w:r>
-        <w:rPr>
-          <w:rFonts w:ascii="돋움체" w:hAnsi="돋움체" w:cs="돋움체"/>
-          <w:color w:val="000000"/>
-          <w:kern w:val="0"/>
-          <w:sz w:val="19"/>
-          <w:szCs w:val="19"/>
-        </w:rPr>
-        <w:t>();</w:t>
-      </w:r>
-    </w:p>
-    <w:p>
-      <w:pPr>
-        <w:wordWrap/>
-        <w:adjustRightInd w:val="0"/>
-        <w:spacing w:after="0" w:line="240" w:lineRule="auto"/>
-        <w:ind w:leftChars="200" w:left="400"/>
-        <w:jc w:val="left"/>
-        <w:rPr>
-          <w:rFonts w:ascii="돋움체" w:hAnsi="돋움체" w:cs="돋움체"/>
-          <w:color w:val="000000"/>
-          <w:kern w:val="0"/>
-          <w:sz w:val="19"/>
-          <w:szCs w:val="19"/>
-        </w:rPr>
-      </w:pPr>
-      <w:r>
-        <w:rPr>
-          <w:rFonts w:ascii="돋움체" w:hAnsi="돋움체" w:cs="돋움체"/>
-          <w:color w:val="000000"/>
-          <w:kern w:val="0"/>
-          <w:sz w:val="19"/>
-          <w:szCs w:val="19"/>
-        </w:rPr>
-        <w:t xml:space="preserve">            </w:t>
-      </w:r>
-      <w:proofErr w:type="spellStart"/>
-      <w:proofErr w:type="gramStart"/>
-      <w:r>
-        <w:rPr>
-          <w:rFonts w:ascii="돋움체" w:hAnsi="돋움체" w:cs="돋움체"/>
-          <w:color w:val="000000"/>
-          <w:kern w:val="0"/>
-          <w:sz w:val="19"/>
-          <w:szCs w:val="19"/>
-        </w:rPr>
-        <w:t>time.innerHTML</w:t>
-      </w:r>
-      <w:proofErr w:type="spellEnd"/>
-      <w:proofErr w:type="gramEnd"/>
-      <w:r>
-        <w:rPr>
-          <w:rFonts w:ascii="돋움체" w:hAnsi="돋움체" w:cs="돋움체"/>
-          <w:color w:val="000000"/>
-          <w:kern w:val="0"/>
-          <w:sz w:val="19"/>
-          <w:szCs w:val="19"/>
-        </w:rPr>
-        <w:t xml:space="preserve"> = </w:t>
-      </w:r>
-      <w:r>
-        <w:rPr>
-          <w:rFonts w:ascii="돋움체" w:hAnsi="돋움체" w:cs="돋움체"/>
-          <w:color w:val="0000FF"/>
-          <w:kern w:val="0"/>
-          <w:sz w:val="19"/>
-          <w:szCs w:val="19"/>
-        </w:rPr>
-        <w:t>new</w:t>
-      </w:r>
-      <w:r>
-        <w:rPr>
-          <w:rFonts w:ascii="돋움체" w:hAnsi="돋움체" w:cs="돋움체"/>
-          <w:color w:val="000000"/>
-          <w:kern w:val="0"/>
-          <w:sz w:val="19"/>
-          <w:szCs w:val="19"/>
-        </w:rPr>
-        <w:t xml:space="preserve"> Date().</w:t>
-      </w:r>
-      <w:proofErr w:type="spellStart"/>
-      <w:r>
-        <w:rPr>
-          <w:rFonts w:ascii="돋움체" w:hAnsi="돋움체" w:cs="돋움체"/>
-          <w:color w:val="000000"/>
-          <w:kern w:val="0"/>
-          <w:sz w:val="19"/>
-          <w:szCs w:val="19"/>
-        </w:rPr>
-        <w:t>toLocaleTimeString</w:t>
-      </w:r>
-      <w:proofErr w:type="spellEnd"/>
-      <w:r>
-        <w:rPr>
-          <w:rFonts w:ascii="돋움체" w:hAnsi="돋움체" w:cs="돋움체"/>
-          <w:color w:val="000000"/>
-          <w:kern w:val="0"/>
-          <w:sz w:val="19"/>
-          <w:szCs w:val="19"/>
-        </w:rPr>
-        <w:t>();</w:t>
-      </w:r>
-    </w:p>
-    <w:p>
-      <w:pPr>
-        <w:wordWrap/>
-        <w:adjustRightInd w:val="0"/>
-        <w:spacing w:after="0" w:line="240" w:lineRule="auto"/>
-        <w:ind w:leftChars="200" w:left="400"/>
-        <w:jc w:val="left"/>
-        <w:rPr>
-          <w:rFonts w:ascii="돋움체" w:hAnsi="돋움체" w:cs="돋움체"/>
-          <w:color w:val="000000"/>
-          <w:kern w:val="0"/>
-          <w:sz w:val="19"/>
-          <w:szCs w:val="19"/>
-        </w:rPr>
-      </w:pPr>
-      <w:r>
-        <w:rPr>
-          <w:rFonts w:ascii="돋움체" w:hAnsi="돋움체" w:cs="돋움체"/>
-          <w:color w:val="000000"/>
-          <w:kern w:val="0"/>
-          <w:sz w:val="19"/>
-          <w:szCs w:val="19"/>
-        </w:rPr>
-        <w:t xml:space="preserve">            </w:t>
-      </w:r>
-      <w:proofErr w:type="spellStart"/>
-      <w:proofErr w:type="gramStart"/>
-      <w:r>
-        <w:rPr>
-          <w:rFonts w:ascii="돋움체" w:hAnsi="돋움체" w:cs="돋움체"/>
-          <w:color w:val="000000"/>
-          <w:kern w:val="0"/>
-          <w:sz w:val="19"/>
-          <w:szCs w:val="19"/>
-        </w:rPr>
-        <w:t>setInterval</w:t>
-      </w:r>
-      <w:proofErr w:type="spellEnd"/>
-      <w:r>
-        <w:rPr>
-          <w:rFonts w:ascii="돋움체" w:hAnsi="돋움체" w:cs="돋움체"/>
-          <w:color w:val="000000"/>
-          <w:kern w:val="0"/>
-          <w:sz w:val="19"/>
-          <w:szCs w:val="19"/>
-        </w:rPr>
-        <w:t>(</w:t>
-      </w:r>
-      <w:proofErr w:type="gramEnd"/>
-      <w:r>
-        <w:rPr>
-          <w:rFonts w:ascii="돋움체" w:hAnsi="돋움체" w:cs="돋움체"/>
-          <w:color w:val="0000FF"/>
-          <w:kern w:val="0"/>
-          <w:sz w:val="19"/>
-          <w:szCs w:val="19"/>
-        </w:rPr>
-        <w:t>function</w:t>
-      </w:r>
-      <w:r>
-        <w:rPr>
-          <w:rFonts w:ascii="돋움체" w:hAnsi="돋움체" w:cs="돋움체"/>
-          <w:color w:val="000000"/>
-          <w:kern w:val="0"/>
-          <w:sz w:val="19"/>
-          <w:szCs w:val="19"/>
-        </w:rPr>
-        <w:t xml:space="preserve"> () {</w:t>
-      </w:r>
-    </w:p>
-    <w:p>
-      <w:pPr>
-        <w:wordWrap/>
-        <w:adjustRightInd w:val="0"/>
-        <w:spacing w:after="0" w:line="240" w:lineRule="auto"/>
-        <w:ind w:leftChars="200" w:left="400"/>
-        <w:jc w:val="left"/>
-        <w:rPr>
-          <w:rFonts w:ascii="돋움체" w:hAnsi="돋움체" w:cs="돋움체"/>
-          <w:color w:val="000000"/>
-          <w:kern w:val="0"/>
-          <w:sz w:val="19"/>
-          <w:szCs w:val="19"/>
-        </w:rPr>
-      </w:pPr>
-      <w:r>
-        <w:rPr>
-          <w:rFonts w:ascii="돋움체" w:hAnsi="돋움체" w:cs="돋움체"/>
-          <w:color w:val="000000"/>
-          <w:kern w:val="0"/>
-          <w:sz w:val="19"/>
-          <w:szCs w:val="19"/>
-        </w:rPr>
-        <w:t xml:space="preserve">                </w:t>
-      </w:r>
-      <w:proofErr w:type="spellStart"/>
-      <w:proofErr w:type="gramStart"/>
-      <w:r>
-        <w:rPr>
-          <w:rFonts w:ascii="돋움체" w:hAnsi="돋움체" w:cs="돋움체"/>
-          <w:color w:val="000000"/>
-          <w:kern w:val="0"/>
-          <w:sz w:val="19"/>
-          <w:szCs w:val="19"/>
-        </w:rPr>
-        <w:t>time.innerHTML</w:t>
-      </w:r>
-      <w:proofErr w:type="spellEnd"/>
-      <w:proofErr w:type="gramEnd"/>
-      <w:r>
-        <w:rPr>
-          <w:rFonts w:ascii="돋움체" w:hAnsi="돋움체" w:cs="돋움체"/>
-          <w:color w:val="000000"/>
-          <w:kern w:val="0"/>
-          <w:sz w:val="19"/>
-          <w:szCs w:val="19"/>
-        </w:rPr>
-        <w:t xml:space="preserve"> = </w:t>
-      </w:r>
-      <w:r>
-        <w:rPr>
-          <w:rFonts w:ascii="돋움체" w:hAnsi="돋움체" w:cs="돋움체"/>
-          <w:color w:val="0000FF"/>
-          <w:kern w:val="0"/>
-          <w:sz w:val="19"/>
-          <w:szCs w:val="19"/>
-        </w:rPr>
-        <w:t>new</w:t>
-      </w:r>
-      <w:r>
-        <w:rPr>
-          <w:rFonts w:ascii="돋움체" w:hAnsi="돋움체" w:cs="돋움체"/>
-          <w:color w:val="000000"/>
-          <w:kern w:val="0"/>
-          <w:sz w:val="19"/>
-          <w:szCs w:val="19"/>
-        </w:rPr>
-        <w:t xml:space="preserve"> Date().</w:t>
-      </w:r>
-      <w:proofErr w:type="spellStart"/>
-      <w:r>
-        <w:rPr>
-          <w:rFonts w:ascii="돋움체" w:hAnsi="돋움체" w:cs="돋움체"/>
-          <w:color w:val="000000"/>
-          <w:kern w:val="0"/>
-          <w:sz w:val="19"/>
-          <w:szCs w:val="19"/>
-        </w:rPr>
-        <w:t>toLocaleTimeString</w:t>
-      </w:r>
-      <w:proofErr w:type="spellEnd"/>
-      <w:r>
-        <w:rPr>
-          <w:rFonts w:ascii="돋움체" w:hAnsi="돋움체" w:cs="돋움체"/>
-          <w:color w:val="000000"/>
-          <w:kern w:val="0"/>
-          <w:sz w:val="19"/>
-          <w:szCs w:val="19"/>
-        </w:rPr>
-        <w:t>();</w:t>
-      </w:r>
-    </w:p>
-    <w:p>
-      <w:pPr>
-        <w:wordWrap/>
-        <w:adjustRightInd w:val="0"/>
-        <w:spacing w:after="0" w:line="240" w:lineRule="auto"/>
-        <w:ind w:leftChars="200" w:left="400"/>
-        <w:jc w:val="left"/>
-        <w:rPr>
-          <w:rFonts w:ascii="돋움체" w:hAnsi="돋움체" w:cs="돋움체"/>
-          <w:color w:val="000000"/>
-          <w:kern w:val="0"/>
-          <w:sz w:val="19"/>
-          <w:szCs w:val="19"/>
-        </w:rPr>
-      </w:pPr>
-      <w:r>
-        <w:rPr>
-          <w:rFonts w:ascii="돋움체" w:hAnsi="돋움체" w:cs="돋움체"/>
-          <w:color w:val="000000"/>
-          <w:kern w:val="0"/>
-          <w:sz w:val="19"/>
-          <w:szCs w:val="19"/>
-        </w:rPr>
-        <w:t xml:space="preserve">                </w:t>
-      </w:r>
-      <w:proofErr w:type="spellStart"/>
-      <w:proofErr w:type="gramStart"/>
-      <w:r>
-        <w:rPr>
-          <w:rFonts w:ascii="돋움체" w:hAnsi="돋움체" w:cs="돋움체"/>
-          <w:color w:val="000000"/>
-          <w:kern w:val="0"/>
-          <w:sz w:val="19"/>
-          <w:szCs w:val="19"/>
-        </w:rPr>
-        <w:t>time.style</w:t>
-      </w:r>
-      <w:proofErr w:type="gramEnd"/>
-      <w:r>
-        <w:rPr>
-          <w:rFonts w:ascii="돋움체" w:hAnsi="돋움체" w:cs="돋움체"/>
-          <w:color w:val="000000"/>
-          <w:kern w:val="0"/>
-          <w:sz w:val="19"/>
-          <w:szCs w:val="19"/>
-        </w:rPr>
-        <w:t>.color</w:t>
-      </w:r>
-      <w:proofErr w:type="spellEnd"/>
-      <w:r>
-        <w:rPr>
-          <w:rFonts w:ascii="돋움체" w:hAnsi="돋움체" w:cs="돋움체"/>
-          <w:color w:val="000000"/>
-          <w:kern w:val="0"/>
-          <w:sz w:val="19"/>
-          <w:szCs w:val="19"/>
-        </w:rPr>
-        <w:t xml:space="preserve"> = color[</w:t>
-      </w:r>
-      <w:proofErr w:type="spellStart"/>
-      <w:r>
-        <w:rPr>
-          <w:rFonts w:ascii="돋움체" w:hAnsi="돋움체" w:cs="돋움체"/>
-          <w:color w:val="000000"/>
-          <w:kern w:val="0"/>
-          <w:sz w:val="19"/>
-          <w:szCs w:val="19"/>
-        </w:rPr>
-        <w:t>cnt</w:t>
-      </w:r>
-      <w:proofErr w:type="spellEnd"/>
-      <w:r>
-        <w:rPr>
-          <w:rFonts w:ascii="돋움체" w:hAnsi="돋움체" w:cs="돋움체"/>
-          <w:color w:val="000000"/>
-          <w:kern w:val="0"/>
-          <w:sz w:val="19"/>
-          <w:szCs w:val="19"/>
-        </w:rPr>
-        <w:t xml:space="preserve"> % 7];</w:t>
-      </w:r>
-    </w:p>
-    <w:p>
-      <w:pPr>
-        <w:wordWrap/>
-        <w:adjustRightInd w:val="0"/>
-        <w:spacing w:after="0" w:line="240" w:lineRule="auto"/>
-        <w:ind w:leftChars="200" w:left="400"/>
-        <w:jc w:val="left"/>
-        <w:rPr>
-          <w:rFonts w:ascii="돋움체" w:hAnsi="돋움체" w:cs="돋움체"/>
-          <w:color w:val="000000"/>
-          <w:kern w:val="0"/>
-          <w:sz w:val="19"/>
-          <w:szCs w:val="19"/>
-        </w:rPr>
-      </w:pPr>
-      <w:r>
-        <w:rPr>
-          <w:rFonts w:ascii="돋움체" w:hAnsi="돋움체" w:cs="돋움체"/>
-          <w:color w:val="000000"/>
-          <w:kern w:val="0"/>
-          <w:sz w:val="19"/>
-          <w:szCs w:val="19"/>
-        </w:rPr>
-        <w:t xml:space="preserve">                </w:t>
-      </w:r>
-      <w:proofErr w:type="spellStart"/>
-      <w:r>
-        <w:rPr>
-          <w:rFonts w:ascii="돋움체" w:hAnsi="돋움체" w:cs="돋움체"/>
-          <w:color w:val="000000"/>
-          <w:kern w:val="0"/>
-          <w:sz w:val="19"/>
-          <w:szCs w:val="19"/>
-        </w:rPr>
-        <w:t>cnt</w:t>
-      </w:r>
-      <w:proofErr w:type="spellEnd"/>
-      <w:r>
-        <w:rPr>
-          <w:rFonts w:ascii="돋움체" w:hAnsi="돋움체" w:cs="돋움체"/>
-          <w:color w:val="000000"/>
-          <w:kern w:val="0"/>
-          <w:sz w:val="19"/>
-          <w:szCs w:val="19"/>
-        </w:rPr>
-        <w:t>++;</w:t>
-      </w:r>
-    </w:p>
-    <w:p>
-      <w:pPr>
-        <w:wordWrap/>
-        <w:adjustRightInd w:val="0"/>
-        <w:spacing w:after="0" w:line="240" w:lineRule="auto"/>
-        <w:ind w:leftChars="200" w:left="400"/>
-        <w:jc w:val="left"/>
-        <w:rPr>
-          <w:rFonts w:ascii="돋움체" w:hAnsi="돋움체" w:cs="돋움체"/>
-          <w:color w:val="000000"/>
-          <w:kern w:val="0"/>
-          <w:sz w:val="19"/>
-          <w:szCs w:val="19"/>
-        </w:rPr>
-      </w:pPr>
-      <w:r>
-        <w:rPr>
-          <w:rFonts w:ascii="돋움체" w:hAnsi="돋움체" w:cs="돋움체"/>
-          <w:color w:val="000000"/>
-          <w:kern w:val="0"/>
-          <w:sz w:val="19"/>
-          <w:szCs w:val="19"/>
-        </w:rPr>
-        <w:t xml:space="preserve">            }, 1000);</w:t>
-      </w:r>
-    </w:p>
-    <w:p>
-      <w:pPr>
-        <w:wordWrap/>
-        <w:adjustRightInd w:val="0"/>
-        <w:spacing w:after="0" w:line="240" w:lineRule="auto"/>
-        <w:ind w:leftChars="200" w:left="400"/>
-        <w:jc w:val="left"/>
-        <w:rPr>
-          <w:rFonts w:ascii="돋움체" w:hAnsi="돋움체" w:cs="돋움체"/>
-          <w:color w:val="000000"/>
-          <w:kern w:val="0"/>
-          <w:sz w:val="19"/>
-          <w:szCs w:val="19"/>
-        </w:rPr>
-      </w:pPr>
-      <w:r>
-        <w:rPr>
-          <w:rFonts w:ascii="돋움체" w:hAnsi="돋움체" w:cs="돋움체"/>
-          <w:color w:val="000000"/>
-          <w:kern w:val="0"/>
-          <w:sz w:val="19"/>
-          <w:szCs w:val="19"/>
-        </w:rPr>
-        <w:t xml:space="preserve">        };</w:t>
-      </w:r>
-    </w:p>
-    <w:p>
-      <w:pPr>
-        <w:wordWrap/>
-        <w:adjustRightInd w:val="0"/>
-        <w:spacing w:after="0" w:line="240" w:lineRule="auto"/>
-        <w:ind w:leftChars="200" w:left="400"/>
-        <w:jc w:val="left"/>
-        <w:rPr>
-          <w:rFonts w:ascii="돋움체" w:hAnsi="돋움체" w:cs="돋움체"/>
-          <w:color w:val="000000"/>
-          <w:kern w:val="0"/>
-          <w:sz w:val="19"/>
-          <w:szCs w:val="19"/>
-        </w:rPr>
-      </w:pPr>
-      <w:r>
-        <w:rPr>
-          <w:rFonts w:ascii="돋움체" w:hAnsi="돋움체" w:cs="돋움체"/>
-          <w:color w:val="000000"/>
-          <w:kern w:val="0"/>
-          <w:sz w:val="19"/>
-          <w:szCs w:val="19"/>
-        </w:rPr>
-        <w:t xml:space="preserve">    </w:t>
-      </w:r>
-      <w:r>
-        <w:rPr>
-          <w:rFonts w:ascii="돋움체" w:hAnsi="돋움체" w:cs="돋움체"/>
-          <w:color w:val="0000FF"/>
-          <w:kern w:val="0"/>
-          <w:sz w:val="19"/>
-          <w:szCs w:val="19"/>
-        </w:rPr>
-        <w:t>&lt;/</w:t>
-      </w:r>
-      <w:r>
-        <w:rPr>
-          <w:rFonts w:ascii="돋움체" w:hAnsi="돋움체" w:cs="돋움체"/>
-          <w:color w:val="800000"/>
-          <w:kern w:val="0"/>
-          <w:sz w:val="19"/>
-          <w:szCs w:val="19"/>
-        </w:rPr>
-        <w:t>script</w:t>
-      </w:r>
-      <w:r>
-        <w:rPr>
-          <w:rFonts w:ascii="돋움체" w:hAnsi="돋움체" w:cs="돋움체"/>
-          <w:color w:val="0000FF"/>
-          <w:kern w:val="0"/>
-          <w:sz w:val="19"/>
-          <w:szCs w:val="19"/>
-        </w:rPr>
-        <w:t>&gt;</w:t>
-      </w:r>
-    </w:p>
-    <w:p>
-      <w:pPr>
-        <w:wordWrap/>
-        <w:adjustRightInd w:val="0"/>
-        <w:spacing w:after="0" w:line="240" w:lineRule="auto"/>
-        <w:ind w:leftChars="200" w:left="400"/>
-        <w:jc w:val="left"/>
-        <w:rPr>
-          <w:rFonts w:ascii="돋움체" w:hAnsi="돋움체" w:cs="돋움체"/>
-          <w:color w:val="000000"/>
-          <w:kern w:val="0"/>
-          <w:sz w:val="19"/>
-          <w:szCs w:val="19"/>
-        </w:rPr>
-      </w:pPr>
-      <w:r>
-        <w:rPr>
-          <w:rFonts w:ascii="돋움체" w:hAnsi="돋움체" w:cs="돋움체"/>
-          <w:color w:val="0000FF"/>
-          <w:kern w:val="0"/>
-          <w:sz w:val="19"/>
-          <w:szCs w:val="19"/>
-        </w:rPr>
-        <w:t>&lt;/</w:t>
-      </w:r>
-      <w:r>
-        <w:rPr>
-          <w:rFonts w:ascii="돋움체" w:hAnsi="돋움체" w:cs="돋움체"/>
-          <w:color w:val="800000"/>
-          <w:kern w:val="0"/>
-          <w:sz w:val="19"/>
-          <w:szCs w:val="19"/>
-        </w:rPr>
-        <w:t>head</w:t>
-      </w:r>
-      <w:r>
-        <w:rPr>
-          <w:rFonts w:ascii="돋움체" w:hAnsi="돋움체" w:cs="돋움체"/>
-          <w:color w:val="0000FF"/>
-          <w:kern w:val="0"/>
-          <w:sz w:val="19"/>
-          <w:szCs w:val="19"/>
-        </w:rPr>
-        <w:t>&gt;</w:t>
-      </w:r>
-    </w:p>
-    <w:p>
-      <w:pPr>
-        <w:wordWrap/>
-        <w:adjustRightInd w:val="0"/>
-        <w:spacing w:after="0" w:line="240" w:lineRule="auto"/>
-        <w:ind w:leftChars="200" w:left="400"/>
-        <w:jc w:val="left"/>
-        <w:rPr>
-          <w:rFonts w:ascii="돋움체" w:hAnsi="돋움체" w:cs="돋움체"/>
-          <w:color w:val="000000"/>
-          <w:kern w:val="0"/>
-          <w:sz w:val="19"/>
-          <w:szCs w:val="19"/>
-        </w:rPr>
-      </w:pPr>
-      <w:r>
-        <w:rPr>
-          <w:rFonts w:ascii="돋움체" w:hAnsi="돋움체" w:cs="돋움체"/>
-          <w:color w:val="0000FF"/>
-          <w:kern w:val="0"/>
-          <w:sz w:val="19"/>
-          <w:szCs w:val="19"/>
-        </w:rPr>
-        <w:t>&lt;</w:t>
-      </w:r>
-      <w:r>
-        <w:rPr>
-          <w:rFonts w:ascii="돋움체" w:hAnsi="돋움체" w:cs="돋움체"/>
-          <w:color w:val="800000"/>
-          <w:kern w:val="0"/>
-          <w:sz w:val="19"/>
-          <w:szCs w:val="19"/>
-        </w:rPr>
-        <w:t>body</w:t>
-      </w:r>
-      <w:r>
-        <w:rPr>
-          <w:rFonts w:ascii="돋움체" w:hAnsi="돋움체" w:cs="돋움체"/>
-          <w:color w:val="0000FF"/>
-          <w:kern w:val="0"/>
-          <w:sz w:val="19"/>
-          <w:szCs w:val="19"/>
-        </w:rPr>
-        <w:t>&gt;</w:t>
-      </w:r>
-    </w:p>
-    <w:p>
-      <w:pPr>
-        <w:wordWrap/>
-        <w:adjustRightInd w:val="0"/>
-        <w:spacing w:after="0" w:line="240" w:lineRule="auto"/>
-        <w:ind w:leftChars="200" w:left="400"/>
-        <w:jc w:val="left"/>
-        <w:rPr>
-          <w:rFonts w:ascii="돋움체" w:hAnsi="돋움체" w:cs="돋움체"/>
-          <w:color w:val="000000"/>
-          <w:kern w:val="0"/>
-          <w:sz w:val="19"/>
-          <w:szCs w:val="19"/>
-        </w:rPr>
-      </w:pPr>
-      <w:r>
-        <w:rPr>
-          <w:rFonts w:ascii="돋움체" w:hAnsi="돋움체" w:cs="돋움체"/>
-          <w:color w:val="000000"/>
-          <w:kern w:val="0"/>
-          <w:sz w:val="19"/>
-          <w:szCs w:val="19"/>
-        </w:rPr>
-        <w:lastRenderedPageBreak/>
-        <w:t xml:space="preserve">    </w:t>
-      </w:r>
-      <w:proofErr w:type="gramStart"/>
-      <w:r>
-        <w:rPr>
-          <w:rFonts w:ascii="돋움체" w:hAnsi="돋움체" w:cs="돋움체"/>
-          <w:color w:val="000000"/>
-          <w:kern w:val="0"/>
-          <w:sz w:val="19"/>
-          <w:szCs w:val="19"/>
-        </w:rPr>
-        <w:t>날짜</w:t>
-      </w:r>
-      <w:r>
-        <w:rPr>
-          <w:rFonts w:ascii="돋움체" w:hAnsi="돋움체" w:cs="돋움체"/>
-          <w:color w:val="000000"/>
-          <w:kern w:val="0"/>
-          <w:sz w:val="19"/>
-          <w:szCs w:val="19"/>
-        </w:rPr>
-        <w:t xml:space="preserve"> :</w:t>
-      </w:r>
-      <w:proofErr w:type="gramEnd"/>
-      <w:r>
-        <w:rPr>
-          <w:rFonts w:ascii="돋움체" w:hAnsi="돋움체" w:cs="돋움체"/>
-          <w:color w:val="000000"/>
-          <w:kern w:val="0"/>
-          <w:sz w:val="19"/>
-          <w:szCs w:val="19"/>
-        </w:rPr>
-        <w:t xml:space="preserve"> </w:t>
-      </w:r>
-      <w:r>
-        <w:rPr>
-          <w:rFonts w:ascii="돋움체" w:hAnsi="돋움체" w:cs="돋움체"/>
-          <w:color w:val="0000FF"/>
-          <w:kern w:val="0"/>
-          <w:sz w:val="19"/>
-          <w:szCs w:val="19"/>
-        </w:rPr>
-        <w:t>&lt;</w:t>
-      </w:r>
-      <w:r>
-        <w:rPr>
-          <w:rFonts w:ascii="돋움체" w:hAnsi="돋움체" w:cs="돋움체"/>
-          <w:color w:val="800000"/>
-          <w:kern w:val="0"/>
-          <w:sz w:val="19"/>
-          <w:szCs w:val="19"/>
-        </w:rPr>
-        <w:t>h2</w:t>
-      </w:r>
-      <w:r>
-        <w:rPr>
-          <w:rFonts w:ascii="돋움체" w:hAnsi="돋움체" w:cs="돋움체"/>
-          <w:color w:val="000000"/>
-          <w:kern w:val="0"/>
-          <w:sz w:val="19"/>
-          <w:szCs w:val="19"/>
-        </w:rPr>
-        <w:t xml:space="preserve"> </w:t>
-      </w:r>
-      <w:r>
-        <w:rPr>
-          <w:rFonts w:ascii="돋움체" w:hAnsi="돋움체" w:cs="돋움체"/>
-          <w:color w:val="FF0000"/>
-          <w:kern w:val="0"/>
-          <w:sz w:val="19"/>
-          <w:szCs w:val="19"/>
-        </w:rPr>
-        <w:t>id</w:t>
-      </w:r>
-      <w:r>
-        <w:rPr>
-          <w:rFonts w:ascii="돋움체" w:hAnsi="돋움체" w:cs="돋움체"/>
-          <w:color w:val="0000FF"/>
-          <w:kern w:val="0"/>
-          <w:sz w:val="19"/>
-          <w:szCs w:val="19"/>
-        </w:rPr>
-        <w:t>="date"&gt;&lt;/</w:t>
-      </w:r>
-      <w:r>
-        <w:rPr>
-          <w:rFonts w:ascii="돋움체" w:hAnsi="돋움체" w:cs="돋움체"/>
-          <w:color w:val="800000"/>
-          <w:kern w:val="0"/>
-          <w:sz w:val="19"/>
-          <w:szCs w:val="19"/>
-        </w:rPr>
-        <w:t>h2</w:t>
-      </w:r>
-      <w:r>
-        <w:rPr>
-          <w:rFonts w:ascii="돋움체" w:hAnsi="돋움체" w:cs="돋움체"/>
-          <w:color w:val="0000FF"/>
-          <w:kern w:val="0"/>
-          <w:sz w:val="19"/>
-          <w:szCs w:val="19"/>
-        </w:rPr>
-        <w:t>&gt;</w:t>
-      </w:r>
-    </w:p>
-    <w:p>
-      <w:pPr>
-        <w:wordWrap/>
-        <w:adjustRightInd w:val="0"/>
-        <w:spacing w:after="0" w:line="240" w:lineRule="auto"/>
-        <w:ind w:leftChars="200" w:left="400"/>
-        <w:jc w:val="left"/>
-        <w:rPr>
-          <w:rFonts w:ascii="돋움체" w:hAnsi="돋움체" w:cs="돋움체"/>
-          <w:color w:val="000000"/>
-          <w:kern w:val="0"/>
-          <w:sz w:val="19"/>
-          <w:szCs w:val="19"/>
-        </w:rPr>
-      </w:pPr>
-      <w:r>
-        <w:rPr>
-          <w:rFonts w:ascii="돋움체" w:hAnsi="돋움체" w:cs="돋움체"/>
-          <w:color w:val="000000"/>
-          <w:kern w:val="0"/>
-          <w:sz w:val="19"/>
-          <w:szCs w:val="19"/>
-        </w:rPr>
-        <w:t xml:space="preserve">    </w:t>
-      </w:r>
-      <w:proofErr w:type="gramStart"/>
-      <w:r>
-        <w:rPr>
-          <w:rFonts w:ascii="돋움체" w:hAnsi="돋움체" w:cs="돋움체"/>
-          <w:color w:val="000000"/>
-          <w:kern w:val="0"/>
-          <w:sz w:val="19"/>
-          <w:szCs w:val="19"/>
-        </w:rPr>
-        <w:t>시간</w:t>
-      </w:r>
-      <w:r>
-        <w:rPr>
-          <w:rFonts w:ascii="돋움체" w:hAnsi="돋움체" w:cs="돋움체"/>
-          <w:color w:val="000000"/>
-          <w:kern w:val="0"/>
-          <w:sz w:val="19"/>
-          <w:szCs w:val="19"/>
-        </w:rPr>
-        <w:t xml:space="preserve"> :</w:t>
-      </w:r>
-      <w:proofErr w:type="gramEnd"/>
-      <w:r>
-        <w:rPr>
-          <w:rFonts w:ascii="돋움체" w:hAnsi="돋움체" w:cs="돋움체"/>
-          <w:color w:val="000000"/>
-          <w:kern w:val="0"/>
-          <w:sz w:val="19"/>
-          <w:szCs w:val="19"/>
-        </w:rPr>
-        <w:t xml:space="preserve"> </w:t>
-      </w:r>
-      <w:r>
-        <w:rPr>
-          <w:rFonts w:ascii="돋움체" w:hAnsi="돋움체" w:cs="돋움체"/>
-          <w:color w:val="0000FF"/>
-          <w:kern w:val="0"/>
-          <w:sz w:val="19"/>
-          <w:szCs w:val="19"/>
-        </w:rPr>
-        <w:t>&lt;</w:t>
-      </w:r>
-      <w:r>
-        <w:rPr>
-          <w:rFonts w:ascii="돋움체" w:hAnsi="돋움체" w:cs="돋움체"/>
-          <w:color w:val="800000"/>
-          <w:kern w:val="0"/>
-          <w:sz w:val="19"/>
-          <w:szCs w:val="19"/>
-        </w:rPr>
-        <w:t>h2</w:t>
-      </w:r>
-      <w:r>
-        <w:rPr>
-          <w:rFonts w:ascii="돋움체" w:hAnsi="돋움체" w:cs="돋움체"/>
-          <w:color w:val="000000"/>
-          <w:kern w:val="0"/>
-          <w:sz w:val="19"/>
-          <w:szCs w:val="19"/>
-        </w:rPr>
-        <w:t xml:space="preserve"> </w:t>
-      </w:r>
-      <w:r>
-        <w:rPr>
-          <w:rFonts w:ascii="돋움체" w:hAnsi="돋움체" w:cs="돋움체"/>
-          <w:color w:val="FF0000"/>
-          <w:kern w:val="0"/>
-          <w:sz w:val="19"/>
-          <w:szCs w:val="19"/>
-        </w:rPr>
-        <w:t>id</w:t>
-      </w:r>
-      <w:r>
-        <w:rPr>
-          <w:rFonts w:ascii="돋움체" w:hAnsi="돋움체" w:cs="돋움체"/>
-          <w:color w:val="0000FF"/>
-          <w:kern w:val="0"/>
-          <w:sz w:val="19"/>
-          <w:szCs w:val="19"/>
-        </w:rPr>
-        <w:t>="time"&gt;&lt;/</w:t>
-      </w:r>
-      <w:r>
-        <w:rPr>
-          <w:rFonts w:ascii="돋움체" w:hAnsi="돋움체" w:cs="돋움체"/>
-          <w:color w:val="800000"/>
-          <w:kern w:val="0"/>
-          <w:sz w:val="19"/>
-          <w:szCs w:val="19"/>
-        </w:rPr>
-        <w:t>h2</w:t>
-      </w:r>
-      <w:r>
-        <w:rPr>
-          <w:rFonts w:ascii="돋움체" w:hAnsi="돋움체" w:cs="돋움체"/>
-          <w:color w:val="0000FF"/>
-          <w:kern w:val="0"/>
-          <w:sz w:val="19"/>
-          <w:szCs w:val="19"/>
-        </w:rPr>
-        <w:t>&gt;</w:t>
-      </w:r>
-    </w:p>
-    <w:p>
-      <w:pPr>
-        <w:wordWrap/>
-        <w:adjustRightInd w:val="0"/>
-        <w:spacing w:after="0" w:line="240" w:lineRule="auto"/>
-        <w:ind w:leftChars="200" w:left="400"/>
-        <w:jc w:val="left"/>
-        <w:rPr>
-          <w:rFonts w:ascii="돋움체" w:hAnsi="돋움체" w:cs="돋움체"/>
-          <w:color w:val="000000"/>
-          <w:kern w:val="0"/>
-          <w:sz w:val="19"/>
-          <w:szCs w:val="19"/>
-        </w:rPr>
-      </w:pPr>
-      <w:r>
-        <w:rPr>
-          <w:rFonts w:ascii="돋움체" w:hAnsi="돋움체" w:cs="돋움체"/>
-          <w:color w:val="0000FF"/>
-          <w:kern w:val="0"/>
-          <w:sz w:val="19"/>
-          <w:szCs w:val="19"/>
-        </w:rPr>
-        <w:t>&lt;/</w:t>
-      </w:r>
-      <w:r>
-        <w:rPr>
-          <w:rFonts w:ascii="돋움체" w:hAnsi="돋움체" w:cs="돋움체"/>
-          <w:color w:val="800000"/>
-          <w:kern w:val="0"/>
-          <w:sz w:val="19"/>
-          <w:szCs w:val="19"/>
-        </w:rPr>
-        <w:t>body</w:t>
-      </w:r>
-      <w:r>
-        <w:rPr>
-          <w:rFonts w:ascii="돋움체" w:hAnsi="돋움체" w:cs="돋움체"/>
-          <w:color w:val="0000FF"/>
-          <w:kern w:val="0"/>
-          <w:sz w:val="19"/>
-          <w:szCs w:val="19"/>
-        </w:rPr>
-        <w:t>&gt;</w:t>
-      </w:r>
-    </w:p>
-    <w:p>
-      <w:pPr>
-        <w:spacing w:after="0"/>
-        <w:ind w:leftChars="200" w:left="400"/>
-        <w:rPr>
-          <w:rFonts w:ascii="돋움체" w:hAnsi="돋움체" w:cs="돋움체"/>
-          <w:color w:val="0000FF"/>
-          <w:kern w:val="0"/>
-          <w:sz w:val="19"/>
-          <w:szCs w:val="19"/>
-        </w:rPr>
-      </w:pPr>
-      <w:r>
-        <w:rPr>
-          <w:rFonts w:ascii="돋움체" w:hAnsi="돋움체" w:cs="돋움체"/>
-          <w:color w:val="0000FF"/>
-          <w:kern w:val="0"/>
-          <w:sz w:val="19"/>
-          <w:szCs w:val="19"/>
-        </w:rPr>
-        <w:t>&lt;/</w:t>
-      </w:r>
-      <w:r>
-        <w:rPr>
-          <w:rFonts w:ascii="돋움체" w:hAnsi="돋움체" w:cs="돋움체"/>
-          <w:color w:val="800000"/>
-          <w:kern w:val="0"/>
-          <w:sz w:val="19"/>
-          <w:szCs w:val="19"/>
-        </w:rPr>
-        <w:t>html</w:t>
-      </w:r>
-      <w:r>
-        <w:rPr>
-          <w:rFonts w:ascii="돋움체" w:hAnsi="돋움체" w:cs="돋움체"/>
-          <w:color w:val="0000FF"/>
-          <w:kern w:val="0"/>
-          <w:sz w:val="19"/>
-          <w:szCs w:val="19"/>
-        </w:rPr>
-        <w:t>&gt;</w:t>
-      </w:r>
+          <w:rFonts w:ascii="돋움체" w:hAnsi="돋움체" w:cs="돋움체"/>
+          <w:color w:val="0000FF"/>
+          <w:kern w:val="0"/>
+          <w:sz w:val="19"/>
+          <w:szCs w:val="19"/>
+        </w:rPr>
+      </w:pPr>
     </w:p>
     <w:p>
       <w:pPr>
@@ -24156,8 +22128,6743 @@
         <w:t>body안엔 1행7열짜리 table</w:t>
       </w:r>
     </w:p>
+    <w:p>
+      <w:pPr>
+        <w:widowControl/>
+        <w:wordWrap/>
+        <w:autoSpaceDE/>
+        <w:autoSpaceDN/>
+        <w:rPr>
+          <w:sz w:val="19"/>
+          <w:szCs w:val="19"/>
+        </w:rPr>
+      </w:pPr>
+      <w:r>
+        <w:rPr>
+          <w:sz w:val="19"/>
+          <w:szCs w:val="19"/>
+        </w:rPr>
+        <w:br w:type="page"/>
+      </w:r>
+    </w:p>
+    <w:p>
+      <w:pPr>
+        <w:spacing w:after="0"/>
+        <w:ind w:leftChars="200" w:left="400"/>
+        <w:rPr>
+          <w:sz w:val="19"/>
+          <w:szCs w:val="19"/>
+        </w:rPr>
+      </w:pPr>
+      <w:r>
+        <w:rPr>
+          <w:rFonts w:hint="eastAsia"/>
+          <w:sz w:val="19"/>
+          <w:szCs w:val="19"/>
+        </w:rPr>
+        <w:lastRenderedPageBreak/>
+        <w:t>1</w:t>
+      </w:r>
+      <w:r>
+        <w:rPr>
+          <w:sz w:val="19"/>
+          <w:szCs w:val="19"/>
+        </w:rPr>
+        <w:t xml:space="preserve">0.10 </w:t>
+      </w:r>
+      <w:r>
+        <w:rPr>
+          <w:rFonts w:hint="eastAsia"/>
+          <w:sz w:val="19"/>
+          <w:szCs w:val="19"/>
+        </w:rPr>
+        <w:t xml:space="preserve">parent 창에서 넘겨오는 데이터와 현재 </w:t>
+      </w:r>
+      <w:proofErr w:type="spellStart"/>
+      <w:r>
+        <w:rPr>
+          <w:rFonts w:hint="eastAsia"/>
+          <w:sz w:val="19"/>
+          <w:szCs w:val="19"/>
+        </w:rPr>
+        <w:t>팝업창에서</w:t>
+      </w:r>
+      <w:proofErr w:type="spellEnd"/>
+      <w:r>
+        <w:rPr>
+          <w:rFonts w:hint="eastAsia"/>
+          <w:sz w:val="19"/>
+          <w:szCs w:val="19"/>
+        </w:rPr>
+        <w:t xml:space="preserve"> 생성된 데이터의 처리</w:t>
+      </w:r>
+    </w:p>
+    <w:p>
+      <w:pPr>
+        <w:spacing w:after="0"/>
+        <w:ind w:leftChars="200" w:left="400"/>
+        <w:rPr>
+          <w:sz w:val="19"/>
+          <w:szCs w:val="19"/>
+        </w:rPr>
+      </w:pPr>
+      <w:r>
+        <w:rPr>
+          <w:noProof/>
+        </w:rPr>
+        <w:drawing>
+          <wp:inline distT="0" distB="0" distL="0" distR="0" wp14:anchorId="50ACBBC3" wp14:editId="0DABFA30">
+            <wp:extent cx="3931920" cy="2904046"/>
+            <wp:effectExtent l="0" t="0" r="0" b="0"/>
+            <wp:docPr id="7" name="그림 7"/>
+            <wp:cNvGraphicFramePr>
+              <a:graphicFrameLocks xmlns:a="http://schemas.openxmlformats.org/drawingml/2006/main" noChangeAspect="1"/>
+            </wp:cNvGraphicFramePr>
+            <a:graphic xmlns:a="http://schemas.openxmlformats.org/drawingml/2006/main">
+              <a:graphicData uri="http://schemas.openxmlformats.org/drawingml/2006/picture">
+                <pic:pic xmlns:pic="http://schemas.openxmlformats.org/drawingml/2006/picture">
+                  <pic:nvPicPr>
+                    <pic:cNvPr id="1" name=""/>
+                    <pic:cNvPicPr/>
+                  </pic:nvPicPr>
+                  <pic:blipFill>
+                    <a:blip r:embed="rId15"/>
+                    <a:stretch>
+                      <a:fillRect/>
+                    </a:stretch>
+                  </pic:blipFill>
+                  <pic:spPr>
+                    <a:xfrm>
+                      <a:off x="0" y="0"/>
+                      <a:ext cx="3938865" cy="2909175"/>
+                    </a:xfrm>
+                    <a:prstGeom prst="rect">
+                      <a:avLst/>
+                    </a:prstGeom>
+                  </pic:spPr>
+                </pic:pic>
+              </a:graphicData>
+            </a:graphic>
+          </wp:inline>
+        </w:drawing>
+      </w:r>
+    </w:p>
+    <w:p>
+      <w:pPr>
+        <w:spacing w:after="0"/>
+        <w:ind w:leftChars="200" w:left="400"/>
+        <w:rPr>
+          <w:sz w:val="19"/>
+          <w:szCs w:val="19"/>
+        </w:rPr>
+      </w:pPr>
+      <w:r>
+        <w:rPr>
+          <w:noProof/>
+        </w:rPr>
+        <w:drawing>
+          <wp:inline distT="0" distB="0" distL="0" distR="0" wp14:anchorId="19A9CED1" wp14:editId="226FF76D">
+            <wp:extent cx="4001725" cy="2903220"/>
+            <wp:effectExtent l="0" t="0" r="0" b="0"/>
+            <wp:docPr id="8" name="그림 8"/>
+            <wp:cNvGraphicFramePr>
+              <a:graphicFrameLocks xmlns:a="http://schemas.openxmlformats.org/drawingml/2006/main" noChangeAspect="1"/>
+            </wp:cNvGraphicFramePr>
+            <a:graphic xmlns:a="http://schemas.openxmlformats.org/drawingml/2006/main">
+              <a:graphicData uri="http://schemas.openxmlformats.org/drawingml/2006/picture">
+                <pic:pic xmlns:pic="http://schemas.openxmlformats.org/drawingml/2006/picture">
+                  <pic:nvPicPr>
+                    <pic:cNvPr id="1" name=""/>
+                    <pic:cNvPicPr/>
+                  </pic:nvPicPr>
+                  <pic:blipFill>
+                    <a:blip r:embed="rId16"/>
+                    <a:stretch>
+                      <a:fillRect/>
+                    </a:stretch>
+                  </pic:blipFill>
+                  <pic:spPr>
+                    <a:xfrm>
+                      <a:off x="0" y="0"/>
+                      <a:ext cx="4004843" cy="2905482"/>
+                    </a:xfrm>
+                    <a:prstGeom prst="rect">
+                      <a:avLst/>
+                    </a:prstGeom>
+                  </pic:spPr>
+                </pic:pic>
+              </a:graphicData>
+            </a:graphic>
+          </wp:inline>
+        </w:drawing>
+      </w:r>
+    </w:p>
+    <w:p>
+      <w:pPr>
+        <w:spacing w:after="0"/>
+        <w:ind w:leftChars="200" w:left="400"/>
+        <w:rPr>
+          <w:sz w:val="19"/>
+          <w:szCs w:val="19"/>
+        </w:rPr>
+      </w:pPr>
+    </w:p>
+    <w:p>
+      <w:pPr>
+        <w:spacing w:after="0"/>
+        <w:ind w:leftChars="200" w:left="400"/>
+        <w:rPr>
+          <w:sz w:val="19"/>
+          <w:szCs w:val="19"/>
+        </w:rPr>
+      </w:pPr>
+    </w:p>
+    <w:p>
+      <w:pPr>
+        <w:spacing w:after="0"/>
+        <w:rPr>
+          <w:b/>
+          <w:sz w:val="19"/>
+          <w:szCs w:val="19"/>
+        </w:rPr>
+      </w:pPr>
+      <w:r>
+        <w:rPr>
+          <w:rFonts w:hint="eastAsia"/>
+          <w:b/>
+          <w:sz w:val="19"/>
+          <w:szCs w:val="19"/>
+          <w:highlight w:val="yellow"/>
+        </w:rPr>
+        <w:t>parent.html</w:t>
+      </w:r>
+    </w:p>
+    <w:p>
+      <w:pPr>
+        <w:wordWrap/>
+        <w:adjustRightInd w:val="0"/>
+        <w:spacing w:after="0" w:line="240" w:lineRule="auto"/>
+        <w:jc w:val="left"/>
+        <w:rPr>
+          <w:rFonts w:ascii="돋움체" w:hAnsi="돋움체" w:cs="돋움체"/>
+          <w:color w:val="000000"/>
+          <w:kern w:val="0"/>
+          <w:sz w:val="19"/>
+          <w:szCs w:val="19"/>
+        </w:rPr>
+      </w:pPr>
+      <w:proofErr w:type="gramStart"/>
+      <w:r>
+        <w:rPr>
+          <w:rFonts w:ascii="돋움체" w:hAnsi="돋움체" w:cs="돋움체"/>
+          <w:color w:val="0000FF"/>
+          <w:kern w:val="0"/>
+          <w:sz w:val="19"/>
+          <w:szCs w:val="19"/>
+        </w:rPr>
+        <w:t>&lt;</w:t>
+      </w:r>
+      <w:r>
+        <w:rPr>
+          <w:rFonts w:ascii="돋움체" w:hAnsi="돋움체" w:cs="돋움체"/>
+          <w:color w:val="800000"/>
+          <w:kern w:val="0"/>
+          <w:sz w:val="19"/>
+          <w:szCs w:val="19"/>
+        </w:rPr>
+        <w:t>!DOCTYPE</w:t>
+      </w:r>
+      <w:proofErr w:type="gramEnd"/>
+      <w:r>
+        <w:rPr>
+          <w:rFonts w:ascii="돋움체" w:hAnsi="돋움체" w:cs="돋움체"/>
+          <w:color w:val="000000"/>
+          <w:kern w:val="0"/>
+          <w:sz w:val="19"/>
+          <w:szCs w:val="19"/>
+        </w:rPr>
+        <w:t xml:space="preserve"> </w:t>
+      </w:r>
+      <w:r>
+        <w:rPr>
+          <w:rFonts w:ascii="돋움체" w:hAnsi="돋움체" w:cs="돋움체"/>
+          <w:color w:val="FF0000"/>
+          <w:kern w:val="0"/>
+          <w:sz w:val="19"/>
+          <w:szCs w:val="19"/>
+        </w:rPr>
+        <w:t>html</w:t>
+      </w:r>
+      <w:r>
+        <w:rPr>
+          <w:rFonts w:ascii="돋움체" w:hAnsi="돋움체" w:cs="돋움체"/>
+          <w:color w:val="0000FF"/>
+          <w:kern w:val="0"/>
+          <w:sz w:val="19"/>
+          <w:szCs w:val="19"/>
+        </w:rPr>
+        <w:t>&gt;</w:t>
+      </w:r>
+    </w:p>
+    <w:p>
+      <w:pPr>
+        <w:wordWrap/>
+        <w:adjustRightInd w:val="0"/>
+        <w:spacing w:after="0" w:line="240" w:lineRule="auto"/>
+        <w:jc w:val="left"/>
+        <w:rPr>
+          <w:rFonts w:ascii="돋움체" w:hAnsi="돋움체" w:cs="돋움체"/>
+          <w:color w:val="000000"/>
+          <w:kern w:val="0"/>
+          <w:sz w:val="19"/>
+          <w:szCs w:val="19"/>
+        </w:rPr>
+      </w:pPr>
+      <w:r>
+        <w:rPr>
+          <w:rFonts w:ascii="돋움체" w:hAnsi="돋움체" w:cs="돋움체"/>
+          <w:color w:val="0000FF"/>
+          <w:kern w:val="0"/>
+          <w:sz w:val="19"/>
+          <w:szCs w:val="19"/>
+        </w:rPr>
+        <w:t>&lt;</w:t>
+      </w:r>
+      <w:r>
+        <w:rPr>
+          <w:rFonts w:ascii="돋움체" w:hAnsi="돋움체" w:cs="돋움체"/>
+          <w:color w:val="800000"/>
+          <w:kern w:val="0"/>
+          <w:sz w:val="19"/>
+          <w:szCs w:val="19"/>
+        </w:rPr>
+        <w:t>html</w:t>
+      </w:r>
+      <w:r>
+        <w:rPr>
+          <w:rFonts w:ascii="돋움체" w:hAnsi="돋움체" w:cs="돋움체"/>
+          <w:color w:val="000000"/>
+          <w:kern w:val="0"/>
+          <w:sz w:val="19"/>
+          <w:szCs w:val="19"/>
+        </w:rPr>
+        <w:t xml:space="preserve"> </w:t>
+      </w:r>
+      <w:proofErr w:type="spellStart"/>
+      <w:r>
+        <w:rPr>
+          <w:rFonts w:ascii="돋움체" w:hAnsi="돋움체" w:cs="돋움체"/>
+          <w:color w:val="FF0000"/>
+          <w:kern w:val="0"/>
+          <w:sz w:val="19"/>
+          <w:szCs w:val="19"/>
+        </w:rPr>
+        <w:t>lang</w:t>
+      </w:r>
+      <w:proofErr w:type="spellEnd"/>
+      <w:r>
+        <w:rPr>
+          <w:rFonts w:ascii="돋움체" w:hAnsi="돋움체" w:cs="돋움체"/>
+          <w:color w:val="0000FF"/>
+          <w:kern w:val="0"/>
+          <w:sz w:val="19"/>
+          <w:szCs w:val="19"/>
+        </w:rPr>
+        <w:t>="</w:t>
+      </w:r>
+      <w:proofErr w:type="spellStart"/>
+      <w:r>
+        <w:rPr>
+          <w:rFonts w:ascii="돋움체" w:hAnsi="돋움체" w:cs="돋움체"/>
+          <w:color w:val="0000FF"/>
+          <w:kern w:val="0"/>
+          <w:sz w:val="19"/>
+          <w:szCs w:val="19"/>
+        </w:rPr>
+        <w:t>en</w:t>
+      </w:r>
+      <w:proofErr w:type="spellEnd"/>
+      <w:r>
+        <w:rPr>
+          <w:rFonts w:ascii="돋움체" w:hAnsi="돋움체" w:cs="돋움체"/>
+          <w:color w:val="0000FF"/>
+          <w:kern w:val="0"/>
+          <w:sz w:val="19"/>
+          <w:szCs w:val="19"/>
+        </w:rPr>
+        <w:t>"</w:t>
+      </w:r>
+      <w:r>
+        <w:rPr>
+          <w:rFonts w:ascii="돋움체" w:hAnsi="돋움체" w:cs="돋움체"/>
+          <w:color w:val="000000"/>
+          <w:kern w:val="0"/>
+          <w:sz w:val="19"/>
+          <w:szCs w:val="19"/>
+        </w:rPr>
+        <w:t xml:space="preserve"> </w:t>
+      </w:r>
+      <w:proofErr w:type="spellStart"/>
+      <w:r>
+        <w:rPr>
+          <w:rFonts w:ascii="돋움체" w:hAnsi="돋움체" w:cs="돋움체"/>
+          <w:color w:val="FF0000"/>
+          <w:kern w:val="0"/>
+          <w:sz w:val="19"/>
+          <w:szCs w:val="19"/>
+        </w:rPr>
+        <w:t>xmlns</w:t>
+      </w:r>
+      <w:proofErr w:type="spellEnd"/>
+      <w:r>
+        <w:rPr>
+          <w:rFonts w:ascii="돋움체" w:hAnsi="돋움체" w:cs="돋움체"/>
+          <w:color w:val="0000FF"/>
+          <w:kern w:val="0"/>
+          <w:sz w:val="19"/>
+          <w:szCs w:val="19"/>
+        </w:rPr>
+        <w:t>="http://www.w3.org/1999/xhtml"&gt;</w:t>
+      </w:r>
+    </w:p>
+    <w:p>
+      <w:pPr>
+        <w:wordWrap/>
+        <w:adjustRightInd w:val="0"/>
+        <w:spacing w:after="0" w:line="240" w:lineRule="auto"/>
+        <w:jc w:val="left"/>
+        <w:rPr>
+          <w:rFonts w:ascii="돋움체" w:hAnsi="돋움체" w:cs="돋움체"/>
+          <w:color w:val="000000"/>
+          <w:kern w:val="0"/>
+          <w:sz w:val="19"/>
+          <w:szCs w:val="19"/>
+        </w:rPr>
+      </w:pPr>
+      <w:r>
+        <w:rPr>
+          <w:rFonts w:ascii="돋움체" w:hAnsi="돋움체" w:cs="돋움체"/>
+          <w:color w:val="0000FF"/>
+          <w:kern w:val="0"/>
+          <w:sz w:val="19"/>
+          <w:szCs w:val="19"/>
+        </w:rPr>
+        <w:t>&lt;</w:t>
+      </w:r>
+      <w:r>
+        <w:rPr>
+          <w:rFonts w:ascii="돋움체" w:hAnsi="돋움체" w:cs="돋움체"/>
+          <w:color w:val="800000"/>
+          <w:kern w:val="0"/>
+          <w:sz w:val="19"/>
+          <w:szCs w:val="19"/>
+        </w:rPr>
+        <w:t>head</w:t>
+      </w:r>
+      <w:r>
+        <w:rPr>
+          <w:rFonts w:ascii="돋움체" w:hAnsi="돋움체" w:cs="돋움체"/>
+          <w:color w:val="0000FF"/>
+          <w:kern w:val="0"/>
+          <w:sz w:val="19"/>
+          <w:szCs w:val="19"/>
+        </w:rPr>
+        <w:t>&gt;</w:t>
+      </w:r>
+    </w:p>
+    <w:p>
+      <w:pPr>
+        <w:wordWrap/>
+        <w:adjustRightInd w:val="0"/>
+        <w:spacing w:after="0" w:line="240" w:lineRule="auto"/>
+        <w:jc w:val="left"/>
+        <w:rPr>
+          <w:rFonts w:ascii="돋움체" w:hAnsi="돋움체" w:cs="돋움체"/>
+          <w:color w:val="000000"/>
+          <w:kern w:val="0"/>
+          <w:sz w:val="19"/>
+          <w:szCs w:val="19"/>
+        </w:rPr>
+      </w:pPr>
+      <w:r>
+        <w:rPr>
+          <w:rFonts w:ascii="돋움체" w:hAnsi="돋움체" w:cs="돋움체"/>
+          <w:color w:val="000000"/>
+          <w:kern w:val="0"/>
+          <w:sz w:val="19"/>
+          <w:szCs w:val="19"/>
+        </w:rPr>
+        <w:t xml:space="preserve">  </w:t>
+      </w:r>
+      <w:r>
+        <w:rPr>
+          <w:rFonts w:ascii="돋움체" w:hAnsi="돋움체" w:cs="돋움체"/>
+          <w:color w:val="0000FF"/>
+          <w:kern w:val="0"/>
+          <w:sz w:val="19"/>
+          <w:szCs w:val="19"/>
+        </w:rPr>
+        <w:t>&lt;</w:t>
+      </w:r>
+      <w:r>
+        <w:rPr>
+          <w:rFonts w:ascii="돋움체" w:hAnsi="돋움체" w:cs="돋움체"/>
+          <w:color w:val="800000"/>
+          <w:kern w:val="0"/>
+          <w:sz w:val="19"/>
+          <w:szCs w:val="19"/>
+        </w:rPr>
+        <w:t>meta</w:t>
+      </w:r>
+      <w:r>
+        <w:rPr>
+          <w:rFonts w:ascii="돋움체" w:hAnsi="돋움체" w:cs="돋움체"/>
+          <w:color w:val="000000"/>
+          <w:kern w:val="0"/>
+          <w:sz w:val="19"/>
+          <w:szCs w:val="19"/>
+        </w:rPr>
+        <w:t xml:space="preserve"> </w:t>
+      </w:r>
+      <w:r>
+        <w:rPr>
+          <w:rFonts w:ascii="돋움체" w:hAnsi="돋움체" w:cs="돋움체"/>
+          <w:color w:val="FF0000"/>
+          <w:kern w:val="0"/>
+          <w:sz w:val="19"/>
+          <w:szCs w:val="19"/>
+        </w:rPr>
+        <w:t>charset</w:t>
+      </w:r>
+      <w:r>
+        <w:rPr>
+          <w:rFonts w:ascii="돋움체" w:hAnsi="돋움체" w:cs="돋움체"/>
+          <w:color w:val="0000FF"/>
+          <w:kern w:val="0"/>
+          <w:sz w:val="19"/>
+          <w:szCs w:val="19"/>
+        </w:rPr>
+        <w:t>="utf-8"</w:t>
+      </w:r>
+      <w:r>
+        <w:rPr>
+          <w:rFonts w:ascii="돋움체" w:hAnsi="돋움체" w:cs="돋움체"/>
+          <w:color w:val="000000"/>
+          <w:kern w:val="0"/>
+          <w:sz w:val="19"/>
+          <w:szCs w:val="19"/>
+        </w:rPr>
+        <w:t xml:space="preserve"> </w:t>
+      </w:r>
+      <w:r>
+        <w:rPr>
+          <w:rFonts w:ascii="돋움체" w:hAnsi="돋움체" w:cs="돋움체"/>
+          <w:color w:val="0000FF"/>
+          <w:kern w:val="0"/>
+          <w:sz w:val="19"/>
+          <w:szCs w:val="19"/>
+        </w:rPr>
+        <w:t>/&gt;</w:t>
+      </w:r>
+    </w:p>
+    <w:p>
+      <w:pPr>
+        <w:wordWrap/>
+        <w:adjustRightInd w:val="0"/>
+        <w:spacing w:after="0" w:line="240" w:lineRule="auto"/>
+        <w:jc w:val="left"/>
+        <w:rPr>
+          <w:rFonts w:ascii="돋움체" w:hAnsi="돋움체" w:cs="돋움체"/>
+          <w:color w:val="000000"/>
+          <w:kern w:val="0"/>
+          <w:sz w:val="19"/>
+          <w:szCs w:val="19"/>
+        </w:rPr>
+      </w:pPr>
+      <w:r>
+        <w:rPr>
+          <w:rFonts w:ascii="돋움체" w:hAnsi="돋움체" w:cs="돋움체"/>
+          <w:color w:val="000000"/>
+          <w:kern w:val="0"/>
+          <w:sz w:val="19"/>
+          <w:szCs w:val="19"/>
+        </w:rPr>
+        <w:t xml:space="preserve">  </w:t>
+      </w:r>
+      <w:r>
+        <w:rPr>
+          <w:rFonts w:ascii="돋움체" w:hAnsi="돋움체" w:cs="돋움체"/>
+          <w:color w:val="0000FF"/>
+          <w:kern w:val="0"/>
+          <w:sz w:val="19"/>
+          <w:szCs w:val="19"/>
+        </w:rPr>
+        <w:t>&lt;</w:t>
+      </w:r>
+      <w:r>
+        <w:rPr>
+          <w:rFonts w:ascii="돋움체" w:hAnsi="돋움체" w:cs="돋움체"/>
+          <w:color w:val="800000"/>
+          <w:kern w:val="0"/>
+          <w:sz w:val="19"/>
+          <w:szCs w:val="19"/>
+        </w:rPr>
+        <w:t>title</w:t>
+      </w:r>
+      <w:r>
+        <w:rPr>
+          <w:rFonts w:ascii="돋움체" w:hAnsi="돋움체" w:cs="돋움체"/>
+          <w:color w:val="0000FF"/>
+          <w:kern w:val="0"/>
+          <w:sz w:val="19"/>
+          <w:szCs w:val="19"/>
+        </w:rPr>
+        <w:t>&gt;&lt;/</w:t>
+      </w:r>
+      <w:r>
+        <w:rPr>
+          <w:rFonts w:ascii="돋움체" w:hAnsi="돋움체" w:cs="돋움체"/>
+          <w:color w:val="800000"/>
+          <w:kern w:val="0"/>
+          <w:sz w:val="19"/>
+          <w:szCs w:val="19"/>
+        </w:rPr>
+        <w:t>title</w:t>
+      </w:r>
+      <w:r>
+        <w:rPr>
+          <w:rFonts w:ascii="돋움체" w:hAnsi="돋움체" w:cs="돋움체"/>
+          <w:color w:val="0000FF"/>
+          <w:kern w:val="0"/>
+          <w:sz w:val="19"/>
+          <w:szCs w:val="19"/>
+        </w:rPr>
+        <w:t>&gt;</w:t>
+      </w:r>
+    </w:p>
+    <w:p>
+      <w:pPr>
+        <w:wordWrap/>
+        <w:adjustRightInd w:val="0"/>
+        <w:spacing w:after="0" w:line="240" w:lineRule="auto"/>
+        <w:jc w:val="left"/>
+        <w:rPr>
+          <w:rFonts w:ascii="돋움체" w:hAnsi="돋움체" w:cs="돋움체"/>
+          <w:color w:val="000000"/>
+          <w:kern w:val="0"/>
+          <w:sz w:val="19"/>
+          <w:szCs w:val="19"/>
+        </w:rPr>
+      </w:pPr>
+      <w:r>
+        <w:rPr>
+          <w:rFonts w:ascii="돋움체" w:hAnsi="돋움체" w:cs="돋움체"/>
+          <w:color w:val="000000"/>
+          <w:kern w:val="0"/>
+          <w:sz w:val="19"/>
+          <w:szCs w:val="19"/>
+        </w:rPr>
+        <w:t xml:space="preserve">  </w:t>
+      </w:r>
+      <w:r>
+        <w:rPr>
+          <w:rFonts w:ascii="돋움체" w:hAnsi="돋움체" w:cs="돋움체"/>
+          <w:color w:val="0000FF"/>
+          <w:kern w:val="0"/>
+          <w:sz w:val="19"/>
+          <w:szCs w:val="19"/>
+        </w:rPr>
+        <w:t>&lt;</w:t>
+      </w:r>
+      <w:r>
+        <w:rPr>
+          <w:rFonts w:ascii="돋움체" w:hAnsi="돋움체" w:cs="돋움체"/>
+          <w:color w:val="800000"/>
+          <w:kern w:val="0"/>
+          <w:sz w:val="19"/>
+          <w:szCs w:val="19"/>
+        </w:rPr>
+        <w:t>style</w:t>
+      </w:r>
+      <w:r>
+        <w:rPr>
+          <w:rFonts w:ascii="돋움체" w:hAnsi="돋움체" w:cs="돋움체"/>
+          <w:color w:val="0000FF"/>
+          <w:kern w:val="0"/>
+          <w:sz w:val="19"/>
+          <w:szCs w:val="19"/>
+        </w:rPr>
+        <w:t>&gt;</w:t>
+      </w:r>
+    </w:p>
+    <w:p>
+      <w:pPr>
+        <w:wordWrap/>
+        <w:adjustRightInd w:val="0"/>
+        <w:spacing w:after="0" w:line="240" w:lineRule="auto"/>
+        <w:jc w:val="left"/>
+        <w:rPr>
+          <w:rFonts w:ascii="돋움체" w:hAnsi="돋움체" w:cs="돋움체"/>
+          <w:color w:val="000000"/>
+          <w:kern w:val="0"/>
+          <w:sz w:val="19"/>
+          <w:szCs w:val="19"/>
+        </w:rPr>
+      </w:pPr>
+      <w:r>
+        <w:rPr>
+          <w:rFonts w:ascii="돋움체" w:hAnsi="돋움체" w:cs="돋움체"/>
+          <w:color w:val="000000"/>
+          <w:kern w:val="0"/>
+          <w:sz w:val="19"/>
+          <w:szCs w:val="19"/>
+        </w:rPr>
+        <w:t xml:space="preserve">    </w:t>
+      </w:r>
+      <w:r>
+        <w:rPr>
+          <w:rFonts w:ascii="돋움체" w:hAnsi="돋움체" w:cs="돋움체"/>
+          <w:color w:val="800000"/>
+          <w:kern w:val="0"/>
+          <w:sz w:val="19"/>
+          <w:szCs w:val="19"/>
+        </w:rPr>
+        <w:t>#</w:t>
+      </w:r>
+      <w:proofErr w:type="gramStart"/>
+      <w:r>
+        <w:rPr>
+          <w:rFonts w:ascii="돋움체" w:hAnsi="돋움체" w:cs="돋움체"/>
+          <w:color w:val="800000"/>
+          <w:kern w:val="0"/>
+          <w:sz w:val="19"/>
+          <w:szCs w:val="19"/>
+        </w:rPr>
+        <w:t>wrap</w:t>
+      </w:r>
+      <w:r>
+        <w:rPr>
+          <w:rFonts w:ascii="돋움체" w:hAnsi="돋움체" w:cs="돋움체"/>
+          <w:color w:val="000000"/>
+          <w:kern w:val="0"/>
+          <w:sz w:val="19"/>
+          <w:szCs w:val="19"/>
+        </w:rPr>
+        <w:t>{</w:t>
+      </w:r>
+      <w:proofErr w:type="gramEnd"/>
+      <w:r>
+        <w:rPr>
+          <w:rFonts w:ascii="돋움체" w:hAnsi="돋움체" w:cs="돋움체"/>
+          <w:color w:val="FF0000"/>
+          <w:kern w:val="0"/>
+          <w:sz w:val="19"/>
+          <w:szCs w:val="19"/>
+        </w:rPr>
+        <w:t>width</w:t>
+      </w:r>
+      <w:r>
+        <w:rPr>
+          <w:rFonts w:ascii="돋움체" w:hAnsi="돋움체" w:cs="돋움체"/>
+          <w:color w:val="000000"/>
+          <w:kern w:val="0"/>
+          <w:sz w:val="19"/>
+          <w:szCs w:val="19"/>
+        </w:rPr>
+        <w:t>:</w:t>
+      </w:r>
+      <w:r>
+        <w:rPr>
+          <w:rFonts w:ascii="돋움체" w:hAnsi="돋움체" w:cs="돋움체"/>
+          <w:color w:val="0000FF"/>
+          <w:kern w:val="0"/>
+          <w:sz w:val="19"/>
+          <w:szCs w:val="19"/>
+        </w:rPr>
+        <w:t>300px</w:t>
+      </w:r>
+      <w:r>
+        <w:rPr>
+          <w:rFonts w:ascii="돋움체" w:hAnsi="돋움체" w:cs="돋움체"/>
+          <w:color w:val="000000"/>
+          <w:kern w:val="0"/>
+          <w:sz w:val="19"/>
+          <w:szCs w:val="19"/>
+        </w:rPr>
+        <w:t xml:space="preserve">; </w:t>
+      </w:r>
+      <w:r>
+        <w:rPr>
+          <w:rFonts w:ascii="돋움체" w:hAnsi="돋움체" w:cs="돋움체"/>
+          <w:color w:val="FF0000"/>
+          <w:kern w:val="0"/>
+          <w:sz w:val="19"/>
+          <w:szCs w:val="19"/>
+        </w:rPr>
+        <w:t>margin</w:t>
+      </w:r>
+      <w:r>
+        <w:rPr>
+          <w:rFonts w:ascii="돋움체" w:hAnsi="돋움체" w:cs="돋움체"/>
+          <w:color w:val="000000"/>
+          <w:kern w:val="0"/>
+          <w:sz w:val="19"/>
+          <w:szCs w:val="19"/>
+        </w:rPr>
+        <w:t xml:space="preserve">: </w:t>
+      </w:r>
+      <w:r>
+        <w:rPr>
+          <w:rFonts w:ascii="돋움체" w:hAnsi="돋움체" w:cs="돋움체"/>
+          <w:color w:val="0000FF"/>
+          <w:kern w:val="0"/>
+          <w:sz w:val="19"/>
+          <w:szCs w:val="19"/>
+        </w:rPr>
+        <w:t>50px</w:t>
+      </w:r>
+      <w:r>
+        <w:rPr>
+          <w:rFonts w:ascii="돋움체" w:hAnsi="돋움체" w:cs="돋움체"/>
+          <w:color w:val="000000"/>
+          <w:kern w:val="0"/>
+          <w:sz w:val="19"/>
+          <w:szCs w:val="19"/>
+        </w:rPr>
+        <w:t xml:space="preserve"> </w:t>
+      </w:r>
+      <w:r>
+        <w:rPr>
+          <w:rFonts w:ascii="돋움체" w:hAnsi="돋움체" w:cs="돋움체"/>
+          <w:color w:val="0000FF"/>
+          <w:kern w:val="0"/>
+          <w:sz w:val="19"/>
+          <w:szCs w:val="19"/>
+        </w:rPr>
+        <w:t>auto</w:t>
+      </w:r>
+      <w:r>
+        <w:rPr>
+          <w:rFonts w:ascii="돋움체" w:hAnsi="돋움체" w:cs="돋움체"/>
+          <w:color w:val="000000"/>
+          <w:kern w:val="0"/>
+          <w:sz w:val="19"/>
+          <w:szCs w:val="19"/>
+        </w:rPr>
+        <w:t>;}</w:t>
+      </w:r>
+    </w:p>
+    <w:p>
+      <w:pPr>
+        <w:wordWrap/>
+        <w:adjustRightInd w:val="0"/>
+        <w:spacing w:after="0" w:line="240" w:lineRule="auto"/>
+        <w:jc w:val="left"/>
+        <w:rPr>
+          <w:rFonts w:ascii="돋움체" w:hAnsi="돋움체" w:cs="돋움체"/>
+          <w:color w:val="000000"/>
+          <w:kern w:val="0"/>
+          <w:sz w:val="19"/>
+          <w:szCs w:val="19"/>
+        </w:rPr>
+      </w:pPr>
+      <w:r>
+        <w:rPr>
+          <w:rFonts w:ascii="돋움체" w:hAnsi="돋움체" w:cs="돋움체"/>
+          <w:color w:val="000000"/>
+          <w:kern w:val="0"/>
+          <w:sz w:val="19"/>
+          <w:szCs w:val="19"/>
+        </w:rPr>
+        <w:t xml:space="preserve">    </w:t>
+      </w:r>
+      <w:r>
+        <w:rPr>
+          <w:rFonts w:ascii="돋움체" w:hAnsi="돋움체" w:cs="돋움체"/>
+          <w:color w:val="800000"/>
+          <w:kern w:val="0"/>
+          <w:sz w:val="19"/>
+          <w:szCs w:val="19"/>
+        </w:rPr>
+        <w:t>#wrap</w:t>
+      </w:r>
+      <w:r>
+        <w:rPr>
+          <w:rFonts w:ascii="돋움체" w:hAnsi="돋움체" w:cs="돋움체"/>
+          <w:color w:val="000000"/>
+          <w:kern w:val="0"/>
+          <w:sz w:val="19"/>
+          <w:szCs w:val="19"/>
+        </w:rPr>
+        <w:t xml:space="preserve"> </w:t>
+      </w:r>
+      <w:r>
+        <w:rPr>
+          <w:rFonts w:ascii="돋움체" w:hAnsi="돋움체" w:cs="돋움체"/>
+          <w:color w:val="800000"/>
+          <w:kern w:val="0"/>
+          <w:sz w:val="19"/>
+          <w:szCs w:val="19"/>
+        </w:rPr>
+        <w:t>h1</w:t>
+      </w:r>
+      <w:r>
+        <w:rPr>
+          <w:rFonts w:ascii="돋움체" w:hAnsi="돋움체" w:cs="돋움체"/>
+          <w:color w:val="000000"/>
+          <w:kern w:val="0"/>
+          <w:sz w:val="19"/>
+          <w:szCs w:val="19"/>
+        </w:rPr>
+        <w:t>{</w:t>
+      </w:r>
+      <w:r>
+        <w:rPr>
+          <w:rFonts w:ascii="돋움체" w:hAnsi="돋움체" w:cs="돋움체"/>
+          <w:color w:val="FF0000"/>
+          <w:kern w:val="0"/>
+          <w:sz w:val="19"/>
+          <w:szCs w:val="19"/>
+        </w:rPr>
+        <w:t>width</w:t>
+      </w:r>
+      <w:r>
+        <w:rPr>
+          <w:rFonts w:ascii="돋움체" w:hAnsi="돋움체" w:cs="돋움체"/>
+          <w:color w:val="000000"/>
+          <w:kern w:val="0"/>
+          <w:sz w:val="19"/>
+          <w:szCs w:val="19"/>
+        </w:rPr>
+        <w:t>:</w:t>
+      </w:r>
+      <w:r>
+        <w:rPr>
+          <w:rFonts w:ascii="돋움체" w:hAnsi="돋움체" w:cs="돋움체"/>
+          <w:color w:val="0000FF"/>
+          <w:kern w:val="0"/>
+          <w:sz w:val="19"/>
+          <w:szCs w:val="19"/>
+        </w:rPr>
+        <w:t>250px</w:t>
+      </w:r>
+      <w:r>
+        <w:rPr>
+          <w:rFonts w:ascii="돋움체" w:hAnsi="돋움체" w:cs="돋움체"/>
+          <w:color w:val="000000"/>
+          <w:kern w:val="0"/>
+          <w:sz w:val="19"/>
+          <w:szCs w:val="19"/>
+        </w:rPr>
+        <w:t xml:space="preserve">; </w:t>
+      </w:r>
+      <w:r>
+        <w:rPr>
+          <w:rFonts w:ascii="돋움체" w:hAnsi="돋움체" w:cs="돋움체"/>
+          <w:color w:val="FF0000"/>
+          <w:kern w:val="0"/>
+          <w:sz w:val="19"/>
+          <w:szCs w:val="19"/>
+        </w:rPr>
+        <w:t>padding</w:t>
+      </w:r>
+      <w:r>
+        <w:rPr>
+          <w:rFonts w:ascii="돋움체" w:hAnsi="돋움체" w:cs="돋움체"/>
+          <w:color w:val="000000"/>
+          <w:kern w:val="0"/>
+          <w:sz w:val="19"/>
+          <w:szCs w:val="19"/>
+        </w:rPr>
+        <w:t>:</w:t>
+      </w:r>
+      <w:r>
+        <w:rPr>
+          <w:rFonts w:ascii="돋움체" w:hAnsi="돋움체" w:cs="돋움체"/>
+          <w:color w:val="0000FF"/>
+          <w:kern w:val="0"/>
+          <w:sz w:val="19"/>
+          <w:szCs w:val="19"/>
+        </w:rPr>
+        <w:t>20px</w:t>
+      </w:r>
+      <w:r>
+        <w:rPr>
+          <w:rFonts w:ascii="돋움체" w:hAnsi="돋움체" w:cs="돋움체"/>
+          <w:color w:val="000000"/>
+          <w:kern w:val="0"/>
+          <w:sz w:val="19"/>
+          <w:szCs w:val="19"/>
+        </w:rPr>
+        <w:t xml:space="preserve"> </w:t>
+      </w:r>
+      <w:r>
+        <w:rPr>
+          <w:rFonts w:ascii="돋움체" w:hAnsi="돋움체" w:cs="돋움체"/>
+          <w:color w:val="0000FF"/>
+          <w:kern w:val="0"/>
+          <w:sz w:val="19"/>
+          <w:szCs w:val="19"/>
+        </w:rPr>
+        <w:t>10px</w:t>
+      </w:r>
+      <w:r>
+        <w:rPr>
+          <w:rFonts w:ascii="돋움체" w:hAnsi="돋움체" w:cs="돋움체"/>
+          <w:color w:val="000000"/>
+          <w:kern w:val="0"/>
+          <w:sz w:val="19"/>
+          <w:szCs w:val="19"/>
+        </w:rPr>
+        <w:t>;</w:t>
+      </w:r>
+    </w:p>
+    <w:p>
+      <w:pPr>
+        <w:wordWrap/>
+        <w:adjustRightInd w:val="0"/>
+        <w:spacing w:after="0" w:line="240" w:lineRule="auto"/>
+        <w:jc w:val="left"/>
+        <w:rPr>
+          <w:rFonts w:ascii="돋움체" w:hAnsi="돋움체" w:cs="돋움체"/>
+          <w:color w:val="000000"/>
+          <w:kern w:val="0"/>
+          <w:sz w:val="19"/>
+          <w:szCs w:val="19"/>
+        </w:rPr>
+      </w:pPr>
+      <w:r>
+        <w:rPr>
+          <w:rFonts w:ascii="돋움체" w:hAnsi="돋움체" w:cs="돋움체"/>
+          <w:color w:val="000000"/>
+          <w:kern w:val="0"/>
+          <w:sz w:val="19"/>
+          <w:szCs w:val="19"/>
+        </w:rPr>
+        <w:t xml:space="preserve">             </w:t>
+      </w:r>
+      <w:r>
+        <w:rPr>
+          <w:rFonts w:ascii="돋움체" w:hAnsi="돋움체" w:cs="돋움체"/>
+          <w:color w:val="FF0000"/>
+          <w:kern w:val="0"/>
+          <w:sz w:val="19"/>
+          <w:szCs w:val="19"/>
+        </w:rPr>
+        <w:t>margin</w:t>
+      </w:r>
+      <w:r>
+        <w:rPr>
+          <w:rFonts w:ascii="돋움체" w:hAnsi="돋움체" w:cs="돋움체"/>
+          <w:color w:val="000000"/>
+          <w:kern w:val="0"/>
+          <w:sz w:val="19"/>
+          <w:szCs w:val="19"/>
+        </w:rPr>
+        <w:t>:</w:t>
+      </w:r>
+      <w:r>
+        <w:rPr>
+          <w:rFonts w:ascii="돋움체" w:hAnsi="돋움체" w:cs="돋움체"/>
+          <w:color w:val="0000FF"/>
+          <w:kern w:val="0"/>
+          <w:sz w:val="19"/>
+          <w:szCs w:val="19"/>
+        </w:rPr>
+        <w:t>30px</w:t>
+      </w:r>
+      <w:r>
+        <w:rPr>
+          <w:rFonts w:ascii="돋움체" w:hAnsi="돋움체" w:cs="돋움체"/>
+          <w:color w:val="000000"/>
+          <w:kern w:val="0"/>
+          <w:sz w:val="19"/>
+          <w:szCs w:val="19"/>
+        </w:rPr>
+        <w:t xml:space="preserve"> </w:t>
+      </w:r>
+      <w:r>
+        <w:rPr>
+          <w:rFonts w:ascii="돋움체" w:hAnsi="돋움체" w:cs="돋움체"/>
+          <w:color w:val="0000FF"/>
+          <w:kern w:val="0"/>
+          <w:sz w:val="19"/>
+          <w:szCs w:val="19"/>
+        </w:rPr>
+        <w:t>15px</w:t>
+      </w:r>
+      <w:r>
+        <w:rPr>
+          <w:rFonts w:ascii="돋움체" w:hAnsi="돋움체" w:cs="돋움체"/>
+          <w:color w:val="000000"/>
+          <w:kern w:val="0"/>
+          <w:sz w:val="19"/>
+          <w:szCs w:val="19"/>
+        </w:rPr>
+        <w:t xml:space="preserve">; </w:t>
+      </w:r>
+      <w:r>
+        <w:rPr>
+          <w:rFonts w:ascii="돋움체" w:hAnsi="돋움체" w:cs="돋움체"/>
+          <w:color w:val="FF0000"/>
+          <w:kern w:val="0"/>
+          <w:sz w:val="19"/>
+          <w:szCs w:val="19"/>
+        </w:rPr>
+        <w:t>border</w:t>
+      </w:r>
+      <w:r>
+        <w:rPr>
+          <w:rFonts w:ascii="돋움체" w:hAnsi="돋움체" w:cs="돋움체"/>
+          <w:color w:val="000000"/>
+          <w:kern w:val="0"/>
+          <w:sz w:val="19"/>
+          <w:szCs w:val="19"/>
+        </w:rPr>
+        <w:t>:</w:t>
+      </w:r>
+      <w:r>
+        <w:rPr>
+          <w:rFonts w:ascii="돋움체" w:hAnsi="돋움체" w:cs="돋움체"/>
+          <w:color w:val="0000FF"/>
+          <w:kern w:val="0"/>
+          <w:sz w:val="19"/>
+          <w:szCs w:val="19"/>
+        </w:rPr>
+        <w:t>1px</w:t>
+      </w:r>
+      <w:r>
+        <w:rPr>
+          <w:rFonts w:ascii="돋움체" w:hAnsi="돋움체" w:cs="돋움체"/>
+          <w:color w:val="000000"/>
+          <w:kern w:val="0"/>
+          <w:sz w:val="19"/>
+          <w:szCs w:val="19"/>
+        </w:rPr>
+        <w:t xml:space="preserve"> </w:t>
+      </w:r>
+      <w:r>
+        <w:rPr>
+          <w:rFonts w:ascii="돋움체" w:hAnsi="돋움체" w:cs="돋움체"/>
+          <w:color w:val="0000FF"/>
+          <w:kern w:val="0"/>
+          <w:sz w:val="19"/>
+          <w:szCs w:val="19"/>
+        </w:rPr>
+        <w:t>solid</w:t>
+      </w:r>
+      <w:r>
+        <w:rPr>
+          <w:rFonts w:ascii="돋움체" w:hAnsi="돋움체" w:cs="돋움체"/>
+          <w:color w:val="000000"/>
+          <w:kern w:val="0"/>
+          <w:sz w:val="19"/>
+          <w:szCs w:val="19"/>
+        </w:rPr>
+        <w:t xml:space="preserve"> </w:t>
+      </w:r>
+      <w:r>
+        <w:rPr>
+          <w:rFonts w:ascii="돋움체" w:hAnsi="돋움체" w:cs="돋움체"/>
+          <w:color w:val="0000FF"/>
+          <w:kern w:val="0"/>
+          <w:sz w:val="19"/>
+          <w:szCs w:val="19"/>
+        </w:rPr>
+        <w:t>red</w:t>
+      </w:r>
+      <w:r>
+        <w:rPr>
+          <w:rFonts w:ascii="돋움체" w:hAnsi="돋움체" w:cs="돋움체"/>
+          <w:color w:val="000000"/>
+          <w:kern w:val="0"/>
+          <w:sz w:val="19"/>
+          <w:szCs w:val="19"/>
+        </w:rPr>
+        <w:t>;</w:t>
+      </w:r>
+    </w:p>
+    <w:p>
+      <w:pPr>
+        <w:wordWrap/>
+        <w:adjustRightInd w:val="0"/>
+        <w:spacing w:after="0" w:line="240" w:lineRule="auto"/>
+        <w:jc w:val="left"/>
+        <w:rPr>
+          <w:rFonts w:ascii="돋움체" w:hAnsi="돋움체" w:cs="돋움체"/>
+          <w:color w:val="000000"/>
+          <w:kern w:val="0"/>
+          <w:sz w:val="19"/>
+          <w:szCs w:val="19"/>
+        </w:rPr>
+      </w:pPr>
+      <w:r>
+        <w:rPr>
+          <w:rFonts w:ascii="돋움체" w:hAnsi="돋움체" w:cs="돋움체"/>
+          <w:color w:val="000000"/>
+          <w:kern w:val="0"/>
+          <w:sz w:val="19"/>
+          <w:szCs w:val="19"/>
+        </w:rPr>
+        <w:t xml:space="preserve">             </w:t>
+      </w:r>
+      <w:r>
+        <w:rPr>
+          <w:rFonts w:ascii="돋움체" w:hAnsi="돋움체" w:cs="돋움체"/>
+          <w:color w:val="FF0000"/>
+          <w:kern w:val="0"/>
+          <w:sz w:val="19"/>
+          <w:szCs w:val="19"/>
+        </w:rPr>
+        <w:t>background-color</w:t>
+      </w:r>
+      <w:r>
+        <w:rPr>
+          <w:rFonts w:ascii="돋움체" w:hAnsi="돋움체" w:cs="돋움체"/>
+          <w:color w:val="000000"/>
+          <w:kern w:val="0"/>
+          <w:sz w:val="19"/>
+          <w:szCs w:val="19"/>
+        </w:rPr>
+        <w:t xml:space="preserve">: </w:t>
+      </w:r>
+      <w:proofErr w:type="spellStart"/>
+      <w:r>
+        <w:rPr>
+          <w:rFonts w:ascii="돋움체" w:hAnsi="돋움체" w:cs="돋움체"/>
+          <w:color w:val="0000FF"/>
+          <w:kern w:val="0"/>
+          <w:sz w:val="19"/>
+          <w:szCs w:val="19"/>
+        </w:rPr>
+        <w:t>lightpink</w:t>
+      </w:r>
+      <w:proofErr w:type="spellEnd"/>
+      <w:r>
+        <w:rPr>
+          <w:rFonts w:ascii="돋움체" w:hAnsi="돋움체" w:cs="돋움체"/>
+          <w:color w:val="000000"/>
+          <w:kern w:val="0"/>
+          <w:sz w:val="19"/>
+          <w:szCs w:val="19"/>
+        </w:rPr>
+        <w:t>;</w:t>
+      </w:r>
+    </w:p>
+    <w:p>
+      <w:pPr>
+        <w:wordWrap/>
+        <w:adjustRightInd w:val="0"/>
+        <w:spacing w:after="0" w:line="240" w:lineRule="auto"/>
+        <w:jc w:val="left"/>
+        <w:rPr>
+          <w:rFonts w:ascii="돋움체" w:hAnsi="돋움체" w:cs="돋움체"/>
+          <w:color w:val="000000"/>
+          <w:kern w:val="0"/>
+          <w:sz w:val="19"/>
+          <w:szCs w:val="19"/>
+        </w:rPr>
+      </w:pPr>
+      <w:r>
+        <w:rPr>
+          <w:rFonts w:ascii="돋움체" w:hAnsi="돋움체" w:cs="돋움체"/>
+          <w:color w:val="000000"/>
+          <w:kern w:val="0"/>
+          <w:sz w:val="19"/>
+          <w:szCs w:val="19"/>
+        </w:rPr>
+        <w:t xml:space="preserve">             </w:t>
+      </w:r>
+      <w:r>
+        <w:rPr>
+          <w:rFonts w:ascii="돋움체" w:hAnsi="돋움체" w:cs="돋움체"/>
+          <w:color w:val="FF0000"/>
+          <w:kern w:val="0"/>
+          <w:sz w:val="19"/>
+          <w:szCs w:val="19"/>
+        </w:rPr>
+        <w:t>border-radius</w:t>
+      </w:r>
+      <w:r>
+        <w:rPr>
+          <w:rFonts w:ascii="돋움체" w:hAnsi="돋움체" w:cs="돋움체"/>
+          <w:color w:val="000000"/>
+          <w:kern w:val="0"/>
+          <w:sz w:val="19"/>
+          <w:szCs w:val="19"/>
+        </w:rPr>
+        <w:t xml:space="preserve">: </w:t>
+      </w:r>
+      <w:r>
+        <w:rPr>
+          <w:rFonts w:ascii="돋움체" w:hAnsi="돋움체" w:cs="돋움체"/>
+          <w:color w:val="0000FF"/>
+          <w:kern w:val="0"/>
+          <w:sz w:val="19"/>
+          <w:szCs w:val="19"/>
+        </w:rPr>
+        <w:t>10px</w:t>
+      </w:r>
+      <w:r>
+        <w:rPr>
+          <w:rFonts w:ascii="돋움체" w:hAnsi="돋움체" w:cs="돋움체"/>
+          <w:color w:val="000000"/>
+          <w:kern w:val="0"/>
+          <w:sz w:val="19"/>
+          <w:szCs w:val="19"/>
+        </w:rPr>
+        <w:t xml:space="preserve"> </w:t>
+      </w:r>
+      <w:r>
+        <w:rPr>
+          <w:rFonts w:ascii="돋움체" w:hAnsi="돋움체" w:cs="돋움체"/>
+          <w:color w:val="0000FF"/>
+          <w:kern w:val="0"/>
+          <w:sz w:val="19"/>
+          <w:szCs w:val="19"/>
+        </w:rPr>
+        <w:t>40px</w:t>
+      </w:r>
+      <w:r>
+        <w:rPr>
+          <w:rFonts w:ascii="돋움체" w:hAnsi="돋움체" w:cs="돋움체"/>
+          <w:color w:val="000000"/>
+          <w:kern w:val="0"/>
+          <w:sz w:val="19"/>
+          <w:szCs w:val="19"/>
+        </w:rPr>
+        <w:t>;</w:t>
+      </w:r>
+    </w:p>
+    <w:p>
+      <w:pPr>
+        <w:wordWrap/>
+        <w:adjustRightInd w:val="0"/>
+        <w:spacing w:after="0" w:line="240" w:lineRule="auto"/>
+        <w:jc w:val="left"/>
+        <w:rPr>
+          <w:rFonts w:ascii="돋움체" w:hAnsi="돋움체" w:cs="돋움체"/>
+          <w:color w:val="000000"/>
+          <w:kern w:val="0"/>
+          <w:sz w:val="19"/>
+          <w:szCs w:val="19"/>
+        </w:rPr>
+      </w:pPr>
+      <w:r>
+        <w:rPr>
+          <w:rFonts w:ascii="돋움체" w:hAnsi="돋움체" w:cs="돋움체"/>
+          <w:color w:val="000000"/>
+          <w:kern w:val="0"/>
+          <w:sz w:val="19"/>
+          <w:szCs w:val="19"/>
+        </w:rPr>
+        <w:t xml:space="preserve">             </w:t>
+      </w:r>
+      <w:proofErr w:type="spellStart"/>
+      <w:r>
+        <w:rPr>
+          <w:rFonts w:ascii="돋움체" w:hAnsi="돋움체" w:cs="돋움체"/>
+          <w:color w:val="FF0000"/>
+          <w:kern w:val="0"/>
+          <w:sz w:val="19"/>
+          <w:szCs w:val="19"/>
+        </w:rPr>
+        <w:t>text-</w:t>
+      </w:r>
+      <w:proofErr w:type="gramStart"/>
+      <w:r>
+        <w:rPr>
+          <w:rFonts w:ascii="돋움체" w:hAnsi="돋움체" w:cs="돋움체"/>
+          <w:color w:val="FF0000"/>
+          <w:kern w:val="0"/>
+          <w:sz w:val="19"/>
+          <w:szCs w:val="19"/>
+        </w:rPr>
+        <w:t>align</w:t>
+      </w:r>
+      <w:r>
+        <w:rPr>
+          <w:rFonts w:ascii="돋움체" w:hAnsi="돋움체" w:cs="돋움체"/>
+          <w:color w:val="000000"/>
+          <w:kern w:val="0"/>
+          <w:sz w:val="19"/>
+          <w:szCs w:val="19"/>
+        </w:rPr>
+        <w:t>:</w:t>
+      </w:r>
+      <w:r>
+        <w:rPr>
+          <w:rFonts w:ascii="돋움체" w:hAnsi="돋움체" w:cs="돋움체"/>
+          <w:color w:val="0000FF"/>
+          <w:kern w:val="0"/>
+          <w:sz w:val="19"/>
+          <w:szCs w:val="19"/>
+        </w:rPr>
+        <w:t>center</w:t>
+      </w:r>
+      <w:proofErr w:type="spellEnd"/>
+      <w:proofErr w:type="gramEnd"/>
+      <w:r>
+        <w:rPr>
+          <w:rFonts w:ascii="돋움체" w:hAnsi="돋움체" w:cs="돋움체"/>
+          <w:color w:val="000000"/>
+          <w:kern w:val="0"/>
+          <w:sz w:val="19"/>
+          <w:szCs w:val="19"/>
+        </w:rPr>
+        <w:t>;</w:t>
+      </w:r>
+    </w:p>
+    <w:p>
+      <w:pPr>
+        <w:wordWrap/>
+        <w:adjustRightInd w:val="0"/>
+        <w:spacing w:after="0" w:line="240" w:lineRule="auto"/>
+        <w:jc w:val="left"/>
+        <w:rPr>
+          <w:rFonts w:ascii="돋움체" w:hAnsi="돋움체" w:cs="돋움체"/>
+          <w:color w:val="000000"/>
+          <w:kern w:val="0"/>
+          <w:sz w:val="19"/>
+          <w:szCs w:val="19"/>
+        </w:rPr>
+      </w:pPr>
+      <w:r>
+        <w:rPr>
+          <w:rFonts w:ascii="돋움체" w:hAnsi="돋움체" w:cs="돋움체"/>
+          <w:color w:val="000000"/>
+          <w:kern w:val="0"/>
+          <w:sz w:val="19"/>
+          <w:szCs w:val="19"/>
+        </w:rPr>
+        <w:t xml:space="preserve">             </w:t>
+      </w:r>
+      <w:r>
+        <w:rPr>
+          <w:rFonts w:ascii="돋움체" w:hAnsi="돋움체" w:cs="돋움체"/>
+          <w:color w:val="FF0000"/>
+          <w:kern w:val="0"/>
+          <w:sz w:val="19"/>
+          <w:szCs w:val="19"/>
+        </w:rPr>
+        <w:t>font-size</w:t>
+      </w:r>
+      <w:r>
+        <w:rPr>
+          <w:rFonts w:ascii="돋움체" w:hAnsi="돋움체" w:cs="돋움체"/>
+          <w:color w:val="000000"/>
+          <w:kern w:val="0"/>
+          <w:sz w:val="19"/>
+          <w:szCs w:val="19"/>
+        </w:rPr>
+        <w:t>:</w:t>
+      </w:r>
+      <w:r>
+        <w:rPr>
+          <w:rFonts w:ascii="돋움체" w:hAnsi="돋움체" w:cs="돋움체"/>
+          <w:color w:val="0000FF"/>
+          <w:kern w:val="0"/>
+          <w:sz w:val="19"/>
+          <w:szCs w:val="19"/>
+        </w:rPr>
+        <w:t>0.9em</w:t>
+      </w:r>
+      <w:r>
+        <w:rPr>
+          <w:rFonts w:ascii="돋움체" w:hAnsi="돋움체" w:cs="돋움체"/>
+          <w:color w:val="000000"/>
+          <w:kern w:val="0"/>
+          <w:sz w:val="19"/>
+          <w:szCs w:val="19"/>
+        </w:rPr>
+        <w:t>;</w:t>
+      </w:r>
+    </w:p>
+    <w:p>
+      <w:pPr>
+        <w:wordWrap/>
+        <w:adjustRightInd w:val="0"/>
+        <w:spacing w:after="0" w:line="240" w:lineRule="auto"/>
+        <w:jc w:val="left"/>
+        <w:rPr>
+          <w:rFonts w:ascii="돋움체" w:hAnsi="돋움체" w:cs="돋움체"/>
+          <w:color w:val="000000"/>
+          <w:kern w:val="0"/>
+          <w:sz w:val="19"/>
+          <w:szCs w:val="19"/>
+        </w:rPr>
+      </w:pPr>
+      <w:r>
+        <w:rPr>
+          <w:rFonts w:ascii="돋움체" w:hAnsi="돋움체" w:cs="돋움체"/>
+          <w:color w:val="000000"/>
+          <w:kern w:val="0"/>
+          <w:sz w:val="19"/>
+          <w:szCs w:val="19"/>
+        </w:rPr>
+        <w:t xml:space="preserve">    }</w:t>
+      </w:r>
+    </w:p>
+    <w:p>
+      <w:pPr>
+        <w:wordWrap/>
+        <w:adjustRightInd w:val="0"/>
+        <w:spacing w:after="0" w:line="240" w:lineRule="auto"/>
+        <w:jc w:val="left"/>
+        <w:rPr>
+          <w:rFonts w:ascii="돋움체" w:hAnsi="돋움체" w:cs="돋움체"/>
+          <w:color w:val="000000"/>
+          <w:kern w:val="0"/>
+          <w:sz w:val="19"/>
+          <w:szCs w:val="19"/>
+        </w:rPr>
+      </w:pPr>
+      <w:r>
+        <w:rPr>
+          <w:rFonts w:ascii="돋움체" w:hAnsi="돋움체" w:cs="돋움체"/>
+          <w:color w:val="000000"/>
+          <w:kern w:val="0"/>
+          <w:sz w:val="19"/>
+          <w:szCs w:val="19"/>
+        </w:rPr>
+        <w:t xml:space="preserve">    </w:t>
+      </w:r>
+      <w:r>
+        <w:rPr>
+          <w:rFonts w:ascii="돋움체" w:hAnsi="돋움체" w:cs="돋움체"/>
+          <w:color w:val="800000"/>
+          <w:kern w:val="0"/>
+          <w:sz w:val="19"/>
+          <w:szCs w:val="19"/>
+        </w:rPr>
+        <w:t>#wrap</w:t>
+      </w:r>
+      <w:r>
+        <w:rPr>
+          <w:rFonts w:ascii="돋움체" w:hAnsi="돋움체" w:cs="돋움체"/>
+          <w:color w:val="000000"/>
+          <w:kern w:val="0"/>
+          <w:sz w:val="19"/>
+          <w:szCs w:val="19"/>
+        </w:rPr>
+        <w:t xml:space="preserve"> </w:t>
+      </w:r>
+      <w:r>
+        <w:rPr>
+          <w:rFonts w:ascii="돋움체" w:hAnsi="돋움체" w:cs="돋움체"/>
+          <w:color w:val="800000"/>
+          <w:kern w:val="0"/>
+          <w:sz w:val="19"/>
+          <w:szCs w:val="19"/>
+        </w:rPr>
+        <w:t>input</w:t>
+      </w:r>
+      <w:r>
+        <w:rPr>
+          <w:rFonts w:ascii="돋움체" w:hAnsi="돋움체" w:cs="돋움체"/>
+          <w:color w:val="000000"/>
+          <w:kern w:val="0"/>
+          <w:sz w:val="19"/>
+          <w:szCs w:val="19"/>
+        </w:rPr>
+        <w:t xml:space="preserve">, </w:t>
+      </w:r>
+      <w:r>
+        <w:rPr>
+          <w:rFonts w:ascii="돋움체" w:hAnsi="돋움체" w:cs="돋움체"/>
+          <w:color w:val="800000"/>
+          <w:kern w:val="0"/>
+          <w:sz w:val="19"/>
+          <w:szCs w:val="19"/>
+        </w:rPr>
+        <w:t>#wrap</w:t>
+      </w:r>
+      <w:r>
+        <w:rPr>
+          <w:rFonts w:ascii="돋움체" w:hAnsi="돋움체" w:cs="돋움체"/>
+          <w:color w:val="000000"/>
+          <w:kern w:val="0"/>
+          <w:sz w:val="19"/>
+          <w:szCs w:val="19"/>
+        </w:rPr>
+        <w:t xml:space="preserve"> </w:t>
+      </w:r>
+      <w:r>
+        <w:rPr>
+          <w:rFonts w:ascii="돋움체" w:hAnsi="돋움체" w:cs="돋움체"/>
+          <w:color w:val="800000"/>
+          <w:kern w:val="0"/>
+          <w:sz w:val="19"/>
+          <w:szCs w:val="19"/>
+        </w:rPr>
+        <w:t>span</w:t>
+      </w:r>
+      <w:r>
+        <w:rPr>
+          <w:rFonts w:ascii="돋움체" w:hAnsi="돋움체" w:cs="돋움체"/>
+          <w:color w:val="000000"/>
+          <w:kern w:val="0"/>
+          <w:sz w:val="19"/>
+          <w:szCs w:val="19"/>
+        </w:rPr>
+        <w:t xml:space="preserve"> {</w:t>
+      </w:r>
+      <w:r>
+        <w:rPr>
+          <w:rFonts w:ascii="돋움체" w:hAnsi="돋움체" w:cs="돋움체"/>
+          <w:color w:val="FF0000"/>
+          <w:kern w:val="0"/>
+          <w:sz w:val="19"/>
+          <w:szCs w:val="19"/>
+        </w:rPr>
+        <w:t>width</w:t>
+      </w:r>
+      <w:r>
+        <w:rPr>
+          <w:rFonts w:ascii="돋움체" w:hAnsi="돋움체" w:cs="돋움체"/>
+          <w:color w:val="000000"/>
+          <w:kern w:val="0"/>
+          <w:sz w:val="19"/>
+          <w:szCs w:val="19"/>
+        </w:rPr>
+        <w:t>:</w:t>
+      </w:r>
+      <w:r>
+        <w:rPr>
+          <w:rFonts w:ascii="돋움체" w:hAnsi="돋움체" w:cs="돋움체"/>
+          <w:color w:val="0000FF"/>
+          <w:kern w:val="0"/>
+          <w:sz w:val="19"/>
+          <w:szCs w:val="19"/>
+        </w:rPr>
+        <w:t>150px</w:t>
+      </w:r>
+      <w:r>
+        <w:rPr>
+          <w:rFonts w:ascii="돋움체" w:hAnsi="돋움체" w:cs="돋움체"/>
+          <w:color w:val="000000"/>
+          <w:kern w:val="0"/>
+          <w:sz w:val="19"/>
+          <w:szCs w:val="19"/>
+        </w:rPr>
+        <w:t xml:space="preserve">; </w:t>
+      </w:r>
+      <w:r>
+        <w:rPr>
+          <w:rFonts w:ascii="돋움체" w:hAnsi="돋움체" w:cs="돋움체"/>
+          <w:color w:val="FF0000"/>
+          <w:kern w:val="0"/>
+          <w:sz w:val="19"/>
+          <w:szCs w:val="19"/>
+        </w:rPr>
+        <w:t>height</w:t>
+      </w:r>
+      <w:r>
+        <w:rPr>
+          <w:rFonts w:ascii="돋움체" w:hAnsi="돋움체" w:cs="돋움체"/>
+          <w:color w:val="000000"/>
+          <w:kern w:val="0"/>
+          <w:sz w:val="19"/>
+          <w:szCs w:val="19"/>
+        </w:rPr>
+        <w:t>:</w:t>
+      </w:r>
+      <w:r>
+        <w:rPr>
+          <w:rFonts w:ascii="돋움체" w:hAnsi="돋움체" w:cs="돋움체"/>
+          <w:color w:val="0000FF"/>
+          <w:kern w:val="0"/>
+          <w:sz w:val="19"/>
+          <w:szCs w:val="19"/>
+        </w:rPr>
+        <w:t>20</w:t>
+      </w:r>
+      <w:proofErr w:type="gramStart"/>
+      <w:r>
+        <w:rPr>
+          <w:rFonts w:ascii="돋움체" w:hAnsi="돋움체" w:cs="돋움체"/>
+          <w:color w:val="0000FF"/>
+          <w:kern w:val="0"/>
+          <w:sz w:val="19"/>
+          <w:szCs w:val="19"/>
+        </w:rPr>
+        <w:t>px</w:t>
+      </w:r>
+      <w:r>
+        <w:rPr>
+          <w:rFonts w:ascii="돋움체" w:hAnsi="돋움체" w:cs="돋움체"/>
+          <w:color w:val="000000"/>
+          <w:kern w:val="0"/>
+          <w:sz w:val="19"/>
+          <w:szCs w:val="19"/>
+        </w:rPr>
+        <w:t>;</w:t>
+      </w:r>
+      <w:r>
+        <w:rPr>
+          <w:rFonts w:ascii="돋움체" w:hAnsi="돋움체" w:cs="돋움체"/>
+          <w:color w:val="FF0000"/>
+          <w:kern w:val="0"/>
+          <w:sz w:val="19"/>
+          <w:szCs w:val="19"/>
+        </w:rPr>
+        <w:t>display</w:t>
+      </w:r>
+      <w:proofErr w:type="gramEnd"/>
+      <w:r>
+        <w:rPr>
+          <w:rFonts w:ascii="돋움체" w:hAnsi="돋움체" w:cs="돋움체"/>
+          <w:color w:val="000000"/>
+          <w:kern w:val="0"/>
+          <w:sz w:val="19"/>
+          <w:szCs w:val="19"/>
+        </w:rPr>
+        <w:t>:</w:t>
+      </w:r>
+      <w:r>
+        <w:rPr>
+          <w:rFonts w:ascii="돋움체" w:hAnsi="돋움체" w:cs="돋움체"/>
+          <w:color w:val="0000FF"/>
+          <w:kern w:val="0"/>
+          <w:sz w:val="19"/>
+          <w:szCs w:val="19"/>
+        </w:rPr>
+        <w:t>inline-block</w:t>
+      </w:r>
+      <w:r>
+        <w:rPr>
+          <w:rFonts w:ascii="돋움체" w:hAnsi="돋움체" w:cs="돋움체"/>
+          <w:color w:val="000000"/>
+          <w:kern w:val="0"/>
+          <w:sz w:val="19"/>
+          <w:szCs w:val="19"/>
+        </w:rPr>
+        <w:t xml:space="preserve">; </w:t>
+      </w:r>
+    </w:p>
+    <w:p>
+      <w:pPr>
+        <w:wordWrap/>
+        <w:adjustRightInd w:val="0"/>
+        <w:spacing w:after="0" w:line="240" w:lineRule="auto"/>
+        <w:jc w:val="left"/>
+        <w:rPr>
+          <w:rFonts w:ascii="돋움체" w:hAnsi="돋움체" w:cs="돋움체"/>
+          <w:color w:val="000000"/>
+          <w:kern w:val="0"/>
+          <w:sz w:val="19"/>
+          <w:szCs w:val="19"/>
+        </w:rPr>
+      </w:pPr>
+      <w:r>
+        <w:rPr>
+          <w:rFonts w:ascii="돋움체" w:hAnsi="돋움체" w:cs="돋움체"/>
+          <w:color w:val="000000"/>
+          <w:kern w:val="0"/>
+          <w:sz w:val="19"/>
+          <w:szCs w:val="19"/>
+        </w:rPr>
+        <w:t xml:space="preserve">            </w:t>
+      </w:r>
+      <w:r>
+        <w:rPr>
+          <w:rFonts w:ascii="돋움체" w:hAnsi="돋움체" w:cs="돋움체"/>
+          <w:color w:val="FF0000"/>
+          <w:kern w:val="0"/>
+          <w:sz w:val="19"/>
+          <w:szCs w:val="19"/>
+        </w:rPr>
+        <w:t>border</w:t>
+      </w:r>
+      <w:r>
+        <w:rPr>
+          <w:rFonts w:ascii="돋움체" w:hAnsi="돋움체" w:cs="돋움체"/>
+          <w:color w:val="000000"/>
+          <w:kern w:val="0"/>
+          <w:sz w:val="19"/>
+          <w:szCs w:val="19"/>
+        </w:rPr>
+        <w:t>:</w:t>
+      </w:r>
+      <w:r>
+        <w:rPr>
+          <w:rFonts w:ascii="돋움체" w:hAnsi="돋움체" w:cs="돋움체"/>
+          <w:color w:val="0000FF"/>
+          <w:kern w:val="0"/>
+          <w:sz w:val="19"/>
+          <w:szCs w:val="19"/>
+        </w:rPr>
+        <w:t>1px</w:t>
+      </w:r>
+      <w:r>
+        <w:rPr>
+          <w:rFonts w:ascii="돋움체" w:hAnsi="돋움체" w:cs="돋움체"/>
+          <w:color w:val="000000"/>
+          <w:kern w:val="0"/>
+          <w:sz w:val="19"/>
+          <w:szCs w:val="19"/>
+        </w:rPr>
+        <w:t xml:space="preserve"> </w:t>
+      </w:r>
+      <w:r>
+        <w:rPr>
+          <w:rFonts w:ascii="돋움체" w:hAnsi="돋움체" w:cs="돋움체"/>
+          <w:color w:val="0000FF"/>
+          <w:kern w:val="0"/>
+          <w:sz w:val="19"/>
+          <w:szCs w:val="19"/>
+        </w:rPr>
+        <w:t>solid</w:t>
+      </w:r>
+      <w:r>
+        <w:rPr>
+          <w:rFonts w:ascii="돋움체" w:hAnsi="돋움체" w:cs="돋움체"/>
+          <w:color w:val="000000"/>
+          <w:kern w:val="0"/>
+          <w:sz w:val="19"/>
+          <w:szCs w:val="19"/>
+        </w:rPr>
+        <w:t xml:space="preserve"> </w:t>
+      </w:r>
+      <w:r>
+        <w:rPr>
+          <w:rFonts w:ascii="돋움체" w:hAnsi="돋움체" w:cs="돋움체"/>
+          <w:color w:val="0000FF"/>
+          <w:kern w:val="0"/>
+          <w:sz w:val="19"/>
+          <w:szCs w:val="19"/>
+        </w:rPr>
+        <w:t>pink</w:t>
+      </w:r>
+      <w:r>
+        <w:rPr>
+          <w:rFonts w:ascii="돋움체" w:hAnsi="돋움체" w:cs="돋움체"/>
+          <w:color w:val="000000"/>
+          <w:kern w:val="0"/>
+          <w:sz w:val="19"/>
+          <w:szCs w:val="19"/>
+        </w:rPr>
+        <w:t>;</w:t>
+      </w:r>
+    </w:p>
+    <w:p>
+      <w:pPr>
+        <w:wordWrap/>
+        <w:adjustRightInd w:val="0"/>
+        <w:spacing w:after="0" w:line="240" w:lineRule="auto"/>
+        <w:jc w:val="left"/>
+        <w:rPr>
+          <w:rFonts w:ascii="돋움체" w:hAnsi="돋움체" w:cs="돋움체"/>
+          <w:color w:val="000000"/>
+          <w:kern w:val="0"/>
+          <w:sz w:val="19"/>
+          <w:szCs w:val="19"/>
+        </w:rPr>
+      </w:pPr>
+      <w:r>
+        <w:rPr>
+          <w:rFonts w:ascii="돋움체" w:hAnsi="돋움체" w:cs="돋움체"/>
+          <w:color w:val="000000"/>
+          <w:kern w:val="0"/>
+          <w:sz w:val="19"/>
+          <w:szCs w:val="19"/>
+        </w:rPr>
+        <w:lastRenderedPageBreak/>
+        <w:t xml:space="preserve">    }</w:t>
+      </w:r>
+    </w:p>
+    <w:p>
+      <w:pPr>
+        <w:wordWrap/>
+        <w:adjustRightInd w:val="0"/>
+        <w:spacing w:after="0" w:line="240" w:lineRule="auto"/>
+        <w:jc w:val="left"/>
+        <w:rPr>
+          <w:rFonts w:ascii="돋움체" w:hAnsi="돋움체" w:cs="돋움체"/>
+          <w:color w:val="000000"/>
+          <w:kern w:val="0"/>
+          <w:sz w:val="19"/>
+          <w:szCs w:val="19"/>
+        </w:rPr>
+      </w:pPr>
+      <w:r>
+        <w:rPr>
+          <w:rFonts w:ascii="돋움체" w:hAnsi="돋움체" w:cs="돋움체"/>
+          <w:color w:val="000000"/>
+          <w:kern w:val="0"/>
+          <w:sz w:val="19"/>
+          <w:szCs w:val="19"/>
+        </w:rPr>
+        <w:t xml:space="preserve">    </w:t>
+      </w:r>
+      <w:r>
+        <w:rPr>
+          <w:rFonts w:ascii="돋움체" w:hAnsi="돋움체" w:cs="돋움체"/>
+          <w:color w:val="800000"/>
+          <w:kern w:val="0"/>
+          <w:sz w:val="19"/>
+          <w:szCs w:val="19"/>
+        </w:rPr>
+        <w:t>#wrap</w:t>
+      </w:r>
+      <w:r>
+        <w:rPr>
+          <w:rFonts w:ascii="돋움체" w:hAnsi="돋움체" w:cs="돋움체"/>
+          <w:color w:val="000000"/>
+          <w:kern w:val="0"/>
+          <w:sz w:val="19"/>
+          <w:szCs w:val="19"/>
+        </w:rPr>
+        <w:t xml:space="preserve"> </w:t>
+      </w:r>
+      <w:r>
+        <w:rPr>
+          <w:rFonts w:ascii="돋움체" w:hAnsi="돋움체" w:cs="돋움체"/>
+          <w:color w:val="800000"/>
+          <w:kern w:val="0"/>
+          <w:sz w:val="19"/>
+          <w:szCs w:val="19"/>
+        </w:rPr>
+        <w:t>p</w:t>
+      </w:r>
+      <w:r>
+        <w:rPr>
+          <w:rFonts w:ascii="돋움체" w:hAnsi="돋움체" w:cs="돋움체"/>
+          <w:color w:val="000000"/>
+          <w:kern w:val="0"/>
+          <w:sz w:val="19"/>
+          <w:szCs w:val="19"/>
+        </w:rPr>
+        <w:t xml:space="preserve"> {</w:t>
+      </w:r>
+      <w:proofErr w:type="spellStart"/>
+      <w:r>
+        <w:rPr>
+          <w:rFonts w:ascii="돋움체" w:hAnsi="돋움체" w:cs="돋움체"/>
+          <w:color w:val="FF0000"/>
+          <w:kern w:val="0"/>
+          <w:sz w:val="19"/>
+          <w:szCs w:val="19"/>
+        </w:rPr>
+        <w:t>text-</w:t>
+      </w:r>
+      <w:proofErr w:type="gramStart"/>
+      <w:r>
+        <w:rPr>
+          <w:rFonts w:ascii="돋움체" w:hAnsi="돋움체" w:cs="돋움체"/>
+          <w:color w:val="FF0000"/>
+          <w:kern w:val="0"/>
+          <w:sz w:val="19"/>
+          <w:szCs w:val="19"/>
+        </w:rPr>
+        <w:t>align</w:t>
+      </w:r>
+      <w:r>
+        <w:rPr>
+          <w:rFonts w:ascii="돋움체" w:hAnsi="돋움체" w:cs="돋움체"/>
+          <w:color w:val="000000"/>
+          <w:kern w:val="0"/>
+          <w:sz w:val="19"/>
+          <w:szCs w:val="19"/>
+        </w:rPr>
+        <w:t>:</w:t>
+      </w:r>
+      <w:r>
+        <w:rPr>
+          <w:rFonts w:ascii="돋움체" w:hAnsi="돋움체" w:cs="돋움체"/>
+          <w:color w:val="0000FF"/>
+          <w:kern w:val="0"/>
+          <w:sz w:val="19"/>
+          <w:szCs w:val="19"/>
+        </w:rPr>
+        <w:t>center</w:t>
+      </w:r>
+      <w:proofErr w:type="spellEnd"/>
+      <w:proofErr w:type="gramEnd"/>
+      <w:r>
+        <w:rPr>
+          <w:rFonts w:ascii="돋움체" w:hAnsi="돋움체" w:cs="돋움체"/>
+          <w:color w:val="000000"/>
+          <w:kern w:val="0"/>
+          <w:sz w:val="19"/>
+          <w:szCs w:val="19"/>
+        </w:rPr>
+        <w:t>;}</w:t>
+      </w:r>
+    </w:p>
+    <w:p>
+      <w:pPr>
+        <w:wordWrap/>
+        <w:adjustRightInd w:val="0"/>
+        <w:spacing w:after="0" w:line="240" w:lineRule="auto"/>
+        <w:jc w:val="left"/>
+        <w:rPr>
+          <w:rFonts w:ascii="돋움체" w:hAnsi="돋움체" w:cs="돋움체"/>
+          <w:color w:val="000000"/>
+          <w:kern w:val="0"/>
+          <w:sz w:val="19"/>
+          <w:szCs w:val="19"/>
+        </w:rPr>
+      </w:pPr>
+      <w:r>
+        <w:rPr>
+          <w:rFonts w:ascii="돋움체" w:hAnsi="돋움체" w:cs="돋움체"/>
+          <w:color w:val="000000"/>
+          <w:kern w:val="0"/>
+          <w:sz w:val="19"/>
+          <w:szCs w:val="19"/>
+        </w:rPr>
+        <w:t xml:space="preserve">  </w:t>
+      </w:r>
+      <w:r>
+        <w:rPr>
+          <w:rFonts w:ascii="돋움체" w:hAnsi="돋움체" w:cs="돋움체"/>
+          <w:color w:val="0000FF"/>
+          <w:kern w:val="0"/>
+          <w:sz w:val="19"/>
+          <w:szCs w:val="19"/>
+        </w:rPr>
+        <w:t>&lt;/</w:t>
+      </w:r>
+      <w:r>
+        <w:rPr>
+          <w:rFonts w:ascii="돋움체" w:hAnsi="돋움체" w:cs="돋움체"/>
+          <w:color w:val="800000"/>
+          <w:kern w:val="0"/>
+          <w:sz w:val="19"/>
+          <w:szCs w:val="19"/>
+        </w:rPr>
+        <w:t>style</w:t>
+      </w:r>
+      <w:r>
+        <w:rPr>
+          <w:rFonts w:ascii="돋움체" w:hAnsi="돋움체" w:cs="돋움체"/>
+          <w:color w:val="0000FF"/>
+          <w:kern w:val="0"/>
+          <w:sz w:val="19"/>
+          <w:szCs w:val="19"/>
+        </w:rPr>
+        <w:t>&gt;</w:t>
+      </w:r>
+    </w:p>
+    <w:p>
+      <w:pPr>
+        <w:wordWrap/>
+        <w:adjustRightInd w:val="0"/>
+        <w:spacing w:after="0" w:line="240" w:lineRule="auto"/>
+        <w:jc w:val="left"/>
+        <w:rPr>
+          <w:rFonts w:ascii="돋움체" w:hAnsi="돋움체" w:cs="돋움체"/>
+          <w:color w:val="000000"/>
+          <w:kern w:val="0"/>
+          <w:sz w:val="19"/>
+          <w:szCs w:val="19"/>
+        </w:rPr>
+      </w:pPr>
+      <w:r>
+        <w:rPr>
+          <w:rFonts w:ascii="돋움체" w:hAnsi="돋움체" w:cs="돋움체"/>
+          <w:color w:val="000000"/>
+          <w:kern w:val="0"/>
+          <w:sz w:val="19"/>
+          <w:szCs w:val="19"/>
+        </w:rPr>
+        <w:t xml:space="preserve">  </w:t>
+      </w:r>
+      <w:r>
+        <w:rPr>
+          <w:rFonts w:ascii="돋움체" w:hAnsi="돋움체" w:cs="돋움체"/>
+          <w:color w:val="0000FF"/>
+          <w:kern w:val="0"/>
+          <w:sz w:val="19"/>
+          <w:szCs w:val="19"/>
+        </w:rPr>
+        <w:t>&lt;</w:t>
+      </w:r>
+      <w:r>
+        <w:rPr>
+          <w:rFonts w:ascii="돋움체" w:hAnsi="돋움체" w:cs="돋움체"/>
+          <w:color w:val="800000"/>
+          <w:kern w:val="0"/>
+          <w:sz w:val="19"/>
+          <w:szCs w:val="19"/>
+        </w:rPr>
+        <w:t>script</w:t>
+      </w:r>
+      <w:r>
+        <w:rPr>
+          <w:rFonts w:ascii="돋움체" w:hAnsi="돋움체" w:cs="돋움체"/>
+          <w:color w:val="0000FF"/>
+          <w:kern w:val="0"/>
+          <w:sz w:val="19"/>
+          <w:szCs w:val="19"/>
+        </w:rPr>
+        <w:t>&gt;</w:t>
+      </w:r>
+    </w:p>
+    <w:p>
+      <w:pPr>
+        <w:wordWrap/>
+        <w:adjustRightInd w:val="0"/>
+        <w:spacing w:after="0" w:line="240" w:lineRule="auto"/>
+        <w:jc w:val="left"/>
+        <w:rPr>
+          <w:rFonts w:ascii="돋움체" w:hAnsi="돋움체" w:cs="돋움체"/>
+          <w:color w:val="000000"/>
+          <w:kern w:val="0"/>
+          <w:sz w:val="19"/>
+          <w:szCs w:val="19"/>
+        </w:rPr>
+      </w:pPr>
+      <w:r>
+        <w:rPr>
+          <w:rFonts w:ascii="돋움체" w:hAnsi="돋움체" w:cs="돋움체"/>
+          <w:color w:val="000000"/>
+          <w:kern w:val="0"/>
+          <w:sz w:val="19"/>
+          <w:szCs w:val="19"/>
+        </w:rPr>
+        <w:t xml:space="preserve">    </w:t>
+      </w:r>
+      <w:bookmarkStart w:id="0" w:name="_GoBack"/>
+      <w:bookmarkEnd w:id="0"/>
+    </w:p>
+    <w:p>
+      <w:pPr>
+        <w:wordWrap/>
+        <w:adjustRightInd w:val="0"/>
+        <w:spacing w:after="0" w:line="240" w:lineRule="auto"/>
+        <w:jc w:val="left"/>
+        <w:rPr>
+          <w:rFonts w:ascii="돋움체" w:hAnsi="돋움체" w:cs="돋움체"/>
+          <w:color w:val="000000"/>
+          <w:kern w:val="0"/>
+          <w:sz w:val="19"/>
+          <w:szCs w:val="19"/>
+        </w:rPr>
+      </w:pPr>
+      <w:r>
+        <w:rPr>
+          <w:rFonts w:ascii="돋움체" w:hAnsi="돋움체" w:cs="돋움체"/>
+          <w:color w:val="000000"/>
+          <w:kern w:val="0"/>
+          <w:sz w:val="19"/>
+          <w:szCs w:val="19"/>
+        </w:rPr>
+        <w:t xml:space="preserve">  </w:t>
+      </w:r>
+      <w:r>
+        <w:rPr>
+          <w:rFonts w:ascii="돋움체" w:hAnsi="돋움체" w:cs="돋움체"/>
+          <w:color w:val="0000FF"/>
+          <w:kern w:val="0"/>
+          <w:sz w:val="19"/>
+          <w:szCs w:val="19"/>
+        </w:rPr>
+        <w:t>&lt;/</w:t>
+      </w:r>
+      <w:r>
+        <w:rPr>
+          <w:rFonts w:ascii="돋움체" w:hAnsi="돋움체" w:cs="돋움체"/>
+          <w:color w:val="800000"/>
+          <w:kern w:val="0"/>
+          <w:sz w:val="19"/>
+          <w:szCs w:val="19"/>
+        </w:rPr>
+        <w:t>script</w:t>
+      </w:r>
+      <w:r>
+        <w:rPr>
+          <w:rFonts w:ascii="돋움체" w:hAnsi="돋움체" w:cs="돋움체"/>
+          <w:color w:val="0000FF"/>
+          <w:kern w:val="0"/>
+          <w:sz w:val="19"/>
+          <w:szCs w:val="19"/>
+        </w:rPr>
+        <w:t>&gt;</w:t>
+      </w:r>
+    </w:p>
+    <w:p>
+      <w:pPr>
+        <w:wordWrap/>
+        <w:adjustRightInd w:val="0"/>
+        <w:spacing w:after="0" w:line="240" w:lineRule="auto"/>
+        <w:jc w:val="left"/>
+        <w:rPr>
+          <w:rFonts w:ascii="돋움체" w:hAnsi="돋움체" w:cs="돋움체"/>
+          <w:color w:val="000000"/>
+          <w:kern w:val="0"/>
+          <w:sz w:val="19"/>
+          <w:szCs w:val="19"/>
+        </w:rPr>
+      </w:pPr>
+      <w:r>
+        <w:rPr>
+          <w:rFonts w:ascii="돋움체" w:hAnsi="돋움체" w:cs="돋움체"/>
+          <w:color w:val="0000FF"/>
+          <w:kern w:val="0"/>
+          <w:sz w:val="19"/>
+          <w:szCs w:val="19"/>
+        </w:rPr>
+        <w:t>&lt;/</w:t>
+      </w:r>
+      <w:r>
+        <w:rPr>
+          <w:rFonts w:ascii="돋움체" w:hAnsi="돋움체" w:cs="돋움체"/>
+          <w:color w:val="800000"/>
+          <w:kern w:val="0"/>
+          <w:sz w:val="19"/>
+          <w:szCs w:val="19"/>
+        </w:rPr>
+        <w:t>head</w:t>
+      </w:r>
+      <w:r>
+        <w:rPr>
+          <w:rFonts w:ascii="돋움체" w:hAnsi="돋움체" w:cs="돋움체"/>
+          <w:color w:val="0000FF"/>
+          <w:kern w:val="0"/>
+          <w:sz w:val="19"/>
+          <w:szCs w:val="19"/>
+        </w:rPr>
+        <w:t>&gt;</w:t>
+      </w:r>
+    </w:p>
+    <w:p>
+      <w:pPr>
+        <w:wordWrap/>
+        <w:adjustRightInd w:val="0"/>
+        <w:spacing w:after="0" w:line="240" w:lineRule="auto"/>
+        <w:jc w:val="left"/>
+        <w:rPr>
+          <w:rFonts w:ascii="돋움체" w:hAnsi="돋움체" w:cs="돋움체"/>
+          <w:color w:val="000000"/>
+          <w:kern w:val="0"/>
+          <w:sz w:val="19"/>
+          <w:szCs w:val="19"/>
+        </w:rPr>
+      </w:pPr>
+      <w:r>
+        <w:rPr>
+          <w:rFonts w:ascii="돋움체" w:hAnsi="돋움체" w:cs="돋움체"/>
+          <w:color w:val="0000FF"/>
+          <w:kern w:val="0"/>
+          <w:sz w:val="19"/>
+          <w:szCs w:val="19"/>
+        </w:rPr>
+        <w:t>&lt;</w:t>
+      </w:r>
+      <w:r>
+        <w:rPr>
+          <w:rFonts w:ascii="돋움체" w:hAnsi="돋움체" w:cs="돋움체"/>
+          <w:color w:val="800000"/>
+          <w:kern w:val="0"/>
+          <w:sz w:val="19"/>
+          <w:szCs w:val="19"/>
+        </w:rPr>
+        <w:t>body</w:t>
+      </w:r>
+      <w:r>
+        <w:rPr>
+          <w:rFonts w:ascii="돋움체" w:hAnsi="돋움체" w:cs="돋움체"/>
+          <w:color w:val="0000FF"/>
+          <w:kern w:val="0"/>
+          <w:sz w:val="19"/>
+          <w:szCs w:val="19"/>
+        </w:rPr>
+        <w:t>&gt;</w:t>
+      </w:r>
+    </w:p>
+    <w:p>
+      <w:pPr>
+        <w:wordWrap/>
+        <w:adjustRightInd w:val="0"/>
+        <w:spacing w:after="0" w:line="240" w:lineRule="auto"/>
+        <w:jc w:val="left"/>
+        <w:rPr>
+          <w:rFonts w:ascii="돋움체" w:hAnsi="돋움체" w:cs="돋움체"/>
+          <w:color w:val="000000"/>
+          <w:kern w:val="0"/>
+          <w:sz w:val="19"/>
+          <w:szCs w:val="19"/>
+        </w:rPr>
+      </w:pPr>
+      <w:r>
+        <w:rPr>
+          <w:rFonts w:ascii="돋움체" w:hAnsi="돋움체" w:cs="돋움체"/>
+          <w:color w:val="000000"/>
+          <w:kern w:val="0"/>
+          <w:sz w:val="19"/>
+          <w:szCs w:val="19"/>
+        </w:rPr>
+        <w:t xml:space="preserve">  </w:t>
+      </w:r>
+      <w:r>
+        <w:rPr>
+          <w:rFonts w:ascii="돋움체" w:hAnsi="돋움체" w:cs="돋움체"/>
+          <w:color w:val="0000FF"/>
+          <w:kern w:val="0"/>
+          <w:sz w:val="19"/>
+          <w:szCs w:val="19"/>
+        </w:rPr>
+        <w:t>&lt;</w:t>
+      </w:r>
+      <w:r>
+        <w:rPr>
+          <w:rFonts w:ascii="돋움체" w:hAnsi="돋움체" w:cs="돋움체"/>
+          <w:color w:val="800000"/>
+          <w:kern w:val="0"/>
+          <w:sz w:val="19"/>
+          <w:szCs w:val="19"/>
+        </w:rPr>
+        <w:t>div</w:t>
+      </w:r>
+      <w:r>
+        <w:rPr>
+          <w:rFonts w:ascii="돋움체" w:hAnsi="돋움체" w:cs="돋움체"/>
+          <w:color w:val="000000"/>
+          <w:kern w:val="0"/>
+          <w:sz w:val="19"/>
+          <w:szCs w:val="19"/>
+        </w:rPr>
+        <w:t xml:space="preserve"> </w:t>
+      </w:r>
+      <w:r>
+        <w:rPr>
+          <w:rFonts w:ascii="돋움체" w:hAnsi="돋움체" w:cs="돋움체"/>
+          <w:color w:val="FF0000"/>
+          <w:kern w:val="0"/>
+          <w:sz w:val="19"/>
+          <w:szCs w:val="19"/>
+        </w:rPr>
+        <w:t>id</w:t>
+      </w:r>
+      <w:r>
+        <w:rPr>
+          <w:rFonts w:ascii="돋움체" w:hAnsi="돋움체" w:cs="돋움체"/>
+          <w:color w:val="0000FF"/>
+          <w:kern w:val="0"/>
+          <w:sz w:val="19"/>
+          <w:szCs w:val="19"/>
+        </w:rPr>
+        <w:t>="wrap"&gt;</w:t>
+      </w:r>
+    </w:p>
+    <w:p>
+      <w:pPr>
+        <w:wordWrap/>
+        <w:adjustRightInd w:val="0"/>
+        <w:spacing w:after="0" w:line="240" w:lineRule="auto"/>
+        <w:jc w:val="left"/>
+        <w:rPr>
+          <w:rFonts w:ascii="돋움체" w:hAnsi="돋움체" w:cs="돋움체"/>
+          <w:color w:val="000000"/>
+          <w:kern w:val="0"/>
+          <w:sz w:val="19"/>
+          <w:szCs w:val="19"/>
+        </w:rPr>
+      </w:pPr>
+      <w:r>
+        <w:rPr>
+          <w:rFonts w:ascii="돋움체" w:hAnsi="돋움체" w:cs="돋움체"/>
+          <w:color w:val="000000"/>
+          <w:kern w:val="0"/>
+          <w:sz w:val="19"/>
+          <w:szCs w:val="19"/>
+        </w:rPr>
+        <w:t xml:space="preserve">    </w:t>
+      </w:r>
+      <w:r>
+        <w:rPr>
+          <w:rFonts w:ascii="돋움체" w:hAnsi="돋움체" w:cs="돋움체"/>
+          <w:color w:val="0000FF"/>
+          <w:kern w:val="0"/>
+          <w:sz w:val="19"/>
+          <w:szCs w:val="19"/>
+        </w:rPr>
+        <w:t>&lt;</w:t>
+      </w:r>
+      <w:r>
+        <w:rPr>
+          <w:rFonts w:ascii="돋움체" w:hAnsi="돋움체" w:cs="돋움체"/>
+          <w:color w:val="800000"/>
+          <w:kern w:val="0"/>
+          <w:sz w:val="19"/>
+          <w:szCs w:val="19"/>
+        </w:rPr>
+        <w:t>p</w:t>
+      </w:r>
+      <w:r>
+        <w:rPr>
+          <w:rFonts w:ascii="돋움체" w:hAnsi="돋움체" w:cs="돋움체"/>
+          <w:color w:val="0000FF"/>
+          <w:kern w:val="0"/>
+          <w:sz w:val="19"/>
+          <w:szCs w:val="19"/>
+        </w:rPr>
+        <w:t>&gt;</w:t>
+      </w:r>
+      <w:r>
+        <w:rPr>
+          <w:rFonts w:ascii="돋움체" w:hAnsi="돋움체" w:cs="돋움체"/>
+          <w:color w:val="000000"/>
+          <w:kern w:val="0"/>
+          <w:sz w:val="19"/>
+          <w:szCs w:val="19"/>
+        </w:rPr>
+        <w:t>사원</w:t>
+      </w:r>
+      <w:r>
+        <w:rPr>
+          <w:rFonts w:ascii="돋움체" w:hAnsi="돋움체" w:cs="돋움체"/>
+          <w:color w:val="000000"/>
+          <w:kern w:val="0"/>
+          <w:sz w:val="19"/>
+          <w:szCs w:val="19"/>
+        </w:rPr>
+        <w:t xml:space="preserve"> </w:t>
+      </w:r>
+      <w:r>
+        <w:rPr>
+          <w:rFonts w:ascii="돋움체" w:hAnsi="돋움체" w:cs="돋움체"/>
+          <w:color w:val="000000"/>
+          <w:kern w:val="0"/>
+          <w:sz w:val="19"/>
+          <w:szCs w:val="19"/>
+        </w:rPr>
+        <w:t>이름</w:t>
+      </w:r>
+      <w:r>
+        <w:rPr>
+          <w:rFonts w:ascii="돋움체" w:hAnsi="돋움체" w:cs="돋움체"/>
+          <w:color w:val="000000"/>
+          <w:kern w:val="0"/>
+          <w:sz w:val="19"/>
+          <w:szCs w:val="19"/>
+        </w:rPr>
+        <w:t xml:space="preserve"> </w:t>
+      </w:r>
+      <w:r>
+        <w:rPr>
+          <w:rFonts w:ascii="돋움체" w:hAnsi="돋움체" w:cs="돋움체"/>
+          <w:color w:val="0000FF"/>
+          <w:kern w:val="0"/>
+          <w:sz w:val="19"/>
+          <w:szCs w:val="19"/>
+        </w:rPr>
+        <w:t>&lt;</w:t>
+      </w:r>
+      <w:r>
+        <w:rPr>
+          <w:rFonts w:ascii="돋움체" w:hAnsi="돋움체" w:cs="돋움체"/>
+          <w:color w:val="800000"/>
+          <w:kern w:val="0"/>
+          <w:sz w:val="19"/>
+          <w:szCs w:val="19"/>
+        </w:rPr>
+        <w:t>input</w:t>
+      </w:r>
+      <w:r>
+        <w:rPr>
+          <w:rFonts w:ascii="돋움체" w:hAnsi="돋움체" w:cs="돋움체"/>
+          <w:color w:val="000000"/>
+          <w:kern w:val="0"/>
+          <w:sz w:val="19"/>
+          <w:szCs w:val="19"/>
+        </w:rPr>
+        <w:t xml:space="preserve"> </w:t>
+      </w:r>
+      <w:r>
+        <w:rPr>
+          <w:rFonts w:ascii="돋움체" w:hAnsi="돋움체" w:cs="돋움체"/>
+          <w:color w:val="FF0000"/>
+          <w:kern w:val="0"/>
+          <w:sz w:val="19"/>
+          <w:szCs w:val="19"/>
+        </w:rPr>
+        <w:t>type</w:t>
+      </w:r>
+      <w:r>
+        <w:rPr>
+          <w:rFonts w:ascii="돋움체" w:hAnsi="돋움체" w:cs="돋움체"/>
+          <w:color w:val="0000FF"/>
+          <w:kern w:val="0"/>
+          <w:sz w:val="19"/>
+          <w:szCs w:val="19"/>
+        </w:rPr>
+        <w:t>="text"</w:t>
+      </w:r>
+      <w:r>
+        <w:rPr>
+          <w:rFonts w:ascii="돋움체" w:hAnsi="돋움체" w:cs="돋움체"/>
+          <w:color w:val="000000"/>
+          <w:kern w:val="0"/>
+          <w:sz w:val="19"/>
+          <w:szCs w:val="19"/>
+        </w:rPr>
+        <w:t xml:space="preserve"> </w:t>
+      </w:r>
+      <w:r>
+        <w:rPr>
+          <w:rFonts w:ascii="돋움체" w:hAnsi="돋움체" w:cs="돋움체"/>
+          <w:color w:val="FF0000"/>
+          <w:kern w:val="0"/>
+          <w:sz w:val="19"/>
+          <w:szCs w:val="19"/>
+        </w:rPr>
+        <w:t>name</w:t>
+      </w:r>
+      <w:r>
+        <w:rPr>
+          <w:rFonts w:ascii="돋움체" w:hAnsi="돋움체" w:cs="돋움체"/>
+          <w:color w:val="0000FF"/>
+          <w:kern w:val="0"/>
+          <w:sz w:val="19"/>
+          <w:szCs w:val="19"/>
+        </w:rPr>
+        <w:t>="name"</w:t>
+      </w:r>
+      <w:r>
+        <w:rPr>
+          <w:rFonts w:ascii="돋움체" w:hAnsi="돋움체" w:cs="돋움체"/>
+          <w:color w:val="000000"/>
+          <w:kern w:val="0"/>
+          <w:sz w:val="19"/>
+          <w:szCs w:val="19"/>
+        </w:rPr>
+        <w:t xml:space="preserve"> </w:t>
+      </w:r>
+      <w:r>
+        <w:rPr>
+          <w:rFonts w:ascii="돋움체" w:hAnsi="돋움체" w:cs="돋움체"/>
+          <w:color w:val="FF0000"/>
+          <w:kern w:val="0"/>
+          <w:sz w:val="19"/>
+          <w:szCs w:val="19"/>
+        </w:rPr>
+        <w:t>id</w:t>
+      </w:r>
+      <w:r>
+        <w:rPr>
+          <w:rFonts w:ascii="돋움체" w:hAnsi="돋움체" w:cs="돋움체"/>
+          <w:color w:val="0000FF"/>
+          <w:kern w:val="0"/>
+          <w:sz w:val="19"/>
+          <w:szCs w:val="19"/>
+        </w:rPr>
+        <w:t>="name"</w:t>
+      </w:r>
+      <w:r>
+        <w:rPr>
+          <w:rFonts w:ascii="돋움체" w:hAnsi="돋움체" w:cs="돋움체"/>
+          <w:color w:val="000000"/>
+          <w:kern w:val="0"/>
+          <w:sz w:val="19"/>
+          <w:szCs w:val="19"/>
+        </w:rPr>
+        <w:t xml:space="preserve"> </w:t>
+      </w:r>
+      <w:r>
+        <w:rPr>
+          <w:rFonts w:ascii="돋움체" w:hAnsi="돋움체" w:cs="돋움체"/>
+          <w:color w:val="0000FF"/>
+          <w:kern w:val="0"/>
+          <w:sz w:val="19"/>
+          <w:szCs w:val="19"/>
+        </w:rPr>
+        <w:t>/&gt;&lt;/</w:t>
+      </w:r>
+      <w:r>
+        <w:rPr>
+          <w:rFonts w:ascii="돋움체" w:hAnsi="돋움체" w:cs="돋움체"/>
+          <w:color w:val="800000"/>
+          <w:kern w:val="0"/>
+          <w:sz w:val="19"/>
+          <w:szCs w:val="19"/>
+        </w:rPr>
+        <w:t>p</w:t>
+      </w:r>
+      <w:r>
+        <w:rPr>
+          <w:rFonts w:ascii="돋움체" w:hAnsi="돋움체" w:cs="돋움체"/>
+          <w:color w:val="0000FF"/>
+          <w:kern w:val="0"/>
+          <w:sz w:val="19"/>
+          <w:szCs w:val="19"/>
+        </w:rPr>
+        <w:t>&gt;</w:t>
+      </w:r>
+    </w:p>
+    <w:p>
+      <w:pPr>
+        <w:wordWrap/>
+        <w:adjustRightInd w:val="0"/>
+        <w:spacing w:after="0" w:line="240" w:lineRule="auto"/>
+        <w:jc w:val="left"/>
+        <w:rPr>
+          <w:rFonts w:ascii="돋움체" w:hAnsi="돋움체" w:cs="돋움체"/>
+          <w:color w:val="000000"/>
+          <w:kern w:val="0"/>
+          <w:sz w:val="19"/>
+          <w:szCs w:val="19"/>
+        </w:rPr>
+      </w:pPr>
+      <w:r>
+        <w:rPr>
+          <w:rFonts w:ascii="돋움체" w:hAnsi="돋움체" w:cs="돋움체"/>
+          <w:color w:val="000000"/>
+          <w:kern w:val="0"/>
+          <w:sz w:val="19"/>
+          <w:szCs w:val="19"/>
+        </w:rPr>
+        <w:t xml:space="preserve">    </w:t>
+      </w:r>
+      <w:r>
+        <w:rPr>
+          <w:rFonts w:ascii="돋움체" w:hAnsi="돋움체" w:cs="돋움체"/>
+          <w:color w:val="0000FF"/>
+          <w:kern w:val="0"/>
+          <w:sz w:val="19"/>
+          <w:szCs w:val="19"/>
+        </w:rPr>
+        <w:t>&lt;</w:t>
+      </w:r>
+      <w:r>
+        <w:rPr>
+          <w:rFonts w:ascii="돋움체" w:hAnsi="돋움체" w:cs="돋움체"/>
+          <w:color w:val="800000"/>
+          <w:kern w:val="0"/>
+          <w:sz w:val="19"/>
+          <w:szCs w:val="19"/>
+        </w:rPr>
+        <w:t>p</w:t>
+      </w:r>
+      <w:r>
+        <w:rPr>
+          <w:rFonts w:ascii="돋움체" w:hAnsi="돋움체" w:cs="돋움체"/>
+          <w:color w:val="0000FF"/>
+          <w:kern w:val="0"/>
+          <w:sz w:val="19"/>
+          <w:szCs w:val="19"/>
+        </w:rPr>
+        <w:t>&gt;</w:t>
+      </w:r>
+      <w:r>
+        <w:rPr>
+          <w:rFonts w:ascii="돋움체" w:hAnsi="돋움체" w:cs="돋움체"/>
+          <w:color w:val="000000"/>
+          <w:kern w:val="0"/>
+          <w:sz w:val="19"/>
+          <w:szCs w:val="19"/>
+        </w:rPr>
+        <w:t>파트</w:t>
+      </w:r>
+      <w:r>
+        <w:rPr>
+          <w:rFonts w:ascii="돋움체" w:hAnsi="돋움체" w:cs="돋움체"/>
+          <w:color w:val="000000"/>
+          <w:kern w:val="0"/>
+          <w:sz w:val="19"/>
+          <w:szCs w:val="19"/>
+        </w:rPr>
+        <w:t xml:space="preserve"> </w:t>
+      </w:r>
+      <w:r>
+        <w:rPr>
+          <w:rFonts w:ascii="돋움체" w:hAnsi="돋움체" w:cs="돋움체"/>
+          <w:color w:val="000000"/>
+          <w:kern w:val="0"/>
+          <w:sz w:val="19"/>
+          <w:szCs w:val="19"/>
+        </w:rPr>
+        <w:t>명칭</w:t>
+      </w:r>
+      <w:r>
+        <w:rPr>
+          <w:rFonts w:ascii="돋움체" w:hAnsi="돋움체" w:cs="돋움체"/>
+          <w:color w:val="000000"/>
+          <w:kern w:val="0"/>
+          <w:sz w:val="19"/>
+          <w:szCs w:val="19"/>
+        </w:rPr>
+        <w:t xml:space="preserve"> </w:t>
+      </w:r>
+      <w:r>
+        <w:rPr>
+          <w:rFonts w:ascii="돋움체" w:hAnsi="돋움체" w:cs="돋움체"/>
+          <w:color w:val="0000FF"/>
+          <w:kern w:val="0"/>
+          <w:sz w:val="19"/>
+          <w:szCs w:val="19"/>
+        </w:rPr>
+        <w:t>&lt;</w:t>
+      </w:r>
+      <w:r>
+        <w:rPr>
+          <w:rFonts w:ascii="돋움체" w:hAnsi="돋움체" w:cs="돋움체"/>
+          <w:color w:val="800000"/>
+          <w:kern w:val="0"/>
+          <w:sz w:val="19"/>
+          <w:szCs w:val="19"/>
+        </w:rPr>
+        <w:t>span</w:t>
+      </w:r>
+      <w:r>
+        <w:rPr>
+          <w:rFonts w:ascii="돋움체" w:hAnsi="돋움체" w:cs="돋움체"/>
+          <w:color w:val="000000"/>
+          <w:kern w:val="0"/>
+          <w:sz w:val="19"/>
+          <w:szCs w:val="19"/>
+        </w:rPr>
+        <w:t xml:space="preserve"> </w:t>
+      </w:r>
+      <w:r>
+        <w:rPr>
+          <w:rFonts w:ascii="돋움체" w:hAnsi="돋움체" w:cs="돋움체"/>
+          <w:color w:val="FF0000"/>
+          <w:kern w:val="0"/>
+          <w:sz w:val="19"/>
+          <w:szCs w:val="19"/>
+        </w:rPr>
+        <w:t>id</w:t>
+      </w:r>
+      <w:r>
+        <w:rPr>
+          <w:rFonts w:ascii="돋움체" w:hAnsi="돋움체" w:cs="돋움체"/>
+          <w:color w:val="0000FF"/>
+          <w:kern w:val="0"/>
+          <w:sz w:val="19"/>
+          <w:szCs w:val="19"/>
+        </w:rPr>
+        <w:t>="part"&gt;&lt;/</w:t>
+      </w:r>
+      <w:r>
+        <w:rPr>
+          <w:rFonts w:ascii="돋움체" w:hAnsi="돋움체" w:cs="돋움체"/>
+          <w:color w:val="800000"/>
+          <w:kern w:val="0"/>
+          <w:sz w:val="19"/>
+          <w:szCs w:val="19"/>
+        </w:rPr>
+        <w:t>span</w:t>
+      </w:r>
+      <w:r>
+        <w:rPr>
+          <w:rFonts w:ascii="돋움체" w:hAnsi="돋움체" w:cs="돋움체"/>
+          <w:color w:val="0000FF"/>
+          <w:kern w:val="0"/>
+          <w:sz w:val="19"/>
+          <w:szCs w:val="19"/>
+        </w:rPr>
+        <w:t>&gt;&lt;/</w:t>
+      </w:r>
+      <w:r>
+        <w:rPr>
+          <w:rFonts w:ascii="돋움체" w:hAnsi="돋움체" w:cs="돋움체"/>
+          <w:color w:val="800000"/>
+          <w:kern w:val="0"/>
+          <w:sz w:val="19"/>
+          <w:szCs w:val="19"/>
+        </w:rPr>
+        <w:t>p</w:t>
+      </w:r>
+      <w:r>
+        <w:rPr>
+          <w:rFonts w:ascii="돋움체" w:hAnsi="돋움체" w:cs="돋움체"/>
+          <w:color w:val="0000FF"/>
+          <w:kern w:val="0"/>
+          <w:sz w:val="19"/>
+          <w:szCs w:val="19"/>
+        </w:rPr>
+        <w:t>&gt;</w:t>
+      </w:r>
+    </w:p>
+    <w:p>
+      <w:pPr>
+        <w:wordWrap/>
+        <w:adjustRightInd w:val="0"/>
+        <w:spacing w:after="0" w:line="240" w:lineRule="auto"/>
+        <w:jc w:val="left"/>
+        <w:rPr>
+          <w:rFonts w:ascii="돋움체" w:hAnsi="돋움체" w:cs="돋움체"/>
+          <w:color w:val="000000"/>
+          <w:kern w:val="0"/>
+          <w:sz w:val="19"/>
+          <w:szCs w:val="19"/>
+        </w:rPr>
+      </w:pPr>
+      <w:r>
+        <w:rPr>
+          <w:rFonts w:ascii="돋움체" w:hAnsi="돋움체" w:cs="돋움체"/>
+          <w:color w:val="000000"/>
+          <w:kern w:val="0"/>
+          <w:sz w:val="19"/>
+          <w:szCs w:val="19"/>
+        </w:rPr>
+        <w:t xml:space="preserve">    </w:t>
+      </w:r>
+      <w:r>
+        <w:rPr>
+          <w:rFonts w:ascii="돋움체" w:hAnsi="돋움체" w:cs="돋움체"/>
+          <w:color w:val="0000FF"/>
+          <w:kern w:val="0"/>
+          <w:sz w:val="19"/>
+          <w:szCs w:val="19"/>
+        </w:rPr>
+        <w:t>&lt;</w:t>
+      </w:r>
+      <w:r>
+        <w:rPr>
+          <w:rFonts w:ascii="돋움체" w:hAnsi="돋움체" w:cs="돋움체"/>
+          <w:color w:val="800000"/>
+          <w:kern w:val="0"/>
+          <w:sz w:val="19"/>
+          <w:szCs w:val="19"/>
+        </w:rPr>
+        <w:t>p</w:t>
+      </w:r>
+      <w:r>
+        <w:rPr>
+          <w:rFonts w:ascii="돋움체" w:hAnsi="돋움체" w:cs="돋움체"/>
+          <w:color w:val="0000FF"/>
+          <w:kern w:val="0"/>
+          <w:sz w:val="19"/>
+          <w:szCs w:val="19"/>
+        </w:rPr>
+        <w:t>&gt;</w:t>
+      </w:r>
+      <w:r>
+        <w:rPr>
+          <w:rFonts w:ascii="돋움체" w:hAnsi="돋움체" w:cs="돋움체"/>
+          <w:color w:val="000000"/>
+          <w:kern w:val="0"/>
+          <w:sz w:val="19"/>
+          <w:szCs w:val="19"/>
+        </w:rPr>
+        <w:t>결제</w:t>
+      </w:r>
+      <w:r>
+        <w:rPr>
+          <w:rFonts w:ascii="돋움체" w:hAnsi="돋움체" w:cs="돋움체"/>
+          <w:color w:val="000000"/>
+          <w:kern w:val="0"/>
+          <w:sz w:val="19"/>
+          <w:szCs w:val="19"/>
+        </w:rPr>
+        <w:t xml:space="preserve"> </w:t>
+      </w:r>
+      <w:r>
+        <w:rPr>
+          <w:rFonts w:ascii="돋움체" w:hAnsi="돋움체" w:cs="돋움체"/>
+          <w:color w:val="000000"/>
+          <w:kern w:val="0"/>
+          <w:sz w:val="19"/>
+          <w:szCs w:val="19"/>
+        </w:rPr>
+        <w:t>일자</w:t>
+      </w:r>
+      <w:r>
+        <w:rPr>
+          <w:rFonts w:ascii="돋움체" w:hAnsi="돋움체" w:cs="돋움체"/>
+          <w:color w:val="000000"/>
+          <w:kern w:val="0"/>
+          <w:sz w:val="19"/>
+          <w:szCs w:val="19"/>
+        </w:rPr>
+        <w:t xml:space="preserve"> </w:t>
+      </w:r>
+      <w:r>
+        <w:rPr>
+          <w:rFonts w:ascii="돋움체" w:hAnsi="돋움체" w:cs="돋움체"/>
+          <w:color w:val="0000FF"/>
+          <w:kern w:val="0"/>
+          <w:sz w:val="19"/>
+          <w:szCs w:val="19"/>
+        </w:rPr>
+        <w:t>&lt;</w:t>
+      </w:r>
+      <w:r>
+        <w:rPr>
+          <w:rFonts w:ascii="돋움체" w:hAnsi="돋움체" w:cs="돋움체"/>
+          <w:color w:val="800000"/>
+          <w:kern w:val="0"/>
+          <w:sz w:val="19"/>
+          <w:szCs w:val="19"/>
+        </w:rPr>
+        <w:t>input</w:t>
+      </w:r>
+      <w:r>
+        <w:rPr>
+          <w:rFonts w:ascii="돋움체" w:hAnsi="돋움체" w:cs="돋움체"/>
+          <w:color w:val="000000"/>
+          <w:kern w:val="0"/>
+          <w:sz w:val="19"/>
+          <w:szCs w:val="19"/>
+        </w:rPr>
+        <w:t xml:space="preserve"> </w:t>
+      </w:r>
+      <w:r>
+        <w:rPr>
+          <w:rFonts w:ascii="돋움체" w:hAnsi="돋움체" w:cs="돋움체"/>
+          <w:color w:val="FF0000"/>
+          <w:kern w:val="0"/>
+          <w:sz w:val="19"/>
+          <w:szCs w:val="19"/>
+        </w:rPr>
+        <w:t>type</w:t>
+      </w:r>
+      <w:r>
+        <w:rPr>
+          <w:rFonts w:ascii="돋움체" w:hAnsi="돋움체" w:cs="돋움체"/>
+          <w:color w:val="0000FF"/>
+          <w:kern w:val="0"/>
+          <w:sz w:val="19"/>
+          <w:szCs w:val="19"/>
+        </w:rPr>
+        <w:t>="date"</w:t>
+      </w:r>
+      <w:r>
+        <w:rPr>
+          <w:rFonts w:ascii="돋움체" w:hAnsi="돋움체" w:cs="돋움체"/>
+          <w:color w:val="000000"/>
+          <w:kern w:val="0"/>
+          <w:sz w:val="19"/>
+          <w:szCs w:val="19"/>
+        </w:rPr>
+        <w:t xml:space="preserve"> </w:t>
+      </w:r>
+      <w:r>
+        <w:rPr>
+          <w:rFonts w:ascii="돋움체" w:hAnsi="돋움체" w:cs="돋움체"/>
+          <w:color w:val="FF0000"/>
+          <w:kern w:val="0"/>
+          <w:sz w:val="19"/>
+          <w:szCs w:val="19"/>
+        </w:rPr>
+        <w:t>name</w:t>
+      </w:r>
+      <w:r>
+        <w:rPr>
+          <w:rFonts w:ascii="돋움체" w:hAnsi="돋움체" w:cs="돋움체"/>
+          <w:color w:val="0000FF"/>
+          <w:kern w:val="0"/>
+          <w:sz w:val="19"/>
+          <w:szCs w:val="19"/>
+        </w:rPr>
+        <w:t>="date"</w:t>
+      </w:r>
+      <w:r>
+        <w:rPr>
+          <w:rFonts w:ascii="돋움체" w:hAnsi="돋움체" w:cs="돋움체"/>
+          <w:color w:val="000000"/>
+          <w:kern w:val="0"/>
+          <w:sz w:val="19"/>
+          <w:szCs w:val="19"/>
+        </w:rPr>
+        <w:t xml:space="preserve"> </w:t>
+      </w:r>
+      <w:r>
+        <w:rPr>
+          <w:rFonts w:ascii="돋움체" w:hAnsi="돋움체" w:cs="돋움체"/>
+          <w:color w:val="FF0000"/>
+          <w:kern w:val="0"/>
+          <w:sz w:val="19"/>
+          <w:szCs w:val="19"/>
+        </w:rPr>
+        <w:t>id</w:t>
+      </w:r>
+      <w:r>
+        <w:rPr>
+          <w:rFonts w:ascii="돋움체" w:hAnsi="돋움체" w:cs="돋움체"/>
+          <w:color w:val="0000FF"/>
+          <w:kern w:val="0"/>
+          <w:sz w:val="19"/>
+          <w:szCs w:val="19"/>
+        </w:rPr>
+        <w:t>="date"/&gt;&lt;/</w:t>
+      </w:r>
+      <w:r>
+        <w:rPr>
+          <w:rFonts w:ascii="돋움체" w:hAnsi="돋움체" w:cs="돋움체"/>
+          <w:color w:val="800000"/>
+          <w:kern w:val="0"/>
+          <w:sz w:val="19"/>
+          <w:szCs w:val="19"/>
+        </w:rPr>
+        <w:t>p</w:t>
+      </w:r>
+      <w:r>
+        <w:rPr>
+          <w:rFonts w:ascii="돋움체" w:hAnsi="돋움체" w:cs="돋움체"/>
+          <w:color w:val="0000FF"/>
+          <w:kern w:val="0"/>
+          <w:sz w:val="19"/>
+          <w:szCs w:val="19"/>
+        </w:rPr>
+        <w:t>&gt;</w:t>
+      </w:r>
+    </w:p>
+    <w:p>
+      <w:pPr>
+        <w:wordWrap/>
+        <w:adjustRightInd w:val="0"/>
+        <w:spacing w:after="0" w:line="240" w:lineRule="auto"/>
+        <w:jc w:val="left"/>
+        <w:rPr>
+          <w:rFonts w:ascii="돋움체" w:hAnsi="돋움체" w:cs="돋움체"/>
+          <w:color w:val="000000"/>
+          <w:kern w:val="0"/>
+          <w:sz w:val="19"/>
+          <w:szCs w:val="19"/>
+        </w:rPr>
+      </w:pPr>
+      <w:r>
+        <w:rPr>
+          <w:rFonts w:ascii="돋움체" w:hAnsi="돋움체" w:cs="돋움체"/>
+          <w:color w:val="000000"/>
+          <w:kern w:val="0"/>
+          <w:sz w:val="19"/>
+          <w:szCs w:val="19"/>
+        </w:rPr>
+        <w:t xml:space="preserve">    </w:t>
+      </w:r>
+      <w:r>
+        <w:rPr>
+          <w:rFonts w:ascii="돋움체" w:hAnsi="돋움체" w:cs="돋움체"/>
+          <w:color w:val="0000FF"/>
+          <w:kern w:val="0"/>
+          <w:sz w:val="19"/>
+          <w:szCs w:val="19"/>
+        </w:rPr>
+        <w:t>&lt;</w:t>
+      </w:r>
+      <w:r>
+        <w:rPr>
+          <w:rFonts w:ascii="돋움체" w:hAnsi="돋움체" w:cs="돋움체"/>
+          <w:color w:val="800000"/>
+          <w:kern w:val="0"/>
+          <w:sz w:val="19"/>
+          <w:szCs w:val="19"/>
+        </w:rPr>
+        <w:t>h1</w:t>
+      </w:r>
+      <w:r>
+        <w:rPr>
+          <w:rFonts w:ascii="돋움체" w:hAnsi="돋움체" w:cs="돋움체"/>
+          <w:color w:val="000000"/>
+          <w:kern w:val="0"/>
+          <w:sz w:val="19"/>
+          <w:szCs w:val="19"/>
+        </w:rPr>
+        <w:t xml:space="preserve"> </w:t>
+      </w:r>
+      <w:r>
+        <w:rPr>
+          <w:rFonts w:ascii="돋움체" w:hAnsi="돋움체" w:cs="돋움체"/>
+          <w:color w:val="FF0000"/>
+          <w:kern w:val="0"/>
+          <w:sz w:val="19"/>
+          <w:szCs w:val="19"/>
+        </w:rPr>
+        <w:t>id</w:t>
+      </w:r>
+      <w:r>
+        <w:rPr>
+          <w:rFonts w:ascii="돋움체" w:hAnsi="돋움체" w:cs="돋움체"/>
+          <w:color w:val="0000FF"/>
+          <w:kern w:val="0"/>
+          <w:sz w:val="19"/>
+          <w:szCs w:val="19"/>
+        </w:rPr>
+        <w:t>="</w:t>
+      </w:r>
+      <w:proofErr w:type="spellStart"/>
+      <w:r>
+        <w:rPr>
+          <w:rFonts w:ascii="돋움체" w:hAnsi="돋움체" w:cs="돋움체"/>
+          <w:color w:val="0000FF"/>
+          <w:kern w:val="0"/>
+          <w:sz w:val="19"/>
+          <w:szCs w:val="19"/>
+        </w:rPr>
+        <w:t>insa</w:t>
+      </w:r>
+      <w:proofErr w:type="spellEnd"/>
+      <w:r>
+        <w:rPr>
+          <w:rFonts w:ascii="돋움체" w:hAnsi="돋움체" w:cs="돋움체"/>
+          <w:color w:val="0000FF"/>
+          <w:kern w:val="0"/>
+          <w:sz w:val="19"/>
+          <w:szCs w:val="19"/>
+        </w:rPr>
+        <w:t>"&gt;</w:t>
+      </w:r>
+      <w:proofErr w:type="spellStart"/>
+      <w:r>
+        <w:rPr>
+          <w:rFonts w:ascii="돋움체" w:hAnsi="돋움체" w:cs="돋움체"/>
+          <w:color w:val="000000"/>
+          <w:kern w:val="0"/>
+          <w:sz w:val="19"/>
+          <w:szCs w:val="19"/>
+        </w:rPr>
+        <w:t>인사정보</w:t>
+      </w:r>
+      <w:proofErr w:type="spellEnd"/>
+      <w:r>
+        <w:rPr>
+          <w:rFonts w:ascii="돋움체" w:hAnsi="돋움체" w:cs="돋움체"/>
+          <w:color w:val="000000"/>
+          <w:kern w:val="0"/>
+          <w:sz w:val="19"/>
+          <w:szCs w:val="19"/>
+        </w:rPr>
+        <w:t xml:space="preserve"> list(</w:t>
+      </w:r>
+      <w:r>
+        <w:rPr>
+          <w:rFonts w:ascii="돋움체" w:hAnsi="돋움체" w:cs="돋움체"/>
+          <w:color w:val="000000"/>
+          <w:kern w:val="0"/>
+          <w:sz w:val="19"/>
+          <w:szCs w:val="19"/>
+        </w:rPr>
+        <w:t>자원</w:t>
+      </w:r>
+      <w:r>
+        <w:rPr>
+          <w:rFonts w:ascii="돋움체" w:hAnsi="돋움체" w:cs="돋움체"/>
+          <w:color w:val="000000"/>
+          <w:kern w:val="0"/>
+          <w:sz w:val="19"/>
+          <w:szCs w:val="19"/>
+        </w:rPr>
+        <w:t>)</w:t>
+      </w:r>
+      <w:r>
+        <w:rPr>
+          <w:rFonts w:ascii="돋움체" w:hAnsi="돋움체" w:cs="돋움체"/>
+          <w:color w:val="0000FF"/>
+          <w:kern w:val="0"/>
+          <w:sz w:val="19"/>
+          <w:szCs w:val="19"/>
+        </w:rPr>
+        <w:t>&lt;/</w:t>
+      </w:r>
+      <w:r>
+        <w:rPr>
+          <w:rFonts w:ascii="돋움체" w:hAnsi="돋움체" w:cs="돋움체"/>
+          <w:color w:val="800000"/>
+          <w:kern w:val="0"/>
+          <w:sz w:val="19"/>
+          <w:szCs w:val="19"/>
+        </w:rPr>
+        <w:t>h1</w:t>
+      </w:r>
+      <w:r>
+        <w:rPr>
+          <w:rFonts w:ascii="돋움체" w:hAnsi="돋움체" w:cs="돋움체"/>
+          <w:color w:val="0000FF"/>
+          <w:kern w:val="0"/>
+          <w:sz w:val="19"/>
+          <w:szCs w:val="19"/>
+        </w:rPr>
+        <w:t>&gt;</w:t>
+      </w:r>
+    </w:p>
+    <w:p>
+      <w:pPr>
+        <w:wordWrap/>
+        <w:adjustRightInd w:val="0"/>
+        <w:spacing w:after="0" w:line="240" w:lineRule="auto"/>
+        <w:jc w:val="left"/>
+        <w:rPr>
+          <w:rFonts w:ascii="돋움체" w:hAnsi="돋움체" w:cs="돋움체"/>
+          <w:color w:val="000000"/>
+          <w:kern w:val="0"/>
+          <w:sz w:val="19"/>
+          <w:szCs w:val="19"/>
+        </w:rPr>
+      </w:pPr>
+      <w:r>
+        <w:rPr>
+          <w:rFonts w:ascii="돋움체" w:hAnsi="돋움체" w:cs="돋움체"/>
+          <w:color w:val="000000"/>
+          <w:kern w:val="0"/>
+          <w:sz w:val="19"/>
+          <w:szCs w:val="19"/>
+        </w:rPr>
+        <w:t xml:space="preserve">  </w:t>
+      </w:r>
+      <w:r>
+        <w:rPr>
+          <w:rFonts w:ascii="돋움체" w:hAnsi="돋움체" w:cs="돋움체"/>
+          <w:color w:val="0000FF"/>
+          <w:kern w:val="0"/>
+          <w:sz w:val="19"/>
+          <w:szCs w:val="19"/>
+        </w:rPr>
+        <w:t>&lt;/</w:t>
+      </w:r>
+      <w:r>
+        <w:rPr>
+          <w:rFonts w:ascii="돋움체" w:hAnsi="돋움체" w:cs="돋움체"/>
+          <w:color w:val="800000"/>
+          <w:kern w:val="0"/>
+          <w:sz w:val="19"/>
+          <w:szCs w:val="19"/>
+        </w:rPr>
+        <w:t>div</w:t>
+      </w:r>
+      <w:r>
+        <w:rPr>
+          <w:rFonts w:ascii="돋움체" w:hAnsi="돋움체" w:cs="돋움체"/>
+          <w:color w:val="0000FF"/>
+          <w:kern w:val="0"/>
+          <w:sz w:val="19"/>
+          <w:szCs w:val="19"/>
+        </w:rPr>
+        <w:t>&gt;</w:t>
+      </w:r>
+    </w:p>
+    <w:p>
+      <w:pPr>
+        <w:wordWrap/>
+        <w:adjustRightInd w:val="0"/>
+        <w:spacing w:after="0" w:line="240" w:lineRule="auto"/>
+        <w:jc w:val="left"/>
+        <w:rPr>
+          <w:rFonts w:ascii="돋움체" w:hAnsi="돋움체" w:cs="돋움체"/>
+          <w:color w:val="000000"/>
+          <w:kern w:val="0"/>
+          <w:sz w:val="19"/>
+          <w:szCs w:val="19"/>
+        </w:rPr>
+      </w:pPr>
+      <w:r>
+        <w:rPr>
+          <w:rFonts w:ascii="돋움체" w:hAnsi="돋움체" w:cs="돋움체"/>
+          <w:color w:val="0000FF"/>
+          <w:kern w:val="0"/>
+          <w:sz w:val="19"/>
+          <w:szCs w:val="19"/>
+        </w:rPr>
+        <w:t>&lt;/</w:t>
+      </w:r>
+      <w:r>
+        <w:rPr>
+          <w:rFonts w:ascii="돋움체" w:hAnsi="돋움체" w:cs="돋움체"/>
+          <w:color w:val="800000"/>
+          <w:kern w:val="0"/>
+          <w:sz w:val="19"/>
+          <w:szCs w:val="19"/>
+        </w:rPr>
+        <w:t>body</w:t>
+      </w:r>
+      <w:r>
+        <w:rPr>
+          <w:rFonts w:ascii="돋움체" w:hAnsi="돋움체" w:cs="돋움체"/>
+          <w:color w:val="0000FF"/>
+          <w:kern w:val="0"/>
+          <w:sz w:val="19"/>
+          <w:szCs w:val="19"/>
+        </w:rPr>
+        <w:t>&gt;</w:t>
+      </w:r>
+    </w:p>
+    <w:p>
+      <w:pPr>
+        <w:spacing w:after="0"/>
+        <w:rPr>
+          <w:sz w:val="19"/>
+          <w:szCs w:val="19"/>
+        </w:rPr>
+      </w:pPr>
+      <w:r>
+        <w:rPr>
+          <w:rFonts w:ascii="돋움체" w:hAnsi="돋움체" w:cs="돋움체"/>
+          <w:color w:val="0000FF"/>
+          <w:kern w:val="0"/>
+          <w:sz w:val="19"/>
+          <w:szCs w:val="19"/>
+        </w:rPr>
+        <w:t>&lt;/</w:t>
+      </w:r>
+      <w:r>
+        <w:rPr>
+          <w:rFonts w:ascii="돋움체" w:hAnsi="돋움체" w:cs="돋움체"/>
+          <w:color w:val="800000"/>
+          <w:kern w:val="0"/>
+          <w:sz w:val="19"/>
+          <w:szCs w:val="19"/>
+        </w:rPr>
+        <w:t>html</w:t>
+      </w:r>
+      <w:r>
+        <w:rPr>
+          <w:rFonts w:ascii="돋움체" w:hAnsi="돋움체" w:cs="돋움체"/>
+          <w:color w:val="0000FF"/>
+          <w:kern w:val="0"/>
+          <w:sz w:val="19"/>
+          <w:szCs w:val="19"/>
+        </w:rPr>
+        <w:t>&gt;</w:t>
+      </w:r>
+    </w:p>
+    <w:p>
+      <w:pPr>
+        <w:spacing w:after="0"/>
+        <w:ind w:leftChars="200" w:left="400"/>
+        <w:rPr>
+          <w:sz w:val="19"/>
+          <w:szCs w:val="19"/>
+        </w:rPr>
+      </w:pPr>
+    </w:p>
+    <w:p>
+      <w:pPr>
+        <w:spacing w:after="0"/>
+        <w:rPr>
+          <w:b/>
+          <w:sz w:val="19"/>
+          <w:szCs w:val="19"/>
+        </w:rPr>
+      </w:pPr>
+      <w:r>
+        <w:rPr>
+          <w:rFonts w:hint="eastAsia"/>
+          <w:b/>
+          <w:sz w:val="19"/>
+          <w:szCs w:val="19"/>
+          <w:highlight w:val="yellow"/>
+        </w:rPr>
+        <w:t>child.html</w:t>
+      </w:r>
+    </w:p>
+    <w:p>
+      <w:pPr>
+        <w:wordWrap/>
+        <w:adjustRightInd w:val="0"/>
+        <w:spacing w:after="0" w:line="240" w:lineRule="auto"/>
+        <w:jc w:val="left"/>
+        <w:rPr>
+          <w:rFonts w:ascii="돋움체" w:hAnsi="돋움체" w:cs="돋움체"/>
+          <w:color w:val="000000"/>
+          <w:kern w:val="0"/>
+          <w:sz w:val="19"/>
+          <w:szCs w:val="19"/>
+        </w:rPr>
+      </w:pPr>
+      <w:proofErr w:type="gramStart"/>
+      <w:r>
+        <w:rPr>
+          <w:rFonts w:ascii="돋움체" w:hAnsi="돋움체" w:cs="돋움체"/>
+          <w:color w:val="0000FF"/>
+          <w:kern w:val="0"/>
+          <w:sz w:val="19"/>
+          <w:szCs w:val="19"/>
+        </w:rPr>
+        <w:t>&lt;</w:t>
+      </w:r>
+      <w:r>
+        <w:rPr>
+          <w:rFonts w:ascii="돋움체" w:hAnsi="돋움체" w:cs="돋움체"/>
+          <w:color w:val="800000"/>
+          <w:kern w:val="0"/>
+          <w:sz w:val="19"/>
+          <w:szCs w:val="19"/>
+        </w:rPr>
+        <w:t>!DOCTYPE</w:t>
+      </w:r>
+      <w:proofErr w:type="gramEnd"/>
+      <w:r>
+        <w:rPr>
+          <w:rFonts w:ascii="돋움체" w:hAnsi="돋움체" w:cs="돋움체"/>
+          <w:color w:val="000000"/>
+          <w:kern w:val="0"/>
+          <w:sz w:val="19"/>
+          <w:szCs w:val="19"/>
+        </w:rPr>
+        <w:t xml:space="preserve"> </w:t>
+      </w:r>
+      <w:r>
+        <w:rPr>
+          <w:rFonts w:ascii="돋움체" w:hAnsi="돋움체" w:cs="돋움체"/>
+          <w:color w:val="FF0000"/>
+          <w:kern w:val="0"/>
+          <w:sz w:val="19"/>
+          <w:szCs w:val="19"/>
+        </w:rPr>
+        <w:t>html</w:t>
+      </w:r>
+      <w:r>
+        <w:rPr>
+          <w:rFonts w:ascii="돋움체" w:hAnsi="돋움체" w:cs="돋움체"/>
+          <w:color w:val="0000FF"/>
+          <w:kern w:val="0"/>
+          <w:sz w:val="19"/>
+          <w:szCs w:val="19"/>
+        </w:rPr>
+        <w:t>&gt;</w:t>
+      </w:r>
+    </w:p>
+    <w:p>
+      <w:pPr>
+        <w:wordWrap/>
+        <w:adjustRightInd w:val="0"/>
+        <w:spacing w:after="0" w:line="240" w:lineRule="auto"/>
+        <w:jc w:val="left"/>
+        <w:rPr>
+          <w:rFonts w:ascii="돋움체" w:hAnsi="돋움체" w:cs="돋움체"/>
+          <w:color w:val="000000"/>
+          <w:kern w:val="0"/>
+          <w:sz w:val="19"/>
+          <w:szCs w:val="19"/>
+        </w:rPr>
+      </w:pPr>
+      <w:r>
+        <w:rPr>
+          <w:rFonts w:ascii="돋움체" w:hAnsi="돋움체" w:cs="돋움체"/>
+          <w:color w:val="0000FF"/>
+          <w:kern w:val="0"/>
+          <w:sz w:val="19"/>
+          <w:szCs w:val="19"/>
+        </w:rPr>
+        <w:t>&lt;</w:t>
+      </w:r>
+      <w:r>
+        <w:rPr>
+          <w:rFonts w:ascii="돋움체" w:hAnsi="돋움체" w:cs="돋움체"/>
+          <w:color w:val="800000"/>
+          <w:kern w:val="0"/>
+          <w:sz w:val="19"/>
+          <w:szCs w:val="19"/>
+        </w:rPr>
+        <w:t>html</w:t>
+      </w:r>
+      <w:r>
+        <w:rPr>
+          <w:rFonts w:ascii="돋움체" w:hAnsi="돋움체" w:cs="돋움체"/>
+          <w:color w:val="000000"/>
+          <w:kern w:val="0"/>
+          <w:sz w:val="19"/>
+          <w:szCs w:val="19"/>
+        </w:rPr>
+        <w:t xml:space="preserve"> </w:t>
+      </w:r>
+      <w:proofErr w:type="spellStart"/>
+      <w:r>
+        <w:rPr>
+          <w:rFonts w:ascii="돋움체" w:hAnsi="돋움체" w:cs="돋움체"/>
+          <w:color w:val="FF0000"/>
+          <w:kern w:val="0"/>
+          <w:sz w:val="19"/>
+          <w:szCs w:val="19"/>
+        </w:rPr>
+        <w:t>lang</w:t>
+      </w:r>
+      <w:proofErr w:type="spellEnd"/>
+      <w:r>
+        <w:rPr>
+          <w:rFonts w:ascii="돋움체" w:hAnsi="돋움체" w:cs="돋움체"/>
+          <w:color w:val="0000FF"/>
+          <w:kern w:val="0"/>
+          <w:sz w:val="19"/>
+          <w:szCs w:val="19"/>
+        </w:rPr>
+        <w:t>="</w:t>
+      </w:r>
+      <w:proofErr w:type="spellStart"/>
+      <w:r>
+        <w:rPr>
+          <w:rFonts w:ascii="돋움체" w:hAnsi="돋움체" w:cs="돋움체"/>
+          <w:color w:val="0000FF"/>
+          <w:kern w:val="0"/>
+          <w:sz w:val="19"/>
+          <w:szCs w:val="19"/>
+        </w:rPr>
+        <w:t>en</w:t>
+      </w:r>
+      <w:proofErr w:type="spellEnd"/>
+      <w:r>
+        <w:rPr>
+          <w:rFonts w:ascii="돋움체" w:hAnsi="돋움체" w:cs="돋움체"/>
+          <w:color w:val="0000FF"/>
+          <w:kern w:val="0"/>
+          <w:sz w:val="19"/>
+          <w:szCs w:val="19"/>
+        </w:rPr>
+        <w:t>"</w:t>
+      </w:r>
+      <w:r>
+        <w:rPr>
+          <w:rFonts w:ascii="돋움체" w:hAnsi="돋움체" w:cs="돋움체"/>
+          <w:color w:val="000000"/>
+          <w:kern w:val="0"/>
+          <w:sz w:val="19"/>
+          <w:szCs w:val="19"/>
+        </w:rPr>
+        <w:t xml:space="preserve"> </w:t>
+      </w:r>
+      <w:proofErr w:type="spellStart"/>
+      <w:r>
+        <w:rPr>
+          <w:rFonts w:ascii="돋움체" w:hAnsi="돋움체" w:cs="돋움체"/>
+          <w:color w:val="FF0000"/>
+          <w:kern w:val="0"/>
+          <w:sz w:val="19"/>
+          <w:szCs w:val="19"/>
+        </w:rPr>
+        <w:t>xmlns</w:t>
+      </w:r>
+      <w:proofErr w:type="spellEnd"/>
+      <w:r>
+        <w:rPr>
+          <w:rFonts w:ascii="돋움체" w:hAnsi="돋움체" w:cs="돋움체"/>
+          <w:color w:val="0000FF"/>
+          <w:kern w:val="0"/>
+          <w:sz w:val="19"/>
+          <w:szCs w:val="19"/>
+        </w:rPr>
+        <w:t>="http://www.w3.org/1999/xhtml"&gt;</w:t>
+      </w:r>
+    </w:p>
+    <w:p>
+      <w:pPr>
+        <w:wordWrap/>
+        <w:adjustRightInd w:val="0"/>
+        <w:spacing w:after="0" w:line="240" w:lineRule="auto"/>
+        <w:jc w:val="left"/>
+        <w:rPr>
+          <w:rFonts w:ascii="돋움체" w:hAnsi="돋움체" w:cs="돋움체"/>
+          <w:color w:val="000000"/>
+          <w:kern w:val="0"/>
+          <w:sz w:val="19"/>
+          <w:szCs w:val="19"/>
+        </w:rPr>
+      </w:pPr>
+      <w:r>
+        <w:rPr>
+          <w:rFonts w:ascii="돋움체" w:hAnsi="돋움체" w:cs="돋움체"/>
+          <w:color w:val="0000FF"/>
+          <w:kern w:val="0"/>
+          <w:sz w:val="19"/>
+          <w:szCs w:val="19"/>
+        </w:rPr>
+        <w:t>&lt;</w:t>
+      </w:r>
+      <w:r>
+        <w:rPr>
+          <w:rFonts w:ascii="돋움체" w:hAnsi="돋움체" w:cs="돋움체"/>
+          <w:color w:val="800000"/>
+          <w:kern w:val="0"/>
+          <w:sz w:val="19"/>
+          <w:szCs w:val="19"/>
+        </w:rPr>
+        <w:t>head</w:t>
+      </w:r>
+      <w:r>
+        <w:rPr>
+          <w:rFonts w:ascii="돋움체" w:hAnsi="돋움체" w:cs="돋움체"/>
+          <w:color w:val="0000FF"/>
+          <w:kern w:val="0"/>
+          <w:sz w:val="19"/>
+          <w:szCs w:val="19"/>
+        </w:rPr>
+        <w:t>&gt;</w:t>
+      </w:r>
+    </w:p>
+    <w:p>
+      <w:pPr>
+        <w:wordWrap/>
+        <w:adjustRightInd w:val="0"/>
+        <w:spacing w:after="0" w:line="240" w:lineRule="auto"/>
+        <w:jc w:val="left"/>
+        <w:rPr>
+          <w:rFonts w:ascii="돋움체" w:hAnsi="돋움체" w:cs="돋움체"/>
+          <w:color w:val="000000"/>
+          <w:kern w:val="0"/>
+          <w:sz w:val="19"/>
+          <w:szCs w:val="19"/>
+        </w:rPr>
+      </w:pPr>
+      <w:r>
+        <w:rPr>
+          <w:rFonts w:ascii="돋움체" w:hAnsi="돋움체" w:cs="돋움체"/>
+          <w:color w:val="000000"/>
+          <w:kern w:val="0"/>
+          <w:sz w:val="19"/>
+          <w:szCs w:val="19"/>
+        </w:rPr>
+        <w:t xml:space="preserve">  </w:t>
+      </w:r>
+      <w:r>
+        <w:rPr>
+          <w:rFonts w:ascii="돋움체" w:hAnsi="돋움체" w:cs="돋움체"/>
+          <w:color w:val="0000FF"/>
+          <w:kern w:val="0"/>
+          <w:sz w:val="19"/>
+          <w:szCs w:val="19"/>
+        </w:rPr>
+        <w:t>&lt;</w:t>
+      </w:r>
+      <w:r>
+        <w:rPr>
+          <w:rFonts w:ascii="돋움체" w:hAnsi="돋움체" w:cs="돋움체"/>
+          <w:color w:val="800000"/>
+          <w:kern w:val="0"/>
+          <w:sz w:val="19"/>
+          <w:szCs w:val="19"/>
+        </w:rPr>
+        <w:t>meta</w:t>
+      </w:r>
+      <w:r>
+        <w:rPr>
+          <w:rFonts w:ascii="돋움체" w:hAnsi="돋움체" w:cs="돋움체"/>
+          <w:color w:val="000000"/>
+          <w:kern w:val="0"/>
+          <w:sz w:val="19"/>
+          <w:szCs w:val="19"/>
+        </w:rPr>
+        <w:t xml:space="preserve"> </w:t>
+      </w:r>
+      <w:r>
+        <w:rPr>
+          <w:rFonts w:ascii="돋움체" w:hAnsi="돋움체" w:cs="돋움체"/>
+          <w:color w:val="FF0000"/>
+          <w:kern w:val="0"/>
+          <w:sz w:val="19"/>
+          <w:szCs w:val="19"/>
+        </w:rPr>
+        <w:t>charset</w:t>
+      </w:r>
+      <w:r>
+        <w:rPr>
+          <w:rFonts w:ascii="돋움체" w:hAnsi="돋움체" w:cs="돋움체"/>
+          <w:color w:val="0000FF"/>
+          <w:kern w:val="0"/>
+          <w:sz w:val="19"/>
+          <w:szCs w:val="19"/>
+        </w:rPr>
+        <w:t>="utf-8"</w:t>
+      </w:r>
+      <w:r>
+        <w:rPr>
+          <w:rFonts w:ascii="돋움체" w:hAnsi="돋움체" w:cs="돋움체"/>
+          <w:color w:val="000000"/>
+          <w:kern w:val="0"/>
+          <w:sz w:val="19"/>
+          <w:szCs w:val="19"/>
+        </w:rPr>
+        <w:t xml:space="preserve"> </w:t>
+      </w:r>
+      <w:r>
+        <w:rPr>
+          <w:rFonts w:ascii="돋움체" w:hAnsi="돋움체" w:cs="돋움체"/>
+          <w:color w:val="0000FF"/>
+          <w:kern w:val="0"/>
+          <w:sz w:val="19"/>
+          <w:szCs w:val="19"/>
+        </w:rPr>
+        <w:t>/&gt;</w:t>
+      </w:r>
+    </w:p>
+    <w:p>
+      <w:pPr>
+        <w:wordWrap/>
+        <w:adjustRightInd w:val="0"/>
+        <w:spacing w:after="0" w:line="240" w:lineRule="auto"/>
+        <w:jc w:val="left"/>
+        <w:rPr>
+          <w:rFonts w:ascii="돋움체" w:hAnsi="돋움체" w:cs="돋움체"/>
+          <w:color w:val="000000"/>
+          <w:kern w:val="0"/>
+          <w:sz w:val="19"/>
+          <w:szCs w:val="19"/>
+        </w:rPr>
+      </w:pPr>
+      <w:r>
+        <w:rPr>
+          <w:rFonts w:ascii="돋움체" w:hAnsi="돋움체" w:cs="돋움체"/>
+          <w:color w:val="000000"/>
+          <w:kern w:val="0"/>
+          <w:sz w:val="19"/>
+          <w:szCs w:val="19"/>
+        </w:rPr>
+        <w:t xml:space="preserve">  </w:t>
+      </w:r>
+      <w:r>
+        <w:rPr>
+          <w:rFonts w:ascii="돋움체" w:hAnsi="돋움체" w:cs="돋움체"/>
+          <w:color w:val="0000FF"/>
+          <w:kern w:val="0"/>
+          <w:sz w:val="19"/>
+          <w:szCs w:val="19"/>
+        </w:rPr>
+        <w:t>&lt;</w:t>
+      </w:r>
+      <w:r>
+        <w:rPr>
+          <w:rFonts w:ascii="돋움체" w:hAnsi="돋움체" w:cs="돋움체"/>
+          <w:color w:val="800000"/>
+          <w:kern w:val="0"/>
+          <w:sz w:val="19"/>
+          <w:szCs w:val="19"/>
+        </w:rPr>
+        <w:t>title</w:t>
+      </w:r>
+      <w:r>
+        <w:rPr>
+          <w:rFonts w:ascii="돋움체" w:hAnsi="돋움체" w:cs="돋움체"/>
+          <w:color w:val="0000FF"/>
+          <w:kern w:val="0"/>
+          <w:sz w:val="19"/>
+          <w:szCs w:val="19"/>
+        </w:rPr>
+        <w:t>&gt;&lt;/</w:t>
+      </w:r>
+      <w:r>
+        <w:rPr>
+          <w:rFonts w:ascii="돋움체" w:hAnsi="돋움체" w:cs="돋움체"/>
+          <w:color w:val="800000"/>
+          <w:kern w:val="0"/>
+          <w:sz w:val="19"/>
+          <w:szCs w:val="19"/>
+        </w:rPr>
+        <w:t>title</w:t>
+      </w:r>
+      <w:r>
+        <w:rPr>
+          <w:rFonts w:ascii="돋움체" w:hAnsi="돋움체" w:cs="돋움체"/>
+          <w:color w:val="0000FF"/>
+          <w:kern w:val="0"/>
+          <w:sz w:val="19"/>
+          <w:szCs w:val="19"/>
+        </w:rPr>
+        <w:t>&gt;</w:t>
+      </w:r>
+    </w:p>
+    <w:p>
+      <w:pPr>
+        <w:wordWrap/>
+        <w:adjustRightInd w:val="0"/>
+        <w:spacing w:after="0" w:line="240" w:lineRule="auto"/>
+        <w:jc w:val="left"/>
+        <w:rPr>
+          <w:rFonts w:ascii="돋움체" w:hAnsi="돋움체" w:cs="돋움체"/>
+          <w:color w:val="000000"/>
+          <w:kern w:val="0"/>
+          <w:sz w:val="19"/>
+          <w:szCs w:val="19"/>
+        </w:rPr>
+      </w:pPr>
+      <w:r>
+        <w:rPr>
+          <w:rFonts w:ascii="돋움체" w:hAnsi="돋움체" w:cs="돋움체"/>
+          <w:color w:val="000000"/>
+          <w:kern w:val="0"/>
+          <w:sz w:val="19"/>
+          <w:szCs w:val="19"/>
+        </w:rPr>
+        <w:t xml:space="preserve">  </w:t>
+      </w:r>
+      <w:r>
+        <w:rPr>
+          <w:rFonts w:ascii="돋움체" w:hAnsi="돋움체" w:cs="돋움체"/>
+          <w:color w:val="0000FF"/>
+          <w:kern w:val="0"/>
+          <w:sz w:val="19"/>
+          <w:szCs w:val="19"/>
+        </w:rPr>
+        <w:t>&lt;</w:t>
+      </w:r>
+      <w:r>
+        <w:rPr>
+          <w:rFonts w:ascii="돋움체" w:hAnsi="돋움체" w:cs="돋움체"/>
+          <w:color w:val="800000"/>
+          <w:kern w:val="0"/>
+          <w:sz w:val="19"/>
+          <w:szCs w:val="19"/>
+        </w:rPr>
+        <w:t>style</w:t>
+      </w:r>
+      <w:r>
+        <w:rPr>
+          <w:rFonts w:ascii="돋움체" w:hAnsi="돋움체" w:cs="돋움체"/>
+          <w:color w:val="0000FF"/>
+          <w:kern w:val="0"/>
+          <w:sz w:val="19"/>
+          <w:szCs w:val="19"/>
+        </w:rPr>
+        <w:t>&gt;</w:t>
+      </w:r>
+    </w:p>
+    <w:p>
+      <w:pPr>
+        <w:wordWrap/>
+        <w:adjustRightInd w:val="0"/>
+        <w:spacing w:after="0" w:line="240" w:lineRule="auto"/>
+        <w:jc w:val="left"/>
+        <w:rPr>
+          <w:rFonts w:ascii="돋움체" w:hAnsi="돋움체" w:cs="돋움체"/>
+          <w:color w:val="000000"/>
+          <w:kern w:val="0"/>
+          <w:sz w:val="19"/>
+          <w:szCs w:val="19"/>
+        </w:rPr>
+      </w:pPr>
+      <w:r>
+        <w:rPr>
+          <w:rFonts w:ascii="돋움체" w:hAnsi="돋움체" w:cs="돋움체"/>
+          <w:color w:val="000000"/>
+          <w:kern w:val="0"/>
+          <w:sz w:val="19"/>
+          <w:szCs w:val="19"/>
+        </w:rPr>
+        <w:t xml:space="preserve">    </w:t>
+      </w:r>
+      <w:r>
+        <w:rPr>
+          <w:rFonts w:ascii="돋움체" w:hAnsi="돋움체" w:cs="돋움체"/>
+          <w:color w:val="800000"/>
+          <w:kern w:val="0"/>
+          <w:sz w:val="19"/>
+          <w:szCs w:val="19"/>
+        </w:rPr>
+        <w:t>#wrap</w:t>
+      </w:r>
+      <w:r>
+        <w:rPr>
+          <w:rFonts w:ascii="돋움체" w:hAnsi="돋움체" w:cs="돋움체"/>
+          <w:color w:val="000000"/>
+          <w:kern w:val="0"/>
+          <w:sz w:val="19"/>
+          <w:szCs w:val="19"/>
+        </w:rPr>
+        <w:t xml:space="preserve"> {</w:t>
+      </w:r>
+      <w:r>
+        <w:rPr>
+          <w:rFonts w:ascii="돋움체" w:hAnsi="돋움체" w:cs="돋움체"/>
+          <w:color w:val="FF0000"/>
+          <w:kern w:val="0"/>
+          <w:sz w:val="19"/>
+          <w:szCs w:val="19"/>
+        </w:rPr>
+        <w:t>width</w:t>
+      </w:r>
+      <w:r>
+        <w:rPr>
+          <w:rFonts w:ascii="돋움체" w:hAnsi="돋움체" w:cs="돋움체"/>
+          <w:color w:val="000000"/>
+          <w:kern w:val="0"/>
+          <w:sz w:val="19"/>
+          <w:szCs w:val="19"/>
+        </w:rPr>
+        <w:t>:</w:t>
+      </w:r>
+      <w:r>
+        <w:rPr>
+          <w:rFonts w:ascii="돋움체" w:hAnsi="돋움체" w:cs="돋움체"/>
+          <w:color w:val="0000FF"/>
+          <w:kern w:val="0"/>
+          <w:sz w:val="19"/>
+          <w:szCs w:val="19"/>
+        </w:rPr>
+        <w:t>450px</w:t>
+      </w:r>
+      <w:r>
+        <w:rPr>
+          <w:rFonts w:ascii="돋움체" w:hAnsi="돋움체" w:cs="돋움체"/>
+          <w:color w:val="000000"/>
+          <w:kern w:val="0"/>
+          <w:sz w:val="19"/>
+          <w:szCs w:val="19"/>
+        </w:rPr>
+        <w:t xml:space="preserve">; </w:t>
+      </w:r>
+      <w:r>
+        <w:rPr>
+          <w:rFonts w:ascii="돋움체" w:hAnsi="돋움체" w:cs="돋움체"/>
+          <w:color w:val="FF0000"/>
+          <w:kern w:val="0"/>
+          <w:sz w:val="19"/>
+          <w:szCs w:val="19"/>
+        </w:rPr>
+        <w:t>margin</w:t>
+      </w:r>
+      <w:r>
+        <w:rPr>
+          <w:rFonts w:ascii="돋움체" w:hAnsi="돋움체" w:cs="돋움체"/>
+          <w:color w:val="000000"/>
+          <w:kern w:val="0"/>
+          <w:sz w:val="19"/>
+          <w:szCs w:val="19"/>
+        </w:rPr>
+        <w:t xml:space="preserve">: </w:t>
+      </w:r>
+      <w:r>
+        <w:rPr>
+          <w:rFonts w:ascii="돋움체" w:hAnsi="돋움체" w:cs="돋움체"/>
+          <w:color w:val="0000FF"/>
+          <w:kern w:val="0"/>
+          <w:sz w:val="19"/>
+          <w:szCs w:val="19"/>
+        </w:rPr>
+        <w:t>0</w:t>
+      </w:r>
+      <w:r>
+        <w:rPr>
+          <w:rFonts w:ascii="돋움체" w:hAnsi="돋움체" w:cs="돋움체"/>
+          <w:color w:val="000000"/>
+          <w:kern w:val="0"/>
+          <w:sz w:val="19"/>
+          <w:szCs w:val="19"/>
+        </w:rPr>
+        <w:t xml:space="preserve"> </w:t>
+      </w:r>
+      <w:r>
+        <w:rPr>
+          <w:rFonts w:ascii="돋움체" w:hAnsi="돋움체" w:cs="돋움체"/>
+          <w:color w:val="0000FF"/>
+          <w:kern w:val="0"/>
+          <w:sz w:val="19"/>
+          <w:szCs w:val="19"/>
+        </w:rPr>
+        <w:t>auto</w:t>
+      </w:r>
+      <w:r>
+        <w:rPr>
+          <w:rFonts w:ascii="돋움체" w:hAnsi="돋움체" w:cs="돋움체"/>
+          <w:color w:val="000000"/>
+          <w:kern w:val="0"/>
+          <w:sz w:val="19"/>
+          <w:szCs w:val="19"/>
+        </w:rPr>
+        <w:t>;}</w:t>
+      </w:r>
+    </w:p>
+    <w:p>
+      <w:pPr>
+        <w:wordWrap/>
+        <w:adjustRightInd w:val="0"/>
+        <w:spacing w:after="0" w:line="240" w:lineRule="auto"/>
+        <w:jc w:val="left"/>
+        <w:rPr>
+          <w:rFonts w:ascii="돋움체" w:hAnsi="돋움체" w:cs="돋움체"/>
+          <w:color w:val="000000"/>
+          <w:kern w:val="0"/>
+          <w:sz w:val="19"/>
+          <w:szCs w:val="19"/>
+        </w:rPr>
+      </w:pPr>
+      <w:r>
+        <w:rPr>
+          <w:rFonts w:ascii="돋움체" w:hAnsi="돋움체" w:cs="돋움체"/>
+          <w:color w:val="000000"/>
+          <w:kern w:val="0"/>
+          <w:sz w:val="19"/>
+          <w:szCs w:val="19"/>
+        </w:rPr>
+        <w:t xml:space="preserve">    </w:t>
+      </w:r>
+      <w:r>
+        <w:rPr>
+          <w:rFonts w:ascii="돋움체" w:hAnsi="돋움체" w:cs="돋움체"/>
+          <w:color w:val="800000"/>
+          <w:kern w:val="0"/>
+          <w:sz w:val="19"/>
+          <w:szCs w:val="19"/>
+        </w:rPr>
+        <w:t>#wrap</w:t>
+      </w:r>
+      <w:r>
+        <w:rPr>
+          <w:rFonts w:ascii="돋움체" w:hAnsi="돋움체" w:cs="돋움체"/>
+          <w:color w:val="000000"/>
+          <w:kern w:val="0"/>
+          <w:sz w:val="19"/>
+          <w:szCs w:val="19"/>
+        </w:rPr>
+        <w:t xml:space="preserve"> </w:t>
+      </w:r>
+      <w:r>
+        <w:rPr>
+          <w:rFonts w:ascii="돋움체" w:hAnsi="돋움체" w:cs="돋움체"/>
+          <w:color w:val="800000"/>
+          <w:kern w:val="0"/>
+          <w:sz w:val="19"/>
+          <w:szCs w:val="19"/>
+        </w:rPr>
+        <w:t>h1</w:t>
+      </w:r>
+      <w:r>
+        <w:rPr>
+          <w:rFonts w:ascii="돋움체" w:hAnsi="돋움체" w:cs="돋움체"/>
+          <w:color w:val="000000"/>
+          <w:kern w:val="0"/>
+          <w:sz w:val="19"/>
+          <w:szCs w:val="19"/>
+        </w:rPr>
+        <w:t>{</w:t>
+      </w:r>
+      <w:proofErr w:type="spellStart"/>
+      <w:proofErr w:type="gramStart"/>
+      <w:r>
+        <w:rPr>
+          <w:rFonts w:ascii="돋움체" w:hAnsi="돋움체" w:cs="돋움체"/>
+          <w:color w:val="FF0000"/>
+          <w:kern w:val="0"/>
+          <w:sz w:val="19"/>
+          <w:szCs w:val="19"/>
+        </w:rPr>
+        <w:t>color</w:t>
+      </w:r>
+      <w:r>
+        <w:rPr>
+          <w:rFonts w:ascii="돋움체" w:hAnsi="돋움체" w:cs="돋움체"/>
+          <w:color w:val="000000"/>
+          <w:kern w:val="0"/>
+          <w:sz w:val="19"/>
+          <w:szCs w:val="19"/>
+        </w:rPr>
+        <w:t>:</w:t>
+      </w:r>
+      <w:r>
+        <w:rPr>
+          <w:rFonts w:ascii="돋움체" w:hAnsi="돋움체" w:cs="돋움체"/>
+          <w:color w:val="0000FF"/>
+          <w:kern w:val="0"/>
+          <w:sz w:val="19"/>
+          <w:szCs w:val="19"/>
+        </w:rPr>
+        <w:t>red</w:t>
+      </w:r>
+      <w:proofErr w:type="spellEnd"/>
+      <w:proofErr w:type="gramEnd"/>
+      <w:r>
+        <w:rPr>
+          <w:rFonts w:ascii="돋움체" w:hAnsi="돋움체" w:cs="돋움체"/>
+          <w:color w:val="000000"/>
+          <w:kern w:val="0"/>
+          <w:sz w:val="19"/>
+          <w:szCs w:val="19"/>
+        </w:rPr>
+        <w:t xml:space="preserve">; </w:t>
+      </w:r>
+      <w:r>
+        <w:rPr>
+          <w:rFonts w:ascii="돋움체" w:hAnsi="돋움체" w:cs="돋움체"/>
+          <w:color w:val="FF0000"/>
+          <w:kern w:val="0"/>
+          <w:sz w:val="19"/>
+          <w:szCs w:val="19"/>
+        </w:rPr>
+        <w:t>margin-top</w:t>
+      </w:r>
+      <w:r>
+        <w:rPr>
+          <w:rFonts w:ascii="돋움체" w:hAnsi="돋움체" w:cs="돋움체"/>
+          <w:color w:val="000000"/>
+          <w:kern w:val="0"/>
+          <w:sz w:val="19"/>
+          <w:szCs w:val="19"/>
+        </w:rPr>
+        <w:t>:</w:t>
+      </w:r>
+      <w:r>
+        <w:rPr>
+          <w:rFonts w:ascii="돋움체" w:hAnsi="돋움체" w:cs="돋움체"/>
+          <w:color w:val="0000FF"/>
+          <w:kern w:val="0"/>
+          <w:sz w:val="19"/>
+          <w:szCs w:val="19"/>
+        </w:rPr>
+        <w:t>50px</w:t>
+      </w:r>
+      <w:r>
+        <w:rPr>
+          <w:rFonts w:ascii="돋움체" w:hAnsi="돋움체" w:cs="돋움체"/>
+          <w:color w:val="000000"/>
+          <w:kern w:val="0"/>
+          <w:sz w:val="19"/>
+          <w:szCs w:val="19"/>
+        </w:rPr>
+        <w:t xml:space="preserve">; </w:t>
+      </w:r>
+      <w:proofErr w:type="spellStart"/>
+      <w:r>
+        <w:rPr>
+          <w:rFonts w:ascii="돋움체" w:hAnsi="돋움체" w:cs="돋움체"/>
+          <w:color w:val="FF0000"/>
+          <w:kern w:val="0"/>
+          <w:sz w:val="19"/>
+          <w:szCs w:val="19"/>
+        </w:rPr>
+        <w:t>text-align</w:t>
+      </w:r>
+      <w:r>
+        <w:rPr>
+          <w:rFonts w:ascii="돋움체" w:hAnsi="돋움체" w:cs="돋움체"/>
+          <w:color w:val="000000"/>
+          <w:kern w:val="0"/>
+          <w:sz w:val="19"/>
+          <w:szCs w:val="19"/>
+        </w:rPr>
+        <w:t>:</w:t>
+      </w:r>
+      <w:r>
+        <w:rPr>
+          <w:rFonts w:ascii="돋움체" w:hAnsi="돋움체" w:cs="돋움체"/>
+          <w:color w:val="0000FF"/>
+          <w:kern w:val="0"/>
+          <w:sz w:val="19"/>
+          <w:szCs w:val="19"/>
+        </w:rPr>
+        <w:t>center</w:t>
+      </w:r>
+      <w:proofErr w:type="spellEnd"/>
+      <w:r>
+        <w:rPr>
+          <w:rFonts w:ascii="돋움체" w:hAnsi="돋움체" w:cs="돋움체"/>
+          <w:color w:val="000000"/>
+          <w:kern w:val="0"/>
+          <w:sz w:val="19"/>
+          <w:szCs w:val="19"/>
+        </w:rPr>
+        <w:t>;}</w:t>
+      </w:r>
+    </w:p>
+    <w:p>
+      <w:pPr>
+        <w:wordWrap/>
+        <w:adjustRightInd w:val="0"/>
+        <w:spacing w:after="0" w:line="240" w:lineRule="auto"/>
+        <w:jc w:val="left"/>
+        <w:rPr>
+          <w:rFonts w:ascii="돋움체" w:hAnsi="돋움체" w:cs="돋움체"/>
+          <w:color w:val="000000"/>
+          <w:kern w:val="0"/>
+          <w:sz w:val="19"/>
+          <w:szCs w:val="19"/>
+        </w:rPr>
+      </w:pPr>
+      <w:r>
+        <w:rPr>
+          <w:rFonts w:ascii="돋움체" w:hAnsi="돋움체" w:cs="돋움체"/>
+          <w:color w:val="000000"/>
+          <w:kern w:val="0"/>
+          <w:sz w:val="19"/>
+          <w:szCs w:val="19"/>
+        </w:rPr>
+        <w:t xml:space="preserve">    </w:t>
+      </w:r>
+      <w:r>
+        <w:rPr>
+          <w:rFonts w:ascii="돋움체" w:hAnsi="돋움체" w:cs="돋움체"/>
+          <w:color w:val="800000"/>
+          <w:kern w:val="0"/>
+          <w:sz w:val="19"/>
+          <w:szCs w:val="19"/>
+        </w:rPr>
+        <w:t>#wrap</w:t>
+      </w:r>
+      <w:r>
+        <w:rPr>
+          <w:rFonts w:ascii="돋움체" w:hAnsi="돋움체" w:cs="돋움체"/>
+          <w:color w:val="000000"/>
+          <w:kern w:val="0"/>
+          <w:sz w:val="19"/>
+          <w:szCs w:val="19"/>
+        </w:rPr>
+        <w:t xml:space="preserve"> </w:t>
+      </w:r>
+      <w:r>
+        <w:rPr>
+          <w:rFonts w:ascii="돋움체" w:hAnsi="돋움체" w:cs="돋움체"/>
+          <w:color w:val="800000"/>
+          <w:kern w:val="0"/>
+          <w:sz w:val="19"/>
+          <w:szCs w:val="19"/>
+        </w:rPr>
+        <w:t>h3</w:t>
+      </w:r>
+      <w:r>
+        <w:rPr>
+          <w:rFonts w:ascii="돋움체" w:hAnsi="돋움체" w:cs="돋움체"/>
+          <w:color w:val="000000"/>
+          <w:kern w:val="0"/>
+          <w:sz w:val="19"/>
+          <w:szCs w:val="19"/>
+        </w:rPr>
+        <w:t>{</w:t>
+      </w:r>
+    </w:p>
+    <w:p>
+      <w:pPr>
+        <w:wordWrap/>
+        <w:adjustRightInd w:val="0"/>
+        <w:spacing w:after="0" w:line="240" w:lineRule="auto"/>
+        <w:jc w:val="left"/>
+        <w:rPr>
+          <w:rFonts w:ascii="돋움체" w:hAnsi="돋움체" w:cs="돋움체"/>
+          <w:color w:val="000000"/>
+          <w:kern w:val="0"/>
+          <w:sz w:val="19"/>
+          <w:szCs w:val="19"/>
+        </w:rPr>
+      </w:pPr>
+      <w:r>
+        <w:rPr>
+          <w:rFonts w:ascii="돋움체" w:hAnsi="돋움체" w:cs="돋움체"/>
+          <w:color w:val="000000"/>
+          <w:kern w:val="0"/>
+          <w:sz w:val="19"/>
+          <w:szCs w:val="19"/>
+        </w:rPr>
+        <w:t xml:space="preserve">      </w:t>
+      </w:r>
+      <w:r>
+        <w:rPr>
+          <w:rFonts w:ascii="돋움체" w:hAnsi="돋움체" w:cs="돋움체"/>
+          <w:color w:val="FF0000"/>
+          <w:kern w:val="0"/>
+          <w:sz w:val="19"/>
+          <w:szCs w:val="19"/>
+        </w:rPr>
+        <w:t>padding</w:t>
+      </w:r>
+      <w:r>
+        <w:rPr>
+          <w:rFonts w:ascii="돋움체" w:hAnsi="돋움체" w:cs="돋움체"/>
+          <w:color w:val="000000"/>
+          <w:kern w:val="0"/>
+          <w:sz w:val="19"/>
+          <w:szCs w:val="19"/>
+        </w:rPr>
+        <w:t>:</w:t>
+      </w:r>
+      <w:r>
+        <w:rPr>
+          <w:rFonts w:ascii="돋움체" w:hAnsi="돋움체" w:cs="돋움체"/>
+          <w:color w:val="0000FF"/>
+          <w:kern w:val="0"/>
+          <w:sz w:val="19"/>
+          <w:szCs w:val="19"/>
+        </w:rPr>
+        <w:t>20px</w:t>
+      </w:r>
+      <w:r>
+        <w:rPr>
+          <w:rFonts w:ascii="돋움체" w:hAnsi="돋움체" w:cs="돋움체"/>
+          <w:color w:val="000000"/>
+          <w:kern w:val="0"/>
+          <w:sz w:val="19"/>
+          <w:szCs w:val="19"/>
+        </w:rPr>
+        <w:t xml:space="preserve">; </w:t>
+      </w:r>
+      <w:r>
+        <w:rPr>
+          <w:rFonts w:ascii="돋움체" w:hAnsi="돋움체" w:cs="돋움체"/>
+          <w:color w:val="FF0000"/>
+          <w:kern w:val="0"/>
+          <w:sz w:val="19"/>
+          <w:szCs w:val="19"/>
+        </w:rPr>
+        <w:t>margin</w:t>
+      </w:r>
+      <w:r>
+        <w:rPr>
+          <w:rFonts w:ascii="돋움체" w:hAnsi="돋움체" w:cs="돋움체"/>
+          <w:color w:val="000000"/>
+          <w:kern w:val="0"/>
+          <w:sz w:val="19"/>
+          <w:szCs w:val="19"/>
+        </w:rPr>
+        <w:t>:</w:t>
+      </w:r>
+      <w:r>
+        <w:rPr>
+          <w:rFonts w:ascii="돋움체" w:hAnsi="돋움체" w:cs="돋움체"/>
+          <w:color w:val="0000FF"/>
+          <w:kern w:val="0"/>
+          <w:sz w:val="19"/>
+          <w:szCs w:val="19"/>
+        </w:rPr>
+        <w:t>10px</w:t>
+      </w:r>
+      <w:r>
+        <w:rPr>
+          <w:rFonts w:ascii="돋움체" w:hAnsi="돋움체" w:cs="돋움체"/>
+          <w:color w:val="000000"/>
+          <w:kern w:val="0"/>
+          <w:sz w:val="19"/>
+          <w:szCs w:val="19"/>
+        </w:rPr>
+        <w:t xml:space="preserve">; </w:t>
+      </w:r>
+      <w:r>
+        <w:rPr>
+          <w:rFonts w:ascii="돋움체" w:hAnsi="돋움체" w:cs="돋움체"/>
+          <w:color w:val="FF0000"/>
+          <w:kern w:val="0"/>
+          <w:sz w:val="19"/>
+          <w:szCs w:val="19"/>
+        </w:rPr>
+        <w:t>border</w:t>
+      </w:r>
+      <w:r>
+        <w:rPr>
+          <w:rFonts w:ascii="돋움체" w:hAnsi="돋움체" w:cs="돋움체"/>
+          <w:color w:val="000000"/>
+          <w:kern w:val="0"/>
+          <w:sz w:val="19"/>
+          <w:szCs w:val="19"/>
+        </w:rPr>
+        <w:t>:</w:t>
+      </w:r>
+      <w:r>
+        <w:rPr>
+          <w:rFonts w:ascii="돋움체" w:hAnsi="돋움체" w:cs="돋움체"/>
+          <w:color w:val="0000FF"/>
+          <w:kern w:val="0"/>
+          <w:sz w:val="19"/>
+          <w:szCs w:val="19"/>
+        </w:rPr>
+        <w:t>1px</w:t>
+      </w:r>
+      <w:r>
+        <w:rPr>
+          <w:rFonts w:ascii="돋움체" w:hAnsi="돋움체" w:cs="돋움체"/>
+          <w:color w:val="000000"/>
+          <w:kern w:val="0"/>
+          <w:sz w:val="19"/>
+          <w:szCs w:val="19"/>
+        </w:rPr>
+        <w:t xml:space="preserve"> </w:t>
+      </w:r>
+      <w:r>
+        <w:rPr>
+          <w:rFonts w:ascii="돋움체" w:hAnsi="돋움체" w:cs="돋움체"/>
+          <w:color w:val="0000FF"/>
+          <w:kern w:val="0"/>
+          <w:sz w:val="19"/>
+          <w:szCs w:val="19"/>
+        </w:rPr>
+        <w:t>solid</w:t>
+      </w:r>
+      <w:r>
+        <w:rPr>
+          <w:rFonts w:ascii="돋움체" w:hAnsi="돋움체" w:cs="돋움체"/>
+          <w:color w:val="000000"/>
+          <w:kern w:val="0"/>
+          <w:sz w:val="19"/>
+          <w:szCs w:val="19"/>
+        </w:rPr>
+        <w:t xml:space="preserve"> </w:t>
+      </w:r>
+      <w:r>
+        <w:rPr>
+          <w:rFonts w:ascii="돋움체" w:hAnsi="돋움체" w:cs="돋움체"/>
+          <w:color w:val="0000FF"/>
+          <w:kern w:val="0"/>
+          <w:sz w:val="19"/>
+          <w:szCs w:val="19"/>
+        </w:rPr>
+        <w:t>red</w:t>
+      </w:r>
+      <w:r>
+        <w:rPr>
+          <w:rFonts w:ascii="돋움체" w:hAnsi="돋움체" w:cs="돋움체"/>
+          <w:color w:val="000000"/>
+          <w:kern w:val="0"/>
+          <w:sz w:val="19"/>
+          <w:szCs w:val="19"/>
+        </w:rPr>
+        <w:t>;</w:t>
+      </w:r>
+    </w:p>
+    <w:p>
+      <w:pPr>
+        <w:wordWrap/>
+        <w:adjustRightInd w:val="0"/>
+        <w:spacing w:after="0" w:line="240" w:lineRule="auto"/>
+        <w:jc w:val="left"/>
+        <w:rPr>
+          <w:rFonts w:ascii="돋움체" w:hAnsi="돋움체" w:cs="돋움체"/>
+          <w:color w:val="000000"/>
+          <w:kern w:val="0"/>
+          <w:sz w:val="19"/>
+          <w:szCs w:val="19"/>
+        </w:rPr>
+      </w:pPr>
+      <w:r>
+        <w:rPr>
+          <w:rFonts w:ascii="돋움체" w:hAnsi="돋움체" w:cs="돋움체"/>
+          <w:color w:val="000000"/>
+          <w:kern w:val="0"/>
+          <w:sz w:val="19"/>
+          <w:szCs w:val="19"/>
+        </w:rPr>
+        <w:t xml:space="preserve">      </w:t>
+      </w:r>
+      <w:proofErr w:type="spellStart"/>
+      <w:r>
+        <w:rPr>
+          <w:rFonts w:ascii="돋움체" w:hAnsi="돋움체" w:cs="돋움체"/>
+          <w:color w:val="FF0000"/>
+          <w:kern w:val="0"/>
+          <w:sz w:val="19"/>
+          <w:szCs w:val="19"/>
+        </w:rPr>
+        <w:t>text-</w:t>
+      </w:r>
+      <w:proofErr w:type="gramStart"/>
+      <w:r>
+        <w:rPr>
+          <w:rFonts w:ascii="돋움체" w:hAnsi="돋움체" w:cs="돋움체"/>
+          <w:color w:val="FF0000"/>
+          <w:kern w:val="0"/>
+          <w:sz w:val="19"/>
+          <w:szCs w:val="19"/>
+        </w:rPr>
+        <w:t>align</w:t>
+      </w:r>
+      <w:r>
+        <w:rPr>
+          <w:rFonts w:ascii="돋움체" w:hAnsi="돋움체" w:cs="돋움체"/>
+          <w:color w:val="000000"/>
+          <w:kern w:val="0"/>
+          <w:sz w:val="19"/>
+          <w:szCs w:val="19"/>
+        </w:rPr>
+        <w:t>:</w:t>
+      </w:r>
+      <w:r>
+        <w:rPr>
+          <w:rFonts w:ascii="돋움체" w:hAnsi="돋움체" w:cs="돋움체"/>
+          <w:color w:val="0000FF"/>
+          <w:kern w:val="0"/>
+          <w:sz w:val="19"/>
+          <w:szCs w:val="19"/>
+        </w:rPr>
+        <w:t>center</w:t>
+      </w:r>
+      <w:proofErr w:type="spellEnd"/>
+      <w:proofErr w:type="gramEnd"/>
+      <w:r>
+        <w:rPr>
+          <w:rFonts w:ascii="돋움체" w:hAnsi="돋움체" w:cs="돋움체"/>
+          <w:color w:val="000000"/>
+          <w:kern w:val="0"/>
+          <w:sz w:val="19"/>
+          <w:szCs w:val="19"/>
+        </w:rPr>
+        <w:t xml:space="preserve">; </w:t>
+      </w:r>
+      <w:r>
+        <w:rPr>
+          <w:rFonts w:ascii="돋움체" w:hAnsi="돋움체" w:cs="돋움체"/>
+          <w:color w:val="FF0000"/>
+          <w:kern w:val="0"/>
+          <w:sz w:val="19"/>
+          <w:szCs w:val="19"/>
+        </w:rPr>
+        <w:t>border-radius</w:t>
+      </w:r>
+      <w:r>
+        <w:rPr>
+          <w:rFonts w:ascii="돋움체" w:hAnsi="돋움체" w:cs="돋움체"/>
+          <w:color w:val="000000"/>
+          <w:kern w:val="0"/>
+          <w:sz w:val="19"/>
+          <w:szCs w:val="19"/>
+        </w:rPr>
+        <w:t xml:space="preserve">: </w:t>
+      </w:r>
+      <w:r>
+        <w:rPr>
+          <w:rFonts w:ascii="돋움체" w:hAnsi="돋움체" w:cs="돋움체"/>
+          <w:color w:val="0000FF"/>
+          <w:kern w:val="0"/>
+          <w:sz w:val="19"/>
+          <w:szCs w:val="19"/>
+        </w:rPr>
+        <w:t>10px</w:t>
+      </w:r>
+      <w:r>
+        <w:rPr>
+          <w:rFonts w:ascii="돋움체" w:hAnsi="돋움체" w:cs="돋움체"/>
+          <w:color w:val="000000"/>
+          <w:kern w:val="0"/>
+          <w:sz w:val="19"/>
+          <w:szCs w:val="19"/>
+        </w:rPr>
+        <w:t>;</w:t>
+      </w:r>
+    </w:p>
+    <w:p>
+      <w:pPr>
+        <w:wordWrap/>
+        <w:adjustRightInd w:val="0"/>
+        <w:spacing w:after="0" w:line="240" w:lineRule="auto"/>
+        <w:jc w:val="left"/>
+        <w:rPr>
+          <w:rFonts w:ascii="돋움체" w:hAnsi="돋움체" w:cs="돋움체"/>
+          <w:color w:val="000000"/>
+          <w:kern w:val="0"/>
+          <w:sz w:val="19"/>
+          <w:szCs w:val="19"/>
+        </w:rPr>
+      </w:pPr>
+      <w:r>
+        <w:rPr>
+          <w:rFonts w:ascii="돋움체" w:hAnsi="돋움체" w:cs="돋움체"/>
+          <w:color w:val="000000"/>
+          <w:kern w:val="0"/>
+          <w:sz w:val="19"/>
+          <w:szCs w:val="19"/>
+        </w:rPr>
+        <w:t xml:space="preserve">      </w:t>
+      </w:r>
+      <w:r>
+        <w:rPr>
+          <w:rFonts w:ascii="돋움체" w:hAnsi="돋움체" w:cs="돋움체"/>
+          <w:color w:val="FF0000"/>
+          <w:kern w:val="0"/>
+          <w:sz w:val="19"/>
+          <w:szCs w:val="19"/>
+        </w:rPr>
+        <w:t>font-size</w:t>
+      </w:r>
+      <w:r>
+        <w:rPr>
+          <w:rFonts w:ascii="돋움체" w:hAnsi="돋움체" w:cs="돋움체"/>
+          <w:color w:val="000000"/>
+          <w:kern w:val="0"/>
+          <w:sz w:val="19"/>
+          <w:szCs w:val="19"/>
+        </w:rPr>
+        <w:t xml:space="preserve">: </w:t>
+      </w:r>
+      <w:r>
+        <w:rPr>
+          <w:rFonts w:ascii="돋움체" w:hAnsi="돋움체" w:cs="돋움체"/>
+          <w:color w:val="0000FF"/>
+          <w:kern w:val="0"/>
+          <w:sz w:val="19"/>
+          <w:szCs w:val="19"/>
+        </w:rPr>
+        <w:t>.9em</w:t>
+      </w:r>
+      <w:r>
+        <w:rPr>
+          <w:rFonts w:ascii="돋움체" w:hAnsi="돋움체" w:cs="돋움체"/>
+          <w:color w:val="000000"/>
+          <w:kern w:val="0"/>
+          <w:sz w:val="19"/>
+          <w:szCs w:val="19"/>
+        </w:rPr>
+        <w:t>;</w:t>
+      </w:r>
+    </w:p>
+    <w:p>
+      <w:pPr>
+        <w:wordWrap/>
+        <w:adjustRightInd w:val="0"/>
+        <w:spacing w:after="0" w:line="240" w:lineRule="auto"/>
+        <w:jc w:val="left"/>
+        <w:rPr>
+          <w:rFonts w:ascii="돋움체" w:hAnsi="돋움체" w:cs="돋움체"/>
+          <w:color w:val="000000"/>
+          <w:kern w:val="0"/>
+          <w:sz w:val="19"/>
+          <w:szCs w:val="19"/>
+        </w:rPr>
+      </w:pPr>
+      <w:r>
+        <w:rPr>
+          <w:rFonts w:ascii="돋움체" w:hAnsi="돋움체" w:cs="돋움체"/>
+          <w:color w:val="000000"/>
+          <w:kern w:val="0"/>
+          <w:sz w:val="19"/>
+          <w:szCs w:val="19"/>
+        </w:rPr>
+        <w:t xml:space="preserve">    }</w:t>
+      </w:r>
+    </w:p>
+    <w:p>
+      <w:pPr>
+        <w:wordWrap/>
+        <w:adjustRightInd w:val="0"/>
+        <w:spacing w:after="0" w:line="240" w:lineRule="auto"/>
+        <w:jc w:val="left"/>
+        <w:rPr>
+          <w:rFonts w:ascii="돋움체" w:hAnsi="돋움체" w:cs="돋움체"/>
+          <w:color w:val="000000"/>
+          <w:kern w:val="0"/>
+          <w:sz w:val="19"/>
+          <w:szCs w:val="19"/>
+        </w:rPr>
+      </w:pPr>
+      <w:r>
+        <w:rPr>
+          <w:rFonts w:ascii="돋움체" w:hAnsi="돋움체" w:cs="돋움체"/>
+          <w:color w:val="000000"/>
+          <w:kern w:val="0"/>
+          <w:sz w:val="19"/>
+          <w:szCs w:val="19"/>
+        </w:rPr>
+        <w:t xml:space="preserve">  </w:t>
+      </w:r>
+      <w:r>
+        <w:rPr>
+          <w:rFonts w:ascii="돋움체" w:hAnsi="돋움체" w:cs="돋움체"/>
+          <w:color w:val="0000FF"/>
+          <w:kern w:val="0"/>
+          <w:sz w:val="19"/>
+          <w:szCs w:val="19"/>
+        </w:rPr>
+        <w:t>&lt;/</w:t>
+      </w:r>
+      <w:r>
+        <w:rPr>
+          <w:rFonts w:ascii="돋움체" w:hAnsi="돋움체" w:cs="돋움체"/>
+          <w:color w:val="800000"/>
+          <w:kern w:val="0"/>
+          <w:sz w:val="19"/>
+          <w:szCs w:val="19"/>
+        </w:rPr>
+        <w:t>style</w:t>
+      </w:r>
+      <w:r>
+        <w:rPr>
+          <w:rFonts w:ascii="돋움체" w:hAnsi="돋움체" w:cs="돋움체"/>
+          <w:color w:val="0000FF"/>
+          <w:kern w:val="0"/>
+          <w:sz w:val="19"/>
+          <w:szCs w:val="19"/>
+        </w:rPr>
+        <w:t>&gt;</w:t>
+      </w:r>
+    </w:p>
+    <w:p>
+      <w:pPr>
+        <w:wordWrap/>
+        <w:adjustRightInd w:val="0"/>
+        <w:spacing w:after="0" w:line="240" w:lineRule="auto"/>
+        <w:jc w:val="left"/>
+        <w:rPr>
+          <w:rFonts w:ascii="돋움체" w:hAnsi="돋움체" w:cs="돋움체"/>
+          <w:color w:val="000000"/>
+          <w:kern w:val="0"/>
+          <w:sz w:val="19"/>
+          <w:szCs w:val="19"/>
+        </w:rPr>
+      </w:pPr>
+      <w:r>
+        <w:rPr>
+          <w:rFonts w:ascii="돋움체" w:hAnsi="돋움체" w:cs="돋움체"/>
+          <w:color w:val="000000"/>
+          <w:kern w:val="0"/>
+          <w:sz w:val="19"/>
+          <w:szCs w:val="19"/>
+        </w:rPr>
+        <w:t xml:space="preserve">  </w:t>
+      </w:r>
+      <w:r>
+        <w:rPr>
+          <w:rFonts w:ascii="돋움체" w:hAnsi="돋움체" w:cs="돋움체"/>
+          <w:color w:val="0000FF"/>
+          <w:kern w:val="0"/>
+          <w:sz w:val="19"/>
+          <w:szCs w:val="19"/>
+        </w:rPr>
+        <w:t>&lt;</w:t>
+      </w:r>
+      <w:r>
+        <w:rPr>
+          <w:rFonts w:ascii="돋움체" w:hAnsi="돋움체" w:cs="돋움체"/>
+          <w:color w:val="800000"/>
+          <w:kern w:val="0"/>
+          <w:sz w:val="19"/>
+          <w:szCs w:val="19"/>
+        </w:rPr>
+        <w:t>script</w:t>
+      </w:r>
+      <w:r>
+        <w:rPr>
+          <w:rFonts w:ascii="돋움체" w:hAnsi="돋움체" w:cs="돋움체"/>
+          <w:color w:val="0000FF"/>
+          <w:kern w:val="0"/>
+          <w:sz w:val="19"/>
+          <w:szCs w:val="19"/>
+        </w:rPr>
+        <w:t>&gt;</w:t>
+      </w:r>
+    </w:p>
+    <w:p>
+      <w:pPr>
+        <w:wordWrap/>
+        <w:adjustRightInd w:val="0"/>
+        <w:spacing w:after="0" w:line="240" w:lineRule="auto"/>
+        <w:jc w:val="left"/>
+        <w:rPr>
+          <w:rFonts w:ascii="돋움체" w:hAnsi="돋움체" w:cs="돋움체"/>
+          <w:color w:val="000000"/>
+          <w:kern w:val="0"/>
+          <w:sz w:val="19"/>
+          <w:szCs w:val="19"/>
+        </w:rPr>
+      </w:pPr>
+      <w:r>
+        <w:rPr>
+          <w:rFonts w:ascii="돋움체" w:hAnsi="돋움체" w:cs="돋움체"/>
+          <w:color w:val="000000"/>
+          <w:kern w:val="0"/>
+          <w:sz w:val="19"/>
+          <w:szCs w:val="19"/>
+        </w:rPr>
+        <w:t xml:space="preserve"> </w:t>
+      </w:r>
+    </w:p>
+    <w:p>
+      <w:pPr>
+        <w:wordWrap/>
+        <w:adjustRightInd w:val="0"/>
+        <w:spacing w:after="0" w:line="240" w:lineRule="auto"/>
+        <w:jc w:val="left"/>
+        <w:rPr>
+          <w:rFonts w:ascii="돋움체" w:hAnsi="돋움체" w:cs="돋움체"/>
+          <w:color w:val="000000"/>
+          <w:kern w:val="0"/>
+          <w:sz w:val="19"/>
+          <w:szCs w:val="19"/>
+        </w:rPr>
+      </w:pPr>
+      <w:r>
+        <w:rPr>
+          <w:rFonts w:ascii="돋움체" w:hAnsi="돋움체" w:cs="돋움체"/>
+          <w:color w:val="000000"/>
+          <w:kern w:val="0"/>
+          <w:sz w:val="19"/>
+          <w:szCs w:val="19"/>
+        </w:rPr>
+        <w:t xml:space="preserve">  </w:t>
+      </w:r>
+      <w:r>
+        <w:rPr>
+          <w:rFonts w:ascii="돋움체" w:hAnsi="돋움체" w:cs="돋움체"/>
+          <w:color w:val="0000FF"/>
+          <w:kern w:val="0"/>
+          <w:sz w:val="19"/>
+          <w:szCs w:val="19"/>
+        </w:rPr>
+        <w:t>&lt;/</w:t>
+      </w:r>
+      <w:r>
+        <w:rPr>
+          <w:rFonts w:ascii="돋움체" w:hAnsi="돋움체" w:cs="돋움체"/>
+          <w:color w:val="800000"/>
+          <w:kern w:val="0"/>
+          <w:sz w:val="19"/>
+          <w:szCs w:val="19"/>
+        </w:rPr>
+        <w:t>script</w:t>
+      </w:r>
+      <w:r>
+        <w:rPr>
+          <w:rFonts w:ascii="돋움체" w:hAnsi="돋움체" w:cs="돋움체"/>
+          <w:color w:val="0000FF"/>
+          <w:kern w:val="0"/>
+          <w:sz w:val="19"/>
+          <w:szCs w:val="19"/>
+        </w:rPr>
+        <w:t>&gt;</w:t>
+      </w:r>
+    </w:p>
+    <w:p>
+      <w:pPr>
+        <w:wordWrap/>
+        <w:adjustRightInd w:val="0"/>
+        <w:spacing w:after="0" w:line="240" w:lineRule="auto"/>
+        <w:jc w:val="left"/>
+        <w:rPr>
+          <w:rFonts w:ascii="돋움체" w:hAnsi="돋움체" w:cs="돋움체"/>
+          <w:color w:val="000000"/>
+          <w:kern w:val="0"/>
+          <w:sz w:val="19"/>
+          <w:szCs w:val="19"/>
+        </w:rPr>
+      </w:pPr>
+      <w:r>
+        <w:rPr>
+          <w:rFonts w:ascii="돋움체" w:hAnsi="돋움체" w:cs="돋움체"/>
+          <w:color w:val="0000FF"/>
+          <w:kern w:val="0"/>
+          <w:sz w:val="19"/>
+          <w:szCs w:val="19"/>
+        </w:rPr>
+        <w:t>&lt;/</w:t>
+      </w:r>
+      <w:r>
+        <w:rPr>
+          <w:rFonts w:ascii="돋움체" w:hAnsi="돋움체" w:cs="돋움체"/>
+          <w:color w:val="800000"/>
+          <w:kern w:val="0"/>
+          <w:sz w:val="19"/>
+          <w:szCs w:val="19"/>
+        </w:rPr>
+        <w:t>head</w:t>
+      </w:r>
+      <w:r>
+        <w:rPr>
+          <w:rFonts w:ascii="돋움체" w:hAnsi="돋움체" w:cs="돋움체"/>
+          <w:color w:val="0000FF"/>
+          <w:kern w:val="0"/>
+          <w:sz w:val="19"/>
+          <w:szCs w:val="19"/>
+        </w:rPr>
+        <w:t>&gt;</w:t>
+      </w:r>
+    </w:p>
+    <w:p>
+      <w:pPr>
+        <w:wordWrap/>
+        <w:adjustRightInd w:val="0"/>
+        <w:spacing w:after="0" w:line="240" w:lineRule="auto"/>
+        <w:jc w:val="left"/>
+        <w:rPr>
+          <w:rFonts w:ascii="돋움체" w:hAnsi="돋움체" w:cs="돋움체"/>
+          <w:color w:val="000000"/>
+          <w:kern w:val="0"/>
+          <w:sz w:val="19"/>
+          <w:szCs w:val="19"/>
+        </w:rPr>
+      </w:pPr>
+      <w:r>
+        <w:rPr>
+          <w:rFonts w:ascii="돋움체" w:hAnsi="돋움체" w:cs="돋움체"/>
+          <w:color w:val="0000FF"/>
+          <w:kern w:val="0"/>
+          <w:sz w:val="19"/>
+          <w:szCs w:val="19"/>
+        </w:rPr>
+        <w:t>&lt;</w:t>
+      </w:r>
+      <w:r>
+        <w:rPr>
+          <w:rFonts w:ascii="돋움체" w:hAnsi="돋움체" w:cs="돋움체"/>
+          <w:color w:val="800000"/>
+          <w:kern w:val="0"/>
+          <w:sz w:val="19"/>
+          <w:szCs w:val="19"/>
+        </w:rPr>
+        <w:t>body</w:t>
+      </w:r>
+      <w:r>
+        <w:rPr>
+          <w:rFonts w:ascii="돋움체" w:hAnsi="돋움체" w:cs="돋움체"/>
+          <w:color w:val="0000FF"/>
+          <w:kern w:val="0"/>
+          <w:sz w:val="19"/>
+          <w:szCs w:val="19"/>
+        </w:rPr>
+        <w:t>&gt;</w:t>
+      </w:r>
+    </w:p>
+    <w:p>
+      <w:pPr>
+        <w:wordWrap/>
+        <w:adjustRightInd w:val="0"/>
+        <w:spacing w:after="0" w:line="240" w:lineRule="auto"/>
+        <w:jc w:val="left"/>
+        <w:rPr>
+          <w:rFonts w:ascii="돋움체" w:hAnsi="돋움체" w:cs="돋움체"/>
+          <w:color w:val="000000"/>
+          <w:kern w:val="0"/>
+          <w:sz w:val="19"/>
+          <w:szCs w:val="19"/>
+        </w:rPr>
+      </w:pPr>
+      <w:r>
+        <w:rPr>
+          <w:rFonts w:ascii="돋움체" w:hAnsi="돋움체" w:cs="돋움체"/>
+          <w:color w:val="000000"/>
+          <w:kern w:val="0"/>
+          <w:sz w:val="19"/>
+          <w:szCs w:val="19"/>
+        </w:rPr>
+        <w:t xml:space="preserve">  </w:t>
+      </w:r>
+      <w:r>
+        <w:rPr>
+          <w:rFonts w:ascii="돋움체" w:hAnsi="돋움체" w:cs="돋움체"/>
+          <w:color w:val="0000FF"/>
+          <w:kern w:val="0"/>
+          <w:sz w:val="19"/>
+          <w:szCs w:val="19"/>
+        </w:rPr>
+        <w:t>&lt;</w:t>
+      </w:r>
+      <w:r>
+        <w:rPr>
+          <w:rFonts w:ascii="돋움체" w:hAnsi="돋움체" w:cs="돋움체"/>
+          <w:color w:val="800000"/>
+          <w:kern w:val="0"/>
+          <w:sz w:val="19"/>
+          <w:szCs w:val="19"/>
+        </w:rPr>
+        <w:t>div</w:t>
+      </w:r>
+      <w:r>
+        <w:rPr>
+          <w:rFonts w:ascii="돋움체" w:hAnsi="돋움체" w:cs="돋움체"/>
+          <w:color w:val="000000"/>
+          <w:kern w:val="0"/>
+          <w:sz w:val="19"/>
+          <w:szCs w:val="19"/>
+        </w:rPr>
+        <w:t xml:space="preserve"> </w:t>
+      </w:r>
+      <w:r>
+        <w:rPr>
+          <w:rFonts w:ascii="돋움체" w:hAnsi="돋움체" w:cs="돋움체"/>
+          <w:color w:val="FF0000"/>
+          <w:kern w:val="0"/>
+          <w:sz w:val="19"/>
+          <w:szCs w:val="19"/>
+        </w:rPr>
+        <w:t>id</w:t>
+      </w:r>
+      <w:r>
+        <w:rPr>
+          <w:rFonts w:ascii="돋움체" w:hAnsi="돋움체" w:cs="돋움체"/>
+          <w:color w:val="0000FF"/>
+          <w:kern w:val="0"/>
+          <w:sz w:val="19"/>
+          <w:szCs w:val="19"/>
+        </w:rPr>
+        <w:t>="wrap"&gt;</w:t>
+      </w:r>
+    </w:p>
+    <w:p>
+      <w:pPr>
+        <w:wordWrap/>
+        <w:adjustRightInd w:val="0"/>
+        <w:spacing w:after="0" w:line="240" w:lineRule="auto"/>
+        <w:jc w:val="left"/>
+        <w:rPr>
+          <w:rFonts w:ascii="돋움체" w:hAnsi="돋움체" w:cs="돋움체"/>
+          <w:color w:val="000000"/>
+          <w:kern w:val="0"/>
+          <w:sz w:val="19"/>
+          <w:szCs w:val="19"/>
+        </w:rPr>
+      </w:pPr>
+      <w:r>
+        <w:rPr>
+          <w:rFonts w:ascii="돋움체" w:hAnsi="돋움체" w:cs="돋움체"/>
+          <w:color w:val="000000"/>
+          <w:kern w:val="0"/>
+          <w:sz w:val="19"/>
+          <w:szCs w:val="19"/>
+        </w:rPr>
+        <w:t xml:space="preserve">    </w:t>
+      </w:r>
+      <w:r>
+        <w:rPr>
+          <w:rFonts w:ascii="돋움체" w:hAnsi="돋움체" w:cs="돋움체"/>
+          <w:color w:val="0000FF"/>
+          <w:kern w:val="0"/>
+          <w:sz w:val="19"/>
+          <w:szCs w:val="19"/>
+        </w:rPr>
+        <w:t>&lt;</w:t>
+      </w:r>
+      <w:r>
+        <w:rPr>
+          <w:rFonts w:ascii="돋움체" w:hAnsi="돋움체" w:cs="돋움체"/>
+          <w:color w:val="800000"/>
+          <w:kern w:val="0"/>
+          <w:sz w:val="19"/>
+          <w:szCs w:val="19"/>
+        </w:rPr>
+        <w:t>h1</w:t>
+      </w:r>
+      <w:r>
+        <w:rPr>
+          <w:rFonts w:ascii="돋움체" w:hAnsi="돋움체" w:cs="돋움체"/>
+          <w:color w:val="0000FF"/>
+          <w:kern w:val="0"/>
+          <w:sz w:val="19"/>
+          <w:szCs w:val="19"/>
+        </w:rPr>
+        <w:t>&gt;</w:t>
+      </w:r>
+      <w:proofErr w:type="spellStart"/>
+      <w:r>
+        <w:rPr>
+          <w:rFonts w:ascii="돋움체" w:hAnsi="돋움체" w:cs="돋움체"/>
+          <w:color w:val="000000"/>
+          <w:kern w:val="0"/>
+          <w:sz w:val="19"/>
+          <w:szCs w:val="19"/>
+        </w:rPr>
+        <w:t>인사정보</w:t>
+      </w:r>
+      <w:proofErr w:type="spellEnd"/>
+      <w:r>
+        <w:rPr>
+          <w:rFonts w:ascii="돋움체" w:hAnsi="돋움체" w:cs="돋움체"/>
+          <w:color w:val="000000"/>
+          <w:kern w:val="0"/>
+          <w:sz w:val="19"/>
+          <w:szCs w:val="19"/>
+        </w:rPr>
+        <w:t xml:space="preserve"> </w:t>
+      </w:r>
+      <w:r>
+        <w:rPr>
+          <w:rFonts w:ascii="돋움체" w:hAnsi="돋움체" w:cs="돋움체"/>
+          <w:color w:val="000000"/>
+          <w:kern w:val="0"/>
+          <w:sz w:val="19"/>
+          <w:szCs w:val="19"/>
+        </w:rPr>
+        <w:t>시스템</w:t>
+      </w:r>
+      <w:r>
+        <w:rPr>
+          <w:rFonts w:ascii="돋움체" w:hAnsi="돋움체" w:cs="돋움체"/>
+          <w:color w:val="0000FF"/>
+          <w:kern w:val="0"/>
+          <w:sz w:val="19"/>
+          <w:szCs w:val="19"/>
+        </w:rPr>
+        <w:t>&lt;/</w:t>
+      </w:r>
+      <w:r>
+        <w:rPr>
+          <w:rFonts w:ascii="돋움체" w:hAnsi="돋움체" w:cs="돋움체"/>
+          <w:color w:val="800000"/>
+          <w:kern w:val="0"/>
+          <w:sz w:val="19"/>
+          <w:szCs w:val="19"/>
+        </w:rPr>
+        <w:t>h1</w:t>
+      </w:r>
+      <w:r>
+        <w:rPr>
+          <w:rFonts w:ascii="돋움체" w:hAnsi="돋움체" w:cs="돋움체"/>
+          <w:color w:val="0000FF"/>
+          <w:kern w:val="0"/>
+          <w:sz w:val="19"/>
+          <w:szCs w:val="19"/>
+        </w:rPr>
+        <w:t>&gt;</w:t>
+      </w:r>
+    </w:p>
+    <w:p>
+      <w:pPr>
+        <w:wordWrap/>
+        <w:adjustRightInd w:val="0"/>
+        <w:spacing w:after="0" w:line="240" w:lineRule="auto"/>
+        <w:jc w:val="left"/>
+        <w:rPr>
+          <w:rFonts w:ascii="돋움체" w:hAnsi="돋움체" w:cs="돋움체"/>
+          <w:color w:val="000000"/>
+          <w:kern w:val="0"/>
+          <w:sz w:val="19"/>
+          <w:szCs w:val="19"/>
+        </w:rPr>
+      </w:pPr>
+      <w:r>
+        <w:rPr>
+          <w:rFonts w:ascii="돋움체" w:hAnsi="돋움체" w:cs="돋움체"/>
+          <w:color w:val="000000"/>
+          <w:kern w:val="0"/>
+          <w:sz w:val="19"/>
+          <w:szCs w:val="19"/>
+        </w:rPr>
+        <w:t xml:space="preserve">    </w:t>
+      </w:r>
+      <w:r>
+        <w:rPr>
+          <w:rFonts w:ascii="돋움체" w:hAnsi="돋움체" w:cs="돋움체"/>
+          <w:color w:val="0000FF"/>
+          <w:kern w:val="0"/>
+          <w:sz w:val="19"/>
+          <w:szCs w:val="19"/>
+        </w:rPr>
+        <w:t>&lt;</w:t>
+      </w:r>
+      <w:proofErr w:type="spellStart"/>
+      <w:r>
+        <w:rPr>
+          <w:rFonts w:ascii="돋움체" w:hAnsi="돋움체" w:cs="돋움체"/>
+          <w:color w:val="800000"/>
+          <w:kern w:val="0"/>
+          <w:sz w:val="19"/>
+          <w:szCs w:val="19"/>
+        </w:rPr>
+        <w:t>hr</w:t>
+      </w:r>
+      <w:proofErr w:type="spellEnd"/>
+      <w:r>
+        <w:rPr>
+          <w:rFonts w:ascii="돋움체" w:hAnsi="돋움체" w:cs="돋움체"/>
+          <w:color w:val="000000"/>
+          <w:kern w:val="0"/>
+          <w:sz w:val="19"/>
+          <w:szCs w:val="19"/>
+        </w:rPr>
+        <w:t xml:space="preserve"> </w:t>
+      </w:r>
+      <w:r>
+        <w:rPr>
+          <w:rFonts w:ascii="돋움체" w:hAnsi="돋움체" w:cs="돋움체"/>
+          <w:color w:val="FF0000"/>
+          <w:kern w:val="0"/>
+          <w:sz w:val="19"/>
+          <w:szCs w:val="19"/>
+        </w:rPr>
+        <w:t>color</w:t>
+      </w:r>
+      <w:r>
+        <w:rPr>
+          <w:rFonts w:ascii="돋움체" w:hAnsi="돋움체" w:cs="돋움체"/>
+          <w:color w:val="0000FF"/>
+          <w:kern w:val="0"/>
+          <w:sz w:val="19"/>
+          <w:szCs w:val="19"/>
+        </w:rPr>
+        <w:t>="blue"</w:t>
+      </w:r>
+      <w:r>
+        <w:rPr>
+          <w:rFonts w:ascii="돋움체" w:hAnsi="돋움체" w:cs="돋움체"/>
+          <w:color w:val="000000"/>
+          <w:kern w:val="0"/>
+          <w:sz w:val="19"/>
+          <w:szCs w:val="19"/>
+        </w:rPr>
+        <w:t xml:space="preserve"> </w:t>
+      </w:r>
+      <w:r>
+        <w:rPr>
+          <w:rFonts w:ascii="돋움체" w:hAnsi="돋움체" w:cs="돋움체"/>
+          <w:color w:val="0000FF"/>
+          <w:kern w:val="0"/>
+          <w:sz w:val="19"/>
+          <w:szCs w:val="19"/>
+        </w:rPr>
+        <w:t>/&gt;</w:t>
+      </w:r>
+    </w:p>
+    <w:p>
+      <w:pPr>
+        <w:wordWrap/>
+        <w:adjustRightInd w:val="0"/>
+        <w:spacing w:after="0" w:line="240" w:lineRule="auto"/>
+        <w:jc w:val="left"/>
+        <w:rPr>
+          <w:rFonts w:ascii="돋움체" w:hAnsi="돋움체" w:cs="돋움체"/>
+          <w:color w:val="000000"/>
+          <w:kern w:val="0"/>
+          <w:sz w:val="19"/>
+          <w:szCs w:val="19"/>
+        </w:rPr>
+      </w:pPr>
+      <w:r>
+        <w:rPr>
+          <w:rFonts w:ascii="돋움체" w:hAnsi="돋움체" w:cs="돋움체"/>
+          <w:color w:val="000000"/>
+          <w:kern w:val="0"/>
+          <w:sz w:val="19"/>
+          <w:szCs w:val="19"/>
+        </w:rPr>
+        <w:t xml:space="preserve">    </w:t>
+      </w:r>
+      <w:r>
+        <w:rPr>
+          <w:rFonts w:ascii="돋움체" w:hAnsi="돋움체" w:cs="돋움체"/>
+          <w:color w:val="0000FF"/>
+          <w:kern w:val="0"/>
+          <w:sz w:val="19"/>
+          <w:szCs w:val="19"/>
+        </w:rPr>
+        <w:t>&lt;</w:t>
+      </w:r>
+      <w:r>
+        <w:rPr>
+          <w:rFonts w:ascii="돋움체" w:hAnsi="돋움체" w:cs="돋움체"/>
+          <w:color w:val="800000"/>
+          <w:kern w:val="0"/>
+          <w:sz w:val="19"/>
+          <w:szCs w:val="19"/>
+        </w:rPr>
+        <w:t>h2</w:t>
+      </w:r>
+      <w:r>
+        <w:rPr>
+          <w:rFonts w:ascii="돋움체" w:hAnsi="돋움체" w:cs="돋움체"/>
+          <w:color w:val="000000"/>
+          <w:kern w:val="0"/>
+          <w:sz w:val="19"/>
+          <w:szCs w:val="19"/>
+        </w:rPr>
+        <w:t xml:space="preserve"> </w:t>
+      </w:r>
+      <w:r>
+        <w:rPr>
+          <w:rFonts w:ascii="돋움체" w:hAnsi="돋움체" w:cs="돋움체"/>
+          <w:color w:val="FF0000"/>
+          <w:kern w:val="0"/>
+          <w:sz w:val="19"/>
+          <w:szCs w:val="19"/>
+        </w:rPr>
+        <w:t>id</w:t>
+      </w:r>
+      <w:r>
+        <w:rPr>
+          <w:rFonts w:ascii="돋움체" w:hAnsi="돋움체" w:cs="돋움체"/>
+          <w:color w:val="0000FF"/>
+          <w:kern w:val="0"/>
+          <w:sz w:val="19"/>
+          <w:szCs w:val="19"/>
+        </w:rPr>
+        <w:t>="</w:t>
+      </w:r>
+      <w:proofErr w:type="spellStart"/>
+      <w:r>
+        <w:rPr>
+          <w:rFonts w:ascii="돋움체" w:hAnsi="돋움체" w:cs="돋움체"/>
+          <w:color w:val="0000FF"/>
+          <w:kern w:val="0"/>
+          <w:sz w:val="19"/>
+          <w:szCs w:val="19"/>
+        </w:rPr>
+        <w:t>showName</w:t>
+      </w:r>
+      <w:proofErr w:type="spellEnd"/>
+      <w:r>
+        <w:rPr>
+          <w:rFonts w:ascii="돋움체" w:hAnsi="돋움체" w:cs="돋움체"/>
+          <w:color w:val="0000FF"/>
+          <w:kern w:val="0"/>
+          <w:sz w:val="19"/>
+          <w:szCs w:val="19"/>
+        </w:rPr>
+        <w:t>"&gt;&lt;/</w:t>
+      </w:r>
+      <w:r>
+        <w:rPr>
+          <w:rFonts w:ascii="돋움체" w:hAnsi="돋움체" w:cs="돋움체"/>
+          <w:color w:val="800000"/>
+          <w:kern w:val="0"/>
+          <w:sz w:val="19"/>
+          <w:szCs w:val="19"/>
+        </w:rPr>
+        <w:t>h2</w:t>
+      </w:r>
+      <w:r>
+        <w:rPr>
+          <w:rFonts w:ascii="돋움체" w:hAnsi="돋움체" w:cs="돋움체"/>
+          <w:color w:val="0000FF"/>
+          <w:kern w:val="0"/>
+          <w:sz w:val="19"/>
+          <w:szCs w:val="19"/>
+        </w:rPr>
+        <w:t>&gt;</w:t>
+      </w:r>
+    </w:p>
+    <w:p>
+      <w:pPr>
+        <w:wordWrap/>
+        <w:adjustRightInd w:val="0"/>
+        <w:spacing w:after="0" w:line="240" w:lineRule="auto"/>
+        <w:jc w:val="left"/>
+        <w:rPr>
+          <w:rFonts w:ascii="돋움체" w:hAnsi="돋움체" w:cs="돋움체"/>
+          <w:color w:val="000000"/>
+          <w:kern w:val="0"/>
+          <w:sz w:val="19"/>
+          <w:szCs w:val="19"/>
+        </w:rPr>
+      </w:pPr>
+      <w:r>
+        <w:rPr>
+          <w:rFonts w:ascii="돋움체" w:hAnsi="돋움체" w:cs="돋움체"/>
+          <w:color w:val="000000"/>
+          <w:kern w:val="0"/>
+          <w:sz w:val="19"/>
+          <w:szCs w:val="19"/>
+        </w:rPr>
+        <w:t xml:space="preserve">    </w:t>
+      </w:r>
+      <w:r>
+        <w:rPr>
+          <w:rFonts w:ascii="돋움체" w:hAnsi="돋움체" w:cs="돋움체"/>
+          <w:color w:val="0000FF"/>
+          <w:kern w:val="0"/>
+          <w:sz w:val="19"/>
+          <w:szCs w:val="19"/>
+        </w:rPr>
+        <w:t>&lt;</w:t>
+      </w:r>
+      <w:r>
+        <w:rPr>
+          <w:rFonts w:ascii="돋움체" w:hAnsi="돋움체" w:cs="돋움체"/>
+          <w:color w:val="800000"/>
+          <w:kern w:val="0"/>
+          <w:sz w:val="19"/>
+          <w:szCs w:val="19"/>
+        </w:rPr>
+        <w:t>h2</w:t>
+      </w:r>
+      <w:r>
+        <w:rPr>
+          <w:rFonts w:ascii="돋움체" w:hAnsi="돋움체" w:cs="돋움체"/>
+          <w:color w:val="0000FF"/>
+          <w:kern w:val="0"/>
+          <w:sz w:val="19"/>
+          <w:szCs w:val="19"/>
+        </w:rPr>
+        <w:t>&gt;</w:t>
+      </w:r>
+      <w:r>
+        <w:rPr>
+          <w:rFonts w:ascii="돋움체" w:hAnsi="돋움체" w:cs="돋움체"/>
+          <w:color w:val="000000"/>
+          <w:kern w:val="0"/>
+          <w:sz w:val="19"/>
+          <w:szCs w:val="19"/>
+        </w:rPr>
+        <w:t>이름</w:t>
+      </w:r>
+      <w:r>
+        <w:rPr>
+          <w:rFonts w:ascii="돋움체" w:hAnsi="돋움체" w:cs="돋움체"/>
+          <w:color w:val="000000"/>
+          <w:kern w:val="0"/>
+          <w:sz w:val="19"/>
+          <w:szCs w:val="19"/>
+        </w:rPr>
+        <w:t xml:space="preserve"> </w:t>
+      </w:r>
+      <w:r>
+        <w:rPr>
+          <w:rFonts w:ascii="돋움체" w:hAnsi="돋움체" w:cs="돋움체"/>
+          <w:color w:val="000000"/>
+          <w:kern w:val="0"/>
+          <w:sz w:val="19"/>
+          <w:szCs w:val="19"/>
+        </w:rPr>
+        <w:t>수정</w:t>
+      </w:r>
+      <w:r>
+        <w:rPr>
+          <w:rFonts w:ascii="돋움체" w:hAnsi="돋움체" w:cs="돋움체"/>
+          <w:color w:val="000000"/>
+          <w:kern w:val="0"/>
+          <w:sz w:val="19"/>
+          <w:szCs w:val="19"/>
+        </w:rPr>
+        <w:t xml:space="preserve"> </w:t>
+      </w:r>
+      <w:proofErr w:type="gramStart"/>
+      <w:r>
+        <w:rPr>
+          <w:rFonts w:ascii="돋움체" w:hAnsi="돋움체" w:cs="돋움체"/>
+          <w:color w:val="000000"/>
+          <w:kern w:val="0"/>
+          <w:sz w:val="19"/>
+          <w:szCs w:val="19"/>
+        </w:rPr>
+        <w:t>가능</w:t>
+      </w:r>
+      <w:r>
+        <w:rPr>
+          <w:rFonts w:ascii="돋움체" w:hAnsi="돋움체" w:cs="돋움체"/>
+          <w:color w:val="000000"/>
+          <w:kern w:val="0"/>
+          <w:sz w:val="19"/>
+          <w:szCs w:val="19"/>
+        </w:rPr>
+        <w:t xml:space="preserve"> :</w:t>
+      </w:r>
+      <w:proofErr w:type="gramEnd"/>
+      <w:r>
+        <w:rPr>
+          <w:rFonts w:ascii="돋움체" w:hAnsi="돋움체" w:cs="돋움체"/>
+          <w:color w:val="000000"/>
+          <w:kern w:val="0"/>
+          <w:sz w:val="19"/>
+          <w:szCs w:val="19"/>
+        </w:rPr>
+        <w:t xml:space="preserve"> </w:t>
+      </w:r>
+      <w:r>
+        <w:rPr>
+          <w:rFonts w:ascii="돋움체" w:hAnsi="돋움체" w:cs="돋움체"/>
+          <w:color w:val="0000FF"/>
+          <w:kern w:val="0"/>
+          <w:sz w:val="19"/>
+          <w:szCs w:val="19"/>
+        </w:rPr>
+        <w:t>&lt;</w:t>
+      </w:r>
+      <w:r>
+        <w:rPr>
+          <w:rFonts w:ascii="돋움체" w:hAnsi="돋움체" w:cs="돋움체"/>
+          <w:color w:val="800000"/>
+          <w:kern w:val="0"/>
+          <w:sz w:val="19"/>
+          <w:szCs w:val="19"/>
+        </w:rPr>
+        <w:t>input</w:t>
+      </w:r>
+      <w:r>
+        <w:rPr>
+          <w:rFonts w:ascii="돋움체" w:hAnsi="돋움체" w:cs="돋움체"/>
+          <w:color w:val="000000"/>
+          <w:kern w:val="0"/>
+          <w:sz w:val="19"/>
+          <w:szCs w:val="19"/>
+        </w:rPr>
+        <w:t xml:space="preserve"> </w:t>
+      </w:r>
+      <w:r>
+        <w:rPr>
+          <w:rFonts w:ascii="돋움체" w:hAnsi="돋움체" w:cs="돋움체"/>
+          <w:color w:val="FF0000"/>
+          <w:kern w:val="0"/>
+          <w:sz w:val="19"/>
+          <w:szCs w:val="19"/>
+        </w:rPr>
+        <w:t>type</w:t>
+      </w:r>
+      <w:r>
+        <w:rPr>
+          <w:rFonts w:ascii="돋움체" w:hAnsi="돋움체" w:cs="돋움체"/>
+          <w:color w:val="0000FF"/>
+          <w:kern w:val="0"/>
+          <w:sz w:val="19"/>
+          <w:szCs w:val="19"/>
+        </w:rPr>
+        <w:t>="text"</w:t>
+      </w:r>
+      <w:r>
+        <w:rPr>
+          <w:rFonts w:ascii="돋움체" w:hAnsi="돋움체" w:cs="돋움체"/>
+          <w:color w:val="000000"/>
+          <w:kern w:val="0"/>
+          <w:sz w:val="19"/>
+          <w:szCs w:val="19"/>
+        </w:rPr>
+        <w:t xml:space="preserve"> </w:t>
+      </w:r>
+      <w:r>
+        <w:rPr>
+          <w:rFonts w:ascii="돋움체" w:hAnsi="돋움체" w:cs="돋움체"/>
+          <w:color w:val="FF0000"/>
+          <w:kern w:val="0"/>
+          <w:sz w:val="19"/>
+          <w:szCs w:val="19"/>
+        </w:rPr>
+        <w:t>id</w:t>
+      </w:r>
+      <w:r>
+        <w:rPr>
+          <w:rFonts w:ascii="돋움체" w:hAnsi="돋움체" w:cs="돋움체"/>
+          <w:color w:val="0000FF"/>
+          <w:kern w:val="0"/>
+          <w:sz w:val="19"/>
+          <w:szCs w:val="19"/>
+        </w:rPr>
+        <w:t>="</w:t>
+      </w:r>
+      <w:proofErr w:type="spellStart"/>
+      <w:r>
+        <w:rPr>
+          <w:rFonts w:ascii="돋움체" w:hAnsi="돋움체" w:cs="돋움체"/>
+          <w:color w:val="0000FF"/>
+          <w:kern w:val="0"/>
+          <w:sz w:val="19"/>
+          <w:szCs w:val="19"/>
+        </w:rPr>
+        <w:t>modifyName</w:t>
+      </w:r>
+      <w:proofErr w:type="spellEnd"/>
+      <w:r>
+        <w:rPr>
+          <w:rFonts w:ascii="돋움체" w:hAnsi="돋움체" w:cs="돋움체"/>
+          <w:color w:val="0000FF"/>
+          <w:kern w:val="0"/>
+          <w:sz w:val="19"/>
+          <w:szCs w:val="19"/>
+        </w:rPr>
+        <w:t>"/&gt;&lt;/</w:t>
+      </w:r>
+      <w:r>
+        <w:rPr>
+          <w:rFonts w:ascii="돋움체" w:hAnsi="돋움체" w:cs="돋움체"/>
+          <w:color w:val="800000"/>
+          <w:kern w:val="0"/>
+          <w:sz w:val="19"/>
+          <w:szCs w:val="19"/>
+        </w:rPr>
+        <w:t>h2</w:t>
+      </w:r>
+      <w:r>
+        <w:rPr>
+          <w:rFonts w:ascii="돋움체" w:hAnsi="돋움체" w:cs="돋움체"/>
+          <w:color w:val="0000FF"/>
+          <w:kern w:val="0"/>
+          <w:sz w:val="19"/>
+          <w:szCs w:val="19"/>
+        </w:rPr>
+        <w:t>&gt;</w:t>
+      </w:r>
+    </w:p>
+    <w:p>
+      <w:pPr>
+        <w:wordWrap/>
+        <w:adjustRightInd w:val="0"/>
+        <w:spacing w:after="0" w:line="240" w:lineRule="auto"/>
+        <w:jc w:val="left"/>
+        <w:rPr>
+          <w:rFonts w:ascii="돋움체" w:hAnsi="돋움체" w:cs="돋움체"/>
+          <w:color w:val="000000"/>
+          <w:kern w:val="0"/>
+          <w:sz w:val="19"/>
+          <w:szCs w:val="19"/>
+        </w:rPr>
+      </w:pPr>
+      <w:r>
+        <w:rPr>
+          <w:rFonts w:ascii="돋움체" w:hAnsi="돋움체" w:cs="돋움체"/>
+          <w:color w:val="000000"/>
+          <w:kern w:val="0"/>
+          <w:sz w:val="19"/>
+          <w:szCs w:val="19"/>
+        </w:rPr>
+        <w:t xml:space="preserve">    </w:t>
+      </w:r>
+      <w:r>
+        <w:rPr>
+          <w:rFonts w:ascii="돋움체" w:hAnsi="돋움체" w:cs="돋움체"/>
+          <w:color w:val="0000FF"/>
+          <w:kern w:val="0"/>
+          <w:sz w:val="19"/>
+          <w:szCs w:val="19"/>
+        </w:rPr>
+        <w:t>&lt;</w:t>
+      </w:r>
+      <w:proofErr w:type="spellStart"/>
+      <w:r>
+        <w:rPr>
+          <w:rFonts w:ascii="돋움체" w:hAnsi="돋움체" w:cs="돋움체"/>
+          <w:color w:val="800000"/>
+          <w:kern w:val="0"/>
+          <w:sz w:val="19"/>
+          <w:szCs w:val="19"/>
+        </w:rPr>
+        <w:t>hr</w:t>
+      </w:r>
+      <w:proofErr w:type="spellEnd"/>
+      <w:r>
+        <w:rPr>
+          <w:rFonts w:ascii="돋움체" w:hAnsi="돋움체" w:cs="돋움체"/>
+          <w:color w:val="000000"/>
+          <w:kern w:val="0"/>
+          <w:sz w:val="19"/>
+          <w:szCs w:val="19"/>
+        </w:rPr>
+        <w:t xml:space="preserve"> </w:t>
+      </w:r>
+      <w:r>
+        <w:rPr>
+          <w:rFonts w:ascii="돋움체" w:hAnsi="돋움체" w:cs="돋움체"/>
+          <w:color w:val="0000FF"/>
+          <w:kern w:val="0"/>
+          <w:sz w:val="19"/>
+          <w:szCs w:val="19"/>
+        </w:rPr>
+        <w:t>/&gt;</w:t>
+      </w:r>
+    </w:p>
+    <w:p>
+      <w:pPr>
+        <w:wordWrap/>
+        <w:adjustRightInd w:val="0"/>
+        <w:spacing w:after="0" w:line="240" w:lineRule="auto"/>
+        <w:jc w:val="left"/>
+        <w:rPr>
+          <w:rFonts w:ascii="돋움체" w:hAnsi="돋움체" w:cs="돋움체"/>
+          <w:color w:val="000000"/>
+          <w:kern w:val="0"/>
+          <w:sz w:val="19"/>
+          <w:szCs w:val="19"/>
+        </w:rPr>
+      </w:pPr>
+      <w:r>
+        <w:rPr>
+          <w:rFonts w:ascii="돋움체" w:hAnsi="돋움체" w:cs="돋움체"/>
+          <w:color w:val="000000"/>
+          <w:kern w:val="0"/>
+          <w:sz w:val="19"/>
+          <w:szCs w:val="19"/>
+        </w:rPr>
+        <w:t xml:space="preserve">    </w:t>
+      </w:r>
+      <w:r>
+        <w:rPr>
+          <w:rFonts w:ascii="돋움체" w:hAnsi="돋움체" w:cs="돋움체"/>
+          <w:color w:val="0000FF"/>
+          <w:kern w:val="0"/>
+          <w:sz w:val="19"/>
+          <w:szCs w:val="19"/>
+        </w:rPr>
+        <w:t>&lt;</w:t>
+      </w:r>
+      <w:r>
+        <w:rPr>
+          <w:rFonts w:ascii="돋움체" w:hAnsi="돋움체" w:cs="돋움체"/>
+          <w:color w:val="800000"/>
+          <w:kern w:val="0"/>
+          <w:sz w:val="19"/>
+          <w:szCs w:val="19"/>
+        </w:rPr>
+        <w:t>h3</w:t>
+      </w:r>
+      <w:r>
+        <w:rPr>
+          <w:rFonts w:ascii="돋움체" w:hAnsi="돋움체" w:cs="돋움체"/>
+          <w:color w:val="000000"/>
+          <w:kern w:val="0"/>
+          <w:sz w:val="19"/>
+          <w:szCs w:val="19"/>
+        </w:rPr>
+        <w:t xml:space="preserve"> </w:t>
+      </w:r>
+      <w:proofErr w:type="spellStart"/>
+      <w:r>
+        <w:rPr>
+          <w:rFonts w:ascii="돋움체" w:hAnsi="돋움체" w:cs="돋움체"/>
+          <w:color w:val="FF0000"/>
+          <w:kern w:val="0"/>
+          <w:sz w:val="19"/>
+          <w:szCs w:val="19"/>
+        </w:rPr>
+        <w:t>onclick</w:t>
+      </w:r>
+      <w:proofErr w:type="spellEnd"/>
+      <w:r>
+        <w:rPr>
+          <w:rFonts w:ascii="돋움체" w:hAnsi="돋움체" w:cs="돋움체"/>
+          <w:color w:val="0000FF"/>
+          <w:kern w:val="0"/>
+          <w:sz w:val="19"/>
+          <w:szCs w:val="19"/>
+        </w:rPr>
+        <w:t>="</w:t>
+      </w:r>
+      <w:proofErr w:type="spellStart"/>
+      <w:r>
+        <w:rPr>
+          <w:rFonts w:ascii="돋움체" w:hAnsi="돋움체" w:cs="돋움체"/>
+          <w:color w:val="000000"/>
+          <w:kern w:val="0"/>
+          <w:sz w:val="19"/>
+          <w:szCs w:val="19"/>
+        </w:rPr>
+        <w:t>javascript</w:t>
+      </w:r>
+      <w:proofErr w:type="gramStart"/>
+      <w:r>
+        <w:rPr>
+          <w:rFonts w:ascii="돋움체" w:hAnsi="돋움체" w:cs="돋움체"/>
+          <w:color w:val="000000"/>
+          <w:kern w:val="0"/>
+          <w:sz w:val="19"/>
+          <w:szCs w:val="19"/>
+        </w:rPr>
+        <w:t>:sendData</w:t>
+      </w:r>
+      <w:proofErr w:type="spellEnd"/>
+      <w:proofErr w:type="gramEnd"/>
+      <w:r>
+        <w:rPr>
+          <w:rFonts w:ascii="돋움체" w:hAnsi="돋움체" w:cs="돋움체"/>
+          <w:color w:val="000000"/>
+          <w:kern w:val="0"/>
+          <w:sz w:val="19"/>
+          <w:szCs w:val="19"/>
+        </w:rPr>
+        <w:t>(</w:t>
+      </w:r>
+      <w:r>
+        <w:rPr>
+          <w:rFonts w:ascii="돋움체" w:hAnsi="돋움체" w:cs="돋움체"/>
+          <w:color w:val="A31515"/>
+          <w:kern w:val="0"/>
+          <w:sz w:val="19"/>
+          <w:szCs w:val="19"/>
+        </w:rPr>
+        <w:t>'</w:t>
+      </w:r>
+      <w:r>
+        <w:rPr>
+          <w:rFonts w:ascii="돋움체" w:hAnsi="돋움체" w:cs="돋움체"/>
+          <w:color w:val="A31515"/>
+          <w:kern w:val="0"/>
+          <w:sz w:val="19"/>
+          <w:szCs w:val="19"/>
+        </w:rPr>
+        <w:t>인사</w:t>
+      </w:r>
+      <w:r>
+        <w:rPr>
+          <w:rFonts w:ascii="돋움체" w:hAnsi="돋움체" w:cs="돋움체"/>
+          <w:color w:val="A31515"/>
+          <w:kern w:val="0"/>
+          <w:sz w:val="19"/>
+          <w:szCs w:val="19"/>
+        </w:rPr>
+        <w:t>'</w:t>
+      </w:r>
+      <w:r>
+        <w:rPr>
+          <w:rFonts w:ascii="돋움체" w:hAnsi="돋움체" w:cs="돋움체"/>
+          <w:color w:val="000000"/>
+          <w:kern w:val="0"/>
+          <w:sz w:val="19"/>
+          <w:szCs w:val="19"/>
+        </w:rPr>
+        <w:t>)</w:t>
+      </w:r>
+      <w:r>
+        <w:rPr>
+          <w:rFonts w:ascii="돋움체" w:hAnsi="돋움체" w:cs="돋움체"/>
+          <w:color w:val="0000FF"/>
+          <w:kern w:val="0"/>
+          <w:sz w:val="19"/>
+          <w:szCs w:val="19"/>
+        </w:rPr>
+        <w:t>"&gt;</w:t>
+      </w:r>
+      <w:r>
+        <w:rPr>
+          <w:rFonts w:ascii="돋움체" w:hAnsi="돋움체" w:cs="돋움체"/>
+          <w:color w:val="000000"/>
+          <w:kern w:val="0"/>
+          <w:sz w:val="19"/>
+          <w:szCs w:val="19"/>
+        </w:rPr>
+        <w:t>인사로</w:t>
+      </w:r>
+      <w:r>
+        <w:rPr>
+          <w:rFonts w:ascii="돋움체" w:hAnsi="돋움체" w:cs="돋움체"/>
+          <w:color w:val="000000"/>
+          <w:kern w:val="0"/>
+          <w:sz w:val="19"/>
+          <w:szCs w:val="19"/>
+        </w:rPr>
+        <w:t xml:space="preserve"> </w:t>
+      </w:r>
+      <w:r>
+        <w:rPr>
+          <w:rFonts w:ascii="돋움체" w:hAnsi="돋움체" w:cs="돋움체"/>
+          <w:color w:val="000000"/>
+          <w:kern w:val="0"/>
+          <w:sz w:val="19"/>
+          <w:szCs w:val="19"/>
+        </w:rPr>
+        <w:t>하고</w:t>
+      </w:r>
+      <w:r>
+        <w:rPr>
+          <w:rFonts w:ascii="돋움체" w:hAnsi="돋움체" w:cs="돋움체"/>
+          <w:color w:val="000000"/>
+          <w:kern w:val="0"/>
+          <w:sz w:val="19"/>
+          <w:szCs w:val="19"/>
+        </w:rPr>
+        <w:t xml:space="preserve"> </w:t>
+      </w:r>
+      <w:r>
+        <w:rPr>
+          <w:rFonts w:ascii="돋움체" w:hAnsi="돋움체" w:cs="돋움체"/>
+          <w:color w:val="000000"/>
+          <w:kern w:val="0"/>
+          <w:sz w:val="19"/>
+          <w:szCs w:val="19"/>
+        </w:rPr>
+        <w:t>닫기</w:t>
+      </w:r>
+      <w:r>
+        <w:rPr>
+          <w:rFonts w:ascii="돋움체" w:hAnsi="돋움체" w:cs="돋움체"/>
+          <w:color w:val="0000FF"/>
+          <w:kern w:val="0"/>
+          <w:sz w:val="19"/>
+          <w:szCs w:val="19"/>
+        </w:rPr>
+        <w:t>&lt;/</w:t>
+      </w:r>
+      <w:r>
+        <w:rPr>
+          <w:rFonts w:ascii="돋움체" w:hAnsi="돋움체" w:cs="돋움체"/>
+          <w:color w:val="800000"/>
+          <w:kern w:val="0"/>
+          <w:sz w:val="19"/>
+          <w:szCs w:val="19"/>
+        </w:rPr>
+        <w:t>h3</w:t>
+      </w:r>
+      <w:r>
+        <w:rPr>
+          <w:rFonts w:ascii="돋움체" w:hAnsi="돋움체" w:cs="돋움체"/>
+          <w:color w:val="0000FF"/>
+          <w:kern w:val="0"/>
+          <w:sz w:val="19"/>
+          <w:szCs w:val="19"/>
+        </w:rPr>
+        <w:t>&gt;</w:t>
+      </w:r>
+    </w:p>
+    <w:p>
+      <w:pPr>
+        <w:wordWrap/>
+        <w:adjustRightInd w:val="0"/>
+        <w:spacing w:after="0" w:line="240" w:lineRule="auto"/>
+        <w:jc w:val="left"/>
+        <w:rPr>
+          <w:rFonts w:ascii="돋움체" w:hAnsi="돋움체" w:cs="돋움체"/>
+          <w:color w:val="000000"/>
+          <w:kern w:val="0"/>
+          <w:sz w:val="19"/>
+          <w:szCs w:val="19"/>
+        </w:rPr>
+      </w:pPr>
+      <w:r>
+        <w:rPr>
+          <w:rFonts w:ascii="돋움체" w:hAnsi="돋움체" w:cs="돋움체"/>
+          <w:color w:val="000000"/>
+          <w:kern w:val="0"/>
+          <w:sz w:val="19"/>
+          <w:szCs w:val="19"/>
+        </w:rPr>
+        <w:t xml:space="preserve">    </w:t>
+      </w:r>
+      <w:r>
+        <w:rPr>
+          <w:rFonts w:ascii="돋움체" w:hAnsi="돋움체" w:cs="돋움체"/>
+          <w:color w:val="0000FF"/>
+          <w:kern w:val="0"/>
+          <w:sz w:val="19"/>
+          <w:szCs w:val="19"/>
+        </w:rPr>
+        <w:t>&lt;</w:t>
+      </w:r>
+      <w:r>
+        <w:rPr>
+          <w:rFonts w:ascii="돋움체" w:hAnsi="돋움체" w:cs="돋움체"/>
+          <w:color w:val="800000"/>
+          <w:kern w:val="0"/>
+          <w:sz w:val="19"/>
+          <w:szCs w:val="19"/>
+        </w:rPr>
+        <w:t>h3</w:t>
+      </w:r>
+      <w:r>
+        <w:rPr>
+          <w:rFonts w:ascii="돋움체" w:hAnsi="돋움체" w:cs="돋움체"/>
+          <w:color w:val="000000"/>
+          <w:kern w:val="0"/>
+          <w:sz w:val="19"/>
+          <w:szCs w:val="19"/>
+        </w:rPr>
+        <w:t xml:space="preserve"> </w:t>
+      </w:r>
+      <w:proofErr w:type="spellStart"/>
+      <w:r>
+        <w:rPr>
+          <w:rFonts w:ascii="돋움체" w:hAnsi="돋움체" w:cs="돋움체"/>
+          <w:color w:val="FF0000"/>
+          <w:kern w:val="0"/>
+          <w:sz w:val="19"/>
+          <w:szCs w:val="19"/>
+        </w:rPr>
+        <w:t>onclick</w:t>
+      </w:r>
+      <w:proofErr w:type="spellEnd"/>
+      <w:r>
+        <w:rPr>
+          <w:rFonts w:ascii="돋움체" w:hAnsi="돋움체" w:cs="돋움체"/>
+          <w:color w:val="0000FF"/>
+          <w:kern w:val="0"/>
+          <w:sz w:val="19"/>
+          <w:szCs w:val="19"/>
+        </w:rPr>
+        <w:t>="</w:t>
+      </w:r>
+      <w:proofErr w:type="spellStart"/>
+      <w:r>
+        <w:rPr>
+          <w:rFonts w:ascii="돋움체" w:hAnsi="돋움체" w:cs="돋움체"/>
+          <w:color w:val="000000"/>
+          <w:kern w:val="0"/>
+          <w:sz w:val="19"/>
+          <w:szCs w:val="19"/>
+        </w:rPr>
+        <w:t>javascript</w:t>
+      </w:r>
+      <w:proofErr w:type="gramStart"/>
+      <w:r>
+        <w:rPr>
+          <w:rFonts w:ascii="돋움체" w:hAnsi="돋움체" w:cs="돋움체"/>
+          <w:color w:val="000000"/>
+          <w:kern w:val="0"/>
+          <w:sz w:val="19"/>
+          <w:szCs w:val="19"/>
+        </w:rPr>
+        <w:t>:sendData</w:t>
+      </w:r>
+      <w:proofErr w:type="spellEnd"/>
+      <w:proofErr w:type="gramEnd"/>
+      <w:r>
+        <w:rPr>
+          <w:rFonts w:ascii="돋움체" w:hAnsi="돋움체" w:cs="돋움체"/>
+          <w:color w:val="000000"/>
+          <w:kern w:val="0"/>
+          <w:sz w:val="19"/>
+          <w:szCs w:val="19"/>
+        </w:rPr>
+        <w:t>(</w:t>
+      </w:r>
+      <w:r>
+        <w:rPr>
+          <w:rFonts w:ascii="돋움체" w:hAnsi="돋움체" w:cs="돋움체"/>
+          <w:color w:val="A31515"/>
+          <w:kern w:val="0"/>
+          <w:sz w:val="19"/>
+          <w:szCs w:val="19"/>
+        </w:rPr>
+        <w:t>'</w:t>
+      </w:r>
+      <w:r>
+        <w:rPr>
+          <w:rFonts w:ascii="돋움체" w:hAnsi="돋움체" w:cs="돋움체"/>
+          <w:color w:val="A31515"/>
+          <w:kern w:val="0"/>
+          <w:sz w:val="19"/>
+          <w:szCs w:val="19"/>
+        </w:rPr>
+        <w:t>재무</w:t>
+      </w:r>
+      <w:r>
+        <w:rPr>
+          <w:rFonts w:ascii="돋움체" w:hAnsi="돋움체" w:cs="돋움체"/>
+          <w:color w:val="A31515"/>
+          <w:kern w:val="0"/>
+          <w:sz w:val="19"/>
+          <w:szCs w:val="19"/>
+        </w:rPr>
+        <w:t>'</w:t>
+      </w:r>
+      <w:r>
+        <w:rPr>
+          <w:rFonts w:ascii="돋움체" w:hAnsi="돋움체" w:cs="돋움체"/>
+          <w:color w:val="000000"/>
+          <w:kern w:val="0"/>
+          <w:sz w:val="19"/>
+          <w:szCs w:val="19"/>
+        </w:rPr>
+        <w:t>)</w:t>
+      </w:r>
+      <w:r>
+        <w:rPr>
+          <w:rFonts w:ascii="돋움체" w:hAnsi="돋움체" w:cs="돋움체"/>
+          <w:color w:val="0000FF"/>
+          <w:kern w:val="0"/>
+          <w:sz w:val="19"/>
+          <w:szCs w:val="19"/>
+        </w:rPr>
+        <w:t>"&gt;</w:t>
+      </w:r>
+      <w:r>
+        <w:rPr>
+          <w:rFonts w:ascii="돋움체" w:hAnsi="돋움체" w:cs="돋움체"/>
+          <w:color w:val="000000"/>
+          <w:kern w:val="0"/>
+          <w:sz w:val="19"/>
+          <w:szCs w:val="19"/>
+        </w:rPr>
+        <w:t>재무로</w:t>
+      </w:r>
+      <w:r>
+        <w:rPr>
+          <w:rFonts w:ascii="돋움체" w:hAnsi="돋움체" w:cs="돋움체"/>
+          <w:color w:val="000000"/>
+          <w:kern w:val="0"/>
+          <w:sz w:val="19"/>
+          <w:szCs w:val="19"/>
+        </w:rPr>
+        <w:t xml:space="preserve"> </w:t>
+      </w:r>
+      <w:r>
+        <w:rPr>
+          <w:rFonts w:ascii="돋움체" w:hAnsi="돋움체" w:cs="돋움체"/>
+          <w:color w:val="000000"/>
+          <w:kern w:val="0"/>
+          <w:sz w:val="19"/>
+          <w:szCs w:val="19"/>
+        </w:rPr>
+        <w:t>하고</w:t>
+      </w:r>
+      <w:r>
+        <w:rPr>
+          <w:rFonts w:ascii="돋움체" w:hAnsi="돋움체" w:cs="돋움체"/>
+          <w:color w:val="000000"/>
+          <w:kern w:val="0"/>
+          <w:sz w:val="19"/>
+          <w:szCs w:val="19"/>
+        </w:rPr>
+        <w:t xml:space="preserve"> </w:t>
+      </w:r>
+      <w:r>
+        <w:rPr>
+          <w:rFonts w:ascii="돋움체" w:hAnsi="돋움체" w:cs="돋움체"/>
+          <w:color w:val="000000"/>
+          <w:kern w:val="0"/>
+          <w:sz w:val="19"/>
+          <w:szCs w:val="19"/>
+        </w:rPr>
+        <w:t>닫기</w:t>
+      </w:r>
+      <w:r>
+        <w:rPr>
+          <w:rFonts w:ascii="돋움체" w:hAnsi="돋움체" w:cs="돋움체"/>
+          <w:color w:val="0000FF"/>
+          <w:kern w:val="0"/>
+          <w:sz w:val="19"/>
+          <w:szCs w:val="19"/>
+        </w:rPr>
+        <w:t>&lt;/</w:t>
+      </w:r>
+      <w:r>
+        <w:rPr>
+          <w:rFonts w:ascii="돋움체" w:hAnsi="돋움체" w:cs="돋움체"/>
+          <w:color w:val="800000"/>
+          <w:kern w:val="0"/>
+          <w:sz w:val="19"/>
+          <w:szCs w:val="19"/>
+        </w:rPr>
+        <w:t>h3</w:t>
+      </w:r>
+      <w:r>
+        <w:rPr>
+          <w:rFonts w:ascii="돋움체" w:hAnsi="돋움체" w:cs="돋움체"/>
+          <w:color w:val="0000FF"/>
+          <w:kern w:val="0"/>
+          <w:sz w:val="19"/>
+          <w:szCs w:val="19"/>
+        </w:rPr>
+        <w:t>&gt;</w:t>
+      </w:r>
+    </w:p>
+    <w:p>
+      <w:pPr>
+        <w:wordWrap/>
+        <w:adjustRightInd w:val="0"/>
+        <w:spacing w:after="0" w:line="240" w:lineRule="auto"/>
+        <w:jc w:val="left"/>
+        <w:rPr>
+          <w:rFonts w:ascii="돋움체" w:hAnsi="돋움체" w:cs="돋움체"/>
+          <w:color w:val="000000"/>
+          <w:kern w:val="0"/>
+          <w:sz w:val="19"/>
+          <w:szCs w:val="19"/>
+        </w:rPr>
+      </w:pPr>
+      <w:r>
+        <w:rPr>
+          <w:rFonts w:ascii="돋움체" w:hAnsi="돋움체" w:cs="돋움체"/>
+          <w:color w:val="000000"/>
+          <w:kern w:val="0"/>
+          <w:sz w:val="19"/>
+          <w:szCs w:val="19"/>
+        </w:rPr>
+        <w:t xml:space="preserve">    </w:t>
+      </w:r>
+      <w:r>
+        <w:rPr>
+          <w:rFonts w:ascii="돋움체" w:hAnsi="돋움체" w:cs="돋움체"/>
+          <w:color w:val="0000FF"/>
+          <w:kern w:val="0"/>
+          <w:sz w:val="19"/>
+          <w:szCs w:val="19"/>
+        </w:rPr>
+        <w:t>&lt;</w:t>
+      </w:r>
+      <w:r>
+        <w:rPr>
+          <w:rFonts w:ascii="돋움체" w:hAnsi="돋움체" w:cs="돋움체"/>
+          <w:color w:val="800000"/>
+          <w:kern w:val="0"/>
+          <w:sz w:val="19"/>
+          <w:szCs w:val="19"/>
+        </w:rPr>
+        <w:t>h3</w:t>
+      </w:r>
+      <w:r>
+        <w:rPr>
+          <w:rFonts w:ascii="돋움체" w:hAnsi="돋움체" w:cs="돋움체"/>
+          <w:color w:val="000000"/>
+          <w:kern w:val="0"/>
+          <w:sz w:val="19"/>
+          <w:szCs w:val="19"/>
+        </w:rPr>
+        <w:t xml:space="preserve"> </w:t>
+      </w:r>
+      <w:proofErr w:type="spellStart"/>
+      <w:r>
+        <w:rPr>
+          <w:rFonts w:ascii="돋움체" w:hAnsi="돋움체" w:cs="돋움체"/>
+          <w:color w:val="FF0000"/>
+          <w:kern w:val="0"/>
+          <w:sz w:val="19"/>
+          <w:szCs w:val="19"/>
+        </w:rPr>
+        <w:t>onclick</w:t>
+      </w:r>
+      <w:proofErr w:type="spellEnd"/>
+      <w:r>
+        <w:rPr>
+          <w:rFonts w:ascii="돋움체" w:hAnsi="돋움체" w:cs="돋움체"/>
+          <w:color w:val="0000FF"/>
+          <w:kern w:val="0"/>
+          <w:sz w:val="19"/>
+          <w:szCs w:val="19"/>
+        </w:rPr>
+        <w:t>="</w:t>
+      </w:r>
+      <w:proofErr w:type="spellStart"/>
+      <w:r>
+        <w:rPr>
+          <w:rFonts w:ascii="돋움체" w:hAnsi="돋움체" w:cs="돋움체"/>
+          <w:color w:val="000000"/>
+          <w:kern w:val="0"/>
+          <w:sz w:val="19"/>
+          <w:szCs w:val="19"/>
+        </w:rPr>
+        <w:t>javascript</w:t>
+      </w:r>
+      <w:proofErr w:type="gramStart"/>
+      <w:r>
+        <w:rPr>
+          <w:rFonts w:ascii="돋움체" w:hAnsi="돋움체" w:cs="돋움체"/>
+          <w:color w:val="000000"/>
+          <w:kern w:val="0"/>
+          <w:sz w:val="19"/>
+          <w:szCs w:val="19"/>
+        </w:rPr>
+        <w:t>:sendData</w:t>
+      </w:r>
+      <w:proofErr w:type="spellEnd"/>
+      <w:proofErr w:type="gramEnd"/>
+      <w:r>
+        <w:rPr>
+          <w:rFonts w:ascii="돋움체" w:hAnsi="돋움체" w:cs="돋움체"/>
+          <w:color w:val="000000"/>
+          <w:kern w:val="0"/>
+          <w:sz w:val="19"/>
+          <w:szCs w:val="19"/>
+        </w:rPr>
+        <w:t>(</w:t>
+      </w:r>
+      <w:r>
+        <w:rPr>
+          <w:rFonts w:ascii="돋움체" w:hAnsi="돋움체" w:cs="돋움체"/>
+          <w:color w:val="A31515"/>
+          <w:kern w:val="0"/>
+          <w:sz w:val="19"/>
+          <w:szCs w:val="19"/>
+        </w:rPr>
+        <w:t>'</w:t>
+      </w:r>
+      <w:r>
+        <w:rPr>
+          <w:rFonts w:ascii="돋움체" w:hAnsi="돋움체" w:cs="돋움체"/>
+          <w:color w:val="A31515"/>
+          <w:kern w:val="0"/>
+          <w:sz w:val="19"/>
+          <w:szCs w:val="19"/>
+        </w:rPr>
+        <w:t>총무</w:t>
+      </w:r>
+      <w:r>
+        <w:rPr>
+          <w:rFonts w:ascii="돋움체" w:hAnsi="돋움체" w:cs="돋움체"/>
+          <w:color w:val="A31515"/>
+          <w:kern w:val="0"/>
+          <w:sz w:val="19"/>
+          <w:szCs w:val="19"/>
+        </w:rPr>
+        <w:t>'</w:t>
+      </w:r>
+      <w:r>
+        <w:rPr>
+          <w:rFonts w:ascii="돋움체" w:hAnsi="돋움체" w:cs="돋움체"/>
+          <w:color w:val="000000"/>
+          <w:kern w:val="0"/>
+          <w:sz w:val="19"/>
+          <w:szCs w:val="19"/>
+        </w:rPr>
+        <w:t>)</w:t>
+      </w:r>
+      <w:r>
+        <w:rPr>
+          <w:rFonts w:ascii="돋움체" w:hAnsi="돋움체" w:cs="돋움체"/>
+          <w:color w:val="0000FF"/>
+          <w:kern w:val="0"/>
+          <w:sz w:val="19"/>
+          <w:szCs w:val="19"/>
+        </w:rPr>
+        <w:t>"&gt;</w:t>
+      </w:r>
+      <w:r>
+        <w:rPr>
+          <w:rFonts w:ascii="돋움체" w:hAnsi="돋움체" w:cs="돋움체"/>
+          <w:color w:val="000000"/>
+          <w:kern w:val="0"/>
+          <w:sz w:val="19"/>
+          <w:szCs w:val="19"/>
+        </w:rPr>
+        <w:t>총무로</w:t>
+      </w:r>
+      <w:r>
+        <w:rPr>
+          <w:rFonts w:ascii="돋움체" w:hAnsi="돋움체" w:cs="돋움체"/>
+          <w:color w:val="000000"/>
+          <w:kern w:val="0"/>
+          <w:sz w:val="19"/>
+          <w:szCs w:val="19"/>
+        </w:rPr>
+        <w:t xml:space="preserve"> </w:t>
+      </w:r>
+      <w:r>
+        <w:rPr>
+          <w:rFonts w:ascii="돋움체" w:hAnsi="돋움체" w:cs="돋움체"/>
+          <w:color w:val="000000"/>
+          <w:kern w:val="0"/>
+          <w:sz w:val="19"/>
+          <w:szCs w:val="19"/>
+        </w:rPr>
+        <w:t>하고</w:t>
+      </w:r>
+      <w:r>
+        <w:rPr>
+          <w:rFonts w:ascii="돋움체" w:hAnsi="돋움체" w:cs="돋움체"/>
+          <w:color w:val="000000"/>
+          <w:kern w:val="0"/>
+          <w:sz w:val="19"/>
+          <w:szCs w:val="19"/>
+        </w:rPr>
+        <w:t xml:space="preserve"> </w:t>
+      </w:r>
+      <w:r>
+        <w:rPr>
+          <w:rFonts w:ascii="돋움체" w:hAnsi="돋움체" w:cs="돋움체"/>
+          <w:color w:val="000000"/>
+          <w:kern w:val="0"/>
+          <w:sz w:val="19"/>
+          <w:szCs w:val="19"/>
+        </w:rPr>
+        <w:t>닫기</w:t>
+      </w:r>
+      <w:r>
+        <w:rPr>
+          <w:rFonts w:ascii="돋움체" w:hAnsi="돋움체" w:cs="돋움체"/>
+          <w:color w:val="0000FF"/>
+          <w:kern w:val="0"/>
+          <w:sz w:val="19"/>
+          <w:szCs w:val="19"/>
+        </w:rPr>
+        <w:t>&lt;/</w:t>
+      </w:r>
+      <w:r>
+        <w:rPr>
+          <w:rFonts w:ascii="돋움체" w:hAnsi="돋움체" w:cs="돋움체"/>
+          <w:color w:val="800000"/>
+          <w:kern w:val="0"/>
+          <w:sz w:val="19"/>
+          <w:szCs w:val="19"/>
+        </w:rPr>
+        <w:t>h3</w:t>
+      </w:r>
+      <w:r>
+        <w:rPr>
+          <w:rFonts w:ascii="돋움체" w:hAnsi="돋움체" w:cs="돋움체"/>
+          <w:color w:val="0000FF"/>
+          <w:kern w:val="0"/>
+          <w:sz w:val="19"/>
+          <w:szCs w:val="19"/>
+        </w:rPr>
+        <w:t>&gt;</w:t>
+      </w:r>
+    </w:p>
+    <w:p>
+      <w:pPr>
+        <w:wordWrap/>
+        <w:adjustRightInd w:val="0"/>
+        <w:spacing w:after="0" w:line="240" w:lineRule="auto"/>
+        <w:jc w:val="left"/>
+        <w:rPr>
+          <w:rFonts w:ascii="돋움체" w:hAnsi="돋움체" w:cs="돋움체"/>
+          <w:color w:val="000000"/>
+          <w:kern w:val="0"/>
+          <w:sz w:val="19"/>
+          <w:szCs w:val="19"/>
+        </w:rPr>
+      </w:pPr>
+      <w:r>
+        <w:rPr>
+          <w:rFonts w:ascii="돋움체" w:hAnsi="돋움체" w:cs="돋움체"/>
+          <w:color w:val="000000"/>
+          <w:kern w:val="0"/>
+          <w:sz w:val="19"/>
+          <w:szCs w:val="19"/>
+        </w:rPr>
+        <w:t xml:space="preserve">    </w:t>
+      </w:r>
+      <w:r>
+        <w:rPr>
+          <w:rFonts w:ascii="돋움체" w:hAnsi="돋움체" w:cs="돋움체"/>
+          <w:color w:val="0000FF"/>
+          <w:kern w:val="0"/>
+          <w:sz w:val="19"/>
+          <w:szCs w:val="19"/>
+        </w:rPr>
+        <w:t>&lt;</w:t>
+      </w:r>
+      <w:r>
+        <w:rPr>
+          <w:rFonts w:ascii="돋움체" w:hAnsi="돋움체" w:cs="돋움체"/>
+          <w:color w:val="800000"/>
+          <w:kern w:val="0"/>
+          <w:sz w:val="19"/>
+          <w:szCs w:val="19"/>
+        </w:rPr>
+        <w:t>h3</w:t>
+      </w:r>
+      <w:r>
+        <w:rPr>
+          <w:rFonts w:ascii="돋움체" w:hAnsi="돋움체" w:cs="돋움체"/>
+          <w:color w:val="000000"/>
+          <w:kern w:val="0"/>
+          <w:sz w:val="19"/>
+          <w:szCs w:val="19"/>
+        </w:rPr>
+        <w:t xml:space="preserve"> </w:t>
+      </w:r>
+      <w:proofErr w:type="spellStart"/>
+      <w:r>
+        <w:rPr>
+          <w:rFonts w:ascii="돋움체" w:hAnsi="돋움체" w:cs="돋움체"/>
+          <w:color w:val="FF0000"/>
+          <w:kern w:val="0"/>
+          <w:sz w:val="19"/>
+          <w:szCs w:val="19"/>
+        </w:rPr>
+        <w:t>onclick</w:t>
+      </w:r>
+      <w:proofErr w:type="spellEnd"/>
+      <w:r>
+        <w:rPr>
+          <w:rFonts w:ascii="돋움체" w:hAnsi="돋움체" w:cs="돋움체"/>
+          <w:color w:val="0000FF"/>
+          <w:kern w:val="0"/>
+          <w:sz w:val="19"/>
+          <w:szCs w:val="19"/>
+        </w:rPr>
+        <w:t>="</w:t>
+      </w:r>
+      <w:proofErr w:type="spellStart"/>
+      <w:r>
+        <w:rPr>
+          <w:rFonts w:ascii="돋움체" w:hAnsi="돋움체" w:cs="돋움체"/>
+          <w:color w:val="000000"/>
+          <w:kern w:val="0"/>
+          <w:sz w:val="19"/>
+          <w:szCs w:val="19"/>
+        </w:rPr>
+        <w:t>javascript</w:t>
+      </w:r>
+      <w:proofErr w:type="gramStart"/>
+      <w:r>
+        <w:rPr>
+          <w:rFonts w:ascii="돋움체" w:hAnsi="돋움체" w:cs="돋움체"/>
+          <w:color w:val="000000"/>
+          <w:kern w:val="0"/>
+          <w:sz w:val="19"/>
+          <w:szCs w:val="19"/>
+        </w:rPr>
+        <w:t>:sendData</w:t>
+      </w:r>
+      <w:proofErr w:type="spellEnd"/>
+      <w:proofErr w:type="gramEnd"/>
+      <w:r>
+        <w:rPr>
+          <w:rFonts w:ascii="돋움체" w:hAnsi="돋움체" w:cs="돋움체"/>
+          <w:color w:val="000000"/>
+          <w:kern w:val="0"/>
+          <w:sz w:val="19"/>
+          <w:szCs w:val="19"/>
+        </w:rPr>
+        <w:t>(</w:t>
+      </w:r>
+      <w:r>
+        <w:rPr>
+          <w:rFonts w:ascii="돋움체" w:hAnsi="돋움체" w:cs="돋움체"/>
+          <w:color w:val="A31515"/>
+          <w:kern w:val="0"/>
+          <w:sz w:val="19"/>
+          <w:szCs w:val="19"/>
+        </w:rPr>
+        <w:t>'</w:t>
+      </w:r>
+      <w:r>
+        <w:rPr>
+          <w:rFonts w:ascii="돋움체" w:hAnsi="돋움체" w:cs="돋움체"/>
+          <w:color w:val="A31515"/>
+          <w:kern w:val="0"/>
+          <w:sz w:val="19"/>
+          <w:szCs w:val="19"/>
+        </w:rPr>
+        <w:t>개발</w:t>
+      </w:r>
+      <w:r>
+        <w:rPr>
+          <w:rFonts w:ascii="돋움체" w:hAnsi="돋움체" w:cs="돋움체"/>
+          <w:color w:val="A31515"/>
+          <w:kern w:val="0"/>
+          <w:sz w:val="19"/>
+          <w:szCs w:val="19"/>
+        </w:rPr>
+        <w:t>'</w:t>
+      </w:r>
+      <w:r>
+        <w:rPr>
+          <w:rFonts w:ascii="돋움체" w:hAnsi="돋움체" w:cs="돋움체"/>
+          <w:color w:val="000000"/>
+          <w:kern w:val="0"/>
+          <w:sz w:val="19"/>
+          <w:szCs w:val="19"/>
+        </w:rPr>
+        <w:t>)</w:t>
+      </w:r>
+      <w:r>
+        <w:rPr>
+          <w:rFonts w:ascii="돋움체" w:hAnsi="돋움체" w:cs="돋움체"/>
+          <w:color w:val="0000FF"/>
+          <w:kern w:val="0"/>
+          <w:sz w:val="19"/>
+          <w:szCs w:val="19"/>
+        </w:rPr>
+        <w:t>"&gt;</w:t>
+      </w:r>
+      <w:r>
+        <w:rPr>
+          <w:rFonts w:ascii="돋움체" w:hAnsi="돋움체" w:cs="돋움체"/>
+          <w:color w:val="000000"/>
+          <w:kern w:val="0"/>
+          <w:sz w:val="19"/>
+          <w:szCs w:val="19"/>
+        </w:rPr>
+        <w:t>개발로</w:t>
+      </w:r>
+      <w:r>
+        <w:rPr>
+          <w:rFonts w:ascii="돋움체" w:hAnsi="돋움체" w:cs="돋움체"/>
+          <w:color w:val="000000"/>
+          <w:kern w:val="0"/>
+          <w:sz w:val="19"/>
+          <w:szCs w:val="19"/>
+        </w:rPr>
+        <w:t xml:space="preserve"> </w:t>
+      </w:r>
+      <w:r>
+        <w:rPr>
+          <w:rFonts w:ascii="돋움체" w:hAnsi="돋움체" w:cs="돋움체"/>
+          <w:color w:val="000000"/>
+          <w:kern w:val="0"/>
+          <w:sz w:val="19"/>
+          <w:szCs w:val="19"/>
+        </w:rPr>
+        <w:t>하고</w:t>
+      </w:r>
+      <w:r>
+        <w:rPr>
+          <w:rFonts w:ascii="돋움체" w:hAnsi="돋움체" w:cs="돋움체"/>
+          <w:color w:val="000000"/>
+          <w:kern w:val="0"/>
+          <w:sz w:val="19"/>
+          <w:szCs w:val="19"/>
+        </w:rPr>
+        <w:t xml:space="preserve"> </w:t>
+      </w:r>
+      <w:r>
+        <w:rPr>
+          <w:rFonts w:ascii="돋움체" w:hAnsi="돋움체" w:cs="돋움체"/>
+          <w:color w:val="000000"/>
+          <w:kern w:val="0"/>
+          <w:sz w:val="19"/>
+          <w:szCs w:val="19"/>
+        </w:rPr>
+        <w:t>닫기</w:t>
+      </w:r>
+      <w:r>
+        <w:rPr>
+          <w:rFonts w:ascii="돋움체" w:hAnsi="돋움체" w:cs="돋움체"/>
+          <w:color w:val="0000FF"/>
+          <w:kern w:val="0"/>
+          <w:sz w:val="19"/>
+          <w:szCs w:val="19"/>
+        </w:rPr>
+        <w:t>&lt;/</w:t>
+      </w:r>
+      <w:r>
+        <w:rPr>
+          <w:rFonts w:ascii="돋움체" w:hAnsi="돋움체" w:cs="돋움체"/>
+          <w:color w:val="800000"/>
+          <w:kern w:val="0"/>
+          <w:sz w:val="19"/>
+          <w:szCs w:val="19"/>
+        </w:rPr>
+        <w:t>h3</w:t>
+      </w:r>
+      <w:r>
+        <w:rPr>
+          <w:rFonts w:ascii="돋움체" w:hAnsi="돋움체" w:cs="돋움체"/>
+          <w:color w:val="0000FF"/>
+          <w:kern w:val="0"/>
+          <w:sz w:val="19"/>
+          <w:szCs w:val="19"/>
+        </w:rPr>
+        <w:t>&gt;</w:t>
+      </w:r>
+    </w:p>
+    <w:p>
+      <w:pPr>
+        <w:wordWrap/>
+        <w:adjustRightInd w:val="0"/>
+        <w:spacing w:after="0" w:line="240" w:lineRule="auto"/>
+        <w:jc w:val="left"/>
+        <w:rPr>
+          <w:rFonts w:ascii="돋움체" w:hAnsi="돋움체" w:cs="돋움체"/>
+          <w:color w:val="000000"/>
+          <w:kern w:val="0"/>
+          <w:sz w:val="19"/>
+          <w:szCs w:val="19"/>
+        </w:rPr>
+      </w:pPr>
+      <w:r>
+        <w:rPr>
+          <w:rFonts w:ascii="돋움체" w:hAnsi="돋움체" w:cs="돋움체"/>
+          <w:color w:val="000000"/>
+          <w:kern w:val="0"/>
+          <w:sz w:val="19"/>
+          <w:szCs w:val="19"/>
+        </w:rPr>
+        <w:t xml:space="preserve">  </w:t>
+      </w:r>
+      <w:r>
+        <w:rPr>
+          <w:rFonts w:ascii="돋움체" w:hAnsi="돋움체" w:cs="돋움체"/>
+          <w:color w:val="0000FF"/>
+          <w:kern w:val="0"/>
+          <w:sz w:val="19"/>
+          <w:szCs w:val="19"/>
+        </w:rPr>
+        <w:t>&lt;/</w:t>
+      </w:r>
+      <w:r>
+        <w:rPr>
+          <w:rFonts w:ascii="돋움체" w:hAnsi="돋움체" w:cs="돋움체"/>
+          <w:color w:val="800000"/>
+          <w:kern w:val="0"/>
+          <w:sz w:val="19"/>
+          <w:szCs w:val="19"/>
+        </w:rPr>
+        <w:t>div</w:t>
+      </w:r>
+      <w:r>
+        <w:rPr>
+          <w:rFonts w:ascii="돋움체" w:hAnsi="돋움체" w:cs="돋움체"/>
+          <w:color w:val="0000FF"/>
+          <w:kern w:val="0"/>
+          <w:sz w:val="19"/>
+          <w:szCs w:val="19"/>
+        </w:rPr>
+        <w:t>&gt;</w:t>
+      </w:r>
+    </w:p>
+    <w:p>
+      <w:pPr>
+        <w:wordWrap/>
+        <w:adjustRightInd w:val="0"/>
+        <w:spacing w:after="0" w:line="240" w:lineRule="auto"/>
+        <w:jc w:val="left"/>
+        <w:rPr>
+          <w:rFonts w:ascii="돋움체" w:hAnsi="돋움체" w:cs="돋움체"/>
+          <w:color w:val="000000"/>
+          <w:kern w:val="0"/>
+          <w:sz w:val="19"/>
+          <w:szCs w:val="19"/>
+        </w:rPr>
+      </w:pPr>
+      <w:r>
+        <w:rPr>
+          <w:rFonts w:ascii="돋움체" w:hAnsi="돋움체" w:cs="돋움체"/>
+          <w:color w:val="0000FF"/>
+          <w:kern w:val="0"/>
+          <w:sz w:val="19"/>
+          <w:szCs w:val="19"/>
+        </w:rPr>
+        <w:t>&lt;/</w:t>
+      </w:r>
+      <w:r>
+        <w:rPr>
+          <w:rFonts w:ascii="돋움체" w:hAnsi="돋움체" w:cs="돋움체"/>
+          <w:color w:val="800000"/>
+          <w:kern w:val="0"/>
+          <w:sz w:val="19"/>
+          <w:szCs w:val="19"/>
+        </w:rPr>
+        <w:t>body</w:t>
+      </w:r>
+      <w:r>
+        <w:rPr>
+          <w:rFonts w:ascii="돋움체" w:hAnsi="돋움체" w:cs="돋움체"/>
+          <w:color w:val="0000FF"/>
+          <w:kern w:val="0"/>
+          <w:sz w:val="19"/>
+          <w:szCs w:val="19"/>
+        </w:rPr>
+        <w:t>&gt;</w:t>
+      </w:r>
+    </w:p>
+    <w:p>
+      <w:pPr>
+        <w:spacing w:after="0"/>
+        <w:rPr>
+          <w:rFonts w:ascii="돋움체" w:hAnsi="돋움체" w:cs="돋움체"/>
+          <w:color w:val="0000FF"/>
+          <w:kern w:val="0"/>
+          <w:sz w:val="19"/>
+          <w:szCs w:val="19"/>
+        </w:rPr>
+      </w:pPr>
+      <w:r>
+        <w:rPr>
+          <w:rFonts w:ascii="돋움체" w:hAnsi="돋움체" w:cs="돋움체"/>
+          <w:color w:val="0000FF"/>
+          <w:kern w:val="0"/>
+          <w:sz w:val="19"/>
+          <w:szCs w:val="19"/>
+        </w:rPr>
+        <w:t>&lt;/</w:t>
+      </w:r>
+      <w:r>
+        <w:rPr>
+          <w:rFonts w:ascii="돋움체" w:hAnsi="돋움체" w:cs="돋움체"/>
+          <w:color w:val="800000"/>
+          <w:kern w:val="0"/>
+          <w:sz w:val="19"/>
+          <w:szCs w:val="19"/>
+        </w:rPr>
+        <w:t>html</w:t>
+      </w:r>
+      <w:r>
+        <w:rPr>
+          <w:rFonts w:ascii="돋움체" w:hAnsi="돋움체" w:cs="돋움체"/>
+          <w:color w:val="0000FF"/>
+          <w:kern w:val="0"/>
+          <w:sz w:val="19"/>
+          <w:szCs w:val="19"/>
+        </w:rPr>
+        <w:t>&gt;</w:t>
+      </w:r>
+    </w:p>
+    <w:p>
+      <w:pPr>
+        <w:spacing w:after="0"/>
+        <w:rPr>
+          <w:sz w:val="19"/>
+          <w:szCs w:val="19"/>
+        </w:rPr>
+      </w:pPr>
+      <w:r>
+        <w:rPr>
+          <w:noProof/>
+        </w:rPr>
+        <w:lastRenderedPageBreak/>
+        <w:drawing>
+          <wp:inline distT="0" distB="0" distL="0" distR="0" wp14:anchorId="3C73DFB9" wp14:editId="445A8EDA">
+            <wp:extent cx="3714750" cy="3162300"/>
+            <wp:effectExtent l="0" t="0" r="0" b="0"/>
+            <wp:docPr id="5" name="그림 5"/>
+            <wp:cNvGraphicFramePr>
+              <a:graphicFrameLocks xmlns:a="http://schemas.openxmlformats.org/drawingml/2006/main" noChangeAspect="1"/>
+            </wp:cNvGraphicFramePr>
+            <a:graphic xmlns:a="http://schemas.openxmlformats.org/drawingml/2006/main">
+              <a:graphicData uri="http://schemas.openxmlformats.org/drawingml/2006/picture">
+                <pic:pic xmlns:pic="http://schemas.openxmlformats.org/drawingml/2006/picture">
+                  <pic:nvPicPr>
+                    <pic:cNvPr id="1" name=""/>
+                    <pic:cNvPicPr/>
+                  </pic:nvPicPr>
+                  <pic:blipFill>
+                    <a:blip r:embed="rId17"/>
+                    <a:stretch>
+                      <a:fillRect/>
+                    </a:stretch>
+                  </pic:blipFill>
+                  <pic:spPr>
+                    <a:xfrm>
+                      <a:off x="0" y="0"/>
+                      <a:ext cx="3714750" cy="3162300"/>
+                    </a:xfrm>
+                    <a:prstGeom prst="rect">
+                      <a:avLst/>
+                    </a:prstGeom>
+                  </pic:spPr>
+                </pic:pic>
+              </a:graphicData>
+            </a:graphic>
+          </wp:inline>
+        </w:drawing>
+      </w:r>
+    </w:p>
+    <w:p>
+      <w:pPr>
+        <w:spacing w:after="0"/>
+        <w:rPr>
+          <w:rFonts w:hint="eastAsia"/>
+          <w:sz w:val="19"/>
+          <w:szCs w:val="19"/>
+        </w:rPr>
+      </w:pPr>
+    </w:p>
     <w:sectPr>
-      <w:footerReference w:type="default" r:id="rId15"/>
+      <w:footerReference w:type="default" r:id="rId18"/>
       <w:pgSz w:w="11906" w:h="16838"/>
       <w:pgMar w:top="720" w:right="720" w:bottom="720" w:left="720" w:header="851" w:footer="0" w:gutter="0"/>
       <w:cols w:space="425"/>
@@ -24223,7 +28930,7 @@
             <w:noProof/>
             <w:lang w:val="ko-KR"/>
           </w:rPr>
-          <w:t>7</w:t>
+          <w:t>9</w:t>
         </w:r>
         <w:r>
           <w:fldChar w:fldCharType="end"/>
@@ -26720,7 +31427,7 @@
 </file>
 
 <file path=customXml/itemProps1.xml><?xml version="1.0" encoding="utf-8"?>
-<ds:datastoreItem xmlns:ds="http://schemas.openxmlformats.org/officeDocument/2006/customXml" ds:itemID="{5488D296-1169-4358-8AB9-A28BB2F1894E}">
+<ds:datastoreItem xmlns:ds="http://schemas.openxmlformats.org/officeDocument/2006/customXml" ds:itemID="{79580F42-CD58-4D8C-B4DA-78AF8140B9C8}">
   <ds:schemaRefs>
     <ds:schemaRef ds:uri="http://schemas.openxmlformats.org/officeDocument/2006/bibliography"/>
   </ds:schemaRefs>

--- a/lecNote/03_javaScript/0810.ch10_문서객체모델.docx
+++ b/lecNote/03_javaScript/0810.ch10_문서객체모델.docx
@@ -12,6 +12,7 @@
           <w:szCs w:val="36"/>
         </w:rPr>
       </w:pPr>
+      <w:proofErr w:type="spellStart"/>
       <w:r>
         <w:rPr>
           <w:rFonts w:ascii="HY헤드라인M" w:eastAsia="HY헤드라인M" w:hAnsi="HY헤드라인M"/>
@@ -28,8 +29,9 @@
           <w:sz w:val="36"/>
           <w:szCs w:val="36"/>
         </w:rPr>
-        <w:t xml:space="preserve">h </w:t>
-      </w:r>
+        <w:t>h</w:t>
+      </w:r>
+      <w:proofErr w:type="spellEnd"/>
       <w:r>
         <w:rPr>
           <w:rFonts w:ascii="HY헤드라인M" w:eastAsia="HY헤드라인M" w:hAnsi="HY헤드라인M" w:hint="eastAsia"/>
@@ -37,7 +39,7 @@
           <w:sz w:val="36"/>
           <w:szCs w:val="36"/>
         </w:rPr>
-        <w:t>10</w:t>
+        <w:t xml:space="preserve"> </w:t>
       </w:r>
       <w:r>
         <w:rPr>
@@ -46,7 +48,7 @@
           <w:sz w:val="36"/>
           <w:szCs w:val="36"/>
         </w:rPr>
-        <w:t xml:space="preserve"> </w:t>
+        <w:t>10</w:t>
       </w:r>
       <w:r>
         <w:rPr>
@@ -55,7 +57,7 @@
           <w:sz w:val="36"/>
           <w:szCs w:val="36"/>
         </w:rPr>
-        <w:t>문서</w:t>
+        <w:t xml:space="preserve"> </w:t>
       </w:r>
       <w:r>
         <w:rPr>
@@ -64,7 +66,7 @@
           <w:sz w:val="36"/>
           <w:szCs w:val="36"/>
         </w:rPr>
-        <w:t xml:space="preserve"> </w:t>
+        <w:t>문서</w:t>
       </w:r>
       <w:r>
         <w:rPr>
@@ -73,7 +75,7 @@
           <w:sz w:val="36"/>
           <w:szCs w:val="36"/>
         </w:rPr>
-        <w:t>객체</w:t>
+        <w:t xml:space="preserve"> </w:t>
       </w:r>
       <w:r>
         <w:rPr>
@@ -82,7 +84,7 @@
           <w:sz w:val="36"/>
           <w:szCs w:val="36"/>
         </w:rPr>
-        <w:t xml:space="preserve"> 모델</w:t>
+        <w:t>객체</w:t>
       </w:r>
       <w:r>
         <w:rPr>
@@ -91,7 +93,36 @@
           <w:sz w:val="36"/>
           <w:szCs w:val="36"/>
         </w:rPr>
-        <w:t>(Document Object Model : DOM)</w:t>
+        <w:t xml:space="preserve"> 모델</w:t>
+      </w:r>
+      <w:r>
+        <w:rPr>
+          <w:rFonts w:ascii="HY헤드라인M" w:eastAsia="HY헤드라인M" w:hAnsi="HY헤드라인M" w:hint="eastAsia"/>
+          <w:b/>
+          <w:sz w:val="36"/>
+          <w:szCs w:val="36"/>
+        </w:rPr>
+        <w:t xml:space="preserve">(Document Object </w:t>
+      </w:r>
+      <w:proofErr w:type="gramStart"/>
+      <w:r>
+        <w:rPr>
+          <w:rFonts w:ascii="HY헤드라인M" w:eastAsia="HY헤드라인M" w:hAnsi="HY헤드라인M" w:hint="eastAsia"/>
+          <w:b/>
+          <w:sz w:val="36"/>
+          <w:szCs w:val="36"/>
+        </w:rPr>
+        <w:t>Model :</w:t>
+      </w:r>
+      <w:proofErr w:type="gramEnd"/>
+      <w:r>
+        <w:rPr>
+          <w:rFonts w:ascii="HY헤드라인M" w:eastAsia="HY헤드라인M" w:hAnsi="HY헤드라인M" w:hint="eastAsia"/>
+          <w:b/>
+          <w:sz w:val="36"/>
+          <w:szCs w:val="36"/>
+        </w:rPr>
+        <w:t xml:space="preserve"> DOM)</w:t>
       </w:r>
     </w:p>
     <w:p>
@@ -153,15 +184,51 @@
           <w:b/>
           <w:szCs w:val="20"/>
         </w:rPr>
-        <w:t>문서 객체 모델과 관련된 용어 정리</w:t>
-      </w:r>
+        <w:t xml:space="preserve">문서 객체 모델과 관련된 용어 </w:t>
+      </w:r>
+      <w:proofErr w:type="gramStart"/>
       <w:r>
         <w:rPr>
           <w:rFonts w:hint="eastAsia"/>
-          <w:sz w:val="19"/>
-          <w:szCs w:val="19"/>
-        </w:rPr>
-        <w:t xml:space="preserve"> ; 태그, 문서객체, 노드</w:t>
+          <w:b/>
+          <w:szCs w:val="20"/>
+        </w:rPr>
+        <w:t>정리</w:t>
+      </w:r>
+      <w:r>
+        <w:rPr>
+          <w:rFonts w:hint="eastAsia"/>
+          <w:sz w:val="19"/>
+          <w:szCs w:val="19"/>
+        </w:rPr>
+        <w:t xml:space="preserve"> ;</w:t>
+      </w:r>
+      <w:proofErr w:type="gramEnd"/>
+      <w:r>
+        <w:rPr>
+          <w:rFonts w:hint="eastAsia"/>
+          <w:sz w:val="19"/>
+          <w:szCs w:val="19"/>
+        </w:rPr>
+        <w:t xml:space="preserve"> 태그, </w:t>
+      </w:r>
+      <w:proofErr w:type="spellStart"/>
+      <w:r>
+        <w:rPr>
+          <w:rFonts w:hint="eastAsia"/>
+          <w:sz w:val="19"/>
+          <w:szCs w:val="19"/>
+        </w:rPr>
+        <w:t>문서객체</w:t>
+      </w:r>
+      <w:proofErr w:type="spellEnd"/>
+      <w:r>
+        <w:rPr>
+          <w:rFonts w:hint="eastAsia"/>
+          <w:sz w:val="19"/>
+          <w:szCs w:val="19"/>
+        </w:rPr>
+        <w:t>, 노드</w:t>
       </w:r>
     </w:p>
     <w:p>
@@ -236,6 +303,7 @@
         </w:rPr>
         <w:t xml:space="preserve"> </w:t>
       </w:r>
+      <w:proofErr w:type="spellStart"/>
       <w:r>
         <w:rPr>
           <w:rFonts w:ascii="돋움체" w:eastAsia="돋움체" w:hAnsi="돋움체" w:cs="돋움체"/>
@@ -247,6 +315,7 @@
         </w:rPr>
         <w:t>lang</w:t>
       </w:r>
+      <w:proofErr w:type="spellEnd"/>
       <w:r>
         <w:rPr>
           <w:rFonts w:ascii="돋움체" w:eastAsia="돋움체" w:hAnsi="돋움체" w:cs="돋움체"/>
@@ -256,11 +325,35 @@
           <w:szCs w:val="19"/>
           <w:highlight w:val="white"/>
         </w:rPr>
-        <w:t>="en"</w:t>
-      </w:r>
+        <w:t>="</w:t>
+      </w:r>
+      <w:proofErr w:type="spellStart"/>
       <w:r>
         <w:rPr>
           <w:rFonts w:ascii="돋움체" w:eastAsia="돋움체" w:hAnsi="돋움체" w:cs="돋움체"/>
+          <w:color w:val="0000FF"/>
+          <w:kern w:val="0"/>
+          <w:sz w:val="19"/>
+          <w:szCs w:val="19"/>
+          <w:highlight w:val="white"/>
+        </w:rPr>
+        <w:t>en</w:t>
+      </w:r>
+      <w:proofErr w:type="spellEnd"/>
+      <w:r>
+        <w:rPr>
+          <w:rFonts w:ascii="돋움체" w:eastAsia="돋움체" w:hAnsi="돋움체" w:cs="돋움체"/>
+          <w:color w:val="0000FF"/>
+          <w:kern w:val="0"/>
+          <w:sz w:val="19"/>
+          <w:szCs w:val="19"/>
+          <w:highlight w:val="white"/>
+        </w:rPr>
+        <w:t>"</w:t>
+      </w:r>
+      <w:r>
+        <w:rPr>
+          <w:rFonts w:ascii="돋움체" w:eastAsia="돋움체" w:hAnsi="돋움체" w:cs="돋움체"/>
           <w:color w:val="000000"/>
           <w:kern w:val="0"/>
           <w:sz w:val="19"/>
@@ -269,6 +362,7 @@
         </w:rPr>
         <w:t xml:space="preserve"> </w:t>
       </w:r>
+      <w:proofErr w:type="spellStart"/>
       <w:r>
         <w:rPr>
           <w:rFonts w:ascii="돋움체" w:eastAsia="돋움체" w:hAnsi="돋움체" w:cs="돋움체"/>
@@ -280,6 +374,7 @@
         </w:rPr>
         <w:t>xmlns</w:t>
       </w:r>
+      <w:proofErr w:type="spellEnd"/>
       <w:r>
         <w:rPr>
           <w:rFonts w:ascii="돋움체" w:eastAsia="돋움체" w:hAnsi="돋움체" w:cs="돋움체"/>
@@ -779,6 +874,7 @@
         </w:rPr>
         <w:t>&lt;</w:t>
       </w:r>
+      <w:proofErr w:type="spellStart"/>
       <w:r>
         <w:rPr>
           <w:rFonts w:ascii="돋움체" w:eastAsia="돋움체" w:hAnsi="돋움체" w:cs="돋움체"/>
@@ -790,6 +886,7 @@
         </w:rPr>
         <w:t>img</w:t>
       </w:r>
+      <w:proofErr w:type="spellEnd"/>
       <w:r>
         <w:rPr>
           <w:rFonts w:ascii="돋움체" w:eastAsia="돋움체" w:hAnsi="돋움체" w:cs="돋움체"/>
@@ -801,6 +898,7 @@
         </w:rPr>
         <w:t xml:space="preserve"> </w:t>
       </w:r>
+      <w:proofErr w:type="spellStart"/>
       <w:r>
         <w:rPr>
           <w:rFonts w:ascii="돋움체" w:eastAsia="돋움체" w:hAnsi="돋움체" w:cs="돋움체"/>
@@ -812,6 +910,7 @@
         </w:rPr>
         <w:t>src</w:t>
       </w:r>
+      <w:proofErr w:type="spellEnd"/>
       <w:r>
         <w:rPr>
           <w:rFonts w:ascii="돋움체" w:eastAsia="돋움체" w:hAnsi="돋움체" w:cs="돋움체"/>
@@ -823,6 +922,7 @@
         </w:rPr>
         <w:t>="</w:t>
       </w:r>
+      <w:proofErr w:type="spellStart"/>
       <w:r>
         <w:rPr>
           <w:rFonts w:ascii="돋움체" w:eastAsia="돋움체" w:hAnsi="돋움체" w:cs="돋움체"/>
@@ -832,7 +932,19 @@
           <w:szCs w:val="19"/>
           <w:highlight w:val="white"/>
         </w:rPr>
-        <w:t>img/orange.jpg"</w:t>
+        <w:t>img</w:t>
+      </w:r>
+      <w:proofErr w:type="spellEnd"/>
+      <w:r>
+        <w:rPr>
+          <w:rFonts w:ascii="돋움체" w:eastAsia="돋움체" w:hAnsi="돋움체" w:cs="돋움체"/>
+          <w:color w:val="0000FF"/>
+          <w:kern w:val="0"/>
+          <w:sz w:val="19"/>
+          <w:szCs w:val="19"/>
+          <w:highlight w:val="white"/>
+        </w:rPr>
+        <w:t>/orange.jpg"</w:t>
       </w:r>
       <w:r>
         <w:rPr>
@@ -1013,7 +1125,25 @@
           <w:sz w:val="19"/>
           <w:szCs w:val="19"/>
         </w:rPr>
-        <w:t xml:space="preserve"> HTML 페이지를 아래와 같이 트리 모양의 문서 객체 모델로 나타낼 수 있고 각 요소를 노드라 부른다.</w:t>
+        <w:t xml:space="preserve"> HTML 페이지를 아래와 같이 트리 모양의 문서 객체 모델로 나타낼 수 있고 각 요소를 </w:t>
+      </w:r>
+      <w:proofErr w:type="spellStart"/>
+      <w:r>
+        <w:rPr>
+          <w:rFonts w:hint="eastAsia"/>
+          <w:sz w:val="19"/>
+          <w:szCs w:val="19"/>
+        </w:rPr>
+        <w:t>노드라</w:t>
+      </w:r>
+      <w:proofErr w:type="spellEnd"/>
+      <w:r>
+        <w:rPr>
+          <w:rFonts w:hint="eastAsia"/>
+          <w:sz w:val="19"/>
+          <w:szCs w:val="19"/>
+        </w:rPr>
+        <w:t xml:space="preserve"> 부른다.</w:t>
       </w:r>
     </w:p>
     <w:p>
@@ -1139,15 +1269,33 @@
           <w:sz w:val="19"/>
           <w:szCs w:val="19"/>
         </w:rPr>
-        <w:t>10.2 문서 객체 만들기(1)</w:t>
-      </w:r>
+        <w:t>10.2 문서 객체 만들기(1</w:t>
+      </w:r>
+      <w:proofErr w:type="gramStart"/>
       <w:r>
         <w:rPr>
           <w:rFonts w:hint="eastAsia"/>
           <w:sz w:val="19"/>
           <w:szCs w:val="19"/>
         </w:rPr>
-        <w:t xml:space="preserve"> ; 텍스트 노드를 갖는 문서 객체 만들기</w:t>
+        <w:t>)</w:t>
+      </w:r>
+      <w:r>
+        <w:rPr>
+          <w:rFonts w:hint="eastAsia"/>
+          <w:sz w:val="19"/>
+          <w:szCs w:val="19"/>
+        </w:rPr>
+        <w:t xml:space="preserve"> ;</w:t>
+      </w:r>
+      <w:proofErr w:type="gramEnd"/>
+      <w:r>
+        <w:rPr>
+          <w:rFonts w:hint="eastAsia"/>
+          <w:sz w:val="19"/>
+          <w:szCs w:val="19"/>
+        </w:rPr>
+        <w:t xml:space="preserve"> 텍스트 노드를 갖는 문서 객체 만들기</w:t>
       </w:r>
     </w:p>
     <w:p>
@@ -1434,7 +1582,33 @@
           <w:szCs w:val="19"/>
           <w:highlight w:val="white"/>
         </w:rPr>
-        <w:t xml:space="preserve">        window.onload = </w:t>
+        <w:t xml:space="preserve">        </w:t>
+      </w:r>
+      <w:proofErr w:type="spellStart"/>
+      <w:proofErr w:type="gramStart"/>
+      <w:r>
+        <w:rPr>
+          <w:rFonts w:ascii="돋움체" w:hAnsi="돋움체" w:cs="돋움체"/>
+          <w:color w:val="000000"/>
+          <w:kern w:val="0"/>
+          <w:sz w:val="19"/>
+          <w:szCs w:val="19"/>
+          <w:highlight w:val="white"/>
+        </w:rPr>
+        <w:t>window.onload</w:t>
+      </w:r>
+      <w:proofErr w:type="spellEnd"/>
+      <w:proofErr w:type="gramEnd"/>
+      <w:r>
+        <w:rPr>
+          <w:rFonts w:ascii="돋움체" w:hAnsi="돋움체" w:cs="돋움체"/>
+          <w:color w:val="000000"/>
+          <w:kern w:val="0"/>
+          <w:sz w:val="19"/>
+          <w:szCs w:val="19"/>
+          <w:highlight w:val="white"/>
+        </w:rPr>
+        <w:t xml:space="preserve"> = </w:t>
       </w:r>
       <w:r>
         <w:rPr>
@@ -1556,6 +1730,7 @@
         </w:rPr>
         <w:t xml:space="preserve">            </w:t>
       </w:r>
+      <w:proofErr w:type="spellStart"/>
       <w:r>
         <w:rPr>
           <w:rFonts w:ascii="돋움체" w:hAnsi="돋움체" w:cs="돋움체"/>
@@ -1567,16 +1742,43 @@
         </w:rPr>
         <w:t>var</w:t>
       </w:r>
-      <w:r>
-        <w:rPr>
-          <w:rFonts w:ascii="돋움체" w:hAnsi="돋움체" w:cs="돋움체"/>
-          <w:color w:val="000000"/>
-          <w:kern w:val="0"/>
-          <w:sz w:val="19"/>
-          <w:szCs w:val="19"/>
-          <w:highlight w:val="white"/>
-        </w:rPr>
-        <w:t xml:space="preserve"> header = document.createElement(</w:t>
+      <w:proofErr w:type="spellEnd"/>
+      <w:r>
+        <w:rPr>
+          <w:rFonts w:ascii="돋움체" w:hAnsi="돋움체" w:cs="돋움체"/>
+          <w:color w:val="000000"/>
+          <w:kern w:val="0"/>
+          <w:sz w:val="19"/>
+          <w:szCs w:val="19"/>
+          <w:highlight w:val="white"/>
+        </w:rPr>
+        <w:t xml:space="preserve"> header = </w:t>
+      </w:r>
+      <w:proofErr w:type="spellStart"/>
+      <w:proofErr w:type="gramStart"/>
+      <w:r>
+        <w:rPr>
+          <w:rFonts w:ascii="돋움체" w:hAnsi="돋움체" w:cs="돋움체"/>
+          <w:color w:val="000000"/>
+          <w:kern w:val="0"/>
+          <w:sz w:val="19"/>
+          <w:szCs w:val="19"/>
+          <w:highlight w:val="white"/>
+        </w:rPr>
+        <w:t>document.createElement</w:t>
+      </w:r>
+      <w:proofErr w:type="spellEnd"/>
+      <w:proofErr w:type="gramEnd"/>
+      <w:r>
+        <w:rPr>
+          <w:rFonts w:ascii="돋움체" w:hAnsi="돋움체" w:cs="돋움체"/>
+          <w:color w:val="000000"/>
+          <w:kern w:val="0"/>
+          <w:sz w:val="19"/>
+          <w:szCs w:val="19"/>
+          <w:highlight w:val="white"/>
+        </w:rPr>
+        <w:t>(</w:t>
       </w:r>
       <w:r>
         <w:rPr>
@@ -1627,6 +1829,7 @@
         </w:rPr>
         <w:t xml:space="preserve">            </w:t>
       </w:r>
+      <w:proofErr w:type="spellStart"/>
       <w:r>
         <w:rPr>
           <w:rFonts w:ascii="돋움체" w:hAnsi="돋움체" w:cs="돋움체"/>
@@ -1638,16 +1841,67 @@
         </w:rPr>
         <w:t>var</w:t>
       </w:r>
-      <w:r>
-        <w:rPr>
-          <w:rFonts w:ascii="돋움체" w:hAnsi="돋움체" w:cs="돋움체"/>
-          <w:color w:val="000000"/>
-          <w:kern w:val="0"/>
-          <w:sz w:val="19"/>
-          <w:szCs w:val="19"/>
-          <w:highlight w:val="white"/>
-        </w:rPr>
-        <w:t xml:space="preserve"> textNode = document.createTextNode(</w:t>
+      <w:proofErr w:type="spellEnd"/>
+      <w:r>
+        <w:rPr>
+          <w:rFonts w:ascii="돋움체" w:hAnsi="돋움체" w:cs="돋움체"/>
+          <w:color w:val="000000"/>
+          <w:kern w:val="0"/>
+          <w:sz w:val="19"/>
+          <w:szCs w:val="19"/>
+          <w:highlight w:val="white"/>
+        </w:rPr>
+        <w:t xml:space="preserve"> </w:t>
+      </w:r>
+      <w:proofErr w:type="spellStart"/>
+      <w:r>
+        <w:rPr>
+          <w:rFonts w:ascii="돋움체" w:hAnsi="돋움체" w:cs="돋움체"/>
+          <w:color w:val="000000"/>
+          <w:kern w:val="0"/>
+          <w:sz w:val="19"/>
+          <w:szCs w:val="19"/>
+          <w:highlight w:val="white"/>
+        </w:rPr>
+        <w:t>textNode</w:t>
+      </w:r>
+      <w:proofErr w:type="spellEnd"/>
+      <w:r>
+        <w:rPr>
+          <w:rFonts w:ascii="돋움체" w:hAnsi="돋움체" w:cs="돋움체"/>
+          <w:color w:val="000000"/>
+          <w:kern w:val="0"/>
+          <w:sz w:val="19"/>
+          <w:szCs w:val="19"/>
+          <w:highlight w:val="white"/>
+        </w:rPr>
+        <w:t xml:space="preserve"> = </w:t>
+      </w:r>
+      <w:proofErr w:type="spellStart"/>
+      <w:proofErr w:type="gramStart"/>
+      <w:r>
+        <w:rPr>
+          <w:rFonts w:ascii="돋움체" w:hAnsi="돋움체" w:cs="돋움체"/>
+          <w:color w:val="000000"/>
+          <w:kern w:val="0"/>
+          <w:sz w:val="19"/>
+          <w:szCs w:val="19"/>
+          <w:highlight w:val="white"/>
+        </w:rPr>
+        <w:t>document.createTextNode</w:t>
+      </w:r>
+      <w:proofErr w:type="spellEnd"/>
+      <w:proofErr w:type="gramEnd"/>
+      <w:r>
+        <w:rPr>
+          <w:rFonts w:ascii="돋움체" w:hAnsi="돋움체" w:cs="돋움체"/>
+          <w:color w:val="000000"/>
+          <w:kern w:val="0"/>
+          <w:sz w:val="19"/>
+          <w:szCs w:val="19"/>
+          <w:highlight w:val="white"/>
+        </w:rPr>
+        <w:t>(</w:t>
       </w:r>
       <w:r>
         <w:rPr>
@@ -1768,7 +2022,57 @@
           <w:highlight w:val="white"/>
         </w:rPr>
         <w:lastRenderedPageBreak/>
-        <w:t xml:space="preserve">            header.appendChild(textNode);</w:t>
+        <w:t xml:space="preserve">            </w:t>
+      </w:r>
+      <w:proofErr w:type="spellStart"/>
+      <w:proofErr w:type="gramStart"/>
+      <w:r>
+        <w:rPr>
+          <w:rFonts w:ascii="돋움체" w:hAnsi="돋움체" w:cs="돋움체"/>
+          <w:color w:val="000000"/>
+          <w:kern w:val="0"/>
+          <w:sz w:val="19"/>
+          <w:szCs w:val="19"/>
+          <w:highlight w:val="white"/>
+        </w:rPr>
+        <w:t>header.appendChild</w:t>
+      </w:r>
+      <w:proofErr w:type="spellEnd"/>
+      <w:proofErr w:type="gramEnd"/>
+      <w:r>
+        <w:rPr>
+          <w:rFonts w:ascii="돋움체" w:hAnsi="돋움체" w:cs="돋움체"/>
+          <w:color w:val="000000"/>
+          <w:kern w:val="0"/>
+          <w:sz w:val="19"/>
+          <w:szCs w:val="19"/>
+          <w:highlight w:val="white"/>
+        </w:rPr>
+        <w:t>(</w:t>
+      </w:r>
+      <w:proofErr w:type="spellStart"/>
+      <w:r>
+        <w:rPr>
+          <w:rFonts w:ascii="돋움체" w:hAnsi="돋움체" w:cs="돋움체"/>
+          <w:color w:val="000000"/>
+          <w:kern w:val="0"/>
+          <w:sz w:val="19"/>
+          <w:szCs w:val="19"/>
+          <w:highlight w:val="white"/>
+        </w:rPr>
+        <w:t>textNode</w:t>
+      </w:r>
+      <w:proofErr w:type="spellEnd"/>
+      <w:r>
+        <w:rPr>
+          <w:rFonts w:ascii="돋움체" w:hAnsi="돋움체" w:cs="돋움체"/>
+          <w:color w:val="000000"/>
+          <w:kern w:val="0"/>
+          <w:sz w:val="19"/>
+          <w:szCs w:val="19"/>
+          <w:highlight w:val="white"/>
+        </w:rPr>
+        <w:t>);</w:t>
       </w:r>
     </w:p>
     <w:p>
@@ -1795,7 +2099,44 @@
           <w:szCs w:val="19"/>
           <w:highlight w:val="white"/>
         </w:rPr>
-        <w:t xml:space="preserve">            document.body.appendChild(header);</w:t>
+        <w:t xml:space="preserve">            </w:t>
+      </w:r>
+      <w:proofErr w:type="spellStart"/>
+      <w:proofErr w:type="gramStart"/>
+      <w:r>
+        <w:rPr>
+          <w:rFonts w:ascii="돋움체" w:hAnsi="돋움체" w:cs="돋움체"/>
+          <w:color w:val="000000"/>
+          <w:kern w:val="0"/>
+          <w:sz w:val="19"/>
+          <w:szCs w:val="19"/>
+          <w:highlight w:val="white"/>
+        </w:rPr>
+        <w:t>document.body</w:t>
+      </w:r>
+      <w:proofErr w:type="gramEnd"/>
+      <w:r>
+        <w:rPr>
+          <w:rFonts w:ascii="돋움체" w:hAnsi="돋움체" w:cs="돋움체"/>
+          <w:color w:val="000000"/>
+          <w:kern w:val="0"/>
+          <w:sz w:val="19"/>
+          <w:szCs w:val="19"/>
+          <w:highlight w:val="white"/>
+        </w:rPr>
+        <w:t>.appendChild</w:t>
+      </w:r>
+      <w:proofErr w:type="spellEnd"/>
+      <w:r>
+        <w:rPr>
+          <w:rFonts w:ascii="돋움체" w:hAnsi="돋움체" w:cs="돋움체"/>
+          <w:color w:val="000000"/>
+          <w:kern w:val="0"/>
+          <w:sz w:val="19"/>
+          <w:szCs w:val="19"/>
+          <w:highlight w:val="white"/>
+        </w:rPr>
+        <w:t>(header);</w:t>
       </w:r>
     </w:p>
     <w:p>
@@ -1892,15 +2233,33 @@
           <w:sz w:val="19"/>
           <w:szCs w:val="19"/>
         </w:rPr>
-        <w:t>10.3 문서 객체 만들기(2)</w:t>
-      </w:r>
+        <w:t>10.3 문서 객체 만들기(2</w:t>
+      </w:r>
+      <w:proofErr w:type="gramStart"/>
       <w:r>
         <w:rPr>
           <w:rFonts w:hint="eastAsia"/>
           <w:sz w:val="19"/>
           <w:szCs w:val="19"/>
         </w:rPr>
-        <w:t xml:space="preserve"> ; 텍스트 노드를 갖지 않는 문서 객체 만들기</w:t>
+        <w:t>)</w:t>
+      </w:r>
+      <w:r>
+        <w:rPr>
+          <w:rFonts w:hint="eastAsia"/>
+          <w:sz w:val="19"/>
+          <w:szCs w:val="19"/>
+        </w:rPr>
+        <w:t xml:space="preserve"> ;</w:t>
+      </w:r>
+      <w:proofErr w:type="gramEnd"/>
+      <w:r>
+        <w:rPr>
+          <w:rFonts w:hint="eastAsia"/>
+          <w:sz w:val="19"/>
+          <w:szCs w:val="19"/>
+        </w:rPr>
+        <w:t xml:space="preserve"> 텍스트 노드를 갖지 않는 문서 객체 만들기</w:t>
       </w:r>
     </w:p>
     <w:p>
@@ -1977,7 +2336,33 @@
           <w:szCs w:val="19"/>
           <w:highlight w:val="white"/>
         </w:rPr>
-        <w:t xml:space="preserve">        window.onload = </w:t>
+        <w:t xml:space="preserve">        </w:t>
+      </w:r>
+      <w:proofErr w:type="spellStart"/>
+      <w:proofErr w:type="gramStart"/>
+      <w:r>
+        <w:rPr>
+          <w:rFonts w:ascii="돋움체" w:hAnsi="돋움체" w:cs="돋움체"/>
+          <w:color w:val="000000"/>
+          <w:kern w:val="0"/>
+          <w:sz w:val="19"/>
+          <w:szCs w:val="19"/>
+          <w:highlight w:val="white"/>
+        </w:rPr>
+        <w:t>window.onload</w:t>
+      </w:r>
+      <w:proofErr w:type="spellEnd"/>
+      <w:proofErr w:type="gramEnd"/>
+      <w:r>
+        <w:rPr>
+          <w:rFonts w:ascii="돋움체" w:hAnsi="돋움체" w:cs="돋움체"/>
+          <w:color w:val="000000"/>
+          <w:kern w:val="0"/>
+          <w:sz w:val="19"/>
+          <w:szCs w:val="19"/>
+          <w:highlight w:val="white"/>
+        </w:rPr>
+        <w:t xml:space="preserve"> = </w:t>
       </w:r>
       <w:r>
         <w:rPr>
@@ -2099,6 +2484,7 @@
         </w:rPr>
         <w:t xml:space="preserve">            </w:t>
       </w:r>
+      <w:proofErr w:type="spellStart"/>
       <w:r>
         <w:rPr>
           <w:rFonts w:ascii="돋움체" w:hAnsi="돋움체" w:cs="돋움체"/>
@@ -2110,16 +2496,67 @@
         </w:rPr>
         <w:t>var</w:t>
       </w:r>
-      <w:r>
-        <w:rPr>
-          <w:rFonts w:ascii="돋움체" w:hAnsi="돋움체" w:cs="돋움체"/>
-          <w:color w:val="000000"/>
-          <w:kern w:val="0"/>
-          <w:sz w:val="19"/>
-          <w:szCs w:val="19"/>
-          <w:highlight w:val="white"/>
-        </w:rPr>
-        <w:t xml:space="preserve"> img = document.createElement(</w:t>
+      <w:proofErr w:type="spellEnd"/>
+      <w:r>
+        <w:rPr>
+          <w:rFonts w:ascii="돋움체" w:hAnsi="돋움체" w:cs="돋움체"/>
+          <w:color w:val="000000"/>
+          <w:kern w:val="0"/>
+          <w:sz w:val="19"/>
+          <w:szCs w:val="19"/>
+          <w:highlight w:val="white"/>
+        </w:rPr>
+        <w:t xml:space="preserve"> </w:t>
+      </w:r>
+      <w:proofErr w:type="spellStart"/>
+      <w:r>
+        <w:rPr>
+          <w:rFonts w:ascii="돋움체" w:hAnsi="돋움체" w:cs="돋움체"/>
+          <w:color w:val="000000"/>
+          <w:kern w:val="0"/>
+          <w:sz w:val="19"/>
+          <w:szCs w:val="19"/>
+          <w:highlight w:val="white"/>
+        </w:rPr>
+        <w:t>img</w:t>
+      </w:r>
+      <w:proofErr w:type="spellEnd"/>
+      <w:r>
+        <w:rPr>
+          <w:rFonts w:ascii="돋움체" w:hAnsi="돋움체" w:cs="돋움체"/>
+          <w:color w:val="000000"/>
+          <w:kern w:val="0"/>
+          <w:sz w:val="19"/>
+          <w:szCs w:val="19"/>
+          <w:highlight w:val="white"/>
+        </w:rPr>
+        <w:t xml:space="preserve"> = </w:t>
+      </w:r>
+      <w:proofErr w:type="spellStart"/>
+      <w:proofErr w:type="gramStart"/>
+      <w:r>
+        <w:rPr>
+          <w:rFonts w:ascii="돋움체" w:hAnsi="돋움체" w:cs="돋움체"/>
+          <w:color w:val="000000"/>
+          <w:kern w:val="0"/>
+          <w:sz w:val="19"/>
+          <w:szCs w:val="19"/>
+          <w:highlight w:val="white"/>
+        </w:rPr>
+        <w:t>document.createElement</w:t>
+      </w:r>
+      <w:proofErr w:type="spellEnd"/>
+      <w:proofErr w:type="gramEnd"/>
+      <w:r>
+        <w:rPr>
+          <w:rFonts w:ascii="돋움체" w:hAnsi="돋움체" w:cs="돋움체"/>
+          <w:color w:val="000000"/>
+          <w:kern w:val="0"/>
+          <w:sz w:val="19"/>
+          <w:szCs w:val="19"/>
+          <w:highlight w:val="white"/>
+        </w:rPr>
+        <w:t>(</w:t>
       </w:r>
       <w:r>
         <w:rPr>
@@ -2130,7 +2567,31 @@
           <w:szCs w:val="19"/>
           <w:highlight w:val="white"/>
         </w:rPr>
-        <w:t>'img'</w:t>
+        <w:t>'</w:t>
+      </w:r>
+      <w:proofErr w:type="spellStart"/>
+      <w:r>
+        <w:rPr>
+          <w:rFonts w:ascii="돋움체" w:hAnsi="돋움체" w:cs="돋움체"/>
+          <w:color w:val="A31515"/>
+          <w:kern w:val="0"/>
+          <w:sz w:val="19"/>
+          <w:szCs w:val="19"/>
+          <w:highlight w:val="white"/>
+        </w:rPr>
+        <w:t>img</w:t>
+      </w:r>
+      <w:proofErr w:type="spellEnd"/>
+      <w:r>
+        <w:rPr>
+          <w:rFonts w:ascii="돋움체" w:hAnsi="돋움체" w:cs="돋움체"/>
+          <w:color w:val="A31515"/>
+          <w:kern w:val="0"/>
+          <w:sz w:val="19"/>
+          <w:szCs w:val="19"/>
+          <w:highlight w:val="white"/>
+        </w:rPr>
+        <w:t>'</w:t>
       </w:r>
       <w:r>
         <w:rPr>
@@ -2179,7 +2640,55 @@
           <w:szCs w:val="19"/>
           <w:highlight w:val="white"/>
         </w:rPr>
-        <w:t>//img.src = 'img/orange.jpg';</w:t>
+        <w:t>//</w:t>
+      </w:r>
+      <w:proofErr w:type="spellStart"/>
+      <w:r>
+        <w:rPr>
+          <w:rFonts w:ascii="돋움체" w:hAnsi="돋움체" w:cs="돋움체"/>
+          <w:color w:val="008000"/>
+          <w:kern w:val="0"/>
+          <w:sz w:val="19"/>
+          <w:szCs w:val="19"/>
+          <w:highlight w:val="white"/>
+        </w:rPr>
+        <w:t>img.src</w:t>
+      </w:r>
+      <w:proofErr w:type="spellEnd"/>
+      <w:r>
+        <w:rPr>
+          <w:rFonts w:ascii="돋움체" w:hAnsi="돋움체" w:cs="돋움체"/>
+          <w:color w:val="008000"/>
+          <w:kern w:val="0"/>
+          <w:sz w:val="19"/>
+          <w:szCs w:val="19"/>
+          <w:highlight w:val="white"/>
+        </w:rPr>
+        <w:t xml:space="preserve"> = '</w:t>
+      </w:r>
+      <w:proofErr w:type="spellStart"/>
+      <w:r>
+        <w:rPr>
+          <w:rFonts w:ascii="돋움체" w:hAnsi="돋움체" w:cs="돋움체"/>
+          <w:color w:val="008000"/>
+          <w:kern w:val="0"/>
+          <w:sz w:val="19"/>
+          <w:szCs w:val="19"/>
+          <w:highlight w:val="white"/>
+        </w:rPr>
+        <w:t>img</w:t>
+      </w:r>
+      <w:proofErr w:type="spellEnd"/>
+      <w:r>
+        <w:rPr>
+          <w:rFonts w:ascii="돋움체" w:hAnsi="돋움체" w:cs="돋움체"/>
+          <w:color w:val="008000"/>
+          <w:kern w:val="0"/>
+          <w:sz w:val="19"/>
+          <w:szCs w:val="19"/>
+          <w:highlight w:val="white"/>
+        </w:rPr>
+        <w:t>/orange.jpg';</w:t>
       </w:r>
     </w:p>
     <w:p>
@@ -2217,7 +2726,31 @@
           <w:szCs w:val="19"/>
           <w:highlight w:val="white"/>
         </w:rPr>
-        <w:t>//img.alt = '</w:t>
+        <w:t>//</w:t>
+      </w:r>
+      <w:proofErr w:type="spellStart"/>
+      <w:r>
+        <w:rPr>
+          <w:rFonts w:ascii="돋움체" w:hAnsi="돋움체" w:cs="돋움체"/>
+          <w:color w:val="008000"/>
+          <w:kern w:val="0"/>
+          <w:sz w:val="19"/>
+          <w:szCs w:val="19"/>
+          <w:highlight w:val="white"/>
+        </w:rPr>
+        <w:t>img.alt</w:t>
+      </w:r>
+      <w:proofErr w:type="spellEnd"/>
+      <w:r>
+        <w:rPr>
+          <w:rFonts w:ascii="돋움체" w:hAnsi="돋움체" w:cs="돋움체"/>
+          <w:color w:val="008000"/>
+          <w:kern w:val="0"/>
+          <w:sz w:val="19"/>
+          <w:szCs w:val="19"/>
+          <w:highlight w:val="white"/>
+        </w:rPr>
+        <w:t xml:space="preserve"> = '</w:t>
       </w:r>
       <w:r>
         <w:rPr>
@@ -2277,7 +2810,33 @@
           <w:szCs w:val="19"/>
           <w:highlight w:val="white"/>
         </w:rPr>
-        <w:t>//img.width = 300;</w:t>
+        <w:t>//</w:t>
+      </w:r>
+      <w:proofErr w:type="spellStart"/>
+      <w:proofErr w:type="gramStart"/>
+      <w:r>
+        <w:rPr>
+          <w:rFonts w:ascii="돋움체" w:hAnsi="돋움체" w:cs="돋움체"/>
+          <w:color w:val="008000"/>
+          <w:kern w:val="0"/>
+          <w:sz w:val="19"/>
+          <w:szCs w:val="19"/>
+          <w:highlight w:val="white"/>
+        </w:rPr>
+        <w:t>img.width</w:t>
+      </w:r>
+      <w:proofErr w:type="spellEnd"/>
+      <w:proofErr w:type="gramEnd"/>
+      <w:r>
+        <w:rPr>
+          <w:rFonts w:ascii="돋움체" w:hAnsi="돋움체" w:cs="돋움체"/>
+          <w:color w:val="008000"/>
+          <w:kern w:val="0"/>
+          <w:sz w:val="19"/>
+          <w:szCs w:val="19"/>
+          <w:highlight w:val="white"/>
+        </w:rPr>
+        <w:t xml:space="preserve"> = 300;</w:t>
       </w:r>
     </w:p>
     <w:p>
@@ -2304,7 +2863,33 @@
           <w:szCs w:val="19"/>
           <w:highlight w:val="white"/>
         </w:rPr>
-        <w:t xml:space="preserve">            img.setAttribute(</w:t>
+        <w:t xml:space="preserve">            </w:t>
+      </w:r>
+      <w:proofErr w:type="spellStart"/>
+      <w:proofErr w:type="gramStart"/>
+      <w:r>
+        <w:rPr>
+          <w:rFonts w:ascii="돋움체" w:hAnsi="돋움체" w:cs="돋움체"/>
+          <w:color w:val="000000"/>
+          <w:kern w:val="0"/>
+          <w:sz w:val="19"/>
+          <w:szCs w:val="19"/>
+          <w:highlight w:val="white"/>
+        </w:rPr>
+        <w:t>img.setAttribute</w:t>
+      </w:r>
+      <w:proofErr w:type="spellEnd"/>
+      <w:proofErr w:type="gramEnd"/>
+      <w:r>
+        <w:rPr>
+          <w:rFonts w:ascii="돋움체" w:hAnsi="돋움체" w:cs="돋움체"/>
+          <w:color w:val="000000"/>
+          <w:kern w:val="0"/>
+          <w:sz w:val="19"/>
+          <w:szCs w:val="19"/>
+          <w:highlight w:val="white"/>
+        </w:rPr>
+        <w:t>(</w:t>
       </w:r>
       <w:r>
         <w:rPr>
@@ -2315,7 +2900,31 @@
           <w:szCs w:val="19"/>
           <w:highlight w:val="white"/>
         </w:rPr>
-        <w:t>'src'</w:t>
+        <w:t>'</w:t>
+      </w:r>
+      <w:proofErr w:type="spellStart"/>
+      <w:r>
+        <w:rPr>
+          <w:rFonts w:ascii="돋움체" w:hAnsi="돋움체" w:cs="돋움체"/>
+          <w:color w:val="A31515"/>
+          <w:kern w:val="0"/>
+          <w:sz w:val="19"/>
+          <w:szCs w:val="19"/>
+          <w:highlight w:val="white"/>
+        </w:rPr>
+        <w:t>src</w:t>
+      </w:r>
+      <w:proofErr w:type="spellEnd"/>
+      <w:r>
+        <w:rPr>
+          <w:rFonts w:ascii="돋움체" w:hAnsi="돋움체" w:cs="돋움체"/>
+          <w:color w:val="A31515"/>
+          <w:kern w:val="0"/>
+          <w:sz w:val="19"/>
+          <w:szCs w:val="19"/>
+          <w:highlight w:val="white"/>
+        </w:rPr>
+        <w:t>'</w:t>
       </w:r>
       <w:r>
         <w:rPr>
@@ -2337,7 +2946,31 @@
           <w:szCs w:val="19"/>
           <w:highlight w:val="white"/>
         </w:rPr>
-        <w:t>'img/orange.jpg'</w:t>
+        <w:t>'</w:t>
+      </w:r>
+      <w:proofErr w:type="spellStart"/>
+      <w:r>
+        <w:rPr>
+          <w:rFonts w:ascii="돋움체" w:hAnsi="돋움체" w:cs="돋움체"/>
+          <w:color w:val="A31515"/>
+          <w:kern w:val="0"/>
+          <w:sz w:val="19"/>
+          <w:szCs w:val="19"/>
+          <w:highlight w:val="white"/>
+        </w:rPr>
+        <w:t>img</w:t>
+      </w:r>
+      <w:proofErr w:type="spellEnd"/>
+      <w:r>
+        <w:rPr>
+          <w:rFonts w:ascii="돋움체" w:hAnsi="돋움체" w:cs="돋움체"/>
+          <w:color w:val="A31515"/>
+          <w:kern w:val="0"/>
+          <w:sz w:val="19"/>
+          <w:szCs w:val="19"/>
+          <w:highlight w:val="white"/>
+        </w:rPr>
+        <w:t>/orange.jpg'</w:t>
       </w:r>
       <w:r>
         <w:rPr>
@@ -2375,7 +3008,31 @@
           <w:szCs w:val="19"/>
           <w:highlight w:val="white"/>
         </w:rPr>
-        <w:t xml:space="preserve">            img.setAttribute(</w:t>
+        <w:t xml:space="preserve">            </w:t>
+      </w:r>
+      <w:proofErr w:type="spellStart"/>
+      <w:r>
+        <w:rPr>
+          <w:rFonts w:ascii="돋움체" w:hAnsi="돋움체" w:cs="돋움체"/>
+          <w:color w:val="000000"/>
+          <w:kern w:val="0"/>
+          <w:sz w:val="19"/>
+          <w:szCs w:val="19"/>
+          <w:highlight w:val="white"/>
+        </w:rPr>
+        <w:t>img.setAttribute</w:t>
+      </w:r>
+      <w:proofErr w:type="spellEnd"/>
+      <w:r>
+        <w:rPr>
+          <w:rFonts w:ascii="돋움체" w:hAnsi="돋움체" w:cs="돋움체"/>
+          <w:color w:val="000000"/>
+          <w:kern w:val="0"/>
+          <w:sz w:val="19"/>
+          <w:szCs w:val="19"/>
+          <w:highlight w:val="white"/>
+        </w:rPr>
+        <w:t>(</w:t>
       </w:r>
       <w:r>
         <w:rPr>
@@ -2468,7 +3125,33 @@
           <w:szCs w:val="19"/>
           <w:highlight w:val="white"/>
         </w:rPr>
-        <w:t xml:space="preserve">            img.setAttribute(</w:t>
+        <w:t xml:space="preserve">            </w:t>
+      </w:r>
+      <w:proofErr w:type="spellStart"/>
+      <w:proofErr w:type="gramStart"/>
+      <w:r>
+        <w:rPr>
+          <w:rFonts w:ascii="돋움체" w:hAnsi="돋움체" w:cs="돋움체"/>
+          <w:color w:val="000000"/>
+          <w:kern w:val="0"/>
+          <w:sz w:val="19"/>
+          <w:szCs w:val="19"/>
+          <w:highlight w:val="white"/>
+        </w:rPr>
+        <w:t>img.setAttribute</w:t>
+      </w:r>
+      <w:proofErr w:type="spellEnd"/>
+      <w:proofErr w:type="gramEnd"/>
+      <w:r>
+        <w:rPr>
+          <w:rFonts w:ascii="돋움체" w:hAnsi="돋움체" w:cs="돋움체"/>
+          <w:color w:val="000000"/>
+          <w:kern w:val="0"/>
+          <w:sz w:val="19"/>
+          <w:szCs w:val="19"/>
+          <w:highlight w:val="white"/>
+        </w:rPr>
+        <w:t>(</w:t>
       </w:r>
       <w:r>
         <w:rPr>
@@ -2517,7 +3200,68 @@
           <w:szCs w:val="19"/>
           <w:highlight w:val="white"/>
         </w:rPr>
-        <w:t xml:space="preserve">            document.body.appendChild(img);</w:t>
+        <w:t xml:space="preserve">            </w:t>
+      </w:r>
+      <w:proofErr w:type="spellStart"/>
+      <w:proofErr w:type="gramStart"/>
+      <w:r>
+        <w:rPr>
+          <w:rFonts w:ascii="돋움체" w:hAnsi="돋움체" w:cs="돋움체"/>
+          <w:color w:val="000000"/>
+          <w:kern w:val="0"/>
+          <w:sz w:val="19"/>
+          <w:szCs w:val="19"/>
+          <w:highlight w:val="white"/>
+        </w:rPr>
+        <w:t>document.body</w:t>
+      </w:r>
+      <w:proofErr w:type="gramEnd"/>
+      <w:r>
+        <w:rPr>
+          <w:rFonts w:ascii="돋움체" w:hAnsi="돋움체" w:cs="돋움체"/>
+          <w:color w:val="000000"/>
+          <w:kern w:val="0"/>
+          <w:sz w:val="19"/>
+          <w:szCs w:val="19"/>
+          <w:highlight w:val="white"/>
+        </w:rPr>
+        <w:t>.appendChild</w:t>
+      </w:r>
+      <w:proofErr w:type="spellEnd"/>
+      <w:r>
+        <w:rPr>
+          <w:rFonts w:ascii="돋움체" w:hAnsi="돋움체" w:cs="돋움체"/>
+          <w:color w:val="000000"/>
+          <w:kern w:val="0"/>
+          <w:sz w:val="19"/>
+          <w:szCs w:val="19"/>
+          <w:highlight w:val="white"/>
+        </w:rPr>
+        <w:t>(</w:t>
+      </w:r>
+      <w:proofErr w:type="spellStart"/>
+      <w:r>
+        <w:rPr>
+          <w:rFonts w:ascii="돋움체" w:hAnsi="돋움체" w:cs="돋움체"/>
+          <w:color w:val="000000"/>
+          <w:kern w:val="0"/>
+          <w:sz w:val="19"/>
+          <w:szCs w:val="19"/>
+          <w:highlight w:val="white"/>
+        </w:rPr>
+        <w:t>img</w:t>
+      </w:r>
+      <w:proofErr w:type="spellEnd"/>
+      <w:r>
+        <w:rPr>
+          <w:rFonts w:ascii="돋움체" w:hAnsi="돋움체" w:cs="돋움체"/>
+          <w:color w:val="000000"/>
+          <w:kern w:val="0"/>
+          <w:sz w:val="19"/>
+          <w:szCs w:val="19"/>
+          <w:highlight w:val="white"/>
+        </w:rPr>
+        <w:t>);</w:t>
       </w:r>
     </w:p>
     <w:p>
@@ -2691,7 +3435,33 @@
           <w:szCs w:val="19"/>
           <w:highlight w:val="white"/>
         </w:rPr>
-        <w:t xml:space="preserve">        window.onload = </w:t>
+        <w:t xml:space="preserve">        </w:t>
+      </w:r>
+      <w:proofErr w:type="spellStart"/>
+      <w:proofErr w:type="gramStart"/>
+      <w:r>
+        <w:rPr>
+          <w:rFonts w:ascii="돋움체" w:hAnsi="돋움체" w:cs="돋움체"/>
+          <w:color w:val="000000"/>
+          <w:kern w:val="0"/>
+          <w:sz w:val="19"/>
+          <w:szCs w:val="19"/>
+          <w:highlight w:val="white"/>
+        </w:rPr>
+        <w:t>window.onload</w:t>
+      </w:r>
+      <w:proofErr w:type="spellEnd"/>
+      <w:proofErr w:type="gramEnd"/>
+      <w:r>
+        <w:rPr>
+          <w:rFonts w:ascii="돋움체" w:hAnsi="돋움체" w:cs="돋움체"/>
+          <w:color w:val="000000"/>
+          <w:kern w:val="0"/>
+          <w:sz w:val="19"/>
+          <w:szCs w:val="19"/>
+          <w:highlight w:val="white"/>
+        </w:rPr>
+        <w:t xml:space="preserve"> = </w:t>
       </w:r>
       <w:r>
         <w:rPr>
@@ -2742,6 +3512,7 @@
         </w:rPr>
         <w:t xml:space="preserve">            </w:t>
       </w:r>
+      <w:proofErr w:type="spellStart"/>
       <w:r>
         <w:rPr>
           <w:rFonts w:ascii="돋움체" w:hAnsi="돋움체" w:cs="돋움체"/>
@@ -2753,6 +3524,7 @@
         </w:rPr>
         <w:t>var</w:t>
       </w:r>
+      <w:proofErr w:type="spellEnd"/>
       <w:r>
         <w:rPr>
           <w:rFonts w:ascii="돋움체" w:hAnsi="돋움체" w:cs="돋움체"/>
@@ -2822,7 +3594,31 @@
           <w:szCs w:val="19"/>
           <w:highlight w:val="white"/>
         </w:rPr>
-        <w:t>'&lt;ul&gt;'</w:t>
+        <w:t>'&lt;</w:t>
+      </w:r>
+      <w:proofErr w:type="spellStart"/>
+      <w:r>
+        <w:rPr>
+          <w:rFonts w:ascii="돋움체" w:hAnsi="돋움체" w:cs="돋움체"/>
+          <w:color w:val="A31515"/>
+          <w:kern w:val="0"/>
+          <w:sz w:val="19"/>
+          <w:szCs w:val="19"/>
+          <w:highlight w:val="white"/>
+        </w:rPr>
+        <w:t>ul</w:t>
+      </w:r>
+      <w:proofErr w:type="spellEnd"/>
+      <w:r>
+        <w:rPr>
+          <w:rFonts w:ascii="돋움체" w:hAnsi="돋움체" w:cs="돋움체"/>
+          <w:color w:val="A31515"/>
+          <w:kern w:val="0"/>
+          <w:sz w:val="19"/>
+          <w:szCs w:val="19"/>
+          <w:highlight w:val="white"/>
+        </w:rPr>
+        <w:t>&gt;'</w:t>
       </w:r>
       <w:r>
         <w:rPr>
@@ -2969,7 +3765,31 @@
           <w:szCs w:val="19"/>
           <w:highlight w:val="white"/>
         </w:rPr>
-        <w:t>'&lt;/ul&gt;'</w:t>
+        <w:t>'&lt;/</w:t>
+      </w:r>
+      <w:proofErr w:type="spellStart"/>
+      <w:r>
+        <w:rPr>
+          <w:rFonts w:ascii="돋움체" w:hAnsi="돋움체" w:cs="돋움체"/>
+          <w:color w:val="A31515"/>
+          <w:kern w:val="0"/>
+          <w:sz w:val="19"/>
+          <w:szCs w:val="19"/>
+          <w:highlight w:val="white"/>
+        </w:rPr>
+        <w:t>ul</w:t>
+      </w:r>
+      <w:proofErr w:type="spellEnd"/>
+      <w:r>
+        <w:rPr>
+          <w:rFonts w:ascii="돋움체" w:hAnsi="돋움체" w:cs="돋움체"/>
+          <w:color w:val="A31515"/>
+          <w:kern w:val="0"/>
+          <w:sz w:val="19"/>
+          <w:szCs w:val="19"/>
+          <w:highlight w:val="white"/>
+        </w:rPr>
+        <w:t>&gt;'</w:t>
       </w:r>
       <w:r>
         <w:rPr>
@@ -3018,7 +3838,31 @@
           <w:szCs w:val="19"/>
           <w:highlight w:val="white"/>
         </w:rPr>
-        <w:t xml:space="preserve">//innerHTML </w:t>
+        <w:t>//</w:t>
+      </w:r>
+      <w:proofErr w:type="spellStart"/>
+      <w:r>
+        <w:rPr>
+          <w:rFonts w:ascii="돋움체" w:hAnsi="돋움체" w:cs="돋움체"/>
+          <w:color w:val="008000"/>
+          <w:kern w:val="0"/>
+          <w:sz w:val="19"/>
+          <w:szCs w:val="19"/>
+          <w:highlight w:val="white"/>
+        </w:rPr>
+        <w:t>innerHTML</w:t>
+      </w:r>
+      <w:proofErr w:type="spellEnd"/>
+      <w:r>
+        <w:rPr>
+          <w:rFonts w:ascii="돋움체" w:hAnsi="돋움체" w:cs="돋움체"/>
+          <w:color w:val="008000"/>
+          <w:kern w:val="0"/>
+          <w:sz w:val="19"/>
+          <w:szCs w:val="19"/>
+          <w:highlight w:val="white"/>
+        </w:rPr>
+        <w:t xml:space="preserve"> </w:t>
       </w:r>
       <w:r>
         <w:rPr>
@@ -3100,7 +3944,32 @@
           <w:szCs w:val="19"/>
           <w:highlight w:val="white"/>
         </w:rPr>
-        <w:t xml:space="preserve">            document.body.</w:t>
+        <w:t xml:space="preserve">            </w:t>
+      </w:r>
+      <w:proofErr w:type="spellStart"/>
+      <w:proofErr w:type="gramStart"/>
+      <w:r>
+        <w:rPr>
+          <w:rFonts w:ascii="돋움체" w:hAnsi="돋움체" w:cs="돋움체"/>
+          <w:color w:val="000000"/>
+          <w:kern w:val="0"/>
+          <w:sz w:val="19"/>
+          <w:szCs w:val="19"/>
+          <w:highlight w:val="white"/>
+        </w:rPr>
+        <w:t>document.body</w:t>
+      </w:r>
+      <w:proofErr w:type="gramEnd"/>
+      <w:r>
+        <w:rPr>
+          <w:rFonts w:ascii="돋움체" w:hAnsi="돋움체" w:cs="돋움체"/>
+          <w:color w:val="000000"/>
+          <w:kern w:val="0"/>
+          <w:sz w:val="19"/>
+          <w:szCs w:val="19"/>
+          <w:highlight w:val="white"/>
+        </w:rPr>
+        <w:t>.</w:t>
       </w:r>
       <w:r>
         <w:rPr>
@@ -3114,6 +3983,7 @@
         </w:rPr>
         <w:t>innerHTML</w:t>
       </w:r>
+      <w:proofErr w:type="spellEnd"/>
       <w:r>
         <w:rPr>
           <w:rFonts w:ascii="돋움체" w:hAnsi="돋움체" w:cs="돋움체"/>
@@ -3150,7 +4020,44 @@
           <w:szCs w:val="19"/>
           <w:highlight w:val="white"/>
         </w:rPr>
-        <w:t xml:space="preserve">            document.body.innerHTML += </w:t>
+        <w:t xml:space="preserve">            </w:t>
+      </w:r>
+      <w:proofErr w:type="spellStart"/>
+      <w:proofErr w:type="gramStart"/>
+      <w:r>
+        <w:rPr>
+          <w:rFonts w:ascii="돋움체" w:hAnsi="돋움체" w:cs="돋움체"/>
+          <w:color w:val="000000"/>
+          <w:kern w:val="0"/>
+          <w:sz w:val="19"/>
+          <w:szCs w:val="19"/>
+          <w:highlight w:val="white"/>
+        </w:rPr>
+        <w:t>document.body</w:t>
+      </w:r>
+      <w:proofErr w:type="gramEnd"/>
+      <w:r>
+        <w:rPr>
+          <w:rFonts w:ascii="돋움체" w:hAnsi="돋움체" w:cs="돋움체"/>
+          <w:color w:val="000000"/>
+          <w:kern w:val="0"/>
+          <w:sz w:val="19"/>
+          <w:szCs w:val="19"/>
+          <w:highlight w:val="white"/>
+        </w:rPr>
+        <w:t>.innerHTML</w:t>
+      </w:r>
+      <w:proofErr w:type="spellEnd"/>
+      <w:r>
+        <w:rPr>
+          <w:rFonts w:ascii="돋움체" w:hAnsi="돋움체" w:cs="돋움체"/>
+          <w:color w:val="000000"/>
+          <w:kern w:val="0"/>
+          <w:sz w:val="19"/>
+          <w:szCs w:val="19"/>
+          <w:highlight w:val="white"/>
+        </w:rPr>
+        <w:t xml:space="preserve"> += </w:t>
       </w:r>
       <w:r>
         <w:rPr>
@@ -3272,15 +4179,33 @@
           <w:sz w:val="19"/>
           <w:szCs w:val="19"/>
         </w:rPr>
-        <w:t>10.5 문서 객체 가져오기(1)</w:t>
-      </w:r>
+        <w:t>10.5 문서 객체 가져오기(1</w:t>
+      </w:r>
+      <w:proofErr w:type="gramStart"/>
       <w:r>
         <w:rPr>
           <w:rFonts w:hint="eastAsia"/>
           <w:sz w:val="19"/>
           <w:szCs w:val="19"/>
         </w:rPr>
-        <w:t xml:space="preserve"> ; 이미 존재하는 HTML 태그를 자바스크립트로 가져오는 방법 중 </w:t>
+        <w:t>)</w:t>
+      </w:r>
+      <w:r>
+        <w:rPr>
+          <w:rFonts w:hint="eastAsia"/>
+          <w:sz w:val="19"/>
+          <w:szCs w:val="19"/>
+        </w:rPr>
+        <w:t xml:space="preserve"> ;</w:t>
+      </w:r>
+      <w:proofErr w:type="gramEnd"/>
+      <w:r>
+        <w:rPr>
+          <w:rFonts w:hint="eastAsia"/>
+          <w:sz w:val="19"/>
+          <w:szCs w:val="19"/>
+        </w:rPr>
+        <w:t xml:space="preserve"> 이미 존재하는 HTML 태그를 자바스크립트로 가져오는 방법 중 </w:t>
       </w:r>
       <w:r>
         <w:rPr>
@@ -3312,13 +4237,23 @@
           <w:szCs w:val="19"/>
         </w:rPr>
       </w:pPr>
+      <w:proofErr w:type="spellStart"/>
       <w:r>
         <w:rPr>
           <w:rFonts w:hint="eastAsia"/>
           <w:sz w:val="19"/>
           <w:szCs w:val="19"/>
         </w:rPr>
-        <w:t>getElementById(id) 태그의 id속성이 id와 일치하는 문서 객체를 가져 옵니다.</w:t>
+        <w:t>getElementById</w:t>
+      </w:r>
+      <w:proofErr w:type="spellEnd"/>
+      <w:r>
+        <w:rPr>
+          <w:rFonts w:hint="eastAsia"/>
+          <w:sz w:val="19"/>
+          <w:szCs w:val="19"/>
+        </w:rPr>
+        <w:t>(id) 태그의 id속성이 id와 일치하는 문서 객체를 가져 옵니다.</w:t>
       </w:r>
     </w:p>
     <w:p>
@@ -3645,7 +4580,33 @@
           <w:szCs w:val="19"/>
           <w:highlight w:val="white"/>
         </w:rPr>
-        <w:t xml:space="preserve">        window.onload = </w:t>
+        <w:t xml:space="preserve">        </w:t>
+      </w:r>
+      <w:proofErr w:type="spellStart"/>
+      <w:proofErr w:type="gramStart"/>
+      <w:r>
+        <w:rPr>
+          <w:rFonts w:ascii="돋움체" w:hAnsi="돋움체" w:cs="돋움체"/>
+          <w:color w:val="000000"/>
+          <w:kern w:val="0"/>
+          <w:sz w:val="19"/>
+          <w:szCs w:val="19"/>
+          <w:highlight w:val="white"/>
+        </w:rPr>
+        <w:t>window.onload</w:t>
+      </w:r>
+      <w:proofErr w:type="spellEnd"/>
+      <w:proofErr w:type="gramEnd"/>
+      <w:r>
+        <w:rPr>
+          <w:rFonts w:ascii="돋움체" w:hAnsi="돋움체" w:cs="돋움체"/>
+          <w:color w:val="000000"/>
+          <w:kern w:val="0"/>
+          <w:sz w:val="19"/>
+          <w:szCs w:val="19"/>
+          <w:highlight w:val="white"/>
+        </w:rPr>
+        <w:t xml:space="preserve"> = </w:t>
       </w:r>
       <w:r>
         <w:rPr>
@@ -3697,6 +4658,7 @@
         </w:rPr>
         <w:t xml:space="preserve">            </w:t>
       </w:r>
+      <w:proofErr w:type="spellStart"/>
       <w:r>
         <w:rPr>
           <w:rFonts w:ascii="돋움체" w:hAnsi="돋움체" w:cs="돋움체"/>
@@ -3708,16 +4670,43 @@
         </w:rPr>
         <w:t>var</w:t>
       </w:r>
-      <w:r>
-        <w:rPr>
-          <w:rFonts w:ascii="돋움체" w:hAnsi="돋움체" w:cs="돋움체"/>
-          <w:color w:val="000000"/>
-          <w:kern w:val="0"/>
-          <w:sz w:val="19"/>
-          <w:szCs w:val="19"/>
-          <w:highlight w:val="white"/>
-        </w:rPr>
-        <w:t xml:space="preserve"> header1 = document.getElementById(</w:t>
+      <w:proofErr w:type="spellEnd"/>
+      <w:r>
+        <w:rPr>
+          <w:rFonts w:ascii="돋움체" w:hAnsi="돋움체" w:cs="돋움체"/>
+          <w:color w:val="000000"/>
+          <w:kern w:val="0"/>
+          <w:sz w:val="19"/>
+          <w:szCs w:val="19"/>
+          <w:highlight w:val="white"/>
+        </w:rPr>
+        <w:t xml:space="preserve"> header1 = </w:t>
+      </w:r>
+      <w:proofErr w:type="spellStart"/>
+      <w:proofErr w:type="gramStart"/>
+      <w:r>
+        <w:rPr>
+          <w:rFonts w:ascii="돋움체" w:hAnsi="돋움체" w:cs="돋움체"/>
+          <w:color w:val="000000"/>
+          <w:kern w:val="0"/>
+          <w:sz w:val="19"/>
+          <w:szCs w:val="19"/>
+          <w:highlight w:val="white"/>
+        </w:rPr>
+        <w:t>document.getElementById</w:t>
+      </w:r>
+      <w:proofErr w:type="spellEnd"/>
+      <w:proofErr w:type="gramEnd"/>
+      <w:r>
+        <w:rPr>
+          <w:rFonts w:ascii="돋움체" w:hAnsi="돋움체" w:cs="돋움체"/>
+          <w:color w:val="000000"/>
+          <w:kern w:val="0"/>
+          <w:sz w:val="19"/>
+          <w:szCs w:val="19"/>
+          <w:highlight w:val="white"/>
+        </w:rPr>
+        <w:t>(</w:t>
       </w:r>
       <w:r>
         <w:rPr>
@@ -3769,6 +4758,7 @@
         </w:rPr>
         <w:t xml:space="preserve">            </w:t>
       </w:r>
+      <w:proofErr w:type="spellStart"/>
       <w:r>
         <w:rPr>
           <w:rFonts w:ascii="돋움체" w:hAnsi="돋움체" w:cs="돋움체"/>
@@ -3780,16 +4770,43 @@
         </w:rPr>
         <w:t>var</w:t>
       </w:r>
-      <w:r>
-        <w:rPr>
-          <w:rFonts w:ascii="돋움체" w:hAnsi="돋움체" w:cs="돋움체"/>
-          <w:color w:val="000000"/>
-          <w:kern w:val="0"/>
-          <w:sz w:val="19"/>
-          <w:szCs w:val="19"/>
-          <w:highlight w:val="white"/>
-        </w:rPr>
-        <w:t xml:space="preserve"> header2 = document.getElementById(</w:t>
+      <w:proofErr w:type="spellEnd"/>
+      <w:r>
+        <w:rPr>
+          <w:rFonts w:ascii="돋움체" w:hAnsi="돋움체" w:cs="돋움체"/>
+          <w:color w:val="000000"/>
+          <w:kern w:val="0"/>
+          <w:sz w:val="19"/>
+          <w:szCs w:val="19"/>
+          <w:highlight w:val="white"/>
+        </w:rPr>
+        <w:t xml:space="preserve"> header2 = </w:t>
+      </w:r>
+      <w:proofErr w:type="spellStart"/>
+      <w:proofErr w:type="gramStart"/>
+      <w:r>
+        <w:rPr>
+          <w:rFonts w:ascii="돋움체" w:hAnsi="돋움체" w:cs="돋움체"/>
+          <w:color w:val="000000"/>
+          <w:kern w:val="0"/>
+          <w:sz w:val="19"/>
+          <w:szCs w:val="19"/>
+          <w:highlight w:val="white"/>
+        </w:rPr>
+        <w:t>document.getElementById</w:t>
+      </w:r>
+      <w:proofErr w:type="spellEnd"/>
+      <w:proofErr w:type="gramEnd"/>
+      <w:r>
+        <w:rPr>
+          <w:rFonts w:ascii="돋움체" w:hAnsi="돋움체" w:cs="돋움체"/>
+          <w:color w:val="000000"/>
+          <w:kern w:val="0"/>
+          <w:sz w:val="19"/>
+          <w:szCs w:val="19"/>
+          <w:highlight w:val="white"/>
+        </w:rPr>
+        <w:t>(</w:t>
       </w:r>
       <w:r>
         <w:rPr>
@@ -3850,7 +4867,44 @@
           <w:szCs w:val="19"/>
           <w:highlight w:val="white"/>
         </w:rPr>
-        <w:t>'getElementById()'</w:t>
+        <w:t>'</w:t>
+      </w:r>
+      <w:proofErr w:type="spellStart"/>
+      <w:proofErr w:type="gramStart"/>
+      <w:r>
+        <w:rPr>
+          <w:rFonts w:ascii="돋움체" w:hAnsi="돋움체" w:cs="돋움체"/>
+          <w:color w:val="A31515"/>
+          <w:kern w:val="0"/>
+          <w:sz w:val="19"/>
+          <w:szCs w:val="19"/>
+          <w:highlight w:val="white"/>
+        </w:rPr>
+        <w:t>getElementById</w:t>
+      </w:r>
+      <w:proofErr w:type="spellEnd"/>
+      <w:r>
+        <w:rPr>
+          <w:rFonts w:ascii="돋움체" w:hAnsi="돋움체" w:cs="돋움체"/>
+          <w:color w:val="A31515"/>
+          <w:kern w:val="0"/>
+          <w:sz w:val="19"/>
+          <w:szCs w:val="19"/>
+          <w:highlight w:val="white"/>
+        </w:rPr>
+        <w:t>(</w:t>
+      </w:r>
+      <w:proofErr w:type="gramEnd"/>
+      <w:r>
+        <w:rPr>
+          <w:rFonts w:ascii="돋움체" w:hAnsi="돋움체" w:cs="돋움체"/>
+          <w:color w:val="A31515"/>
+          <w:kern w:val="0"/>
+          <w:sz w:val="19"/>
+          <w:szCs w:val="19"/>
+          <w:highlight w:val="white"/>
+        </w:rPr>
+        <w:t>)'</w:t>
       </w:r>
       <w:r>
         <w:rPr>
@@ -3900,7 +4954,44 @@
           <w:szCs w:val="19"/>
           <w:highlight w:val="white"/>
         </w:rPr>
-        <w:t>'getElementById()'</w:t>
+        <w:t>'</w:t>
+      </w:r>
+      <w:proofErr w:type="spellStart"/>
+      <w:proofErr w:type="gramStart"/>
+      <w:r>
+        <w:rPr>
+          <w:rFonts w:ascii="돋움체" w:hAnsi="돋움체" w:cs="돋움체"/>
+          <w:color w:val="A31515"/>
+          <w:kern w:val="0"/>
+          <w:sz w:val="19"/>
+          <w:szCs w:val="19"/>
+          <w:highlight w:val="white"/>
+        </w:rPr>
+        <w:t>getElementById</w:t>
+      </w:r>
+      <w:proofErr w:type="spellEnd"/>
+      <w:r>
+        <w:rPr>
+          <w:rFonts w:ascii="돋움체" w:hAnsi="돋움체" w:cs="돋움체"/>
+          <w:color w:val="A31515"/>
+          <w:kern w:val="0"/>
+          <w:sz w:val="19"/>
+          <w:szCs w:val="19"/>
+          <w:highlight w:val="white"/>
+        </w:rPr>
+        <w:t>(</w:t>
+      </w:r>
+      <w:proofErr w:type="gramEnd"/>
+      <w:r>
+        <w:rPr>
+          <w:rFonts w:ascii="돋움체" w:hAnsi="돋움체" w:cs="돋움체"/>
+          <w:color w:val="A31515"/>
+          <w:kern w:val="0"/>
+          <w:sz w:val="19"/>
+          <w:szCs w:val="19"/>
+          <w:highlight w:val="white"/>
+        </w:rPr>
+        <w:t>)'</w:t>
       </w:r>
       <w:r>
         <w:rPr>
@@ -4417,13 +5508,23 @@
           <w:szCs w:val="19"/>
         </w:rPr>
       </w:pPr>
+      <w:proofErr w:type="spellStart"/>
       <w:r>
         <w:rPr>
           <w:rFonts w:hint="eastAsia"/>
           <w:sz w:val="19"/>
           <w:szCs w:val="19"/>
         </w:rPr>
-        <w:t>getElementsByClassName(</w:t>
+        <w:t>getElementsByClassName</w:t>
+      </w:r>
+      <w:proofErr w:type="spellEnd"/>
+      <w:r>
+        <w:rPr>
+          <w:rFonts w:hint="eastAsia"/>
+          <w:sz w:val="19"/>
+          <w:szCs w:val="19"/>
+        </w:rPr>
+        <w:t>(</w:t>
       </w:r>
       <w:r>
         <w:rPr>
@@ -4447,6 +5548,7 @@
         </w:rPr>
         <w:t>”</w:t>
       </w:r>
+      <w:proofErr w:type="gramStart"/>
       <w:r>
         <w:rPr>
           <w:rFonts w:hint="eastAsia"/>
@@ -4461,7 +5563,16 @@
           <w:sz w:val="19"/>
           <w:szCs w:val="19"/>
         </w:rPr>
-        <w:t xml:space="preserve"> : </w:t>
+        <w:t xml:space="preserve"> :</w:t>
+      </w:r>
+      <w:proofErr w:type="gramEnd"/>
+      <w:r>
+        <w:rPr>
+          <w:rFonts w:hint="eastAsia"/>
+          <w:sz w:val="19"/>
+          <w:szCs w:val="19"/>
+        </w:rPr>
+        <w:t xml:space="preserve"> </w:t>
       </w:r>
       <w:r>
         <w:rPr>
@@ -4494,6 +5605,7 @@
           <w:szCs w:val="19"/>
         </w:rPr>
       </w:pPr>
+      <w:proofErr w:type="gramStart"/>
       <w:r>
         <w:rPr>
           <w:rFonts w:ascii="돋움체" w:hAnsi="돋움체" w:cs="돋움체"/>
@@ -4514,6 +5626,7 @@
         </w:rPr>
         <w:t>!DOCTYPE</w:t>
       </w:r>
+      <w:proofErr w:type="gramEnd"/>
       <w:r>
         <w:rPr>
           <w:rFonts w:ascii="돋움체" w:hAnsi="돋움체" w:cs="돋움체"/>
@@ -4590,6 +5703,7 @@
         </w:rPr>
         <w:t xml:space="preserve"> </w:t>
       </w:r>
+      <w:proofErr w:type="spellStart"/>
       <w:r>
         <w:rPr>
           <w:rFonts w:ascii="돋움체" w:hAnsi="돋움체" w:cs="돋움체"/>
@@ -4600,15 +5714,38 @@
         </w:rPr>
         <w:t>lang</w:t>
       </w:r>
-      <w:r>
-        <w:rPr>
-          <w:rFonts w:ascii="돋움체" w:hAnsi="돋움체" w:cs="돋움체"/>
-          <w:color w:val="0000FF"/>
-          <w:kern w:val="0"/>
-          <w:sz w:val="19"/>
-          <w:szCs w:val="19"/>
-        </w:rPr>
-        <w:t>="en"</w:t>
+      <w:proofErr w:type="spellEnd"/>
+      <w:r>
+        <w:rPr>
+          <w:rFonts w:ascii="돋움체" w:hAnsi="돋움체" w:cs="돋움체"/>
+          <w:color w:val="0000FF"/>
+          <w:kern w:val="0"/>
+          <w:sz w:val="19"/>
+          <w:szCs w:val="19"/>
+        </w:rPr>
+        <w:t>="</w:t>
+      </w:r>
+      <w:proofErr w:type="spellStart"/>
+      <w:r>
+        <w:rPr>
+          <w:rFonts w:ascii="돋움체" w:hAnsi="돋움체" w:cs="돋움체"/>
+          <w:color w:val="0000FF"/>
+          <w:kern w:val="0"/>
+          <w:sz w:val="19"/>
+          <w:szCs w:val="19"/>
+        </w:rPr>
+        <w:t>en</w:t>
+      </w:r>
+      <w:proofErr w:type="spellEnd"/>
+      <w:r>
+        <w:rPr>
+          <w:rFonts w:ascii="돋움체" w:hAnsi="돋움체" w:cs="돋움체"/>
+          <w:color w:val="0000FF"/>
+          <w:kern w:val="0"/>
+          <w:sz w:val="19"/>
+          <w:szCs w:val="19"/>
+        </w:rPr>
+        <w:t>"</w:t>
       </w:r>
       <w:r>
         <w:rPr>
@@ -4620,6 +5757,7 @@
         </w:rPr>
         <w:t xml:space="preserve"> </w:t>
       </w:r>
+      <w:proofErr w:type="spellStart"/>
       <w:r>
         <w:rPr>
           <w:rFonts w:ascii="돋움체" w:hAnsi="돋움체" w:cs="돋움체"/>
@@ -4630,6 +5768,7 @@
         </w:rPr>
         <w:t>xmlns</w:t>
       </w:r>
+      <w:proofErr w:type="spellEnd"/>
       <w:r>
         <w:rPr>
           <w:rFonts w:ascii="돋움체" w:hAnsi="돋움체" w:cs="돋움체"/>
@@ -4939,7 +6078,31 @@
           <w:sz w:val="19"/>
           <w:szCs w:val="19"/>
         </w:rPr>
-        <w:t xml:space="preserve">    window.onload = </w:t>
+        <w:t xml:space="preserve">    </w:t>
+      </w:r>
+      <w:proofErr w:type="spellStart"/>
+      <w:proofErr w:type="gramStart"/>
+      <w:r>
+        <w:rPr>
+          <w:rFonts w:ascii="돋움체" w:hAnsi="돋움체" w:cs="돋움체"/>
+          <w:color w:val="000000"/>
+          <w:kern w:val="0"/>
+          <w:sz w:val="19"/>
+          <w:szCs w:val="19"/>
+        </w:rPr>
+        <w:t>window.onload</w:t>
+      </w:r>
+      <w:proofErr w:type="spellEnd"/>
+      <w:proofErr w:type="gramEnd"/>
+      <w:r>
+        <w:rPr>
+          <w:rFonts w:ascii="돋움체" w:hAnsi="돋움체" w:cs="돋움체"/>
+          <w:color w:val="000000"/>
+          <w:kern w:val="0"/>
+          <w:sz w:val="19"/>
+          <w:szCs w:val="19"/>
+        </w:rPr>
+        <w:t xml:space="preserve"> = </w:t>
       </w:r>
       <w:r>
         <w:rPr>
@@ -4987,6 +6150,7 @@
         </w:rPr>
         <w:t xml:space="preserve">      </w:t>
       </w:r>
+      <w:proofErr w:type="spellStart"/>
       <w:r>
         <w:rPr>
           <w:rFonts w:ascii="돋움체" w:hAnsi="돋움체" w:cs="돋움체"/>
@@ -4997,6 +6161,7 @@
         </w:rPr>
         <w:t>var</w:t>
       </w:r>
+      <w:proofErr w:type="spellEnd"/>
       <w:r>
         <w:rPr>
           <w:rFonts w:ascii="돋움체" w:hAnsi="돋움체" w:cs="돋움체"/>
@@ -5031,7 +6196,31 @@
           <w:sz w:val="19"/>
           <w:szCs w:val="19"/>
         </w:rPr>
-        <w:t xml:space="preserve">        document.getElementsByClassName(</w:t>
+        <w:t xml:space="preserve">        </w:t>
+      </w:r>
+      <w:proofErr w:type="spellStart"/>
+      <w:proofErr w:type="gramStart"/>
+      <w:r>
+        <w:rPr>
+          <w:rFonts w:ascii="돋움체" w:hAnsi="돋움체" w:cs="돋움체"/>
+          <w:color w:val="000000"/>
+          <w:kern w:val="0"/>
+          <w:sz w:val="19"/>
+          <w:szCs w:val="19"/>
+        </w:rPr>
+        <w:t>document.getElementsByClassName</w:t>
+      </w:r>
+      <w:proofErr w:type="spellEnd"/>
+      <w:proofErr w:type="gramEnd"/>
+      <w:r>
+        <w:rPr>
+          <w:rFonts w:ascii="돋움체" w:hAnsi="돋움체" w:cs="돋움체"/>
+          <w:color w:val="000000"/>
+          <w:kern w:val="0"/>
+          <w:sz w:val="19"/>
+          <w:szCs w:val="19"/>
+        </w:rPr>
+        <w:t>(</w:t>
       </w:r>
       <w:r>
         <w:rPr>
@@ -5077,8 +6266,32 @@
           <w:sz w:val="19"/>
           <w:szCs w:val="19"/>
         </w:rPr>
-        <w:t xml:space="preserve">      setInterval(</w:t>
-      </w:r>
+        <w:t xml:space="preserve">      </w:t>
+      </w:r>
+      <w:proofErr w:type="spellStart"/>
+      <w:proofErr w:type="gramStart"/>
+      <w:r>
+        <w:rPr>
+          <w:rFonts w:ascii="돋움체" w:hAnsi="돋움체" w:cs="돋움체"/>
+          <w:color w:val="000000"/>
+          <w:kern w:val="0"/>
+          <w:sz w:val="19"/>
+          <w:szCs w:val="19"/>
+        </w:rPr>
+        <w:t>setInterval</w:t>
+      </w:r>
+      <w:proofErr w:type="spellEnd"/>
+      <w:r>
+        <w:rPr>
+          <w:rFonts w:ascii="돋움체" w:hAnsi="돋움체" w:cs="돋움체"/>
+          <w:color w:val="000000"/>
+          <w:kern w:val="0"/>
+          <w:sz w:val="19"/>
+          <w:szCs w:val="19"/>
+        </w:rPr>
+        <w:t>(</w:t>
+      </w:r>
+      <w:proofErr w:type="gramEnd"/>
       <w:r>
         <w:rPr>
           <w:rFonts w:ascii="돋움체" w:hAnsi="돋움체" w:cs="돋움체"/>
@@ -5123,8 +6336,42 @@
           <w:sz w:val="19"/>
           <w:szCs w:val="19"/>
         </w:rPr>
-        <w:t xml:space="preserve">        clock[0].innerHTML</w:t>
-      </w:r>
+        <w:t xml:space="preserve">        </w:t>
+      </w:r>
+      <w:proofErr w:type="gramStart"/>
+      <w:r>
+        <w:rPr>
+          <w:rFonts w:ascii="돋움체" w:hAnsi="돋움체" w:cs="돋움체"/>
+          <w:color w:val="000000"/>
+          <w:kern w:val="0"/>
+          <w:sz w:val="19"/>
+          <w:szCs w:val="19"/>
+        </w:rPr>
+        <w:t>clock[</w:t>
+      </w:r>
+      <w:proofErr w:type="gramEnd"/>
+      <w:r>
+        <w:rPr>
+          <w:rFonts w:ascii="돋움체" w:hAnsi="돋움체" w:cs="돋움체"/>
+          <w:color w:val="000000"/>
+          <w:kern w:val="0"/>
+          <w:sz w:val="19"/>
+          <w:szCs w:val="19"/>
+        </w:rPr>
+        <w:t>0].</w:t>
+      </w:r>
+      <w:proofErr w:type="spellStart"/>
+      <w:r>
+        <w:rPr>
+          <w:rFonts w:ascii="돋움체" w:hAnsi="돋움체" w:cs="돋움체"/>
+          <w:color w:val="000000"/>
+          <w:kern w:val="0"/>
+          <w:sz w:val="19"/>
+          <w:szCs w:val="19"/>
+        </w:rPr>
+        <w:t>innerHTML</w:t>
+      </w:r>
+      <w:proofErr w:type="spellEnd"/>
     </w:p>
     <w:p>
       <w:pPr>
@@ -5169,7 +6416,29 @@
           <w:sz w:val="19"/>
           <w:szCs w:val="19"/>
         </w:rPr>
-        <w:t xml:space="preserve"> Date().toLocale</w:t>
+        <w:t xml:space="preserve"> Date(</w:t>
+      </w:r>
+      <w:proofErr w:type="gramStart"/>
+      <w:r>
+        <w:rPr>
+          <w:rFonts w:ascii="돋움체" w:hAnsi="돋움체" w:cs="돋움체"/>
+          <w:color w:val="000000"/>
+          <w:kern w:val="0"/>
+          <w:sz w:val="19"/>
+          <w:szCs w:val="19"/>
+        </w:rPr>
+        <w:t>).</w:t>
+      </w:r>
+      <w:proofErr w:type="spellStart"/>
+      <w:r>
+        <w:rPr>
+          <w:rFonts w:ascii="돋움체" w:hAnsi="돋움체" w:cs="돋움체"/>
+          <w:color w:val="000000"/>
+          <w:kern w:val="0"/>
+          <w:sz w:val="19"/>
+          <w:szCs w:val="19"/>
+        </w:rPr>
+        <w:t>toLocale</w:t>
       </w:r>
       <w:r>
         <w:rPr>
@@ -5199,7 +6468,19 @@
           <w:sz w:val="19"/>
           <w:szCs w:val="19"/>
         </w:rPr>
-        <w:t>String()</w:t>
+        <w:t>String</w:t>
+      </w:r>
+      <w:proofErr w:type="spellEnd"/>
+      <w:proofErr w:type="gramEnd"/>
+      <w:r>
+        <w:rPr>
+          <w:rFonts w:ascii="돋움체" w:hAnsi="돋움체" w:cs="돋움체"/>
+          <w:color w:val="000000"/>
+          <w:kern w:val="0"/>
+          <w:sz w:val="19"/>
+          <w:szCs w:val="19"/>
+        </w:rPr>
+        <w:t>()</w:t>
       </w:r>
     </w:p>
     <w:p>
@@ -5225,7 +6506,29 @@
           <w:sz w:val="19"/>
           <w:szCs w:val="19"/>
         </w:rPr>
-        <w:t xml:space="preserve">        clock[1].value</w:t>
+        <w:t xml:space="preserve">        </w:t>
+      </w:r>
+      <w:proofErr w:type="gramStart"/>
+      <w:r>
+        <w:rPr>
+          <w:rFonts w:ascii="돋움체" w:hAnsi="돋움체" w:cs="돋움체"/>
+          <w:color w:val="000000"/>
+          <w:kern w:val="0"/>
+          <w:sz w:val="19"/>
+          <w:szCs w:val="19"/>
+        </w:rPr>
+        <w:t>clock[</w:t>
+      </w:r>
+      <w:proofErr w:type="gramEnd"/>
+      <w:r>
+        <w:rPr>
+          <w:rFonts w:ascii="돋움체" w:hAnsi="돋움체" w:cs="돋움체"/>
+          <w:color w:val="000000"/>
+          <w:kern w:val="0"/>
+          <w:sz w:val="19"/>
+          <w:szCs w:val="19"/>
+        </w:rPr>
+        <w:t>1].value</w:t>
       </w:r>
     </w:p>
     <w:p>
@@ -5271,7 +6574,41 @@
           <w:sz w:val="19"/>
           <w:szCs w:val="19"/>
         </w:rPr>
-        <w:t xml:space="preserve"> Date().toLocaleTimeString();</w:t>
+        <w:t xml:space="preserve"> Date(</w:t>
+      </w:r>
+      <w:proofErr w:type="gramStart"/>
+      <w:r>
+        <w:rPr>
+          <w:rFonts w:ascii="돋움체" w:hAnsi="돋움체" w:cs="돋움체"/>
+          <w:color w:val="000000"/>
+          <w:kern w:val="0"/>
+          <w:sz w:val="19"/>
+          <w:szCs w:val="19"/>
+        </w:rPr>
+        <w:t>).</w:t>
+      </w:r>
+      <w:proofErr w:type="spellStart"/>
+      <w:r>
+        <w:rPr>
+          <w:rFonts w:ascii="돋움체" w:hAnsi="돋움체" w:cs="돋움체"/>
+          <w:color w:val="000000"/>
+          <w:kern w:val="0"/>
+          <w:sz w:val="19"/>
+          <w:szCs w:val="19"/>
+        </w:rPr>
+        <w:t>toLocaleTimeString</w:t>
+      </w:r>
+      <w:proofErr w:type="spellEnd"/>
+      <w:proofErr w:type="gramEnd"/>
+      <w:r>
+        <w:rPr>
+          <w:rFonts w:ascii="돋움체" w:hAnsi="돋움체" w:cs="돋움체"/>
+          <w:color w:val="000000"/>
+          <w:kern w:val="0"/>
+          <w:sz w:val="19"/>
+          <w:szCs w:val="19"/>
+        </w:rPr>
+        <w:t>();</w:t>
       </w:r>
     </w:p>
     <w:p>
@@ -5780,6 +7117,7 @@
           <w:szCs w:val="19"/>
         </w:rPr>
       </w:pPr>
+      <w:proofErr w:type="gramStart"/>
       <w:r>
         <w:rPr>
           <w:rFonts w:ascii="돋움체" w:hAnsi="돋움체" w:cs="돋움체" w:hint="eastAsia"/>
@@ -5810,6 +7148,7 @@
         </w:rPr>
         <w:t>위의</w:t>
       </w:r>
+      <w:proofErr w:type="gramEnd"/>
       <w:r>
         <w:rPr>
           <w:rFonts w:ascii="돋움체" w:hAnsi="돋움체" w:cs="돋움체" w:hint="eastAsia"/>
@@ -6000,6 +7339,7 @@
         </w:rPr>
         <w:t xml:space="preserve"> </w:t>
       </w:r>
+      <w:proofErr w:type="spellStart"/>
       <w:r>
         <w:rPr>
           <w:rFonts w:ascii="돋움체" w:hAnsi="돋움체" w:cs="돋움체" w:hint="eastAsia"/>
@@ -6020,6 +7360,7 @@
         </w:rPr>
         <w:t>로</w:t>
       </w:r>
+      <w:proofErr w:type="spellEnd"/>
       <w:r>
         <w:rPr>
           <w:rFonts w:ascii="돋움체" w:hAnsi="돋움체" w:cs="돋움체" w:hint="eastAsia"/>
@@ -6190,6 +7531,7 @@
         </w:rPr>
         <w:t xml:space="preserve"> </w:t>
       </w:r>
+      <w:proofErr w:type="spellStart"/>
       <w:r>
         <w:rPr>
           <w:rFonts w:ascii="돋움체" w:hAnsi="돋움체" w:cs="돋움체" w:hint="eastAsia"/>
@@ -6200,6 +7542,7 @@
         </w:rPr>
         <w:t>구현하시오</w:t>
       </w:r>
+      <w:proofErr w:type="spellEnd"/>
       <w:r>
         <w:rPr>
           <w:rFonts w:ascii="돋움체" w:hAnsi="돋움체" w:cs="돋움체" w:hint="eastAsia"/>
@@ -6300,15 +7643,33 @@
           <w:sz w:val="19"/>
           <w:szCs w:val="19"/>
         </w:rPr>
-        <w:t>10.6 문서 객체 가져오기(2)</w:t>
-      </w:r>
+        <w:t>10.6 문서 객체 가져오기(2</w:t>
+      </w:r>
+      <w:proofErr w:type="gramStart"/>
       <w:r>
         <w:rPr>
           <w:rFonts w:hint="eastAsia"/>
           <w:sz w:val="19"/>
           <w:szCs w:val="19"/>
         </w:rPr>
-        <w:t xml:space="preserve"> ; 태그</w:t>
+        <w:t>)</w:t>
+      </w:r>
+      <w:r>
+        <w:rPr>
+          <w:rFonts w:hint="eastAsia"/>
+          <w:sz w:val="19"/>
+          <w:szCs w:val="19"/>
+        </w:rPr>
+        <w:t xml:space="preserve"> ;</w:t>
+      </w:r>
+      <w:proofErr w:type="gramEnd"/>
+      <w:r>
+        <w:rPr>
+          <w:rFonts w:hint="eastAsia"/>
+          <w:sz w:val="19"/>
+          <w:szCs w:val="19"/>
+        </w:rPr>
+        <w:t xml:space="preserve"> 태그</w:t>
       </w:r>
       <w:r>
         <w:rPr>
@@ -6341,13 +7702,23 @@
           <w:szCs w:val="19"/>
         </w:rPr>
       </w:pPr>
+      <w:proofErr w:type="spellStart"/>
       <w:r>
         <w:rPr>
           <w:rFonts w:hint="eastAsia"/>
           <w:sz w:val="19"/>
           <w:szCs w:val="19"/>
         </w:rPr>
-        <w:t>getElementsByName(name); 태그의 name 속성이 name과 일치하는 문서 객체를 배열로 가져온다.</w:t>
+        <w:t>getElementsByName</w:t>
+      </w:r>
+      <w:proofErr w:type="spellEnd"/>
+      <w:r>
+        <w:rPr>
+          <w:rFonts w:hint="eastAsia"/>
+          <w:sz w:val="19"/>
+          <w:szCs w:val="19"/>
+        </w:rPr>
+        <w:t>(name); 태그의 name 속성이 name과 일치하는 문서 객체를 배열로 가져온다.</w:t>
       </w:r>
     </w:p>
     <w:p>
@@ -6637,7 +8008,29 @@
           <w:sz w:val="19"/>
           <w:szCs w:val="19"/>
         </w:rPr>
-        <w:t xml:space="preserve"> login() {</w:t>
+        <w:t xml:space="preserve"> </w:t>
+      </w:r>
+      <w:proofErr w:type="gramStart"/>
+      <w:r>
+        <w:rPr>
+          <w:rFonts w:ascii="돋움체" w:eastAsia="돋움체" w:cs="돋움체"/>
+          <w:color w:val="000000"/>
+          <w:kern w:val="0"/>
+          <w:sz w:val="19"/>
+          <w:szCs w:val="19"/>
+        </w:rPr>
+        <w:t>login(</w:t>
+      </w:r>
+      <w:proofErr w:type="gramEnd"/>
+      <w:r>
+        <w:rPr>
+          <w:rFonts w:ascii="돋움체" w:eastAsia="돋움체" w:cs="돋움체"/>
+          <w:color w:val="000000"/>
+          <w:kern w:val="0"/>
+          <w:sz w:val="19"/>
+          <w:szCs w:val="19"/>
+        </w:rPr>
+        <w:t>) {</w:t>
       </w:r>
     </w:p>
     <w:p>
@@ -6665,6 +8058,7 @@
         </w:rPr>
         <w:t xml:space="preserve">      </w:t>
       </w:r>
+      <w:proofErr w:type="spellStart"/>
       <w:r>
         <w:rPr>
           <w:rFonts w:ascii="돋움체" w:eastAsia="돋움체" w:cs="돋움체"/>
@@ -6675,6 +8069,7 @@
         </w:rPr>
         <w:t>var</w:t>
       </w:r>
+      <w:proofErr w:type="spellEnd"/>
       <w:r>
         <w:rPr>
           <w:rFonts w:ascii="돋움체" w:eastAsia="돋움체" w:cs="돋움체"/>
@@ -6683,7 +8078,31 @@
           <w:sz w:val="19"/>
           <w:szCs w:val="19"/>
         </w:rPr>
-        <w:t xml:space="preserve"> id = document.getElementsByName(</w:t>
+        <w:t xml:space="preserve"> id = </w:t>
+      </w:r>
+      <w:proofErr w:type="spellStart"/>
+      <w:proofErr w:type="gramStart"/>
+      <w:r>
+        <w:rPr>
+          <w:rFonts w:ascii="돋움체" w:eastAsia="돋움체" w:cs="돋움체"/>
+          <w:color w:val="000000"/>
+          <w:kern w:val="0"/>
+          <w:sz w:val="19"/>
+          <w:szCs w:val="19"/>
+        </w:rPr>
+        <w:t>document.getElementsByName</w:t>
+      </w:r>
+      <w:proofErr w:type="spellEnd"/>
+      <w:proofErr w:type="gramEnd"/>
+      <w:r>
+        <w:rPr>
+          <w:rFonts w:ascii="돋움체" w:eastAsia="돋움체" w:cs="돋움체"/>
+          <w:color w:val="000000"/>
+          <w:kern w:val="0"/>
+          <w:sz w:val="19"/>
+          <w:szCs w:val="19"/>
+        </w:rPr>
+        <w:t>(</w:t>
       </w:r>
       <w:r>
         <w:rPr>
@@ -6731,6 +8150,7 @@
         </w:rPr>
         <w:t xml:space="preserve">      </w:t>
       </w:r>
+      <w:proofErr w:type="spellStart"/>
       <w:r>
         <w:rPr>
           <w:rFonts w:ascii="돋움체" w:eastAsia="돋움체" w:cs="돋움체"/>
@@ -6741,6 +8161,7 @@
         </w:rPr>
         <w:t>var</w:t>
       </w:r>
+      <w:proofErr w:type="spellEnd"/>
       <w:r>
         <w:rPr>
           <w:rFonts w:ascii="돋움체" w:eastAsia="돋움체" w:cs="돋움체"/>
@@ -6749,7 +8170,31 @@
           <w:sz w:val="19"/>
           <w:szCs w:val="19"/>
         </w:rPr>
-        <w:t xml:space="preserve"> pw = document.getElementsByName(</w:t>
+        <w:t xml:space="preserve"> pw = </w:t>
+      </w:r>
+      <w:proofErr w:type="spellStart"/>
+      <w:proofErr w:type="gramStart"/>
+      <w:r>
+        <w:rPr>
+          <w:rFonts w:ascii="돋움체" w:eastAsia="돋움체" w:cs="돋움체"/>
+          <w:color w:val="000000"/>
+          <w:kern w:val="0"/>
+          <w:sz w:val="19"/>
+          <w:szCs w:val="19"/>
+        </w:rPr>
+        <w:t>document.getElementsByName</w:t>
+      </w:r>
+      <w:proofErr w:type="spellEnd"/>
+      <w:proofErr w:type="gramEnd"/>
+      <w:r>
+        <w:rPr>
+          <w:rFonts w:ascii="돋움체" w:eastAsia="돋움체" w:cs="돋움체"/>
+          <w:color w:val="000000"/>
+          <w:kern w:val="0"/>
+          <w:sz w:val="19"/>
+          <w:szCs w:val="19"/>
+        </w:rPr>
+        <w:t>(</w:t>
       </w:r>
       <w:r>
         <w:rPr>
@@ -6797,6 +8242,7 @@
         </w:rPr>
         <w:t xml:space="preserve">      </w:t>
       </w:r>
+      <w:proofErr w:type="spellStart"/>
       <w:r>
         <w:rPr>
           <w:rFonts w:ascii="돋움체" w:eastAsia="돋움체" w:cs="돋움체"/>
@@ -6807,6 +8253,7 @@
         </w:rPr>
         <w:t>var</w:t>
       </w:r>
+      <w:proofErr w:type="spellEnd"/>
       <w:r>
         <w:rPr>
           <w:rFonts w:ascii="돋움체" w:eastAsia="돋움체" w:cs="돋움체"/>
@@ -6815,7 +8262,31 @@
           <w:sz w:val="19"/>
           <w:szCs w:val="19"/>
         </w:rPr>
-        <w:t xml:space="preserve"> m = document.getElementsByName(</w:t>
+        <w:t xml:space="preserve"> m = </w:t>
+      </w:r>
+      <w:proofErr w:type="spellStart"/>
+      <w:proofErr w:type="gramStart"/>
+      <w:r>
+        <w:rPr>
+          <w:rFonts w:ascii="돋움체" w:eastAsia="돋움체" w:cs="돋움체"/>
+          <w:color w:val="000000"/>
+          <w:kern w:val="0"/>
+          <w:sz w:val="19"/>
+          <w:szCs w:val="19"/>
+        </w:rPr>
+        <w:t>document.getElementsByName</w:t>
+      </w:r>
+      <w:proofErr w:type="spellEnd"/>
+      <w:proofErr w:type="gramEnd"/>
+      <w:r>
+        <w:rPr>
+          <w:rFonts w:ascii="돋움체" w:eastAsia="돋움체" w:cs="돋움체"/>
+          <w:color w:val="000000"/>
+          <w:kern w:val="0"/>
+          <w:sz w:val="19"/>
+          <w:szCs w:val="19"/>
+        </w:rPr>
+        <w:t>(</w:t>
       </w:r>
       <w:r>
         <w:rPr>
@@ -6863,6 +8334,7 @@
         </w:rPr>
         <w:t xml:space="preserve">      </w:t>
       </w:r>
+      <w:proofErr w:type="spellStart"/>
       <w:r>
         <w:rPr>
           <w:rFonts w:ascii="돋움체" w:eastAsia="돋움체" w:cs="돋움체"/>
@@ -6873,6 +8345,7 @@
         </w:rPr>
         <w:t>var</w:t>
       </w:r>
+      <w:proofErr w:type="spellEnd"/>
       <w:r>
         <w:rPr>
           <w:rFonts w:ascii="돋움체" w:eastAsia="돋움체" w:cs="돋움체"/>
@@ -6881,7 +8354,31 @@
           <w:sz w:val="19"/>
           <w:szCs w:val="19"/>
         </w:rPr>
-        <w:t xml:space="preserve"> f = document.getElementsByName(</w:t>
+        <w:t xml:space="preserve"> f = </w:t>
+      </w:r>
+      <w:proofErr w:type="spellStart"/>
+      <w:proofErr w:type="gramStart"/>
+      <w:r>
+        <w:rPr>
+          <w:rFonts w:ascii="돋움체" w:eastAsia="돋움체" w:cs="돋움체"/>
+          <w:color w:val="000000"/>
+          <w:kern w:val="0"/>
+          <w:sz w:val="19"/>
+          <w:szCs w:val="19"/>
+        </w:rPr>
+        <w:t>document.getElementsByName</w:t>
+      </w:r>
+      <w:proofErr w:type="spellEnd"/>
+      <w:proofErr w:type="gramEnd"/>
+      <w:r>
+        <w:rPr>
+          <w:rFonts w:ascii="돋움체" w:eastAsia="돋움체" w:cs="돋움체"/>
+          <w:color w:val="000000"/>
+          <w:kern w:val="0"/>
+          <w:sz w:val="19"/>
+          <w:szCs w:val="19"/>
+        </w:rPr>
+        <w:t>(</w:t>
       </w:r>
       <w:r>
         <w:rPr>
@@ -6947,7 +8444,31 @@
           <w:sz w:val="19"/>
           <w:szCs w:val="19"/>
         </w:rPr>
-        <w:t xml:space="preserve"> (m.checked) {</w:t>
+        <w:t xml:space="preserve"> (</w:t>
+      </w:r>
+      <w:proofErr w:type="spellStart"/>
+      <w:proofErr w:type="gramStart"/>
+      <w:r>
+        <w:rPr>
+          <w:rFonts w:ascii="돋움체" w:eastAsia="돋움체" w:cs="돋움체"/>
+          <w:color w:val="000000"/>
+          <w:kern w:val="0"/>
+          <w:sz w:val="19"/>
+          <w:szCs w:val="19"/>
+        </w:rPr>
+        <w:t>m.checked</w:t>
+      </w:r>
+      <w:proofErr w:type="spellEnd"/>
+      <w:proofErr w:type="gramEnd"/>
+      <w:r>
+        <w:rPr>
+          <w:rFonts w:ascii="돋움체" w:eastAsia="돋움체" w:cs="돋움체"/>
+          <w:color w:val="000000"/>
+          <w:kern w:val="0"/>
+          <w:sz w:val="19"/>
+          <w:szCs w:val="19"/>
+        </w:rPr>
+        <w:t>) {</w:t>
       </w:r>
     </w:p>
     <w:p>
@@ -7125,7 +8646,31 @@
           <w:sz w:val="19"/>
           <w:szCs w:val="19"/>
         </w:rPr>
-        <w:t xml:space="preserve"> (f.checked) {</w:t>
+        <w:t xml:space="preserve"> (</w:t>
+      </w:r>
+      <w:proofErr w:type="spellStart"/>
+      <w:proofErr w:type="gramStart"/>
+      <w:r>
+        <w:rPr>
+          <w:rFonts w:ascii="돋움체" w:eastAsia="돋움체" w:cs="돋움체"/>
+          <w:color w:val="000000"/>
+          <w:kern w:val="0"/>
+          <w:sz w:val="19"/>
+          <w:szCs w:val="19"/>
+        </w:rPr>
+        <w:t>f.checked</w:t>
+      </w:r>
+      <w:proofErr w:type="spellEnd"/>
+      <w:proofErr w:type="gramEnd"/>
+      <w:r>
+        <w:rPr>
+          <w:rFonts w:ascii="돋움체" w:eastAsia="돋움체" w:cs="돋움체"/>
+          <w:color w:val="000000"/>
+          <w:kern w:val="0"/>
+          <w:sz w:val="19"/>
+          <w:szCs w:val="19"/>
+        </w:rPr>
+        <w:t>) {</w:t>
       </w:r>
     </w:p>
     <w:p>
@@ -8481,6 +10026,7 @@
         </w:rPr>
         <w:t xml:space="preserve"> </w:t>
       </w:r>
+      <w:proofErr w:type="spellStart"/>
       <w:r>
         <w:rPr>
           <w:rFonts w:ascii="돋움체" w:eastAsia="돋움체" w:cs="돋움체"/>
@@ -8491,6 +10037,7 @@
         </w:rPr>
         <w:t>onclick</w:t>
       </w:r>
+      <w:proofErr w:type="spellEnd"/>
       <w:r>
         <w:rPr>
           <w:rFonts w:ascii="돋움체" w:eastAsia="돋움체" w:cs="돋움체"/>
@@ -8683,13 +10230,23 @@
           <w:szCs w:val="19"/>
         </w:rPr>
       </w:pPr>
+      <w:proofErr w:type="spellStart"/>
       <w:r>
         <w:rPr>
           <w:rFonts w:hint="eastAsia"/>
           <w:sz w:val="19"/>
           <w:szCs w:val="19"/>
         </w:rPr>
-        <w:t>getElementsByTagName(</w:t>
+        <w:t>getElementsByTagName</w:t>
+      </w:r>
+      <w:proofErr w:type="spellEnd"/>
+      <w:r>
+        <w:rPr>
+          <w:rFonts w:hint="eastAsia"/>
+          <w:sz w:val="19"/>
+          <w:szCs w:val="19"/>
+        </w:rPr>
+        <w:t>(</w:t>
       </w:r>
       <w:r>
         <w:rPr>
@@ -8698,6 +10255,7 @@
         </w:rPr>
         <w:t>‘</w:t>
       </w:r>
+      <w:proofErr w:type="spellStart"/>
       <w:r>
         <w:rPr>
           <w:rFonts w:hint="eastAsia"/>
@@ -8714,6 +10272,7 @@
         </w:rPr>
         <w:t>명</w:t>
       </w:r>
+      <w:proofErr w:type="spellEnd"/>
       <w:r>
         <w:rPr>
           <w:sz w:val="19"/>
@@ -8787,6 +10346,7 @@
         </w:rPr>
         <w:t xml:space="preserve"> </w:t>
       </w:r>
+      <w:proofErr w:type="spellStart"/>
       <w:r>
         <w:rPr>
           <w:rFonts w:ascii="돋움체" w:hAnsi="돋움체" w:cs="돋움체"/>
@@ -8798,16 +10358,41 @@
         </w:rPr>
         <w:t>lang</w:t>
       </w:r>
-      <w:r>
-        <w:rPr>
-          <w:rFonts w:ascii="돋움체" w:hAnsi="돋움체" w:cs="돋움체"/>
-          <w:color w:val="0000FF"/>
-          <w:kern w:val="0"/>
-          <w:sz w:val="19"/>
-          <w:szCs w:val="19"/>
-          <w:highlight w:val="white"/>
-        </w:rPr>
-        <w:t>="en"</w:t>
+      <w:proofErr w:type="spellEnd"/>
+      <w:r>
+        <w:rPr>
+          <w:rFonts w:ascii="돋움체" w:hAnsi="돋움체" w:cs="돋움체"/>
+          <w:color w:val="0000FF"/>
+          <w:kern w:val="0"/>
+          <w:sz w:val="19"/>
+          <w:szCs w:val="19"/>
+          <w:highlight w:val="white"/>
+        </w:rPr>
+        <w:t>="</w:t>
+      </w:r>
+      <w:proofErr w:type="spellStart"/>
+      <w:r>
+        <w:rPr>
+          <w:rFonts w:ascii="돋움체" w:hAnsi="돋움체" w:cs="돋움체"/>
+          <w:color w:val="0000FF"/>
+          <w:kern w:val="0"/>
+          <w:sz w:val="19"/>
+          <w:szCs w:val="19"/>
+          <w:highlight w:val="white"/>
+        </w:rPr>
+        <w:t>en</w:t>
+      </w:r>
+      <w:proofErr w:type="spellEnd"/>
+      <w:r>
+        <w:rPr>
+          <w:rFonts w:ascii="돋움체" w:hAnsi="돋움체" w:cs="돋움체"/>
+          <w:color w:val="0000FF"/>
+          <w:kern w:val="0"/>
+          <w:sz w:val="19"/>
+          <w:szCs w:val="19"/>
+          <w:highlight w:val="white"/>
+        </w:rPr>
+        <w:t>"</w:t>
       </w:r>
       <w:r>
         <w:rPr>
@@ -8820,6 +10405,7 @@
         </w:rPr>
         <w:t xml:space="preserve"> </w:t>
       </w:r>
+      <w:proofErr w:type="spellStart"/>
       <w:r>
         <w:rPr>
           <w:rFonts w:ascii="돋움체" w:hAnsi="돋움체" w:cs="돋움체"/>
@@ -8831,6 +10417,7 @@
         </w:rPr>
         <w:t>xmlns</w:t>
       </w:r>
+      <w:proofErr w:type="spellEnd"/>
       <w:r>
         <w:rPr>
           <w:rFonts w:ascii="돋움체" w:hAnsi="돋움체" w:cs="돋움체"/>
@@ -9167,7 +10754,33 @@
           <w:szCs w:val="19"/>
           <w:highlight w:val="white"/>
         </w:rPr>
-        <w:t xml:space="preserve">        window.onload = </w:t>
+        <w:t xml:space="preserve">        </w:t>
+      </w:r>
+      <w:proofErr w:type="spellStart"/>
+      <w:proofErr w:type="gramStart"/>
+      <w:r>
+        <w:rPr>
+          <w:rFonts w:ascii="돋움체" w:hAnsi="돋움체" w:cs="돋움체"/>
+          <w:color w:val="000000"/>
+          <w:kern w:val="0"/>
+          <w:sz w:val="19"/>
+          <w:szCs w:val="19"/>
+          <w:highlight w:val="white"/>
+        </w:rPr>
+        <w:t>window.onload</w:t>
+      </w:r>
+      <w:proofErr w:type="spellEnd"/>
+      <w:proofErr w:type="gramEnd"/>
+      <w:r>
+        <w:rPr>
+          <w:rFonts w:ascii="돋움체" w:hAnsi="돋움체" w:cs="돋움체"/>
+          <w:color w:val="000000"/>
+          <w:kern w:val="0"/>
+          <w:sz w:val="19"/>
+          <w:szCs w:val="19"/>
+          <w:highlight w:val="white"/>
+        </w:rPr>
+        <w:t xml:space="preserve"> = </w:t>
       </w:r>
       <w:r>
         <w:rPr>
@@ -9219,6 +10832,7 @@
         </w:rPr>
         <w:t xml:space="preserve">            </w:t>
       </w:r>
+      <w:proofErr w:type="spellStart"/>
       <w:r>
         <w:rPr>
           <w:rFonts w:ascii="돋움체" w:hAnsi="돋움체" w:cs="돋움체"/>
@@ -9230,16 +10844,43 @@
         </w:rPr>
         <w:t>var</w:t>
       </w:r>
-      <w:r>
-        <w:rPr>
-          <w:rFonts w:ascii="돋움체" w:hAnsi="돋움체" w:cs="돋움체"/>
-          <w:color w:val="000000"/>
-          <w:kern w:val="0"/>
-          <w:sz w:val="19"/>
-          <w:szCs w:val="19"/>
-          <w:highlight w:val="white"/>
-        </w:rPr>
-        <w:t xml:space="preserve"> headers = document.getElementsByTagName(</w:t>
+      <w:proofErr w:type="spellEnd"/>
+      <w:r>
+        <w:rPr>
+          <w:rFonts w:ascii="돋움체" w:hAnsi="돋움체" w:cs="돋움체"/>
+          <w:color w:val="000000"/>
+          <w:kern w:val="0"/>
+          <w:sz w:val="19"/>
+          <w:szCs w:val="19"/>
+          <w:highlight w:val="white"/>
+        </w:rPr>
+        <w:t xml:space="preserve"> headers = </w:t>
+      </w:r>
+      <w:proofErr w:type="spellStart"/>
+      <w:proofErr w:type="gramStart"/>
+      <w:r>
+        <w:rPr>
+          <w:rFonts w:ascii="돋움체" w:hAnsi="돋움체" w:cs="돋움체"/>
+          <w:color w:val="000000"/>
+          <w:kern w:val="0"/>
+          <w:sz w:val="19"/>
+          <w:szCs w:val="19"/>
+          <w:highlight w:val="white"/>
+        </w:rPr>
+        <w:t>document.getElementsByTagName</w:t>
+      </w:r>
+      <w:proofErr w:type="spellEnd"/>
+      <w:proofErr w:type="gramEnd"/>
+      <w:r>
+        <w:rPr>
+          <w:rFonts w:ascii="돋움체" w:hAnsi="돋움체" w:cs="돋움체"/>
+          <w:color w:val="000000"/>
+          <w:kern w:val="0"/>
+          <w:sz w:val="19"/>
+          <w:szCs w:val="19"/>
+          <w:highlight w:val="white"/>
+        </w:rPr>
+        <w:t>(</w:t>
       </w:r>
       <w:r>
         <w:rPr>
@@ -9313,6 +10954,7 @@
         </w:rPr>
         <w:t xml:space="preserve"> (</w:t>
       </w:r>
+      <w:proofErr w:type="spellStart"/>
       <w:r>
         <w:rPr>
           <w:rFonts w:ascii="돋움체" w:hAnsi="돋움체" w:cs="돋움체" w:hint="eastAsia"/>
@@ -9322,7 +10964,19 @@
           <w:szCs w:val="19"/>
           <w:highlight w:val="white"/>
         </w:rPr>
-        <w:t xml:space="preserve">var </w:t>
+        <w:t>var</w:t>
+      </w:r>
+      <w:proofErr w:type="spellEnd"/>
+      <w:r>
+        <w:rPr>
+          <w:rFonts w:ascii="돋움체" w:hAnsi="돋움체" w:cs="돋움체" w:hint="eastAsia"/>
+          <w:color w:val="0000FF"/>
+          <w:kern w:val="0"/>
+          <w:sz w:val="19"/>
+          <w:szCs w:val="19"/>
+          <w:highlight w:val="white"/>
+        </w:rPr>
+        <w:t xml:space="preserve"> </w:t>
       </w:r>
       <w:r>
         <w:rPr>
@@ -9344,7 +10998,103 @@
           <w:szCs w:val="19"/>
           <w:highlight w:val="white"/>
         </w:rPr>
-        <w:t xml:space="preserve"> = 0 ; i&lt;headers.length ; i++</w:t>
+        <w:t xml:space="preserve"> = </w:t>
+      </w:r>
+      <w:proofErr w:type="gramStart"/>
+      <w:r>
+        <w:rPr>
+          <w:rFonts w:ascii="돋움체" w:hAnsi="돋움체" w:cs="돋움체" w:hint="eastAsia"/>
+          <w:color w:val="0000FF"/>
+          <w:kern w:val="0"/>
+          <w:sz w:val="19"/>
+          <w:szCs w:val="19"/>
+          <w:highlight w:val="white"/>
+        </w:rPr>
+        <w:t>0 ;</w:t>
+      </w:r>
+      <w:proofErr w:type="gramEnd"/>
+      <w:r>
+        <w:rPr>
+          <w:rFonts w:ascii="돋움체" w:hAnsi="돋움체" w:cs="돋움체" w:hint="eastAsia"/>
+          <w:color w:val="0000FF"/>
+          <w:kern w:val="0"/>
+          <w:sz w:val="19"/>
+          <w:szCs w:val="19"/>
+          <w:highlight w:val="white"/>
+        </w:rPr>
+        <w:t xml:space="preserve"> </w:t>
+      </w:r>
+      <w:proofErr w:type="spellStart"/>
+      <w:r>
+        <w:rPr>
+          <w:rFonts w:ascii="돋움체" w:hAnsi="돋움체" w:cs="돋움체" w:hint="eastAsia"/>
+          <w:color w:val="0000FF"/>
+          <w:kern w:val="0"/>
+          <w:sz w:val="19"/>
+          <w:szCs w:val="19"/>
+          <w:highlight w:val="white"/>
+        </w:rPr>
+        <w:t>i</w:t>
+      </w:r>
+      <w:proofErr w:type="spellEnd"/>
+      <w:r>
+        <w:rPr>
+          <w:rFonts w:ascii="돋움체" w:hAnsi="돋움체" w:cs="돋움체" w:hint="eastAsia"/>
+          <w:color w:val="0000FF"/>
+          <w:kern w:val="0"/>
+          <w:sz w:val="19"/>
+          <w:szCs w:val="19"/>
+          <w:highlight w:val="white"/>
+        </w:rPr>
+        <w:t>&lt;</w:t>
+      </w:r>
+      <w:proofErr w:type="spellStart"/>
+      <w:r>
+        <w:rPr>
+          <w:rFonts w:ascii="돋움체" w:hAnsi="돋움체" w:cs="돋움체" w:hint="eastAsia"/>
+          <w:color w:val="0000FF"/>
+          <w:kern w:val="0"/>
+          <w:sz w:val="19"/>
+          <w:szCs w:val="19"/>
+          <w:highlight w:val="white"/>
+        </w:rPr>
+        <w:t>headers.length</w:t>
+      </w:r>
+      <w:proofErr w:type="spellEnd"/>
+      <w:r>
+        <w:rPr>
+          <w:rFonts w:ascii="돋움체" w:hAnsi="돋움체" w:cs="돋움체" w:hint="eastAsia"/>
+          <w:color w:val="0000FF"/>
+          <w:kern w:val="0"/>
+          <w:sz w:val="19"/>
+          <w:szCs w:val="19"/>
+          <w:highlight w:val="white"/>
+        </w:rPr>
+        <w:t xml:space="preserve"> ; </w:t>
+      </w:r>
+      <w:proofErr w:type="spellStart"/>
+      <w:r>
+        <w:rPr>
+          <w:rFonts w:ascii="돋움체" w:hAnsi="돋움체" w:cs="돋움체" w:hint="eastAsia"/>
+          <w:color w:val="0000FF"/>
+          <w:kern w:val="0"/>
+          <w:sz w:val="19"/>
+          <w:szCs w:val="19"/>
+          <w:highlight w:val="white"/>
+        </w:rPr>
+        <w:t>i</w:t>
+      </w:r>
+      <w:proofErr w:type="spellEnd"/>
+      <w:r>
+        <w:rPr>
+          <w:rFonts w:ascii="돋움체" w:hAnsi="돋움체" w:cs="돋움체" w:hint="eastAsia"/>
+          <w:color w:val="0000FF"/>
+          <w:kern w:val="0"/>
+          <w:sz w:val="19"/>
+          <w:szCs w:val="19"/>
+          <w:highlight w:val="white"/>
+        </w:rPr>
+        <w:t>++</w:t>
       </w:r>
       <w:r>
         <w:rPr>
@@ -9383,7 +11133,57 @@
           <w:szCs w:val="19"/>
           <w:highlight w:val="white"/>
         </w:rPr>
-        <w:t xml:space="preserve">                headers[i].innerHTML = </w:t>
+        <w:t xml:space="preserve">                headers[</w:t>
+      </w:r>
+      <w:proofErr w:type="spellStart"/>
+      <w:r>
+        <w:rPr>
+          <w:rFonts w:ascii="돋움체" w:hAnsi="돋움체" w:cs="돋움체"/>
+          <w:color w:val="000000"/>
+          <w:kern w:val="0"/>
+          <w:sz w:val="19"/>
+          <w:szCs w:val="19"/>
+          <w:highlight w:val="white"/>
+        </w:rPr>
+        <w:t>i</w:t>
+      </w:r>
+      <w:proofErr w:type="spellEnd"/>
+      <w:proofErr w:type="gramStart"/>
+      <w:r>
+        <w:rPr>
+          <w:rFonts w:ascii="돋움체" w:hAnsi="돋움체" w:cs="돋움체"/>
+          <w:color w:val="000000"/>
+          <w:kern w:val="0"/>
+          <w:sz w:val="19"/>
+          <w:szCs w:val="19"/>
+          <w:highlight w:val="white"/>
+        </w:rPr>
+        <w:t>].</w:t>
+      </w:r>
+      <w:proofErr w:type="spellStart"/>
+      <w:r>
+        <w:rPr>
+          <w:rFonts w:ascii="돋움체" w:hAnsi="돋움체" w:cs="돋움체"/>
+          <w:color w:val="000000"/>
+          <w:kern w:val="0"/>
+          <w:sz w:val="19"/>
+          <w:szCs w:val="19"/>
+          <w:highlight w:val="white"/>
+        </w:rPr>
+        <w:t>innerHTML</w:t>
+      </w:r>
+      <w:proofErr w:type="spellEnd"/>
+      <w:proofErr w:type="gramEnd"/>
+      <w:r>
+        <w:rPr>
+          <w:rFonts w:ascii="돋움체" w:hAnsi="돋움체" w:cs="돋움체"/>
+          <w:color w:val="000000"/>
+          <w:kern w:val="0"/>
+          <w:sz w:val="19"/>
+          <w:szCs w:val="19"/>
+          <w:highlight w:val="white"/>
+        </w:rPr>
+        <w:t xml:space="preserve"> = </w:t>
       </w:r>
       <w:r>
         <w:rPr>
@@ -9394,7 +11194,31 @@
           <w:szCs w:val="19"/>
           <w:highlight w:val="white"/>
         </w:rPr>
-        <w:t>'getElementById()'</w:t>
+        <w:t>'</w:t>
+      </w:r>
+      <w:proofErr w:type="spellStart"/>
+      <w:r>
+        <w:rPr>
+          <w:rFonts w:ascii="돋움체" w:hAnsi="돋움체" w:cs="돋움체"/>
+          <w:color w:val="A31515"/>
+          <w:kern w:val="0"/>
+          <w:sz w:val="19"/>
+          <w:szCs w:val="19"/>
+          <w:highlight w:val="white"/>
+        </w:rPr>
+        <w:t>getElementById</w:t>
+      </w:r>
+      <w:proofErr w:type="spellEnd"/>
+      <w:r>
+        <w:rPr>
+          <w:rFonts w:ascii="돋움체" w:hAnsi="돋움체" w:cs="돋움체"/>
+          <w:color w:val="A31515"/>
+          <w:kern w:val="0"/>
+          <w:sz w:val="19"/>
+          <w:szCs w:val="19"/>
+          <w:highlight w:val="white"/>
+        </w:rPr>
+        <w:t>()'</w:t>
       </w:r>
       <w:r>
         <w:rPr>
@@ -10020,6 +11844,7 @@
         </w:rPr>
         <w:t xml:space="preserve"> </w:t>
       </w:r>
+      <w:proofErr w:type="spellStart"/>
       <w:r>
         <w:rPr>
           <w:rFonts w:ascii="돋움체" w:hAnsi="돋움체" w:cs="돋움체"/>
@@ -10030,15 +11855,38 @@
         </w:rPr>
         <w:t>lang</w:t>
       </w:r>
-      <w:r>
-        <w:rPr>
-          <w:rFonts w:ascii="돋움체" w:hAnsi="돋움체" w:cs="돋움체"/>
-          <w:color w:val="0000FF"/>
-          <w:kern w:val="0"/>
-          <w:sz w:val="19"/>
-          <w:szCs w:val="19"/>
-        </w:rPr>
-        <w:t>="en"</w:t>
+      <w:proofErr w:type="spellEnd"/>
+      <w:r>
+        <w:rPr>
+          <w:rFonts w:ascii="돋움체" w:hAnsi="돋움체" w:cs="돋움체"/>
+          <w:color w:val="0000FF"/>
+          <w:kern w:val="0"/>
+          <w:sz w:val="19"/>
+          <w:szCs w:val="19"/>
+        </w:rPr>
+        <w:t>="</w:t>
+      </w:r>
+      <w:proofErr w:type="spellStart"/>
+      <w:r>
+        <w:rPr>
+          <w:rFonts w:ascii="돋움체" w:hAnsi="돋움체" w:cs="돋움체"/>
+          <w:color w:val="0000FF"/>
+          <w:kern w:val="0"/>
+          <w:sz w:val="19"/>
+          <w:szCs w:val="19"/>
+        </w:rPr>
+        <w:t>en</w:t>
+      </w:r>
+      <w:proofErr w:type="spellEnd"/>
+      <w:r>
+        <w:rPr>
+          <w:rFonts w:ascii="돋움체" w:hAnsi="돋움체" w:cs="돋움체"/>
+          <w:color w:val="0000FF"/>
+          <w:kern w:val="0"/>
+          <w:sz w:val="19"/>
+          <w:szCs w:val="19"/>
+        </w:rPr>
+        <w:t>"</w:t>
       </w:r>
       <w:r>
         <w:rPr>
@@ -10050,6 +11898,7 @@
         </w:rPr>
         <w:t xml:space="preserve"> </w:t>
       </w:r>
+      <w:proofErr w:type="spellStart"/>
       <w:r>
         <w:rPr>
           <w:rFonts w:ascii="돋움체" w:hAnsi="돋움체" w:cs="돋움체"/>
@@ -10060,6 +11909,7 @@
         </w:rPr>
         <w:t>xmlns</w:t>
       </w:r>
+      <w:proofErr w:type="spellEnd"/>
       <w:r>
         <w:rPr>
           <w:rFonts w:ascii="돋움체" w:hAnsi="돋움체" w:cs="돋움체"/>
@@ -10388,7 +12238,29 @@
           <w:sz w:val="19"/>
           <w:szCs w:val="19"/>
         </w:rPr>
-        <w:t xml:space="preserve"> change() {</w:t>
+        <w:t xml:space="preserve"> </w:t>
+      </w:r>
+      <w:proofErr w:type="gramStart"/>
+      <w:r>
+        <w:rPr>
+          <w:rFonts w:ascii="돋움체" w:hAnsi="돋움체" w:cs="돋움체"/>
+          <w:color w:val="000000"/>
+          <w:kern w:val="0"/>
+          <w:sz w:val="19"/>
+          <w:szCs w:val="19"/>
+        </w:rPr>
+        <w:t>change(</w:t>
+      </w:r>
+      <w:proofErr w:type="gramEnd"/>
+      <w:r>
+        <w:rPr>
+          <w:rFonts w:ascii="돋움체" w:hAnsi="돋움체" w:cs="돋움체"/>
+          <w:color w:val="000000"/>
+          <w:kern w:val="0"/>
+          <w:sz w:val="19"/>
+          <w:szCs w:val="19"/>
+        </w:rPr>
+        <w:t>) {</w:t>
       </w:r>
     </w:p>
     <w:p>
@@ -10416,6 +12288,7 @@
         </w:rPr>
         <w:t xml:space="preserve">      </w:t>
       </w:r>
+      <w:proofErr w:type="spellStart"/>
       <w:r>
         <w:rPr>
           <w:rFonts w:ascii="돋움체" w:hAnsi="돋움체" w:cs="돋움체"/>
@@ -10426,15 +12299,40 @@
         </w:rPr>
         <w:t>var</w:t>
       </w:r>
-      <w:r>
-        <w:rPr>
-          <w:rFonts w:ascii="돋움체" w:hAnsi="돋움체" w:cs="돋움체"/>
-          <w:color w:val="000000"/>
-          <w:kern w:val="0"/>
-          <w:sz w:val="19"/>
-          <w:szCs w:val="19"/>
-        </w:rPr>
-        <w:t xml:space="preserve"> h1 = document.getElementsByTagName(</w:t>
+      <w:proofErr w:type="spellEnd"/>
+      <w:r>
+        <w:rPr>
+          <w:rFonts w:ascii="돋움체" w:hAnsi="돋움체" w:cs="돋움체"/>
+          <w:color w:val="000000"/>
+          <w:kern w:val="0"/>
+          <w:sz w:val="19"/>
+          <w:szCs w:val="19"/>
+        </w:rPr>
+        <w:t xml:space="preserve"> h1 = </w:t>
+      </w:r>
+      <w:proofErr w:type="spellStart"/>
+      <w:proofErr w:type="gramStart"/>
+      <w:r>
+        <w:rPr>
+          <w:rFonts w:ascii="돋움체" w:hAnsi="돋움체" w:cs="돋움체"/>
+          <w:color w:val="000000"/>
+          <w:kern w:val="0"/>
+          <w:sz w:val="19"/>
+          <w:szCs w:val="19"/>
+        </w:rPr>
+        <w:t>document.getElementsByTagName</w:t>
+      </w:r>
+      <w:proofErr w:type="spellEnd"/>
+      <w:proofErr w:type="gramEnd"/>
+      <w:r>
+        <w:rPr>
+          <w:rFonts w:ascii="돋움체" w:hAnsi="돋움체" w:cs="돋움체"/>
+          <w:color w:val="000000"/>
+          <w:kern w:val="0"/>
+          <w:sz w:val="19"/>
+          <w:szCs w:val="19"/>
+        </w:rPr>
+        <w:t>(</w:t>
       </w:r>
       <w:r>
         <w:rPr>
@@ -10502,6 +12400,7 @@
         </w:rPr>
         <w:t xml:space="preserve"> (</w:t>
       </w:r>
+      <w:proofErr w:type="spellStart"/>
       <w:r>
         <w:rPr>
           <w:rFonts w:ascii="돋움체" w:hAnsi="돋움체" w:cs="돋움체"/>
@@ -10512,15 +12411,38 @@
         </w:rPr>
         <w:t>var</w:t>
       </w:r>
-      <w:r>
-        <w:rPr>
-          <w:rFonts w:ascii="돋움체" w:hAnsi="돋움체" w:cs="돋움체"/>
-          <w:color w:val="000000"/>
-          <w:kern w:val="0"/>
-          <w:sz w:val="19"/>
-          <w:szCs w:val="19"/>
-        </w:rPr>
-        <w:t xml:space="preserve"> i </w:t>
+      <w:proofErr w:type="spellEnd"/>
+      <w:r>
+        <w:rPr>
+          <w:rFonts w:ascii="돋움체" w:hAnsi="돋움체" w:cs="돋움체"/>
+          <w:color w:val="000000"/>
+          <w:kern w:val="0"/>
+          <w:sz w:val="19"/>
+          <w:szCs w:val="19"/>
+        </w:rPr>
+        <w:t xml:space="preserve"> </w:t>
+      </w:r>
+      <w:proofErr w:type="spellStart"/>
+      <w:r>
+        <w:rPr>
+          <w:rFonts w:ascii="돋움체" w:hAnsi="돋움체" w:cs="돋움체"/>
+          <w:color w:val="000000"/>
+          <w:kern w:val="0"/>
+          <w:sz w:val="19"/>
+          <w:szCs w:val="19"/>
+        </w:rPr>
+        <w:t>i</w:t>
+      </w:r>
+      <w:proofErr w:type="spellEnd"/>
+      <w:r>
+        <w:rPr>
+          <w:rFonts w:ascii="돋움체" w:hAnsi="돋움체" w:cs="돋움체"/>
+          <w:color w:val="000000"/>
+          <w:kern w:val="0"/>
+          <w:sz w:val="19"/>
+          <w:szCs w:val="19"/>
+        </w:rPr>
+        <w:t xml:space="preserve"> </w:t>
       </w:r>
       <w:r>
         <w:rPr>
@@ -10566,7 +12488,63 @@
           <w:sz w:val="19"/>
           <w:szCs w:val="19"/>
         </w:rPr>
-        <w:t xml:space="preserve">        h1[i].innerHTML = </w:t>
+        <w:t xml:space="preserve">        h1[</w:t>
+      </w:r>
+      <w:proofErr w:type="spellStart"/>
+      <w:r>
+        <w:rPr>
+          <w:rFonts w:ascii="돋움체" w:hAnsi="돋움체" w:cs="돋움체"/>
+          <w:color w:val="000000"/>
+          <w:kern w:val="0"/>
+          <w:sz w:val="19"/>
+          <w:szCs w:val="19"/>
+        </w:rPr>
+        <w:t>i</w:t>
+      </w:r>
+      <w:proofErr w:type="spellEnd"/>
+      <w:r>
+        <w:rPr>
+          <w:rFonts w:ascii="돋움체" w:hAnsi="돋움체" w:cs="돋움체"/>
+          <w:color w:val="000000"/>
+          <w:kern w:val="0"/>
+          <w:sz w:val="19"/>
+          <w:szCs w:val="19"/>
+        </w:rPr>
+        <w:t>]</w:t>
+      </w:r>
+      <w:proofErr w:type="gramStart"/>
+      <w:r>
+        <w:rPr>
+          <w:rFonts w:ascii="돋움체" w:hAnsi="돋움체" w:cs="돋움체"/>
+          <w:color w:val="000000"/>
+          <w:kern w:val="0"/>
+          <w:sz w:val="19"/>
+          <w:szCs w:val="19"/>
+        </w:rPr>
+        <w:t>.</w:t>
+      </w:r>
+      <w:proofErr w:type="spellStart"/>
+      <w:r>
+        <w:rPr>
+          <w:rFonts w:ascii="돋움체" w:hAnsi="돋움체" w:cs="돋움체"/>
+          <w:color w:val="000000"/>
+          <w:kern w:val="0"/>
+          <w:sz w:val="19"/>
+          <w:szCs w:val="19"/>
+        </w:rPr>
+        <w:t>innerHTML</w:t>
+      </w:r>
+      <w:proofErr w:type="spellEnd"/>
+      <w:proofErr w:type="gramEnd"/>
+      <w:r>
+        <w:rPr>
+          <w:rFonts w:ascii="돋움체" w:hAnsi="돋움체" w:cs="돋움체"/>
+          <w:color w:val="000000"/>
+          <w:kern w:val="0"/>
+          <w:sz w:val="19"/>
+          <w:szCs w:val="19"/>
+        </w:rPr>
+        <w:t xml:space="preserve"> = </w:t>
       </w:r>
       <w:r>
         <w:rPr>
@@ -11056,6 +13034,7 @@
         </w:rPr>
         <w:t xml:space="preserve"> </w:t>
       </w:r>
+      <w:proofErr w:type="spellStart"/>
       <w:r>
         <w:rPr>
           <w:rFonts w:ascii="돋움체" w:hAnsi="돋움체" w:cs="돋움체"/>
@@ -11066,6 +13045,7 @@
         </w:rPr>
         <w:t>onclick</w:t>
       </w:r>
+      <w:proofErr w:type="spellEnd"/>
       <w:r>
         <w:rPr>
           <w:rFonts w:ascii="돋움체" w:hAnsi="돋움체" w:cs="돋움체"/>
@@ -11096,6 +13076,7 @@
         </w:rPr>
         <w:t>"&gt;</w:t>
       </w:r>
+      <w:proofErr w:type="spellStart"/>
       <w:r>
         <w:rPr>
           <w:rFonts w:ascii="돋움체" w:hAnsi="돋움체" w:cs="돋움체"/>
@@ -11106,6 +13087,7 @@
         </w:rPr>
         <w:t>한번바꿔</w:t>
       </w:r>
+      <w:proofErr w:type="spellEnd"/>
       <w:r>
         <w:rPr>
           <w:rFonts w:ascii="돋움체" w:hAnsi="돋움체" w:cs="돋움체"/>
@@ -11254,6 +13236,7 @@
           <w:szCs w:val="19"/>
         </w:rPr>
       </w:pPr>
+      <w:proofErr w:type="spellStart"/>
       <w:r>
         <w:rPr>
           <w:rFonts w:hint="eastAsia"/>
@@ -11276,8 +13259,46 @@
           <w:sz w:val="19"/>
           <w:szCs w:val="19"/>
         </w:rPr>
-        <w:t xml:space="preserve">ctor(선택자) ; </w:t>
-      </w:r>
+        <w:t>ctor</w:t>
+      </w:r>
+      <w:proofErr w:type="spellEnd"/>
+      <w:r>
+        <w:rPr>
+          <w:rFonts w:hint="eastAsia"/>
+          <w:sz w:val="19"/>
+          <w:szCs w:val="19"/>
+        </w:rPr>
+        <w:t>(</w:t>
+      </w:r>
+      <w:proofErr w:type="spellStart"/>
+      <w:r>
+        <w:rPr>
+          <w:rFonts w:hint="eastAsia"/>
+          <w:sz w:val="19"/>
+          <w:szCs w:val="19"/>
+        </w:rPr>
+        <w:t>선택자</w:t>
+      </w:r>
+      <w:proofErr w:type="spellEnd"/>
+      <w:proofErr w:type="gramStart"/>
+      <w:r>
+        <w:rPr>
+          <w:rFonts w:hint="eastAsia"/>
+          <w:sz w:val="19"/>
+          <w:szCs w:val="19"/>
+        </w:rPr>
+        <w:t>) ;</w:t>
+      </w:r>
+      <w:proofErr w:type="gramEnd"/>
+      <w:r>
+        <w:rPr>
+          <w:rFonts w:hint="eastAsia"/>
+          <w:sz w:val="19"/>
+          <w:szCs w:val="19"/>
+        </w:rPr>
+        <w:t xml:space="preserve"> </w:t>
+      </w:r>
+      <w:proofErr w:type="spellStart"/>
       <w:r>
         <w:rPr>
           <w:sz w:val="19"/>
@@ -11291,7 +13312,16 @@
           <w:sz w:val="19"/>
           <w:szCs w:val="19"/>
         </w:rPr>
-        <w:t>자로 가장 처음 선택되는 문서 객체를 가져온다</w:t>
+        <w:t>자로</w:t>
+      </w:r>
+      <w:proofErr w:type="spellEnd"/>
+      <w:r>
+        <w:rPr>
+          <w:rFonts w:hint="eastAsia"/>
+          <w:sz w:val="19"/>
+          <w:szCs w:val="19"/>
+        </w:rPr>
+        <w:t xml:space="preserve"> 가장 처음 선택되는 문서 객체를 가져온다</w:t>
       </w:r>
     </w:p>
     <w:p>
@@ -11308,14 +13338,43 @@
           <w:szCs w:val="19"/>
         </w:rPr>
       </w:pPr>
+      <w:proofErr w:type="spellStart"/>
       <w:r>
         <w:rPr>
           <w:rFonts w:hint="eastAsia"/>
           <w:sz w:val="19"/>
           <w:szCs w:val="19"/>
         </w:rPr>
-        <w:t xml:space="preserve">document.querySelectorAll(선택자); </w:t>
-      </w:r>
+        <w:t>document.querySelectorAll</w:t>
+      </w:r>
+      <w:proofErr w:type="spellEnd"/>
+      <w:r>
+        <w:rPr>
+          <w:rFonts w:hint="eastAsia"/>
+          <w:sz w:val="19"/>
+          <w:szCs w:val="19"/>
+        </w:rPr>
+        <w:t>(</w:t>
+      </w:r>
+      <w:proofErr w:type="spellStart"/>
+      <w:r>
+        <w:rPr>
+          <w:rFonts w:hint="eastAsia"/>
+          <w:sz w:val="19"/>
+          <w:szCs w:val="19"/>
+        </w:rPr>
+        <w:t>선택자</w:t>
+      </w:r>
+      <w:proofErr w:type="spellEnd"/>
+      <w:r>
+        <w:rPr>
+          <w:rFonts w:hint="eastAsia"/>
+          <w:sz w:val="19"/>
+          <w:szCs w:val="19"/>
+        </w:rPr>
+        <w:t xml:space="preserve">); </w:t>
+      </w:r>
+      <w:proofErr w:type="spellStart"/>
       <w:r>
         <w:rPr>
           <w:sz w:val="19"/>
@@ -11323,6 +13382,7 @@
         </w:rPr>
         <w:t>선택자로</w:t>
       </w:r>
+      <w:proofErr w:type="spellEnd"/>
       <w:r>
         <w:rPr>
           <w:rFonts w:hint="eastAsia"/>
@@ -11381,6 +13441,7 @@
         </w:rPr>
         <w:t xml:space="preserve"> </w:t>
       </w:r>
+      <w:proofErr w:type="spellStart"/>
       <w:r>
         <w:rPr>
           <w:rFonts w:ascii="돋움체" w:hAnsi="돋움체" w:cs="돋움체"/>
@@ -11392,16 +13453,41 @@
         </w:rPr>
         <w:t>lang</w:t>
       </w:r>
-      <w:r>
-        <w:rPr>
-          <w:rFonts w:ascii="돋움체" w:hAnsi="돋움체" w:cs="돋움체"/>
-          <w:color w:val="0000FF"/>
-          <w:kern w:val="0"/>
-          <w:sz w:val="19"/>
-          <w:szCs w:val="19"/>
-          <w:highlight w:val="white"/>
-        </w:rPr>
-        <w:t>="en"</w:t>
+      <w:proofErr w:type="spellEnd"/>
+      <w:r>
+        <w:rPr>
+          <w:rFonts w:ascii="돋움체" w:hAnsi="돋움체" w:cs="돋움체"/>
+          <w:color w:val="0000FF"/>
+          <w:kern w:val="0"/>
+          <w:sz w:val="19"/>
+          <w:szCs w:val="19"/>
+          <w:highlight w:val="white"/>
+        </w:rPr>
+        <w:t>="</w:t>
+      </w:r>
+      <w:proofErr w:type="spellStart"/>
+      <w:r>
+        <w:rPr>
+          <w:rFonts w:ascii="돋움체" w:hAnsi="돋움체" w:cs="돋움체"/>
+          <w:color w:val="0000FF"/>
+          <w:kern w:val="0"/>
+          <w:sz w:val="19"/>
+          <w:szCs w:val="19"/>
+          <w:highlight w:val="white"/>
+        </w:rPr>
+        <w:t>en</w:t>
+      </w:r>
+      <w:proofErr w:type="spellEnd"/>
+      <w:r>
+        <w:rPr>
+          <w:rFonts w:ascii="돋움체" w:hAnsi="돋움체" w:cs="돋움체"/>
+          <w:color w:val="0000FF"/>
+          <w:kern w:val="0"/>
+          <w:sz w:val="19"/>
+          <w:szCs w:val="19"/>
+          <w:highlight w:val="white"/>
+        </w:rPr>
+        <w:t>"</w:t>
       </w:r>
       <w:r>
         <w:rPr>
@@ -11414,6 +13500,7 @@
         </w:rPr>
         <w:t xml:space="preserve"> </w:t>
       </w:r>
+      <w:proofErr w:type="spellStart"/>
       <w:r>
         <w:rPr>
           <w:rFonts w:ascii="돋움체" w:hAnsi="돋움체" w:cs="돋움체"/>
@@ -11425,6 +13512,7 @@
         </w:rPr>
         <w:t>xmlns</w:t>
       </w:r>
+      <w:proofErr w:type="spellEnd"/>
       <w:r>
         <w:rPr>
           <w:rFonts w:ascii="돋움체" w:hAnsi="돋움체" w:cs="돋움체"/>
@@ -11761,7 +13849,33 @@
           <w:szCs w:val="19"/>
           <w:highlight w:val="white"/>
         </w:rPr>
-        <w:t xml:space="preserve">        window.onload = </w:t>
+        <w:t xml:space="preserve">        </w:t>
+      </w:r>
+      <w:proofErr w:type="spellStart"/>
+      <w:proofErr w:type="gramStart"/>
+      <w:r>
+        <w:rPr>
+          <w:rFonts w:ascii="돋움체" w:hAnsi="돋움체" w:cs="돋움체"/>
+          <w:color w:val="000000"/>
+          <w:kern w:val="0"/>
+          <w:sz w:val="19"/>
+          <w:szCs w:val="19"/>
+          <w:highlight w:val="white"/>
+        </w:rPr>
+        <w:t>window.onload</w:t>
+      </w:r>
+      <w:proofErr w:type="spellEnd"/>
+      <w:proofErr w:type="gramEnd"/>
+      <w:r>
+        <w:rPr>
+          <w:rFonts w:ascii="돋움체" w:hAnsi="돋움체" w:cs="돋움체"/>
+          <w:color w:val="000000"/>
+          <w:kern w:val="0"/>
+          <w:sz w:val="19"/>
+          <w:szCs w:val="19"/>
+          <w:highlight w:val="white"/>
+        </w:rPr>
+        <w:t xml:space="preserve"> = </w:t>
       </w:r>
       <w:r>
         <w:rPr>
@@ -11813,6 +13927,7 @@
         </w:rPr>
         <w:t xml:space="preserve">            </w:t>
       </w:r>
+      <w:proofErr w:type="spellStart"/>
       <w:r>
         <w:rPr>
           <w:rFonts w:ascii="돋움체" w:hAnsi="돋움체" w:cs="돋움체"/>
@@ -11824,16 +13939,43 @@
         </w:rPr>
         <w:t>var</w:t>
       </w:r>
-      <w:r>
-        <w:rPr>
-          <w:rFonts w:ascii="돋움체" w:hAnsi="돋움체" w:cs="돋움체"/>
-          <w:color w:val="000000"/>
-          <w:kern w:val="0"/>
-          <w:sz w:val="19"/>
-          <w:szCs w:val="19"/>
-          <w:highlight w:val="white"/>
-        </w:rPr>
-        <w:t xml:space="preserve"> header1 = document.querySelector(</w:t>
+      <w:proofErr w:type="spellEnd"/>
+      <w:r>
+        <w:rPr>
+          <w:rFonts w:ascii="돋움체" w:hAnsi="돋움체" w:cs="돋움체"/>
+          <w:color w:val="000000"/>
+          <w:kern w:val="0"/>
+          <w:sz w:val="19"/>
+          <w:szCs w:val="19"/>
+          <w:highlight w:val="white"/>
+        </w:rPr>
+        <w:t xml:space="preserve"> header1 = </w:t>
+      </w:r>
+      <w:proofErr w:type="spellStart"/>
+      <w:proofErr w:type="gramStart"/>
+      <w:r>
+        <w:rPr>
+          <w:rFonts w:ascii="돋움체" w:hAnsi="돋움체" w:cs="돋움체"/>
+          <w:color w:val="000000"/>
+          <w:kern w:val="0"/>
+          <w:sz w:val="19"/>
+          <w:szCs w:val="19"/>
+          <w:highlight w:val="white"/>
+        </w:rPr>
+        <w:t>document.querySelector</w:t>
+      </w:r>
+      <w:proofErr w:type="spellEnd"/>
+      <w:proofErr w:type="gramEnd"/>
+      <w:r>
+        <w:rPr>
+          <w:rFonts w:ascii="돋움체" w:hAnsi="돋움체" w:cs="돋움체"/>
+          <w:color w:val="000000"/>
+          <w:kern w:val="0"/>
+          <w:sz w:val="19"/>
+          <w:szCs w:val="19"/>
+          <w:highlight w:val="white"/>
+        </w:rPr>
+        <w:t>(</w:t>
       </w:r>
       <w:r>
         <w:rPr>
@@ -11885,6 +14027,7 @@
         </w:rPr>
         <w:t xml:space="preserve">            </w:t>
       </w:r>
+      <w:proofErr w:type="spellStart"/>
       <w:r>
         <w:rPr>
           <w:rFonts w:ascii="돋움체" w:hAnsi="돋움체" w:cs="돋움체"/>
@@ -11896,16 +14039,43 @@
         </w:rPr>
         <w:t>var</w:t>
       </w:r>
-      <w:r>
-        <w:rPr>
-          <w:rFonts w:ascii="돋움체" w:hAnsi="돋움체" w:cs="돋움체"/>
-          <w:color w:val="000000"/>
-          <w:kern w:val="0"/>
-          <w:sz w:val="19"/>
-          <w:szCs w:val="19"/>
-          <w:highlight w:val="white"/>
-        </w:rPr>
-        <w:t xml:space="preserve"> header2 = document.querySelector(</w:t>
+      <w:proofErr w:type="spellEnd"/>
+      <w:r>
+        <w:rPr>
+          <w:rFonts w:ascii="돋움체" w:hAnsi="돋움체" w:cs="돋움체"/>
+          <w:color w:val="000000"/>
+          <w:kern w:val="0"/>
+          <w:sz w:val="19"/>
+          <w:szCs w:val="19"/>
+          <w:highlight w:val="white"/>
+        </w:rPr>
+        <w:t xml:space="preserve"> header2 = </w:t>
+      </w:r>
+      <w:proofErr w:type="spellStart"/>
+      <w:proofErr w:type="gramStart"/>
+      <w:r>
+        <w:rPr>
+          <w:rFonts w:ascii="돋움체" w:hAnsi="돋움체" w:cs="돋움체"/>
+          <w:color w:val="000000"/>
+          <w:kern w:val="0"/>
+          <w:sz w:val="19"/>
+          <w:szCs w:val="19"/>
+          <w:highlight w:val="white"/>
+        </w:rPr>
+        <w:t>document.querySelector</w:t>
+      </w:r>
+      <w:proofErr w:type="spellEnd"/>
+      <w:proofErr w:type="gramEnd"/>
+      <w:r>
+        <w:rPr>
+          <w:rFonts w:ascii="돋움체" w:hAnsi="돋움체" w:cs="돋움체"/>
+          <w:color w:val="000000"/>
+          <w:kern w:val="0"/>
+          <w:sz w:val="19"/>
+          <w:szCs w:val="19"/>
+          <w:highlight w:val="white"/>
+        </w:rPr>
+        <w:t>(</w:t>
       </w:r>
       <w:r>
         <w:rPr>
@@ -11966,7 +14136,31 @@
           <w:szCs w:val="19"/>
           <w:highlight w:val="white"/>
         </w:rPr>
-        <w:t>'getElementById'</w:t>
+        <w:t>'</w:t>
+      </w:r>
+      <w:proofErr w:type="spellStart"/>
+      <w:r>
+        <w:rPr>
+          <w:rFonts w:ascii="돋움체" w:hAnsi="돋움체" w:cs="돋움체"/>
+          <w:color w:val="A31515"/>
+          <w:kern w:val="0"/>
+          <w:sz w:val="19"/>
+          <w:szCs w:val="19"/>
+          <w:highlight w:val="white"/>
+        </w:rPr>
+        <w:t>getElementById</w:t>
+      </w:r>
+      <w:proofErr w:type="spellEnd"/>
+      <w:r>
+        <w:rPr>
+          <w:rFonts w:ascii="돋움체" w:hAnsi="돋움체" w:cs="돋움체"/>
+          <w:color w:val="A31515"/>
+          <w:kern w:val="0"/>
+          <w:sz w:val="19"/>
+          <w:szCs w:val="19"/>
+          <w:highlight w:val="white"/>
+        </w:rPr>
+        <w:t>'</w:t>
       </w:r>
       <w:r>
         <w:rPr>
@@ -12016,7 +14210,31 @@
           <w:szCs w:val="19"/>
           <w:highlight w:val="white"/>
         </w:rPr>
-        <w:t>'getElementById'</w:t>
+        <w:t>'</w:t>
+      </w:r>
+      <w:proofErr w:type="spellStart"/>
+      <w:r>
+        <w:rPr>
+          <w:rFonts w:ascii="돋움체" w:hAnsi="돋움체" w:cs="돋움체"/>
+          <w:color w:val="A31515"/>
+          <w:kern w:val="0"/>
+          <w:sz w:val="19"/>
+          <w:szCs w:val="19"/>
+          <w:highlight w:val="white"/>
+        </w:rPr>
+        <w:t>getElementById</w:t>
+      </w:r>
+      <w:proofErr w:type="spellEnd"/>
+      <w:r>
+        <w:rPr>
+          <w:rFonts w:ascii="돋움체" w:hAnsi="돋움체" w:cs="돋움체"/>
+          <w:color w:val="A31515"/>
+          <w:kern w:val="0"/>
+          <w:sz w:val="19"/>
+          <w:szCs w:val="19"/>
+          <w:highlight w:val="white"/>
+        </w:rPr>
+        <w:t>'</w:t>
       </w:r>
       <w:r>
         <w:rPr>
@@ -12067,8 +14285,9 @@
           <w:highlight w:val="white"/>
         </w:rPr>
         <w:tab/>
-        <w:t xml:space="preserve">  var h1 = document.querySelector</w:t>
-      </w:r>
+        <w:t xml:space="preserve">  </w:t>
+      </w:r>
+      <w:proofErr w:type="spellStart"/>
       <w:r>
         <w:rPr>
           <w:rFonts w:ascii="돋움체" w:hAnsi="돋움체" w:cs="돋움체" w:hint="eastAsia"/>
@@ -12078,8 +14297,44 @@
           <w:szCs w:val="19"/>
           <w:highlight w:val="white"/>
         </w:rPr>
+        <w:t>var</w:t>
+      </w:r>
+      <w:proofErr w:type="spellEnd"/>
+      <w:r>
+        <w:rPr>
+          <w:rFonts w:ascii="돋움체" w:hAnsi="돋움체" w:cs="돋움체" w:hint="eastAsia"/>
+          <w:color w:val="000000"/>
+          <w:kern w:val="0"/>
+          <w:sz w:val="19"/>
+          <w:szCs w:val="19"/>
+          <w:highlight w:val="white"/>
+        </w:rPr>
+        <w:t xml:space="preserve"> h1 = </w:t>
+      </w:r>
+      <w:proofErr w:type="spellStart"/>
+      <w:r>
+        <w:rPr>
+          <w:rFonts w:ascii="돋움체" w:hAnsi="돋움체" w:cs="돋움체" w:hint="eastAsia"/>
+          <w:color w:val="000000"/>
+          <w:kern w:val="0"/>
+          <w:sz w:val="19"/>
+          <w:szCs w:val="19"/>
+          <w:highlight w:val="white"/>
+        </w:rPr>
+        <w:t>document.querySelector</w:t>
+      </w:r>
+      <w:r>
+        <w:rPr>
+          <w:rFonts w:ascii="돋움체" w:hAnsi="돋움체" w:cs="돋움체" w:hint="eastAsia"/>
+          <w:color w:val="000000"/>
+          <w:kern w:val="0"/>
+          <w:sz w:val="19"/>
+          <w:szCs w:val="19"/>
+          <w:highlight w:val="white"/>
+        </w:rPr>
         <w:t>All</w:t>
       </w:r>
+      <w:proofErr w:type="spellEnd"/>
       <w:r>
         <w:rPr>
           <w:rFonts w:ascii="돋움체" w:hAnsi="돋움체" w:cs="돋움체" w:hint="eastAsia"/>
@@ -12206,7 +14461,55 @@
           <w:highlight w:val="white"/>
         </w:rPr>
         <w:tab/>
-        <w:t xml:space="preserve">  var h = document.querySelector(</w:t>
+        <w:t xml:space="preserve">  </w:t>
+      </w:r>
+      <w:proofErr w:type="spellStart"/>
+      <w:r>
+        <w:rPr>
+          <w:rFonts w:ascii="돋움체" w:hAnsi="돋움체" w:cs="돋움체" w:hint="eastAsia"/>
+          <w:color w:val="000000"/>
+          <w:kern w:val="0"/>
+          <w:sz w:val="19"/>
+          <w:szCs w:val="19"/>
+          <w:highlight w:val="white"/>
+        </w:rPr>
+        <w:t>var</w:t>
+      </w:r>
+      <w:proofErr w:type="spellEnd"/>
+      <w:r>
+        <w:rPr>
+          <w:rFonts w:ascii="돋움체" w:hAnsi="돋움체" w:cs="돋움체" w:hint="eastAsia"/>
+          <w:color w:val="000000"/>
+          <w:kern w:val="0"/>
+          <w:sz w:val="19"/>
+          <w:szCs w:val="19"/>
+          <w:highlight w:val="white"/>
+        </w:rPr>
+        <w:t xml:space="preserve"> h = </w:t>
+      </w:r>
+      <w:proofErr w:type="spellStart"/>
+      <w:r>
+        <w:rPr>
+          <w:rFonts w:ascii="돋움체" w:hAnsi="돋움체" w:cs="돋움체" w:hint="eastAsia"/>
+          <w:color w:val="000000"/>
+          <w:kern w:val="0"/>
+          <w:sz w:val="19"/>
+          <w:szCs w:val="19"/>
+          <w:highlight w:val="white"/>
+        </w:rPr>
+        <w:t>document.querySelector</w:t>
+      </w:r>
+      <w:proofErr w:type="spellEnd"/>
+      <w:r>
+        <w:rPr>
+          <w:rFonts w:ascii="돋움체" w:hAnsi="돋움체" w:cs="돋움체" w:hint="eastAsia"/>
+          <w:color w:val="000000"/>
+          <w:kern w:val="0"/>
+          <w:sz w:val="19"/>
+          <w:szCs w:val="19"/>
+          <w:highlight w:val="white"/>
+        </w:rPr>
+        <w:t>(</w:t>
       </w:r>
       <w:r>
         <w:rPr>
@@ -12252,6 +14555,7 @@
         </w:rPr>
         <w:t xml:space="preserve">); // </w:t>
       </w:r>
+      <w:proofErr w:type="spellStart"/>
       <w:r>
         <w:rPr>
           <w:rFonts w:ascii="돋움체" w:hAnsi="돋움체" w:cs="돋움체" w:hint="eastAsia"/>
@@ -12263,6 +14567,7 @@
         </w:rPr>
         <w:t>처음것만</w:t>
       </w:r>
+      <w:proofErr w:type="spellEnd"/>
       <w:r>
         <w:rPr>
           <w:rFonts w:ascii="돋움체" w:hAnsi="돋움체" w:cs="돋움체" w:hint="eastAsia"/>
@@ -12331,7 +14636,29 @@
           <w:sz w:val="19"/>
           <w:szCs w:val="19"/>
         </w:rPr>
-        <w:t>//h1.style.color = 'red';</w:t>
+        <w:t>//h</w:t>
+      </w:r>
+      <w:proofErr w:type="gramStart"/>
+      <w:r>
+        <w:rPr>
+          <w:rFonts w:ascii="돋움체" w:eastAsia="돋움체" w:cs="돋움체" w:hint="eastAsia"/>
+          <w:color w:val="008000"/>
+          <w:kern w:val="0"/>
+          <w:sz w:val="19"/>
+          <w:szCs w:val="19"/>
+        </w:rPr>
+        <w:t>1.style</w:t>
+      </w:r>
+      <w:proofErr w:type="gramEnd"/>
+      <w:r>
+        <w:rPr>
+          <w:rFonts w:ascii="돋움체" w:eastAsia="돋움체" w:cs="돋움체" w:hint="eastAsia"/>
+          <w:color w:val="008000"/>
+          <w:kern w:val="0"/>
+          <w:sz w:val="19"/>
+          <w:szCs w:val="19"/>
+        </w:rPr>
+        <w:t>.color = 'red';</w:t>
       </w:r>
     </w:p>
     <w:p>
@@ -12359,7 +14686,29 @@
           <w:szCs w:val="19"/>
         </w:rPr>
         <w:lastRenderedPageBreak/>
-        <w:t xml:space="preserve">             h1.style.cssText = </w:t>
+        <w:t xml:space="preserve">             h</w:t>
+      </w:r>
+      <w:proofErr w:type="gramStart"/>
+      <w:r>
+        <w:rPr>
+          <w:rFonts w:ascii="돋움체" w:eastAsia="돋움체" w:cs="돋움체" w:hint="eastAsia"/>
+          <w:color w:val="000000"/>
+          <w:kern w:val="0"/>
+          <w:sz w:val="19"/>
+          <w:szCs w:val="19"/>
+        </w:rPr>
+        <w:t>1.style</w:t>
+      </w:r>
+      <w:proofErr w:type="gramEnd"/>
+      <w:r>
+        <w:rPr>
+          <w:rFonts w:ascii="돋움체" w:eastAsia="돋움체" w:cs="돋움체" w:hint="eastAsia"/>
+          <w:color w:val="000000"/>
+          <w:kern w:val="0"/>
+          <w:sz w:val="19"/>
+          <w:szCs w:val="19"/>
+        </w:rPr>
+        <w:t xml:space="preserve">.cssText = </w:t>
       </w:r>
       <w:r>
         <w:rPr>
@@ -12369,7 +14718,29 @@
           <w:sz w:val="19"/>
           <w:szCs w:val="19"/>
         </w:rPr>
-        <w:t>'color:red;'</w:t>
+        <w:t>'</w:t>
+      </w:r>
+      <w:proofErr w:type="spellStart"/>
+      <w:r>
+        <w:rPr>
+          <w:rFonts w:ascii="돋움체" w:eastAsia="돋움체" w:cs="돋움체" w:hint="eastAsia"/>
+          <w:color w:val="A31515"/>
+          <w:kern w:val="0"/>
+          <w:sz w:val="19"/>
+          <w:szCs w:val="19"/>
+        </w:rPr>
+        <w:t>color:red</w:t>
+      </w:r>
+      <w:proofErr w:type="spellEnd"/>
+      <w:r>
+        <w:rPr>
+          <w:rFonts w:ascii="돋움체" w:eastAsia="돋움체" w:cs="돋움체" w:hint="eastAsia"/>
+          <w:color w:val="A31515"/>
+          <w:kern w:val="0"/>
+          <w:sz w:val="19"/>
+          <w:szCs w:val="19"/>
+        </w:rPr>
+        <w:t>;'</w:t>
       </w:r>
       <w:r>
         <w:rPr>
@@ -12421,6 +14792,7 @@
         <w:tab/>
         <w:t xml:space="preserve">  </w:t>
       </w:r>
+      <w:proofErr w:type="gramStart"/>
       <w:r>
         <w:rPr>
           <w:rFonts w:ascii="돋움체" w:hAnsi="돋움체" w:cs="돋움체" w:hint="eastAsia"/>
@@ -12432,6 +14804,8 @@
         </w:rPr>
         <w:t>for(</w:t>
       </w:r>
+      <w:proofErr w:type="spellStart"/>
+      <w:proofErr w:type="gramEnd"/>
       <w:r>
         <w:rPr>
           <w:rFonts w:ascii="돋움체" w:hAnsi="돋움체" w:cs="돋움체"/>
@@ -12443,6 +14817,7 @@
         </w:rPr>
         <w:t>var</w:t>
       </w:r>
+      <w:proofErr w:type="spellEnd"/>
       <w:r>
         <w:rPr>
           <w:rFonts w:ascii="돋움체" w:hAnsi="돋움체" w:cs="돋움체" w:hint="eastAsia"/>
@@ -12454,6 +14829,7 @@
         </w:rPr>
         <w:t xml:space="preserve"> </w:t>
       </w:r>
+      <w:proofErr w:type="spellStart"/>
       <w:r>
         <w:rPr>
           <w:rFonts w:ascii="돋움체" w:hAnsi="돋움체" w:cs="돋움체" w:hint="eastAsia"/>
@@ -12465,6 +14841,7 @@
         </w:rPr>
         <w:t>i</w:t>
       </w:r>
+      <w:proofErr w:type="spellEnd"/>
       <w:r>
         <w:rPr>
           <w:rFonts w:ascii="돋움체" w:hAnsi="돋움체" w:cs="돋움체" w:hint="eastAsia"/>
@@ -12525,7 +14902,57 @@
           <w:highlight w:val="white"/>
         </w:rPr>
         <w:tab/>
-        <w:t xml:space="preserve">h1[i].innerHTML = </w:t>
+        <w:t>h1[</w:t>
+      </w:r>
+      <w:proofErr w:type="spellStart"/>
+      <w:r>
+        <w:rPr>
+          <w:rFonts w:ascii="돋움체" w:hAnsi="돋움체" w:cs="돋움체" w:hint="eastAsia"/>
+          <w:color w:val="000000"/>
+          <w:kern w:val="0"/>
+          <w:sz w:val="19"/>
+          <w:szCs w:val="19"/>
+          <w:highlight w:val="white"/>
+        </w:rPr>
+        <w:t>i</w:t>
+      </w:r>
+      <w:proofErr w:type="spellEnd"/>
+      <w:proofErr w:type="gramStart"/>
+      <w:r>
+        <w:rPr>
+          <w:rFonts w:ascii="돋움체" w:hAnsi="돋움체" w:cs="돋움체" w:hint="eastAsia"/>
+          <w:color w:val="000000"/>
+          <w:kern w:val="0"/>
+          <w:sz w:val="19"/>
+          <w:szCs w:val="19"/>
+          <w:highlight w:val="white"/>
+        </w:rPr>
+        <w:t>].</w:t>
+      </w:r>
+      <w:proofErr w:type="spellStart"/>
+      <w:r>
+        <w:rPr>
+          <w:rFonts w:ascii="돋움체" w:hAnsi="돋움체" w:cs="돋움체" w:hint="eastAsia"/>
+          <w:color w:val="000000"/>
+          <w:kern w:val="0"/>
+          <w:sz w:val="19"/>
+          <w:szCs w:val="19"/>
+          <w:highlight w:val="white"/>
+        </w:rPr>
+        <w:t>innerHTML</w:t>
+      </w:r>
+      <w:proofErr w:type="spellEnd"/>
+      <w:proofErr w:type="gramEnd"/>
+      <w:r>
+        <w:rPr>
+          <w:rFonts w:ascii="돋움체" w:hAnsi="돋움체" w:cs="돋움체" w:hint="eastAsia"/>
+          <w:color w:val="000000"/>
+          <w:kern w:val="0"/>
+          <w:sz w:val="19"/>
+          <w:szCs w:val="19"/>
+          <w:highlight w:val="white"/>
+        </w:rPr>
+        <w:t xml:space="preserve"> = </w:t>
       </w:r>
       <w:r>
         <w:rPr>
@@ -12536,7 +14963,31 @@
           <w:szCs w:val="19"/>
           <w:highlight w:val="white"/>
         </w:rPr>
-        <w:t>'getElementById'</w:t>
+        <w:t>'</w:t>
+      </w:r>
+      <w:proofErr w:type="spellStart"/>
+      <w:r>
+        <w:rPr>
+          <w:rFonts w:ascii="돋움체" w:hAnsi="돋움체" w:cs="돋움체"/>
+          <w:color w:val="A31515"/>
+          <w:kern w:val="0"/>
+          <w:sz w:val="19"/>
+          <w:szCs w:val="19"/>
+          <w:highlight w:val="white"/>
+        </w:rPr>
+        <w:t>getElementById</w:t>
+      </w:r>
+      <w:proofErr w:type="spellEnd"/>
+      <w:r>
+        <w:rPr>
+          <w:rFonts w:ascii="돋움체" w:hAnsi="돋움체" w:cs="돋움체"/>
+          <w:color w:val="A31515"/>
+          <w:kern w:val="0"/>
+          <w:sz w:val="19"/>
+          <w:szCs w:val="19"/>
+          <w:highlight w:val="white"/>
+        </w:rPr>
+        <w:t>'</w:t>
       </w:r>
       <w:r>
         <w:rPr>
@@ -13159,6 +15610,7 @@
         </w:rPr>
         <w:t xml:space="preserve"> </w:t>
       </w:r>
+      <w:proofErr w:type="spellStart"/>
       <w:r>
         <w:rPr>
           <w:rFonts w:ascii="돋움체" w:hAnsi="돋움체" w:cs="돋움체"/>
@@ -13169,15 +15621,38 @@
         </w:rPr>
         <w:t>lang</w:t>
       </w:r>
-      <w:r>
-        <w:rPr>
-          <w:rFonts w:ascii="돋움체" w:hAnsi="돋움체" w:cs="돋움체"/>
-          <w:color w:val="0000FF"/>
-          <w:kern w:val="0"/>
-          <w:sz w:val="19"/>
-          <w:szCs w:val="19"/>
-        </w:rPr>
-        <w:t>="en"</w:t>
+      <w:proofErr w:type="spellEnd"/>
+      <w:r>
+        <w:rPr>
+          <w:rFonts w:ascii="돋움체" w:hAnsi="돋움체" w:cs="돋움체"/>
+          <w:color w:val="0000FF"/>
+          <w:kern w:val="0"/>
+          <w:sz w:val="19"/>
+          <w:szCs w:val="19"/>
+        </w:rPr>
+        <w:t>="</w:t>
+      </w:r>
+      <w:proofErr w:type="spellStart"/>
+      <w:r>
+        <w:rPr>
+          <w:rFonts w:ascii="돋움체" w:hAnsi="돋움체" w:cs="돋움체"/>
+          <w:color w:val="0000FF"/>
+          <w:kern w:val="0"/>
+          <w:sz w:val="19"/>
+          <w:szCs w:val="19"/>
+        </w:rPr>
+        <w:t>en</w:t>
+      </w:r>
+      <w:proofErr w:type="spellEnd"/>
+      <w:r>
+        <w:rPr>
+          <w:rFonts w:ascii="돋움체" w:hAnsi="돋움체" w:cs="돋움체"/>
+          <w:color w:val="0000FF"/>
+          <w:kern w:val="0"/>
+          <w:sz w:val="19"/>
+          <w:szCs w:val="19"/>
+        </w:rPr>
+        <w:t>"</w:t>
       </w:r>
       <w:r>
         <w:rPr>
@@ -13189,6 +15664,7 @@
         </w:rPr>
         <w:t xml:space="preserve"> </w:t>
       </w:r>
+      <w:proofErr w:type="spellStart"/>
       <w:r>
         <w:rPr>
           <w:rFonts w:ascii="돋움체" w:hAnsi="돋움체" w:cs="돋움체"/>
@@ -13199,6 +15675,7 @@
         </w:rPr>
         <w:t>xmlns</w:t>
       </w:r>
+      <w:proofErr w:type="spellEnd"/>
       <w:r>
         <w:rPr>
           <w:rFonts w:ascii="돋움체" w:hAnsi="돋움체" w:cs="돋움체"/>
@@ -13479,6 +15956,7 @@
         </w:rPr>
         <w:t xml:space="preserve"> </w:t>
       </w:r>
+      <w:proofErr w:type="spellStart"/>
       <w:r>
         <w:rPr>
           <w:rFonts w:ascii="돋움체" w:hAnsi="돋움체" w:cs="돋움체"/>
@@ -13489,15 +15967,62 @@
         </w:rPr>
         <w:t>href</w:t>
       </w:r>
-      <w:r>
-        <w:rPr>
-          <w:rFonts w:ascii="돋움체" w:hAnsi="돋움체" w:cs="돋움체"/>
-          <w:color w:val="0000FF"/>
-          <w:kern w:val="0"/>
-          <w:sz w:val="19"/>
-          <w:szCs w:val="19"/>
-        </w:rPr>
-        <w:t>="https://fonts.googleapis.com/css?family=Indie+Flower"</w:t>
+      <w:proofErr w:type="spellEnd"/>
+      <w:r>
+        <w:rPr>
+          <w:rFonts w:ascii="돋움체" w:hAnsi="돋움체" w:cs="돋움체"/>
+          <w:color w:val="0000FF"/>
+          <w:kern w:val="0"/>
+          <w:sz w:val="19"/>
+          <w:szCs w:val="19"/>
+        </w:rPr>
+        <w:t>="https://fonts.googleapis.com/</w:t>
+      </w:r>
+      <w:proofErr w:type="spellStart"/>
+      <w:proofErr w:type="gramStart"/>
+      <w:r>
+        <w:rPr>
+          <w:rFonts w:ascii="돋움체" w:hAnsi="돋움체" w:cs="돋움체"/>
+          <w:color w:val="0000FF"/>
+          <w:kern w:val="0"/>
+          <w:sz w:val="19"/>
+          <w:szCs w:val="19"/>
+        </w:rPr>
+        <w:t>css?family</w:t>
+      </w:r>
+      <w:proofErr w:type="spellEnd"/>
+      <w:proofErr w:type="gramEnd"/>
+      <w:r>
+        <w:rPr>
+          <w:rFonts w:ascii="돋움체" w:hAnsi="돋움체" w:cs="돋움체"/>
+          <w:color w:val="0000FF"/>
+          <w:kern w:val="0"/>
+          <w:sz w:val="19"/>
+          <w:szCs w:val="19"/>
+        </w:rPr>
+        <w:t>=</w:t>
+      </w:r>
+      <w:proofErr w:type="spellStart"/>
+      <w:r>
+        <w:rPr>
+          <w:rFonts w:ascii="돋움체" w:hAnsi="돋움체" w:cs="돋움체"/>
+          <w:color w:val="0000FF"/>
+          <w:kern w:val="0"/>
+          <w:sz w:val="19"/>
+          <w:szCs w:val="19"/>
+        </w:rPr>
+        <w:t>Indie+Flower</w:t>
+      </w:r>
+      <w:proofErr w:type="spellEnd"/>
+      <w:r>
+        <w:rPr>
+          <w:rFonts w:ascii="돋움체" w:hAnsi="돋움체" w:cs="돋움체"/>
+          <w:color w:val="0000FF"/>
+          <w:kern w:val="0"/>
+          <w:sz w:val="19"/>
+          <w:szCs w:val="19"/>
+        </w:rPr>
+        <w:t>"</w:t>
       </w:r>
       <w:r>
         <w:rPr>
@@ -13509,6 +16034,7 @@
         </w:rPr>
         <w:t xml:space="preserve"> </w:t>
       </w:r>
+      <w:proofErr w:type="spellStart"/>
       <w:r>
         <w:rPr>
           <w:rFonts w:ascii="돋움체" w:hAnsi="돋움체" w:cs="돋움체"/>
@@ -13519,6 +16045,7 @@
         </w:rPr>
         <w:t>rel</w:t>
       </w:r>
+      <w:proofErr w:type="spellEnd"/>
       <w:r>
         <w:rPr>
           <w:rFonts w:ascii="돋움체" w:hAnsi="돋움체" w:cs="돋움체"/>
@@ -13637,7 +16164,29 @@
           <w:sz w:val="19"/>
           <w:szCs w:val="19"/>
         </w:rPr>
-        <w:t xml:space="preserve"> header(i) {</w:t>
+        <w:t xml:space="preserve"> header(</w:t>
+      </w:r>
+      <w:proofErr w:type="spellStart"/>
+      <w:r>
+        <w:rPr>
+          <w:rFonts w:ascii="돋움체" w:hAnsi="돋움체" w:cs="돋움체"/>
+          <w:color w:val="000000"/>
+          <w:kern w:val="0"/>
+          <w:sz w:val="19"/>
+          <w:szCs w:val="19"/>
+        </w:rPr>
+        <w:t>i</w:t>
+      </w:r>
+      <w:proofErr w:type="spellEnd"/>
+      <w:r>
+        <w:rPr>
+          <w:rFonts w:ascii="돋움체" w:hAnsi="돋움체" w:cs="돋움체"/>
+          <w:color w:val="000000"/>
+          <w:kern w:val="0"/>
+          <w:sz w:val="19"/>
+          <w:szCs w:val="19"/>
+        </w:rPr>
+        <w:t>) {</w:t>
       </w:r>
     </w:p>
     <w:p>
@@ -13702,7 +16251,29 @@
           <w:sz w:val="19"/>
           <w:szCs w:val="19"/>
         </w:rPr>
-        <w:t xml:space="preserve"> (i == 1) {</w:t>
+        <w:t xml:space="preserve"> (</w:t>
+      </w:r>
+      <w:proofErr w:type="spellStart"/>
+      <w:r>
+        <w:rPr>
+          <w:rFonts w:ascii="돋움체" w:hAnsi="돋움체" w:cs="돋움체"/>
+          <w:color w:val="000000"/>
+          <w:kern w:val="0"/>
+          <w:sz w:val="19"/>
+          <w:szCs w:val="19"/>
+        </w:rPr>
+        <w:t>i</w:t>
+      </w:r>
+      <w:proofErr w:type="spellEnd"/>
+      <w:r>
+        <w:rPr>
+          <w:rFonts w:ascii="돋움체" w:hAnsi="돋움체" w:cs="돋움체"/>
+          <w:color w:val="000000"/>
+          <w:kern w:val="0"/>
+          <w:sz w:val="19"/>
+          <w:szCs w:val="19"/>
+        </w:rPr>
+        <w:t xml:space="preserve"> == 1) {</w:t>
       </w:r>
     </w:p>
     <w:p>
@@ -13759,6 +16330,7 @@
         </w:rPr>
         <w:tab/>
       </w:r>
+      <w:proofErr w:type="spellStart"/>
       <w:r>
         <w:rPr>
           <w:rFonts w:ascii="돋움체" w:hAnsi="돋움체" w:cs="돋움체"/>
@@ -13769,15 +16341,40 @@
         </w:rPr>
         <w:t>var</w:t>
       </w:r>
-      <w:r>
-        <w:rPr>
-          <w:rFonts w:ascii="돋움체" w:hAnsi="돋움체" w:cs="돋움체"/>
-          <w:color w:val="000000"/>
-          <w:kern w:val="0"/>
-          <w:sz w:val="19"/>
-          <w:szCs w:val="19"/>
-        </w:rPr>
-        <w:t xml:space="preserve"> header1 = document.querySelector(</w:t>
+      <w:proofErr w:type="spellEnd"/>
+      <w:r>
+        <w:rPr>
+          <w:rFonts w:ascii="돋움체" w:hAnsi="돋움체" w:cs="돋움체"/>
+          <w:color w:val="000000"/>
+          <w:kern w:val="0"/>
+          <w:sz w:val="19"/>
+          <w:szCs w:val="19"/>
+        </w:rPr>
+        <w:t xml:space="preserve"> header1 = </w:t>
+      </w:r>
+      <w:proofErr w:type="spellStart"/>
+      <w:proofErr w:type="gramStart"/>
+      <w:r>
+        <w:rPr>
+          <w:rFonts w:ascii="돋움체" w:hAnsi="돋움체" w:cs="돋움체"/>
+          <w:color w:val="000000"/>
+          <w:kern w:val="0"/>
+          <w:sz w:val="19"/>
+          <w:szCs w:val="19"/>
+        </w:rPr>
+        <w:t>document.querySelector</w:t>
+      </w:r>
+      <w:proofErr w:type="spellEnd"/>
+      <w:proofErr w:type="gramEnd"/>
+      <w:r>
+        <w:rPr>
+          <w:rFonts w:ascii="돋움체" w:hAnsi="돋움체" w:cs="돋움체"/>
+          <w:color w:val="000000"/>
+          <w:kern w:val="0"/>
+          <w:sz w:val="19"/>
+          <w:szCs w:val="19"/>
+        </w:rPr>
+        <w:t>(</w:t>
       </w:r>
       <w:r>
         <w:rPr>
@@ -13853,7 +16450,28 @@
           <w:szCs w:val="19"/>
         </w:rPr>
         <w:tab/>
-        <w:t xml:space="preserve">header1.style.border = </w:t>
+      </w:r>
+      <w:proofErr w:type="gramStart"/>
+      <w:r>
+        <w:rPr>
+          <w:rFonts w:ascii="돋움체" w:hAnsi="돋움체" w:cs="돋움체"/>
+          <w:color w:val="000000"/>
+          <w:kern w:val="0"/>
+          <w:sz w:val="19"/>
+          <w:szCs w:val="19"/>
+        </w:rPr>
+        <w:t>header1.style.border</w:t>
+      </w:r>
+      <w:proofErr w:type="gramEnd"/>
+      <w:r>
+        <w:rPr>
+          <w:rFonts w:ascii="돋움체" w:hAnsi="돋움체" w:cs="돋움체"/>
+          <w:color w:val="000000"/>
+          <w:kern w:val="0"/>
+          <w:sz w:val="19"/>
+          <w:szCs w:val="19"/>
+        </w:rPr>
+        <w:t xml:space="preserve"> = </w:t>
       </w:r>
       <w:r>
         <w:rPr>
@@ -13959,7 +16577,29 @@
           <w:sz w:val="19"/>
           <w:szCs w:val="19"/>
         </w:rPr>
-        <w:t xml:space="preserve"> (i == 2) {</w:t>
+        <w:t xml:space="preserve"> (</w:t>
+      </w:r>
+      <w:proofErr w:type="spellStart"/>
+      <w:r>
+        <w:rPr>
+          <w:rFonts w:ascii="돋움체" w:hAnsi="돋움체" w:cs="돋움체"/>
+          <w:color w:val="000000"/>
+          <w:kern w:val="0"/>
+          <w:sz w:val="19"/>
+          <w:szCs w:val="19"/>
+        </w:rPr>
+        <w:t>i</w:t>
+      </w:r>
+      <w:proofErr w:type="spellEnd"/>
+      <w:r>
+        <w:rPr>
+          <w:rFonts w:ascii="돋움체" w:hAnsi="돋움체" w:cs="돋움체"/>
+          <w:color w:val="000000"/>
+          <w:kern w:val="0"/>
+          <w:sz w:val="19"/>
+          <w:szCs w:val="19"/>
+        </w:rPr>
+        <w:t xml:space="preserve"> == 2) {</w:t>
       </w:r>
     </w:p>
     <w:p>
@@ -14016,6 +16656,7 @@
         </w:rPr>
         <w:tab/>
       </w:r>
+      <w:proofErr w:type="spellStart"/>
       <w:r>
         <w:rPr>
           <w:rFonts w:ascii="돋움체" w:hAnsi="돋움체" w:cs="돋움체"/>
@@ -14026,15 +16667,40 @@
         </w:rPr>
         <w:t>var</w:t>
       </w:r>
-      <w:r>
-        <w:rPr>
-          <w:rFonts w:ascii="돋움체" w:hAnsi="돋움체" w:cs="돋움체"/>
-          <w:color w:val="000000"/>
-          <w:kern w:val="0"/>
-          <w:sz w:val="19"/>
-          <w:szCs w:val="19"/>
-        </w:rPr>
-        <w:t xml:space="preserve"> header2 = document.querySelector(</w:t>
+      <w:proofErr w:type="spellEnd"/>
+      <w:r>
+        <w:rPr>
+          <w:rFonts w:ascii="돋움체" w:hAnsi="돋움체" w:cs="돋움체"/>
+          <w:color w:val="000000"/>
+          <w:kern w:val="0"/>
+          <w:sz w:val="19"/>
+          <w:szCs w:val="19"/>
+        </w:rPr>
+        <w:t xml:space="preserve"> header2 = </w:t>
+      </w:r>
+      <w:proofErr w:type="spellStart"/>
+      <w:proofErr w:type="gramStart"/>
+      <w:r>
+        <w:rPr>
+          <w:rFonts w:ascii="돋움체" w:hAnsi="돋움체" w:cs="돋움체"/>
+          <w:color w:val="000000"/>
+          <w:kern w:val="0"/>
+          <w:sz w:val="19"/>
+          <w:szCs w:val="19"/>
+        </w:rPr>
+        <w:t>document.querySelector</w:t>
+      </w:r>
+      <w:proofErr w:type="spellEnd"/>
+      <w:proofErr w:type="gramEnd"/>
+      <w:r>
+        <w:rPr>
+          <w:rFonts w:ascii="돋움체" w:hAnsi="돋움체" w:cs="돋움체"/>
+          <w:color w:val="000000"/>
+          <w:kern w:val="0"/>
+          <w:sz w:val="19"/>
+          <w:szCs w:val="19"/>
+        </w:rPr>
+        <w:t>(</w:t>
       </w:r>
       <w:r>
         <w:rPr>
@@ -14110,7 +16776,28 @@
           <w:szCs w:val="19"/>
         </w:rPr>
         <w:tab/>
-        <w:t xml:space="preserve">header2.style.color = </w:t>
+      </w:r>
+      <w:proofErr w:type="gramStart"/>
+      <w:r>
+        <w:rPr>
+          <w:rFonts w:ascii="돋움체" w:hAnsi="돋움체" w:cs="돋움체"/>
+          <w:color w:val="000000"/>
+          <w:kern w:val="0"/>
+          <w:sz w:val="19"/>
+          <w:szCs w:val="19"/>
+        </w:rPr>
+        <w:t>header2.style.color</w:t>
+      </w:r>
+      <w:proofErr w:type="gramEnd"/>
+      <w:r>
+        <w:rPr>
+          <w:rFonts w:ascii="돋움체" w:hAnsi="돋움체" w:cs="돋움체"/>
+          <w:color w:val="000000"/>
+          <w:kern w:val="0"/>
+          <w:sz w:val="19"/>
+          <w:szCs w:val="19"/>
+        </w:rPr>
+        <w:t xml:space="preserve"> = </w:t>
       </w:r>
       <w:r>
         <w:rPr>
@@ -14560,6 +17247,7 @@
         </w:rPr>
         <w:t xml:space="preserve"> </w:t>
       </w:r>
+      <w:proofErr w:type="spellStart"/>
       <w:r>
         <w:rPr>
           <w:rFonts w:ascii="돋움체" w:hAnsi="돋움체" w:cs="돋움체"/>
@@ -14570,6 +17258,7 @@
         </w:rPr>
         <w:t>onclick</w:t>
       </w:r>
+      <w:proofErr w:type="spellEnd"/>
       <w:r>
         <w:rPr>
           <w:rFonts w:ascii="돋움체" w:hAnsi="돋움체" w:cs="돋움체"/>
@@ -14725,6 +17414,7 @@
         </w:rPr>
         <w:t xml:space="preserve"> </w:t>
       </w:r>
+      <w:proofErr w:type="spellStart"/>
       <w:r>
         <w:rPr>
           <w:rFonts w:ascii="돋움체" w:hAnsi="돋움체" w:cs="돋움체"/>
@@ -14735,6 +17425,7 @@
         </w:rPr>
         <w:t>onclick</w:t>
       </w:r>
+      <w:proofErr w:type="spellEnd"/>
       <w:r>
         <w:rPr>
           <w:rFonts w:ascii="돋움체" w:hAnsi="돋움체" w:cs="돋움체"/>
@@ -14932,13 +17623,23 @@
           <w:szCs w:val="19"/>
         </w:rPr>
       </w:pPr>
+      <w:proofErr w:type="spellStart"/>
       <w:r>
         <w:rPr>
           <w:rFonts w:hint="eastAsia"/>
           <w:sz w:val="19"/>
           <w:szCs w:val="19"/>
         </w:rPr>
-        <w:t>removeChild(child)</w:t>
+        <w:t>removeChild</w:t>
+      </w:r>
+      <w:proofErr w:type="spellEnd"/>
+      <w:r>
+        <w:rPr>
+          <w:rFonts w:hint="eastAsia"/>
+          <w:sz w:val="19"/>
+          <w:szCs w:val="19"/>
+        </w:rPr>
+        <w:t>(child)</w:t>
       </w:r>
     </w:p>
     <w:p>
@@ -14956,6 +17657,7 @@
           <w:szCs w:val="19"/>
         </w:rPr>
       </w:pPr>
+      <w:proofErr w:type="gramStart"/>
       <w:r>
         <w:rPr>
           <w:rFonts w:ascii="돋움체" w:hAnsi="돋움체" w:cs="돋움체"/>
@@ -14976,6 +17678,7 @@
         </w:rPr>
         <w:t>!DOCTYPE</w:t>
       </w:r>
+      <w:proofErr w:type="gramEnd"/>
       <w:r>
         <w:rPr>
           <w:rFonts w:ascii="돋움체" w:hAnsi="돋움체" w:cs="돋움체"/>
@@ -15052,6 +17755,7 @@
         </w:rPr>
         <w:t xml:space="preserve"> </w:t>
       </w:r>
+      <w:proofErr w:type="spellStart"/>
       <w:r>
         <w:rPr>
           <w:rFonts w:ascii="돋움체" w:hAnsi="돋움체" w:cs="돋움체"/>
@@ -15062,15 +17766,38 @@
         </w:rPr>
         <w:t>lang</w:t>
       </w:r>
-      <w:r>
-        <w:rPr>
-          <w:rFonts w:ascii="돋움체" w:hAnsi="돋움체" w:cs="돋움체"/>
-          <w:color w:val="0000FF"/>
-          <w:kern w:val="0"/>
-          <w:sz w:val="19"/>
-          <w:szCs w:val="19"/>
-        </w:rPr>
-        <w:t>="en"</w:t>
+      <w:proofErr w:type="spellEnd"/>
+      <w:r>
+        <w:rPr>
+          <w:rFonts w:ascii="돋움체" w:hAnsi="돋움체" w:cs="돋움체"/>
+          <w:color w:val="0000FF"/>
+          <w:kern w:val="0"/>
+          <w:sz w:val="19"/>
+          <w:szCs w:val="19"/>
+        </w:rPr>
+        <w:t>="</w:t>
+      </w:r>
+      <w:proofErr w:type="spellStart"/>
+      <w:r>
+        <w:rPr>
+          <w:rFonts w:ascii="돋움체" w:hAnsi="돋움체" w:cs="돋움체"/>
+          <w:color w:val="0000FF"/>
+          <w:kern w:val="0"/>
+          <w:sz w:val="19"/>
+          <w:szCs w:val="19"/>
+        </w:rPr>
+        <w:t>en</w:t>
+      </w:r>
+      <w:proofErr w:type="spellEnd"/>
+      <w:r>
+        <w:rPr>
+          <w:rFonts w:ascii="돋움체" w:hAnsi="돋움체" w:cs="돋움체"/>
+          <w:color w:val="0000FF"/>
+          <w:kern w:val="0"/>
+          <w:sz w:val="19"/>
+          <w:szCs w:val="19"/>
+        </w:rPr>
+        <w:t>"</w:t>
       </w:r>
       <w:r>
         <w:rPr>
@@ -15082,6 +17809,7 @@
         </w:rPr>
         <w:t xml:space="preserve"> </w:t>
       </w:r>
+      <w:proofErr w:type="spellStart"/>
       <w:r>
         <w:rPr>
           <w:rFonts w:ascii="돋움체" w:hAnsi="돋움체" w:cs="돋움체"/>
@@ -15092,6 +17820,7 @@
         </w:rPr>
         <w:t>xmlns</w:t>
       </w:r>
+      <w:proofErr w:type="spellEnd"/>
       <w:r>
         <w:rPr>
           <w:rFonts w:ascii="돋움체" w:hAnsi="돋움체" w:cs="돋움체"/>
@@ -15420,7 +18149,18 @@
           <w:sz w:val="19"/>
           <w:szCs w:val="19"/>
         </w:rPr>
-        <w:t xml:space="preserve"> remove() { </w:t>
+        <w:t xml:space="preserve"> remove() </w:t>
+      </w:r>
+      <w:proofErr w:type="gramStart"/>
+      <w:r>
+        <w:rPr>
+          <w:rFonts w:ascii="돋움체" w:hAnsi="돋움체" w:cs="돋움체"/>
+          <w:color w:val="000000"/>
+          <w:kern w:val="0"/>
+          <w:sz w:val="19"/>
+          <w:szCs w:val="19"/>
+        </w:rPr>
+        <w:t xml:space="preserve">{ </w:t>
       </w:r>
       <w:r>
         <w:rPr>
@@ -15430,7 +18170,18 @@
           <w:sz w:val="19"/>
           <w:szCs w:val="19"/>
         </w:rPr>
-        <w:t>// h1</w:t>
+        <w:t>/</w:t>
+      </w:r>
+      <w:proofErr w:type="gramEnd"/>
+      <w:r>
+        <w:rPr>
+          <w:rFonts w:ascii="돋움체" w:hAnsi="돋움체" w:cs="돋움체"/>
+          <w:color w:val="008000"/>
+          <w:kern w:val="0"/>
+          <w:sz w:val="19"/>
+          <w:szCs w:val="19"/>
+        </w:rPr>
+        <w:t>/ h1</w:t>
       </w:r>
       <w:r>
         <w:rPr>
@@ -15508,6 +18259,7 @@
         </w:rPr>
         <w:t xml:space="preserve">            </w:t>
       </w:r>
+      <w:proofErr w:type="spellStart"/>
       <w:r>
         <w:rPr>
           <w:rFonts w:ascii="돋움체" w:hAnsi="돋움체" w:cs="돋움체"/>
@@ -15518,15 +18270,40 @@
         </w:rPr>
         <w:t>var</w:t>
       </w:r>
-      <w:r>
-        <w:rPr>
-          <w:rFonts w:ascii="돋움체" w:hAnsi="돋움체" w:cs="돋움체"/>
-          <w:color w:val="000000"/>
-          <w:kern w:val="0"/>
-          <w:sz w:val="19"/>
-          <w:szCs w:val="19"/>
-        </w:rPr>
-        <w:t xml:space="preserve"> header = document.getElementById(</w:t>
+      <w:proofErr w:type="spellEnd"/>
+      <w:r>
+        <w:rPr>
+          <w:rFonts w:ascii="돋움체" w:hAnsi="돋움체" w:cs="돋움체"/>
+          <w:color w:val="000000"/>
+          <w:kern w:val="0"/>
+          <w:sz w:val="19"/>
+          <w:szCs w:val="19"/>
+        </w:rPr>
+        <w:t xml:space="preserve"> header = </w:t>
+      </w:r>
+      <w:proofErr w:type="spellStart"/>
+      <w:proofErr w:type="gramStart"/>
+      <w:r>
+        <w:rPr>
+          <w:rFonts w:ascii="돋움체" w:hAnsi="돋움체" w:cs="돋움체"/>
+          <w:color w:val="000000"/>
+          <w:kern w:val="0"/>
+          <w:sz w:val="19"/>
+          <w:szCs w:val="19"/>
+        </w:rPr>
+        <w:t>document.getElementById</w:t>
+      </w:r>
+      <w:proofErr w:type="spellEnd"/>
+      <w:proofErr w:type="gramEnd"/>
+      <w:r>
+        <w:rPr>
+          <w:rFonts w:ascii="돋움체" w:hAnsi="돋움체" w:cs="돋움체"/>
+          <w:color w:val="000000"/>
+          <w:kern w:val="0"/>
+          <w:sz w:val="19"/>
+          <w:szCs w:val="19"/>
+        </w:rPr>
+        <w:t>(</w:t>
       </w:r>
       <w:r>
         <w:rPr>
@@ -15572,7 +18349,41 @@
           <w:sz w:val="19"/>
           <w:szCs w:val="19"/>
         </w:rPr>
-        <w:t xml:space="preserve">            document.body.removeChild(header);</w:t>
+        <w:t xml:space="preserve">            </w:t>
+      </w:r>
+      <w:proofErr w:type="spellStart"/>
+      <w:proofErr w:type="gramStart"/>
+      <w:r>
+        <w:rPr>
+          <w:rFonts w:ascii="돋움체" w:hAnsi="돋움체" w:cs="돋움체"/>
+          <w:color w:val="000000"/>
+          <w:kern w:val="0"/>
+          <w:sz w:val="19"/>
+          <w:szCs w:val="19"/>
+        </w:rPr>
+        <w:t>document.body</w:t>
+      </w:r>
+      <w:proofErr w:type="gramEnd"/>
+      <w:r>
+        <w:rPr>
+          <w:rFonts w:ascii="돋움체" w:hAnsi="돋움체" w:cs="돋움체"/>
+          <w:color w:val="000000"/>
+          <w:kern w:val="0"/>
+          <w:sz w:val="19"/>
+          <w:szCs w:val="19"/>
+        </w:rPr>
+        <w:t>.removeChild</w:t>
+      </w:r>
+      <w:proofErr w:type="spellEnd"/>
+      <w:r>
+        <w:rPr>
+          <w:rFonts w:ascii="돋움체" w:hAnsi="돋움체" w:cs="돋움체"/>
+          <w:color w:val="000000"/>
+          <w:kern w:val="0"/>
+          <w:sz w:val="19"/>
+          <w:szCs w:val="19"/>
+        </w:rPr>
+        <w:t>(header);</w:t>
       </w:r>
     </w:p>
     <w:p>
@@ -15804,6 +18615,7 @@
         </w:rPr>
         <w:t xml:space="preserve"> </w:t>
       </w:r>
+      <w:proofErr w:type="spellStart"/>
       <w:r>
         <w:rPr>
           <w:rFonts w:ascii="돋움체" w:hAnsi="돋움체" w:cs="돋움체"/>
@@ -15814,6 +18626,7 @@
         </w:rPr>
         <w:t>onclick</w:t>
       </w:r>
+      <w:proofErr w:type="spellEnd"/>
       <w:r>
         <w:rPr>
           <w:rFonts w:ascii="돋움체" w:hAnsi="돋움체" w:cs="돋움체"/>
@@ -16168,6 +18981,7 @@
           <w:szCs w:val="19"/>
         </w:rPr>
       </w:pPr>
+      <w:proofErr w:type="gramStart"/>
       <w:r>
         <w:rPr>
           <w:rFonts w:ascii="돋움체" w:hAnsi="돋움체" w:cs="돋움체"/>
@@ -16188,6 +19002,7 @@
         </w:rPr>
         <w:t>!DOCTYPE</w:t>
       </w:r>
+      <w:proofErr w:type="gramEnd"/>
       <w:r>
         <w:rPr>
           <w:rFonts w:ascii="돋움체" w:hAnsi="돋움체" w:cs="돋움체"/>
@@ -16264,6 +19079,7 @@
         </w:rPr>
         <w:t xml:space="preserve"> </w:t>
       </w:r>
+      <w:proofErr w:type="spellStart"/>
       <w:r>
         <w:rPr>
           <w:rFonts w:ascii="돋움체" w:hAnsi="돋움체" w:cs="돋움체"/>
@@ -16274,15 +19090,38 @@
         </w:rPr>
         <w:t>lang</w:t>
       </w:r>
-      <w:r>
-        <w:rPr>
-          <w:rFonts w:ascii="돋움체" w:hAnsi="돋움체" w:cs="돋움체"/>
-          <w:color w:val="0000FF"/>
-          <w:kern w:val="0"/>
-          <w:sz w:val="19"/>
-          <w:szCs w:val="19"/>
-        </w:rPr>
-        <w:t>="en"</w:t>
+      <w:proofErr w:type="spellEnd"/>
+      <w:r>
+        <w:rPr>
+          <w:rFonts w:ascii="돋움체" w:hAnsi="돋움체" w:cs="돋움체"/>
+          <w:color w:val="0000FF"/>
+          <w:kern w:val="0"/>
+          <w:sz w:val="19"/>
+          <w:szCs w:val="19"/>
+        </w:rPr>
+        <w:t>="</w:t>
+      </w:r>
+      <w:proofErr w:type="spellStart"/>
+      <w:r>
+        <w:rPr>
+          <w:rFonts w:ascii="돋움체" w:hAnsi="돋움체" w:cs="돋움체"/>
+          <w:color w:val="0000FF"/>
+          <w:kern w:val="0"/>
+          <w:sz w:val="19"/>
+          <w:szCs w:val="19"/>
+        </w:rPr>
+        <w:t>en</w:t>
+      </w:r>
+      <w:proofErr w:type="spellEnd"/>
+      <w:r>
+        <w:rPr>
+          <w:rFonts w:ascii="돋움체" w:hAnsi="돋움체" w:cs="돋움체"/>
+          <w:color w:val="0000FF"/>
+          <w:kern w:val="0"/>
+          <w:sz w:val="19"/>
+          <w:szCs w:val="19"/>
+        </w:rPr>
+        <w:t>"</w:t>
       </w:r>
       <w:r>
         <w:rPr>
@@ -16294,6 +19133,7 @@
         </w:rPr>
         <w:t xml:space="preserve"> </w:t>
       </w:r>
+      <w:proofErr w:type="spellStart"/>
       <w:r>
         <w:rPr>
           <w:rFonts w:ascii="돋움체" w:hAnsi="돋움체" w:cs="돋움체"/>
@@ -16304,6 +19144,7 @@
         </w:rPr>
         <w:t>xmlns</w:t>
       </w:r>
+      <w:proofErr w:type="spellEnd"/>
       <w:r>
         <w:rPr>
           <w:rFonts w:ascii="돋움체" w:hAnsi="돋움체" w:cs="돋움체"/>
@@ -16632,7 +19473,18 @@
           <w:sz w:val="19"/>
           <w:szCs w:val="19"/>
         </w:rPr>
-        <w:t xml:space="preserve"> remove() { </w:t>
+        <w:t xml:space="preserve"> remove() </w:t>
+      </w:r>
+      <w:proofErr w:type="gramStart"/>
+      <w:r>
+        <w:rPr>
+          <w:rFonts w:ascii="돋움체" w:hAnsi="돋움체" w:cs="돋움체"/>
+          <w:color w:val="000000"/>
+          <w:kern w:val="0"/>
+          <w:sz w:val="19"/>
+          <w:szCs w:val="19"/>
+        </w:rPr>
+        <w:t xml:space="preserve">{ </w:t>
       </w:r>
       <w:r>
         <w:rPr>
@@ -16642,7 +19494,18 @@
           <w:sz w:val="19"/>
           <w:szCs w:val="19"/>
         </w:rPr>
-        <w:t>// h1</w:t>
+        <w:t>/</w:t>
+      </w:r>
+      <w:proofErr w:type="gramEnd"/>
+      <w:r>
+        <w:rPr>
+          <w:rFonts w:ascii="돋움체" w:hAnsi="돋움체" w:cs="돋움체"/>
+          <w:color w:val="008000"/>
+          <w:kern w:val="0"/>
+          <w:sz w:val="19"/>
+          <w:szCs w:val="19"/>
+        </w:rPr>
+        <w:t>/ h1</w:t>
       </w:r>
       <w:r>
         <w:rPr>
@@ -16720,6 +19583,7 @@
         </w:rPr>
         <w:t xml:space="preserve">            </w:t>
       </w:r>
+      <w:proofErr w:type="spellStart"/>
       <w:r>
         <w:rPr>
           <w:rFonts w:ascii="돋움체" w:hAnsi="돋움체" w:cs="돋움체"/>
@@ -16730,15 +19594,40 @@
         </w:rPr>
         <w:t>var</w:t>
       </w:r>
-      <w:r>
-        <w:rPr>
-          <w:rFonts w:ascii="돋움체" w:hAnsi="돋움체" w:cs="돋움체"/>
-          <w:color w:val="000000"/>
-          <w:kern w:val="0"/>
-          <w:sz w:val="19"/>
-          <w:szCs w:val="19"/>
-        </w:rPr>
-        <w:t xml:space="preserve"> h1s = document.getElementsByTagName(</w:t>
+      <w:proofErr w:type="spellEnd"/>
+      <w:r>
+        <w:rPr>
+          <w:rFonts w:ascii="돋움체" w:hAnsi="돋움체" w:cs="돋움체"/>
+          <w:color w:val="000000"/>
+          <w:kern w:val="0"/>
+          <w:sz w:val="19"/>
+          <w:szCs w:val="19"/>
+        </w:rPr>
+        <w:t xml:space="preserve"> h1s = </w:t>
+      </w:r>
+      <w:proofErr w:type="spellStart"/>
+      <w:proofErr w:type="gramStart"/>
+      <w:r>
+        <w:rPr>
+          <w:rFonts w:ascii="돋움체" w:hAnsi="돋움체" w:cs="돋움체"/>
+          <w:color w:val="000000"/>
+          <w:kern w:val="0"/>
+          <w:sz w:val="19"/>
+          <w:szCs w:val="19"/>
+        </w:rPr>
+        <w:t>document.getElementsByTagName</w:t>
+      </w:r>
+      <w:proofErr w:type="spellEnd"/>
+      <w:proofErr w:type="gramEnd"/>
+      <w:r>
+        <w:rPr>
+          <w:rFonts w:ascii="돋움체" w:hAnsi="돋움체" w:cs="돋움체"/>
+          <w:color w:val="000000"/>
+          <w:kern w:val="0"/>
+          <w:sz w:val="19"/>
+          <w:szCs w:val="19"/>
+        </w:rPr>
+        <w:t>(</w:t>
       </w:r>
       <w:r>
         <w:rPr>
@@ -16806,6 +19695,7 @@
         </w:rPr>
         <w:t xml:space="preserve"> (</w:t>
       </w:r>
+      <w:proofErr w:type="spellStart"/>
       <w:r>
         <w:rPr>
           <w:rFonts w:ascii="돋움체" w:hAnsi="돋움체" w:cs="돋움체"/>
@@ -16816,15 +19706,104 @@
         </w:rPr>
         <w:t>var</w:t>
       </w:r>
-      <w:r>
-        <w:rPr>
-          <w:rFonts w:ascii="돋움체" w:hAnsi="돋움체" w:cs="돋움체"/>
-          <w:color w:val="000000"/>
-          <w:kern w:val="0"/>
-          <w:sz w:val="19"/>
-          <w:szCs w:val="19"/>
-        </w:rPr>
-        <w:t xml:space="preserve"> i = h1s.length-1 ; i &gt;=0 ; i--) {</w:t>
+      <w:proofErr w:type="spellEnd"/>
+      <w:r>
+        <w:rPr>
+          <w:rFonts w:ascii="돋움체" w:hAnsi="돋움체" w:cs="돋움체"/>
+          <w:color w:val="000000"/>
+          <w:kern w:val="0"/>
+          <w:sz w:val="19"/>
+          <w:szCs w:val="19"/>
+        </w:rPr>
+        <w:t xml:space="preserve"> </w:t>
+      </w:r>
+      <w:proofErr w:type="spellStart"/>
+      <w:r>
+        <w:rPr>
+          <w:rFonts w:ascii="돋움체" w:hAnsi="돋움체" w:cs="돋움체"/>
+          <w:color w:val="000000"/>
+          <w:kern w:val="0"/>
+          <w:sz w:val="19"/>
+          <w:szCs w:val="19"/>
+        </w:rPr>
+        <w:t>i</w:t>
+      </w:r>
+      <w:proofErr w:type="spellEnd"/>
+      <w:r>
+        <w:rPr>
+          <w:rFonts w:ascii="돋움체" w:hAnsi="돋움체" w:cs="돋움체"/>
+          <w:color w:val="000000"/>
+          <w:kern w:val="0"/>
+          <w:sz w:val="19"/>
+          <w:szCs w:val="19"/>
+        </w:rPr>
+        <w:t xml:space="preserve"> = h1s.length-</w:t>
+      </w:r>
+      <w:proofErr w:type="gramStart"/>
+      <w:r>
+        <w:rPr>
+          <w:rFonts w:ascii="돋움체" w:hAnsi="돋움체" w:cs="돋움체"/>
+          <w:color w:val="000000"/>
+          <w:kern w:val="0"/>
+          <w:sz w:val="19"/>
+          <w:szCs w:val="19"/>
+        </w:rPr>
+        <w:t>1 ;</w:t>
+      </w:r>
+      <w:proofErr w:type="gramEnd"/>
+      <w:r>
+        <w:rPr>
+          <w:rFonts w:ascii="돋움체" w:hAnsi="돋움체" w:cs="돋움체"/>
+          <w:color w:val="000000"/>
+          <w:kern w:val="0"/>
+          <w:sz w:val="19"/>
+          <w:szCs w:val="19"/>
+        </w:rPr>
+        <w:t xml:space="preserve"> </w:t>
+      </w:r>
+      <w:proofErr w:type="spellStart"/>
+      <w:r>
+        <w:rPr>
+          <w:rFonts w:ascii="돋움체" w:hAnsi="돋움체" w:cs="돋움체"/>
+          <w:color w:val="000000"/>
+          <w:kern w:val="0"/>
+          <w:sz w:val="19"/>
+          <w:szCs w:val="19"/>
+        </w:rPr>
+        <w:t>i</w:t>
+      </w:r>
+      <w:proofErr w:type="spellEnd"/>
+      <w:r>
+        <w:rPr>
+          <w:rFonts w:ascii="돋움체" w:hAnsi="돋움체" w:cs="돋움체"/>
+          <w:color w:val="000000"/>
+          <w:kern w:val="0"/>
+          <w:sz w:val="19"/>
+          <w:szCs w:val="19"/>
+        </w:rPr>
+        <w:t xml:space="preserve"> &gt;=0 ; </w:t>
+      </w:r>
+      <w:proofErr w:type="spellStart"/>
+      <w:r>
+        <w:rPr>
+          <w:rFonts w:ascii="돋움체" w:hAnsi="돋움체" w:cs="돋움체"/>
+          <w:color w:val="000000"/>
+          <w:kern w:val="0"/>
+          <w:sz w:val="19"/>
+          <w:szCs w:val="19"/>
+        </w:rPr>
+        <w:t>i</w:t>
+      </w:r>
+      <w:proofErr w:type="spellEnd"/>
+      <w:r>
+        <w:rPr>
+          <w:rFonts w:ascii="돋움체" w:hAnsi="돋움체" w:cs="돋움체"/>
+          <w:color w:val="000000"/>
+          <w:kern w:val="0"/>
+          <w:sz w:val="19"/>
+          <w:szCs w:val="19"/>
+        </w:rPr>
+        <w:t>--) {</w:t>
       </w:r>
     </w:p>
     <w:p>
@@ -16850,7 +19829,63 @@
           <w:sz w:val="19"/>
           <w:szCs w:val="19"/>
         </w:rPr>
-        <w:t xml:space="preserve">                document.body.removeChild(h1s[i]);</w:t>
+        <w:t xml:space="preserve">                </w:t>
+      </w:r>
+      <w:proofErr w:type="spellStart"/>
+      <w:proofErr w:type="gramStart"/>
+      <w:r>
+        <w:rPr>
+          <w:rFonts w:ascii="돋움체" w:hAnsi="돋움체" w:cs="돋움체"/>
+          <w:color w:val="000000"/>
+          <w:kern w:val="0"/>
+          <w:sz w:val="19"/>
+          <w:szCs w:val="19"/>
+        </w:rPr>
+        <w:t>document.body</w:t>
+      </w:r>
+      <w:proofErr w:type="gramEnd"/>
+      <w:r>
+        <w:rPr>
+          <w:rFonts w:ascii="돋움체" w:hAnsi="돋움체" w:cs="돋움체"/>
+          <w:color w:val="000000"/>
+          <w:kern w:val="0"/>
+          <w:sz w:val="19"/>
+          <w:szCs w:val="19"/>
+        </w:rPr>
+        <w:t>.removeChild</w:t>
+      </w:r>
+      <w:proofErr w:type="spellEnd"/>
+      <w:r>
+        <w:rPr>
+          <w:rFonts w:ascii="돋움체" w:hAnsi="돋움체" w:cs="돋움체"/>
+          <w:color w:val="000000"/>
+          <w:kern w:val="0"/>
+          <w:sz w:val="19"/>
+          <w:szCs w:val="19"/>
+        </w:rPr>
+        <w:t>(h1s[</w:t>
+      </w:r>
+      <w:proofErr w:type="spellStart"/>
+      <w:r>
+        <w:rPr>
+          <w:rFonts w:ascii="돋움체" w:hAnsi="돋움체" w:cs="돋움체"/>
+          <w:color w:val="000000"/>
+          <w:kern w:val="0"/>
+          <w:sz w:val="19"/>
+          <w:szCs w:val="19"/>
+        </w:rPr>
+        <w:t>i</w:t>
+      </w:r>
+      <w:proofErr w:type="spellEnd"/>
+      <w:r>
+        <w:rPr>
+          <w:rFonts w:ascii="돋움체" w:hAnsi="돋움체" w:cs="돋움체"/>
+          <w:color w:val="000000"/>
+          <w:kern w:val="0"/>
+          <w:sz w:val="19"/>
+          <w:szCs w:val="19"/>
+        </w:rPr>
+        <w:t>]);</w:t>
       </w:r>
     </w:p>
     <w:p>
@@ -16948,7 +19983,18 @@
           <w:sz w:val="19"/>
           <w:szCs w:val="19"/>
         </w:rPr>
-        <w:t xml:space="preserve"> append() { </w:t>
+        <w:t xml:space="preserve"> append() </w:t>
+      </w:r>
+      <w:proofErr w:type="gramStart"/>
+      <w:r>
+        <w:rPr>
+          <w:rFonts w:ascii="돋움체" w:hAnsi="돋움체" w:cs="돋움체"/>
+          <w:color w:val="000000"/>
+          <w:kern w:val="0"/>
+          <w:sz w:val="19"/>
+          <w:szCs w:val="19"/>
+        </w:rPr>
+        <w:t xml:space="preserve">{ </w:t>
       </w:r>
       <w:r>
         <w:rPr>
@@ -16958,7 +20004,18 @@
           <w:sz w:val="19"/>
           <w:szCs w:val="19"/>
         </w:rPr>
-        <w:t>// h1</w:t>
+        <w:t>/</w:t>
+      </w:r>
+      <w:proofErr w:type="gramEnd"/>
+      <w:r>
+        <w:rPr>
+          <w:rFonts w:ascii="돋움체" w:hAnsi="돋움체" w:cs="돋움체"/>
+          <w:color w:val="008000"/>
+          <w:kern w:val="0"/>
+          <w:sz w:val="19"/>
+          <w:szCs w:val="19"/>
+        </w:rPr>
+        <w:t>/ h1</w:t>
       </w:r>
       <w:r>
         <w:rPr>
@@ -17044,7 +20101,53 @@
           <w:sz w:val="19"/>
           <w:szCs w:val="19"/>
         </w:rPr>
-        <w:t>//var h1 = document.createElement('h1');</w:t>
+        <w:t>//</w:t>
+      </w:r>
+      <w:proofErr w:type="spellStart"/>
+      <w:r>
+        <w:rPr>
+          <w:rFonts w:ascii="돋움체" w:hAnsi="돋움체" w:cs="돋움체"/>
+          <w:color w:val="008000"/>
+          <w:kern w:val="0"/>
+          <w:sz w:val="19"/>
+          <w:szCs w:val="19"/>
+        </w:rPr>
+        <w:t>var</w:t>
+      </w:r>
+      <w:proofErr w:type="spellEnd"/>
+      <w:r>
+        <w:rPr>
+          <w:rFonts w:ascii="돋움체" w:hAnsi="돋움체" w:cs="돋움체"/>
+          <w:color w:val="008000"/>
+          <w:kern w:val="0"/>
+          <w:sz w:val="19"/>
+          <w:szCs w:val="19"/>
+        </w:rPr>
+        <w:t xml:space="preserve"> h1 = </w:t>
+      </w:r>
+      <w:proofErr w:type="spellStart"/>
+      <w:proofErr w:type="gramStart"/>
+      <w:r>
+        <w:rPr>
+          <w:rFonts w:ascii="돋움체" w:hAnsi="돋움체" w:cs="돋움체"/>
+          <w:color w:val="008000"/>
+          <w:kern w:val="0"/>
+          <w:sz w:val="19"/>
+          <w:szCs w:val="19"/>
+        </w:rPr>
+        <w:t>document.createElement</w:t>
+      </w:r>
+      <w:proofErr w:type="spellEnd"/>
+      <w:proofErr w:type="gramEnd"/>
+      <w:r>
+        <w:rPr>
+          <w:rFonts w:ascii="돋움체" w:hAnsi="돋움체" w:cs="돋움체"/>
+          <w:color w:val="008000"/>
+          <w:kern w:val="0"/>
+          <w:sz w:val="19"/>
+          <w:szCs w:val="19"/>
+        </w:rPr>
+        <w:t>('h1');</w:t>
       </w:r>
     </w:p>
     <w:p>
@@ -17080,7 +20183,75 @@
           <w:sz w:val="19"/>
           <w:szCs w:val="19"/>
         </w:rPr>
-        <w:t>//var textNode = document.createTextNode('HEADER');</w:t>
+        <w:t>//</w:t>
+      </w:r>
+      <w:proofErr w:type="spellStart"/>
+      <w:r>
+        <w:rPr>
+          <w:rFonts w:ascii="돋움체" w:hAnsi="돋움체" w:cs="돋움체"/>
+          <w:color w:val="008000"/>
+          <w:kern w:val="0"/>
+          <w:sz w:val="19"/>
+          <w:szCs w:val="19"/>
+        </w:rPr>
+        <w:t>var</w:t>
+      </w:r>
+      <w:proofErr w:type="spellEnd"/>
+      <w:r>
+        <w:rPr>
+          <w:rFonts w:ascii="돋움체" w:hAnsi="돋움체" w:cs="돋움체"/>
+          <w:color w:val="008000"/>
+          <w:kern w:val="0"/>
+          <w:sz w:val="19"/>
+          <w:szCs w:val="19"/>
+        </w:rPr>
+        <w:t xml:space="preserve"> </w:t>
+      </w:r>
+      <w:proofErr w:type="spellStart"/>
+      <w:r>
+        <w:rPr>
+          <w:rFonts w:ascii="돋움체" w:hAnsi="돋움체" w:cs="돋움체"/>
+          <w:color w:val="008000"/>
+          <w:kern w:val="0"/>
+          <w:sz w:val="19"/>
+          <w:szCs w:val="19"/>
+        </w:rPr>
+        <w:t>textNode</w:t>
+      </w:r>
+      <w:proofErr w:type="spellEnd"/>
+      <w:r>
+        <w:rPr>
+          <w:rFonts w:ascii="돋움체" w:hAnsi="돋움체" w:cs="돋움체"/>
+          <w:color w:val="008000"/>
+          <w:kern w:val="0"/>
+          <w:sz w:val="19"/>
+          <w:szCs w:val="19"/>
+        </w:rPr>
+        <w:t xml:space="preserve"> = </w:t>
+      </w:r>
+      <w:proofErr w:type="spellStart"/>
+      <w:proofErr w:type="gramStart"/>
+      <w:r>
+        <w:rPr>
+          <w:rFonts w:ascii="돋움체" w:hAnsi="돋움체" w:cs="돋움체"/>
+          <w:color w:val="008000"/>
+          <w:kern w:val="0"/>
+          <w:sz w:val="19"/>
+          <w:szCs w:val="19"/>
+        </w:rPr>
+        <w:t>document.createTextNode</w:t>
+      </w:r>
+      <w:proofErr w:type="spellEnd"/>
+      <w:proofErr w:type="gramEnd"/>
+      <w:r>
+        <w:rPr>
+          <w:rFonts w:ascii="돋움체" w:hAnsi="돋움체" w:cs="돋움체"/>
+          <w:color w:val="008000"/>
+          <w:kern w:val="0"/>
+          <w:sz w:val="19"/>
+          <w:szCs w:val="19"/>
+        </w:rPr>
+        <w:t>('HEADER');</w:t>
       </w:r>
     </w:p>
     <w:p>
@@ -17116,7 +20287,51 @@
           <w:sz w:val="19"/>
           <w:szCs w:val="19"/>
         </w:rPr>
-        <w:t>//h1.appendChild(textNode);</w:t>
+        <w:t>//h</w:t>
+      </w:r>
+      <w:proofErr w:type="gramStart"/>
+      <w:r>
+        <w:rPr>
+          <w:rFonts w:ascii="돋움체" w:hAnsi="돋움체" w:cs="돋움체"/>
+          <w:color w:val="008000"/>
+          <w:kern w:val="0"/>
+          <w:sz w:val="19"/>
+          <w:szCs w:val="19"/>
+        </w:rPr>
+        <w:t>1.appendChild</w:t>
+      </w:r>
+      <w:proofErr w:type="gramEnd"/>
+      <w:r>
+        <w:rPr>
+          <w:rFonts w:ascii="돋움체" w:hAnsi="돋움체" w:cs="돋움체"/>
+          <w:color w:val="008000"/>
+          <w:kern w:val="0"/>
+          <w:sz w:val="19"/>
+          <w:szCs w:val="19"/>
+        </w:rPr>
+        <w:t>(</w:t>
+      </w:r>
+      <w:proofErr w:type="spellStart"/>
+      <w:r>
+        <w:rPr>
+          <w:rFonts w:ascii="돋움체" w:hAnsi="돋움체" w:cs="돋움체"/>
+          <w:color w:val="008000"/>
+          <w:kern w:val="0"/>
+          <w:sz w:val="19"/>
+          <w:szCs w:val="19"/>
+        </w:rPr>
+        <w:t>textNode</w:t>
+      </w:r>
+      <w:proofErr w:type="spellEnd"/>
+      <w:r>
+        <w:rPr>
+          <w:rFonts w:ascii="돋움체" w:hAnsi="돋움체" w:cs="돋움체"/>
+          <w:color w:val="008000"/>
+          <w:kern w:val="0"/>
+          <w:sz w:val="19"/>
+          <w:szCs w:val="19"/>
+        </w:rPr>
+        <w:t>);</w:t>
       </w:r>
     </w:p>
     <w:p>
@@ -17152,7 +20367,41 @@
           <w:sz w:val="19"/>
           <w:szCs w:val="19"/>
         </w:rPr>
-        <w:t>//document.body.appendChild(h1);</w:t>
+        <w:t>//</w:t>
+      </w:r>
+      <w:proofErr w:type="spellStart"/>
+      <w:proofErr w:type="gramStart"/>
+      <w:r>
+        <w:rPr>
+          <w:rFonts w:ascii="돋움체" w:hAnsi="돋움체" w:cs="돋움체"/>
+          <w:color w:val="008000"/>
+          <w:kern w:val="0"/>
+          <w:sz w:val="19"/>
+          <w:szCs w:val="19"/>
+        </w:rPr>
+        <w:t>document.body</w:t>
+      </w:r>
+      <w:proofErr w:type="gramEnd"/>
+      <w:r>
+        <w:rPr>
+          <w:rFonts w:ascii="돋움체" w:hAnsi="돋움체" w:cs="돋움체"/>
+          <w:color w:val="008000"/>
+          <w:kern w:val="0"/>
+          <w:sz w:val="19"/>
+          <w:szCs w:val="19"/>
+        </w:rPr>
+        <w:t>.appendChild</w:t>
+      </w:r>
+      <w:proofErr w:type="spellEnd"/>
+      <w:r>
+        <w:rPr>
+          <w:rFonts w:ascii="돋움체" w:hAnsi="돋움체" w:cs="돋움체"/>
+          <w:color w:val="008000"/>
+          <w:kern w:val="0"/>
+          <w:sz w:val="19"/>
+          <w:szCs w:val="19"/>
+        </w:rPr>
+        <w:t>(h1);</w:t>
       </w:r>
     </w:p>
     <w:p>
@@ -17178,7 +20427,41 @@
           <w:sz w:val="19"/>
           <w:szCs w:val="19"/>
         </w:rPr>
-        <w:t xml:space="preserve">            document.body.innerHTML += </w:t>
+        <w:t xml:space="preserve">            </w:t>
+      </w:r>
+      <w:proofErr w:type="spellStart"/>
+      <w:proofErr w:type="gramStart"/>
+      <w:r>
+        <w:rPr>
+          <w:rFonts w:ascii="돋움체" w:hAnsi="돋움체" w:cs="돋움체"/>
+          <w:color w:val="000000"/>
+          <w:kern w:val="0"/>
+          <w:sz w:val="19"/>
+          <w:szCs w:val="19"/>
+        </w:rPr>
+        <w:t>document.body</w:t>
+      </w:r>
+      <w:proofErr w:type="gramEnd"/>
+      <w:r>
+        <w:rPr>
+          <w:rFonts w:ascii="돋움체" w:hAnsi="돋움체" w:cs="돋움체"/>
+          <w:color w:val="000000"/>
+          <w:kern w:val="0"/>
+          <w:sz w:val="19"/>
+          <w:szCs w:val="19"/>
+        </w:rPr>
+        <w:t>.innerHTML</w:t>
+      </w:r>
+      <w:proofErr w:type="spellEnd"/>
+      <w:r>
+        <w:rPr>
+          <w:rFonts w:ascii="돋움체" w:hAnsi="돋움체" w:cs="돋움체"/>
+          <w:color w:val="000000"/>
+          <w:kern w:val="0"/>
+          <w:sz w:val="19"/>
+          <w:szCs w:val="19"/>
+        </w:rPr>
+        <w:t xml:space="preserve"> += </w:t>
       </w:r>
       <w:r>
         <w:rPr>
@@ -17430,6 +20713,7 @@
         </w:rPr>
         <w:t xml:space="preserve"> </w:t>
       </w:r>
+      <w:proofErr w:type="spellStart"/>
       <w:r>
         <w:rPr>
           <w:rFonts w:ascii="돋움체" w:hAnsi="돋움체" w:cs="돋움체"/>
@@ -17440,6 +20724,7 @@
         </w:rPr>
         <w:t>onclick</w:t>
       </w:r>
+      <w:proofErr w:type="spellEnd"/>
       <w:r>
         <w:rPr>
           <w:rFonts w:ascii="돋움체" w:hAnsi="돋움체" w:cs="돋움체"/>
@@ -17596,6 +20881,7 @@
         </w:rPr>
         <w:t xml:space="preserve"> </w:t>
       </w:r>
+      <w:proofErr w:type="spellStart"/>
       <w:r>
         <w:rPr>
           <w:rFonts w:ascii="돋움체" w:hAnsi="돋움체" w:cs="돋움체"/>
@@ -17606,6 +20892,7 @@
         </w:rPr>
         <w:t>onclick</w:t>
       </w:r>
+      <w:proofErr w:type="spellEnd"/>
       <w:r>
         <w:rPr>
           <w:rFonts w:ascii="돋움체" w:hAnsi="돋움체" w:cs="돋움체"/>
@@ -17942,6 +21229,7 @@
         </w:rPr>
         <w:t xml:space="preserve">※ </w:t>
       </w:r>
+      <w:proofErr w:type="gramStart"/>
       <w:r>
         <w:rPr>
           <w:rFonts w:ascii="돋움체" w:hAnsi="돋움체" w:cs="돋움체" w:hint="eastAsia"/>
@@ -17982,6 +21270,7 @@
         </w:rPr>
         <w:t xml:space="preserve"> :</w:t>
       </w:r>
+      <w:proofErr w:type="gramEnd"/>
       <w:r>
         <w:rPr>
           <w:rFonts w:ascii="돋움체" w:hAnsi="돋움체" w:cs="돋움체" w:hint="eastAsia"/>
@@ -18270,8 +21559,9 @@
           <w:sz w:val="19"/>
           <w:szCs w:val="19"/>
         </w:rPr>
-        <w:t xml:space="preserve">(onmouseover) </w:t>
-      </w:r>
+        <w:t>(</w:t>
+      </w:r>
+      <w:proofErr w:type="spellStart"/>
       <w:r>
         <w:rPr>
           <w:rFonts w:ascii="돋움체" w:hAnsi="돋움체" w:cs="돋움체" w:hint="eastAsia"/>
@@ -18280,8 +21570,9 @@
           <w:sz w:val="19"/>
           <w:szCs w:val="19"/>
         </w:rPr>
-        <w:t>바탕화면도</w:t>
-      </w:r>
+        <w:t>onmouseover</w:t>
+      </w:r>
+      <w:proofErr w:type="spellEnd"/>
       <w:r>
         <w:rPr>
           <w:rFonts w:ascii="돋움체" w:hAnsi="돋움체" w:cs="돋움체" w:hint="eastAsia"/>
@@ -18290,7 +21581,7 @@
           <w:sz w:val="19"/>
           <w:szCs w:val="19"/>
         </w:rPr>
-        <w:t xml:space="preserve"> </w:t>
+        <w:t xml:space="preserve">) </w:t>
       </w:r>
       <w:r>
         <w:rPr>
@@ -18300,7 +21591,7 @@
           <w:sz w:val="19"/>
           <w:szCs w:val="19"/>
         </w:rPr>
-        <w:t>마우스위의</w:t>
+        <w:t>바탕화면도</w:t>
       </w:r>
       <w:r>
         <w:rPr>
@@ -18312,6 +21603,7 @@
         </w:rPr>
         <w:t xml:space="preserve"> </w:t>
       </w:r>
+      <w:proofErr w:type="spellStart"/>
       <w:r>
         <w:rPr>
           <w:rFonts w:ascii="돋움체" w:hAnsi="돋움체" w:cs="돋움체" w:hint="eastAsia"/>
@@ -18320,8 +21612,9 @@
           <w:sz w:val="19"/>
           <w:szCs w:val="19"/>
         </w:rPr>
-        <w:t>색상으로</w:t>
-      </w:r>
+        <w:t>마우스위의</w:t>
+      </w:r>
+      <w:proofErr w:type="spellEnd"/>
       <w:r>
         <w:rPr>
           <w:rFonts w:ascii="돋움체" w:hAnsi="돋움체" w:cs="돋움체" w:hint="eastAsia"/>
@@ -18340,7 +21633,7 @@
           <w:sz w:val="19"/>
           <w:szCs w:val="19"/>
         </w:rPr>
-        <w:t>바뀌고</w:t>
+        <w:t>색상으로</w:t>
       </w:r>
       <w:r>
         <w:rPr>
@@ -18360,7 +21653,7 @@
           <w:sz w:val="19"/>
           <w:szCs w:val="19"/>
         </w:rPr>
-        <w:t>마우스를</w:t>
+        <w:t>바뀌고</w:t>
       </w:r>
       <w:r>
         <w:rPr>
@@ -18380,7 +21673,7 @@
           <w:sz w:val="19"/>
           <w:szCs w:val="19"/>
         </w:rPr>
-        <w:t>테이블에서</w:t>
+        <w:t>마우스를</w:t>
       </w:r>
       <w:r>
         <w:rPr>
@@ -18400,7 +21693,7 @@
           <w:sz w:val="19"/>
           <w:szCs w:val="19"/>
         </w:rPr>
-        <w:t>빼면</w:t>
+        <w:t>테이블에서</w:t>
       </w:r>
       <w:r>
         <w:rPr>
@@ -18410,7 +21703,7 @@
           <w:sz w:val="19"/>
           <w:szCs w:val="19"/>
         </w:rPr>
-        <w:t xml:space="preserve">(onmouseout) </w:t>
+        <w:t xml:space="preserve"> </w:t>
       </w:r>
       <w:r>
         <w:rPr>
@@ -18420,7 +21713,7 @@
           <w:sz w:val="19"/>
           <w:szCs w:val="19"/>
         </w:rPr>
-        <w:t>바탕화면이</w:t>
+        <w:t>빼면</w:t>
       </w:r>
       <w:r>
         <w:rPr>
@@ -18430,18 +21723,9 @@
           <w:sz w:val="19"/>
           <w:szCs w:val="19"/>
         </w:rPr>
-        <w:t xml:space="preserve"> </w:t>
-      </w:r>
-      <w:r>
-        <w:rPr>
-          <w:rFonts w:ascii="돋움체" w:hAnsi="돋움체" w:cs="돋움체"/>
-          <w:b/>
-          <w:kern w:val="0"/>
-          <w:sz w:val="19"/>
-          <w:szCs w:val="19"/>
-        </w:rPr>
-        <w:t>white</w:t>
-      </w:r>
+        <w:t>(</w:t>
+      </w:r>
+      <w:proofErr w:type="spellStart"/>
       <w:r>
         <w:rPr>
           <w:rFonts w:ascii="돋움체" w:hAnsi="돋움체" w:cs="돋움체" w:hint="eastAsia"/>
@@ -18450,8 +21734,9 @@
           <w:sz w:val="19"/>
           <w:szCs w:val="19"/>
         </w:rPr>
-        <w:t>로</w:t>
-      </w:r>
+        <w:t>onmouseout</w:t>
+      </w:r>
+      <w:proofErr w:type="spellEnd"/>
       <w:r>
         <w:rPr>
           <w:rFonts w:ascii="돋움체" w:hAnsi="돋움체" w:cs="돋움체" w:hint="eastAsia"/>
@@ -18460,7 +21745,7 @@
           <w:sz w:val="19"/>
           <w:szCs w:val="19"/>
         </w:rPr>
-        <w:t xml:space="preserve"> </w:t>
+        <w:t xml:space="preserve">) </w:t>
       </w:r>
       <w:r>
         <w:rPr>
@@ -18470,7 +21755,7 @@
           <w:sz w:val="19"/>
           <w:szCs w:val="19"/>
         </w:rPr>
-        <w:t>원상복귀하는</w:t>
+        <w:t>바탕화면이</w:t>
       </w:r>
       <w:r>
         <w:rPr>
@@ -18484,13 +21769,23 @@
       </w:r>
       <w:r>
         <w:rPr>
+          <w:rFonts w:ascii="돋움체" w:hAnsi="돋움체" w:cs="돋움체"/>
+          <w:b/>
+          <w:kern w:val="0"/>
+          <w:sz w:val="19"/>
+          <w:szCs w:val="19"/>
+        </w:rPr>
+        <w:t>white</w:t>
+      </w:r>
+      <w:r>
+        <w:rPr>
           <w:rFonts w:ascii="돋움체" w:hAnsi="돋움체" w:cs="돋움체" w:hint="eastAsia"/>
           <w:b/>
           <w:kern w:val="0"/>
           <w:sz w:val="19"/>
           <w:szCs w:val="19"/>
         </w:rPr>
-        <w:t>페이지를</w:t>
+        <w:t>로</w:t>
       </w:r>
       <w:r>
         <w:rPr>
@@ -18510,8 +21805,50 @@
           <w:sz w:val="19"/>
           <w:szCs w:val="19"/>
         </w:rPr>
+        <w:t>원상복귀하는</w:t>
+      </w:r>
+      <w:r>
+        <w:rPr>
+          <w:rFonts w:ascii="돋움체" w:hAnsi="돋움체" w:cs="돋움체" w:hint="eastAsia"/>
+          <w:b/>
+          <w:kern w:val="0"/>
+          <w:sz w:val="19"/>
+          <w:szCs w:val="19"/>
+        </w:rPr>
+        <w:t xml:space="preserve"> </w:t>
+      </w:r>
+      <w:r>
+        <w:rPr>
+          <w:rFonts w:ascii="돋움체" w:hAnsi="돋움체" w:cs="돋움체" w:hint="eastAsia"/>
+          <w:b/>
+          <w:kern w:val="0"/>
+          <w:sz w:val="19"/>
+          <w:szCs w:val="19"/>
+        </w:rPr>
+        <w:t>페이지를</w:t>
+      </w:r>
+      <w:r>
+        <w:rPr>
+          <w:rFonts w:ascii="돋움체" w:hAnsi="돋움체" w:cs="돋움체" w:hint="eastAsia"/>
+          <w:b/>
+          <w:kern w:val="0"/>
+          <w:sz w:val="19"/>
+          <w:szCs w:val="19"/>
+        </w:rPr>
+        <w:t xml:space="preserve"> </w:t>
+      </w:r>
+      <w:proofErr w:type="spellStart"/>
+      <w:r>
+        <w:rPr>
+          <w:rFonts w:ascii="돋움체" w:hAnsi="돋움체" w:cs="돋움체" w:hint="eastAsia"/>
+          <w:b/>
+          <w:kern w:val="0"/>
+          <w:sz w:val="19"/>
+          <w:szCs w:val="19"/>
+        </w:rPr>
         <w:t>구현하시오</w:t>
       </w:r>
+      <w:proofErr w:type="spellEnd"/>
       <w:r>
         <w:rPr>
           <w:rFonts w:ascii="돋움체" w:hAnsi="돋움체" w:cs="돋움체" w:hint="eastAsia"/>
@@ -18728,7 +22065,32 @@
           <w:sz w:val="19"/>
           <w:szCs w:val="19"/>
         </w:rPr>
-        <w:t>{text-align:center;}</w:t>
+        <w:t>{</w:t>
+      </w:r>
+      <w:proofErr w:type="spellStart"/>
+      <w:r>
+        <w:rPr>
+          <w:sz w:val="19"/>
+          <w:szCs w:val="19"/>
+        </w:rPr>
+        <w:t>text-</w:t>
+      </w:r>
+      <w:proofErr w:type="gramStart"/>
+      <w:r>
+        <w:rPr>
+          <w:sz w:val="19"/>
+          <w:szCs w:val="19"/>
+        </w:rPr>
+        <w:t>align:center</w:t>
+      </w:r>
+      <w:proofErr w:type="spellEnd"/>
+      <w:proofErr w:type="gramEnd"/>
+      <w:r>
+        <w:rPr>
+          <w:sz w:val="19"/>
+          <w:szCs w:val="19"/>
+        </w:rPr>
+        <w:t>;}</w:t>
       </w:r>
     </w:p>
     <w:p>
@@ -18816,7 +22178,25 @@
           <w:sz w:val="19"/>
           <w:szCs w:val="19"/>
         </w:rPr>
-        <w:t>parent 창에서 넘겨오는 데이터와 현재 팝업창에서 생성된 데이터의 처리</w:t>
+        <w:t xml:space="preserve">parent 창에서 넘겨오는 데이터와 현재 </w:t>
+      </w:r>
+      <w:proofErr w:type="spellStart"/>
+      <w:r>
+        <w:rPr>
+          <w:rFonts w:hint="eastAsia"/>
+          <w:sz w:val="19"/>
+          <w:szCs w:val="19"/>
+        </w:rPr>
+        <w:t>팝업창에서</w:t>
+      </w:r>
+      <w:proofErr w:type="spellEnd"/>
+      <w:r>
+        <w:rPr>
+          <w:rFonts w:hint="eastAsia"/>
+          <w:sz w:val="19"/>
+          <w:szCs w:val="19"/>
+        </w:rPr>
+        <w:t xml:space="preserve"> 생성된 데이터의 처리</w:t>
       </w:r>
     </w:p>
     <w:p>
@@ -18950,6 +22330,15 @@
       </w:pPr>
       <w:r>
         <w:rPr>
+          <w:b/>
+          <w:sz w:val="19"/>
+          <w:szCs w:val="19"/>
+          <w:highlight w:val="yellow"/>
+        </w:rPr>
+        <w:t>4_</w:t>
+      </w:r>
+      <w:r>
+        <w:rPr>
           <w:rFonts w:hint="eastAsia"/>
           <w:b/>
           <w:sz w:val="19"/>
@@ -18973,6 +22362,7 @@
           <w:szCs w:val="19"/>
         </w:rPr>
       </w:pPr>
+      <w:proofErr w:type="gramStart"/>
       <w:r>
         <w:rPr>
           <w:rFonts w:ascii="돋움체" w:hAnsi="돋움체" w:cs="돋움체"/>
@@ -18993,6 +22383,7 @@
         </w:rPr>
         <w:t>!DOCTYPE</w:t>
       </w:r>
+      <w:proofErr w:type="gramEnd"/>
       <w:r>
         <w:rPr>
           <w:rFonts w:ascii="돋움체" w:hAnsi="돋움체" w:cs="돋움체"/>
@@ -19068,6 +22459,7 @@
         </w:rPr>
         <w:t xml:space="preserve"> </w:t>
       </w:r>
+      <w:proofErr w:type="spellStart"/>
       <w:r>
         <w:rPr>
           <w:rFonts w:ascii="돋움체" w:hAnsi="돋움체" w:cs="돋움체"/>
@@ -19078,15 +22470,38 @@
         </w:rPr>
         <w:t>lang</w:t>
       </w:r>
-      <w:r>
-        <w:rPr>
-          <w:rFonts w:ascii="돋움체" w:hAnsi="돋움체" w:cs="돋움체"/>
-          <w:color w:val="0000FF"/>
-          <w:kern w:val="0"/>
-          <w:sz w:val="19"/>
-          <w:szCs w:val="19"/>
-        </w:rPr>
-        <w:t>="en"</w:t>
+      <w:proofErr w:type="spellEnd"/>
+      <w:r>
+        <w:rPr>
+          <w:rFonts w:ascii="돋움체" w:hAnsi="돋움체" w:cs="돋움체"/>
+          <w:color w:val="0000FF"/>
+          <w:kern w:val="0"/>
+          <w:sz w:val="19"/>
+          <w:szCs w:val="19"/>
+        </w:rPr>
+        <w:t>="</w:t>
+      </w:r>
+      <w:proofErr w:type="spellStart"/>
+      <w:r>
+        <w:rPr>
+          <w:rFonts w:ascii="돋움체" w:hAnsi="돋움체" w:cs="돋움체"/>
+          <w:color w:val="0000FF"/>
+          <w:kern w:val="0"/>
+          <w:sz w:val="19"/>
+          <w:szCs w:val="19"/>
+        </w:rPr>
+        <w:t>en</w:t>
+      </w:r>
+      <w:proofErr w:type="spellEnd"/>
+      <w:r>
+        <w:rPr>
+          <w:rFonts w:ascii="돋움체" w:hAnsi="돋움체" w:cs="돋움체"/>
+          <w:color w:val="0000FF"/>
+          <w:kern w:val="0"/>
+          <w:sz w:val="19"/>
+          <w:szCs w:val="19"/>
+        </w:rPr>
+        <w:t>"</w:t>
       </w:r>
       <w:r>
         <w:rPr>
@@ -19098,6 +22513,7 @@
         </w:rPr>
         <w:t xml:space="preserve"> </w:t>
       </w:r>
+      <w:proofErr w:type="spellStart"/>
       <w:r>
         <w:rPr>
           <w:rFonts w:ascii="돋움체" w:hAnsi="돋움체" w:cs="돋움체"/>
@@ -19108,6 +22524,7 @@
         </w:rPr>
         <w:t>xmlns</w:t>
       </w:r>
+      <w:proofErr w:type="spellEnd"/>
       <w:r>
         <w:rPr>
           <w:rFonts w:ascii="돋움체" w:hAnsi="돋움체" w:cs="돋움체"/>
@@ -19421,7 +22838,18 @@
           <w:sz w:val="19"/>
           <w:szCs w:val="19"/>
         </w:rPr>
-        <w:t>#wrap</w:t>
+        <w:t>#</w:t>
+      </w:r>
+      <w:proofErr w:type="gramStart"/>
+      <w:r>
+        <w:rPr>
+          <w:rFonts w:ascii="돋움체" w:hAnsi="돋움체" w:cs="돋움체"/>
+          <w:color w:val="800000"/>
+          <w:kern w:val="0"/>
+          <w:sz w:val="19"/>
+          <w:szCs w:val="19"/>
+        </w:rPr>
+        <w:t>wrap</w:t>
       </w:r>
       <w:r>
         <w:rPr>
@@ -19433,6 +22861,7 @@
         </w:rPr>
         <w:t>{</w:t>
       </w:r>
+      <w:proofErr w:type="gramEnd"/>
       <w:r>
         <w:rPr>
           <w:rFonts w:ascii="돋움체" w:hAnsi="돋움체" w:cs="돋움체"/>
@@ -19908,6 +23337,7 @@
         </w:rPr>
         <w:t xml:space="preserve">: </w:t>
       </w:r>
+      <w:proofErr w:type="spellStart"/>
       <w:r>
         <w:rPr>
           <w:rFonts w:ascii="돋움체" w:hAnsi="돋움체" w:cs="돋움체"/>
@@ -19918,6 +23348,7 @@
         </w:rPr>
         <w:t>lightpink</w:t>
       </w:r>
+      <w:proofErr w:type="spellEnd"/>
       <w:r>
         <w:rPr>
           <w:rFonts w:ascii="돋움체" w:hAnsi="돋움체" w:cs="돋움체"/>
@@ -20038,6 +23469,7 @@
         </w:rPr>
         <w:t xml:space="preserve">             </w:t>
       </w:r>
+      <w:proofErr w:type="spellStart"/>
       <w:r>
         <w:rPr>
           <w:rFonts w:ascii="돋움체" w:hAnsi="돋움체" w:cs="돋움체"/>
@@ -20046,7 +23478,18 @@
           <w:sz w:val="19"/>
           <w:szCs w:val="19"/>
         </w:rPr>
-        <w:t>text-align</w:t>
+        <w:t>text-</w:t>
+      </w:r>
+      <w:proofErr w:type="gramStart"/>
+      <w:r>
+        <w:rPr>
+          <w:rFonts w:ascii="돋움체" w:hAnsi="돋움체" w:cs="돋움체"/>
+          <w:color w:val="FF0000"/>
+          <w:kern w:val="0"/>
+          <w:sz w:val="19"/>
+          <w:szCs w:val="19"/>
+        </w:rPr>
+        <w:t>align</w:t>
       </w:r>
       <w:r>
         <w:rPr>
@@ -20068,6 +23511,8 @@
         </w:rPr>
         <w:t>center</w:t>
       </w:r>
+      <w:proofErr w:type="spellEnd"/>
+      <w:proofErr w:type="gramEnd"/>
       <w:r>
         <w:rPr>
           <w:rFonts w:ascii="돋움체" w:hAnsi="돋움체" w:cs="돋움체"/>
@@ -20341,7 +23786,18 @@
           <w:sz w:val="19"/>
           <w:szCs w:val="19"/>
         </w:rPr>
-        <w:t>20px</w:t>
+        <w:t>20</w:t>
+      </w:r>
+      <w:proofErr w:type="gramStart"/>
+      <w:r>
+        <w:rPr>
+          <w:rFonts w:ascii="돋움체" w:hAnsi="돋움체" w:cs="돋움체"/>
+          <w:color w:val="0000FF"/>
+          <w:kern w:val="0"/>
+          <w:sz w:val="19"/>
+          <w:szCs w:val="19"/>
+        </w:rPr>
+        <w:t>px</w:t>
       </w:r>
       <w:r>
         <w:rPr>
@@ -20363,6 +23819,7 @@
         </w:rPr>
         <w:t>display</w:t>
       </w:r>
+      <w:proofErr w:type="gramEnd"/>
       <w:r>
         <w:rPr>
           <w:rFonts w:ascii="돋움체" w:hAnsi="돋움체" w:cs="돋움체"/>
@@ -20589,6 +24046,7 @@
         </w:rPr>
         <w:t xml:space="preserve"> {</w:t>
       </w:r>
+      <w:proofErr w:type="spellStart"/>
       <w:r>
         <w:rPr>
           <w:rFonts w:ascii="돋움체" w:hAnsi="돋움체" w:cs="돋움체"/>
@@ -20597,7 +24055,18 @@
           <w:sz w:val="19"/>
           <w:szCs w:val="19"/>
         </w:rPr>
-        <w:t>text-align</w:t>
+        <w:t>text-</w:t>
+      </w:r>
+      <w:proofErr w:type="gramStart"/>
+      <w:r>
+        <w:rPr>
+          <w:rFonts w:ascii="돋움체" w:hAnsi="돋움체" w:cs="돋움체"/>
+          <w:color w:val="FF0000"/>
+          <w:kern w:val="0"/>
+          <w:sz w:val="19"/>
+          <w:szCs w:val="19"/>
+        </w:rPr>
+        <w:t>align</w:t>
       </w:r>
       <w:r>
         <w:rPr>
@@ -20619,6 +24088,8 @@
         </w:rPr>
         <w:t>center</w:t>
       </w:r>
+      <w:proofErr w:type="spellEnd"/>
+      <w:proofErr w:type="gramEnd"/>
       <w:r>
         <w:rPr>
           <w:rFonts w:ascii="돋움체" w:hAnsi="돋움체" w:cs="돋움체"/>
@@ -21712,8 +25183,31 @@
           <w:sz w:val="19"/>
           <w:szCs w:val="19"/>
         </w:rPr>
-        <w:t>="insa"&gt;</w:t>
-      </w:r>
+        <w:t>="</w:t>
+      </w:r>
+      <w:proofErr w:type="spellStart"/>
+      <w:r>
+        <w:rPr>
+          <w:rFonts w:ascii="돋움체" w:hAnsi="돋움체" w:cs="돋움체"/>
+          <w:color w:val="0000FF"/>
+          <w:kern w:val="0"/>
+          <w:sz w:val="19"/>
+          <w:szCs w:val="19"/>
+        </w:rPr>
+        <w:t>insa</w:t>
+      </w:r>
+      <w:proofErr w:type="spellEnd"/>
+      <w:r>
+        <w:rPr>
+          <w:rFonts w:ascii="돋움체" w:hAnsi="돋움체" w:cs="돋움체"/>
+          <w:color w:val="0000FF"/>
+          <w:kern w:val="0"/>
+          <w:sz w:val="19"/>
+          <w:szCs w:val="19"/>
+        </w:rPr>
+        <w:t>"&gt;</w:t>
+      </w:r>
+      <w:proofErr w:type="spellStart"/>
       <w:r>
         <w:rPr>
           <w:rFonts w:ascii="돋움체" w:hAnsi="돋움체" w:cs="돋움체"/>
@@ -21724,6 +25218,7 @@
         </w:rPr>
         <w:t>인사정보</w:t>
       </w:r>
+      <w:proofErr w:type="spellEnd"/>
       <w:r>
         <w:rPr>
           <w:rFonts w:ascii="돋움체" w:hAnsi="돋움체" w:cs="돋움체"/>
@@ -21945,6 +25440,17 @@
       </w:pPr>
       <w:r>
         <w:rPr>
+          <w:b/>
+          <w:sz w:val="19"/>
+          <w:szCs w:val="19"/>
+          <w:highlight w:val="yellow"/>
+        </w:rPr>
+        <w:t>4_</w:t>
+      </w:r>
+      <w:bookmarkStart w:id="0" w:name="_GoBack"/>
+      <w:bookmarkEnd w:id="0"/>
+      <w:r>
+        <w:rPr>
           <w:rFonts w:hint="eastAsia"/>
           <w:b/>
           <w:sz w:val="19"/>
@@ -21968,6 +25474,7 @@
           <w:szCs w:val="19"/>
         </w:rPr>
       </w:pPr>
+      <w:proofErr w:type="gramStart"/>
       <w:r>
         <w:rPr>
           <w:rFonts w:ascii="돋움체" w:hAnsi="돋움체" w:cs="돋움체"/>
@@ -21988,6 +25495,7 @@
         </w:rPr>
         <w:t>!DOCTYPE</w:t>
       </w:r>
+      <w:proofErr w:type="gramEnd"/>
       <w:r>
         <w:rPr>
           <w:rFonts w:ascii="돋움체" w:hAnsi="돋움체" w:cs="돋움체"/>
@@ -22063,6 +25571,7 @@
         </w:rPr>
         <w:t xml:space="preserve"> </w:t>
       </w:r>
+      <w:proofErr w:type="spellStart"/>
       <w:r>
         <w:rPr>
           <w:rFonts w:ascii="돋움체" w:hAnsi="돋움체" w:cs="돋움체"/>
@@ -22073,15 +25582,38 @@
         </w:rPr>
         <w:t>lang</w:t>
       </w:r>
-      <w:r>
-        <w:rPr>
-          <w:rFonts w:ascii="돋움체" w:hAnsi="돋움체" w:cs="돋움체"/>
-          <w:color w:val="0000FF"/>
-          <w:kern w:val="0"/>
-          <w:sz w:val="19"/>
-          <w:szCs w:val="19"/>
-        </w:rPr>
-        <w:t>="en"</w:t>
+      <w:proofErr w:type="spellEnd"/>
+      <w:r>
+        <w:rPr>
+          <w:rFonts w:ascii="돋움체" w:hAnsi="돋움체" w:cs="돋움체"/>
+          <w:color w:val="0000FF"/>
+          <w:kern w:val="0"/>
+          <w:sz w:val="19"/>
+          <w:szCs w:val="19"/>
+        </w:rPr>
+        <w:t>="</w:t>
+      </w:r>
+      <w:proofErr w:type="spellStart"/>
+      <w:r>
+        <w:rPr>
+          <w:rFonts w:ascii="돋움체" w:hAnsi="돋움체" w:cs="돋움체"/>
+          <w:color w:val="0000FF"/>
+          <w:kern w:val="0"/>
+          <w:sz w:val="19"/>
+          <w:szCs w:val="19"/>
+        </w:rPr>
+        <w:t>en</w:t>
+      </w:r>
+      <w:proofErr w:type="spellEnd"/>
+      <w:r>
+        <w:rPr>
+          <w:rFonts w:ascii="돋움체" w:hAnsi="돋움체" w:cs="돋움체"/>
+          <w:color w:val="0000FF"/>
+          <w:kern w:val="0"/>
+          <w:sz w:val="19"/>
+          <w:szCs w:val="19"/>
+        </w:rPr>
+        <w:t>"</w:t>
       </w:r>
       <w:r>
         <w:rPr>
@@ -22093,6 +25625,7 @@
         </w:rPr>
         <w:t xml:space="preserve"> </w:t>
       </w:r>
+      <w:proofErr w:type="spellStart"/>
       <w:r>
         <w:rPr>
           <w:rFonts w:ascii="돋움체" w:hAnsi="돋움체" w:cs="돋움체"/>
@@ -22103,6 +25636,7 @@
         </w:rPr>
         <w:t>xmlns</w:t>
       </w:r>
+      <w:proofErr w:type="spellEnd"/>
       <w:r>
         <w:rPr>
           <w:rFonts w:ascii="돋움체" w:hAnsi="돋움체" w:cs="돋움체"/>
@@ -22593,6 +26127,8 @@
         </w:rPr>
         <w:t>{</w:t>
       </w:r>
+      <w:proofErr w:type="spellStart"/>
+      <w:proofErr w:type="gramStart"/>
       <w:r>
         <w:rPr>
           <w:rFonts w:ascii="돋움체" w:hAnsi="돋움체" w:cs="돋움체"/>
@@ -22623,6 +26159,8 @@
         </w:rPr>
         <w:t>red</w:t>
       </w:r>
+      <w:proofErr w:type="spellEnd"/>
+      <w:proofErr w:type="gramEnd"/>
       <w:r>
         <w:rPr>
           <w:rFonts w:ascii="돋움체" w:hAnsi="돋움체" w:cs="돋움체"/>
@@ -22673,6 +26211,7 @@
         </w:rPr>
         <w:t xml:space="preserve">; </w:t>
       </w:r>
+      <w:proofErr w:type="spellStart"/>
       <w:r>
         <w:rPr>
           <w:rFonts w:ascii="돋움체" w:hAnsi="돋움체" w:cs="돋움체"/>
@@ -22703,6 +26242,7 @@
         </w:rPr>
         <w:t>center</w:t>
       </w:r>
+      <w:proofErr w:type="spellEnd"/>
       <w:r>
         <w:rPr>
           <w:rFonts w:ascii="돋움체" w:hAnsi="돋움체" w:cs="돋움체"/>
@@ -22988,6 +26528,7 @@
         </w:rPr>
         <w:t xml:space="preserve">      </w:t>
       </w:r>
+      <w:proofErr w:type="spellStart"/>
       <w:r>
         <w:rPr>
           <w:rFonts w:ascii="돋움체" w:hAnsi="돋움체" w:cs="돋움체"/>
@@ -22996,7 +26537,18 @@
           <w:sz w:val="19"/>
           <w:szCs w:val="19"/>
         </w:rPr>
-        <w:t>text-align</w:t>
+        <w:t>text-</w:t>
+      </w:r>
+      <w:proofErr w:type="gramStart"/>
+      <w:r>
+        <w:rPr>
+          <w:rFonts w:ascii="돋움체" w:hAnsi="돋움체" w:cs="돋움체"/>
+          <w:color w:val="FF0000"/>
+          <w:kern w:val="0"/>
+          <w:sz w:val="19"/>
+          <w:szCs w:val="19"/>
+        </w:rPr>
+        <w:t>align</w:t>
       </w:r>
       <w:r>
         <w:rPr>
@@ -23018,6 +26570,8 @@
         </w:rPr>
         <w:t>center</w:t>
       </w:r>
+      <w:proofErr w:type="spellEnd"/>
+      <w:proofErr w:type="gramEnd"/>
       <w:r>
         <w:rPr>
           <w:rFonts w:ascii="돋움체" w:hAnsi="돋움체" w:cs="돋움체"/>
@@ -23291,19 +26845,7 @@
           <w:sz w:val="19"/>
           <w:szCs w:val="19"/>
         </w:rPr>
-        <w:t xml:space="preserve"> </w:t>
-      </w:r>
-      <w:bookmarkStart w:id="0" w:name="_GoBack"/>
-      <w:bookmarkEnd w:id="0"/>
-      <w:r>
-        <w:rPr>
-          <w:rFonts w:ascii="돋움체" w:hAnsi="돋움체" w:cs="돋움체"/>
-          <w:color w:val="000000"/>
-          <w:kern w:val="0"/>
-          <w:sz w:val="19"/>
-          <w:szCs w:val="19"/>
-        </w:rPr>
-        <w:t xml:space="preserve"> </w:t>
+        <w:t xml:space="preserve">  </w:t>
       </w:r>
       <w:r>
         <w:rPr>
@@ -23555,6 +27097,7 @@
         </w:rPr>
         <w:t>&gt;</w:t>
       </w:r>
+      <w:proofErr w:type="spellStart"/>
       <w:r>
         <w:rPr>
           <w:rFonts w:ascii="돋움체" w:hAnsi="돋움체" w:cs="돋움체"/>
@@ -23565,6 +27108,7 @@
         </w:rPr>
         <w:t>인사정보</w:t>
       </w:r>
+      <w:proofErr w:type="spellEnd"/>
       <w:r>
         <w:rPr>
           <w:rFonts w:ascii="돋움체" w:hAnsi="돋움체" w:cs="돋움체"/>
@@ -23650,6 +27194,7 @@
         </w:rPr>
         <w:t>&lt;</w:t>
       </w:r>
+      <w:proofErr w:type="spellStart"/>
       <w:r>
         <w:rPr>
           <w:rFonts w:ascii="돋움체" w:hAnsi="돋움체" w:cs="돋움체"/>
@@ -23660,6 +27205,7 @@
         </w:rPr>
         <w:t>hr</w:t>
       </w:r>
+      <w:proofErr w:type="spellEnd"/>
       <w:r>
         <w:rPr>
           <w:rFonts w:ascii="돋움체" w:hAnsi="돋움체" w:cs="돋움체"/>
@@ -23783,7 +27329,29 @@
           <w:sz w:val="19"/>
           <w:szCs w:val="19"/>
         </w:rPr>
-        <w:t>="showName"&gt;&lt;/</w:t>
+        <w:t>="</w:t>
+      </w:r>
+      <w:proofErr w:type="spellStart"/>
+      <w:r>
+        <w:rPr>
+          <w:rFonts w:ascii="돋움체" w:hAnsi="돋움체" w:cs="돋움체"/>
+          <w:color w:val="0000FF"/>
+          <w:kern w:val="0"/>
+          <w:sz w:val="19"/>
+          <w:szCs w:val="19"/>
+        </w:rPr>
+        <w:t>showName</w:t>
+      </w:r>
+      <w:proofErr w:type="spellEnd"/>
+      <w:r>
+        <w:rPr>
+          <w:rFonts w:ascii="돋움체" w:hAnsi="돋움체" w:cs="돋움체"/>
+          <w:color w:val="0000FF"/>
+          <w:kern w:val="0"/>
+          <w:sz w:val="19"/>
+          <w:szCs w:val="19"/>
+        </w:rPr>
+        <w:t>"&gt;&lt;/</w:t>
       </w:r>
       <w:r>
         <w:rPr>
@@ -23900,6 +27468,7 @@
         </w:rPr>
         <w:t xml:space="preserve"> </w:t>
       </w:r>
+      <w:proofErr w:type="gramStart"/>
       <w:r>
         <w:rPr>
           <w:rFonts w:ascii="돋움체" w:hAnsi="돋움체" w:cs="돋움체"/>
@@ -23918,7 +27487,18 @@
           <w:sz w:val="19"/>
           <w:szCs w:val="19"/>
         </w:rPr>
-        <w:t xml:space="preserve"> : </w:t>
+        <w:t xml:space="preserve"> :</w:t>
+      </w:r>
+      <w:proofErr w:type="gramEnd"/>
+      <w:r>
+        <w:rPr>
+          <w:rFonts w:ascii="돋움체" w:hAnsi="돋움체" w:cs="돋움체"/>
+          <w:color w:val="000000"/>
+          <w:kern w:val="0"/>
+          <w:sz w:val="19"/>
+          <w:szCs w:val="19"/>
+        </w:rPr>
+        <w:t xml:space="preserve"> </w:t>
       </w:r>
       <w:r>
         <w:rPr>
@@ -23998,7 +27578,29 @@
           <w:sz w:val="19"/>
           <w:szCs w:val="19"/>
         </w:rPr>
-        <w:t>="modifyName"/&gt;&lt;/</w:t>
+        <w:t>="</w:t>
+      </w:r>
+      <w:proofErr w:type="spellStart"/>
+      <w:r>
+        <w:rPr>
+          <w:rFonts w:ascii="돋움체" w:hAnsi="돋움체" w:cs="돋움체"/>
+          <w:color w:val="0000FF"/>
+          <w:kern w:val="0"/>
+          <w:sz w:val="19"/>
+          <w:szCs w:val="19"/>
+        </w:rPr>
+        <w:t>modifyName</w:t>
+      </w:r>
+      <w:proofErr w:type="spellEnd"/>
+      <w:r>
+        <w:rPr>
+          <w:rFonts w:ascii="돋움체" w:hAnsi="돋움체" w:cs="돋움체"/>
+          <w:color w:val="0000FF"/>
+          <w:kern w:val="0"/>
+          <w:sz w:val="19"/>
+          <w:szCs w:val="19"/>
+        </w:rPr>
+        <w:t>"/&gt;&lt;/</w:t>
       </w:r>
       <w:r>
         <w:rPr>
@@ -24055,6 +27657,7 @@
         </w:rPr>
         <w:t>&lt;</w:t>
       </w:r>
+      <w:proofErr w:type="spellStart"/>
       <w:r>
         <w:rPr>
           <w:rFonts w:ascii="돋움체" w:hAnsi="돋움체" w:cs="돋움체"/>
@@ -24065,6 +27668,7 @@
         </w:rPr>
         <w:t>hr</w:t>
       </w:r>
+      <w:proofErr w:type="spellEnd"/>
       <w:r>
         <w:rPr>
           <w:rFonts w:ascii="돋움체" w:hAnsi="돋움체" w:cs="돋움체"/>
@@ -24140,6 +27744,7 @@
         </w:rPr>
         <w:t xml:space="preserve"> </w:t>
       </w:r>
+      <w:proofErr w:type="spellStart"/>
       <w:r>
         <w:rPr>
           <w:rFonts w:ascii="돋움체" w:hAnsi="돋움체" w:cs="돋움체"/>
@@ -24150,6 +27755,7 @@
         </w:rPr>
         <w:t>onclick</w:t>
       </w:r>
+      <w:proofErr w:type="spellEnd"/>
       <w:r>
         <w:rPr>
           <w:rFonts w:ascii="돋움체" w:hAnsi="돋움체" w:cs="돋움체"/>
@@ -24160,15 +27766,39 @@
         </w:rPr>
         <w:t>="</w:t>
       </w:r>
-      <w:r>
-        <w:rPr>
-          <w:rFonts w:ascii="돋움체" w:hAnsi="돋움체" w:cs="돋움체"/>
-          <w:color w:val="000000"/>
-          <w:kern w:val="0"/>
-          <w:sz w:val="19"/>
-          <w:szCs w:val="19"/>
-        </w:rPr>
-        <w:t>javascript:sendData(</w:t>
+      <w:proofErr w:type="spellStart"/>
+      <w:r>
+        <w:rPr>
+          <w:rFonts w:ascii="돋움체" w:hAnsi="돋움체" w:cs="돋움체"/>
+          <w:color w:val="000000"/>
+          <w:kern w:val="0"/>
+          <w:sz w:val="19"/>
+          <w:szCs w:val="19"/>
+        </w:rPr>
+        <w:t>javascript</w:t>
+      </w:r>
+      <w:proofErr w:type="gramStart"/>
+      <w:r>
+        <w:rPr>
+          <w:rFonts w:ascii="돋움체" w:hAnsi="돋움체" w:cs="돋움체"/>
+          <w:color w:val="000000"/>
+          <w:kern w:val="0"/>
+          <w:sz w:val="19"/>
+          <w:szCs w:val="19"/>
+        </w:rPr>
+        <w:t>:sendData</w:t>
+      </w:r>
+      <w:proofErr w:type="spellEnd"/>
+      <w:proofErr w:type="gramEnd"/>
+      <w:r>
+        <w:rPr>
+          <w:rFonts w:ascii="돋움체" w:hAnsi="돋움체" w:cs="돋움체"/>
+          <w:color w:val="000000"/>
+          <w:kern w:val="0"/>
+          <w:sz w:val="19"/>
+          <w:szCs w:val="19"/>
+        </w:rPr>
+        <w:t>(</w:t>
       </w:r>
       <w:r>
         <w:rPr>
@@ -24355,6 +27985,7 @@
         </w:rPr>
         <w:t xml:space="preserve"> </w:t>
       </w:r>
+      <w:proofErr w:type="spellStart"/>
       <w:r>
         <w:rPr>
           <w:rFonts w:ascii="돋움체" w:hAnsi="돋움체" w:cs="돋움체"/>
@@ -24365,6 +27996,7 @@
         </w:rPr>
         <w:t>onclick</w:t>
       </w:r>
+      <w:proofErr w:type="spellEnd"/>
       <w:r>
         <w:rPr>
           <w:rFonts w:ascii="돋움체" w:hAnsi="돋움체" w:cs="돋움체"/>
@@ -24375,15 +28007,39 @@
         </w:rPr>
         <w:t>="</w:t>
       </w:r>
-      <w:r>
-        <w:rPr>
-          <w:rFonts w:ascii="돋움체" w:hAnsi="돋움체" w:cs="돋움체"/>
-          <w:color w:val="000000"/>
-          <w:kern w:val="0"/>
-          <w:sz w:val="19"/>
-          <w:szCs w:val="19"/>
-        </w:rPr>
-        <w:t>javascript:sendData(</w:t>
+      <w:proofErr w:type="spellStart"/>
+      <w:r>
+        <w:rPr>
+          <w:rFonts w:ascii="돋움체" w:hAnsi="돋움체" w:cs="돋움체"/>
+          <w:color w:val="000000"/>
+          <w:kern w:val="0"/>
+          <w:sz w:val="19"/>
+          <w:szCs w:val="19"/>
+        </w:rPr>
+        <w:t>javascript</w:t>
+      </w:r>
+      <w:proofErr w:type="gramStart"/>
+      <w:r>
+        <w:rPr>
+          <w:rFonts w:ascii="돋움체" w:hAnsi="돋움체" w:cs="돋움체"/>
+          <w:color w:val="000000"/>
+          <w:kern w:val="0"/>
+          <w:sz w:val="19"/>
+          <w:szCs w:val="19"/>
+        </w:rPr>
+        <w:t>:sendData</w:t>
+      </w:r>
+      <w:proofErr w:type="spellEnd"/>
+      <w:proofErr w:type="gramEnd"/>
+      <w:r>
+        <w:rPr>
+          <w:rFonts w:ascii="돋움체" w:hAnsi="돋움체" w:cs="돋움체"/>
+          <w:color w:val="000000"/>
+          <w:kern w:val="0"/>
+          <w:sz w:val="19"/>
+          <w:szCs w:val="19"/>
+        </w:rPr>
+        <w:t>(</w:t>
       </w:r>
       <w:r>
         <w:rPr>
@@ -24570,6 +28226,7 @@
         </w:rPr>
         <w:t xml:space="preserve"> </w:t>
       </w:r>
+      <w:proofErr w:type="spellStart"/>
       <w:r>
         <w:rPr>
           <w:rFonts w:ascii="돋움체" w:hAnsi="돋움체" w:cs="돋움체"/>
@@ -24580,6 +28237,7 @@
         </w:rPr>
         <w:t>onclick</w:t>
       </w:r>
+      <w:proofErr w:type="spellEnd"/>
       <w:r>
         <w:rPr>
           <w:rFonts w:ascii="돋움체" w:hAnsi="돋움체" w:cs="돋움체"/>
@@ -24590,15 +28248,39 @@
         </w:rPr>
         <w:t>="</w:t>
       </w:r>
-      <w:r>
-        <w:rPr>
-          <w:rFonts w:ascii="돋움체" w:hAnsi="돋움체" w:cs="돋움체"/>
-          <w:color w:val="000000"/>
-          <w:kern w:val="0"/>
-          <w:sz w:val="19"/>
-          <w:szCs w:val="19"/>
-        </w:rPr>
-        <w:t>javascript:sendData(</w:t>
+      <w:proofErr w:type="spellStart"/>
+      <w:r>
+        <w:rPr>
+          <w:rFonts w:ascii="돋움체" w:hAnsi="돋움체" w:cs="돋움체"/>
+          <w:color w:val="000000"/>
+          <w:kern w:val="0"/>
+          <w:sz w:val="19"/>
+          <w:szCs w:val="19"/>
+        </w:rPr>
+        <w:t>javascript</w:t>
+      </w:r>
+      <w:proofErr w:type="gramStart"/>
+      <w:r>
+        <w:rPr>
+          <w:rFonts w:ascii="돋움체" w:hAnsi="돋움체" w:cs="돋움체"/>
+          <w:color w:val="000000"/>
+          <w:kern w:val="0"/>
+          <w:sz w:val="19"/>
+          <w:szCs w:val="19"/>
+        </w:rPr>
+        <w:t>:sendData</w:t>
+      </w:r>
+      <w:proofErr w:type="spellEnd"/>
+      <w:proofErr w:type="gramEnd"/>
+      <w:r>
+        <w:rPr>
+          <w:rFonts w:ascii="돋움체" w:hAnsi="돋움체" w:cs="돋움체"/>
+          <w:color w:val="000000"/>
+          <w:kern w:val="0"/>
+          <w:sz w:val="19"/>
+          <w:szCs w:val="19"/>
+        </w:rPr>
+        <w:t>(</w:t>
       </w:r>
       <w:r>
         <w:rPr>
@@ -24785,6 +28467,7 @@
         </w:rPr>
         <w:t xml:space="preserve"> </w:t>
       </w:r>
+      <w:proofErr w:type="spellStart"/>
       <w:r>
         <w:rPr>
           <w:rFonts w:ascii="돋움체" w:hAnsi="돋움체" w:cs="돋움체"/>
@@ -24795,6 +28478,7 @@
         </w:rPr>
         <w:t>onclick</w:t>
       </w:r>
+      <w:proofErr w:type="spellEnd"/>
       <w:r>
         <w:rPr>
           <w:rFonts w:ascii="돋움체" w:hAnsi="돋움체" w:cs="돋움체"/>
@@ -24805,15 +28489,39 @@
         </w:rPr>
         <w:t>="</w:t>
       </w:r>
-      <w:r>
-        <w:rPr>
-          <w:rFonts w:ascii="돋움체" w:hAnsi="돋움체" w:cs="돋움체"/>
-          <w:color w:val="000000"/>
-          <w:kern w:val="0"/>
-          <w:sz w:val="19"/>
-          <w:szCs w:val="19"/>
-        </w:rPr>
-        <w:t>javascript:sendData(</w:t>
+      <w:proofErr w:type="spellStart"/>
+      <w:r>
+        <w:rPr>
+          <w:rFonts w:ascii="돋움체" w:hAnsi="돋움체" w:cs="돋움체"/>
+          <w:color w:val="000000"/>
+          <w:kern w:val="0"/>
+          <w:sz w:val="19"/>
+          <w:szCs w:val="19"/>
+        </w:rPr>
+        <w:t>javascript</w:t>
+      </w:r>
+      <w:proofErr w:type="gramStart"/>
+      <w:r>
+        <w:rPr>
+          <w:rFonts w:ascii="돋움체" w:hAnsi="돋움체" w:cs="돋움체"/>
+          <w:color w:val="000000"/>
+          <w:kern w:val="0"/>
+          <w:sz w:val="19"/>
+          <w:szCs w:val="19"/>
+        </w:rPr>
+        <w:t>:sendData</w:t>
+      </w:r>
+      <w:proofErr w:type="spellEnd"/>
+      <w:proofErr w:type="gramEnd"/>
+      <w:r>
+        <w:rPr>
+          <w:rFonts w:ascii="돋움체" w:hAnsi="돋움체" w:cs="돋움체"/>
+          <w:color w:val="000000"/>
+          <w:kern w:val="0"/>
+          <w:sz w:val="19"/>
+          <w:szCs w:val="19"/>
+        </w:rPr>
+        <w:t>(</w:t>
       </w:r>
       <w:r>
         <w:rPr>
@@ -27711,7 +31419,7 @@
 </file>
 
 <file path=customXml/itemProps1.xml><?xml version="1.0" encoding="utf-8"?>
-<ds:datastoreItem xmlns:ds="http://schemas.openxmlformats.org/officeDocument/2006/customXml" ds:itemID="{2DEE2811-93F1-4A2B-8641-E1CC0AE16B72}">
+<ds:datastoreItem xmlns:ds="http://schemas.openxmlformats.org/officeDocument/2006/customXml" ds:itemID="{93620E1C-81A3-4C9A-8B89-3DAC8285726E}">
   <ds:schemaRefs>
     <ds:schemaRef ds:uri="http://schemas.openxmlformats.org/officeDocument/2006/bibliography"/>
   </ds:schemaRefs>
